--- a/06-学生侧材料/讲义/6-有机化学/烷烃烯烃炔烃.docx
+++ b/06-学生侧材料/讲义/6-有机化学/烷烃烯烃炔烃.docx
@@ -14927,7 +14927,7 @@
         <w:rPr>
           <w:rFonts w:hint="eastAsia" w:ascii="Times New Roman" w:hAnsi="Times New Roman" w:eastAsia="Times New Roman" w:cs="Times New Roman"/>
         </w:rPr>
-        <w:t>/</w:t>
+        <w:t>/6-</w:t>
       </w:r>
       <w:r>
         <w:rPr>
@@ -18971,7 +18971,7 @@
         <w:t>典型例题</w:t>
       </w:r>
     </w:p>
-    <w:bookmarkStart w:id="23" w:name="例1-烷烃卤代产物分布计算"/>
+    <w:bookmarkStart w:id="23" w:name="例1-烷烃卤代产物分布计算基础"/>
     <w:p>
       <w:pPr>
         <w:pStyle w:val="Heading3"/>
@@ -18999,13 +18999,25 @@
         <w:rPr>
           <w:rFonts w:hint="eastAsia" w:ascii="Times New Roman" w:hAnsi="Times New Roman" w:eastAsia="SimHei" w:cs="Times New Roman"/>
         </w:rPr>
-        <w:t xml:space="preserve">烷烃卤代产物分布计算</w:t>
-      </w:r>
-      <w:r>
-        <w:rPr>
-          <w:rFonts w:ascii="Times New Roman" w:hAnsi="Times New Roman" w:eastAsia="Times New Roman" w:cs="Times New Roman"/>
-        </w:rPr>
-        <w:t xml:space="preserve"> ⭐⭐</w:t>
+        <w:t>烷烃卤代产物分布计算</w:t>
+      </w:r>
+      <w:r>
+        <w:rPr>
+          <w:rFonts w:hint="eastAsia" w:ascii="Times New Roman" w:hAnsi="Times New Roman" w:eastAsia="Times New Roman" w:cs="Times New Roman"/>
+        </w:rPr>
+        <w:t>（</w:t>
+      </w:r>
+      <w:r>
+        <w:rPr>
+          <w:rFonts w:hint="eastAsia" w:ascii="Times New Roman" w:hAnsi="Times New Roman" w:eastAsia="SimHei" w:cs="Times New Roman"/>
+        </w:rPr>
+        <w:t>基础</w:t>
+      </w:r>
+      <w:r>
+        <w:rPr>
+          <w:rFonts w:hint="eastAsia" w:ascii="Times New Roman" w:hAnsi="Times New Roman" w:eastAsia="Times New Roman" w:cs="Times New Roman"/>
+        </w:rPr>
+        <w:t>）</w:t>
       </w:r>
     </w:p>
     <w:p>
@@ -20096,7 +20108,7 @@
       </w:r>
     </w:p>
     <w:bookmarkEnd w:id="23"/>
-    <w:bookmarkStart w:id="24" w:name="例2-烯烃亲电加成的立体化学"/>
+    <w:bookmarkStart w:id="24" w:name="例2-烯烃亲电加成的立体化学进阶"/>
     <w:p>
       <w:pPr>
         <w:pStyle w:val="Heading3"/>
@@ -20124,13 +20136,25 @@
         <w:rPr>
           <w:rFonts w:hint="eastAsia" w:ascii="Times New Roman" w:hAnsi="Times New Roman" w:eastAsia="SimHei" w:cs="Times New Roman"/>
         </w:rPr>
-        <w:t xml:space="preserve">烯烃亲电加成的立体化学</w:t>
-      </w:r>
-      <w:r>
-        <w:rPr>
-          <w:rFonts w:ascii="Times New Roman" w:hAnsi="Times New Roman" w:eastAsia="Times New Roman" w:cs="Times New Roman"/>
-        </w:rPr>
-        <w:t xml:space="preserve"> ⭐⭐⭐</w:t>
+        <w:t>烯烃亲电加成的立体化学</w:t>
+      </w:r>
+      <w:r>
+        <w:rPr>
+          <w:rFonts w:hint="eastAsia" w:ascii="Times New Roman" w:hAnsi="Times New Roman" w:eastAsia="Times New Roman" w:cs="Times New Roman"/>
+        </w:rPr>
+        <w:t>（</w:t>
+      </w:r>
+      <w:r>
+        <w:rPr>
+          <w:rFonts w:hint="eastAsia" w:ascii="Times New Roman" w:hAnsi="Times New Roman" w:eastAsia="SimHei" w:cs="Times New Roman"/>
+        </w:rPr>
+        <w:t>进阶</w:t>
+      </w:r>
+      <w:r>
+        <w:rPr>
+          <w:rFonts w:hint="eastAsia" w:ascii="Times New Roman" w:hAnsi="Times New Roman" w:eastAsia="Times New Roman" w:cs="Times New Roman"/>
+        </w:rPr>
+        <w:t>）</w:t>
       </w:r>
     </w:p>
     <w:p>
@@ -20674,7 +20698,7 @@
       </w:r>
     </w:p>
     <w:bookmarkEnd w:id="24"/>
-    <w:bookmarkStart w:id="25" w:name="例3-炔烃还原与构型"/>
+    <w:bookmarkStart w:id="25" w:name="例3-炔烃还原与构型进阶"/>
     <w:p>
       <w:pPr>
         <w:pStyle w:val="Heading3"/>
@@ -20702,13 +20726,25 @@
         <w:rPr>
           <w:rFonts w:hint="eastAsia" w:ascii="Times New Roman" w:hAnsi="Times New Roman" w:eastAsia="SimHei" w:cs="Times New Roman"/>
         </w:rPr>
-        <w:t xml:space="preserve">炔烃还原与构型</w:t>
-      </w:r>
-      <w:r>
-        <w:rPr>
-          <w:rFonts w:ascii="Times New Roman" w:hAnsi="Times New Roman" w:eastAsia="Times New Roman" w:cs="Times New Roman"/>
-        </w:rPr>
-        <w:t xml:space="preserve"> ⭐⭐⭐</w:t>
+        <w:t>炔烃还原与构型</w:t>
+      </w:r>
+      <w:r>
+        <w:rPr>
+          <w:rFonts w:hint="eastAsia" w:ascii="Times New Roman" w:hAnsi="Times New Roman" w:eastAsia="Times New Roman" w:cs="Times New Roman"/>
+        </w:rPr>
+        <w:t>（</w:t>
+      </w:r>
+      <w:r>
+        <w:rPr>
+          <w:rFonts w:hint="eastAsia" w:ascii="Times New Roman" w:hAnsi="Times New Roman" w:eastAsia="SimHei" w:cs="Times New Roman"/>
+        </w:rPr>
+        <w:t>进阶</w:t>
+      </w:r>
+      <w:r>
+        <w:rPr>
+          <w:rFonts w:hint="eastAsia" w:ascii="Times New Roman" w:hAnsi="Times New Roman" w:eastAsia="Times New Roman" w:cs="Times New Roman"/>
+        </w:rPr>
+        <w:t>）</w:t>
       </w:r>
     </w:p>
     <w:p>
@@ -21407,7 +21443,7 @@
       </w:r>
     </w:p>
     <w:bookmarkEnd w:id="25"/>
-    <w:bookmarkStart w:id="26" w:name="例4-共轭二烯的加成控制"/>
+    <w:bookmarkStart w:id="26" w:name="例4-共轭二烯的加成控制进阶"/>
     <w:p>
       <w:pPr>
         <w:pStyle w:val="Heading3"/>
@@ -21435,13 +21471,25 @@
         <w:rPr>
           <w:rFonts w:hint="eastAsia" w:ascii="Times New Roman" w:hAnsi="Times New Roman" w:eastAsia="SimHei" w:cs="Times New Roman"/>
         </w:rPr>
-        <w:t xml:space="preserve">共轭二烯的加成控制</w:t>
-      </w:r>
-      <w:r>
-        <w:rPr>
-          <w:rFonts w:ascii="Times New Roman" w:hAnsi="Times New Roman" w:eastAsia="Times New Roman" w:cs="Times New Roman"/>
-        </w:rPr>
-        <w:t xml:space="preserve"> ⭐⭐⭐</w:t>
+        <w:t>共轭二烯的加成控制</w:t>
+      </w:r>
+      <w:r>
+        <w:rPr>
+          <w:rFonts w:hint="eastAsia" w:ascii="Times New Roman" w:hAnsi="Times New Roman" w:eastAsia="Times New Roman" w:cs="Times New Roman"/>
+        </w:rPr>
+        <w:t>（</w:t>
+      </w:r>
+      <w:r>
+        <w:rPr>
+          <w:rFonts w:hint="eastAsia" w:ascii="Times New Roman" w:hAnsi="Times New Roman" w:eastAsia="SimHei" w:cs="Times New Roman"/>
+        </w:rPr>
+        <w:t>进阶</w:t>
+      </w:r>
+      <w:r>
+        <w:rPr>
+          <w:rFonts w:hint="eastAsia" w:ascii="Times New Roman" w:hAnsi="Times New Roman" w:eastAsia="Times New Roman" w:cs="Times New Roman"/>
+        </w:rPr>
+        <w:t>）</w:t>
       </w:r>
     </w:p>
     <w:p>
@@ -21876,7 +21924,7 @@
       </w:r>
     </w:p>
     <w:bookmarkEnd w:id="26"/>
-    <w:bookmarkStart w:id="27" w:name="例5-diels-alder-反应的区域选择性"/>
+    <w:bookmarkStart w:id="27" w:name="例5-diels-alder-反应的区域选择性挑战"/>
     <w:p>
       <w:pPr>
         <w:pStyle w:val="Heading3"/>
@@ -21904,13 +21952,25 @@
         <w:rPr>
           <w:rFonts w:hint="eastAsia" w:ascii="Times New Roman" w:hAnsi="Times New Roman" w:eastAsia="SimHei" w:cs="Times New Roman"/>
         </w:rPr>
-        <w:t xml:space="preserve">反应的区域选择性</w:t>
-      </w:r>
-      <w:r>
-        <w:rPr>
-          <w:rFonts w:ascii="Times New Roman" w:hAnsi="Times New Roman" w:eastAsia="Times New Roman" w:cs="Times New Roman"/>
-        </w:rPr>
-        <w:t xml:space="preserve"> ⭐⭐⭐⭐</w:t>
+        <w:t>反应的区域选择性</w:t>
+      </w:r>
+      <w:r>
+        <w:rPr>
+          <w:rFonts w:hint="eastAsia" w:ascii="Times New Roman" w:hAnsi="Times New Roman" w:eastAsia="Times New Roman" w:cs="Times New Roman"/>
+        </w:rPr>
+        <w:t>（</w:t>
+      </w:r>
+      <w:r>
+        <w:rPr>
+          <w:rFonts w:hint="eastAsia" w:ascii="Times New Roman" w:hAnsi="Times New Roman" w:eastAsia="SimHei" w:cs="Times New Roman"/>
+        </w:rPr>
+        <w:t>挑战</w:t>
+      </w:r>
+      <w:r>
+        <w:rPr>
+          <w:rFonts w:hint="eastAsia" w:ascii="Times New Roman" w:hAnsi="Times New Roman" w:eastAsia="Times New Roman" w:cs="Times New Roman"/>
+        </w:rPr>
+        <w:t>）</w:t>
       </w:r>
     </w:p>
     <w:p>
@@ -25003,13 +25063,7 @@
         <w:rPr>
           <w:rFonts w:hint="eastAsia" w:ascii="Times New Roman" w:hAnsi="Times New Roman" w:eastAsia="SimHei" w:cs="Times New Roman"/>
         </w:rPr>
-        <w:t>基础巩固</w:t>
-      </w:r>
-      <w:r>
-        <w:rPr>
-          <w:rFonts w:hint="eastAsia" w:ascii="Times New Roman" w:hAnsi="Times New Roman" w:eastAsia="Times New Roman" w:cs="Times New Roman"/>
-        </w:rPr>
-        <w:t>（⭐）</w:t>
+        <w:t xml:space="preserve">基础巩固</w:t>
       </w:r>
     </w:p>
     <w:p>
@@ -25315,13 +25369,7 @@
         <w:rPr>
           <w:rFonts w:hint="eastAsia" w:ascii="Times New Roman" w:hAnsi="Times New Roman" w:eastAsia="SimHei" w:cs="Times New Roman"/>
         </w:rPr>
-        <w:t>提高训练</w:t>
-      </w:r>
-      <w:r>
-        <w:rPr>
-          <w:rFonts w:hint="eastAsia" w:ascii="Times New Roman" w:hAnsi="Times New Roman" w:eastAsia="Times New Roman" w:cs="Times New Roman"/>
-        </w:rPr>
-        <w:t>（⭐⭐⭐）</w:t>
+        <w:t xml:space="preserve">提高训练</w:t>
       </w:r>
     </w:p>
     <w:p>
@@ -25961,13 +26009,7 @@
         <w:rPr>
           <w:rFonts w:hint="eastAsia" w:ascii="Times New Roman" w:hAnsi="Times New Roman" w:eastAsia="SimHei" w:cs="Times New Roman"/>
         </w:rPr>
-        <w:t>挑战</w:t>
-      </w:r>
-      <w:r>
-        <w:rPr>
-          <w:rFonts w:hint="eastAsia" w:ascii="Times New Roman" w:hAnsi="Times New Roman" w:eastAsia="Times New Roman" w:cs="Times New Roman"/>
-        </w:rPr>
-        <w:t>（⭐⭐⭐⭐⭐）</w:t>
+        <w:t xml:space="preserve">挑战</w:t>
       </w:r>
     </w:p>
     <w:p>
@@ -27662,7 +27704,7 @@
     <ns0:name ns0:val="Verbatim Char"/>
     <ns0:basedOn ns0:val="BodyTextChar"/>
     <ns0:rPr>
-      <ns0:rFonts ns0:ascii="SimSun" ns0:hAnsi="SimSun" ns0:eastAsia="SimSun" ns0:cs="SimSun"/>
+      <ns0:rFonts ns0:ascii="SimSun" ns0:cs="SimSun" ns0:eastAsia="SimSun" ns0:hAnsi="SimSun"/>
       <ns0:b ns0:val="0"/>
       <ns0:sz ns0:val="20"/>
     </ns0:rPr>
@@ -27716,7 +27758,7 @@
       <w:wordWrap w:val="off"/>
     </w:pPr>
     <ns0:rPr>
-      <w:rFonts w:ascii="SimSun" w:hAnsi="SimSun" w:eastAsia="SimSun" w:cs="SimSun"/>
+      <w:rFonts ns0:ascii="SimSun" ns0:hAnsi="SimSun" ns0:eastAsia="SimSun" ns0:cs="SimSun"/>
     </ns0:rPr>
   </w:style>
   <w:style w:type="character" w:customStyle="1" w:styleId="KeywordTok">

--- a/06-学生侧材料/讲义/6-有机化学/烷烃烯烃炔烃.docx
+++ b/06-学生侧材料/讲义/6-有机化学/烷烃烯烃炔烃.docx
@@ -25047,7 +25047,7 @@
         <w:t>练习题</w:t>
       </w:r>
     </w:p>
-    <w:bookmarkStart w:id="33" w:name="基础巩固"/>
+    <w:bookmarkStart w:id="33" w:name="基础巩固4-题"/>
     <w:p>
       <w:pPr>
         <w:pStyle w:val="Heading3"/>
@@ -25063,19 +25063,53 @@
         <w:rPr>
           <w:rFonts w:hint="eastAsia" w:ascii="Times New Roman" w:hAnsi="Times New Roman" w:eastAsia="SimHei" w:cs="Times New Roman"/>
         </w:rPr>
-        <w:t xml:space="preserve">基础巩固</w:t>
+        <w:t>基础巩固</w:t>
+      </w:r>
+      <w:r>
+        <w:rPr>
+          <w:rFonts w:hint="eastAsia" w:ascii="Times New Roman" w:hAnsi="Times New Roman" w:eastAsia="Times New Roman" w:cs="Times New Roman"/>
+        </w:rPr>
+        <w:t>（4</w:t>
+      </w:r>
+      <w:r>
+        <w:rPr>
+          <w:rFonts w:ascii="Times New Roman" w:hAnsi="Times New Roman" w:eastAsia="Times New Roman" w:cs="Times New Roman"/>
+        </w:rPr>
+        <w:t xml:space="preserve"> </w:t>
+      </w:r>
+      <w:r>
+        <w:rPr>
+          <w:rFonts w:hint="eastAsia" w:ascii="Times New Roman" w:hAnsi="Times New Roman" w:eastAsia="SimHei" w:cs="Times New Roman"/>
+        </w:rPr>
+        <w:t>题</w:t>
+      </w:r>
+      <w:r>
+        <w:rPr>
+          <w:rFonts w:hint="eastAsia" w:ascii="Times New Roman" w:hAnsi="Times New Roman" w:eastAsia="Times New Roman" w:cs="Times New Roman"/>
+        </w:rPr>
+        <w:t>）</w:t>
       </w:r>
     </w:p>
     <w:p>
       <w:pPr>
-        <w:pStyle w:val="Compact"/>
-        <w:numPr>
-          <w:ilvl w:val="0"/>
-          <w:numId w:val="1008"/>
-        </w:numPr>
+        <w:pStyle w:val="FirstParagraph"/>
       </w:pPr>
       <w:r>
         <w:rPr>
+          <w:rFonts w:ascii="Times New Roman" w:hAnsi="Times New Roman" w:eastAsia="Times New Roman" w:cs="Times New Roman"/>
+          <w:b/>
+          <w:bCs/>
+        </w:rPr>
+        <w:t xml:space="preserve">1.</w:t>
+      </w:r>
+      <w:r>
+        <w:rPr>
+          <w:rFonts w:ascii="Times New Roman" w:hAnsi="Times New Roman" w:eastAsia="Times New Roman" w:cs="Times New Roman"/>
+        </w:rPr>
+        <w:t xml:space="preserve"> </w:t>
+      </w:r>
+      <w:r>
+        <w:rPr>
           <w:rFonts w:hint="eastAsia" w:ascii="Times New Roman" w:hAnsi="Times New Roman" w:eastAsia="FangSong" w:cs="Times New Roman"/>
         </w:rPr>
         <w:t xml:space="preserve">写出</w:t>
@@ -25116,15 +25150,26 @@
         </w:rPr>
         <w:t>。</w:t>
       </w:r>
-    </w:p>
-    <w:p>
-      <w:pPr>
-        <w:pStyle w:val="Compact"/>
-        <w:numPr>
-          <w:ilvl w:val="0"/>
-          <w:numId w:val="1008"/>
-        </w:numPr>
-      </w:pPr>
+      <w:r>
+        <w:rPr>
+          <w:rFonts w:ascii="Times New Roman" w:hAnsi="Times New Roman" w:eastAsia="Times New Roman" w:cs="Times New Roman"/>
+        </w:rPr>
+        <w:t xml:space="preserve"> </w:t>
+      </w:r>
+      <w:r>
+        <w:rPr>
+          <w:rFonts w:ascii="Times New Roman" w:hAnsi="Times New Roman" w:eastAsia="Times New Roman" w:cs="Times New Roman"/>
+          <w:b/>
+          <w:bCs/>
+        </w:rPr>
+        <w:t xml:space="preserve">2.</w:t>
+      </w:r>
+      <w:r>
+        <w:rPr>
+          <w:rFonts w:ascii="Times New Roman" w:hAnsi="Times New Roman" w:eastAsia="Times New Roman" w:cs="Times New Roman"/>
+        </w:rPr>
+        <w:t xml:space="preserve"> </w:t>
+      </w:r>
       <w:r>
         <w:rPr>
           <w:rFonts w:hint="eastAsia" w:ascii="Times New Roman" w:hAnsi="Times New Roman" w:eastAsia="FangSong" w:cs="Times New Roman"/>
@@ -25194,15 +25239,26 @@
         </w:rPr>
         <w:t>。</w:t>
       </w:r>
-    </w:p>
-    <w:p>
-      <w:pPr>
-        <w:pStyle w:val="Compact"/>
-        <w:numPr>
-          <w:ilvl w:val="0"/>
-          <w:numId w:val="1008"/>
-        </w:numPr>
-      </w:pPr>
+      <w:r>
+        <w:rPr>
+          <w:rFonts w:ascii="Times New Roman" w:hAnsi="Times New Roman" w:eastAsia="Times New Roman" w:cs="Times New Roman"/>
+        </w:rPr>
+        <w:t xml:space="preserve"> </w:t>
+      </w:r>
+      <w:r>
+        <w:rPr>
+          <w:rFonts w:ascii="Times New Roman" w:hAnsi="Times New Roman" w:eastAsia="Times New Roman" w:cs="Times New Roman"/>
+          <w:b/>
+          <w:bCs/>
+        </w:rPr>
+        <w:t xml:space="preserve">3.</w:t>
+      </w:r>
+      <w:r>
+        <w:rPr>
+          <w:rFonts w:ascii="Times New Roman" w:hAnsi="Times New Roman" w:eastAsia="Times New Roman" w:cs="Times New Roman"/>
+        </w:rPr>
+        <w:t xml:space="preserve"> </w:t>
+      </w:r>
       <w:r>
         <w:rPr>
           <w:rFonts w:hint="eastAsia" w:ascii="Times New Roman" w:hAnsi="Times New Roman" w:eastAsia="Times New Roman" w:cs="Times New Roman"/>
@@ -25270,15 +25326,26 @@
         </w:rPr>
         <w:t>？</w:t>
       </w:r>
-    </w:p>
-    <w:p>
-      <w:pPr>
-        <w:pStyle w:val="Compact"/>
-        <w:numPr>
-          <w:ilvl w:val="0"/>
-          <w:numId w:val="1008"/>
-        </w:numPr>
-      </w:pPr>
+      <w:r>
+        <w:rPr>
+          <w:rFonts w:ascii="Times New Roman" w:hAnsi="Times New Roman" w:eastAsia="Times New Roman" w:cs="Times New Roman"/>
+        </w:rPr>
+        <w:t xml:space="preserve"> </w:t>
+      </w:r>
+      <w:r>
+        <w:rPr>
+          <w:rFonts w:ascii="Times New Roman" w:hAnsi="Times New Roman" w:eastAsia="Times New Roman" w:cs="Times New Roman"/>
+          <w:b/>
+          <w:bCs/>
+        </w:rPr>
+        <w:t xml:space="preserve">4.</w:t>
+      </w:r>
+      <w:r>
+        <w:rPr>
+          <w:rFonts w:ascii="Times New Roman" w:hAnsi="Times New Roman" w:eastAsia="Times New Roman" w:cs="Times New Roman"/>
+        </w:rPr>
+        <w:t xml:space="preserve"> </w:t>
+      </w:r>
       <w:r>
         <w:rPr>
           <w:rFonts w:hint="eastAsia" w:ascii="Times New Roman" w:hAnsi="Times New Roman" w:eastAsia="FangSong" w:cs="Times New Roman"/>
@@ -25353,7 +25420,7 @@
       </w:r>
     </w:p>
     <w:bookmarkEnd w:id="33"/>
-    <w:bookmarkStart w:id="34" w:name="提高训练"/>
+    <w:bookmarkStart w:id="34" w:name="提高训练4-题"/>
     <w:p>
       <w:pPr>
         <w:pStyle w:val="Heading3"/>
@@ -25369,19 +25436,53 @@
         <w:rPr>
           <w:rFonts w:hint="eastAsia" w:ascii="Times New Roman" w:hAnsi="Times New Roman" w:eastAsia="SimHei" w:cs="Times New Roman"/>
         </w:rPr>
-        <w:t xml:space="preserve">提高训练</w:t>
+        <w:t>提高训练</w:t>
+      </w:r>
+      <w:r>
+        <w:rPr>
+          <w:rFonts w:hint="eastAsia" w:ascii="Times New Roman" w:hAnsi="Times New Roman" w:eastAsia="Times New Roman" w:cs="Times New Roman"/>
+        </w:rPr>
+        <w:t>（4</w:t>
+      </w:r>
+      <w:r>
+        <w:rPr>
+          <w:rFonts w:ascii="Times New Roman" w:hAnsi="Times New Roman" w:eastAsia="Times New Roman" w:cs="Times New Roman"/>
+        </w:rPr>
+        <w:t xml:space="preserve"> </w:t>
+      </w:r>
+      <w:r>
+        <w:rPr>
+          <w:rFonts w:hint="eastAsia" w:ascii="Times New Roman" w:hAnsi="Times New Roman" w:eastAsia="SimHei" w:cs="Times New Roman"/>
+        </w:rPr>
+        <w:t>题</w:t>
+      </w:r>
+      <w:r>
+        <w:rPr>
+          <w:rFonts w:hint="eastAsia" w:ascii="Times New Roman" w:hAnsi="Times New Roman" w:eastAsia="Times New Roman" w:cs="Times New Roman"/>
+        </w:rPr>
+        <w:t>）</w:t>
       </w:r>
     </w:p>
     <w:p>
       <w:pPr>
-        <w:pStyle w:val="Compact"/>
-        <w:numPr>
-          <w:ilvl w:val="0"/>
-          <w:numId w:val="1009"/>
-        </w:numPr>
+        <w:pStyle w:val="FirstParagraph"/>
       </w:pPr>
       <w:r>
         <w:rPr>
+          <w:rFonts w:ascii="Times New Roman" w:hAnsi="Times New Roman" w:eastAsia="Times New Roman" w:cs="Times New Roman"/>
+          <w:b/>
+          <w:bCs/>
+        </w:rPr>
+        <w:t xml:space="preserve">5.</w:t>
+      </w:r>
+      <w:r>
+        <w:rPr>
+          <w:rFonts w:ascii="Times New Roman" w:hAnsi="Times New Roman" w:eastAsia="Times New Roman" w:cs="Times New Roman"/>
+        </w:rPr>
+        <w:t xml:space="preserve"> </w:t>
+      </w:r>
+      <w:r>
+        <w:rPr>
           <w:rFonts w:hint="eastAsia" w:ascii="Times New Roman" w:hAnsi="Times New Roman" w:eastAsia="FangSong" w:cs="Times New Roman"/>
         </w:rPr>
         <w:t xml:space="preserve">化合物</w:t>
@@ -25761,15 +25862,26 @@
         </w:rPr>
         <w:t xml:space="preserve">1）</w:t>
       </w:r>
-    </w:p>
-    <w:p>
-      <w:pPr>
-        <w:pStyle w:val="Compact"/>
-        <w:numPr>
-          <w:ilvl w:val="0"/>
-          <w:numId w:val="1009"/>
-        </w:numPr>
-      </w:pPr>
+      <w:r>
+        <w:rPr>
+          <w:rFonts w:ascii="Times New Roman" w:hAnsi="Times New Roman" w:eastAsia="Times New Roman" w:cs="Times New Roman"/>
+        </w:rPr>
+        <w:t xml:space="preserve"> </w:t>
+      </w:r>
+      <w:r>
+        <w:rPr>
+          <w:rFonts w:ascii="Times New Roman" w:hAnsi="Times New Roman" w:eastAsia="Times New Roman" w:cs="Times New Roman"/>
+          <w:b/>
+          <w:bCs/>
+        </w:rPr>
+        <w:t xml:space="preserve">6.</w:t>
+      </w:r>
+      <w:r>
+        <w:rPr>
+          <w:rFonts w:ascii="Times New Roman" w:hAnsi="Times New Roman" w:eastAsia="Times New Roman" w:cs="Times New Roman"/>
+        </w:rPr>
+        <w:t xml:space="preserve"> </w:t>
+      </w:r>
       <w:r>
         <w:rPr>
           <w:rFonts w:hint="eastAsia" w:ascii="Times New Roman" w:hAnsi="Times New Roman" w:eastAsia="Times New Roman" w:cs="Times New Roman"/>
@@ -25800,15 +25912,26 @@
         </w:rPr>
         <w:t>。</w:t>
       </w:r>
-    </w:p>
-    <w:p>
-      <w:pPr>
-        <w:pStyle w:val="Compact"/>
-        <w:numPr>
-          <w:ilvl w:val="0"/>
-          <w:numId w:val="1009"/>
-        </w:numPr>
-      </w:pPr>
+      <w:r>
+        <w:rPr>
+          <w:rFonts w:ascii="Times New Roman" w:hAnsi="Times New Roman" w:eastAsia="Times New Roman" w:cs="Times New Roman"/>
+        </w:rPr>
+        <w:t xml:space="preserve"> </w:t>
+      </w:r>
+      <w:r>
+        <w:rPr>
+          <w:rFonts w:ascii="Times New Roman" w:hAnsi="Times New Roman" w:eastAsia="Times New Roman" w:cs="Times New Roman"/>
+          <w:b/>
+          <w:bCs/>
+        </w:rPr>
+        <w:t xml:space="preserve">7.</w:t>
+      </w:r>
+      <w:r>
+        <w:rPr>
+          <w:rFonts w:ascii="Times New Roman" w:hAnsi="Times New Roman" w:eastAsia="Times New Roman" w:cs="Times New Roman"/>
+        </w:rPr>
+        <w:t xml:space="preserve"> </w:t>
+      </w:r>
       <w:r>
         <w:rPr>
           <w:rFonts w:hint="eastAsia" w:ascii="Times New Roman" w:hAnsi="Times New Roman" w:eastAsia="FangSong" w:cs="Times New Roman"/>
@@ -25857,15 +25980,26 @@
         </w:rPr>
         <w:t>。</w:t>
       </w:r>
-    </w:p>
-    <w:p>
-      <w:pPr>
-        <w:pStyle w:val="Compact"/>
-        <w:numPr>
-          <w:ilvl w:val="0"/>
-          <w:numId w:val="1009"/>
-        </w:numPr>
-      </w:pPr>
+      <w:r>
+        <w:rPr>
+          <w:rFonts w:ascii="Times New Roman" w:hAnsi="Times New Roman" w:eastAsia="Times New Roman" w:cs="Times New Roman"/>
+        </w:rPr>
+        <w:t xml:space="preserve"> </w:t>
+      </w:r>
+      <w:r>
+        <w:rPr>
+          <w:rFonts w:ascii="Times New Roman" w:hAnsi="Times New Roman" w:eastAsia="Times New Roman" w:cs="Times New Roman"/>
+          <w:b/>
+          <w:bCs/>
+        </w:rPr>
+        <w:t xml:space="preserve">8.</w:t>
+      </w:r>
+      <w:r>
+        <w:rPr>
+          <w:rFonts w:ascii="Times New Roman" w:hAnsi="Times New Roman" w:eastAsia="Times New Roman" w:cs="Times New Roman"/>
+        </w:rPr>
+        <w:t xml:space="preserve"> </w:t>
+      </w:r>
       <w:r>
         <w:rPr>
           <w:rFonts w:hint="eastAsia" w:ascii="Times New Roman" w:hAnsi="Times New Roman" w:eastAsia="FangSong" w:cs="Times New Roman"/>
@@ -25993,7 +26127,7 @@
       </w:r>
     </w:p>
     <w:bookmarkEnd w:id="34"/>
-    <w:bookmarkStart w:id="35" w:name="挑战"/>
+    <w:bookmarkStart w:id="35" w:name="挑战2-题"/>
     <w:p>
       <w:pPr>
         <w:pStyle w:val="Heading3"/>
@@ -26009,19 +26143,53 @@
         <w:rPr>
           <w:rFonts w:hint="eastAsia" w:ascii="Times New Roman" w:hAnsi="Times New Roman" w:eastAsia="SimHei" w:cs="Times New Roman"/>
         </w:rPr>
-        <w:t xml:space="preserve">挑战</w:t>
+        <w:t>挑战</w:t>
+      </w:r>
+      <w:r>
+        <w:rPr>
+          <w:rFonts w:hint="eastAsia" w:ascii="Times New Roman" w:hAnsi="Times New Roman" w:eastAsia="Times New Roman" w:cs="Times New Roman"/>
+        </w:rPr>
+        <w:t>（2</w:t>
+      </w:r>
+      <w:r>
+        <w:rPr>
+          <w:rFonts w:ascii="Times New Roman" w:hAnsi="Times New Roman" w:eastAsia="Times New Roman" w:cs="Times New Roman"/>
+        </w:rPr>
+        <w:t xml:space="preserve"> </w:t>
+      </w:r>
+      <w:r>
+        <w:rPr>
+          <w:rFonts w:hint="eastAsia" w:ascii="Times New Roman" w:hAnsi="Times New Roman" w:eastAsia="SimHei" w:cs="Times New Roman"/>
+        </w:rPr>
+        <w:t>题</w:t>
+      </w:r>
+      <w:r>
+        <w:rPr>
+          <w:rFonts w:hint="eastAsia" w:ascii="Times New Roman" w:hAnsi="Times New Roman" w:eastAsia="Times New Roman" w:cs="Times New Roman"/>
+        </w:rPr>
+        <w:t>）</w:t>
       </w:r>
     </w:p>
     <w:p>
       <w:pPr>
-        <w:pStyle w:val="Compact"/>
-        <w:numPr>
-          <w:ilvl w:val="0"/>
-          <w:numId w:val="1010"/>
-        </w:numPr>
+        <w:pStyle w:val="FirstParagraph"/>
       </w:pPr>
       <w:r>
         <w:rPr>
+          <w:rFonts w:ascii="Times New Roman" w:hAnsi="Times New Roman" w:eastAsia="Times New Roman" w:cs="Times New Roman"/>
+          <w:b/>
+          <w:bCs/>
+        </w:rPr>
+        <w:t xml:space="preserve">9.</w:t>
+      </w:r>
+      <w:r>
+        <w:rPr>
+          <w:rFonts w:ascii="Times New Roman" w:hAnsi="Times New Roman" w:eastAsia="Times New Roman" w:cs="Times New Roman"/>
+        </w:rPr>
+        <w:t xml:space="preserve"> </w:t>
+      </w:r>
+      <w:r>
+        <w:rPr>
           <w:rFonts w:hint="eastAsia" w:ascii="Times New Roman" w:hAnsi="Times New Roman" w:eastAsia="FangSong" w:cs="Times New Roman"/>
         </w:rPr>
         <w:t>顺</w:t>
@@ -26154,15 +26322,26 @@
         </w:rPr>
         <w:t>。</w:t>
       </w:r>
-    </w:p>
-    <w:p>
-      <w:pPr>
-        <w:pStyle w:val="Compact"/>
-        <w:numPr>
-          <w:ilvl w:val="0"/>
-          <w:numId w:val="1010"/>
-        </w:numPr>
-      </w:pPr>
+      <w:r>
+        <w:rPr>
+          <w:rFonts w:ascii="Times New Roman" w:hAnsi="Times New Roman" w:eastAsia="Times New Roman" w:cs="Times New Roman"/>
+        </w:rPr>
+        <w:t xml:space="preserve"> </w:t>
+      </w:r>
+      <w:r>
+        <w:rPr>
+          <w:rFonts w:ascii="Times New Roman" w:hAnsi="Times New Roman" w:eastAsia="Times New Roman" w:cs="Times New Roman"/>
+          <w:b/>
+          <w:bCs/>
+        </w:rPr>
+        <w:t xml:space="preserve">10.</w:t>
+      </w:r>
+      <w:r>
+        <w:rPr>
+          <w:rFonts w:ascii="Times New Roman" w:hAnsi="Times New Roman" w:eastAsia="Times New Roman" w:cs="Times New Roman"/>
+        </w:rPr>
+        <w:t xml:space="preserve"> </w:t>
+      </w:r>
       <w:r>
         <w:rPr>
           <w:rFonts w:hint="eastAsia" w:ascii="Times New Roman" w:hAnsi="Times New Roman" w:eastAsia="FangSong" w:cs="Times New Roman"/>
@@ -26658,176 +26837,6 @@
       </w:pPr>
     </w:lvl>
   </w:abstractNum>
-  <w:abstractNum w:abstractNumId="99415">
-    <w:nsid w:val="00A99415"/>
-    <w:multiLevelType w:val="multilevel"/>
-    <w:lvl w:ilvl="0">
-      <w:start w:val="5"/>
-      <w:numFmt w:val="decimal"/>
-      <w:lvlText w:val="%1."/>
-      <w:lvlJc w:val="left"/>
-      <w:pPr>
-        <w:ind w:left="720" w:hanging="360"/>
-      </w:pPr>
-    </w:lvl>
-    <w:lvl w:ilvl="1">
-      <w:start w:val="5"/>
-      <w:numFmt w:val="decimal"/>
-      <w:lvlText w:val="%2."/>
-      <w:lvlJc w:val="left"/>
-      <w:pPr>
-        <w:ind w:left="1440" w:hanging="360"/>
-      </w:pPr>
-    </w:lvl>
-    <w:lvl w:ilvl="2">
-      <w:start w:val="5"/>
-      <w:numFmt w:val="decimal"/>
-      <w:lvlText w:val="%3."/>
-      <w:lvlJc w:val="left"/>
-      <w:pPr>
-        <w:ind w:left="2160" w:hanging="360"/>
-      </w:pPr>
-    </w:lvl>
-    <w:lvl w:ilvl="3">
-      <w:start w:val="5"/>
-      <w:numFmt w:val="decimal"/>
-      <w:lvlText w:val="%4."/>
-      <w:lvlJc w:val="left"/>
-      <w:pPr>
-        <w:ind w:left="2880" w:hanging="360"/>
-      </w:pPr>
-    </w:lvl>
-    <w:lvl w:ilvl="4">
-      <w:start w:val="5"/>
-      <w:numFmt w:val="decimal"/>
-      <w:lvlText w:val="%5."/>
-      <w:lvlJc w:val="left"/>
-      <w:pPr>
-        <w:ind w:left="3600" w:hanging="360"/>
-      </w:pPr>
-    </w:lvl>
-    <w:lvl w:ilvl="5">
-      <w:start w:val="5"/>
-      <w:numFmt w:val="decimal"/>
-      <w:lvlText w:val="%6."/>
-      <w:lvlJc w:val="left"/>
-      <w:pPr>
-        <w:ind w:left="4320" w:hanging="360"/>
-      </w:pPr>
-    </w:lvl>
-    <w:lvl w:ilvl="6">
-      <w:start w:val="5"/>
-      <w:numFmt w:val="decimal"/>
-      <w:lvlText w:val="%7."/>
-      <w:lvlJc w:val="left"/>
-      <w:pPr>
-        <w:ind w:left="5040" w:hanging="360"/>
-      </w:pPr>
-    </w:lvl>
-    <w:lvl w:ilvl="7">
-      <w:start w:val="5"/>
-      <w:numFmt w:val="decimal"/>
-      <w:lvlText w:val="%8."/>
-      <w:lvlJc w:val="left"/>
-      <w:pPr>
-        <w:ind w:left="5760" w:hanging="360"/>
-      </w:pPr>
-    </w:lvl>
-    <w:lvl w:ilvl="8">
-      <w:start w:val="5"/>
-      <w:numFmt w:val="decimal"/>
-      <w:lvlText w:val="%9."/>
-      <w:lvlJc w:val="left"/>
-      <w:pPr>
-        <w:ind w:left="6480" w:hanging="360"/>
-      </w:pPr>
-    </w:lvl>
-  </w:abstractNum>
-  <w:abstractNum w:abstractNumId="99419">
-    <w:nsid w:val="00A99419"/>
-    <w:multiLevelType w:val="multilevel"/>
-    <w:lvl w:ilvl="0">
-      <w:start w:val="9"/>
-      <w:numFmt w:val="decimal"/>
-      <w:lvlText w:val="%1."/>
-      <w:lvlJc w:val="left"/>
-      <w:pPr>
-        <w:ind w:left="720" w:hanging="360"/>
-      </w:pPr>
-    </w:lvl>
-    <w:lvl w:ilvl="1">
-      <w:start w:val="9"/>
-      <w:numFmt w:val="decimal"/>
-      <w:lvlText w:val="%2."/>
-      <w:lvlJc w:val="left"/>
-      <w:pPr>
-        <w:ind w:left="1440" w:hanging="360"/>
-      </w:pPr>
-    </w:lvl>
-    <w:lvl w:ilvl="2">
-      <w:start w:val="9"/>
-      <w:numFmt w:val="decimal"/>
-      <w:lvlText w:val="%3."/>
-      <w:lvlJc w:val="left"/>
-      <w:pPr>
-        <w:ind w:left="2160" w:hanging="360"/>
-      </w:pPr>
-    </w:lvl>
-    <w:lvl w:ilvl="3">
-      <w:start w:val="9"/>
-      <w:numFmt w:val="decimal"/>
-      <w:lvlText w:val="%4."/>
-      <w:lvlJc w:val="left"/>
-      <w:pPr>
-        <w:ind w:left="2880" w:hanging="360"/>
-      </w:pPr>
-    </w:lvl>
-    <w:lvl w:ilvl="4">
-      <w:start w:val="9"/>
-      <w:numFmt w:val="decimal"/>
-      <w:lvlText w:val="%5."/>
-      <w:lvlJc w:val="left"/>
-      <w:pPr>
-        <w:ind w:left="3600" w:hanging="360"/>
-      </w:pPr>
-    </w:lvl>
-    <w:lvl w:ilvl="5">
-      <w:start w:val="9"/>
-      <w:numFmt w:val="decimal"/>
-      <w:lvlText w:val="%6."/>
-      <w:lvlJc w:val="left"/>
-      <w:pPr>
-        <w:ind w:left="4320" w:hanging="360"/>
-      </w:pPr>
-    </w:lvl>
-    <w:lvl w:ilvl="6">
-      <w:start w:val="9"/>
-      <w:numFmt w:val="decimal"/>
-      <w:lvlText w:val="%7."/>
-      <w:lvlJc w:val="left"/>
-      <w:pPr>
-        <w:ind w:left="5040" w:hanging="360"/>
-      </w:pPr>
-    </w:lvl>
-    <w:lvl w:ilvl="7">
-      <w:start w:val="9"/>
-      <w:numFmt w:val="decimal"/>
-      <w:lvlText w:val="%8."/>
-      <w:lvlJc w:val="left"/>
-      <w:pPr>
-        <w:ind w:left="5760" w:hanging="360"/>
-      </w:pPr>
-    </w:lvl>
-    <w:lvl w:ilvl="8">
-      <w:start w:val="9"/>
-      <w:numFmt w:val="decimal"/>
-      <w:lvlText w:val="%9."/>
-      <w:lvlJc w:val="left"/>
-      <w:pPr>
-        <w:ind w:left="6480" w:hanging="360"/>
-      </w:pPr>
-    </w:lvl>
-  </w:abstractNum>
   <w:num w:numId="1000">
     <w:abstractNumId w:val="990"/>
   </w:num>
@@ -26932,96 +26941,6 @@
   </w:num>
   <w:num w:numId="1007">
     <w:abstractNumId w:val="991"/>
-  </w:num>
-  <w:num w:numId="1008">
-    <w:abstractNumId w:val="99411"/>
-    <w:lvlOverride w:ilvl="0">
-      <w:startOverride w:val="1"/>
-    </w:lvlOverride>
-    <w:lvlOverride w:ilvl="1">
-      <w:startOverride w:val="1"/>
-    </w:lvlOverride>
-    <w:lvlOverride w:ilvl="2">
-      <w:startOverride w:val="1"/>
-    </w:lvlOverride>
-    <w:lvlOverride w:ilvl="3">
-      <w:startOverride w:val="1"/>
-    </w:lvlOverride>
-    <w:lvlOverride w:ilvl="4">
-      <w:startOverride w:val="1"/>
-    </w:lvlOverride>
-    <w:lvlOverride w:ilvl="5">
-      <w:startOverride w:val="1"/>
-    </w:lvlOverride>
-    <w:lvlOverride w:ilvl="6">
-      <w:startOverride w:val="1"/>
-    </w:lvlOverride>
-    <w:lvlOverride w:ilvl="7">
-      <w:startOverride w:val="1"/>
-    </w:lvlOverride>
-    <w:lvlOverride w:ilvl="8">
-      <w:startOverride w:val="1"/>
-    </w:lvlOverride>
-  </w:num>
-  <w:num w:numId="1009">
-    <w:abstractNumId w:val="99415"/>
-    <w:lvlOverride w:ilvl="0">
-      <w:startOverride w:val="5"/>
-    </w:lvlOverride>
-    <w:lvlOverride w:ilvl="1">
-      <w:startOverride w:val="5"/>
-    </w:lvlOverride>
-    <w:lvlOverride w:ilvl="2">
-      <w:startOverride w:val="5"/>
-    </w:lvlOverride>
-    <w:lvlOverride w:ilvl="3">
-      <w:startOverride w:val="5"/>
-    </w:lvlOverride>
-    <w:lvlOverride w:ilvl="4">
-      <w:startOverride w:val="5"/>
-    </w:lvlOverride>
-    <w:lvlOverride w:ilvl="5">
-      <w:startOverride w:val="5"/>
-    </w:lvlOverride>
-    <w:lvlOverride w:ilvl="6">
-      <w:startOverride w:val="5"/>
-    </w:lvlOverride>
-    <w:lvlOverride w:ilvl="7">
-      <w:startOverride w:val="5"/>
-    </w:lvlOverride>
-    <w:lvlOverride w:ilvl="8">
-      <w:startOverride w:val="5"/>
-    </w:lvlOverride>
-  </w:num>
-  <w:num w:numId="1010">
-    <w:abstractNumId w:val="99419"/>
-    <w:lvlOverride w:ilvl="0">
-      <w:startOverride w:val="9"/>
-    </w:lvlOverride>
-    <w:lvlOverride w:ilvl="1">
-      <w:startOverride w:val="9"/>
-    </w:lvlOverride>
-    <w:lvlOverride w:ilvl="2">
-      <w:startOverride w:val="9"/>
-    </w:lvlOverride>
-    <w:lvlOverride w:ilvl="3">
-      <w:startOverride w:val="9"/>
-    </w:lvlOverride>
-    <w:lvlOverride w:ilvl="4">
-      <w:startOverride w:val="9"/>
-    </w:lvlOverride>
-    <w:lvlOverride w:ilvl="5">
-      <w:startOverride w:val="9"/>
-    </w:lvlOverride>
-    <w:lvlOverride w:ilvl="6">
-      <w:startOverride w:val="9"/>
-    </w:lvlOverride>
-    <w:lvlOverride w:ilvl="7">
-      <w:startOverride w:val="9"/>
-    </w:lvlOverride>
-    <w:lvlOverride w:ilvl="8">
-      <w:startOverride w:val="9"/>
-    </w:lvlOverride>
   </w:num>
 </w:numbering>
 </file>

--- a/06-学生侧材料/讲义/6-有机化学/烷烃烯烃炔烃.docx
+++ b/06-学生侧材料/讲义/6-有机化学/烷烃烯烃炔烃.docx
@@ -212,286 +212,635 @@
     </w:p>
     <w:p>
       <w:pPr>
-        <w:pStyle w:val="Compact"/>
-        <w:numPr>
-          <w:ilvl w:val="0"/>
-          <w:numId w:val="1001"/>
-        </w:numPr>
+        <w:pStyle w:val="BlockText"/>
+        <w:spacing w:after="80"/>
       </w:pPr>
       <w:r>
         <w:rPr>
           <w:rFonts w:hint="eastAsia" w:ascii="Times New Roman" w:hAnsi="Times New Roman" w:eastAsia="FangSong" w:cs="Times New Roman"/>
         </w:rPr>
-        <w:t>能比较烷烃</w:t>
-      </w:r>
-      <w:r>
-        <w:rPr>
-          <w:rFonts w:hint="eastAsia" w:ascii="Times New Roman" w:hAnsi="Times New Roman" w:eastAsia="Times New Roman" w:cs="Times New Roman"/>
-        </w:rPr>
-        <w:t>、</w:t>
-      </w:r>
-      <w:r>
-        <w:rPr>
-          <w:rFonts w:hint="eastAsia" w:ascii="Times New Roman" w:hAnsi="Times New Roman" w:eastAsia="FangSong" w:cs="Times New Roman"/>
-        </w:rPr>
-        <w:t>烯烃</w:t>
-      </w:r>
-      <w:r>
-        <w:rPr>
-          <w:rFonts w:hint="eastAsia" w:ascii="Times New Roman" w:hAnsi="Times New Roman" w:eastAsia="Times New Roman" w:cs="Times New Roman"/>
-        </w:rPr>
-        <w:t>、</w:t>
-      </w:r>
-      <w:r>
-        <w:rPr>
-          <w:rFonts w:hint="eastAsia" w:ascii="Times New Roman" w:hAnsi="Times New Roman" w:eastAsia="FangSong" w:cs="Times New Roman"/>
-        </w:rPr>
-        <w:t>炔烃</w:t>
-      </w:r>
-      <w:r>
-        <w:rPr>
-          <w:rFonts w:hint="eastAsia" w:ascii="Times New Roman" w:hAnsi="Times New Roman" w:eastAsia="Times New Roman" w:cs="Times New Roman"/>
-        </w:rPr>
-        <w:t>、</w:t>
-      </w:r>
-      <w:r>
-        <w:rPr>
-          <w:rFonts w:hint="eastAsia" w:ascii="Times New Roman" w:hAnsi="Times New Roman" w:eastAsia="FangSong" w:cs="Times New Roman"/>
-        </w:rPr>
-        <w:t>二烯烃的分子结构特征</w:t>
-      </w:r>
-      <w:r>
-        <w:rPr>
-          <w:rFonts w:hint="eastAsia" w:ascii="Times New Roman" w:hAnsi="Times New Roman" w:eastAsia="Times New Roman" w:cs="Times New Roman"/>
-        </w:rPr>
-        <w:t>（</w:t>
-      </w:r>
-      <w:r>
-        <w:rPr>
-          <w:rFonts w:hint="eastAsia" w:ascii="Times New Roman" w:hAnsi="Times New Roman" w:eastAsia="FangSong" w:cs="Times New Roman"/>
-        </w:rPr>
-        <w:t>杂化方式</w:t>
-      </w:r>
-      <w:r>
-        <w:rPr>
-          <w:rFonts w:hint="eastAsia" w:ascii="Times New Roman" w:hAnsi="Times New Roman" w:eastAsia="Times New Roman" w:cs="Times New Roman"/>
-        </w:rPr>
-        <w:t>、</w:t>
-      </w:r>
-      <w:r>
-        <w:rPr>
-          <w:rFonts w:hint="eastAsia" w:ascii="Times New Roman" w:hAnsi="Times New Roman" w:eastAsia="FangSong" w:cs="Times New Roman"/>
-        </w:rPr>
-        <w:t>键长</w:t>
-      </w:r>
-      <w:r>
-        <w:rPr>
-          <w:rFonts w:hint="eastAsia" w:ascii="Times New Roman" w:hAnsi="Times New Roman" w:eastAsia="Times New Roman" w:cs="Times New Roman"/>
-        </w:rPr>
-        <w:t>、</w:t>
-      </w:r>
-      <w:r>
-        <w:rPr>
-          <w:rFonts w:hint="eastAsia" w:ascii="Times New Roman" w:hAnsi="Times New Roman" w:eastAsia="FangSong" w:cs="Times New Roman"/>
-        </w:rPr>
-        <w:t>键角</w:t>
-      </w:r>
-      <w:r>
-        <w:rPr>
-          <w:rFonts w:hint="eastAsia" w:ascii="Times New Roman" w:hAnsi="Times New Roman" w:eastAsia="Times New Roman" w:cs="Times New Roman"/>
-        </w:rPr>
-        <w:t>）</w:t>
+        <w:t>对齐考纲</w:t>
+      </w:r>
+      <w:r>
+        <w:rPr>
+          <w:rFonts w:hint="eastAsia" w:ascii="Times New Roman" w:hAnsi="Times New Roman" w:eastAsia="Times New Roman" w:cs="Times New Roman"/>
+        </w:rPr>
+        <w:t>：§23</w:t>
+      </w:r>
+      <w:r>
+        <w:rPr>
+          <w:rFonts w:ascii="Times New Roman" w:hAnsi="Times New Roman" w:eastAsia="Times New Roman" w:cs="Times New Roman"/>
+        </w:rPr>
+        <w:t xml:space="preserve"> </w:t>
+      </w:r>
+      <w:r>
+        <w:rPr>
+          <w:rFonts w:hint="eastAsia" w:ascii="Times New Roman" w:hAnsi="Times New Roman" w:eastAsia="FangSong" w:cs="Times New Roman"/>
+        </w:rPr>
+        <w:t xml:space="preserve">有机物结构的表达</w:t>
+      </w:r>
+      <w:r>
+        <w:rPr>
+          <w:rFonts w:ascii="Times New Roman" w:hAnsi="Times New Roman" w:eastAsia="Times New Roman" w:cs="Times New Roman"/>
+        </w:rPr>
+        <w:t xml:space="preserve"> · §36 </w:t>
+      </w:r>
+      <w:r>
+        <w:rPr>
+          <w:rFonts w:hint="eastAsia" w:ascii="Times New Roman" w:hAnsi="Times New Roman" w:eastAsia="FangSong" w:cs="Times New Roman"/>
+        </w:rPr>
+        <w:t xml:space="preserve">取代反应</w:t>
+      </w:r>
+      <w:r>
+        <w:rPr>
+          <w:rFonts w:ascii="Times New Roman" w:hAnsi="Times New Roman" w:eastAsia="Times New Roman" w:cs="Times New Roman"/>
+        </w:rPr>
+        <w:t xml:space="preserve"> · §37 </w:t>
+      </w:r>
+      <w:r>
+        <w:rPr>
+          <w:rFonts w:hint="eastAsia" w:ascii="Times New Roman" w:hAnsi="Times New Roman" w:eastAsia="FangSong" w:cs="Times New Roman"/>
+        </w:rPr>
+        <w:t xml:space="preserve">加成反应</w:t>
+      </w:r>
+      <w:r>
+        <w:rPr>
+          <w:rFonts w:ascii="Times New Roman" w:hAnsi="Times New Roman" w:eastAsia="Times New Roman" w:cs="Times New Roman"/>
+        </w:rPr>
+        <w:t xml:space="preserve"> · §43 </w:t>
+      </w:r>
+      <w:r>
+        <w:rPr>
+          <w:rFonts w:hint="eastAsia" w:ascii="Times New Roman" w:hAnsi="Times New Roman" w:eastAsia="FangSong" w:cs="Times New Roman"/>
+        </w:rPr>
+        <w:t xml:space="preserve">亲电加成反应</w:t>
+      </w:r>
+      <w:r>
+        <w:rPr>
+          <w:rFonts w:ascii="Times New Roman" w:hAnsi="Times New Roman" w:eastAsia="Times New Roman" w:cs="Times New Roman"/>
+        </w:rPr>
+        <w:t xml:space="preserve"> · §49 </w:t>
+      </w:r>
+      <w:r>
+        <w:rPr>
+          <w:rFonts w:hint="eastAsia" w:ascii="Times New Roman" w:hAnsi="Times New Roman" w:eastAsia="FangSong" w:cs="Times New Roman"/>
+        </w:rPr>
+        <w:t xml:space="preserve">周环反应</w:t>
       </w:r>
     </w:p>
-    <w:p>
-      <w:pPr>
-        <w:pStyle w:val="Compact"/>
-        <w:numPr>
-          <w:ilvl w:val="0"/>
-          <w:numId w:val="1001"/>
-        </w:numPr>
-      </w:pPr>
-      <w:r>
-        <w:rPr>
-          <w:rFonts w:hint="eastAsia" w:ascii="Times New Roman" w:hAnsi="Times New Roman" w:eastAsia="FangSong" w:cs="Times New Roman"/>
-        </w:rPr>
-        <w:t>能写出烷烃卤代反应的自由基链式机理</w:t>
-      </w:r>
-      <w:r>
-        <w:rPr>
-          <w:rFonts w:hint="eastAsia" w:ascii="Times New Roman" w:hAnsi="Times New Roman" w:eastAsia="Times New Roman" w:cs="Times New Roman"/>
-        </w:rPr>
-        <w:t>，</w:t>
-      </w:r>
-      <w:r>
-        <w:rPr>
-          <w:rFonts w:hint="eastAsia" w:ascii="Times New Roman" w:hAnsi="Times New Roman" w:eastAsia="FangSong" w:cs="Times New Roman"/>
-        </w:rPr>
-        <w:t>预测产物分布</w:t>
-      </w:r>
-      <w:r>
-        <w:rPr>
-          <w:rFonts w:hint="eastAsia" w:ascii="Times New Roman" w:hAnsi="Times New Roman" w:eastAsia="Times New Roman" w:cs="Times New Roman"/>
-        </w:rPr>
-        <w:t>（</w:t>
-      </w:r>
-      <w:r>
-        <w:rPr>
-          <w:rFonts w:hint="eastAsia" w:ascii="Times New Roman" w:hAnsi="Times New Roman" w:eastAsia="FangSong" w:cs="Times New Roman"/>
-        </w:rPr>
-        <w:t>选择性</w:t>
-      </w:r>
-      <w:r>
-        <w:rPr>
-          <w:rFonts w:hint="eastAsia" w:ascii="Times New Roman" w:hAnsi="Times New Roman" w:eastAsia="Times New Roman" w:cs="Times New Roman"/>
-        </w:rPr>
-        <w:t>）</w:t>
-      </w:r>
-    </w:p>
-    <w:p>
-      <w:pPr>
-        <w:pStyle w:val="Compact"/>
-        <w:numPr>
-          <w:ilvl w:val="0"/>
-          <w:numId w:val="1001"/>
-        </w:numPr>
-      </w:pPr>
-      <w:r>
-        <w:rPr>
-          <w:rFonts w:hint="eastAsia" w:ascii="Times New Roman" w:hAnsi="Times New Roman" w:eastAsia="FangSong" w:cs="Times New Roman"/>
-        </w:rPr>
-        <w:t>能画出烯烃亲电加成反应的机理箭头</w:t>
-      </w:r>
-      <w:r>
-        <w:rPr>
-          <w:rFonts w:hint="eastAsia" w:ascii="Times New Roman" w:hAnsi="Times New Roman" w:eastAsia="Times New Roman" w:cs="Times New Roman"/>
-        </w:rPr>
-        <w:t>，</w:t>
-      </w:r>
-      <w:r>
-        <w:rPr>
-          <w:rFonts w:hint="eastAsia" w:ascii="Times New Roman" w:hAnsi="Times New Roman" w:eastAsia="FangSong" w:cs="Times New Roman"/>
-        </w:rPr>
-        <w:t>判断马氏</w:t>
-      </w:r>
-      <w:r>
-        <w:rPr>
-          <w:rFonts w:hint="eastAsia" w:ascii="Times New Roman" w:hAnsi="Times New Roman" w:eastAsia="Times New Roman" w:cs="Times New Roman"/>
-        </w:rPr>
-        <w:t>/</w:t>
-      </w:r>
-      <w:r>
-        <w:rPr>
-          <w:rFonts w:hint="eastAsia" w:ascii="Times New Roman" w:hAnsi="Times New Roman" w:eastAsia="FangSong" w:cs="Times New Roman"/>
-        </w:rPr>
-        <w:t>反马氏规则的适用条件</w:t>
-      </w:r>
-    </w:p>
-    <w:p>
-      <w:pPr>
-        <w:pStyle w:val="Compact"/>
-        <w:numPr>
-          <w:ilvl w:val="0"/>
-          <w:numId w:val="1001"/>
-        </w:numPr>
-      </w:pPr>
-      <w:r>
-        <w:rPr>
-          <w:rFonts w:hint="eastAsia" w:ascii="Times New Roman" w:hAnsi="Times New Roman" w:eastAsia="FangSong" w:cs="Times New Roman"/>
-        </w:rPr>
-        <w:t>能分析共轭二烯的</w:t>
-      </w:r>
-      <w:r>
-        <w:rPr>
-          <w:rFonts w:hint="eastAsia" w:ascii="Times New Roman" w:hAnsi="Times New Roman" w:eastAsia="Times New Roman" w:cs="Times New Roman"/>
-        </w:rPr>
-        <w:t>1,2-</w:t>
-      </w:r>
-      <w:r>
-        <w:rPr>
-          <w:rFonts w:hint="eastAsia" w:ascii="Times New Roman" w:hAnsi="Times New Roman" w:eastAsia="FangSong" w:cs="Times New Roman"/>
-        </w:rPr>
-        <w:t>与</w:t>
-      </w:r>
-      <w:r>
-        <w:rPr>
-          <w:rFonts w:hint="eastAsia" w:ascii="Times New Roman" w:hAnsi="Times New Roman" w:eastAsia="Times New Roman" w:cs="Times New Roman"/>
-        </w:rPr>
-        <w:t>1,4-</w:t>
-      </w:r>
-      <w:r>
-        <w:rPr>
-          <w:rFonts w:hint="eastAsia" w:ascii="Times New Roman" w:hAnsi="Times New Roman" w:eastAsia="FangSong" w:cs="Times New Roman"/>
-        </w:rPr>
-        <w:t>加成产物</w:t>
-      </w:r>
-      <w:r>
-        <w:rPr>
-          <w:rFonts w:hint="eastAsia" w:ascii="Times New Roman" w:hAnsi="Times New Roman" w:eastAsia="Times New Roman" w:cs="Times New Roman"/>
-        </w:rPr>
-        <w:t>，</w:t>
-      </w:r>
-      <w:r>
-        <w:rPr>
-          <w:rFonts w:hint="eastAsia" w:ascii="Times New Roman" w:hAnsi="Times New Roman" w:eastAsia="FangSong" w:cs="Times New Roman"/>
-        </w:rPr>
-        <w:t>区分动力学控制与热力学控制</w:t>
-      </w:r>
-    </w:p>
-    <w:p>
-      <w:pPr>
-        <w:pStyle w:val="Compact"/>
-        <w:numPr>
-          <w:ilvl w:val="0"/>
-          <w:numId w:val="1001"/>
-        </w:numPr>
-      </w:pPr>
-      <w:r>
-        <w:rPr>
-          <w:rFonts w:hint="eastAsia" w:ascii="Times New Roman" w:hAnsi="Times New Roman" w:eastAsia="FangSong" w:cs="Times New Roman"/>
-        </w:rPr>
-        <w:t>能画出</w:t>
-      </w:r>
-      <w:r>
-        <w:rPr>
-          <w:rFonts w:hint="eastAsia" w:ascii="Times New Roman" w:hAnsi="Times New Roman" w:eastAsia="Times New Roman" w:cs="Times New Roman"/>
-        </w:rPr>
-        <w:t>Diels-Alder</w:t>
-      </w:r>
-      <w:r>
-        <w:rPr>
-          <w:rFonts w:hint="eastAsia" w:ascii="Times New Roman" w:hAnsi="Times New Roman" w:eastAsia="FangSong" w:cs="Times New Roman"/>
-        </w:rPr>
-        <w:t>反应的轨道叠加图并判断区域</w:t>
-      </w:r>
-      <w:r>
-        <w:rPr>
-          <w:rFonts w:hint="eastAsia" w:ascii="Times New Roman" w:hAnsi="Times New Roman" w:eastAsia="Times New Roman" w:cs="Times New Roman"/>
-        </w:rPr>
-        <w:t>/</w:t>
-      </w:r>
-      <w:r>
-        <w:rPr>
-          <w:rFonts w:hint="eastAsia" w:ascii="Times New Roman" w:hAnsi="Times New Roman" w:eastAsia="FangSong" w:cs="Times New Roman"/>
-        </w:rPr>
-        <w:t>立体选择性</w:t>
-      </w:r>
-    </w:p>
-    <w:p>
-      <w:pPr>
-        <w:pStyle w:val="Compact"/>
-        <w:numPr>
-          <w:ilvl w:val="0"/>
-          <w:numId w:val="1001"/>
-        </w:numPr>
-      </w:pPr>
-      <w:r>
-        <w:rPr>
-          <w:rFonts w:hint="eastAsia" w:ascii="Times New Roman" w:hAnsi="Times New Roman" w:eastAsia="FangSong" w:cs="Times New Roman"/>
-        </w:rPr>
-        <w:t xml:space="preserve">能利用炔烃末端氢的酸性进行碳链增长</w:t>
-      </w:r>
-    </w:p>
+    <w:tbl>
+      <w:tblPr>
+        <w:tblStyle w:val="Table"/>
+        <w:tblW w:type="pct" w:w="5000"/>
+        <w:tblLayout w:type="fixed"/>
+        <w:tblLook w:firstRow="1" w:lastRow="0" w:firstColumn="0" w:lastColumn="0" w:noHBand="0" w:noVBand="0" w:val="0020"/>
+      </w:tblPr>
+      <w:tblGrid>
+        <w:gridCol w:w="3960"/>
+        <w:gridCol w:w="3960"/>
+      </w:tblGrid>
+      <w:tr>
+        <w:trPr>
+          <w:tblHeader w:val="on"/>
+        </w:trPr>
+        <w:tc>
+          <w:tcPr/>
+          <w:p>
+            <w:pPr>
+              <w:pStyle w:val="Compact"/>
+              <w:jc w:val="center"/>
+            </w:pPr>
+            <w:r>
+              <w:rPr>
+                <w:rFonts w:hint="eastAsia" w:ascii="Times New Roman" w:hAnsi="Times New Roman" w:eastAsia="SimHei" w:cs="Times New Roman"/>
+                <w:b/>
+              </w:rPr>
+              <w:t xml:space="preserve">考纲条目</w:t>
+            </w:r>
+          </w:p>
+        </w:tc>
+        <w:tc>
+          <w:tcPr/>
+          <w:p>
+            <w:pPr>
+              <w:pStyle w:val="Compact"/>
+              <w:jc w:val="center"/>
+            </w:pPr>
+            <w:r>
+              <w:rPr>
+                <w:rFonts w:hint="eastAsia" w:ascii="Times New Roman" w:hAnsi="Times New Roman" w:eastAsia="SimHei" w:cs="Times New Roman"/>
+                <w:b/>
+              </w:rPr>
+              <w:t xml:space="preserve">学完本讲你应能</w:t>
+            </w:r>
+          </w:p>
+        </w:tc>
+      </w:tr>
+      <w:tr>
+        <w:tc>
+          <w:tcPr/>
+          <w:p>
+            <w:pPr>
+              <w:pStyle w:val="Compact"/>
+              <w:jc w:val="center"/>
+            </w:pPr>
+            <w:r>
+              <w:rPr>
+                <w:rFonts w:ascii="Times New Roman" w:hAnsi="Times New Roman" w:eastAsia="Times New Roman" w:cs="Times New Roman"/>
+              </w:rPr>
+              <w:t xml:space="preserve">§23 </w:t>
+            </w:r>
+            <w:r>
+              <w:rPr>
+                <w:rFonts w:hint="eastAsia" w:ascii="Times New Roman" w:hAnsi="Times New Roman" w:eastAsia="FangSong" w:cs="Times New Roman"/>
+              </w:rPr>
+              <w:t xml:space="preserve">有机物结构的表达</w:t>
+            </w:r>
+            <w:r>
+              <w:rPr>
+                <w:rFonts w:ascii="Times New Roman" w:hAnsi="Times New Roman" w:eastAsia="Times New Roman" w:cs="Times New Roman"/>
+              </w:rPr>
+              <w:t xml:space="preserve"> · </w:t>
+            </w:r>
+            <w:r>
+              <w:rPr>
+                <w:rFonts w:hint="eastAsia" w:ascii="Times New Roman" w:hAnsi="Times New Roman" w:eastAsia="FangSong" w:cs="Times New Roman"/>
+              </w:rPr>
+              <w:t xml:space="preserve">杂化与键参数比较</w:t>
+            </w:r>
+          </w:p>
+        </w:tc>
+        <w:tc>
+          <w:tcPr/>
+          <w:p>
+            <w:pPr>
+              <w:pStyle w:val="Compact"/>
+              <w:jc w:val="center"/>
+            </w:pPr>
+            <w:r>
+              <w:rPr>
+                <w:rFonts w:hint="eastAsia" w:ascii="Times New Roman" w:hAnsi="Times New Roman" w:eastAsia="FangSong" w:cs="Times New Roman"/>
+              </w:rPr>
+              <w:t>能比较烷烃</w:t>
+            </w:r>
+            <w:r>
+              <w:rPr>
+                <w:rFonts w:hint="eastAsia" w:ascii="Times New Roman" w:hAnsi="Times New Roman" w:eastAsia="Times New Roman" w:cs="Times New Roman"/>
+              </w:rPr>
+              <w:t>、</w:t>
+            </w:r>
+            <w:r>
+              <w:rPr>
+                <w:rFonts w:hint="eastAsia" w:ascii="Times New Roman" w:hAnsi="Times New Roman" w:eastAsia="FangSong" w:cs="Times New Roman"/>
+              </w:rPr>
+              <w:t>烯烃</w:t>
+            </w:r>
+            <w:r>
+              <w:rPr>
+                <w:rFonts w:hint="eastAsia" w:ascii="Times New Roman" w:hAnsi="Times New Roman" w:eastAsia="Times New Roman" w:cs="Times New Roman"/>
+              </w:rPr>
+              <w:t>、</w:t>
+            </w:r>
+            <w:r>
+              <w:rPr>
+                <w:rFonts w:hint="eastAsia" w:ascii="Times New Roman" w:hAnsi="Times New Roman" w:eastAsia="FangSong" w:cs="Times New Roman"/>
+              </w:rPr>
+              <w:t>炔烃</w:t>
+            </w:r>
+            <w:r>
+              <w:rPr>
+                <w:rFonts w:hint="eastAsia" w:ascii="Times New Roman" w:hAnsi="Times New Roman" w:eastAsia="Times New Roman" w:cs="Times New Roman"/>
+              </w:rPr>
+              <w:t>、</w:t>
+            </w:r>
+            <w:r>
+              <w:rPr>
+                <w:rFonts w:hint="eastAsia" w:ascii="Times New Roman" w:hAnsi="Times New Roman" w:eastAsia="FangSong" w:cs="Times New Roman"/>
+              </w:rPr>
+              <w:t>二烯烃的分子结构特征</w:t>
+            </w:r>
+            <w:r>
+              <w:rPr>
+                <w:rFonts w:hint="eastAsia" w:ascii="Times New Roman" w:hAnsi="Times New Roman" w:eastAsia="Times New Roman" w:cs="Times New Roman"/>
+              </w:rPr>
+              <w:t>（</w:t>
+            </w:r>
+            <w:r>
+              <w:rPr>
+                <w:rFonts w:hint="eastAsia" w:ascii="Times New Roman" w:hAnsi="Times New Roman" w:eastAsia="FangSong" w:cs="Times New Roman"/>
+              </w:rPr>
+              <w:t>杂化方式</w:t>
+            </w:r>
+            <w:r>
+              <w:rPr>
+                <w:rFonts w:hint="eastAsia" w:ascii="Times New Roman" w:hAnsi="Times New Roman" w:eastAsia="Times New Roman" w:cs="Times New Roman"/>
+              </w:rPr>
+              <w:t>、</w:t>
+            </w:r>
+            <w:r>
+              <w:rPr>
+                <w:rFonts w:hint="eastAsia" w:ascii="Times New Roman" w:hAnsi="Times New Roman" w:eastAsia="FangSong" w:cs="Times New Roman"/>
+              </w:rPr>
+              <w:t>键长</w:t>
+            </w:r>
+            <w:r>
+              <w:rPr>
+                <w:rFonts w:hint="eastAsia" w:ascii="Times New Roman" w:hAnsi="Times New Roman" w:eastAsia="Times New Roman" w:cs="Times New Roman"/>
+              </w:rPr>
+              <w:t>、</w:t>
+            </w:r>
+            <w:r>
+              <w:rPr>
+                <w:rFonts w:hint="eastAsia" w:ascii="Times New Roman" w:hAnsi="Times New Roman" w:eastAsia="FangSong" w:cs="Times New Roman"/>
+              </w:rPr>
+              <w:t>键角</w:t>
+            </w:r>
+            <w:r>
+              <w:rPr>
+                <w:rFonts w:hint="eastAsia" w:ascii="Times New Roman" w:hAnsi="Times New Roman" w:eastAsia="Times New Roman" w:cs="Times New Roman"/>
+              </w:rPr>
+              <w:t>）</w:t>
+            </w:r>
+          </w:p>
+        </w:tc>
+      </w:tr>
+      <w:tr>
+        <w:tc>
+          <w:tcPr/>
+          <w:p>
+            <w:pPr>
+              <w:pStyle w:val="Compact"/>
+              <w:jc w:val="center"/>
+            </w:pPr>
+            <w:r>
+              <w:rPr>
+                <w:rFonts w:ascii="Times New Roman" w:hAnsi="Times New Roman" w:eastAsia="Times New Roman" w:cs="Times New Roman"/>
+              </w:rPr>
+              <w:t xml:space="preserve">§36 </w:t>
+            </w:r>
+            <w:r>
+              <w:rPr>
+                <w:rFonts w:hint="eastAsia" w:ascii="Times New Roman" w:hAnsi="Times New Roman" w:eastAsia="FangSong" w:cs="Times New Roman"/>
+              </w:rPr>
+              <w:t xml:space="preserve">取代反应</w:t>
+            </w:r>
+            <w:r>
+              <w:rPr>
+                <w:rFonts w:ascii="Times New Roman" w:hAnsi="Times New Roman" w:eastAsia="Times New Roman" w:cs="Times New Roman"/>
+              </w:rPr>
+              <w:t xml:space="preserve"> · </w:t>
+            </w:r>
+            <w:r>
+              <w:rPr>
+                <w:rFonts w:hint="eastAsia" w:ascii="Times New Roman" w:hAnsi="Times New Roman" w:eastAsia="FangSong" w:cs="Times New Roman"/>
+              </w:rPr>
+              <w:t xml:space="preserve">烷烃自由基卤代</w:t>
+            </w:r>
+          </w:p>
+        </w:tc>
+        <w:tc>
+          <w:tcPr/>
+          <w:p>
+            <w:pPr>
+              <w:pStyle w:val="Compact"/>
+              <w:jc w:val="center"/>
+            </w:pPr>
+            <w:r>
+              <w:rPr>
+                <w:rFonts w:hint="eastAsia" w:ascii="Times New Roman" w:hAnsi="Times New Roman" w:eastAsia="FangSong" w:cs="Times New Roman"/>
+              </w:rPr>
+              <w:t>能写出烷烃卤代反应的自由基链式机理</w:t>
+            </w:r>
+            <w:r>
+              <w:rPr>
+                <w:rFonts w:hint="eastAsia" w:ascii="Times New Roman" w:hAnsi="Times New Roman" w:eastAsia="Times New Roman" w:cs="Times New Roman"/>
+              </w:rPr>
+              <w:t>，</w:t>
+            </w:r>
+            <w:r>
+              <w:rPr>
+                <w:rFonts w:hint="eastAsia" w:ascii="Times New Roman" w:hAnsi="Times New Roman" w:eastAsia="FangSong" w:cs="Times New Roman"/>
+              </w:rPr>
+              <w:t>预测产物分布</w:t>
+            </w:r>
+            <w:r>
+              <w:rPr>
+                <w:rFonts w:hint="eastAsia" w:ascii="Times New Roman" w:hAnsi="Times New Roman" w:eastAsia="Times New Roman" w:cs="Times New Roman"/>
+              </w:rPr>
+              <w:t>（</w:t>
+            </w:r>
+            <w:r>
+              <w:rPr>
+                <w:rFonts w:hint="eastAsia" w:ascii="Times New Roman" w:hAnsi="Times New Roman" w:eastAsia="FangSong" w:cs="Times New Roman"/>
+              </w:rPr>
+              <w:t>选择性</w:t>
+            </w:r>
+            <w:r>
+              <w:rPr>
+                <w:rFonts w:hint="eastAsia" w:ascii="Times New Roman" w:hAnsi="Times New Roman" w:eastAsia="Times New Roman" w:cs="Times New Roman"/>
+              </w:rPr>
+              <w:t>）</w:t>
+            </w:r>
+          </w:p>
+        </w:tc>
+      </w:tr>
+      <w:tr>
+        <w:tc>
+          <w:tcPr/>
+          <w:p>
+            <w:pPr>
+              <w:pStyle w:val="Compact"/>
+              <w:jc w:val="center"/>
+            </w:pPr>
+            <w:r>
+              <w:rPr>
+                <w:rFonts w:ascii="Times New Roman" w:hAnsi="Times New Roman" w:eastAsia="Times New Roman" w:cs="Times New Roman"/>
+              </w:rPr>
+              <w:t xml:space="preserve">§37 </w:t>
+            </w:r>
+            <w:r>
+              <w:rPr>
+                <w:rFonts w:hint="eastAsia" w:ascii="Times New Roman" w:hAnsi="Times New Roman" w:eastAsia="FangSong" w:cs="Times New Roman"/>
+              </w:rPr>
+              <w:t xml:space="preserve">加成反应</w:t>
+            </w:r>
+            <w:r>
+              <w:rPr>
+                <w:rFonts w:ascii="Times New Roman" w:hAnsi="Times New Roman" w:eastAsia="Times New Roman" w:cs="Times New Roman"/>
+              </w:rPr>
+              <w:t xml:space="preserve"> · </w:t>
+            </w:r>
+            <w:r>
+              <w:rPr>
+                <w:rFonts w:hint="eastAsia" w:ascii="Times New Roman" w:hAnsi="Times New Roman" w:eastAsia="FangSong" w:cs="Times New Roman"/>
+              </w:rPr>
+              <w:t xml:space="preserve">炔烃酸性与碳链增长</w:t>
+            </w:r>
+          </w:p>
+        </w:tc>
+        <w:tc>
+          <w:tcPr/>
+          <w:p>
+            <w:pPr>
+              <w:pStyle w:val="Compact"/>
+              <w:jc w:val="center"/>
+            </w:pPr>
+            <w:r>
+              <w:rPr>
+                <w:rFonts w:hint="eastAsia" w:ascii="Times New Roman" w:hAnsi="Times New Roman" w:eastAsia="FangSong" w:cs="Times New Roman"/>
+              </w:rPr>
+              <w:t xml:space="preserve">能利用炔烃末端氢的酸性进行碳链增长</w:t>
+            </w:r>
+          </w:p>
+        </w:tc>
+      </w:tr>
+      <w:tr>
+        <w:tc>
+          <w:tcPr/>
+          <w:p>
+            <w:pPr>
+              <w:pStyle w:val="Compact"/>
+              <w:jc w:val="center"/>
+            </w:pPr>
+            <w:r>
+              <w:rPr>
+                <w:rFonts w:ascii="Times New Roman" w:hAnsi="Times New Roman" w:eastAsia="Times New Roman" w:cs="Times New Roman"/>
+              </w:rPr>
+              <w:t xml:space="preserve">§43 </w:t>
+            </w:r>
+            <w:r>
+              <w:rPr>
+                <w:rFonts w:hint="eastAsia" w:ascii="Times New Roman" w:hAnsi="Times New Roman" w:eastAsia="FangSong" w:cs="Times New Roman"/>
+              </w:rPr>
+              <w:t xml:space="preserve">亲电加成反应</w:t>
+            </w:r>
+            <w:r>
+              <w:rPr>
+                <w:rFonts w:ascii="Times New Roman" w:hAnsi="Times New Roman" w:eastAsia="Times New Roman" w:cs="Times New Roman"/>
+              </w:rPr>
+              <w:t xml:space="preserve"> · </w:t>
+            </w:r>
+            <w:r>
+              <w:rPr>
+                <w:rFonts w:hint="eastAsia" w:ascii="Times New Roman" w:hAnsi="Times New Roman" w:eastAsia="FangSong" w:cs="Times New Roman"/>
+              </w:rPr>
+              <w:t xml:space="preserve">烯烃亲电加成机理</w:t>
+            </w:r>
+          </w:p>
+        </w:tc>
+        <w:tc>
+          <w:tcPr/>
+          <w:p>
+            <w:pPr>
+              <w:pStyle w:val="Compact"/>
+              <w:jc w:val="center"/>
+            </w:pPr>
+            <w:r>
+              <w:rPr>
+                <w:rFonts w:hint="eastAsia" w:ascii="Times New Roman" w:hAnsi="Times New Roman" w:eastAsia="FangSong" w:cs="Times New Roman"/>
+              </w:rPr>
+              <w:t>能画出烯烃亲电加成反应的机理箭头</w:t>
+            </w:r>
+            <w:r>
+              <w:rPr>
+                <w:rFonts w:hint="eastAsia" w:ascii="Times New Roman" w:hAnsi="Times New Roman" w:eastAsia="Times New Roman" w:cs="Times New Roman"/>
+              </w:rPr>
+              <w:t>，</w:t>
+            </w:r>
+            <w:r>
+              <w:rPr>
+                <w:rFonts w:hint="eastAsia" w:ascii="Times New Roman" w:hAnsi="Times New Roman" w:eastAsia="FangSong" w:cs="Times New Roman"/>
+              </w:rPr>
+              <w:t>判断马氏</w:t>
+            </w:r>
+            <w:r>
+              <w:rPr>
+                <w:rFonts w:hint="eastAsia" w:ascii="Times New Roman" w:hAnsi="Times New Roman" w:eastAsia="Times New Roman" w:cs="Times New Roman"/>
+              </w:rPr>
+              <w:t>/</w:t>
+            </w:r>
+            <w:r>
+              <w:rPr>
+                <w:rFonts w:hint="eastAsia" w:ascii="Times New Roman" w:hAnsi="Times New Roman" w:eastAsia="FangSong" w:cs="Times New Roman"/>
+              </w:rPr>
+              <w:t>反马氏规则的适用条件</w:t>
+            </w:r>
+          </w:p>
+        </w:tc>
+      </w:tr>
+      <w:tr>
+        <w:tc>
+          <w:tcPr/>
+          <w:p>
+            <w:pPr>
+              <w:pStyle w:val="Compact"/>
+              <w:jc w:val="center"/>
+            </w:pPr>
+            <w:r>
+              <w:rPr>
+                <w:rFonts w:ascii="Times New Roman" w:hAnsi="Times New Roman" w:eastAsia="Times New Roman" w:cs="Times New Roman"/>
+              </w:rPr>
+              <w:t xml:space="preserve">§43 </w:t>
+            </w:r>
+            <w:r>
+              <w:rPr>
+                <w:rFonts w:hint="eastAsia" w:ascii="Times New Roman" w:hAnsi="Times New Roman" w:eastAsia="FangSong" w:cs="Times New Roman"/>
+              </w:rPr>
+              <w:t xml:space="preserve">亲电加成反应</w:t>
+            </w:r>
+            <w:r>
+              <w:rPr>
+                <w:rFonts w:ascii="Times New Roman" w:hAnsi="Times New Roman" w:eastAsia="Times New Roman" w:cs="Times New Roman"/>
+              </w:rPr>
+              <w:t xml:space="preserve"> · </w:t>
+            </w:r>
+            <w:r>
+              <w:rPr>
+                <w:rFonts w:hint="eastAsia" w:ascii="Times New Roman" w:hAnsi="Times New Roman" w:eastAsia="FangSong" w:cs="Times New Roman"/>
+              </w:rPr>
+              <w:t xml:space="preserve">共轭二烯</w:t>
+            </w:r>
+            <w:r>
+              <w:rPr>
+                <w:rFonts w:ascii="Times New Roman" w:hAnsi="Times New Roman" w:eastAsia="Times New Roman" w:cs="Times New Roman"/>
+              </w:rPr>
+              <w:t xml:space="preserve"> 1,2-/1,4- </w:t>
+            </w:r>
+            <w:r>
+              <w:rPr>
+                <w:rFonts w:hint="eastAsia" w:ascii="Times New Roman" w:hAnsi="Times New Roman" w:eastAsia="FangSong" w:cs="Times New Roman"/>
+              </w:rPr>
+              <w:t xml:space="preserve">控制</w:t>
+            </w:r>
+          </w:p>
+        </w:tc>
+        <w:tc>
+          <w:tcPr/>
+          <w:p>
+            <w:pPr>
+              <w:pStyle w:val="Compact"/>
+              <w:jc w:val="center"/>
+            </w:pPr>
+            <w:r>
+              <w:rPr>
+                <w:rFonts w:hint="eastAsia" w:ascii="Times New Roman" w:hAnsi="Times New Roman" w:eastAsia="FangSong" w:cs="Times New Roman"/>
+              </w:rPr>
+              <w:t>能分析共轭二烯的</w:t>
+            </w:r>
+            <w:r>
+              <w:rPr>
+                <w:rFonts w:hint="eastAsia" w:ascii="Times New Roman" w:hAnsi="Times New Roman" w:eastAsia="Times New Roman" w:cs="Times New Roman"/>
+              </w:rPr>
+              <w:t>1,2-</w:t>
+            </w:r>
+            <w:r>
+              <w:rPr>
+                <w:rFonts w:hint="eastAsia" w:ascii="Times New Roman" w:hAnsi="Times New Roman" w:eastAsia="FangSong" w:cs="Times New Roman"/>
+              </w:rPr>
+              <w:t>与</w:t>
+            </w:r>
+            <w:r>
+              <w:rPr>
+                <w:rFonts w:hint="eastAsia" w:ascii="Times New Roman" w:hAnsi="Times New Roman" w:eastAsia="Times New Roman" w:cs="Times New Roman"/>
+              </w:rPr>
+              <w:t>1,4-</w:t>
+            </w:r>
+            <w:r>
+              <w:rPr>
+                <w:rFonts w:hint="eastAsia" w:ascii="Times New Roman" w:hAnsi="Times New Roman" w:eastAsia="FangSong" w:cs="Times New Roman"/>
+              </w:rPr>
+              <w:t>加成产物</w:t>
+            </w:r>
+            <w:r>
+              <w:rPr>
+                <w:rFonts w:hint="eastAsia" w:ascii="Times New Roman" w:hAnsi="Times New Roman" w:eastAsia="Times New Roman" w:cs="Times New Roman"/>
+              </w:rPr>
+              <w:t>，</w:t>
+            </w:r>
+            <w:r>
+              <w:rPr>
+                <w:rFonts w:hint="eastAsia" w:ascii="Times New Roman" w:hAnsi="Times New Roman" w:eastAsia="FangSong" w:cs="Times New Roman"/>
+              </w:rPr>
+              <w:t>区分动力学控制与热力学控制</w:t>
+            </w:r>
+          </w:p>
+        </w:tc>
+      </w:tr>
+      <w:tr>
+        <w:tc>
+          <w:tcPr/>
+          <w:p>
+            <w:pPr>
+              <w:pStyle w:val="Compact"/>
+              <w:jc w:val="center"/>
+            </w:pPr>
+            <w:r>
+              <w:rPr>
+                <w:rFonts w:ascii="Times New Roman" w:hAnsi="Times New Roman" w:eastAsia="Times New Roman" w:cs="Times New Roman"/>
+              </w:rPr>
+              <w:t xml:space="preserve">§49 </w:t>
+            </w:r>
+            <w:r>
+              <w:rPr>
+                <w:rFonts w:hint="eastAsia" w:ascii="Times New Roman" w:hAnsi="Times New Roman" w:eastAsia="FangSong" w:cs="Times New Roman"/>
+              </w:rPr>
+              <w:t xml:space="preserve">周环反应</w:t>
+            </w:r>
+            <w:r>
+              <w:rPr>
+                <w:rFonts w:ascii="Times New Roman" w:hAnsi="Times New Roman" w:eastAsia="Times New Roman" w:cs="Times New Roman"/>
+              </w:rPr>
+              <w:t xml:space="preserve"> · Diels-Alder </w:t>
+            </w:r>
+            <w:r>
+              <w:rPr>
+                <w:rFonts w:hint="eastAsia" w:ascii="Times New Roman" w:hAnsi="Times New Roman" w:eastAsia="FangSong" w:cs="Times New Roman"/>
+              </w:rPr>
+              <w:t xml:space="preserve">选择性</w:t>
+            </w:r>
+          </w:p>
+        </w:tc>
+        <w:tc>
+          <w:tcPr/>
+          <w:p>
+            <w:pPr>
+              <w:pStyle w:val="Compact"/>
+              <w:jc w:val="center"/>
+            </w:pPr>
+            <w:r>
+              <w:rPr>
+                <w:rFonts w:hint="eastAsia" w:ascii="Times New Roman" w:hAnsi="Times New Roman" w:eastAsia="FangSong" w:cs="Times New Roman"/>
+              </w:rPr>
+              <w:t>能画出</w:t>
+            </w:r>
+            <w:r>
+              <w:rPr>
+                <w:rFonts w:hint="eastAsia" w:ascii="Times New Roman" w:hAnsi="Times New Roman" w:eastAsia="Times New Roman" w:cs="Times New Roman"/>
+              </w:rPr>
+              <w:t>Diels-Alder</w:t>
+            </w:r>
+            <w:r>
+              <w:rPr>
+                <w:rFonts w:hint="eastAsia" w:ascii="Times New Roman" w:hAnsi="Times New Roman" w:eastAsia="FangSong" w:cs="Times New Roman"/>
+              </w:rPr>
+              <w:t>反应的轨道叠加图并判断区域</w:t>
+            </w:r>
+            <w:r>
+              <w:rPr>
+                <w:rFonts w:hint="eastAsia" w:ascii="Times New Roman" w:hAnsi="Times New Roman" w:eastAsia="Times New Roman" w:cs="Times New Roman"/>
+              </w:rPr>
+              <w:t>/</w:t>
+            </w:r>
+            <w:r>
+              <w:rPr>
+                <w:rFonts w:hint="eastAsia" w:ascii="Times New Roman" w:hAnsi="Times New Roman" w:eastAsia="FangSong" w:cs="Times New Roman"/>
+              </w:rPr>
+              <w:t>立体选择性</w:t>
+            </w:r>
+          </w:p>
+        </w:tc>
+      </w:tr>
+    </w:tbl>
     <w:p>
       <w:pPr>
         <w:spacing w:before="160" w:after="80"/>
@@ -6228,7 +6577,7 @@
         <w:pStyle w:val="Compact"/>
         <w:numPr>
           <w:ilvl w:val="0"/>
-          <w:numId w:val="1002"/>
+          <w:numId w:val="1001"/>
         </w:numPr>
       </w:pPr>
       <w:r>
@@ -6392,7 +6741,7 @@
         <w:pStyle w:val="Compact"/>
         <w:numPr>
           <w:ilvl w:val="0"/>
-          <w:numId w:val="1002"/>
+          <w:numId w:val="1001"/>
         </w:numPr>
       </w:pPr>
       <w:r>
@@ -6562,7 +6911,7 @@
         <w:pStyle w:val="Compact"/>
         <w:numPr>
           <w:ilvl w:val="0"/>
-          <w:numId w:val="1002"/>
+          <w:numId w:val="1001"/>
         </w:numPr>
       </w:pPr>
       <m:oMath>
@@ -6829,7 +7178,7 @@
         <w:pStyle w:val="Compact"/>
         <w:numPr>
           <w:ilvl w:val="0"/>
-          <w:numId w:val="1003"/>
+          <w:numId w:val="1002"/>
         </w:numPr>
       </w:pPr>
       <w:r>
@@ -6899,7 +7248,7 @@
         <w:pStyle w:val="Compact"/>
         <w:numPr>
           <w:ilvl w:val="0"/>
-          <w:numId w:val="1003"/>
+          <w:numId w:val="1002"/>
         </w:numPr>
       </w:pPr>
       <w:r>
@@ -6978,7 +7327,7 @@
         <w:pStyle w:val="Compact"/>
         <w:numPr>
           <w:ilvl w:val="0"/>
-          <w:numId w:val="1003"/>
+          <w:numId w:val="1002"/>
         </w:numPr>
       </w:pPr>
       <m:oMath>
@@ -18117,52 +18466,358 @@
         <w:pStyle w:val="Compact"/>
         <w:numPr>
           <w:ilvl w:val="0"/>
+          <w:numId w:val="1003"/>
+        </w:numPr>
+      </w:pPr>
+      <w:r>
+        <w:rPr>
+          <w:rFonts w:hint="eastAsia" w:ascii="Times New Roman" w:hAnsi="Times New Roman" w:eastAsia="FangSong" w:cs="Times New Roman"/>
+          <w:b/>
+          <w:bCs/>
+        </w:rPr>
+        <w:t xml:space="preserve">反应类型分类法</w:t>
+      </w:r>
+      <w:r>
+        <w:rPr>
+          <w:rFonts w:hint="eastAsia" w:ascii="Times New Roman" w:hAnsi="Times New Roman" w:eastAsia="Times New Roman" w:cs="Times New Roman"/>
+        </w:rPr>
+        <w:t>：</w:t>
+      </w:r>
+      <w:r>
+        <w:rPr>
+          <w:rFonts w:hint="eastAsia" w:ascii="Times New Roman" w:hAnsi="Times New Roman" w:eastAsia="FangSong" w:cs="Times New Roman"/>
+        </w:rPr>
+        <w:t>烃类的所有反应可以按</w:t>
+      </w:r>
+      <w:r>
+        <w:rPr>
+          <w:rFonts w:hint="eastAsia" w:ascii="Times New Roman" w:hAnsi="Times New Roman" w:eastAsia="Times New Roman" w:cs="Times New Roman"/>
+        </w:rPr>
+        <w:t>”π</w:t>
+      </w:r>
+      <w:r>
+        <w:rPr>
+          <w:rFonts w:hint="eastAsia" w:ascii="Times New Roman" w:hAnsi="Times New Roman" w:eastAsia="FangSong" w:cs="Times New Roman"/>
+        </w:rPr>
+        <w:t>键的电子需求</w:t>
+      </w:r>
+      <w:r>
+        <w:rPr>
+          <w:rFonts w:hint="eastAsia" w:ascii="Times New Roman" w:hAnsi="Times New Roman" w:eastAsia="Times New Roman" w:cs="Times New Roman"/>
+        </w:rPr>
+        <w:t>”</w:t>
+      </w:r>
+      <w:r>
+        <w:rPr>
+          <w:rFonts w:hint="eastAsia" w:ascii="Times New Roman" w:hAnsi="Times New Roman" w:eastAsia="FangSong" w:cs="Times New Roman"/>
+        </w:rPr>
+        <w:t>分为三类</w:t>
+      </w:r>
+    </w:p>
+    <w:p>
+      <w:pPr>
+        <w:pStyle w:val="Compact"/>
+        <w:numPr>
+          <w:ilvl w:val="1"/>
           <w:numId w:val="1004"/>
         </w:numPr>
       </w:pPr>
       <w:r>
         <w:rPr>
           <w:rFonts w:hint="eastAsia" w:ascii="Times New Roman" w:hAnsi="Times New Roman" w:eastAsia="FangSong" w:cs="Times New Roman"/>
-          <w:b/>
-          <w:bCs/>
-        </w:rPr>
-        <w:t xml:space="preserve">反应类型分类法</w:t>
+        </w:rPr>
+        <w:t>缺电子</w:t>
+      </w:r>
+      <w:r>
+        <w:rPr>
+          <w:rFonts w:hint="eastAsia" w:ascii="Times New Roman" w:hAnsi="Times New Roman" w:eastAsia="Times New Roman" w:cs="Times New Roman"/>
+        </w:rPr>
+        <w:t>π</w:t>
+      </w:r>
+      <w:r>
+        <w:rPr>
+          <w:rFonts w:hint="eastAsia" w:ascii="Times New Roman" w:hAnsi="Times New Roman" w:eastAsia="FangSong" w:cs="Times New Roman"/>
+        </w:rPr>
+        <w:t>键</w:t>
+      </w:r>
+      <w:r>
+        <w:rPr>
+          <w:rFonts w:hint="eastAsia" w:ascii="Times New Roman" w:hAnsi="Times New Roman" w:eastAsia="Times New Roman" w:cs="Times New Roman"/>
+        </w:rPr>
+        <w:t>（</w:t>
+      </w:r>
+      <w:r>
+        <w:rPr>
+          <w:rFonts w:hint="eastAsia" w:ascii="Times New Roman" w:hAnsi="Times New Roman" w:eastAsia="FangSong" w:cs="Times New Roman"/>
+        </w:rPr>
+        <w:t>亲电试剂进攻</w:t>
+      </w:r>
+      <w:r>
+        <w:rPr>
+          <w:rFonts w:hint="eastAsia" w:ascii="Times New Roman" w:hAnsi="Times New Roman" w:eastAsia="Times New Roman" w:cs="Times New Roman"/>
+        </w:rPr>
+        <w:t>）→</w:t>
+      </w:r>
+      <w:r>
+        <w:rPr>
+          <w:rFonts w:ascii="Times New Roman" w:hAnsi="Times New Roman" w:eastAsia="Times New Roman" w:cs="Times New Roman"/>
+        </w:rPr>
+        <w:t xml:space="preserve"> </w:t>
+      </w:r>
+      <w:r>
+        <w:rPr>
+          <w:rFonts w:hint="eastAsia" w:ascii="Times New Roman" w:hAnsi="Times New Roman" w:eastAsia="FangSong" w:cs="Times New Roman"/>
+        </w:rPr>
+        <w:t>烯烃</w:t>
+      </w:r>
+      <w:r>
+        <w:rPr>
+          <w:rFonts w:hint="eastAsia" w:ascii="Times New Roman" w:hAnsi="Times New Roman" w:eastAsia="Times New Roman" w:cs="Times New Roman"/>
+        </w:rPr>
+        <w:t>/</w:t>
+      </w:r>
+      <w:r>
+        <w:rPr>
+          <w:rFonts w:hint="eastAsia" w:ascii="Times New Roman" w:hAnsi="Times New Roman" w:eastAsia="FangSong" w:cs="Times New Roman"/>
+        </w:rPr>
+        <w:t>炔烃的亲电加成</w:t>
+      </w:r>
+    </w:p>
+    <w:p>
+      <w:pPr>
+        <w:pStyle w:val="Compact"/>
+        <w:numPr>
+          <w:ilvl w:val="1"/>
+          <w:numId w:val="1004"/>
+        </w:numPr>
+      </w:pPr>
+      <w:r>
+        <w:rPr>
+          <w:rFonts w:hint="eastAsia" w:ascii="Times New Roman" w:hAnsi="Times New Roman" w:eastAsia="FangSong" w:cs="Times New Roman"/>
+        </w:rPr>
+        <w:t>富电子</w:t>
+      </w:r>
+      <w:r>
+        <w:rPr>
+          <w:rFonts w:hint="eastAsia" w:ascii="Times New Roman" w:hAnsi="Times New Roman" w:eastAsia="Times New Roman" w:cs="Times New Roman"/>
+        </w:rPr>
+        <w:t>π</w:t>
+      </w:r>
+      <w:r>
+        <w:rPr>
+          <w:rFonts w:hint="eastAsia" w:ascii="Times New Roman" w:hAnsi="Times New Roman" w:eastAsia="FangSong" w:cs="Times New Roman"/>
+        </w:rPr>
+        <w:t>键</w:t>
+      </w:r>
+      <w:r>
+        <w:rPr>
+          <w:rFonts w:hint="eastAsia" w:ascii="Times New Roman" w:hAnsi="Times New Roman" w:eastAsia="Times New Roman" w:cs="Times New Roman"/>
+        </w:rPr>
+        <w:t>（</w:t>
+      </w:r>
+      <w:r>
+        <w:rPr>
+          <w:rFonts w:hint="eastAsia" w:ascii="Times New Roman" w:hAnsi="Times New Roman" w:eastAsia="FangSong" w:cs="Times New Roman"/>
+        </w:rPr>
+        <w:t>亲核试剂进攻</w:t>
+      </w:r>
+      <w:r>
+        <w:rPr>
+          <w:rFonts w:hint="eastAsia" w:ascii="Times New Roman" w:hAnsi="Times New Roman" w:eastAsia="Times New Roman" w:cs="Times New Roman"/>
+        </w:rPr>
+        <w:t>）→</w:t>
+      </w:r>
+      <w:r>
+        <w:rPr>
+          <w:rFonts w:ascii="Times New Roman" w:hAnsi="Times New Roman" w:eastAsia="Times New Roman" w:cs="Times New Roman"/>
+        </w:rPr>
+        <w:t xml:space="preserve"> </w:t>
+      </w:r>
+      <w:r>
+        <w:rPr>
+          <w:rFonts w:hint="eastAsia" w:ascii="Times New Roman" w:hAnsi="Times New Roman" w:eastAsia="FangSong" w:cs="Times New Roman"/>
+        </w:rPr>
+        <w:t>炔烃的亲核加成</w:t>
+      </w:r>
+      <w:r>
+        <w:rPr>
+          <w:rFonts w:hint="eastAsia" w:ascii="Times New Roman" w:hAnsi="Times New Roman" w:eastAsia="Times New Roman" w:cs="Times New Roman"/>
+        </w:rPr>
+        <w:t>（sp</w:t>
+      </w:r>
+      <w:r>
+        <w:rPr>
+          <w:rFonts w:hint="eastAsia" w:ascii="Times New Roman" w:hAnsi="Times New Roman" w:eastAsia="FangSong" w:cs="Times New Roman"/>
+        </w:rPr>
+        <w:t>碳电负性大</w:t>
+      </w:r>
+      <w:r>
+        <w:rPr>
+          <w:rFonts w:hint="eastAsia" w:ascii="Times New Roman" w:hAnsi="Times New Roman" w:eastAsia="Times New Roman" w:cs="Times New Roman"/>
+        </w:rPr>
+        <w:t>）</w:t>
+      </w:r>
+    </w:p>
+    <w:p>
+      <w:pPr>
+        <w:pStyle w:val="Compact"/>
+        <w:numPr>
+          <w:ilvl w:val="1"/>
+          <w:numId w:val="1004"/>
+        </w:numPr>
+      </w:pPr>
+      <w:r>
+        <w:rPr>
+          <w:rFonts w:hint="eastAsia" w:ascii="Times New Roman" w:hAnsi="Times New Roman" w:eastAsia="FangSong" w:cs="Times New Roman"/>
+        </w:rPr>
+        <w:t>均裂</w:t>
+      </w:r>
+      <w:r>
+        <w:rPr>
+          <w:rFonts w:hint="eastAsia" w:ascii="Times New Roman" w:hAnsi="Times New Roman" w:eastAsia="Times New Roman" w:cs="Times New Roman"/>
+        </w:rPr>
+        <w:t>（</w:t>
+      </w:r>
+      <w:r>
+        <w:rPr>
+          <w:rFonts w:hint="eastAsia" w:ascii="Times New Roman" w:hAnsi="Times New Roman" w:eastAsia="FangSong" w:cs="Times New Roman"/>
+        </w:rPr>
+        <w:t>自由基</w:t>
+      </w:r>
+      <w:r>
+        <w:rPr>
+          <w:rFonts w:hint="eastAsia" w:ascii="Times New Roman" w:hAnsi="Times New Roman" w:eastAsia="Times New Roman" w:cs="Times New Roman"/>
+        </w:rPr>
+        <w:t>）→</w:t>
+      </w:r>
+      <w:r>
+        <w:rPr>
+          <w:rFonts w:ascii="Times New Roman" w:hAnsi="Times New Roman" w:eastAsia="Times New Roman" w:cs="Times New Roman"/>
+        </w:rPr>
+        <w:t xml:space="preserve"> </w:t>
+      </w:r>
+      <w:r>
+        <w:rPr>
+          <w:rFonts w:hint="eastAsia" w:ascii="Times New Roman" w:hAnsi="Times New Roman" w:eastAsia="FangSong" w:cs="Times New Roman"/>
+        </w:rPr>
+        <w:t>烷烃卤代</w:t>
+      </w:r>
+      <w:r>
+        <w:rPr>
+          <w:rFonts w:hint="eastAsia" w:ascii="Times New Roman" w:hAnsi="Times New Roman" w:eastAsia="Times New Roman" w:cs="Times New Roman"/>
+        </w:rPr>
+        <w:t>、HBr</w:t>
+      </w:r>
+      <w:r>
+        <w:rPr>
+          <w:rFonts w:hint="eastAsia" w:ascii="Times New Roman" w:hAnsi="Times New Roman" w:eastAsia="FangSong" w:cs="Times New Roman"/>
+        </w:rPr>
+        <w:t>过氧化物效应</w:t>
+      </w:r>
+    </w:p>
+    <w:p>
+      <w:pPr>
+        <w:pStyle w:val="Compact"/>
+        <w:numPr>
+          <w:ilvl w:val="0"/>
+          <w:numId w:val="1003"/>
+        </w:numPr>
+      </w:pPr>
+      <w:r>
+        <w:rPr>
+          <w:rFonts w:hint="eastAsia" w:ascii="Times New Roman" w:hAnsi="Times New Roman" w:eastAsia="FangSong" w:cs="Times New Roman"/>
+          <w:b/>
+          <w:bCs/>
+        </w:rPr>
+        <w:t>动力学</w:t>
+      </w:r>
+      <w:r>
+        <w:rPr>
+          <w:rFonts w:hint="eastAsia" w:ascii="Times New Roman" w:hAnsi="Times New Roman" w:eastAsia="Times New Roman" w:cs="Times New Roman"/>
+          <w:b/>
+          <w:bCs/>
+        </w:rPr>
+        <w:t>/</w:t>
+      </w:r>
+      <w:r>
+        <w:rPr>
+          <w:rFonts w:hint="eastAsia" w:ascii="Times New Roman" w:hAnsi="Times New Roman" w:eastAsia="FangSong" w:cs="Times New Roman"/>
+          <w:b/>
+          <w:bCs/>
+        </w:rPr>
+        <w:t>热力学控制的竞赛应用</w:t>
+      </w:r>
+      <w:r>
+        <w:rPr>
+          <w:rFonts w:hint="eastAsia" w:ascii="Times New Roman" w:hAnsi="Times New Roman" w:eastAsia="Times New Roman" w:cs="Times New Roman"/>
+        </w:rPr>
+        <w:t xml:space="preserve">：</w:t>
+      </w:r>
+      <w:r>
+        <w:rPr>
+          <w:rFonts w:ascii="Times New Roman" w:hAnsi="Times New Roman" w:eastAsia="Times New Roman" w:cs="Times New Roman"/>
+        </w:rPr>
+        <w:t xml:space="preserve"> </w:t>
+      </w:r>
+      <w:r>
+        <w:rPr>
+          <w:rFonts w:hint="eastAsia" w:ascii="Times New Roman" w:hAnsi="Times New Roman" w:eastAsia="FangSong" w:cs="Times New Roman"/>
+        </w:rPr>
+        <w:t>共轭二烯的</w:t>
+      </w:r>
+      <w:r>
+        <w:rPr>
+          <w:rFonts w:hint="eastAsia" w:ascii="Times New Roman" w:hAnsi="Times New Roman" w:eastAsia="Times New Roman" w:cs="Times New Roman"/>
+        </w:rPr>
+        <w:t>1,2-</w:t>
+      </w:r>
+      <w:r>
+        <w:rPr>
+          <w:rFonts w:hint="eastAsia" w:ascii="Times New Roman" w:hAnsi="Times New Roman" w:eastAsia="FangSong" w:cs="Times New Roman"/>
+        </w:rPr>
+        <w:t>与</w:t>
+      </w:r>
+      <w:r>
+        <w:rPr>
+          <w:rFonts w:hint="eastAsia" w:ascii="Times New Roman" w:hAnsi="Times New Roman" w:eastAsia="Times New Roman" w:cs="Times New Roman"/>
+        </w:rPr>
+        <w:t>1,4-</w:t>
+      </w:r>
+      <w:r>
+        <w:rPr>
+          <w:rFonts w:hint="eastAsia" w:ascii="Times New Roman" w:hAnsi="Times New Roman" w:eastAsia="FangSong" w:cs="Times New Roman"/>
+        </w:rPr>
+        <w:t>加成是动力学</w:t>
+      </w:r>
+      <w:r>
+        <w:rPr>
+          <w:rFonts w:hint="eastAsia" w:ascii="Times New Roman" w:hAnsi="Times New Roman" w:eastAsia="Times New Roman" w:cs="Times New Roman"/>
+        </w:rPr>
+        <w:t>vs</w:t>
+      </w:r>
+      <w:r>
+        <w:rPr>
+          <w:rFonts w:hint="eastAsia" w:ascii="Times New Roman" w:hAnsi="Times New Roman" w:eastAsia="FangSong" w:cs="Times New Roman"/>
+        </w:rPr>
+        <w:t>热力学控制的经典案例</w:t>
+      </w:r>
+      <w:r>
+        <w:rPr>
+          <w:rFonts w:hint="eastAsia" w:ascii="Times New Roman" w:hAnsi="Times New Roman" w:eastAsia="Times New Roman" w:cs="Times New Roman"/>
+        </w:rPr>
+        <w:t>。</w:t>
+      </w:r>
+      <w:r>
+        <w:rPr>
+          <w:rFonts w:hint="eastAsia" w:ascii="Times New Roman" w:hAnsi="Times New Roman" w:eastAsia="FangSong" w:cs="Times New Roman"/>
+        </w:rPr>
+        <w:t>竞赛中会扩展到</w:t>
       </w:r>
       <w:r>
         <w:rPr>
           <w:rFonts w:hint="eastAsia" w:ascii="Times New Roman" w:hAnsi="Times New Roman" w:eastAsia="Times New Roman" w:cs="Times New Roman"/>
         </w:rPr>
         <w:t>：</w:t>
-      </w:r>
-      <w:r>
-        <w:rPr>
-          <w:rFonts w:hint="eastAsia" w:ascii="Times New Roman" w:hAnsi="Times New Roman" w:eastAsia="FangSong" w:cs="Times New Roman"/>
-        </w:rPr>
-        <w:t>烃类的所有反应可以按</w:t>
-      </w:r>
-      <w:r>
-        <w:rPr>
-          <w:rFonts w:hint="eastAsia" w:ascii="Times New Roman" w:hAnsi="Times New Roman" w:eastAsia="Times New Roman" w:cs="Times New Roman"/>
-        </w:rPr>
-        <w:t>”π</w:t>
-      </w:r>
-      <w:r>
-        <w:rPr>
-          <w:rFonts w:hint="eastAsia" w:ascii="Times New Roman" w:hAnsi="Times New Roman" w:eastAsia="FangSong" w:cs="Times New Roman"/>
-        </w:rPr>
-        <w:t>键的电子需求</w:t>
-      </w:r>
-      <w:r>
-        <w:rPr>
-          <w:rFonts w:hint="eastAsia" w:ascii="Times New Roman" w:hAnsi="Times New Roman" w:eastAsia="Times New Roman" w:cs="Times New Roman"/>
-        </w:rPr>
-        <w:t>”</w:t>
-      </w:r>
-      <w:r>
-        <w:rPr>
-          <w:rFonts w:hint="eastAsia" w:ascii="Times New Roman" w:hAnsi="Times New Roman" w:eastAsia="FangSong" w:cs="Times New Roman"/>
-        </w:rPr>
-        <w:t>分为三类</w:t>
       </w:r>
     </w:p>
     <w:p>
@@ -18177,61 +18832,43 @@
         <w:rPr>
           <w:rFonts w:hint="eastAsia" w:ascii="Times New Roman" w:hAnsi="Times New Roman" w:eastAsia="FangSong" w:cs="Times New Roman"/>
         </w:rPr>
-        <w:t>缺电子</w:t>
-      </w:r>
-      <w:r>
-        <w:rPr>
-          <w:rFonts w:hint="eastAsia" w:ascii="Times New Roman" w:hAnsi="Times New Roman" w:eastAsia="Times New Roman" w:cs="Times New Roman"/>
-        </w:rPr>
-        <w:t>π</w:t>
-      </w:r>
-      <w:r>
-        <w:rPr>
-          <w:rFonts w:hint="eastAsia" w:ascii="Times New Roman" w:hAnsi="Times New Roman" w:eastAsia="FangSong" w:cs="Times New Roman"/>
-        </w:rPr>
-        <w:t>键</w:t>
-      </w:r>
-      <w:r>
-        <w:rPr>
-          <w:rFonts w:hint="eastAsia" w:ascii="Times New Roman" w:hAnsi="Times New Roman" w:eastAsia="Times New Roman" w:cs="Times New Roman"/>
-        </w:rPr>
-        <w:t>（</w:t>
-      </w:r>
-      <w:r>
-        <w:rPr>
-          <w:rFonts w:hint="eastAsia" w:ascii="Times New Roman" w:hAnsi="Times New Roman" w:eastAsia="FangSong" w:cs="Times New Roman"/>
-        </w:rPr>
-        <w:t>亲电试剂进攻</w:t>
-      </w:r>
-      <w:r>
-        <w:rPr>
-          <w:rFonts w:hint="eastAsia" w:ascii="Times New Roman" w:hAnsi="Times New Roman" w:eastAsia="Times New Roman" w:cs="Times New Roman"/>
-        </w:rPr>
-        <w:t>）→</w:t>
-      </w:r>
-      <w:r>
-        <w:rPr>
-          <w:rFonts w:ascii="Times New Roman" w:hAnsi="Times New Roman" w:eastAsia="Times New Roman" w:cs="Times New Roman"/>
-        </w:rPr>
-        <w:t xml:space="preserve"> </w:t>
-      </w:r>
-      <w:r>
-        <w:rPr>
-          <w:rFonts w:hint="eastAsia" w:ascii="Times New Roman" w:hAnsi="Times New Roman" w:eastAsia="FangSong" w:cs="Times New Roman"/>
-        </w:rPr>
-        <w:t>烯烃</w:t>
-      </w:r>
-      <w:r>
-        <w:rPr>
-          <w:rFonts w:hint="eastAsia" w:ascii="Times New Roman" w:hAnsi="Times New Roman" w:eastAsia="Times New Roman" w:cs="Times New Roman"/>
-        </w:rPr>
-        <w:t>/</w:t>
-      </w:r>
-      <w:r>
-        <w:rPr>
-          <w:rFonts w:hint="eastAsia" w:ascii="Times New Roman" w:hAnsi="Times New Roman" w:eastAsia="FangSong" w:cs="Times New Roman"/>
-        </w:rPr>
-        <w:t>炔烃的亲电加成</w:t>
+        <w:t>烯醇负离子的烷基化</w:t>
+      </w:r>
+      <w:r>
+        <w:rPr>
+          <w:rFonts w:hint="eastAsia" w:ascii="Times New Roman" w:hAnsi="Times New Roman" w:eastAsia="Times New Roman" w:cs="Times New Roman"/>
+        </w:rPr>
+        <w:t>（O-</w:t>
+      </w:r>
+      <w:r>
+        <w:rPr>
+          <w:rFonts w:hint="eastAsia" w:ascii="Times New Roman" w:hAnsi="Times New Roman" w:eastAsia="FangSong" w:cs="Times New Roman"/>
+        </w:rPr>
+        <w:t>烷基化</w:t>
+      </w:r>
+      <w:r>
+        <w:rPr>
+          <w:rFonts w:ascii="Times New Roman" w:hAnsi="Times New Roman" w:eastAsia="Times New Roman" w:cs="Times New Roman"/>
+        </w:rPr>
+        <w:t xml:space="preserve"> vs </w:t>
+      </w:r>
+      <w:r>
+        <w:rPr>
+          <w:rFonts w:hint="eastAsia" w:ascii="Times New Roman" w:hAnsi="Times New Roman" w:eastAsia="Times New Roman" w:cs="Times New Roman"/>
+        </w:rPr>
+        <w:t>C-</w:t>
+      </w:r>
+      <w:r>
+        <w:rPr>
+          <w:rFonts w:hint="eastAsia" w:ascii="Times New Roman" w:hAnsi="Times New Roman" w:eastAsia="FangSong" w:cs="Times New Roman"/>
+        </w:rPr>
+        <w:t>烷基化</w:t>
+      </w:r>
+      <w:r>
+        <w:rPr>
+          <w:rFonts w:hint="eastAsia" w:ascii="Times New Roman" w:hAnsi="Times New Roman" w:eastAsia="Times New Roman" w:cs="Times New Roman"/>
+        </w:rPr>
+        <w:t>）</w:t>
       </w:r>
     </w:p>
     <w:p>
@@ -18246,61 +18883,55 @@
         <w:rPr>
           <w:rFonts w:hint="eastAsia" w:ascii="Times New Roman" w:hAnsi="Times New Roman" w:eastAsia="FangSong" w:cs="Times New Roman"/>
         </w:rPr>
-        <w:t>富电子</w:t>
-      </w:r>
-      <w:r>
-        <w:rPr>
-          <w:rFonts w:hint="eastAsia" w:ascii="Times New Roman" w:hAnsi="Times New Roman" w:eastAsia="Times New Roman" w:cs="Times New Roman"/>
-        </w:rPr>
-        <w:t>π</w:t>
-      </w:r>
-      <w:r>
-        <w:rPr>
-          <w:rFonts w:hint="eastAsia" w:ascii="Times New Roman" w:hAnsi="Times New Roman" w:eastAsia="FangSong" w:cs="Times New Roman"/>
-        </w:rPr>
-        <w:t>键</w:t>
-      </w:r>
-      <w:r>
-        <w:rPr>
-          <w:rFonts w:hint="eastAsia" w:ascii="Times New Roman" w:hAnsi="Times New Roman" w:eastAsia="Times New Roman" w:cs="Times New Roman"/>
-        </w:rPr>
-        <w:t>（</w:t>
-      </w:r>
-      <w:r>
-        <w:rPr>
-          <w:rFonts w:hint="eastAsia" w:ascii="Times New Roman" w:hAnsi="Times New Roman" w:eastAsia="FangSong" w:cs="Times New Roman"/>
-        </w:rPr>
-        <w:t>亲核试剂进攻</w:t>
-      </w:r>
-      <w:r>
-        <w:rPr>
-          <w:rFonts w:hint="eastAsia" w:ascii="Times New Roman" w:hAnsi="Times New Roman" w:eastAsia="Times New Roman" w:cs="Times New Roman"/>
-        </w:rPr>
-        <w:t>）→</w:t>
-      </w:r>
-      <w:r>
-        <w:rPr>
-          <w:rFonts w:ascii="Times New Roman" w:hAnsi="Times New Roman" w:eastAsia="Times New Roman" w:cs="Times New Roman"/>
-        </w:rPr>
-        <w:t xml:space="preserve"> </w:t>
-      </w:r>
-      <w:r>
-        <w:rPr>
-          <w:rFonts w:hint="eastAsia" w:ascii="Times New Roman" w:hAnsi="Times New Roman" w:eastAsia="FangSong" w:cs="Times New Roman"/>
-        </w:rPr>
-        <w:t>炔烃的亲核加成</w:t>
-      </w:r>
-      <w:r>
-        <w:rPr>
-          <w:rFonts w:hint="eastAsia" w:ascii="Times New Roman" w:hAnsi="Times New Roman" w:eastAsia="Times New Roman" w:cs="Times New Roman"/>
-        </w:rPr>
-        <w:t>（sp</w:t>
-      </w:r>
-      <w:r>
-        <w:rPr>
-          <w:rFonts w:hint="eastAsia" w:ascii="Times New Roman" w:hAnsi="Times New Roman" w:eastAsia="FangSong" w:cs="Times New Roman"/>
-        </w:rPr>
-        <w:t>碳电负性大</w:t>
+        <w:t>狄尔斯</w:t>
+      </w:r>
+      <w:r>
+        <w:rPr>
+          <w:rFonts w:hint="eastAsia" w:ascii="Times New Roman" w:hAnsi="Times New Roman" w:eastAsia="Times New Roman" w:cs="Times New Roman"/>
+        </w:rPr>
+        <w:t>-</w:t>
+      </w:r>
+      <w:r>
+        <w:rPr>
+          <w:rFonts w:hint="eastAsia" w:ascii="Times New Roman" w:hAnsi="Times New Roman" w:eastAsia="FangSong" w:cs="Times New Roman"/>
+        </w:rPr>
+        <w:t>阿尔德反应的内</w:t>
+      </w:r>
+      <w:r>
+        <w:rPr>
+          <w:rFonts w:hint="eastAsia" w:ascii="Times New Roman" w:hAnsi="Times New Roman" w:eastAsia="Times New Roman" w:cs="Times New Roman"/>
+        </w:rPr>
+        <w:t>/</w:t>
+      </w:r>
+      <w:r>
+        <w:rPr>
+          <w:rFonts w:hint="eastAsia" w:ascii="Times New Roman" w:hAnsi="Times New Roman" w:eastAsia="FangSong" w:cs="Times New Roman"/>
+        </w:rPr>
+        <w:t>外型选择性</w:t>
+      </w:r>
+      <w:r>
+        <w:rPr>
+          <w:rFonts w:hint="eastAsia" w:ascii="Times New Roman" w:hAnsi="Times New Roman" w:eastAsia="Times New Roman" w:cs="Times New Roman"/>
+        </w:rPr>
+        <w:t>（endo</w:t>
+      </w:r>
+      <w:r>
+        <w:rPr>
+          <w:rFonts w:hint="eastAsia" w:ascii="Times New Roman" w:hAnsi="Times New Roman" w:eastAsia="FangSong" w:cs="Times New Roman"/>
+        </w:rPr>
+        <w:t>规则</w:t>
+      </w:r>
+      <w:r>
+        <w:rPr>
+          <w:rFonts w:hint="eastAsia" w:ascii="Times New Roman" w:hAnsi="Times New Roman" w:eastAsia="Times New Roman" w:cs="Times New Roman"/>
+        </w:rPr>
+        <w:t>——</w:t>
+      </w:r>
+      <w:r>
+        <w:rPr>
+          <w:rFonts w:hint="eastAsia" w:ascii="Times New Roman" w:hAnsi="Times New Roman" w:eastAsia="FangSong" w:cs="Times New Roman"/>
+        </w:rPr>
+        <w:t>动力学控制</w:t>
       </w:r>
       <w:r>
         <w:rPr>
@@ -18321,7 +18952,19 @@
         <w:rPr>
           <w:rFonts w:hint="eastAsia" w:ascii="Times New Roman" w:hAnsi="Times New Roman" w:eastAsia="FangSong" w:cs="Times New Roman"/>
         </w:rPr>
-        <w:t>均裂</w:t>
+        <w:t>芳香亲电取代的可逆</w:t>
+      </w:r>
+      <w:r>
+        <w:rPr>
+          <w:rFonts w:hint="eastAsia" w:ascii="Times New Roman" w:hAnsi="Times New Roman" w:eastAsia="Times New Roman" w:cs="Times New Roman"/>
+        </w:rPr>
+        <w:t>/</w:t>
+      </w:r>
+      <w:r>
+        <w:rPr>
+          <w:rFonts w:hint="eastAsia" w:ascii="Times New Roman" w:hAnsi="Times New Roman" w:eastAsia="FangSong" w:cs="Times New Roman"/>
+        </w:rPr>
+        <w:t>不可逆</w:t>
       </w:r>
       <w:r>
         <w:rPr>
@@ -18333,37 +18976,13 @@
         <w:rPr>
           <w:rFonts w:hint="eastAsia" w:ascii="Times New Roman" w:hAnsi="Times New Roman" w:eastAsia="FangSong" w:cs="Times New Roman"/>
         </w:rPr>
-        <w:t>自由基</w:t>
-      </w:r>
-      <w:r>
-        <w:rPr>
-          <w:rFonts w:hint="eastAsia" w:ascii="Times New Roman" w:hAnsi="Times New Roman" w:eastAsia="Times New Roman" w:cs="Times New Roman"/>
-        </w:rPr>
-        <w:t>）→</w:t>
-      </w:r>
-      <w:r>
-        <w:rPr>
-          <w:rFonts w:ascii="Times New Roman" w:hAnsi="Times New Roman" w:eastAsia="Times New Roman" w:cs="Times New Roman"/>
-        </w:rPr>
-        <w:t xml:space="preserve"> </w:t>
-      </w:r>
-      <w:r>
-        <w:rPr>
-          <w:rFonts w:hint="eastAsia" w:ascii="Times New Roman" w:hAnsi="Times New Roman" w:eastAsia="FangSong" w:cs="Times New Roman"/>
-        </w:rPr>
-        <w:t>烷烃卤代</w:t>
-      </w:r>
-      <w:r>
-        <w:rPr>
-          <w:rFonts w:hint="eastAsia" w:ascii="Times New Roman" w:hAnsi="Times New Roman" w:eastAsia="Times New Roman" w:cs="Times New Roman"/>
-        </w:rPr>
-        <w:t>、HBr</w:t>
-      </w:r>
-      <w:r>
-        <w:rPr>
-          <w:rFonts w:hint="eastAsia" w:ascii="Times New Roman" w:hAnsi="Times New Roman" w:eastAsia="FangSong" w:cs="Times New Roman"/>
-        </w:rPr>
-        <w:t>过氧化物效应</w:t>
+        <w:t>磺化的热力学控制</w:t>
+      </w:r>
+      <w:r>
+        <w:rPr>
+          <w:rFonts w:hint="eastAsia" w:ascii="Times New Roman" w:hAnsi="Times New Roman" w:eastAsia="Times New Roman" w:cs="Times New Roman"/>
+        </w:rPr>
+        <w:t>）</w:t>
       </w:r>
     </w:p>
     <w:p>
@@ -18371,277 +18990,7 @@
         <w:pStyle w:val="Compact"/>
         <w:numPr>
           <w:ilvl w:val="0"/>
-          <w:numId w:val="1004"/>
-        </w:numPr>
-      </w:pPr>
-      <w:r>
-        <w:rPr>
-          <w:rFonts w:hint="eastAsia" w:ascii="Times New Roman" w:hAnsi="Times New Roman" w:eastAsia="FangSong" w:cs="Times New Roman"/>
-          <w:b/>
-          <w:bCs/>
-        </w:rPr>
-        <w:t>动力学</w:t>
-      </w:r>
-      <w:r>
-        <w:rPr>
-          <w:rFonts w:hint="eastAsia" w:ascii="Times New Roman" w:hAnsi="Times New Roman" w:eastAsia="Times New Roman" w:cs="Times New Roman"/>
-          <w:b/>
-          <w:bCs/>
-        </w:rPr>
-        <w:t>/</w:t>
-      </w:r>
-      <w:r>
-        <w:rPr>
-          <w:rFonts w:hint="eastAsia" w:ascii="Times New Roman" w:hAnsi="Times New Roman" w:eastAsia="FangSong" w:cs="Times New Roman"/>
-          <w:b/>
-          <w:bCs/>
-        </w:rPr>
-        <w:t>热力学控制的竞赛应用</w:t>
-      </w:r>
-      <w:r>
-        <w:rPr>
-          <w:rFonts w:hint="eastAsia" w:ascii="Times New Roman" w:hAnsi="Times New Roman" w:eastAsia="Times New Roman" w:cs="Times New Roman"/>
-        </w:rPr>
-        <w:t xml:space="preserve">：</w:t>
-      </w:r>
-      <w:r>
-        <w:rPr>
-          <w:rFonts w:ascii="Times New Roman" w:hAnsi="Times New Roman" w:eastAsia="Times New Roman" w:cs="Times New Roman"/>
-        </w:rPr>
-        <w:t xml:space="preserve"> </w:t>
-      </w:r>
-      <w:r>
-        <w:rPr>
-          <w:rFonts w:hint="eastAsia" w:ascii="Times New Roman" w:hAnsi="Times New Roman" w:eastAsia="FangSong" w:cs="Times New Roman"/>
-        </w:rPr>
-        <w:t>共轭二烯的</w:t>
-      </w:r>
-      <w:r>
-        <w:rPr>
-          <w:rFonts w:hint="eastAsia" w:ascii="Times New Roman" w:hAnsi="Times New Roman" w:eastAsia="Times New Roman" w:cs="Times New Roman"/>
-        </w:rPr>
-        <w:t>1,2-</w:t>
-      </w:r>
-      <w:r>
-        <w:rPr>
-          <w:rFonts w:hint="eastAsia" w:ascii="Times New Roman" w:hAnsi="Times New Roman" w:eastAsia="FangSong" w:cs="Times New Roman"/>
-        </w:rPr>
-        <w:t>与</w:t>
-      </w:r>
-      <w:r>
-        <w:rPr>
-          <w:rFonts w:hint="eastAsia" w:ascii="Times New Roman" w:hAnsi="Times New Roman" w:eastAsia="Times New Roman" w:cs="Times New Roman"/>
-        </w:rPr>
-        <w:t>1,4-</w:t>
-      </w:r>
-      <w:r>
-        <w:rPr>
-          <w:rFonts w:hint="eastAsia" w:ascii="Times New Roman" w:hAnsi="Times New Roman" w:eastAsia="FangSong" w:cs="Times New Roman"/>
-        </w:rPr>
-        <w:t>加成是动力学</w:t>
-      </w:r>
-      <w:r>
-        <w:rPr>
-          <w:rFonts w:hint="eastAsia" w:ascii="Times New Roman" w:hAnsi="Times New Roman" w:eastAsia="Times New Roman" w:cs="Times New Roman"/>
-        </w:rPr>
-        <w:t>vs</w:t>
-      </w:r>
-      <w:r>
-        <w:rPr>
-          <w:rFonts w:hint="eastAsia" w:ascii="Times New Roman" w:hAnsi="Times New Roman" w:eastAsia="FangSong" w:cs="Times New Roman"/>
-        </w:rPr>
-        <w:t>热力学控制的经典案例</w:t>
-      </w:r>
-      <w:r>
-        <w:rPr>
-          <w:rFonts w:hint="eastAsia" w:ascii="Times New Roman" w:hAnsi="Times New Roman" w:eastAsia="Times New Roman" w:cs="Times New Roman"/>
-        </w:rPr>
-        <w:t>。</w:t>
-      </w:r>
-      <w:r>
-        <w:rPr>
-          <w:rFonts w:hint="eastAsia" w:ascii="Times New Roman" w:hAnsi="Times New Roman" w:eastAsia="FangSong" w:cs="Times New Roman"/>
-        </w:rPr>
-        <w:t>竞赛中会扩展到</w:t>
-      </w:r>
-      <w:r>
-        <w:rPr>
-          <w:rFonts w:hint="eastAsia" w:ascii="Times New Roman" w:hAnsi="Times New Roman" w:eastAsia="Times New Roman" w:cs="Times New Roman"/>
-        </w:rPr>
-        <w:t>：</w:t>
-      </w:r>
-    </w:p>
-    <w:p>
-      <w:pPr>
-        <w:pStyle w:val="Compact"/>
-        <w:numPr>
-          <w:ilvl w:val="1"/>
-          <w:numId w:val="1006"/>
-        </w:numPr>
-      </w:pPr>
-      <w:r>
-        <w:rPr>
-          <w:rFonts w:hint="eastAsia" w:ascii="Times New Roman" w:hAnsi="Times New Roman" w:eastAsia="FangSong" w:cs="Times New Roman"/>
-        </w:rPr>
-        <w:t>烯醇负离子的烷基化</w:t>
-      </w:r>
-      <w:r>
-        <w:rPr>
-          <w:rFonts w:hint="eastAsia" w:ascii="Times New Roman" w:hAnsi="Times New Roman" w:eastAsia="Times New Roman" w:cs="Times New Roman"/>
-        </w:rPr>
-        <w:t>（O-</w:t>
-      </w:r>
-      <w:r>
-        <w:rPr>
-          <w:rFonts w:hint="eastAsia" w:ascii="Times New Roman" w:hAnsi="Times New Roman" w:eastAsia="FangSong" w:cs="Times New Roman"/>
-        </w:rPr>
-        <w:t>烷基化</w:t>
-      </w:r>
-      <w:r>
-        <w:rPr>
-          <w:rFonts w:ascii="Times New Roman" w:hAnsi="Times New Roman" w:eastAsia="Times New Roman" w:cs="Times New Roman"/>
-        </w:rPr>
-        <w:t xml:space="preserve"> vs </w:t>
-      </w:r>
-      <w:r>
-        <w:rPr>
-          <w:rFonts w:hint="eastAsia" w:ascii="Times New Roman" w:hAnsi="Times New Roman" w:eastAsia="Times New Roman" w:cs="Times New Roman"/>
-        </w:rPr>
-        <w:t>C-</w:t>
-      </w:r>
-      <w:r>
-        <w:rPr>
-          <w:rFonts w:hint="eastAsia" w:ascii="Times New Roman" w:hAnsi="Times New Roman" w:eastAsia="FangSong" w:cs="Times New Roman"/>
-        </w:rPr>
-        <w:t>烷基化</w:t>
-      </w:r>
-      <w:r>
-        <w:rPr>
-          <w:rFonts w:hint="eastAsia" w:ascii="Times New Roman" w:hAnsi="Times New Roman" w:eastAsia="Times New Roman" w:cs="Times New Roman"/>
-        </w:rPr>
-        <w:t>）</w:t>
-      </w:r>
-    </w:p>
-    <w:p>
-      <w:pPr>
-        <w:pStyle w:val="Compact"/>
-        <w:numPr>
-          <w:ilvl w:val="1"/>
-          <w:numId w:val="1006"/>
-        </w:numPr>
-      </w:pPr>
-      <w:r>
-        <w:rPr>
-          <w:rFonts w:hint="eastAsia" w:ascii="Times New Roman" w:hAnsi="Times New Roman" w:eastAsia="FangSong" w:cs="Times New Roman"/>
-        </w:rPr>
-        <w:t>狄尔斯</w:t>
-      </w:r>
-      <w:r>
-        <w:rPr>
-          <w:rFonts w:hint="eastAsia" w:ascii="Times New Roman" w:hAnsi="Times New Roman" w:eastAsia="Times New Roman" w:cs="Times New Roman"/>
-        </w:rPr>
-        <w:t>-</w:t>
-      </w:r>
-      <w:r>
-        <w:rPr>
-          <w:rFonts w:hint="eastAsia" w:ascii="Times New Roman" w:hAnsi="Times New Roman" w:eastAsia="FangSong" w:cs="Times New Roman"/>
-        </w:rPr>
-        <w:t>阿尔德反应的内</w:t>
-      </w:r>
-      <w:r>
-        <w:rPr>
-          <w:rFonts w:hint="eastAsia" w:ascii="Times New Roman" w:hAnsi="Times New Roman" w:eastAsia="Times New Roman" w:cs="Times New Roman"/>
-        </w:rPr>
-        <w:t>/</w:t>
-      </w:r>
-      <w:r>
-        <w:rPr>
-          <w:rFonts w:hint="eastAsia" w:ascii="Times New Roman" w:hAnsi="Times New Roman" w:eastAsia="FangSong" w:cs="Times New Roman"/>
-        </w:rPr>
-        <w:t>外型选择性</w:t>
-      </w:r>
-      <w:r>
-        <w:rPr>
-          <w:rFonts w:hint="eastAsia" w:ascii="Times New Roman" w:hAnsi="Times New Roman" w:eastAsia="Times New Roman" w:cs="Times New Roman"/>
-        </w:rPr>
-        <w:t>（endo</w:t>
-      </w:r>
-      <w:r>
-        <w:rPr>
-          <w:rFonts w:hint="eastAsia" w:ascii="Times New Roman" w:hAnsi="Times New Roman" w:eastAsia="FangSong" w:cs="Times New Roman"/>
-        </w:rPr>
-        <w:t>规则</w:t>
-      </w:r>
-      <w:r>
-        <w:rPr>
-          <w:rFonts w:hint="eastAsia" w:ascii="Times New Roman" w:hAnsi="Times New Roman" w:eastAsia="Times New Roman" w:cs="Times New Roman"/>
-        </w:rPr>
-        <w:t>——</w:t>
-      </w:r>
-      <w:r>
-        <w:rPr>
-          <w:rFonts w:hint="eastAsia" w:ascii="Times New Roman" w:hAnsi="Times New Roman" w:eastAsia="FangSong" w:cs="Times New Roman"/>
-        </w:rPr>
-        <w:t>动力学控制</w:t>
-      </w:r>
-      <w:r>
-        <w:rPr>
-          <w:rFonts w:hint="eastAsia" w:ascii="Times New Roman" w:hAnsi="Times New Roman" w:eastAsia="Times New Roman" w:cs="Times New Roman"/>
-        </w:rPr>
-        <w:t>）</w:t>
-      </w:r>
-    </w:p>
-    <w:p>
-      <w:pPr>
-        <w:pStyle w:val="Compact"/>
-        <w:numPr>
-          <w:ilvl w:val="1"/>
-          <w:numId w:val="1006"/>
-        </w:numPr>
-      </w:pPr>
-      <w:r>
-        <w:rPr>
-          <w:rFonts w:hint="eastAsia" w:ascii="Times New Roman" w:hAnsi="Times New Roman" w:eastAsia="FangSong" w:cs="Times New Roman"/>
-        </w:rPr>
-        <w:t>芳香亲电取代的可逆</w:t>
-      </w:r>
-      <w:r>
-        <w:rPr>
-          <w:rFonts w:hint="eastAsia" w:ascii="Times New Roman" w:hAnsi="Times New Roman" w:eastAsia="Times New Roman" w:cs="Times New Roman"/>
-        </w:rPr>
-        <w:t>/</w:t>
-      </w:r>
-      <w:r>
-        <w:rPr>
-          <w:rFonts w:hint="eastAsia" w:ascii="Times New Roman" w:hAnsi="Times New Roman" w:eastAsia="FangSong" w:cs="Times New Roman"/>
-        </w:rPr>
-        <w:t>不可逆</w:t>
-      </w:r>
-      <w:r>
-        <w:rPr>
-          <w:rFonts w:hint="eastAsia" w:ascii="Times New Roman" w:hAnsi="Times New Roman" w:eastAsia="Times New Roman" w:cs="Times New Roman"/>
-        </w:rPr>
-        <w:t>（</w:t>
-      </w:r>
-      <w:r>
-        <w:rPr>
-          <w:rFonts w:hint="eastAsia" w:ascii="Times New Roman" w:hAnsi="Times New Roman" w:eastAsia="FangSong" w:cs="Times New Roman"/>
-        </w:rPr>
-        <w:t>磺化的热力学控制</w:t>
-      </w:r>
-      <w:r>
-        <w:rPr>
-          <w:rFonts w:hint="eastAsia" w:ascii="Times New Roman" w:hAnsi="Times New Roman" w:eastAsia="Times New Roman" w:cs="Times New Roman"/>
-        </w:rPr>
-        <w:t>）</w:t>
-      </w:r>
-    </w:p>
-    <w:p>
-      <w:pPr>
-        <w:pStyle w:val="Compact"/>
-        <w:numPr>
-          <w:ilvl w:val="0"/>
-          <w:numId w:val="1004"/>
+          <w:numId w:val="1003"/>
         </w:numPr>
       </w:pPr>
       <w:r>
@@ -23375,7 +23724,7 @@
         <w:pStyle w:val="Compact"/>
         <w:numPr>
           <w:ilvl w:val="0"/>
-          <w:numId w:val="1007"/>
+          <w:numId w:val="1006"/>
         </w:numPr>
       </w:pPr>
       <w:r>
@@ -23456,7 +23805,7 @@
         <w:pStyle w:val="Compact"/>
         <w:numPr>
           <w:ilvl w:val="0"/>
-          <w:numId w:val="1007"/>
+          <w:numId w:val="1006"/>
         </w:numPr>
       </w:pPr>
       <w:r>
@@ -23525,7 +23874,7 @@
         <w:pStyle w:val="Compact"/>
         <w:numPr>
           <w:ilvl w:val="0"/>
-          <w:numId w:val="1007"/>
+          <w:numId w:val="1006"/>
         </w:numPr>
       </w:pPr>
       <w:r>
@@ -26643,6 +26992,91 @@
     <w:lvl w:ilvl="8">
       <w:numFmt w:val="bullet"/>
       <w:lvlText w:val=" "/>
+      <w:lvlJc w:val="left"/>
+      <w:pPr>
+        <w:ind w:left="6480" w:hanging="360"/>
+      </w:pPr>
+    </w:lvl>
+  </w:abstractNum>
+  <w:abstractNum w:abstractNumId="99411">
+    <w:nsid w:val="00A99411"/>
+    <w:multiLevelType w:val="multilevel"/>
+    <w:lvl w:ilvl="0">
+      <w:start w:val="1"/>
+      <w:numFmt w:val="decimal"/>
+      <w:lvlText w:val="%1."/>
+      <w:lvlJc w:val="left"/>
+      <w:pPr>
+        <w:ind w:left="720" w:hanging="360"/>
+      </w:pPr>
+    </w:lvl>
+    <w:lvl w:ilvl="1">
+      <w:start w:val="1"/>
+      <w:numFmt w:val="decimal"/>
+      <w:lvlText w:val="%2."/>
+      <w:lvlJc w:val="left"/>
+      <w:pPr>
+        <w:ind w:left="1440" w:hanging="360"/>
+      </w:pPr>
+    </w:lvl>
+    <w:lvl w:ilvl="2">
+      <w:start w:val="1"/>
+      <w:numFmt w:val="decimal"/>
+      <w:lvlText w:val="%3."/>
+      <w:lvlJc w:val="left"/>
+      <w:pPr>
+        <w:ind w:left="2160" w:hanging="360"/>
+      </w:pPr>
+    </w:lvl>
+    <w:lvl w:ilvl="3">
+      <w:start w:val="1"/>
+      <w:numFmt w:val="decimal"/>
+      <w:lvlText w:val="%4."/>
+      <w:lvlJc w:val="left"/>
+      <w:pPr>
+        <w:ind w:left="2880" w:hanging="360"/>
+      </w:pPr>
+    </w:lvl>
+    <w:lvl w:ilvl="4">
+      <w:start w:val="1"/>
+      <w:numFmt w:val="decimal"/>
+      <w:lvlText w:val="%5."/>
+      <w:lvlJc w:val="left"/>
+      <w:pPr>
+        <w:ind w:left="3600" w:hanging="360"/>
+      </w:pPr>
+    </w:lvl>
+    <w:lvl w:ilvl="5">
+      <w:start w:val="1"/>
+      <w:numFmt w:val="decimal"/>
+      <w:lvlText w:val="%6."/>
+      <w:lvlJc w:val="left"/>
+      <w:pPr>
+        <w:ind w:left="4320" w:hanging="360"/>
+      </w:pPr>
+    </w:lvl>
+    <w:lvl w:ilvl="6">
+      <w:start w:val="1"/>
+      <w:numFmt w:val="decimal"/>
+      <w:lvlText w:val="%7."/>
+      <w:lvlJc w:val="left"/>
+      <w:pPr>
+        <w:ind w:left="5040" w:hanging="360"/>
+      </w:pPr>
+    </w:lvl>
+    <w:lvl w:ilvl="7">
+      <w:start w:val="1"/>
+      <w:numFmt w:val="decimal"/>
+      <w:lvlText w:val="%8."/>
+      <w:lvlJc w:val="left"/>
+      <w:pPr>
+        <w:ind w:left="5760" w:hanging="360"/>
+      </w:pPr>
+    </w:lvl>
+    <w:lvl w:ilvl="8">
+      <w:start w:val="1"/>
+      <w:numFmt w:val="decimal"/>
+      <w:lvlText w:val="%9."/>
       <w:lvlJc w:val="left"/>
       <w:pPr>
         <w:ind w:left="6480" w:hanging="360"/>
@@ -26752,96 +27186,38 @@
       </w:rPr>
     </w:lvl>
   </w:abstractNum>
-  <w:abstractNum w:abstractNumId="99411">
-    <w:nsid w:val="00A99411"/>
-    <w:multiLevelType w:val="multilevel"/>
-    <w:lvl w:ilvl="0">
-      <w:start w:val="1"/>
-      <w:numFmt w:val="decimal"/>
-      <w:lvlText w:val="%1."/>
-      <w:lvlJc w:val="left"/>
-      <w:pPr>
-        <w:ind w:left="720" w:hanging="360"/>
-      </w:pPr>
-    </w:lvl>
-    <w:lvl w:ilvl="1">
-      <w:start w:val="1"/>
-      <w:numFmt w:val="decimal"/>
-      <w:lvlText w:val="%2."/>
-      <w:lvlJc w:val="left"/>
-      <w:pPr>
-        <w:ind w:left="1440" w:hanging="360"/>
-      </w:pPr>
-    </w:lvl>
-    <w:lvl w:ilvl="2">
-      <w:start w:val="1"/>
-      <w:numFmt w:val="decimal"/>
-      <w:lvlText w:val="%3."/>
-      <w:lvlJc w:val="left"/>
-      <w:pPr>
-        <w:ind w:left="2160" w:hanging="360"/>
-      </w:pPr>
-    </w:lvl>
-    <w:lvl w:ilvl="3">
-      <w:start w:val="1"/>
-      <w:numFmt w:val="decimal"/>
-      <w:lvlText w:val="%4."/>
-      <w:lvlJc w:val="left"/>
-      <w:pPr>
-        <w:ind w:left="2880" w:hanging="360"/>
-      </w:pPr>
-    </w:lvl>
-    <w:lvl w:ilvl="4">
-      <w:start w:val="1"/>
-      <w:numFmt w:val="decimal"/>
-      <w:lvlText w:val="%5."/>
-      <w:lvlJc w:val="left"/>
-      <w:pPr>
-        <w:ind w:left="3600" w:hanging="360"/>
-      </w:pPr>
-    </w:lvl>
-    <w:lvl w:ilvl="5">
-      <w:start w:val="1"/>
-      <w:numFmt w:val="decimal"/>
-      <w:lvlText w:val="%6."/>
-      <w:lvlJc w:val="left"/>
-      <w:pPr>
-        <w:ind w:left="4320" w:hanging="360"/>
-      </w:pPr>
-    </w:lvl>
-    <w:lvl w:ilvl="6">
-      <w:start w:val="1"/>
-      <w:numFmt w:val="decimal"/>
-      <w:lvlText w:val="%7."/>
-      <w:lvlJc w:val="left"/>
-      <w:pPr>
-        <w:ind w:left="5040" w:hanging="360"/>
-      </w:pPr>
-    </w:lvl>
-    <w:lvl w:ilvl="7">
-      <w:start w:val="1"/>
-      <w:numFmt w:val="decimal"/>
-      <w:lvlText w:val="%8."/>
-      <w:lvlJc w:val="left"/>
-      <w:pPr>
-        <w:ind w:left="5760" w:hanging="360"/>
-      </w:pPr>
-    </w:lvl>
-    <w:lvl w:ilvl="8">
-      <w:start w:val="1"/>
-      <w:numFmt w:val="decimal"/>
-      <w:lvlText w:val="%9."/>
-      <w:lvlJc w:val="left"/>
-      <w:pPr>
-        <w:ind w:left="6480" w:hanging="360"/>
-      </w:pPr>
-    </w:lvl>
-  </w:abstractNum>
   <w:num w:numId="1000">
     <w:abstractNumId w:val="990"/>
   </w:num>
   <w:num w:numId="1001">
-    <w:abstractNumId w:val="991"/>
+    <w:abstractNumId w:val="99411"/>
+    <w:lvlOverride w:ilvl="0">
+      <w:startOverride w:val="1"/>
+    </w:lvlOverride>
+    <w:lvlOverride w:ilvl="1">
+      <w:startOverride w:val="1"/>
+    </w:lvlOverride>
+    <w:lvlOverride w:ilvl="2">
+      <w:startOverride w:val="1"/>
+    </w:lvlOverride>
+    <w:lvlOverride w:ilvl="3">
+      <w:startOverride w:val="1"/>
+    </w:lvlOverride>
+    <w:lvlOverride w:ilvl="4">
+      <w:startOverride w:val="1"/>
+    </w:lvlOverride>
+    <w:lvlOverride w:ilvl="5">
+      <w:startOverride w:val="1"/>
+    </w:lvlOverride>
+    <w:lvlOverride w:ilvl="6">
+      <w:startOverride w:val="1"/>
+    </w:lvlOverride>
+    <w:lvlOverride w:ilvl="7">
+      <w:startOverride w:val="1"/>
+    </w:lvlOverride>
+    <w:lvlOverride w:ilvl="8">
+      <w:startOverride w:val="1"/>
+    </w:lvlOverride>
   </w:num>
   <w:num w:numId="1002">
     <w:abstractNumId w:val="99411"/>
@@ -26904,42 +27280,12 @@
     </w:lvlOverride>
   </w:num>
   <w:num w:numId="1004">
-    <w:abstractNumId w:val="99411"/>
-    <w:lvlOverride w:ilvl="0">
-      <w:startOverride w:val="1"/>
-    </w:lvlOverride>
-    <w:lvlOverride w:ilvl="1">
-      <w:startOverride w:val="1"/>
-    </w:lvlOverride>
-    <w:lvlOverride w:ilvl="2">
-      <w:startOverride w:val="1"/>
-    </w:lvlOverride>
-    <w:lvlOverride w:ilvl="3">
-      <w:startOverride w:val="1"/>
-    </w:lvlOverride>
-    <w:lvlOverride w:ilvl="4">
-      <w:startOverride w:val="1"/>
-    </w:lvlOverride>
-    <w:lvlOverride w:ilvl="5">
-      <w:startOverride w:val="1"/>
-    </w:lvlOverride>
-    <w:lvlOverride w:ilvl="6">
-      <w:startOverride w:val="1"/>
-    </w:lvlOverride>
-    <w:lvlOverride w:ilvl="7">
-      <w:startOverride w:val="1"/>
-    </w:lvlOverride>
-    <w:lvlOverride w:ilvl="8">
-      <w:startOverride w:val="1"/>
-    </w:lvlOverride>
+    <w:abstractNumId w:val="991"/>
   </w:num>
   <w:num w:numId="1005">
     <w:abstractNumId w:val="991"/>
   </w:num>
   <w:num w:numId="1006">
-    <w:abstractNumId w:val="991"/>
-  </w:num>
-  <w:num w:numId="1007">
     <w:abstractNumId w:val="991"/>
   </w:num>
 </w:numbering>

--- a/06-学生侧材料/讲义/6-有机化学/烷烃烯烃炔烃.docx
+++ b/06-学生侧材料/讲义/6-有机化学/烷烃烯烃炔烃.docx
@@ -2002,7 +2002,7 @@
     </w:p>
     <w:p>
       <w:pPr>
-        <w:pStyle w:val="BodyText"/>
+        <w:pStyle w:val="BlockText"/>
       </w:pPr>
       <w:r>
         <w:rPr>
@@ -2137,7 +2137,7 @@
     </w:p>
     <w:p>
       <w:pPr>
-        <w:pStyle w:val="BodyText"/>
+        <w:pStyle w:val="FirstParagraph"/>
       </w:pPr>
       <w:r>
         <w:rPr>
@@ -3222,7 +3222,7 @@
     </w:p>
     <w:p>
       <w:pPr>
-        <w:pStyle w:val="BodyText"/>
+        <w:pStyle w:val="BlockText"/>
       </w:pPr>
       <w:r>
         <w:rPr>
@@ -3486,7 +3486,7 @@
     </w:p>
     <w:p>
       <w:pPr>
-        <w:pStyle w:val="BodyText"/>
+        <w:pStyle w:val="FirstParagraph"/>
         <w:spacing w:after="80"/>
       </w:pPr>
       <w:r>
@@ -4902,7 +4902,7 @@
     </w:p>
     <w:p>
       <w:pPr>
-        <w:pStyle w:val="BodyText"/>
+        <w:pStyle w:val="BlockText"/>
       </w:pPr>
       <w:r>
         <w:rPr>
@@ -5037,7 +5037,7 @@
     </w:p>
     <w:p>
       <w:pPr>
-        <w:pStyle w:val="BodyText"/>
+        <w:pStyle w:val="FirstParagraph"/>
       </w:pPr>
       <w:r>
         <w:rPr>
@@ -8572,7 +8572,7 @@
     </w:p>
     <w:p>
       <w:pPr>
-        <w:pStyle w:val="BodyText"/>
+        <w:pStyle w:val="BlockText"/>
       </w:pPr>
       <w:r>
         <w:rPr>
@@ -8669,7 +8669,7 @@
     </w:p>
     <w:p>
       <w:pPr>
-        <w:pStyle w:val="BodyText"/>
+        <w:pStyle w:val="FirstParagraph"/>
         <w:spacing w:after="80"/>
       </w:pPr>
       <w:r>
@@ -10677,7 +10677,7 @@
     </w:tbl>
     <w:p>
       <w:pPr>
-        <w:pStyle w:val="BodyText"/>
+        <w:pStyle w:val="BlockText"/>
         <w:spacing w:before="120"/>
       </w:pPr>
       <w:r>
@@ -10793,6 +10793,51 @@
           <w:rFonts w:hint="eastAsia" w:ascii="Times New Roman" w:hAnsi="Times New Roman" w:eastAsia="Times New Roman" w:cs="Times New Roman"/>
         </w:rPr>
         <w:t>。</w:t>
+      </w:r>
+    </w:p>
+    <w:p>
+      <w:pPr>
+        <w:pStyle w:val="FirstParagraph"/>
+      </w:pPr>
+      <w:r>
+        <w:rPr>
+          <w:rFonts w:ascii="Times New Roman" w:hAnsi="Times New Roman" w:eastAsia="Times New Roman" w:cs="Times New Roman"/>
+          <w:b/>
+          <w:bCs/>
+        </w:rPr>
+        <w:t xml:space="preserve">1.3.3 Diels-Alder </w:t>
+      </w:r>
+      <w:r>
+        <w:rPr>
+          <w:rFonts w:hint="eastAsia" w:ascii="Times New Roman" w:hAnsi="Times New Roman" w:eastAsia="FangSong" w:cs="Times New Roman"/>
+          <w:b/>
+          <w:bCs/>
+        </w:rPr>
+        <w:t>反应</w:t>
+      </w:r>
+      <w:r>
+        <w:rPr>
+          <w:rFonts w:hint="eastAsia" w:ascii="Times New Roman" w:hAnsi="Times New Roman" w:eastAsia="Times New Roman" w:cs="Times New Roman"/>
+          <w:b/>
+          <w:bCs/>
+        </w:rPr>
+        <w:t>（[4+2]</w:t>
+      </w:r>
+      <w:r>
+        <w:rPr>
+          <w:rFonts w:hint="eastAsia" w:ascii="Times New Roman" w:hAnsi="Times New Roman" w:eastAsia="FangSong" w:cs="Times New Roman"/>
+          <w:b/>
+          <w:bCs/>
+        </w:rPr>
+        <w:t>环加成</w:t>
+      </w:r>
+      <w:r>
+        <w:rPr>
+          <w:rFonts w:hint="eastAsia" w:ascii="Times New Roman" w:hAnsi="Times New Roman" w:eastAsia="Times New Roman" w:cs="Times New Roman"/>
+          <w:b/>
+          <w:bCs/>
+        </w:rPr>
+        <w:t>）</w:t>
       </w:r>
     </w:p>
     <w:p>
@@ -10802,42 +10847,162 @@
       <w:r>
         <w:rPr>
           <w:rFonts w:ascii="Times New Roman" w:hAnsi="Times New Roman" w:eastAsia="Times New Roman" w:cs="Times New Roman"/>
-          <w:b/>
-          <w:bCs/>
-        </w:rPr>
-        <w:t xml:space="preserve">1.3.3 Diels-Alder </w:t>
-      </w:r>
-      <w:r>
-        <w:rPr>
-          <w:rFonts w:hint="eastAsia" w:ascii="Times New Roman" w:hAnsi="Times New Roman" w:eastAsia="FangSong" w:cs="Times New Roman"/>
-          <w:b/>
-          <w:bCs/>
+        </w:rPr>
+        <w:t xml:space="preserve">![[2c28d39b04d5f9811fd6d0b862d7a1ff61422b0062e1f67daad19fffd1e78c3d.svg|Diels-Alder </w:t>
+      </w:r>
+      <w:r>
+        <w:rPr>
+          <w:rFonts w:hint="eastAsia" w:ascii="Times New Roman" w:hAnsi="Times New Roman" w:eastAsia="FangSong" w:cs="Times New Roman"/>
         </w:rPr>
         <w:t>反应</w:t>
       </w:r>
       <w:r>
         <w:rPr>
           <w:rFonts w:hint="eastAsia" w:ascii="Times New Roman" w:hAnsi="Times New Roman" w:eastAsia="Times New Roman" w:cs="Times New Roman"/>
-          <w:b/>
-          <w:bCs/>
-        </w:rPr>
-        <w:t>（[4+2]</w:t>
-      </w:r>
-      <w:r>
-        <w:rPr>
-          <w:rFonts w:hint="eastAsia" w:ascii="Times New Roman" w:hAnsi="Times New Roman" w:eastAsia="FangSong" w:cs="Times New Roman"/>
-          <w:b/>
-          <w:bCs/>
+        </w:rPr>
+        <w:t>——1,3-</w:t>
+      </w:r>
+      <w:r>
+        <w:rPr>
+          <w:rFonts w:hint="eastAsia" w:ascii="Times New Roman" w:hAnsi="Times New Roman" w:eastAsia="FangSong" w:cs="Times New Roman"/>
+        </w:rPr>
+        <w:t>丁二烯与乙烯的</w:t>
+      </w:r>
+      <w:r>
+        <w:rPr>
+          <w:rFonts w:hint="eastAsia" w:ascii="Times New Roman" w:hAnsi="Times New Roman" w:eastAsia="Times New Roman" w:cs="Times New Roman"/>
+        </w:rPr>
+        <w:t>[4+2]</w:t>
+      </w:r>
+      <w:r>
+        <w:rPr>
+          <w:rFonts w:hint="eastAsia" w:ascii="Times New Roman" w:hAnsi="Times New Roman" w:eastAsia="FangSong" w:cs="Times New Roman"/>
         </w:rPr>
         <w:t>环加成</w:t>
       </w:r>
       <w:r>
         <w:rPr>
           <w:rFonts w:hint="eastAsia" w:ascii="Times New Roman" w:hAnsi="Times New Roman" w:eastAsia="Times New Roman" w:cs="Times New Roman"/>
-          <w:b/>
-          <w:bCs/>
-        </w:rPr>
-        <w:t>）</w:t>
+        </w:rPr>
+        <w:t>]]</w:t>
+      </w:r>
+      <w:r>
+        <w:rPr>
+          <w:rFonts w:ascii="Times New Roman" w:hAnsi="Times New Roman" w:eastAsia="Times New Roman" w:cs="Times New Roman"/>
+        </w:rPr>
+        <w:t xml:space="preserve"> </w:t>
+      </w:r>
+      <w:r>
+        <w:rPr>
+          <w:rFonts w:hint="eastAsia" w:ascii="Times New Roman" w:hAnsi="Times New Roman" w:eastAsia="FangSong" w:cs="Times New Roman"/>
+          <w:i/>
+          <w:iCs/>
+        </w:rPr>
+        <w:t xml:space="preserve">图</w:t>
+      </w:r>
+      <w:r>
+        <w:rPr>
+          <w:rFonts w:ascii="Times New Roman" w:hAnsi="Times New Roman" w:eastAsia="Times New Roman" w:cs="Times New Roman"/>
+          <w:i/>
+          <w:iCs/>
+        </w:rPr>
+        <w:t xml:space="preserve"> Diels-Alder </w:t>
+      </w:r>
+      <w:r>
+        <w:rPr>
+          <w:rFonts w:hint="eastAsia" w:ascii="Times New Roman" w:hAnsi="Times New Roman" w:eastAsia="Times New Roman" w:cs="Times New Roman"/>
+          <w:i/>
+          <w:iCs/>
+        </w:rPr>
+        <w:t>[4+2]</w:t>
+      </w:r>
+      <w:r>
+        <w:rPr>
+          <w:rFonts w:hint="eastAsia" w:ascii="Times New Roman" w:hAnsi="Times New Roman" w:eastAsia="FangSong" w:cs="Times New Roman"/>
+          <w:i/>
+          <w:iCs/>
+        </w:rPr>
+        <w:t>环加成反应</w:t>
+      </w:r>
+      <w:r>
+        <w:rPr>
+          <w:rFonts w:hint="eastAsia" w:ascii="Times New Roman" w:hAnsi="Times New Roman" w:eastAsia="Times New Roman" w:cs="Times New Roman"/>
+          <w:i/>
+          <w:iCs/>
+        </w:rPr>
+        <w:t>——1,3-</w:t>
+      </w:r>
+      <w:r>
+        <w:rPr>
+          <w:rFonts w:hint="eastAsia" w:ascii="Times New Roman" w:hAnsi="Times New Roman" w:eastAsia="FangSong" w:cs="Times New Roman"/>
+          <w:i/>
+          <w:iCs/>
+        </w:rPr>
+        <w:t>丁二烯与乙烯通过协同周环机理形成环己烯</w:t>
+      </w:r>
+      <w:r>
+        <w:rPr>
+          <w:rFonts w:hint="eastAsia" w:ascii="Times New Roman" w:hAnsi="Times New Roman" w:eastAsia="Times New Roman" w:cs="Times New Roman"/>
+          <w:i/>
+          <w:iCs/>
+        </w:rPr>
+        <w:t>。</w:t>
+      </w:r>
+      <w:r>
+        <w:rPr>
+          <w:rFonts w:hint="eastAsia" w:ascii="Times New Roman" w:hAnsi="Times New Roman" w:eastAsia="FangSong" w:cs="Times New Roman"/>
+          <w:i/>
+          <w:iCs/>
+        </w:rPr>
+        <w:t>双烯体的</w:t>
+      </w:r>
+      <w:r>
+        <w:rPr>
+          <w:rFonts w:ascii="Times New Roman" w:hAnsi="Times New Roman" w:eastAsia="Times New Roman" w:cs="Times New Roman"/>
+          <w:i/>
+          <w:iCs/>
+        </w:rPr>
+        <w:t xml:space="preserve"> </w:t>
+      </w:r>
+      <w:r>
+        <w:rPr>
+          <w:rFonts w:hint="eastAsia" w:ascii="Times New Roman" w:hAnsi="Times New Roman" w:eastAsia="Times New Roman" w:cs="Times New Roman"/>
+          <w:i/>
+          <w:iCs/>
+        </w:rPr>
+        <w:t>s-</w:t>
+      </w:r>
+      <w:r>
+        <w:rPr>
+          <w:rFonts w:hint="eastAsia" w:ascii="Times New Roman" w:hAnsi="Times New Roman" w:eastAsia="FangSong" w:cs="Times New Roman"/>
+          <w:i/>
+          <w:iCs/>
+        </w:rPr>
+        <w:t>顺式构象是反应的必要条件</w:t>
+      </w:r>
+      <w:r>
+        <w:rPr>
+          <w:rFonts w:hint="eastAsia" w:ascii="Times New Roman" w:hAnsi="Times New Roman" w:eastAsia="Times New Roman" w:cs="Times New Roman"/>
+          <w:i/>
+          <w:iCs/>
+        </w:rPr>
+        <w:t>（Wikimedia</w:t>
+      </w:r>
+      <w:r>
+        <w:rPr>
+          <w:rFonts w:ascii="Times New Roman" w:hAnsi="Times New Roman" w:eastAsia="Times New Roman" w:cs="Times New Roman"/>
+          <w:i/>
+          <w:iCs/>
+        </w:rPr>
+        <w:t xml:space="preserve"> </w:t>
+      </w:r>
+      <w:r>
+        <w:rPr>
+          <w:rFonts w:hint="eastAsia" w:ascii="Times New Roman" w:hAnsi="Times New Roman" w:eastAsia="Times New Roman" w:cs="Times New Roman"/>
+          <w:i/>
+          <w:iCs/>
+        </w:rPr>
+        <w:t xml:space="preserve">Commons）</w:t>
       </w:r>
     </w:p>
     <w:p>
@@ -10846,45 +11011,17 @@
       </w:pPr>
       <w:r>
         <w:rPr>
-          <w:rFonts w:ascii="Times New Roman" w:hAnsi="Times New Roman" w:eastAsia="Times New Roman" w:cs="Times New Roman"/>
-        </w:rPr>
-        <w:t xml:space="preserve">![[2c28d39b04d5f9811fd6d0b862d7a1ff61422b0062e1f67daad19fffd1e78c3d.svg|Diels-Alder </w:t>
-      </w:r>
-      <w:r>
-        <w:rPr>
-          <w:rFonts w:hint="eastAsia" w:ascii="Times New Roman" w:hAnsi="Times New Roman" w:eastAsia="FangSong" w:cs="Times New Roman"/>
-        </w:rPr>
-        <w:t>反应</w:t>
-      </w:r>
-      <w:r>
-        <w:rPr>
-          <w:rFonts w:hint="eastAsia" w:ascii="Times New Roman" w:hAnsi="Times New Roman" w:eastAsia="Times New Roman" w:cs="Times New Roman"/>
-        </w:rPr>
-        <w:t>——1,3-</w:t>
-      </w:r>
-      <w:r>
-        <w:rPr>
-          <w:rFonts w:hint="eastAsia" w:ascii="Times New Roman" w:hAnsi="Times New Roman" w:eastAsia="FangSong" w:cs="Times New Roman"/>
-        </w:rPr>
-        <w:t>丁二烯与乙烯的</w:t>
-      </w:r>
-      <w:r>
-        <w:rPr>
-          <w:rFonts w:hint="eastAsia" w:ascii="Times New Roman" w:hAnsi="Times New Roman" w:eastAsia="Times New Roman" w:cs="Times New Roman"/>
-        </w:rPr>
-        <w:t>[4+2]</w:t>
-      </w:r>
-      <w:r>
-        <w:rPr>
-          <w:rFonts w:hint="eastAsia" w:ascii="Times New Roman" w:hAnsi="Times New Roman" w:eastAsia="FangSong" w:cs="Times New Roman"/>
-        </w:rPr>
-        <w:t>环加成</w:t>
-      </w:r>
-      <w:r>
-        <w:rPr>
-          <w:rFonts w:hint="eastAsia" w:ascii="Times New Roman" w:hAnsi="Times New Roman" w:eastAsia="Times New Roman" w:cs="Times New Roman"/>
-        </w:rPr>
-        <w:t>]]</w:t>
+          <w:rFonts w:hint="eastAsia" w:ascii="Times New Roman" w:hAnsi="Times New Roman" w:eastAsia="FangSong" w:cs="Times New Roman"/>
+          <w:b/>
+          <w:bCs/>
+        </w:rPr>
+        <w:t xml:space="preserve">特征</w:t>
+      </w:r>
+      <w:r>
+        <w:rPr>
+          <w:rFonts w:hint="eastAsia" w:ascii="Times New Roman" w:hAnsi="Times New Roman" w:eastAsia="Times New Roman" w:cs="Times New Roman"/>
+        </w:rPr>
+        <w:t xml:space="preserve">：</w:t>
       </w:r>
       <w:r>
         <w:rPr>
@@ -10894,115 +11031,135 @@
       </w:r>
       <w:r>
         <w:rPr>
-          <w:rFonts w:hint="eastAsia" w:ascii="Times New Roman" w:hAnsi="Times New Roman" w:eastAsia="FangSong" w:cs="Times New Roman"/>
-          <w:i/>
-          <w:iCs/>
-        </w:rPr>
-        <w:t xml:space="preserve">图</w:t>
-      </w:r>
-      <w:r>
-        <w:rPr>
-          <w:rFonts w:ascii="Times New Roman" w:hAnsi="Times New Roman" w:eastAsia="Times New Roman" w:cs="Times New Roman"/>
-          <w:i/>
-          <w:iCs/>
-        </w:rPr>
-        <w:t xml:space="preserve"> Diels-Alder </w:t>
-      </w:r>
-      <w:r>
-        <w:rPr>
-          <w:rFonts w:hint="eastAsia" w:ascii="Times New Roman" w:hAnsi="Times New Roman" w:eastAsia="Times New Roman" w:cs="Times New Roman"/>
-          <w:i/>
-          <w:iCs/>
-        </w:rPr>
-        <w:t>[4+2]</w:t>
-      </w:r>
-      <w:r>
-        <w:rPr>
-          <w:rFonts w:hint="eastAsia" w:ascii="Times New Roman" w:hAnsi="Times New Roman" w:eastAsia="FangSong" w:cs="Times New Roman"/>
-          <w:i/>
-          <w:iCs/>
-        </w:rPr>
-        <w:t>环加成反应</w:t>
-      </w:r>
-      <w:r>
-        <w:rPr>
-          <w:rFonts w:hint="eastAsia" w:ascii="Times New Roman" w:hAnsi="Times New Roman" w:eastAsia="Times New Roman" w:cs="Times New Roman"/>
-          <w:i/>
-          <w:iCs/>
-        </w:rPr>
-        <w:t>——1,3-</w:t>
-      </w:r>
-      <w:r>
-        <w:rPr>
-          <w:rFonts w:hint="eastAsia" w:ascii="Times New Roman" w:hAnsi="Times New Roman" w:eastAsia="FangSong" w:cs="Times New Roman"/>
-          <w:i/>
-          <w:iCs/>
-        </w:rPr>
-        <w:t>丁二烯与乙烯通过协同周环机理形成环己烯</w:t>
-      </w:r>
-      <w:r>
-        <w:rPr>
-          <w:rFonts w:hint="eastAsia" w:ascii="Times New Roman" w:hAnsi="Times New Roman" w:eastAsia="Times New Roman" w:cs="Times New Roman"/>
-          <w:i/>
-          <w:iCs/>
-        </w:rPr>
-        <w:t>。</w:t>
-      </w:r>
-      <w:r>
-        <w:rPr>
-          <w:rFonts w:hint="eastAsia" w:ascii="Times New Roman" w:hAnsi="Times New Roman" w:eastAsia="FangSong" w:cs="Times New Roman"/>
-          <w:i/>
-          <w:iCs/>
-        </w:rPr>
-        <w:t>双烯体的</w:t>
-      </w:r>
-      <w:r>
-        <w:rPr>
-          <w:rFonts w:ascii="Times New Roman" w:hAnsi="Times New Roman" w:eastAsia="Times New Roman" w:cs="Times New Roman"/>
-          <w:i/>
-          <w:iCs/>
+          <w:rFonts w:ascii="Times New Roman" w:hAnsi="Times New Roman" w:eastAsia="Times New Roman" w:cs="Times New Roman"/>
+        </w:rPr>
+        <w:t xml:space="preserve">- </w:t>
+      </w:r>
+      <w:r>
+        <w:rPr>
+          <w:rFonts w:hint="eastAsia" w:ascii="Times New Roman" w:hAnsi="Times New Roman" w:eastAsia="FangSong" w:cs="Times New Roman"/>
+        </w:rPr>
+        <w:t xml:space="preserve">共轭二烯</w:t>
+      </w:r>
+      <w:r>
+        <w:rPr>
+          <w:rFonts w:ascii="Times New Roman" w:hAnsi="Times New Roman" w:eastAsia="Times New Roman" w:cs="Times New Roman"/>
+        </w:rPr>
+        <w:t xml:space="preserve"> + </w:t>
+      </w:r>
+      <w:r>
+        <w:rPr>
+          <w:rFonts w:hint="eastAsia" w:ascii="Times New Roman" w:hAnsi="Times New Roman" w:eastAsia="FangSong" w:cs="Times New Roman"/>
+        </w:rPr>
+        <w:t xml:space="preserve">亲双烯体</w:t>
+      </w:r>
+      <w:r>
+        <w:rPr>
+          <w:rFonts w:ascii="Times New Roman" w:hAnsi="Times New Roman" w:eastAsia="Times New Roman" w:cs="Times New Roman"/>
+        </w:rPr>
+        <w:t xml:space="preserve"> → </w:t>
+      </w:r>
+      <w:r>
+        <w:rPr>
+          <w:rFonts w:hint="eastAsia" w:ascii="Times New Roman" w:hAnsi="Times New Roman" w:eastAsia="FangSong" w:cs="Times New Roman"/>
+        </w:rPr>
+        <w:t xml:space="preserve">六元环</w:t>
+      </w:r>
+      <w:r>
+        <w:rPr>
+          <w:rFonts w:ascii="Times New Roman" w:hAnsi="Times New Roman" w:eastAsia="Times New Roman" w:cs="Times New Roman"/>
         </w:rPr>
         <w:t xml:space="preserve"> </w:t>
       </w:r>
       <w:r>
         <w:rPr>
-          <w:rFonts w:hint="eastAsia" w:ascii="Times New Roman" w:hAnsi="Times New Roman" w:eastAsia="Times New Roman" w:cs="Times New Roman"/>
-          <w:i/>
-          <w:iCs/>
-        </w:rPr>
-        <w:t>s-</w:t>
-      </w:r>
-      <w:r>
-        <w:rPr>
-          <w:rFonts w:hint="eastAsia" w:ascii="Times New Roman" w:hAnsi="Times New Roman" w:eastAsia="FangSong" w:cs="Times New Roman"/>
-          <w:i/>
-          <w:iCs/>
-        </w:rPr>
-        <w:t>顺式构象是反应的必要条件</w:t>
-      </w:r>
-      <w:r>
-        <w:rPr>
-          <w:rFonts w:hint="eastAsia" w:ascii="Times New Roman" w:hAnsi="Times New Roman" w:eastAsia="Times New Roman" w:cs="Times New Roman"/>
-          <w:i/>
-          <w:iCs/>
-        </w:rPr>
-        <w:t>（Wikimedia</w:t>
-      </w:r>
-      <w:r>
-        <w:rPr>
-          <w:rFonts w:ascii="Times New Roman" w:hAnsi="Times New Roman" w:eastAsia="Times New Roman" w:cs="Times New Roman"/>
-          <w:i/>
-          <w:iCs/>
+          <w:rFonts w:ascii="Times New Roman" w:hAnsi="Times New Roman" w:eastAsia="Times New Roman" w:cs="Times New Roman"/>
+        </w:rPr>
+        <w:t xml:space="preserve">- </w:t>
+      </w:r>
+      <w:r>
+        <w:rPr>
+          <w:rFonts w:hint="eastAsia" w:ascii="Times New Roman" w:hAnsi="Times New Roman" w:eastAsia="FangSong" w:cs="Times New Roman"/>
+        </w:rPr>
+        <w:t>周环反应</w:t>
+      </w:r>
+      <w:r>
+        <w:rPr>
+          <w:rFonts w:hint="eastAsia" w:ascii="Times New Roman" w:hAnsi="Times New Roman" w:eastAsia="Times New Roman" w:cs="Times New Roman"/>
+        </w:rPr>
+        <w:t>（</w:t>
+      </w:r>
+      <w:r>
+        <w:rPr>
+          <w:rFonts w:hint="eastAsia" w:ascii="Times New Roman" w:hAnsi="Times New Roman" w:eastAsia="FangSong" w:cs="Times New Roman"/>
+        </w:rPr>
+        <w:t>协同反应</w:t>
+      </w:r>
+      <w:r>
+        <w:rPr>
+          <w:rFonts w:hint="eastAsia" w:ascii="Times New Roman" w:hAnsi="Times New Roman" w:eastAsia="Times New Roman" w:cs="Times New Roman"/>
+        </w:rPr>
+        <w:t>，</w:t>
+      </w:r>
+      <w:r>
+        <w:rPr>
+          <w:rFonts w:hint="eastAsia" w:ascii="Times New Roman" w:hAnsi="Times New Roman" w:eastAsia="FangSong" w:cs="Times New Roman"/>
+        </w:rPr>
+        <w:t>无中间体</w:t>
+      </w:r>
+      <w:r>
+        <w:rPr>
+          <w:rFonts w:hint="eastAsia" w:ascii="Times New Roman" w:hAnsi="Times New Roman" w:eastAsia="Times New Roman" w:cs="Times New Roman"/>
+        </w:rPr>
+        <w:t>）</w:t>
+      </w:r>
+      <w:r>
+        <w:rPr>
+          <w:rFonts w:ascii="Times New Roman" w:hAnsi="Times New Roman" w:eastAsia="Times New Roman" w:cs="Times New Roman"/>
         </w:rPr>
         <w:t xml:space="preserve"> </w:t>
       </w:r>
       <w:r>
         <w:rPr>
-          <w:rFonts w:hint="eastAsia" w:ascii="Times New Roman" w:hAnsi="Times New Roman" w:eastAsia="Times New Roman" w:cs="Times New Roman"/>
-          <w:i/>
-          <w:iCs/>
-        </w:rPr>
-        <w:t xml:space="preserve">Commons）</w:t>
+          <w:rFonts w:ascii="Times New Roman" w:hAnsi="Times New Roman" w:eastAsia="Times New Roman" w:cs="Times New Roman"/>
+        </w:rPr>
+        <w:t xml:space="preserve">- </w:t>
+      </w:r>
+      <w:r>
+        <w:rPr>
+          <w:rFonts w:hint="eastAsia" w:ascii="Times New Roman" w:hAnsi="Times New Roman" w:eastAsia="FangSong" w:cs="Times New Roman"/>
+        </w:rPr>
+        <w:t>立体专一</w:t>
+      </w:r>
+      <w:r>
+        <w:rPr>
+          <w:rFonts w:hint="eastAsia" w:ascii="Times New Roman" w:hAnsi="Times New Roman" w:eastAsia="Times New Roman" w:cs="Times New Roman"/>
+        </w:rPr>
+        <w:t>——</w:t>
+      </w:r>
+      <w:r>
+        <w:rPr>
+          <w:rFonts w:hint="eastAsia" w:ascii="Times New Roman" w:hAnsi="Times New Roman" w:eastAsia="FangSong" w:cs="Times New Roman"/>
+        </w:rPr>
+        <w:t>顺式加成</w:t>
+      </w:r>
+      <w:r>
+        <w:rPr>
+          <w:rFonts w:hint="eastAsia" w:ascii="Times New Roman" w:hAnsi="Times New Roman" w:eastAsia="Times New Roman" w:cs="Times New Roman"/>
+        </w:rPr>
+        <w:t>（</w:t>
+      </w:r>
+      <w:r>
+        <w:rPr>
+          <w:rFonts w:hint="eastAsia" w:ascii="Times New Roman" w:hAnsi="Times New Roman" w:eastAsia="FangSong" w:cs="Times New Roman"/>
+        </w:rPr>
+        <w:t>双烯和亲双烯体的立体化学在产物中保持</w:t>
+      </w:r>
+      <w:r>
+        <w:rPr>
+          <w:rFonts w:hint="eastAsia" w:ascii="Times New Roman" w:hAnsi="Times New Roman" w:eastAsia="Times New Roman" w:cs="Times New Roman"/>
+        </w:rPr>
+        <w:t>）</w:t>
       </w:r>
     </w:p>
     <w:p>
@@ -11015,7 +11172,7 @@
           <w:b/>
           <w:bCs/>
         </w:rPr>
-        <w:t xml:space="preserve">特征</w:t>
+        <w:t xml:space="preserve">反应特点</w:t>
       </w:r>
       <w:r>
         <w:rPr>
@@ -11039,31 +11196,53 @@
         <w:rPr>
           <w:rFonts w:hint="eastAsia" w:ascii="Times New Roman" w:hAnsi="Times New Roman" w:eastAsia="FangSong" w:cs="Times New Roman"/>
         </w:rPr>
-        <w:t xml:space="preserve">共轭二烯</w:t>
-      </w:r>
-      <w:r>
-        <w:rPr>
-          <w:rFonts w:ascii="Times New Roman" w:hAnsi="Times New Roman" w:eastAsia="Times New Roman" w:cs="Times New Roman"/>
-        </w:rPr>
-        <w:t xml:space="preserve"> + </w:t>
-      </w:r>
-      <w:r>
-        <w:rPr>
-          <w:rFonts w:hint="eastAsia" w:ascii="Times New Roman" w:hAnsi="Times New Roman" w:eastAsia="FangSong" w:cs="Times New Roman"/>
-        </w:rPr>
-        <w:t xml:space="preserve">亲双烯体</w:t>
-      </w:r>
-      <w:r>
-        <w:rPr>
-          <w:rFonts w:ascii="Times New Roman" w:hAnsi="Times New Roman" w:eastAsia="Times New Roman" w:cs="Times New Roman"/>
-        </w:rPr>
-        <w:t xml:space="preserve"> → </w:t>
-      </w:r>
-      <w:r>
-        <w:rPr>
-          <w:rFonts w:hint="eastAsia" w:ascii="Times New Roman" w:hAnsi="Times New Roman" w:eastAsia="FangSong" w:cs="Times New Roman"/>
-        </w:rPr>
-        <w:t xml:space="preserve">六元环</w:t>
+        <w:t xml:space="preserve">双烯体的构象必须为</w:t>
+      </w:r>
+      <w:r>
+        <w:rPr>
+          <w:rFonts w:hint="eastAsia" w:ascii="Times New Roman" w:hAnsi="Times New Roman" w:eastAsia="Times New Roman" w:cs="Times New Roman"/>
+          <w:b/>
+          <w:bCs/>
+        </w:rPr>
+        <w:t>s-</w:t>
+      </w:r>
+      <w:r>
+        <w:rPr>
+          <w:rFonts w:hint="eastAsia" w:ascii="Times New Roman" w:hAnsi="Times New Roman" w:eastAsia="FangSong" w:cs="Times New Roman"/>
+          <w:b/>
+          <w:bCs/>
+        </w:rPr>
+        <w:t>顺式</w:t>
+      </w:r>
+      <w:r>
+        <w:rPr>
+          <w:rFonts w:hint="eastAsia" w:ascii="Times New Roman" w:hAnsi="Times New Roman" w:eastAsia="Times New Roman" w:cs="Times New Roman"/>
+        </w:rPr>
+        <w:t>（</w:t>
+      </w:r>
+      <w:r>
+        <w:rPr>
+          <w:rFonts w:hint="eastAsia" w:ascii="Times New Roman" w:hAnsi="Times New Roman" w:eastAsia="FangSong" w:cs="Times New Roman"/>
+        </w:rPr>
+        <w:t>可旋转成</w:t>
+      </w:r>
+      <w:r>
+        <w:rPr>
+          <w:rFonts w:hint="eastAsia" w:ascii="Times New Roman" w:hAnsi="Times New Roman" w:eastAsia="Times New Roman" w:cs="Times New Roman"/>
+        </w:rPr>
+        <w:t>s-</w:t>
+      </w:r>
+      <w:r>
+        <w:rPr>
+          <w:rFonts w:hint="eastAsia" w:ascii="Times New Roman" w:hAnsi="Times New Roman" w:eastAsia="FangSong" w:cs="Times New Roman"/>
+        </w:rPr>
+        <w:t>顺式才行</w:t>
+      </w:r>
+      <w:r>
+        <w:rPr>
+          <w:rFonts w:hint="eastAsia" w:ascii="Times New Roman" w:hAnsi="Times New Roman" w:eastAsia="Times New Roman" w:cs="Times New Roman"/>
+        </w:rPr>
+        <w:t>）</w:t>
       </w:r>
       <w:r>
         <w:rPr>
@@ -11081,7 +11260,19 @@
         <w:rPr>
           <w:rFonts w:hint="eastAsia" w:ascii="Times New Roman" w:hAnsi="Times New Roman" w:eastAsia="FangSong" w:cs="Times New Roman"/>
         </w:rPr>
-        <w:t>周环反应</w:t>
+        <w:t>给电子基团在双烯体上</w:t>
+      </w:r>
+      <w:r>
+        <w:rPr>
+          <w:rFonts w:hint="eastAsia" w:ascii="Times New Roman" w:hAnsi="Times New Roman" w:eastAsia="Times New Roman" w:cs="Times New Roman"/>
+        </w:rPr>
+        <w:t>、</w:t>
+      </w:r>
+      <w:r>
+        <w:rPr>
+          <w:rFonts w:hint="eastAsia" w:ascii="Times New Roman" w:hAnsi="Times New Roman" w:eastAsia="FangSong" w:cs="Times New Roman"/>
+        </w:rPr>
+        <w:t>吸电子基团在亲双烯体上有利于反应</w:t>
       </w:r>
       <w:r>
         <w:rPr>
@@ -11092,26 +11283,16 @@
       <w:r>
         <w:rPr>
           <w:rFonts w:hint="eastAsia" w:ascii="Times New Roman" w:hAnsi="Times New Roman" w:eastAsia="FangSong" w:cs="Times New Roman"/>
-        </w:rPr>
-        <w:t>协同反应</w:t>
-      </w:r>
-      <w:r>
-        <w:rPr>
-          <w:rFonts w:hint="eastAsia" w:ascii="Times New Roman" w:hAnsi="Times New Roman" w:eastAsia="Times New Roman" w:cs="Times New Roman"/>
-        </w:rPr>
-        <w:t>，</w:t>
-      </w:r>
-      <w:r>
-        <w:rPr>
-          <w:rFonts w:hint="eastAsia" w:ascii="Times New Roman" w:hAnsi="Times New Roman" w:eastAsia="FangSong" w:cs="Times New Roman"/>
-        </w:rPr>
-        <w:t>无中间体</w:t>
-      </w:r>
-      <w:r>
-        <w:rPr>
-          <w:rFonts w:hint="eastAsia" w:ascii="Times New Roman" w:hAnsi="Times New Roman" w:eastAsia="Times New Roman" w:cs="Times New Roman"/>
-        </w:rPr>
-        <w:t>）</w:t>
+          <w:b/>
+          <w:bCs/>
+        </w:rPr>
+        <w:t xml:space="preserve">正电子需求</w:t>
+      </w:r>
+      <w:r>
+        <w:rPr>
+          <w:rFonts w:hint="eastAsia" w:ascii="Times New Roman" w:hAnsi="Times New Roman" w:eastAsia="Times New Roman" w:cs="Times New Roman"/>
+        </w:rPr>
+        <w:t xml:space="preserve">）</w:t>
       </w:r>
       <w:r>
         <w:rPr>
@@ -11129,19 +11310,37 @@
         <w:rPr>
           <w:rFonts w:hint="eastAsia" w:ascii="Times New Roman" w:hAnsi="Times New Roman" w:eastAsia="FangSong" w:cs="Times New Roman"/>
         </w:rPr>
-        <w:t>立体专一</w:t>
-      </w:r>
-      <w:r>
-        <w:rPr>
-          <w:rFonts w:hint="eastAsia" w:ascii="Times New Roman" w:hAnsi="Times New Roman" w:eastAsia="Times New Roman" w:cs="Times New Roman"/>
-        </w:rPr>
-        <w:t>——</w:t>
-      </w:r>
-      <w:r>
-        <w:rPr>
-          <w:rFonts w:hint="eastAsia" w:ascii="Times New Roman" w:hAnsi="Times New Roman" w:eastAsia="FangSong" w:cs="Times New Roman"/>
-        </w:rPr>
-        <w:t>顺式加成</w:t>
+        <w:t>立体化学保持</w:t>
+      </w:r>
+      <w:r>
+        <w:rPr>
+          <w:rFonts w:hint="eastAsia" w:ascii="Times New Roman" w:hAnsi="Times New Roman" w:eastAsia="Times New Roman" w:cs="Times New Roman"/>
+        </w:rPr>
+        <w:t>：</w:t>
+      </w:r>
+      <w:r>
+        <w:rPr>
+          <w:rFonts w:hint="eastAsia" w:ascii="Times New Roman" w:hAnsi="Times New Roman" w:eastAsia="FangSong" w:cs="Times New Roman"/>
+          <w:b/>
+          <w:bCs/>
+        </w:rPr>
+        <w:t>亲双烯体的顺</w:t>
+      </w:r>
+      <w:r>
+        <w:rPr>
+          <w:rFonts w:hint="eastAsia" w:ascii="Times New Roman" w:hAnsi="Times New Roman" w:eastAsia="Times New Roman" w:cs="Times New Roman"/>
+          <w:b/>
+          <w:bCs/>
+        </w:rPr>
+        <w:t>/</w:t>
+      </w:r>
+      <w:r>
+        <w:rPr>
+          <w:rFonts w:hint="eastAsia" w:ascii="Times New Roman" w:hAnsi="Times New Roman" w:eastAsia="FangSong" w:cs="Times New Roman"/>
+          <w:b/>
+          <w:bCs/>
+        </w:rPr>
+        <w:t>反构型保持</w:t>
       </w:r>
       <w:r>
         <w:rPr>
@@ -11153,7 +11352,79 @@
         <w:rPr>
           <w:rFonts w:hint="eastAsia" w:ascii="Times New Roman" w:hAnsi="Times New Roman" w:eastAsia="FangSong" w:cs="Times New Roman"/>
         </w:rPr>
-        <w:t>双烯和亲双烯体的立体化学在产物中保持</w:t>
+        <w:t>顺式亲双烯体</w:t>
+      </w:r>
+      <w:r>
+        <w:rPr>
+          <w:rFonts w:hint="eastAsia" w:ascii="Times New Roman" w:hAnsi="Times New Roman" w:eastAsia="Times New Roman" w:cs="Times New Roman"/>
+        </w:rPr>
+        <w:t>→</w:t>
+      </w:r>
+      <w:r>
+        <w:rPr>
+          <w:rFonts w:hint="eastAsia" w:ascii="Times New Roman" w:hAnsi="Times New Roman" w:eastAsia="FangSong" w:cs="Times New Roman"/>
+        </w:rPr>
+        <w:t>顺式产物</w:t>
+      </w:r>
+      <w:r>
+        <w:rPr>
+          <w:rFonts w:hint="eastAsia" w:ascii="Times New Roman" w:hAnsi="Times New Roman" w:eastAsia="Times New Roman" w:cs="Times New Roman"/>
+        </w:rPr>
+        <w:t>），</w:t>
+      </w:r>
+      <w:r>
+        <w:rPr>
+          <w:rFonts w:hint="eastAsia" w:ascii="Times New Roman" w:hAnsi="Times New Roman" w:eastAsia="FangSong" w:cs="Times New Roman"/>
+          <w:b/>
+          <w:bCs/>
+        </w:rPr>
+        <w:t xml:space="preserve">双烯体的</w:t>
+      </w:r>
+      <w:r>
+        <w:rPr>
+          <w:rFonts w:ascii="Times New Roman" w:hAnsi="Times New Roman" w:eastAsia="Times New Roman" w:cs="Times New Roman"/>
+          <w:b/>
+          <w:bCs/>
+        </w:rPr>
+        <w:t xml:space="preserve"> E/Z </w:t>
+      </w:r>
+      <w:r>
+        <w:rPr>
+          <w:rFonts w:hint="eastAsia" w:ascii="Times New Roman" w:hAnsi="Times New Roman" w:eastAsia="FangSong" w:cs="Times New Roman"/>
+          <w:b/>
+          <w:bCs/>
+        </w:rPr>
+        <w:t xml:space="preserve">构型保持</w:t>
+      </w:r>
+      <w:r>
+        <w:rPr>
+          <w:rFonts w:hint="eastAsia" w:ascii="Times New Roman" w:hAnsi="Times New Roman" w:eastAsia="Times New Roman" w:cs="Times New Roman"/>
+        </w:rPr>
+        <w:t>（</w:t>
+      </w:r>
+      <w:r>
+        <w:rPr>
+          <w:rFonts w:hint="eastAsia" w:ascii="Times New Roman" w:hAnsi="Times New Roman" w:eastAsia="FangSong" w:cs="Times New Roman"/>
+        </w:rPr>
+        <w:t>需</w:t>
+      </w:r>
+      <w:r>
+        <w:rPr>
+          <w:rFonts w:ascii="Times New Roman" w:hAnsi="Times New Roman" w:eastAsia="Times New Roman" w:cs="Times New Roman"/>
+        </w:rPr>
+        <w:t xml:space="preserve"> </w:t>
+      </w:r>
+      <w:r>
+        <w:rPr>
+          <w:rFonts w:hint="eastAsia" w:ascii="Times New Roman" w:hAnsi="Times New Roman" w:eastAsia="Times New Roman" w:cs="Times New Roman"/>
+        </w:rPr>
+        <w:t>s-</w:t>
+      </w:r>
+      <w:r>
+        <w:rPr>
+          <w:rFonts w:hint="eastAsia" w:ascii="Times New Roman" w:hAnsi="Times New Roman" w:eastAsia="FangSong" w:cs="Times New Roman"/>
+        </w:rPr>
+        <w:t>顺式构象参与</w:t>
       </w:r>
       <w:r>
         <w:rPr>
@@ -11172,47 +11443,31 @@
           <w:b/>
           <w:bCs/>
         </w:rPr>
-        <w:t xml:space="preserve">反应特点</w:t>
-      </w:r>
-      <w:r>
-        <w:rPr>
-          <w:rFonts w:hint="eastAsia" w:ascii="Times New Roman" w:hAnsi="Times New Roman" w:eastAsia="Times New Roman" w:cs="Times New Roman"/>
-        </w:rPr>
-        <w:t xml:space="preserve">：</w:t>
-      </w:r>
-      <w:r>
-        <w:rPr>
-          <w:rFonts w:ascii="Times New Roman" w:hAnsi="Times New Roman" w:eastAsia="Times New Roman" w:cs="Times New Roman"/>
-        </w:rPr>
-        <w:t xml:space="preserve"> </w:t>
-      </w:r>
-      <w:r>
-        <w:rPr>
-          <w:rFonts w:ascii="Times New Roman" w:hAnsi="Times New Roman" w:eastAsia="Times New Roman" w:cs="Times New Roman"/>
-        </w:rPr>
-        <w:t xml:space="preserve">- </w:t>
-      </w:r>
-      <w:r>
-        <w:rPr>
-          <w:rFonts w:hint="eastAsia" w:ascii="Times New Roman" w:hAnsi="Times New Roman" w:eastAsia="FangSong" w:cs="Times New Roman"/>
-        </w:rPr>
-        <w:t xml:space="preserve">双烯体的构象必须为</w:t>
-      </w:r>
-      <w:r>
-        <w:rPr>
-          <w:rFonts w:hint="eastAsia" w:ascii="Times New Roman" w:hAnsi="Times New Roman" w:eastAsia="Times New Roman" w:cs="Times New Roman"/>
-          <w:b/>
-          <w:bCs/>
-        </w:rPr>
-        <w:t>s-</w:t>
-      </w:r>
-      <w:r>
-        <w:rPr>
-          <w:rFonts w:hint="eastAsia" w:ascii="Times New Roman" w:hAnsi="Times New Roman" w:eastAsia="FangSong" w:cs="Times New Roman"/>
-          <w:b/>
-          <w:bCs/>
-        </w:rPr>
-        <w:t>顺式</w:t>
+        <w:t xml:space="preserve">易错点</w:t>
+      </w:r>
+      <w:r>
+        <w:rPr>
+          <w:rFonts w:hint="eastAsia" w:ascii="Times New Roman" w:hAnsi="Times New Roman" w:eastAsia="Times New Roman" w:cs="Times New Roman"/>
+        </w:rPr>
+        <w:t>：</w:t>
+      </w:r>
+      <w:r>
+        <w:rPr>
+          <w:rFonts w:hint="eastAsia" w:ascii="Times New Roman" w:hAnsi="Times New Roman" w:eastAsia="FangSong" w:cs="Times New Roman"/>
+        </w:rPr>
+        <w:t>环戊二烯在室温下发生</w:t>
+      </w:r>
+      <w:r>
+        <w:rPr>
+          <w:rFonts w:hint="eastAsia" w:ascii="Times New Roman" w:hAnsi="Times New Roman" w:eastAsia="Times New Roman" w:cs="Times New Roman"/>
+        </w:rPr>
+        <w:t>Diels-Alder</w:t>
+      </w:r>
+      <w:r>
+        <w:rPr>
+          <w:rFonts w:hint="eastAsia" w:ascii="Times New Roman" w:hAnsi="Times New Roman" w:eastAsia="FangSong" w:cs="Times New Roman"/>
+        </w:rPr>
+        <w:t>反应形成二聚体</w:t>
       </w:r>
       <w:r>
         <w:rPr>
@@ -11224,147 +11479,7 @@
         <w:rPr>
           <w:rFonts w:hint="eastAsia" w:ascii="Times New Roman" w:hAnsi="Times New Roman" w:eastAsia="FangSong" w:cs="Times New Roman"/>
         </w:rPr>
-        <w:t>可旋转成</w:t>
-      </w:r>
-      <w:r>
-        <w:rPr>
-          <w:rFonts w:hint="eastAsia" w:ascii="Times New Roman" w:hAnsi="Times New Roman" w:eastAsia="Times New Roman" w:cs="Times New Roman"/>
-        </w:rPr>
-        <w:t>s-</w:t>
-      </w:r>
-      <w:r>
-        <w:rPr>
-          <w:rFonts w:hint="eastAsia" w:ascii="Times New Roman" w:hAnsi="Times New Roman" w:eastAsia="FangSong" w:cs="Times New Roman"/>
-        </w:rPr>
-        <w:t>顺式才行</w:t>
-      </w:r>
-      <w:r>
-        <w:rPr>
-          <w:rFonts w:hint="eastAsia" w:ascii="Times New Roman" w:hAnsi="Times New Roman" w:eastAsia="Times New Roman" w:cs="Times New Roman"/>
-        </w:rPr>
-        <w:t>）</w:t>
-      </w:r>
-      <w:r>
-        <w:rPr>
-          <w:rFonts w:ascii="Times New Roman" w:hAnsi="Times New Roman" w:eastAsia="Times New Roman" w:cs="Times New Roman"/>
-        </w:rPr>
-        <w:t xml:space="preserve"> </w:t>
-      </w:r>
-      <w:r>
-        <w:rPr>
-          <w:rFonts w:ascii="Times New Roman" w:hAnsi="Times New Roman" w:eastAsia="Times New Roman" w:cs="Times New Roman"/>
-        </w:rPr>
-        <w:t xml:space="preserve">- </w:t>
-      </w:r>
-      <w:r>
-        <w:rPr>
-          <w:rFonts w:hint="eastAsia" w:ascii="Times New Roman" w:hAnsi="Times New Roman" w:eastAsia="FangSong" w:cs="Times New Roman"/>
-        </w:rPr>
-        <w:t>给电子基团在双烯体上</w:t>
-      </w:r>
-      <w:r>
-        <w:rPr>
-          <w:rFonts w:hint="eastAsia" w:ascii="Times New Roman" w:hAnsi="Times New Roman" w:eastAsia="Times New Roman" w:cs="Times New Roman"/>
-        </w:rPr>
-        <w:t>、</w:t>
-      </w:r>
-      <w:r>
-        <w:rPr>
-          <w:rFonts w:hint="eastAsia" w:ascii="Times New Roman" w:hAnsi="Times New Roman" w:eastAsia="FangSong" w:cs="Times New Roman"/>
-        </w:rPr>
-        <w:t>吸电子基团在亲双烯体上有利于反应</w:t>
-      </w:r>
-      <w:r>
-        <w:rPr>
-          <w:rFonts w:hint="eastAsia" w:ascii="Times New Roman" w:hAnsi="Times New Roman" w:eastAsia="Times New Roman" w:cs="Times New Roman"/>
-        </w:rPr>
-        <w:t>（</w:t>
-      </w:r>
-      <w:r>
-        <w:rPr>
-          <w:rFonts w:hint="eastAsia" w:ascii="Times New Roman" w:hAnsi="Times New Roman" w:eastAsia="FangSong" w:cs="Times New Roman"/>
-          <w:b/>
-          <w:bCs/>
-        </w:rPr>
-        <w:t xml:space="preserve">正电子需求</w:t>
-      </w:r>
-      <w:r>
-        <w:rPr>
-          <w:rFonts w:hint="eastAsia" w:ascii="Times New Roman" w:hAnsi="Times New Roman" w:eastAsia="Times New Roman" w:cs="Times New Roman"/>
-        </w:rPr>
-        <w:t xml:space="preserve">）</w:t>
-      </w:r>
-      <w:r>
-        <w:rPr>
-          <w:rFonts w:ascii="Times New Roman" w:hAnsi="Times New Roman" w:eastAsia="Times New Roman" w:cs="Times New Roman"/>
-        </w:rPr>
-        <w:t xml:space="preserve"> </w:t>
-      </w:r>
-      <w:r>
-        <w:rPr>
-          <w:rFonts w:ascii="Times New Roman" w:hAnsi="Times New Roman" w:eastAsia="Times New Roman" w:cs="Times New Roman"/>
-        </w:rPr>
-        <w:t xml:space="preserve">- </w:t>
-      </w:r>
-      <w:r>
-        <w:rPr>
-          <w:rFonts w:hint="eastAsia" w:ascii="Times New Roman" w:hAnsi="Times New Roman" w:eastAsia="FangSong" w:cs="Times New Roman"/>
-        </w:rPr>
-        <w:t>立体化学保持</w:t>
-      </w:r>
-      <w:r>
-        <w:rPr>
-          <w:rFonts w:hint="eastAsia" w:ascii="Times New Roman" w:hAnsi="Times New Roman" w:eastAsia="Times New Roman" w:cs="Times New Roman"/>
-        </w:rPr>
-        <w:t>：</w:t>
-      </w:r>
-      <w:r>
-        <w:rPr>
-          <w:rFonts w:hint="eastAsia" w:ascii="Times New Roman" w:hAnsi="Times New Roman" w:eastAsia="FangSong" w:cs="Times New Roman"/>
-          <w:b/>
-          <w:bCs/>
-        </w:rPr>
-        <w:t>亲双烯体的顺</w:t>
-      </w:r>
-      <w:r>
-        <w:rPr>
-          <w:rFonts w:hint="eastAsia" w:ascii="Times New Roman" w:hAnsi="Times New Roman" w:eastAsia="Times New Roman" w:cs="Times New Roman"/>
-          <w:b/>
-          <w:bCs/>
-        </w:rPr>
-        <w:t>/</w:t>
-      </w:r>
-      <w:r>
-        <w:rPr>
-          <w:rFonts w:hint="eastAsia" w:ascii="Times New Roman" w:hAnsi="Times New Roman" w:eastAsia="FangSong" w:cs="Times New Roman"/>
-          <w:b/>
-          <w:bCs/>
-        </w:rPr>
-        <w:t>反构型保持</w:t>
-      </w:r>
-      <w:r>
-        <w:rPr>
-          <w:rFonts w:hint="eastAsia" w:ascii="Times New Roman" w:hAnsi="Times New Roman" w:eastAsia="Times New Roman" w:cs="Times New Roman"/>
-        </w:rPr>
-        <w:t>（</w:t>
-      </w:r>
-      <w:r>
-        <w:rPr>
-          <w:rFonts w:hint="eastAsia" w:ascii="Times New Roman" w:hAnsi="Times New Roman" w:eastAsia="FangSong" w:cs="Times New Roman"/>
-        </w:rPr>
-        <w:t>顺式亲双烯体</w:t>
-      </w:r>
-      <w:r>
-        <w:rPr>
-          <w:rFonts w:hint="eastAsia" w:ascii="Times New Roman" w:hAnsi="Times New Roman" w:eastAsia="Times New Roman" w:cs="Times New Roman"/>
-        </w:rPr>
-        <w:t>→</w:t>
-      </w:r>
-      <w:r>
-        <w:rPr>
-          <w:rFonts w:hint="eastAsia" w:ascii="Times New Roman" w:hAnsi="Times New Roman" w:eastAsia="FangSong" w:cs="Times New Roman"/>
-        </w:rPr>
-        <w:t>顺式产物</w:t>
+        <w:t>自身既是双烯体又是亲双烯体</w:t>
       </w:r>
       <w:r>
         <w:rPr>
@@ -11375,146 +11490,31 @@
       <w:r>
         <w:rPr>
           <w:rFonts w:hint="eastAsia" w:ascii="Times New Roman" w:hAnsi="Times New Roman" w:eastAsia="FangSong" w:cs="Times New Roman"/>
-          <w:b/>
-          <w:bCs/>
-        </w:rPr>
-        <w:t xml:space="preserve">双烯体的</w:t>
-      </w:r>
-      <w:r>
-        <w:rPr>
-          <w:rFonts w:ascii="Times New Roman" w:hAnsi="Times New Roman" w:eastAsia="Times New Roman" w:cs="Times New Roman"/>
-          <w:b/>
-          <w:bCs/>
-        </w:rPr>
-        <w:t xml:space="preserve"> E/Z </w:t>
-      </w:r>
-      <w:r>
-        <w:rPr>
-          <w:rFonts w:hint="eastAsia" w:ascii="Times New Roman" w:hAnsi="Times New Roman" w:eastAsia="FangSong" w:cs="Times New Roman"/>
-          <w:b/>
-          <w:bCs/>
-        </w:rPr>
-        <w:t xml:space="preserve">构型保持</w:t>
-      </w:r>
-      <w:r>
-        <w:rPr>
-          <w:rFonts w:hint="eastAsia" w:ascii="Times New Roman" w:hAnsi="Times New Roman" w:eastAsia="Times New Roman" w:cs="Times New Roman"/>
-        </w:rPr>
-        <w:t>（</w:t>
-      </w:r>
-      <w:r>
-        <w:rPr>
-          <w:rFonts w:hint="eastAsia" w:ascii="Times New Roman" w:hAnsi="Times New Roman" w:eastAsia="FangSong" w:cs="Times New Roman"/>
-        </w:rPr>
-        <w:t>需</w:t>
-      </w:r>
-      <w:r>
-        <w:rPr>
-          <w:rFonts w:ascii="Times New Roman" w:hAnsi="Times New Roman" w:eastAsia="Times New Roman" w:cs="Times New Roman"/>
-        </w:rPr>
-        <w:t xml:space="preserve"> </w:t>
-      </w:r>
-      <w:r>
-        <w:rPr>
-          <w:rFonts w:hint="eastAsia" w:ascii="Times New Roman" w:hAnsi="Times New Roman" w:eastAsia="Times New Roman" w:cs="Times New Roman"/>
-        </w:rPr>
-        <w:t>s-</w:t>
-      </w:r>
-      <w:r>
-        <w:rPr>
-          <w:rFonts w:hint="eastAsia" w:ascii="Times New Roman" w:hAnsi="Times New Roman" w:eastAsia="FangSong" w:cs="Times New Roman"/>
-        </w:rPr>
-        <w:t>顺式构象参与</w:t>
-      </w:r>
-      <w:r>
-        <w:rPr>
-          <w:rFonts w:hint="eastAsia" w:ascii="Times New Roman" w:hAnsi="Times New Roman" w:eastAsia="Times New Roman" w:cs="Times New Roman"/>
-        </w:rPr>
-        <w:t>）</w:t>
+        </w:rPr>
+        <w:t>这就是为什么纯环戊二烯在室温下不稳定</w:t>
+      </w:r>
+      <w:r>
+        <w:rPr>
+          <w:rFonts w:hint="eastAsia" w:ascii="Times New Roman" w:hAnsi="Times New Roman" w:eastAsia="Times New Roman" w:cs="Times New Roman"/>
+        </w:rPr>
+        <w:t>。</w:t>
+      </w:r>
+      <w:r>
+        <w:rPr>
+          <w:rFonts w:hint="eastAsia" w:ascii="Times New Roman" w:hAnsi="Times New Roman" w:eastAsia="FangSong" w:cs="Times New Roman"/>
+        </w:rPr>
+        <w:t>蒸馏时需加热使二聚体解聚</w:t>
+      </w:r>
+      <w:r>
+        <w:rPr>
+          <w:rFonts w:hint="eastAsia" w:ascii="Times New Roman" w:hAnsi="Times New Roman" w:eastAsia="Times New Roman" w:cs="Times New Roman"/>
+        </w:rPr>
+        <w:t>。</w:t>
       </w:r>
     </w:p>
     <w:p>
       <w:pPr>
-        <w:pStyle w:val="BodyText"/>
-      </w:pPr>
-      <w:r>
-        <w:rPr>
-          <w:rFonts w:hint="eastAsia" w:ascii="Times New Roman" w:hAnsi="Times New Roman" w:eastAsia="FangSong" w:cs="Times New Roman"/>
-          <w:b/>
-          <w:bCs/>
-        </w:rPr>
-        <w:t xml:space="preserve">易错点</w:t>
-      </w:r>
-      <w:r>
-        <w:rPr>
-          <w:rFonts w:hint="eastAsia" w:ascii="Times New Roman" w:hAnsi="Times New Roman" w:eastAsia="Times New Roman" w:cs="Times New Roman"/>
-        </w:rPr>
-        <w:t>：</w:t>
-      </w:r>
-      <w:r>
-        <w:rPr>
-          <w:rFonts w:hint="eastAsia" w:ascii="Times New Roman" w:hAnsi="Times New Roman" w:eastAsia="FangSong" w:cs="Times New Roman"/>
-        </w:rPr>
-        <w:t>环戊二烯在室温下发生</w:t>
-      </w:r>
-      <w:r>
-        <w:rPr>
-          <w:rFonts w:hint="eastAsia" w:ascii="Times New Roman" w:hAnsi="Times New Roman" w:eastAsia="Times New Roman" w:cs="Times New Roman"/>
-        </w:rPr>
-        <w:t>Diels-Alder</w:t>
-      </w:r>
-      <w:r>
-        <w:rPr>
-          <w:rFonts w:hint="eastAsia" w:ascii="Times New Roman" w:hAnsi="Times New Roman" w:eastAsia="FangSong" w:cs="Times New Roman"/>
-        </w:rPr>
-        <w:t>反应形成二聚体</w:t>
-      </w:r>
-      <w:r>
-        <w:rPr>
-          <w:rFonts w:hint="eastAsia" w:ascii="Times New Roman" w:hAnsi="Times New Roman" w:eastAsia="Times New Roman" w:cs="Times New Roman"/>
-        </w:rPr>
-        <w:t>（</w:t>
-      </w:r>
-      <w:r>
-        <w:rPr>
-          <w:rFonts w:hint="eastAsia" w:ascii="Times New Roman" w:hAnsi="Times New Roman" w:eastAsia="FangSong" w:cs="Times New Roman"/>
-        </w:rPr>
-        <w:t>自身既是双烯体又是亲双烯体</w:t>
-      </w:r>
-      <w:r>
-        <w:rPr>
-          <w:rFonts w:hint="eastAsia" w:ascii="Times New Roman" w:hAnsi="Times New Roman" w:eastAsia="Times New Roman" w:cs="Times New Roman"/>
-        </w:rPr>
-        <w:t>），</w:t>
-      </w:r>
-      <w:r>
-        <w:rPr>
-          <w:rFonts w:hint="eastAsia" w:ascii="Times New Roman" w:hAnsi="Times New Roman" w:eastAsia="FangSong" w:cs="Times New Roman"/>
-        </w:rPr>
-        <w:t>这就是为什么纯环戊二烯在室温下不稳定</w:t>
-      </w:r>
-      <w:r>
-        <w:rPr>
-          <w:rFonts w:hint="eastAsia" w:ascii="Times New Roman" w:hAnsi="Times New Roman" w:eastAsia="Times New Roman" w:cs="Times New Roman"/>
-        </w:rPr>
-        <w:t>。</w:t>
-      </w:r>
-      <w:r>
-        <w:rPr>
-          <w:rFonts w:hint="eastAsia" w:ascii="Times New Roman" w:hAnsi="Times New Roman" w:eastAsia="FangSong" w:cs="Times New Roman"/>
-        </w:rPr>
-        <w:t>蒸馏时需加热使二聚体解聚</w:t>
-      </w:r>
-      <w:r>
-        <w:rPr>
-          <w:rFonts w:hint="eastAsia" w:ascii="Times New Roman" w:hAnsi="Times New Roman" w:eastAsia="Times New Roman" w:cs="Times New Roman"/>
-        </w:rPr>
-        <w:t>。</w:t>
-      </w:r>
-    </w:p>
-    <w:p>
-      <w:pPr>
-        <w:pStyle w:val="BodyText"/>
+        <w:pStyle w:val="BlockText"/>
       </w:pPr>
       <w:r>
         <w:rPr>
@@ -12680,7 +12680,7 @@
     </w:p>
     <w:p>
       <w:pPr>
-        <w:pStyle w:val="BodyText"/>
+        <w:pStyle w:val="BlockText"/>
       </w:pPr>
       <w:r>
         <w:rPr>
@@ -12844,7 +12844,7 @@
     </w:p>
     <w:p>
       <w:pPr>
-        <w:pStyle w:val="BodyText"/>
+        <w:pStyle w:val="FirstParagraph"/>
       </w:pPr>
       <w:r>
         <w:rPr>
@@ -14236,7 +14236,7 @@
     </w:p>
     <w:p>
       <w:pPr>
-        <w:pStyle w:val="BodyText"/>
+        <w:pStyle w:val="BlockText"/>
       </w:pPr>
       <w:r>
         <w:rPr>
@@ -14411,7 +14411,7 @@
     </w:p>
     <w:p>
       <w:pPr>
-        <w:pStyle w:val="BodyText"/>
+        <w:pStyle w:val="FirstParagraph"/>
         <w:spacing w:after="80"/>
       </w:pPr>
       <w:r>
@@ -16965,7 +16965,7 @@
     </w:p>
     <w:p>
       <w:pPr>
-        <w:pStyle w:val="FirstParagraph"/>
+        <w:pStyle w:val="BlockText"/>
       </w:pPr>
       <w:r>
         <w:rPr>
@@ -17103,7 +17103,7 @@
     </w:p>
     <w:p>
       <w:pPr>
-        <w:pStyle w:val="BodyText"/>
+        <w:pStyle w:val="BlockText"/>
       </w:pPr>
       <w:r>
         <w:rPr>
@@ -17278,7 +17278,7 @@
     </w:p>
     <w:p>
       <w:pPr>
-        <w:pStyle w:val="BodyText"/>
+        <w:pStyle w:val="BlockText"/>
       </w:pPr>
       <w:r>
         <w:rPr>
@@ -17389,7 +17389,7 @@
     </w:p>
     <w:p>
       <w:pPr>
-        <w:pStyle w:val="BodyText"/>
+        <w:pStyle w:val="FirstParagraph"/>
         <w:spacing w:after="80"/>
       </w:pPr>
       <w:r>
@@ -18117,7 +18117,7 @@
     </w:tbl>
     <w:p>
       <w:pPr>
-        <w:pStyle w:val="FirstParagraph"/>
+        <w:pStyle w:val="BlockText"/>
         <w:spacing w:before="120"/>
       </w:pPr>
       <w:r>

--- a/06-学生侧材料/讲义/6-有机化学/烷烃烯烃炔烃.docx
+++ b/06-学生侧材料/讲义/6-有机化学/烷烃烯烃炔烃.docx
@@ -2,7 +2,7 @@
 <file path=word/document.xml><?xml version="1.0" encoding="utf-8"?>
 <w:document xmlns:w="http://schemas.openxmlformats.org/wordprocessingml/2006/main" xmlns:m="http://schemas.openxmlformats.org/officeDocument/2006/math" xmlns:r="http://schemas.openxmlformats.org/officeDocument/2006/relationships" xmlns:o="urn:schemas-microsoft-com:office:office" xmlns:v="urn:schemas-microsoft-com:vml" xmlns:w10="urn:schemas-microsoft-com:office:word" xmlns:a="http://schemas.openxmlformats.org/drawingml/2006/main" xmlns:pic="http://schemas.openxmlformats.org/drawingml/2006/picture" xmlns:wp="http://schemas.openxmlformats.org/drawingml/2006/wordprocessingDrawing">
   <w:body>
-    <w:bookmarkStart w:id="37" w:name="第二讲烷烃烯烃炔烃"/>
+    <w:bookmarkStart w:id="38" w:name="第二讲烷烃烯烃炔烃"/>
     <w:p>
       <w:pPr>
         <w:pStyle w:val="Heading1"/>
@@ -26847,9 +26847,5409 @@
         <w:t>。</w:t>
       </w:r>
     </w:p>
+    <w:p>
+      <w:pPr>
+        <w:spacing w:before="160" w:after="80"/>
+      </w:pPr>
+      <w:r>
+        <w:pict>
+          <v:rect style="width:0;height:1.5pt" o:hralign="center" o:hrstd="t" o:hr="t"/>
+        </w:pict>
+      </w:r>
+    </w:p>
     <w:bookmarkEnd w:id="35"/>
     <w:bookmarkEnd w:id="36"/>
+    <w:bookmarkStart w:id="37" w:name="练习题参考答案"/>
+    <w:p>
+      <w:pPr>
+        <w:pStyle w:val="Heading2"/>
+        <w:spacing w:before="280" w:after="120"/>
+      </w:pPr>
+      <w:r>
+        <w:rPr>
+          <w:rFonts w:hint="eastAsia" w:ascii="Times New Roman" w:hAnsi="Times New Roman" w:eastAsia="SimHei" w:cs="Times New Roman"/>
+        </w:rPr>
+        <w:t xml:space="preserve">练习题参考答案</w:t>
+      </w:r>
+    </w:p>
+    <w:p>
+      <w:pPr>
+        <w:pStyle w:val="FirstParagraph"/>
+        <w:spacing w:after="80"/>
+      </w:pPr>
+      <w:r>
+        <w:rPr>
+          <w:rFonts w:ascii="Times New Roman" w:hAnsi="Times New Roman" w:eastAsia="Times New Roman" w:cs="Times New Roman"/>
+          <w:b/>
+          <w:bCs/>
+        </w:rPr>
+        <w:t xml:space="preserve">1.</w:t>
+      </w:r>
+      <w:r>
+        <w:rPr>
+          <w:rFonts w:ascii="Times New Roman" w:hAnsi="Times New Roman" w:eastAsia="Times New Roman" w:cs="Times New Roman"/>
+        </w:rPr>
+        <w:t xml:space="preserve"> </w:t>
+      </w:r>
+      <w:r>
+        <w:rPr>
+          <w:rFonts w:hint="eastAsia" w:ascii="Times New Roman" w:hAnsi="Times New Roman" w:eastAsia="Times New Roman" w:cs="Times New Roman"/>
+        </w:rPr>
+        <w:t>3-</w:t>
+      </w:r>
+      <w:r>
+        <w:rPr>
+          <w:rFonts w:hint="eastAsia" w:ascii="Times New Roman" w:hAnsi="Times New Roman" w:eastAsia="FangSong" w:cs="Times New Roman"/>
+        </w:rPr>
+        <w:t>甲基戊烷</w:t>
+      </w:r>
+      <w:r>
+        <w:rPr>
+          <w:rFonts w:ascii="Times New Roman" w:hAnsi="Times New Roman" w:eastAsia="Times New Roman" w:cs="Times New Roman"/>
+        </w:rPr>
+        <w:t xml:space="preserve"> (CH</w:t>
+      </w:r>
+      <w:r>
+        <w:rPr>
+          <w:rFonts w:ascii="Times New Roman" w:hAnsi="Times New Roman" w:eastAsia="Times New Roman" w:cs="Times New Roman"/>
+          <w:vertAlign w:val="subscript"/>
+        </w:rPr>
+        <w:t>3</w:t>
+      </w:r>
+      <w:r>
+        <w:rPr>
+          <w:rFonts w:ascii="Times New Roman" w:hAnsi="Times New Roman" w:eastAsia="Times New Roman" w:cs="Times New Roman"/>
+        </w:rPr>
+        <w:t>CH</w:t>
+      </w:r>
+      <w:r>
+        <w:rPr>
+          <w:rFonts w:ascii="Times New Roman" w:hAnsi="Times New Roman" w:eastAsia="Times New Roman" w:cs="Times New Roman"/>
+          <w:vertAlign w:val="subscript"/>
+        </w:rPr>
+        <w:t>2</w:t>
+      </w:r>
+      <w:r>
+        <w:rPr>
+          <w:rFonts w:ascii="Times New Roman" w:hAnsi="Times New Roman" w:eastAsia="Times New Roman" w:cs="Times New Roman"/>
+        </w:rPr>
+        <w:t>)</w:t>
+      </w:r>
+      <w:r>
+        <w:rPr>
+          <w:rFonts w:ascii="Times New Roman" w:hAnsi="Times New Roman" w:eastAsia="Times New Roman" w:cs="Times New Roman"/>
+          <w:vertAlign w:val="subscript"/>
+        </w:rPr>
+        <w:t>2</w:t>
+      </w:r>
+      <w:r>
+        <w:rPr>
+          <w:rFonts w:ascii="Times New Roman" w:hAnsi="Times New Roman" w:eastAsia="Times New Roman" w:cs="Times New Roman"/>
+        </w:rPr>
+        <w:t>CHCH</w:t>
+      </w:r>
+      <w:r>
+        <w:rPr>
+          <w:rFonts w:ascii="Times New Roman" w:hAnsi="Times New Roman" w:eastAsia="Times New Roman" w:cs="Times New Roman"/>
+          <w:vertAlign w:val="subscript"/>
+        </w:rPr>
+        <w:t>3</w:t>
+      </w:r>
+      <w:r>
+        <w:rPr>
+          <w:rFonts w:ascii="Times New Roman" w:hAnsi="Times New Roman" w:eastAsia="Times New Roman" w:cs="Times New Roman"/>
+        </w:rPr>
+        <w:t xml:space="preserve"> </w:t>
+      </w:r>
+      <w:r>
+        <w:rPr>
+          <w:rFonts w:hint="eastAsia" w:ascii="Times New Roman" w:hAnsi="Times New Roman" w:eastAsia="FangSong" w:cs="Times New Roman"/>
+        </w:rPr>
+        <w:t xml:space="preserve">分子关于</w:t>
+      </w:r>
+      <w:r>
+        <w:rPr>
+          <w:rFonts w:ascii="Times New Roman" w:hAnsi="Times New Roman" w:eastAsia="Times New Roman" w:cs="Times New Roman"/>
+        </w:rPr>
+        <w:t xml:space="preserve"> C3 </w:t>
+      </w:r>
+      <w:r>
+        <w:rPr>
+          <w:rFonts w:hint="eastAsia" w:ascii="Times New Roman" w:hAnsi="Times New Roman" w:eastAsia="FangSong" w:cs="Times New Roman"/>
+        </w:rPr>
+        <w:t>对称</w:t>
+      </w:r>
+      <w:r>
+        <w:rPr>
+          <w:rFonts w:hint="eastAsia" w:ascii="Times New Roman" w:hAnsi="Times New Roman" w:eastAsia="Times New Roman" w:cs="Times New Roman"/>
+        </w:rPr>
+        <w:t>，C1</w:t>
+      </w:r>
+      <w:r>
+        <w:rPr>
+          <w:rFonts w:ascii="Times New Roman" w:hAnsi="Times New Roman" w:eastAsia="Times New Roman" w:cs="Times New Roman"/>
+        </w:rPr>
+        <w:t xml:space="preserve"> </w:t>
+      </w:r>
+      <w:r>
+        <w:rPr>
+          <w:rFonts w:hint="eastAsia" w:ascii="Times New Roman" w:hAnsi="Times New Roman" w:eastAsia="FangSong" w:cs="Times New Roman"/>
+        </w:rPr>
+        <w:t xml:space="preserve">与</w:t>
+      </w:r>
+      <w:r>
+        <w:rPr>
+          <w:rFonts w:ascii="Times New Roman" w:hAnsi="Times New Roman" w:eastAsia="Times New Roman" w:cs="Times New Roman"/>
+        </w:rPr>
+        <w:t xml:space="preserve"> C5 </w:t>
+      </w:r>
+      <w:r>
+        <w:rPr>
+          <w:rFonts w:hint="eastAsia" w:ascii="Times New Roman" w:hAnsi="Times New Roman" w:eastAsia="FangSong" w:cs="Times New Roman"/>
+        </w:rPr>
+        <w:t>等价</w:t>
+      </w:r>
+      <w:r>
+        <w:rPr>
+          <w:rFonts w:hint="eastAsia" w:ascii="Times New Roman" w:hAnsi="Times New Roman" w:eastAsia="Times New Roman" w:cs="Times New Roman"/>
+        </w:rPr>
+        <w:t>、C2</w:t>
+      </w:r>
+      <w:r>
+        <w:rPr>
+          <w:rFonts w:ascii="Times New Roman" w:hAnsi="Times New Roman" w:eastAsia="Times New Roman" w:cs="Times New Roman"/>
+        </w:rPr>
+        <w:t xml:space="preserve"> </w:t>
+      </w:r>
+      <w:r>
+        <w:rPr>
+          <w:rFonts w:hint="eastAsia" w:ascii="Times New Roman" w:hAnsi="Times New Roman" w:eastAsia="FangSong" w:cs="Times New Roman"/>
+        </w:rPr>
+        <w:t xml:space="preserve">与</w:t>
+      </w:r>
+      <w:r>
+        <w:rPr>
+          <w:rFonts w:ascii="Times New Roman" w:hAnsi="Times New Roman" w:eastAsia="Times New Roman" w:cs="Times New Roman"/>
+        </w:rPr>
+        <w:t xml:space="preserve"> C4 </w:t>
+      </w:r>
+      <w:r>
+        <w:rPr>
+          <w:rFonts w:hint="eastAsia" w:ascii="Times New Roman" w:hAnsi="Times New Roman" w:eastAsia="FangSong" w:cs="Times New Roman"/>
+        </w:rPr>
+        <w:t>等价</w:t>
+      </w:r>
+      <w:r>
+        <w:rPr>
+          <w:rFonts w:hint="eastAsia" w:ascii="Times New Roman" w:hAnsi="Times New Roman" w:eastAsia="Times New Roman" w:cs="Times New Roman"/>
+        </w:rPr>
+        <w:t>，</w:t>
+      </w:r>
+      <w:r>
+        <w:rPr>
+          <w:rFonts w:hint="eastAsia" w:ascii="Times New Roman" w:hAnsi="Times New Roman" w:eastAsia="FangSong" w:cs="Times New Roman"/>
+        </w:rPr>
+        <w:t>共</w:t>
+      </w:r>
+      <w:r>
+        <w:rPr>
+          <w:rFonts w:ascii="Times New Roman" w:hAnsi="Times New Roman" w:eastAsia="Times New Roman" w:cs="Times New Roman"/>
+        </w:rPr>
+        <w:t xml:space="preserve"> 4 </w:t>
+      </w:r>
+      <w:r>
+        <w:rPr>
+          <w:rFonts w:hint="eastAsia" w:ascii="Times New Roman" w:hAnsi="Times New Roman" w:eastAsia="FangSong" w:cs="Times New Roman"/>
+        </w:rPr>
+        <w:t>类不等价氢</w:t>
+      </w:r>
+      <w:r>
+        <w:rPr>
+          <w:rFonts w:hint="eastAsia" w:ascii="Times New Roman" w:hAnsi="Times New Roman" w:eastAsia="Times New Roman" w:cs="Times New Roman"/>
+        </w:rPr>
+        <w:t>：</w:t>
+      </w:r>
+    </w:p>
+    <w:tbl>
+      <w:tblPr>
+        <w:tblStyle w:val="Table"/>
+        <w:tblW w:type="auto" w:w="0"/>
+        <w:tblLook w:firstRow="1" w:lastRow="0" w:firstColumn="0" w:lastColumn="0" w:noHBand="0" w:noVBand="0" w:val="0020"/>
+      </w:tblPr>
+      <w:tblGrid>
+        <w:gridCol w:w="1320"/>
+        <w:gridCol w:w="1320"/>
+        <w:gridCol w:w="1320"/>
+        <w:gridCol w:w="1320"/>
+        <w:gridCol w:w="1320"/>
+        <w:gridCol w:w="1320"/>
+      </w:tblGrid>
+      <w:tr>
+        <w:trPr>
+          <w:tblHeader w:val="on"/>
+        </w:trPr>
+        <w:tc>
+          <w:tcPr/>
+          <w:p>
+            <w:pPr>
+              <w:pStyle w:val="Compact"/>
+              <w:jc w:val="center"/>
+            </w:pPr>
+            <w:r>
+              <w:rPr>
+                <w:rFonts w:hint="eastAsia" w:ascii="Times New Roman" w:hAnsi="Times New Roman" w:eastAsia="SimHei" w:cs="Times New Roman"/>
+                <w:b/>
+              </w:rPr>
+              <w:t xml:space="preserve">氢位置</w:t>
+            </w:r>
+          </w:p>
+        </w:tc>
+        <w:tc>
+          <w:tcPr/>
+          <w:p>
+            <w:pPr>
+              <w:pStyle w:val="Compact"/>
+              <w:jc w:val="center"/>
+            </w:pPr>
+            <w:r>
+              <w:rPr>
+                <w:rFonts w:hint="eastAsia" w:ascii="Times New Roman" w:hAnsi="Times New Roman" w:eastAsia="SimHei" w:cs="Times New Roman"/>
+                <w:b/>
+              </w:rPr>
+              <w:t xml:space="preserve">类型</w:t>
+            </w:r>
+          </w:p>
+        </w:tc>
+        <w:tc>
+          <w:tcPr/>
+          <w:p>
+            <w:pPr>
+              <w:pStyle w:val="Compact"/>
+              <w:jc w:val="center"/>
+            </w:pPr>
+            <w:r>
+              <w:rPr>
+                <w:rFonts w:hint="eastAsia" w:ascii="Times New Roman" w:hAnsi="Times New Roman" w:eastAsia="SimHei" w:cs="Times New Roman"/>
+                <w:b/>
+              </w:rPr>
+              <w:t xml:space="preserve">个数</w:t>
+            </w:r>
+          </w:p>
+        </w:tc>
+        <w:tc>
+          <w:tcPr/>
+          <w:p>
+            <w:pPr>
+              <w:pStyle w:val="Compact"/>
+              <w:jc w:val="center"/>
+            </w:pPr>
+            <w:r>
+              <w:rPr>
+                <w:rFonts w:hint="eastAsia" w:ascii="Times New Roman" w:hAnsi="Times New Roman" w:eastAsia="SimHei" w:cs="Times New Roman"/>
+                <w:b/>
+              </w:rPr>
+              <w:t xml:space="preserve">相对活性</w:t>
+            </w:r>
+          </w:p>
+        </w:tc>
+        <w:tc>
+          <w:tcPr/>
+          <w:p>
+            <w:pPr>
+              <w:pStyle w:val="Compact"/>
+              <w:jc w:val="center"/>
+            </w:pPr>
+            <w:r>
+              <w:rPr>
+                <w:rFonts w:hint="eastAsia" w:ascii="Times New Roman" w:hAnsi="Times New Roman" w:eastAsia="SimHei" w:cs="Times New Roman"/>
+                <w:b/>
+              </w:rPr>
+              <w:t xml:space="preserve">加权值</w:t>
+            </w:r>
+          </w:p>
+        </w:tc>
+        <w:tc>
+          <w:tcPr/>
+          <w:p>
+            <w:pPr>
+              <w:pStyle w:val="Compact"/>
+              <w:jc w:val="center"/>
+            </w:pPr>
+            <w:r>
+              <w:rPr>
+                <w:rFonts w:hint="eastAsia" w:ascii="Times New Roman" w:hAnsi="Times New Roman" w:eastAsia="SimHei" w:cs="Times New Roman"/>
+                <w:b/>
+              </w:rPr>
+              <w:t xml:space="preserve">一氯代产物</w:t>
+            </w:r>
+          </w:p>
+        </w:tc>
+      </w:tr>
+      <w:tr>
+        <w:tc>
+          <w:tcPr/>
+          <w:p>
+            <w:pPr>
+              <w:pStyle w:val="Compact"/>
+              <w:jc w:val="center"/>
+            </w:pPr>
+            <w:r>
+              <w:rPr>
+                <w:rFonts w:ascii="Times New Roman" w:hAnsi="Times New Roman" w:eastAsia="Times New Roman" w:cs="Times New Roman"/>
+              </w:rPr>
+              <w:t xml:space="preserve">C1/C5 </w:t>
+            </w:r>
+            <w:r>
+              <w:rPr>
+                <w:rFonts w:hint="eastAsia" w:ascii="Times New Roman" w:hAnsi="Times New Roman" w:eastAsia="FangSong" w:cs="Times New Roman"/>
+              </w:rPr>
+              <w:t xml:space="preserve">端基</w:t>
+            </w:r>
+            <w:r>
+              <w:rPr>
+                <w:rFonts w:ascii="Times New Roman" w:hAnsi="Times New Roman" w:eastAsia="Times New Roman" w:cs="Times New Roman"/>
+              </w:rPr>
+              <w:t xml:space="preserve"> CH</w:t>
+            </w:r>
+            <w:r>
+              <w:rPr>
+                <w:rFonts w:ascii="Times New Roman" w:hAnsi="Times New Roman" w:eastAsia="Times New Roman" w:cs="Times New Roman"/>
+                <w:vertAlign w:val="subscript"/>
+              </w:rPr>
+              <w:t>3</w:t>
+            </w:r>
+          </w:p>
+        </w:tc>
+        <w:tc>
+          <w:tcPr/>
+          <w:p>
+            <w:pPr>
+              <w:pStyle w:val="Compact"/>
+              <w:jc w:val="center"/>
+            </w:pPr>
+            <w:r>
+              <w:rPr>
+                <w:rFonts w:hint="eastAsia" w:ascii="Times New Roman" w:hAnsi="Times New Roman" w:eastAsia="FangSong" w:cs="Times New Roman"/>
+              </w:rPr>
+              <w:t xml:space="preserve">伯</w:t>
+            </w:r>
+          </w:p>
+        </w:tc>
+        <w:tc>
+          <w:tcPr/>
+          <w:p>
+            <w:pPr>
+              <w:pStyle w:val="Compact"/>
+              <w:jc w:val="center"/>
+            </w:pPr>
+            <w:r>
+              <w:rPr>
+                <w:rFonts w:ascii="Times New Roman" w:hAnsi="Times New Roman" w:eastAsia="Times New Roman" w:cs="Times New Roman"/>
+              </w:rPr>
+              <w:t xml:space="preserve">6</w:t>
+            </w:r>
+          </w:p>
+        </w:tc>
+        <w:tc>
+          <w:tcPr/>
+          <w:p>
+            <w:pPr>
+              <w:pStyle w:val="Compact"/>
+              <w:jc w:val="center"/>
+            </w:pPr>
+            <w:r>
+              <w:rPr>
+                <w:rFonts w:ascii="Times New Roman" w:hAnsi="Times New Roman" w:eastAsia="Times New Roman" w:cs="Times New Roman"/>
+              </w:rPr>
+              <w:t xml:space="preserve">1</w:t>
+            </w:r>
+          </w:p>
+        </w:tc>
+        <w:tc>
+          <w:tcPr/>
+          <w:p>
+            <w:pPr>
+              <w:pStyle w:val="Compact"/>
+              <w:jc w:val="center"/>
+            </w:pPr>
+            <w:r>
+              <w:rPr>
+                <w:rFonts w:ascii="Times New Roman" w:hAnsi="Times New Roman" w:eastAsia="Times New Roman" w:cs="Times New Roman"/>
+              </w:rPr>
+              <w:t xml:space="preserve">6.0</w:t>
+            </w:r>
+          </w:p>
+        </w:tc>
+        <w:tc>
+          <w:tcPr/>
+          <w:p>
+            <w:pPr>
+              <w:pStyle w:val="Compact"/>
+              <w:jc w:val="center"/>
+            </w:pPr>
+            <w:r>
+              <w:rPr>
+                <w:rFonts w:hint="eastAsia" w:ascii="Times New Roman" w:hAnsi="Times New Roman" w:eastAsia="Times New Roman" w:cs="Times New Roman"/>
+              </w:rPr>
+              <w:t>1-</w:t>
+            </w:r>
+            <w:r>
+              <w:rPr>
+                <w:rFonts w:hint="eastAsia" w:ascii="Times New Roman" w:hAnsi="Times New Roman" w:eastAsia="FangSong" w:cs="Times New Roman"/>
+              </w:rPr>
+              <w:t>氯</w:t>
+            </w:r>
+            <w:r>
+              <w:rPr>
+                <w:rFonts w:hint="eastAsia" w:ascii="Times New Roman" w:hAnsi="Times New Roman" w:eastAsia="Times New Roman" w:cs="Times New Roman"/>
+              </w:rPr>
+              <w:t>-3-</w:t>
+            </w:r>
+            <w:r>
+              <w:rPr>
+                <w:rFonts w:hint="eastAsia" w:ascii="Times New Roman" w:hAnsi="Times New Roman" w:eastAsia="FangSong" w:cs="Times New Roman"/>
+              </w:rPr>
+              <w:t>甲基戊烷</w:t>
+            </w:r>
+          </w:p>
+        </w:tc>
+      </w:tr>
+      <w:tr>
+        <w:tc>
+          <w:tcPr/>
+          <w:p>
+            <w:pPr>
+              <w:pStyle w:val="Compact"/>
+              <w:jc w:val="center"/>
+            </w:pPr>
+            <w:r>
+              <w:rPr>
+                <w:rFonts w:ascii="Times New Roman" w:hAnsi="Times New Roman" w:eastAsia="Times New Roman" w:cs="Times New Roman"/>
+              </w:rPr>
+              <w:t xml:space="preserve">C2/C4 </w:t>
+            </w:r>
+            <w:r>
+              <w:rPr>
+                <w:rFonts w:hint="eastAsia" w:ascii="Times New Roman" w:hAnsi="Times New Roman" w:eastAsia="FangSong" w:cs="Times New Roman"/>
+              </w:rPr>
+              <w:t xml:space="preserve">的</w:t>
+            </w:r>
+            <w:r>
+              <w:rPr>
+                <w:rFonts w:ascii="Times New Roman" w:hAnsi="Times New Roman" w:eastAsia="Times New Roman" w:cs="Times New Roman"/>
+              </w:rPr>
+              <w:t xml:space="preserve"> CH</w:t>
+            </w:r>
+            <w:r>
+              <w:rPr>
+                <w:rFonts w:ascii="Times New Roman" w:hAnsi="Times New Roman" w:eastAsia="Times New Roman" w:cs="Times New Roman"/>
+                <w:vertAlign w:val="subscript"/>
+              </w:rPr>
+              <w:t>2</w:t>
+            </w:r>
+          </w:p>
+        </w:tc>
+        <w:tc>
+          <w:tcPr/>
+          <w:p>
+            <w:pPr>
+              <w:pStyle w:val="Compact"/>
+              <w:jc w:val="center"/>
+            </w:pPr>
+            <w:r>
+              <w:rPr>
+                <w:rFonts w:hint="eastAsia" w:ascii="Times New Roman" w:hAnsi="Times New Roman" w:eastAsia="FangSong" w:cs="Times New Roman"/>
+              </w:rPr>
+              <w:t xml:space="preserve">仲</w:t>
+            </w:r>
+          </w:p>
+        </w:tc>
+        <w:tc>
+          <w:tcPr/>
+          <w:p>
+            <w:pPr>
+              <w:pStyle w:val="Compact"/>
+              <w:jc w:val="center"/>
+            </w:pPr>
+            <w:r>
+              <w:rPr>
+                <w:rFonts w:ascii="Times New Roman" w:hAnsi="Times New Roman" w:eastAsia="Times New Roman" w:cs="Times New Roman"/>
+              </w:rPr>
+              <w:t xml:space="preserve">4</w:t>
+            </w:r>
+          </w:p>
+        </w:tc>
+        <w:tc>
+          <w:tcPr/>
+          <w:p>
+            <w:pPr>
+              <w:pStyle w:val="Compact"/>
+              <w:jc w:val="center"/>
+            </w:pPr>
+            <w:r>
+              <w:rPr>
+                <w:rFonts w:ascii="Times New Roman" w:hAnsi="Times New Roman" w:eastAsia="Times New Roman" w:cs="Times New Roman"/>
+              </w:rPr>
+              <w:t xml:space="preserve">3.8</w:t>
+            </w:r>
+          </w:p>
+        </w:tc>
+        <w:tc>
+          <w:tcPr/>
+          <w:p>
+            <w:pPr>
+              <w:pStyle w:val="Compact"/>
+              <w:jc w:val="center"/>
+            </w:pPr>
+            <w:r>
+              <w:rPr>
+                <w:rFonts w:ascii="Times New Roman" w:hAnsi="Times New Roman" w:eastAsia="Times New Roman" w:cs="Times New Roman"/>
+              </w:rPr>
+              <w:t xml:space="preserve">15.2</w:t>
+            </w:r>
+          </w:p>
+        </w:tc>
+        <w:tc>
+          <w:tcPr/>
+          <w:p>
+            <w:pPr>
+              <w:pStyle w:val="Compact"/>
+              <w:jc w:val="center"/>
+            </w:pPr>
+            <w:r>
+              <w:rPr>
+                <w:rFonts w:hint="eastAsia" w:ascii="Times New Roman" w:hAnsi="Times New Roman" w:eastAsia="Times New Roman" w:cs="Times New Roman"/>
+              </w:rPr>
+              <w:t>2-</w:t>
+            </w:r>
+            <w:r>
+              <w:rPr>
+                <w:rFonts w:hint="eastAsia" w:ascii="Times New Roman" w:hAnsi="Times New Roman" w:eastAsia="FangSong" w:cs="Times New Roman"/>
+              </w:rPr>
+              <w:t>氯</w:t>
+            </w:r>
+            <w:r>
+              <w:rPr>
+                <w:rFonts w:hint="eastAsia" w:ascii="Times New Roman" w:hAnsi="Times New Roman" w:eastAsia="Times New Roman" w:cs="Times New Roman"/>
+              </w:rPr>
+              <w:t>-3-</w:t>
+            </w:r>
+            <w:r>
+              <w:rPr>
+                <w:rFonts w:hint="eastAsia" w:ascii="Times New Roman" w:hAnsi="Times New Roman" w:eastAsia="FangSong" w:cs="Times New Roman"/>
+              </w:rPr>
+              <w:t>甲基戊烷</w:t>
+            </w:r>
+          </w:p>
+        </w:tc>
+      </w:tr>
+      <w:tr>
+        <w:tc>
+          <w:tcPr/>
+          <w:p>
+            <w:pPr>
+              <w:pStyle w:val="Compact"/>
+              <w:jc w:val="center"/>
+            </w:pPr>
+            <w:r>
+              <w:rPr>
+                <w:rFonts w:ascii="Times New Roman" w:hAnsi="Times New Roman" w:eastAsia="Times New Roman" w:cs="Times New Roman"/>
+              </w:rPr>
+              <w:t xml:space="preserve">C3 </w:t>
+            </w:r>
+            <w:r>
+              <w:rPr>
+                <w:rFonts w:hint="eastAsia" w:ascii="Times New Roman" w:hAnsi="Times New Roman" w:eastAsia="FangSong" w:cs="Times New Roman"/>
+              </w:rPr>
+              <w:t xml:space="preserve">的</w:t>
+            </w:r>
+            <w:r>
+              <w:rPr>
+                <w:rFonts w:ascii="Times New Roman" w:hAnsi="Times New Roman" w:eastAsia="Times New Roman" w:cs="Times New Roman"/>
+              </w:rPr>
+              <w:t xml:space="preserve"> CH</w:t>
+            </w:r>
+          </w:p>
+        </w:tc>
+        <w:tc>
+          <w:tcPr/>
+          <w:p>
+            <w:pPr>
+              <w:pStyle w:val="Compact"/>
+              <w:jc w:val="center"/>
+            </w:pPr>
+            <w:r>
+              <w:rPr>
+                <w:rFonts w:hint="eastAsia" w:ascii="Times New Roman" w:hAnsi="Times New Roman" w:eastAsia="FangSong" w:cs="Times New Roman"/>
+              </w:rPr>
+              <w:t xml:space="preserve">叔</w:t>
+            </w:r>
+          </w:p>
+        </w:tc>
+        <w:tc>
+          <w:tcPr/>
+          <w:p>
+            <w:pPr>
+              <w:pStyle w:val="Compact"/>
+              <w:jc w:val="center"/>
+            </w:pPr>
+            <w:r>
+              <w:rPr>
+                <w:rFonts w:ascii="Times New Roman" w:hAnsi="Times New Roman" w:eastAsia="Times New Roman" w:cs="Times New Roman"/>
+              </w:rPr>
+              <w:t xml:space="preserve">1</w:t>
+            </w:r>
+          </w:p>
+        </w:tc>
+        <w:tc>
+          <w:tcPr/>
+          <w:p>
+            <w:pPr>
+              <w:pStyle w:val="Compact"/>
+              <w:jc w:val="center"/>
+            </w:pPr>
+            <w:r>
+              <w:rPr>
+                <w:rFonts w:ascii="Times New Roman" w:hAnsi="Times New Roman" w:eastAsia="Times New Roman" w:cs="Times New Roman"/>
+              </w:rPr>
+              <w:t xml:space="preserve">5.0</w:t>
+            </w:r>
+          </w:p>
+        </w:tc>
+        <w:tc>
+          <w:tcPr/>
+          <w:p>
+            <w:pPr>
+              <w:pStyle w:val="Compact"/>
+              <w:jc w:val="center"/>
+            </w:pPr>
+            <w:r>
+              <w:rPr>
+                <w:rFonts w:ascii="Times New Roman" w:hAnsi="Times New Roman" w:eastAsia="Times New Roman" w:cs="Times New Roman"/>
+              </w:rPr>
+              <w:t xml:space="preserve">5.0</w:t>
+            </w:r>
+          </w:p>
+        </w:tc>
+        <w:tc>
+          <w:tcPr/>
+          <w:p>
+            <w:pPr>
+              <w:pStyle w:val="Compact"/>
+              <w:jc w:val="center"/>
+            </w:pPr>
+            <w:r>
+              <w:rPr>
+                <w:rFonts w:hint="eastAsia" w:ascii="Times New Roman" w:hAnsi="Times New Roman" w:eastAsia="Times New Roman" w:cs="Times New Roman"/>
+              </w:rPr>
+              <w:t>3-</w:t>
+            </w:r>
+            <w:r>
+              <w:rPr>
+                <w:rFonts w:hint="eastAsia" w:ascii="Times New Roman" w:hAnsi="Times New Roman" w:eastAsia="FangSong" w:cs="Times New Roman"/>
+              </w:rPr>
+              <w:t>氯</w:t>
+            </w:r>
+            <w:r>
+              <w:rPr>
+                <w:rFonts w:hint="eastAsia" w:ascii="Times New Roman" w:hAnsi="Times New Roman" w:eastAsia="Times New Roman" w:cs="Times New Roman"/>
+              </w:rPr>
+              <w:t>-3-</w:t>
+            </w:r>
+            <w:r>
+              <w:rPr>
+                <w:rFonts w:hint="eastAsia" w:ascii="Times New Roman" w:hAnsi="Times New Roman" w:eastAsia="FangSong" w:cs="Times New Roman"/>
+              </w:rPr>
+              <w:t>甲基戊烷</w:t>
+            </w:r>
+          </w:p>
+        </w:tc>
+      </w:tr>
+      <w:tr>
+        <w:tc>
+          <w:tcPr/>
+          <w:p>
+            <w:pPr>
+              <w:pStyle w:val="Compact"/>
+              <w:jc w:val="center"/>
+            </w:pPr>
+            <w:r>
+              <w:rPr>
+                <w:rFonts w:ascii="Times New Roman" w:hAnsi="Times New Roman" w:eastAsia="Times New Roman" w:cs="Times New Roman"/>
+              </w:rPr>
+              <w:t xml:space="preserve">C3 </w:t>
+            </w:r>
+            <w:r>
+              <w:rPr>
+                <w:rFonts w:hint="eastAsia" w:ascii="Times New Roman" w:hAnsi="Times New Roman" w:eastAsia="FangSong" w:cs="Times New Roman"/>
+              </w:rPr>
+              <w:t xml:space="preserve">支链</w:t>
+            </w:r>
+            <w:r>
+              <w:rPr>
+                <w:rFonts w:ascii="Times New Roman" w:hAnsi="Times New Roman" w:eastAsia="Times New Roman" w:cs="Times New Roman"/>
+              </w:rPr>
+              <w:t xml:space="preserve"> CH</w:t>
+            </w:r>
+            <w:r>
+              <w:rPr>
+                <w:rFonts w:ascii="Times New Roman" w:hAnsi="Times New Roman" w:eastAsia="Times New Roman" w:cs="Times New Roman"/>
+                <w:vertAlign w:val="subscript"/>
+              </w:rPr>
+              <w:t>3</w:t>
+            </w:r>
+          </w:p>
+        </w:tc>
+        <w:tc>
+          <w:tcPr/>
+          <w:p>
+            <w:pPr>
+              <w:pStyle w:val="Compact"/>
+              <w:jc w:val="center"/>
+            </w:pPr>
+            <w:r>
+              <w:rPr>
+                <w:rFonts w:hint="eastAsia" w:ascii="Times New Roman" w:hAnsi="Times New Roman" w:eastAsia="FangSong" w:cs="Times New Roman"/>
+              </w:rPr>
+              <w:t xml:space="preserve">伯</w:t>
+            </w:r>
+          </w:p>
+        </w:tc>
+        <w:tc>
+          <w:tcPr/>
+          <w:p>
+            <w:pPr>
+              <w:pStyle w:val="Compact"/>
+              <w:jc w:val="center"/>
+            </w:pPr>
+            <w:r>
+              <w:rPr>
+                <w:rFonts w:ascii="Times New Roman" w:hAnsi="Times New Roman" w:eastAsia="Times New Roman" w:cs="Times New Roman"/>
+              </w:rPr>
+              <w:t xml:space="preserve">3</w:t>
+            </w:r>
+          </w:p>
+        </w:tc>
+        <w:tc>
+          <w:tcPr/>
+          <w:p>
+            <w:pPr>
+              <w:pStyle w:val="Compact"/>
+              <w:jc w:val="center"/>
+            </w:pPr>
+            <w:r>
+              <w:rPr>
+                <w:rFonts w:ascii="Times New Roman" w:hAnsi="Times New Roman" w:eastAsia="Times New Roman" w:cs="Times New Roman"/>
+              </w:rPr>
+              <w:t xml:space="preserve">1</w:t>
+            </w:r>
+          </w:p>
+        </w:tc>
+        <w:tc>
+          <w:tcPr/>
+          <w:p>
+            <w:pPr>
+              <w:pStyle w:val="Compact"/>
+              <w:jc w:val="center"/>
+            </w:pPr>
+            <w:r>
+              <w:rPr>
+                <w:rFonts w:ascii="Times New Roman" w:hAnsi="Times New Roman" w:eastAsia="Times New Roman" w:cs="Times New Roman"/>
+              </w:rPr>
+              <w:t xml:space="preserve">3.0</w:t>
+            </w:r>
+          </w:p>
+        </w:tc>
+        <w:tc>
+          <w:tcPr/>
+          <w:p>
+            <w:pPr>
+              <w:pStyle w:val="Compact"/>
+              <w:jc w:val="center"/>
+            </w:pPr>
+            <w:r>
+              <w:rPr>
+                <w:rFonts w:hint="eastAsia" w:ascii="Times New Roman" w:hAnsi="Times New Roman" w:eastAsia="Times New Roman" w:cs="Times New Roman"/>
+              </w:rPr>
+              <w:t>3-(</w:t>
+            </w:r>
+            <w:r>
+              <w:rPr>
+                <w:rFonts w:hint="eastAsia" w:ascii="Times New Roman" w:hAnsi="Times New Roman" w:eastAsia="FangSong" w:cs="Times New Roman"/>
+              </w:rPr>
+              <w:t>氯甲基</w:t>
+            </w:r>
+            <w:r>
+              <w:rPr>
+                <w:rFonts w:hint="eastAsia" w:ascii="Times New Roman" w:hAnsi="Times New Roman" w:eastAsia="Times New Roman" w:cs="Times New Roman"/>
+              </w:rPr>
+              <w:t>)</w:t>
+            </w:r>
+            <w:r>
+              <w:rPr>
+                <w:rFonts w:hint="eastAsia" w:ascii="Times New Roman" w:hAnsi="Times New Roman" w:eastAsia="FangSong" w:cs="Times New Roman"/>
+              </w:rPr>
+              <w:t>戊烷</w:t>
+            </w:r>
+          </w:p>
+        </w:tc>
+      </w:tr>
+    </w:tbl>
+    <w:p>
+      <w:pPr>
+        <w:pStyle w:val="BodyText"/>
+        <w:spacing w:before="120"/>
+      </w:pPr>
+      <w:r>
+        <w:rPr>
+          <w:rFonts w:hint="eastAsia" w:ascii="Times New Roman" w:hAnsi="Times New Roman" w:eastAsia="FangSong" w:cs="Times New Roman"/>
+        </w:rPr>
+        <w:t xml:space="preserve">合计加权</w:t>
+      </w:r>
+      <w:r>
+        <w:rPr>
+          <w:rFonts w:ascii="Times New Roman" w:hAnsi="Times New Roman" w:eastAsia="Times New Roman" w:cs="Times New Roman"/>
+        </w:rPr>
+        <w:t xml:space="preserve"> = 6.0 + 15.2 + 5.0 + 3.0 = </w:t>
+      </w:r>
+      <w:r>
+        <w:rPr>
+          <w:rFonts w:hint="eastAsia" w:ascii="Times New Roman" w:hAnsi="Times New Roman" w:eastAsia="Times New Roman" w:cs="Times New Roman"/>
+        </w:rPr>
+        <w:t>29.2。</w:t>
+      </w:r>
+      <w:r>
+        <w:rPr>
+          <w:rFonts w:hint="eastAsia" w:ascii="Times New Roman" w:hAnsi="Times New Roman" w:eastAsia="FangSong" w:cs="Times New Roman"/>
+        </w:rPr>
+        <w:t>比例</w:t>
+      </w:r>
+      <w:r>
+        <w:rPr>
+          <w:rFonts w:hint="eastAsia" w:ascii="Times New Roman" w:hAnsi="Times New Roman" w:eastAsia="Times New Roman" w:cs="Times New Roman"/>
+        </w:rPr>
+        <w:t>：1-</w:t>
+      </w:r>
+      <w:r>
+        <w:rPr>
+          <w:rFonts w:hint="eastAsia" w:ascii="Times New Roman" w:hAnsi="Times New Roman" w:eastAsia="FangSong" w:cs="Times New Roman"/>
+        </w:rPr>
+        <w:t>氯</w:t>
+      </w:r>
+      <w:r>
+        <w:rPr>
+          <w:rFonts w:hint="eastAsia" w:ascii="Times New Roman" w:hAnsi="Times New Roman" w:eastAsia="Times New Roman" w:cs="Times New Roman"/>
+        </w:rPr>
+        <w:t>-3-</w:t>
+      </w:r>
+      <w:r>
+        <w:rPr>
+          <w:rFonts w:hint="eastAsia" w:ascii="Times New Roman" w:hAnsi="Times New Roman" w:eastAsia="FangSong" w:cs="Times New Roman"/>
+        </w:rPr>
+        <w:t>甲基戊烷</w:t>
+      </w:r>
+      <w:r>
+        <w:rPr>
+          <w:rFonts w:ascii="Times New Roman" w:hAnsi="Times New Roman" w:eastAsia="Times New Roman" w:cs="Times New Roman"/>
+        </w:rPr>
+        <w:t xml:space="preserve"> 6/29.2 ≈ </w:t>
+      </w:r>
+      <w:r>
+        <w:rPr>
+          <w:rFonts w:hint="eastAsia" w:ascii="Times New Roman" w:hAnsi="Times New Roman" w:eastAsia="Times New Roman" w:cs="Times New Roman"/>
+        </w:rPr>
+        <w:t>20.5%，2-</w:t>
+      </w:r>
+      <w:r>
+        <w:rPr>
+          <w:rFonts w:hint="eastAsia" w:ascii="Times New Roman" w:hAnsi="Times New Roman" w:eastAsia="FangSong" w:cs="Times New Roman"/>
+        </w:rPr>
+        <w:t>氯</w:t>
+      </w:r>
+      <w:r>
+        <w:rPr>
+          <w:rFonts w:hint="eastAsia" w:ascii="Times New Roman" w:hAnsi="Times New Roman" w:eastAsia="Times New Roman" w:cs="Times New Roman"/>
+        </w:rPr>
+        <w:t>-3-</w:t>
+      </w:r>
+      <w:r>
+        <w:rPr>
+          <w:rFonts w:hint="eastAsia" w:ascii="Times New Roman" w:hAnsi="Times New Roman" w:eastAsia="FangSong" w:cs="Times New Roman"/>
+        </w:rPr>
+        <w:t>甲基戊烷</w:t>
+      </w:r>
+      <w:r>
+        <w:rPr>
+          <w:rFonts w:ascii="Times New Roman" w:hAnsi="Times New Roman" w:eastAsia="Times New Roman" w:cs="Times New Roman"/>
+        </w:rPr>
+        <w:t xml:space="preserve"> 15.2/29.2 ≈ </w:t>
+      </w:r>
+      <w:r>
+        <w:rPr>
+          <w:rFonts w:hint="eastAsia" w:ascii="Times New Roman" w:hAnsi="Times New Roman" w:eastAsia="Times New Roman" w:cs="Times New Roman"/>
+        </w:rPr>
+        <w:t>52.1%，3-</w:t>
+      </w:r>
+      <w:r>
+        <w:rPr>
+          <w:rFonts w:hint="eastAsia" w:ascii="Times New Roman" w:hAnsi="Times New Roman" w:eastAsia="FangSong" w:cs="Times New Roman"/>
+        </w:rPr>
+        <w:t>氯</w:t>
+      </w:r>
+      <w:r>
+        <w:rPr>
+          <w:rFonts w:hint="eastAsia" w:ascii="Times New Roman" w:hAnsi="Times New Roman" w:eastAsia="Times New Roman" w:cs="Times New Roman"/>
+        </w:rPr>
+        <w:t>-3-</w:t>
+      </w:r>
+      <w:r>
+        <w:rPr>
+          <w:rFonts w:hint="eastAsia" w:ascii="Times New Roman" w:hAnsi="Times New Roman" w:eastAsia="FangSong" w:cs="Times New Roman"/>
+        </w:rPr>
+        <w:t>甲基戊烷</w:t>
+      </w:r>
+      <w:r>
+        <w:rPr>
+          <w:rFonts w:ascii="Times New Roman" w:hAnsi="Times New Roman" w:eastAsia="Times New Roman" w:cs="Times New Roman"/>
+        </w:rPr>
+        <w:t xml:space="preserve"> 5/29.2 ≈ </w:t>
+      </w:r>
+      <w:r>
+        <w:rPr>
+          <w:rFonts w:hint="eastAsia" w:ascii="Times New Roman" w:hAnsi="Times New Roman" w:eastAsia="Times New Roman" w:cs="Times New Roman"/>
+        </w:rPr>
+        <w:t>17.1%，3-(</w:t>
+      </w:r>
+      <w:r>
+        <w:rPr>
+          <w:rFonts w:hint="eastAsia" w:ascii="Times New Roman" w:hAnsi="Times New Roman" w:eastAsia="FangSong" w:cs="Times New Roman"/>
+        </w:rPr>
+        <w:t>氯甲基</w:t>
+      </w:r>
+      <w:r>
+        <w:rPr>
+          <w:rFonts w:hint="eastAsia" w:ascii="Times New Roman" w:hAnsi="Times New Roman" w:eastAsia="Times New Roman" w:cs="Times New Roman"/>
+        </w:rPr>
+        <w:t>)</w:t>
+      </w:r>
+      <w:r>
+        <w:rPr>
+          <w:rFonts w:hint="eastAsia" w:ascii="Times New Roman" w:hAnsi="Times New Roman" w:eastAsia="FangSong" w:cs="Times New Roman"/>
+        </w:rPr>
+        <w:t>戊烷</w:t>
+      </w:r>
+      <w:r>
+        <w:rPr>
+          <w:rFonts w:ascii="Times New Roman" w:hAnsi="Times New Roman" w:eastAsia="Times New Roman" w:cs="Times New Roman"/>
+        </w:rPr>
+        <w:t xml:space="preserve"> 3/29.2 ≈ 10.3%。</w:t>
+      </w:r>
+      <w:r>
+        <w:rPr>
+          <w:rFonts w:ascii="Times New Roman" w:hAnsi="Times New Roman" w:eastAsia="Times New Roman" w:cs="Times New Roman"/>
+        </w:rPr>
+        <w:t xml:space="preserve"> </w:t>
+      </w:r>
+      <w:r>
+        <w:rPr>
+          <w:rFonts w:hint="eastAsia" w:ascii="Times New Roman" w:hAnsi="Times New Roman" w:eastAsia="FangSong" w:cs="Times New Roman"/>
+        </w:rPr>
+        <w:t>验算</w:t>
+      </w:r>
+      <w:r>
+        <w:rPr>
+          <w:rFonts w:hint="eastAsia" w:ascii="Times New Roman" w:hAnsi="Times New Roman" w:eastAsia="Times New Roman" w:cs="Times New Roman"/>
+        </w:rPr>
+        <w:t>：20.5%</w:t>
+      </w:r>
+      <w:r>
+        <w:rPr>
+          <w:rFonts w:ascii="Times New Roman" w:hAnsi="Times New Roman" w:eastAsia="Times New Roman" w:cs="Times New Roman"/>
+        </w:rPr>
+        <w:t xml:space="preserve"> + 52.1% + 17.1% + 10.3% = 100% </w:t>
+      </w:r>
+      <w:r>
+        <w:rPr>
+          <w:rFonts w:hint="eastAsia" w:ascii="Times New Roman" w:hAnsi="Times New Roman" w:eastAsia="Times New Roman" w:cs="Times New Roman"/>
+        </w:rPr>
+        <w:t>✓。</w:t>
+      </w:r>
+      <w:r>
+        <w:rPr>
+          <w:rFonts w:hint="eastAsia" w:ascii="Times New Roman" w:hAnsi="Times New Roman" w:eastAsia="FangSong" w:cs="Times New Roman"/>
+        </w:rPr>
+        <w:t>一氯代产物共</w:t>
+      </w:r>
+      <w:r>
+        <w:rPr>
+          <w:rFonts w:ascii="Times New Roman" w:hAnsi="Times New Roman" w:eastAsia="Times New Roman" w:cs="Times New Roman"/>
+        </w:rPr>
+        <w:t xml:space="preserve"> 4 </w:t>
+      </w:r>
+      <w:r>
+        <w:rPr>
+          <w:rFonts w:hint="eastAsia" w:ascii="Times New Roman" w:hAnsi="Times New Roman" w:eastAsia="FangSong" w:cs="Times New Roman"/>
+        </w:rPr>
+        <w:t>种</w:t>
+      </w:r>
+      <w:r>
+        <w:rPr>
+          <w:rFonts w:hint="eastAsia" w:ascii="Times New Roman" w:hAnsi="Times New Roman" w:eastAsia="Times New Roman" w:cs="Times New Roman"/>
+        </w:rPr>
+        <w:t>。</w:t>
+      </w:r>
+    </w:p>
+    <w:p>
+      <w:pPr>
+        <w:pStyle w:val="BodyText"/>
+      </w:pPr>
+      <w:r>
+        <w:rPr>
+          <w:rFonts w:ascii="Times New Roman" w:hAnsi="Times New Roman" w:eastAsia="Times New Roman" w:cs="Times New Roman"/>
+          <w:b/>
+          <w:bCs/>
+        </w:rPr>
+        <w:t xml:space="preserve">2.</w:t>
+      </w:r>
+      <w:r>
+        <w:rPr>
+          <w:rFonts w:ascii="Times New Roman" w:hAnsi="Times New Roman" w:eastAsia="Times New Roman" w:cs="Times New Roman"/>
+        </w:rPr>
+        <w:t xml:space="preserve"> </w:t>
+      </w:r>
+      <w:r>
+        <w:rPr>
+          <w:rFonts w:ascii="Times New Roman" w:hAnsi="Times New Roman" w:eastAsia="Times New Roman" w:cs="Times New Roman"/>
+        </w:rPr>
+        <w:t>CH</w:t>
+      </w:r>
+      <w:r>
+        <w:rPr>
+          <w:rFonts w:ascii="Times New Roman" w:hAnsi="Times New Roman" w:eastAsia="Times New Roman" w:cs="Times New Roman"/>
+          <w:vertAlign w:val="subscript"/>
+        </w:rPr>
+        <w:t>3</w:t>
+      </w:r>
+      <w:r>
+        <w:rPr>
+          <w:rFonts w:ascii="Times New Roman" w:hAnsi="Times New Roman" w:eastAsia="Times New Roman" w:cs="Times New Roman"/>
+        </w:rPr>
+        <w:t>CH=CH</w:t>
+      </w:r>
+      <w:r>
+        <w:rPr>
+          <w:rFonts w:ascii="Times New Roman" w:hAnsi="Times New Roman" w:eastAsia="Times New Roman" w:cs="Times New Roman"/>
+          <w:vertAlign w:val="subscript"/>
+        </w:rPr>
+        <w:t>2</w:t>
+      </w:r>
+      <w:r>
+        <w:rPr>
+          <w:rFonts w:ascii="Times New Roman" w:hAnsi="Times New Roman" w:eastAsia="Times New Roman" w:cs="Times New Roman"/>
+        </w:rPr>
+        <w:t xml:space="preserve"> + Br</w:t>
+      </w:r>
+      <w:r>
+        <w:rPr>
+          <w:rFonts w:ascii="Times New Roman" w:hAnsi="Times New Roman" w:eastAsia="Times New Roman" w:cs="Times New Roman"/>
+          <w:vertAlign w:val="subscript"/>
+        </w:rPr>
+        <w:t>2</w:t>
+      </w:r>
+      <w:r>
+        <w:rPr>
+          <w:rFonts w:ascii="Times New Roman" w:hAnsi="Times New Roman" w:eastAsia="Times New Roman" w:cs="Times New Roman"/>
+        </w:rPr>
+        <w:t xml:space="preserve"> → </w:t>
+      </w:r>
+      <w:r>
+        <w:rPr>
+          <w:rFonts w:hint="eastAsia" w:ascii="Times New Roman" w:hAnsi="Times New Roman" w:eastAsia="Times New Roman" w:cs="Times New Roman"/>
+        </w:rPr>
+        <w:t>CH</w:t>
+      </w:r>
+      <w:r>
+        <w:rPr>
+          <w:rFonts w:hint="eastAsia" w:ascii="Times New Roman" w:hAnsi="Times New Roman" w:eastAsia="Times New Roman" w:cs="Times New Roman"/>
+          <w:vertAlign w:val="subscript"/>
+        </w:rPr>
+        <w:t>3</w:t>
+      </w:r>
+      <w:r>
+        <w:rPr>
+          <w:rFonts w:hint="eastAsia" w:ascii="Times New Roman" w:hAnsi="Times New Roman" w:eastAsia="Times New Roman" w:cs="Times New Roman"/>
+        </w:rPr>
+        <w:t>CHBrCH</w:t>
+      </w:r>
+      <w:r>
+        <w:rPr>
+          <w:rFonts w:hint="eastAsia" w:ascii="Times New Roman" w:hAnsi="Times New Roman" w:eastAsia="Times New Roman" w:cs="Times New Roman"/>
+          <w:vertAlign w:val="subscript"/>
+        </w:rPr>
+        <w:t>2</w:t>
+      </w:r>
+      <w:r>
+        <w:rPr>
+          <w:rFonts w:hint="eastAsia" w:ascii="Times New Roman" w:hAnsi="Times New Roman" w:eastAsia="Times New Roman" w:cs="Times New Roman"/>
+        </w:rPr>
+        <w:t>Br（1,2-</w:t>
+      </w:r>
+      <w:r>
+        <w:rPr>
+          <w:rFonts w:hint="eastAsia" w:ascii="Times New Roman" w:hAnsi="Times New Roman" w:eastAsia="FangSong" w:cs="Times New Roman"/>
+        </w:rPr>
+        <w:t>二溴丙烷</w:t>
+      </w:r>
+      <w:r>
+        <w:rPr>
+          <w:rFonts w:hint="eastAsia" w:ascii="Times New Roman" w:hAnsi="Times New Roman" w:eastAsia="Times New Roman" w:cs="Times New Roman"/>
+        </w:rPr>
+        <w:t>）。</w:t>
+      </w:r>
+      <w:r>
+        <w:rPr>
+          <w:rFonts w:hint="eastAsia" w:ascii="Times New Roman" w:hAnsi="Times New Roman" w:eastAsia="FangSong" w:cs="Times New Roman"/>
+        </w:rPr>
+        <w:t>反应经环状溴鎓离子中间体</w:t>
+      </w:r>
+      <w:r>
+        <w:rPr>
+          <w:rFonts w:hint="eastAsia" w:ascii="Times New Roman" w:hAnsi="Times New Roman" w:eastAsia="Times New Roman" w:cs="Times New Roman"/>
+        </w:rPr>
+        <w:t>，Br</w:t>
+      </w:r>
+      <w:r>
+        <w:rPr>
+          <w:rFonts w:hint="eastAsia" w:ascii="Times New Roman" w:hAnsi="Times New Roman" w:eastAsia="Times New Roman" w:cs="Times New Roman"/>
+          <w:vertAlign w:val="superscript"/>
+        </w:rPr>
+        <w:t>-</w:t>
+      </w:r>
+      <w:r>
+        <w:rPr>
+          <w:rFonts w:ascii="Times New Roman" w:hAnsi="Times New Roman" w:eastAsia="Times New Roman" w:cs="Times New Roman"/>
+        </w:rPr>
+        <w:t xml:space="preserve"> </w:t>
+      </w:r>
+      <w:r>
+        <w:rPr>
+          <w:rFonts w:hint="eastAsia" w:ascii="Times New Roman" w:hAnsi="Times New Roman" w:eastAsia="FangSong" w:cs="Times New Roman"/>
+        </w:rPr>
+        <w:t xml:space="preserve">从</w:t>
+      </w:r>
+      <w:r>
+        <w:rPr>
+          <w:rFonts w:ascii="Times New Roman" w:hAnsi="Times New Roman" w:eastAsia="Times New Roman" w:cs="Times New Roman"/>
+        </w:rPr>
+        <w:t xml:space="preserve"> Br </w:t>
+      </w:r>
+      <w:r>
+        <w:rPr>
+          <w:rFonts w:hint="eastAsia" w:ascii="Times New Roman" w:hAnsi="Times New Roman" w:eastAsia="FangSong" w:cs="Times New Roman"/>
+        </w:rPr>
+        <w:t>桥的背面进攻开环</w:t>
+      </w:r>
+      <w:r>
+        <w:rPr>
+          <w:rFonts w:hint="eastAsia" w:ascii="Times New Roman" w:hAnsi="Times New Roman" w:eastAsia="Times New Roman" w:cs="Times New Roman"/>
+        </w:rPr>
+        <w:t>，</w:t>
+      </w:r>
+      <w:r>
+        <w:rPr>
+          <w:rFonts w:hint="eastAsia" w:ascii="Times New Roman" w:hAnsi="Times New Roman" w:eastAsia="FangSong" w:cs="Times New Roman"/>
+        </w:rPr>
+        <w:t>加成为反式</w:t>
+      </w:r>
+      <w:r>
+        <w:rPr>
+          <w:rFonts w:hint="eastAsia" w:ascii="Times New Roman" w:hAnsi="Times New Roman" w:eastAsia="Times New Roman" w:cs="Times New Roman"/>
+        </w:rPr>
+        <w:t>（anti）。</w:t>
+      </w:r>
+      <w:r>
+        <w:rPr>
+          <w:rFonts w:hint="eastAsia" w:ascii="Times New Roman" w:hAnsi="Times New Roman" w:eastAsia="FangSong" w:cs="Times New Roman"/>
+        </w:rPr>
+        <w:t>产物</w:t>
+      </w:r>
+      <w:r>
+        <w:rPr>
+          <w:rFonts w:ascii="Times New Roman" w:hAnsi="Times New Roman" w:eastAsia="Times New Roman" w:cs="Times New Roman"/>
+        </w:rPr>
+        <w:t xml:space="preserve"> C2 </w:t>
+      </w:r>
+      <w:r>
+        <w:rPr>
+          <w:rFonts w:hint="eastAsia" w:ascii="Times New Roman" w:hAnsi="Times New Roman" w:eastAsia="FangSong" w:cs="Times New Roman"/>
+        </w:rPr>
+        <w:t>为手性中心</w:t>
+      </w:r>
+      <w:r>
+        <w:rPr>
+          <w:rFonts w:hint="eastAsia" w:ascii="Times New Roman" w:hAnsi="Times New Roman" w:eastAsia="Times New Roman" w:cs="Times New Roman"/>
+        </w:rPr>
+        <w:t>，Br</w:t>
+      </w:r>
+      <w:r>
+        <w:rPr>
+          <w:rFonts w:hint="eastAsia" w:ascii="Times New Roman" w:hAnsi="Times New Roman" w:eastAsia="Times New Roman" w:cs="Times New Roman"/>
+          <w:vertAlign w:val="superscript"/>
+        </w:rPr>
+        <w:t>-</w:t>
+      </w:r>
+      <w:r>
+        <w:rPr>
+          <w:rFonts w:ascii="Times New Roman" w:hAnsi="Times New Roman" w:eastAsia="Times New Roman" w:cs="Times New Roman"/>
+        </w:rPr>
+        <w:t xml:space="preserve"> </w:t>
+      </w:r>
+      <w:r>
+        <w:rPr>
+          <w:rFonts w:hint="eastAsia" w:ascii="Times New Roman" w:hAnsi="Times New Roman" w:eastAsia="FangSong" w:cs="Times New Roman"/>
+        </w:rPr>
+        <w:t xml:space="preserve">进攻两个碳的概率相等</w:t>
+      </w:r>
+      <w:r>
+        <w:rPr>
+          <w:rFonts w:ascii="Times New Roman" w:hAnsi="Times New Roman" w:eastAsia="Times New Roman" w:cs="Times New Roman"/>
+        </w:rPr>
+        <w:t xml:space="preserve"> → (2R) </w:t>
+      </w:r>
+      <w:r>
+        <w:rPr>
+          <w:rFonts w:hint="eastAsia" w:ascii="Times New Roman" w:hAnsi="Times New Roman" w:eastAsia="FangSong" w:cs="Times New Roman"/>
+        </w:rPr>
+        <w:t xml:space="preserve">与</w:t>
+      </w:r>
+      <w:r>
+        <w:rPr>
+          <w:rFonts w:ascii="Times New Roman" w:hAnsi="Times New Roman" w:eastAsia="Times New Roman" w:cs="Times New Roman"/>
+        </w:rPr>
+        <w:t xml:space="preserve"> (2S) </w:t>
+      </w:r>
+      <w:r>
+        <w:rPr>
+          <w:rFonts w:hint="eastAsia" w:ascii="Times New Roman" w:hAnsi="Times New Roman" w:eastAsia="FangSong" w:cs="Times New Roman"/>
+        </w:rPr>
+        <w:t>等量</w:t>
+      </w:r>
+      <w:r>
+        <w:rPr>
+          <w:rFonts w:hint="eastAsia" w:ascii="Times New Roman" w:hAnsi="Times New Roman" w:eastAsia="Times New Roman" w:cs="Times New Roman"/>
+        </w:rPr>
+        <w:t>，</w:t>
+      </w:r>
+      <w:r>
+        <w:rPr>
+          <w:rFonts w:hint="eastAsia" w:ascii="Times New Roman" w:hAnsi="Times New Roman" w:eastAsia="FangSong" w:cs="Times New Roman"/>
+        </w:rPr>
+        <w:t>为外消旋混合物</w:t>
+      </w:r>
+      <w:r>
+        <w:rPr>
+          <w:rFonts w:hint="eastAsia" w:ascii="Times New Roman" w:hAnsi="Times New Roman" w:eastAsia="Times New Roman" w:cs="Times New Roman"/>
+        </w:rPr>
+        <w:t>。</w:t>
+      </w:r>
+    </w:p>
+    <w:p>
+      <w:pPr>
+        <w:pStyle w:val="BodyText"/>
+      </w:pPr>
+      <w:r>
+        <w:rPr>
+          <w:rFonts w:ascii="Times New Roman" w:hAnsi="Times New Roman" w:eastAsia="Times New Roman" w:cs="Times New Roman"/>
+          <w:b/>
+          <w:bCs/>
+        </w:rPr>
+        <w:t xml:space="preserve">3.</w:t>
+      </w:r>
+      <w:r>
+        <w:rPr>
+          <w:rFonts w:ascii="Times New Roman" w:hAnsi="Times New Roman" w:eastAsia="Times New Roman" w:cs="Times New Roman"/>
+        </w:rPr>
+        <w:t xml:space="preserve"> </w:t>
+      </w:r>
+      <w:r>
+        <w:rPr>
+          <w:rFonts w:hint="eastAsia" w:ascii="Times New Roman" w:hAnsi="Times New Roman" w:eastAsia="FangSong" w:cs="Times New Roman"/>
+        </w:rPr>
+        <w:t xml:space="preserve">两种条件的主要产物都是</w:t>
+      </w:r>
+      <w:r>
+        <w:rPr>
+          <w:rFonts w:ascii="Times New Roman" w:hAnsi="Times New Roman" w:eastAsia="Times New Roman" w:cs="Times New Roman"/>
+        </w:rPr>
+        <w:t xml:space="preserve"> </w:t>
+      </w:r>
+      <w:r>
+        <w:rPr>
+          <w:rFonts w:hint="eastAsia" w:ascii="Times New Roman" w:hAnsi="Times New Roman" w:eastAsia="Times New Roman" w:cs="Times New Roman"/>
+          <w:b/>
+          <w:bCs/>
+        </w:rPr>
+        <w:t>1-</w:t>
+      </w:r>
+      <w:r>
+        <w:rPr>
+          <w:rFonts w:hint="eastAsia" w:ascii="Times New Roman" w:hAnsi="Times New Roman" w:eastAsia="FangSong" w:cs="Times New Roman"/>
+          <w:b/>
+          <w:bCs/>
+        </w:rPr>
+        <w:t>丁烯</w:t>
+      </w:r>
+      <w:r>
+        <w:rPr>
+          <w:rFonts w:hint="eastAsia" w:ascii="Times New Roman" w:hAnsi="Times New Roman" w:eastAsia="Times New Roman" w:cs="Times New Roman"/>
+        </w:rPr>
+        <w:t>。1-</w:t>
+      </w:r>
+      <w:r>
+        <w:rPr>
+          <w:rFonts w:hint="eastAsia" w:ascii="Times New Roman" w:hAnsi="Times New Roman" w:eastAsia="FangSong" w:cs="Times New Roman"/>
+        </w:rPr>
+        <w:t>丁炔是末端炔烃</w:t>
+      </w:r>
+      <w:r>
+        <w:rPr>
+          <w:rFonts w:hint="eastAsia" w:ascii="Times New Roman" w:hAnsi="Times New Roman" w:eastAsia="Times New Roman" w:cs="Times New Roman"/>
+        </w:rPr>
+        <w:t>，</w:t>
+      </w:r>
+      <w:r>
+        <w:rPr>
+          <w:rFonts w:hint="eastAsia" w:ascii="Times New Roman" w:hAnsi="Times New Roman" w:eastAsia="FangSong" w:cs="Times New Roman"/>
+        </w:rPr>
+        <w:t>部分加氢后生成端烯</w:t>
+      </w:r>
+      <w:r>
+        <w:rPr>
+          <w:rFonts w:ascii="Times New Roman" w:hAnsi="Times New Roman" w:eastAsia="Times New Roman" w:cs="Times New Roman"/>
+        </w:rPr>
+        <w:t xml:space="preserve"> </w:t>
+      </w:r>
+      <w:r>
+        <w:rPr>
+          <w:rFonts w:hint="eastAsia" w:ascii="Times New Roman" w:hAnsi="Times New Roman" w:eastAsia="Times New Roman" w:cs="Times New Roman"/>
+        </w:rPr>
+        <w:t>CH</w:t>
+      </w:r>
+      <w:r>
+        <w:rPr>
+          <w:rFonts w:hint="eastAsia" w:ascii="Times New Roman" w:hAnsi="Times New Roman" w:eastAsia="Times New Roman" w:cs="Times New Roman"/>
+          <w:vertAlign w:val="subscript"/>
+        </w:rPr>
+        <w:t>2</w:t>
+      </w:r>
+      <w:r>
+        <w:rPr>
+          <w:rFonts w:hint="eastAsia" w:ascii="Times New Roman" w:hAnsi="Times New Roman" w:eastAsia="Times New Roman" w:cs="Times New Roman"/>
+        </w:rPr>
+        <w:t>=CHCH</w:t>
+      </w:r>
+      <w:r>
+        <w:rPr>
+          <w:rFonts w:hint="eastAsia" w:ascii="Times New Roman" w:hAnsi="Times New Roman" w:eastAsia="Times New Roman" w:cs="Times New Roman"/>
+          <w:vertAlign w:val="subscript"/>
+        </w:rPr>
+        <w:t>2</w:t>
+      </w:r>
+      <w:r>
+        <w:rPr>
+          <w:rFonts w:hint="eastAsia" w:ascii="Times New Roman" w:hAnsi="Times New Roman" w:eastAsia="Times New Roman" w:cs="Times New Roman"/>
+        </w:rPr>
+        <w:t>CH</w:t>
+      </w:r>
+      <w:r>
+        <w:rPr>
+          <w:rFonts w:hint="eastAsia" w:ascii="Times New Roman" w:hAnsi="Times New Roman" w:eastAsia="Times New Roman" w:cs="Times New Roman"/>
+          <w:vertAlign w:val="subscript"/>
+        </w:rPr>
+        <w:t>3</w:t>
+      </w:r>
+      <w:r>
+        <w:rPr>
+          <w:rFonts w:hint="eastAsia" w:ascii="Times New Roman" w:hAnsi="Times New Roman" w:eastAsia="Times New Roman" w:cs="Times New Roman"/>
+        </w:rPr>
+        <w:t>，</w:t>
+      </w:r>
+      <w:r>
+        <w:rPr>
+          <w:rFonts w:hint="eastAsia" w:ascii="Times New Roman" w:hAnsi="Times New Roman" w:eastAsia="FangSong" w:cs="Times New Roman"/>
+        </w:rPr>
+        <w:t>而端烯不存在顺反异构体</w:t>
+      </w:r>
+      <w:r>
+        <w:rPr>
+          <w:rFonts w:hint="eastAsia" w:ascii="Times New Roman" w:hAnsi="Times New Roman" w:eastAsia="Times New Roman" w:cs="Times New Roman"/>
+        </w:rPr>
+        <w:t>，</w:t>
+      </w:r>
+      <w:r>
+        <w:rPr>
+          <w:rFonts w:hint="eastAsia" w:ascii="Times New Roman" w:hAnsi="Times New Roman" w:eastAsia="FangSong" w:cs="Times New Roman"/>
+        </w:rPr>
+        <w:t>故</w:t>
+      </w:r>
+      <w:r>
+        <w:rPr>
+          <w:rFonts w:ascii="Times New Roman" w:hAnsi="Times New Roman" w:eastAsia="Times New Roman" w:cs="Times New Roman"/>
+        </w:rPr>
+        <w:t xml:space="preserve"> Lindlar </w:t>
+      </w:r>
+      <w:r>
+        <w:rPr>
+          <w:rFonts w:hint="eastAsia" w:ascii="Times New Roman" w:hAnsi="Times New Roman" w:eastAsia="FangSong" w:cs="Times New Roman"/>
+        </w:rPr>
+        <w:t>催化剂</w:t>
+      </w:r>
+      <w:r>
+        <w:rPr>
+          <w:rFonts w:hint="eastAsia" w:ascii="Times New Roman" w:hAnsi="Times New Roman" w:eastAsia="Times New Roman" w:cs="Times New Roman"/>
+        </w:rPr>
+        <w:t>（</w:t>
+      </w:r>
+      <w:r>
+        <w:rPr>
+          <w:rFonts w:hint="eastAsia" w:ascii="Times New Roman" w:hAnsi="Times New Roman" w:eastAsia="FangSong" w:cs="Times New Roman"/>
+        </w:rPr>
+        <w:t>表面顺式加氢</w:t>
+      </w:r>
+      <w:r>
+        <w:rPr>
+          <w:rFonts w:hint="eastAsia" w:ascii="Times New Roman" w:hAnsi="Times New Roman" w:eastAsia="Times New Roman" w:cs="Times New Roman"/>
+        </w:rPr>
+        <w:t>）</w:t>
+      </w:r>
+      <w:r>
+        <w:rPr>
+          <w:rFonts w:hint="eastAsia" w:ascii="Times New Roman" w:hAnsi="Times New Roman" w:eastAsia="FangSong" w:cs="Times New Roman"/>
+        </w:rPr>
+        <w:t>与</w:t>
+      </w:r>
+      <w:r>
+        <w:rPr>
+          <w:rFonts w:ascii="Times New Roman" w:hAnsi="Times New Roman" w:eastAsia="Times New Roman" w:cs="Times New Roman"/>
+        </w:rPr>
+        <w:t xml:space="preserve"> </w:t>
+      </w:r>
+      <w:r>
+        <w:rPr>
+          <w:rFonts w:hint="eastAsia" w:ascii="Times New Roman" w:hAnsi="Times New Roman" w:eastAsia="Times New Roman" w:cs="Times New Roman"/>
+        </w:rPr>
+        <w:t>Na/NH</w:t>
+      </w:r>
+      <w:r>
+        <w:rPr>
+          <w:rFonts w:hint="eastAsia" w:ascii="Times New Roman" w:hAnsi="Times New Roman" w:eastAsia="Times New Roman" w:cs="Times New Roman"/>
+          <w:vertAlign w:val="subscript"/>
+        </w:rPr>
+        <w:t>3</w:t>
+      </w:r>
+      <w:r>
+        <w:rPr>
+          <w:rFonts w:hint="eastAsia" w:ascii="Times New Roman" w:hAnsi="Times New Roman" w:eastAsia="Times New Roman" w:cs="Times New Roman"/>
+        </w:rPr>
+        <w:t>(l)（</w:t>
+      </w:r>
+      <w:r>
+        <w:rPr>
+          <w:rFonts w:hint="eastAsia" w:ascii="Times New Roman" w:hAnsi="Times New Roman" w:eastAsia="FangSong" w:cs="Times New Roman"/>
+        </w:rPr>
+        <w:t>自由基阴离子机理反式加成</w:t>
+      </w:r>
+      <w:r>
+        <w:rPr>
+          <w:rFonts w:hint="eastAsia" w:ascii="Times New Roman" w:hAnsi="Times New Roman" w:eastAsia="Times New Roman" w:cs="Times New Roman"/>
+        </w:rPr>
+        <w:t>）</w:t>
+      </w:r>
+      <w:r>
+        <w:rPr>
+          <w:rFonts w:hint="eastAsia" w:ascii="Times New Roman" w:hAnsi="Times New Roman" w:eastAsia="FangSong" w:cs="Times New Roman"/>
+        </w:rPr>
+        <w:t>的立体化学差异在此无从体现</w:t>
+      </w:r>
+      <w:r>
+        <w:rPr>
+          <w:rFonts w:hint="eastAsia" w:ascii="Times New Roman" w:hAnsi="Times New Roman" w:eastAsia="Times New Roman" w:cs="Times New Roman"/>
+        </w:rPr>
+        <w:t>。</w:t>
+      </w:r>
+      <w:r>
+        <w:rPr>
+          <w:rFonts w:hint="eastAsia" w:ascii="Times New Roman" w:hAnsi="Times New Roman" w:eastAsia="FangSong" w:cs="Times New Roman"/>
+        </w:rPr>
+        <w:t>这一顺</w:t>
+      </w:r>
+      <w:r>
+        <w:rPr>
+          <w:rFonts w:hint="eastAsia" w:ascii="Times New Roman" w:hAnsi="Times New Roman" w:eastAsia="Times New Roman" w:cs="Times New Roman"/>
+        </w:rPr>
+        <w:t>/</w:t>
+      </w:r>
+      <w:r>
+        <w:rPr>
+          <w:rFonts w:hint="eastAsia" w:ascii="Times New Roman" w:hAnsi="Times New Roman" w:eastAsia="FangSong" w:cs="Times New Roman"/>
+        </w:rPr>
+        <w:t>反选择性仅在内部炔烃中可观察</w:t>
+      </w:r>
+      <w:r>
+        <w:rPr>
+          <w:rFonts w:hint="eastAsia" w:ascii="Times New Roman" w:hAnsi="Times New Roman" w:eastAsia="Times New Roman" w:cs="Times New Roman"/>
+        </w:rPr>
+        <w:t>（</w:t>
+      </w:r>
+      <w:r>
+        <w:rPr>
+          <w:rFonts w:hint="eastAsia" w:ascii="Times New Roman" w:hAnsi="Times New Roman" w:eastAsia="FangSong" w:cs="Times New Roman"/>
+        </w:rPr>
+        <w:t>如</w:t>
+      </w:r>
+      <w:r>
+        <w:rPr>
+          <w:rFonts w:ascii="Times New Roman" w:hAnsi="Times New Roman" w:eastAsia="Times New Roman" w:cs="Times New Roman"/>
+        </w:rPr>
+        <w:t xml:space="preserve"> </w:t>
+      </w:r>
+      <w:r>
+        <w:rPr>
+          <w:rFonts w:hint="eastAsia" w:ascii="Times New Roman" w:hAnsi="Times New Roman" w:eastAsia="Times New Roman" w:cs="Times New Roman"/>
+        </w:rPr>
+        <w:t>2-</w:t>
+      </w:r>
+      <w:r>
+        <w:rPr>
+          <w:rFonts w:hint="eastAsia" w:ascii="Times New Roman" w:hAnsi="Times New Roman" w:eastAsia="FangSong" w:cs="Times New Roman"/>
+        </w:rPr>
+        <w:t>丁炔经</w:t>
+      </w:r>
+      <w:r>
+        <w:rPr>
+          <w:rFonts w:ascii="Times New Roman" w:hAnsi="Times New Roman" w:eastAsia="Times New Roman" w:cs="Times New Roman"/>
+        </w:rPr>
+        <w:t xml:space="preserve"> Lindlar </w:t>
+      </w:r>
+      <w:r>
+        <w:rPr>
+          <w:rFonts w:hint="eastAsia" w:ascii="Times New Roman" w:hAnsi="Times New Roman" w:eastAsia="FangSong" w:cs="Times New Roman"/>
+        </w:rPr>
+        <w:t>得顺</w:t>
+      </w:r>
+      <w:r>
+        <w:rPr>
+          <w:rFonts w:hint="eastAsia" w:ascii="Times New Roman" w:hAnsi="Times New Roman" w:eastAsia="Times New Roman" w:cs="Times New Roman"/>
+        </w:rPr>
+        <w:t>-2-</w:t>
+      </w:r>
+      <w:r>
+        <w:rPr>
+          <w:rFonts w:hint="eastAsia" w:ascii="Times New Roman" w:hAnsi="Times New Roman" w:eastAsia="FangSong" w:cs="Times New Roman"/>
+        </w:rPr>
+        <w:t>丁烯</w:t>
+      </w:r>
+      <w:r>
+        <w:rPr>
+          <w:rFonts w:hint="eastAsia" w:ascii="Times New Roman" w:hAnsi="Times New Roman" w:eastAsia="Times New Roman" w:cs="Times New Roman"/>
+        </w:rPr>
+        <w:t>、</w:t>
+      </w:r>
+      <w:r>
+        <w:rPr>
+          <w:rFonts w:hint="eastAsia" w:ascii="Times New Roman" w:hAnsi="Times New Roman" w:eastAsia="FangSong" w:cs="Times New Roman"/>
+        </w:rPr>
+        <w:t>经</w:t>
+      </w:r>
+      <w:r>
+        <w:rPr>
+          <w:rFonts w:ascii="Times New Roman" w:hAnsi="Times New Roman" w:eastAsia="Times New Roman" w:cs="Times New Roman"/>
+        </w:rPr>
+        <w:t xml:space="preserve"> Na/NH</w:t>
+      </w:r>
+      <w:r>
+        <w:rPr>
+          <w:rFonts w:ascii="Times New Roman" w:hAnsi="Times New Roman" w:eastAsia="Times New Roman" w:cs="Times New Roman"/>
+          <w:vertAlign w:val="subscript"/>
+        </w:rPr>
+        <w:t>3</w:t>
+      </w:r>
+      <w:r>
+        <w:rPr>
+          <w:rFonts w:ascii="Times New Roman" w:hAnsi="Times New Roman" w:eastAsia="Times New Roman" w:cs="Times New Roman"/>
+        </w:rPr>
+        <w:t xml:space="preserve">(l) </w:t>
+      </w:r>
+      <w:r>
+        <w:rPr>
+          <w:rFonts w:hint="eastAsia" w:ascii="Times New Roman" w:hAnsi="Times New Roman" w:eastAsia="FangSong" w:cs="Times New Roman"/>
+        </w:rPr>
+        <w:t>得反</w:t>
+      </w:r>
+      <w:r>
+        <w:rPr>
+          <w:rFonts w:hint="eastAsia" w:ascii="Times New Roman" w:hAnsi="Times New Roman" w:eastAsia="Times New Roman" w:cs="Times New Roman"/>
+        </w:rPr>
+        <w:t>-2-</w:t>
+      </w:r>
+      <w:r>
+        <w:rPr>
+          <w:rFonts w:hint="eastAsia" w:ascii="Times New Roman" w:hAnsi="Times New Roman" w:eastAsia="FangSong" w:cs="Times New Roman"/>
+        </w:rPr>
+        <w:t>丁烯</w:t>
+      </w:r>
+      <w:r>
+        <w:rPr>
+          <w:rFonts w:hint="eastAsia" w:ascii="Times New Roman" w:hAnsi="Times New Roman" w:eastAsia="Times New Roman" w:cs="Times New Roman"/>
+        </w:rPr>
+        <w:t>）。</w:t>
+      </w:r>
+    </w:p>
+    <w:p>
+      <w:pPr>
+        <w:pStyle w:val="BodyText"/>
+      </w:pPr>
+      <w:r>
+        <w:rPr>
+          <w:rFonts w:ascii="Times New Roman" w:hAnsi="Times New Roman" w:eastAsia="Times New Roman" w:cs="Times New Roman"/>
+          <w:b/>
+          <w:bCs/>
+        </w:rPr>
+        <w:t xml:space="preserve">4.</w:t>
+      </w:r>
+      <w:r>
+        <w:rPr>
+          <w:rFonts w:ascii="Times New Roman" w:hAnsi="Times New Roman" w:eastAsia="Times New Roman" w:cs="Times New Roman"/>
+        </w:rPr>
+        <w:t xml:space="preserve"> </w:t>
+      </w:r>
+      <w:r>
+        <w:rPr>
+          <w:rFonts w:hint="eastAsia" w:ascii="Times New Roman" w:hAnsi="Times New Roman" w:eastAsia="Times New Roman" w:cs="Times New Roman"/>
+        </w:rPr>
+        <w:t>2-</w:t>
+      </w:r>
+      <w:r>
+        <w:rPr>
+          <w:rFonts w:hint="eastAsia" w:ascii="Times New Roman" w:hAnsi="Times New Roman" w:eastAsia="FangSong" w:cs="Times New Roman"/>
+        </w:rPr>
+        <w:t>丁烯</w:t>
+      </w:r>
+      <w:r>
+        <w:rPr>
+          <w:rFonts w:hint="eastAsia" w:ascii="Times New Roman" w:hAnsi="Times New Roman" w:eastAsia="Times New Roman" w:cs="Times New Roman"/>
+        </w:rPr>
+        <w:t>（CH</w:t>
+      </w:r>
+      <w:r>
+        <w:rPr>
+          <w:rFonts w:hint="eastAsia" w:ascii="Times New Roman" w:hAnsi="Times New Roman" w:eastAsia="Times New Roman" w:cs="Times New Roman"/>
+          <w:vertAlign w:val="subscript"/>
+        </w:rPr>
+        <w:t>3</w:t>
+      </w:r>
+      <w:r>
+        <w:rPr>
+          <w:rFonts w:hint="eastAsia" w:ascii="Times New Roman" w:hAnsi="Times New Roman" w:eastAsia="Times New Roman" w:cs="Times New Roman"/>
+        </w:rPr>
+        <w:t>CH=CHCH</w:t>
+      </w:r>
+      <w:r>
+        <w:rPr>
+          <w:rFonts w:hint="eastAsia" w:ascii="Times New Roman" w:hAnsi="Times New Roman" w:eastAsia="Times New Roman" w:cs="Times New Roman"/>
+          <w:vertAlign w:val="subscript"/>
+        </w:rPr>
+        <w:t>3</w:t>
+      </w:r>
+      <w:r>
+        <w:rPr>
+          <w:rFonts w:hint="eastAsia" w:ascii="Times New Roman" w:hAnsi="Times New Roman" w:eastAsia="Times New Roman" w:cs="Times New Roman"/>
+        </w:rPr>
+        <w:t>）</w:t>
+      </w:r>
+      <w:r>
+        <w:rPr>
+          <w:rFonts w:hint="eastAsia" w:ascii="Times New Roman" w:hAnsi="Times New Roman" w:eastAsia="FangSong" w:cs="Times New Roman"/>
+        </w:rPr>
+        <w:t>为对称烯烃</w:t>
+      </w:r>
+      <w:r>
+        <w:rPr>
+          <w:rFonts w:hint="eastAsia" w:ascii="Times New Roman" w:hAnsi="Times New Roman" w:eastAsia="Times New Roman" w:cs="Times New Roman"/>
+        </w:rPr>
+        <w:t>，</w:t>
+      </w:r>
+      <w:r>
+        <w:rPr>
+          <w:rFonts w:hint="eastAsia" w:ascii="Times New Roman" w:hAnsi="Times New Roman" w:eastAsia="FangSong" w:cs="Times New Roman"/>
+        </w:rPr>
+        <w:t>双键两碳等价</w:t>
+      </w:r>
+      <w:r>
+        <w:rPr>
+          <w:rFonts w:hint="eastAsia" w:ascii="Times New Roman" w:hAnsi="Times New Roman" w:eastAsia="Times New Roman" w:cs="Times New Roman"/>
+        </w:rPr>
+        <w:t>：H</w:t>
+      </w:r>
+      <w:r>
+        <w:rPr>
+          <w:rFonts w:hint="eastAsia" w:ascii="Times New Roman" w:hAnsi="Times New Roman" w:eastAsia="Times New Roman" w:cs="Times New Roman"/>
+          <w:vertAlign w:val="superscript"/>
+        </w:rPr>
+        <w:t>+</w:t>
+      </w:r>
+      <w:r>
+        <w:rPr>
+          <w:rFonts w:ascii="Times New Roman" w:hAnsi="Times New Roman" w:eastAsia="Times New Roman" w:cs="Times New Roman"/>
+        </w:rPr>
+        <w:t xml:space="preserve"> </w:t>
+      </w:r>
+      <w:r>
+        <w:rPr>
+          <w:rFonts w:hint="eastAsia" w:ascii="Times New Roman" w:hAnsi="Times New Roman" w:eastAsia="FangSong" w:cs="Times New Roman"/>
+        </w:rPr>
+        <w:t xml:space="preserve">加在任一侧都生成相同的仲碳正离子</w:t>
+      </w:r>
+      <w:r>
+        <w:rPr>
+          <w:rFonts w:ascii="Times New Roman" w:hAnsi="Times New Roman" w:eastAsia="Times New Roman" w:cs="Times New Roman"/>
+        </w:rPr>
+        <w:t xml:space="preserve"> </w:t>
+      </w:r>
+      <w:r>
+        <w:rPr>
+          <w:rFonts w:hint="eastAsia" w:ascii="Times New Roman" w:hAnsi="Times New Roman" w:eastAsia="Times New Roman" w:cs="Times New Roman"/>
+        </w:rPr>
+        <w:t>CH</w:t>
+      </w:r>
+      <w:r>
+        <w:rPr>
+          <w:rFonts w:hint="eastAsia" w:ascii="Times New Roman" w:hAnsi="Times New Roman" w:eastAsia="Times New Roman" w:cs="Times New Roman"/>
+          <w:vertAlign w:val="subscript"/>
+        </w:rPr>
+        <w:t>3</w:t>
+      </w:r>
+      <w:r>
+        <w:rPr>
+          <w:rFonts w:hint="eastAsia" w:ascii="Times New Roman" w:hAnsi="Times New Roman" w:eastAsia="Times New Roman" w:cs="Times New Roman"/>
+        </w:rPr>
+        <w:t>CH</w:t>
+      </w:r>
+      <w:r>
+        <w:rPr>
+          <w:rFonts w:hint="eastAsia" w:ascii="Times New Roman" w:hAnsi="Times New Roman" w:eastAsia="Times New Roman" w:cs="Times New Roman"/>
+          <w:vertAlign w:val="superscript"/>
+        </w:rPr>
+        <w:t>+</w:t>
+      </w:r>
+      <w:r>
+        <w:rPr>
+          <w:rFonts w:hint="eastAsia" w:ascii="Times New Roman" w:hAnsi="Times New Roman" w:eastAsia="Times New Roman" w:cs="Times New Roman"/>
+        </w:rPr>
+        <w:t>CH</w:t>
+      </w:r>
+      <w:r>
+        <w:rPr>
+          <w:rFonts w:hint="eastAsia" w:ascii="Times New Roman" w:hAnsi="Times New Roman" w:eastAsia="Times New Roman" w:cs="Times New Roman"/>
+          <w:vertAlign w:val="subscript"/>
+        </w:rPr>
+        <w:t>2</w:t>
+      </w:r>
+      <w:r>
+        <w:rPr>
+          <w:rFonts w:hint="eastAsia" w:ascii="Times New Roman" w:hAnsi="Times New Roman" w:eastAsia="Times New Roman" w:cs="Times New Roman"/>
+        </w:rPr>
+        <w:t>CH</w:t>
+      </w:r>
+      <w:r>
+        <w:rPr>
+          <w:rFonts w:hint="eastAsia" w:ascii="Times New Roman" w:hAnsi="Times New Roman" w:eastAsia="Times New Roman" w:cs="Times New Roman"/>
+          <w:vertAlign w:val="subscript"/>
+        </w:rPr>
+        <w:t>3</w:t>
+      </w:r>
+      <w:r>
+        <w:rPr>
+          <w:rFonts w:hint="eastAsia" w:ascii="Times New Roman" w:hAnsi="Times New Roman" w:eastAsia="Times New Roman" w:cs="Times New Roman"/>
+        </w:rPr>
+        <w:t>，Br</w:t>
+      </w:r>
+      <w:r>
+        <w:rPr>
+          <w:rFonts w:hint="eastAsia" w:ascii="Times New Roman" w:hAnsi="Times New Roman" w:eastAsia="Times New Roman" w:cs="Times New Roman"/>
+          <w:vertAlign w:val="superscript"/>
+        </w:rPr>
+        <w:t>-</w:t>
+      </w:r>
+      <w:r>
+        <w:rPr>
+          <w:rFonts w:ascii="Times New Roman" w:hAnsi="Times New Roman" w:eastAsia="Times New Roman" w:cs="Times New Roman"/>
+        </w:rPr>
+        <w:t xml:space="preserve"> </w:t>
+      </w:r>
+      <w:r>
+        <w:rPr>
+          <w:rFonts w:hint="eastAsia" w:ascii="Times New Roman" w:hAnsi="Times New Roman" w:eastAsia="FangSong" w:cs="Times New Roman"/>
+        </w:rPr>
+        <w:t xml:space="preserve">捕获得</w:t>
+      </w:r>
+      <w:r>
+        <w:rPr>
+          <w:rFonts w:ascii="Times New Roman" w:hAnsi="Times New Roman" w:eastAsia="Times New Roman" w:cs="Times New Roman"/>
+        </w:rPr>
+        <w:t xml:space="preserve"> </w:t>
+      </w:r>
+      <w:r>
+        <w:rPr>
+          <w:rFonts w:hint="eastAsia" w:ascii="Times New Roman" w:hAnsi="Times New Roman" w:eastAsia="Times New Roman" w:cs="Times New Roman"/>
+          <w:b/>
+          <w:bCs/>
+        </w:rPr>
+        <w:t>2-</w:t>
+      </w:r>
+      <w:r>
+        <w:rPr>
+          <w:rFonts w:hint="eastAsia" w:ascii="Times New Roman" w:hAnsi="Times New Roman" w:eastAsia="FangSong" w:cs="Times New Roman"/>
+          <w:b/>
+          <w:bCs/>
+        </w:rPr>
+        <w:t>溴丁烷</w:t>
+      </w:r>
+      <w:r>
+        <w:rPr>
+          <w:rFonts w:hint="eastAsia" w:ascii="Times New Roman" w:hAnsi="Times New Roman" w:eastAsia="Times New Roman" w:cs="Times New Roman"/>
+        </w:rPr>
+        <w:t xml:space="preserve">（Br</w:t>
+      </w:r>
+      <w:r>
+        <w:rPr>
+          <w:rFonts w:ascii="Times New Roman" w:hAnsi="Times New Roman" w:eastAsia="Times New Roman" w:cs="Times New Roman"/>
+        </w:rPr>
+        <w:t xml:space="preserve"> </w:t>
+      </w:r>
+      <w:r>
+        <w:rPr>
+          <w:rFonts w:hint="eastAsia" w:ascii="Times New Roman" w:hAnsi="Times New Roman" w:eastAsia="FangSong" w:cs="Times New Roman"/>
+        </w:rPr>
+        <w:t xml:space="preserve">位于</w:t>
+      </w:r>
+      <w:r>
+        <w:rPr>
+          <w:rFonts w:ascii="Times New Roman" w:hAnsi="Times New Roman" w:eastAsia="Times New Roman" w:cs="Times New Roman"/>
+        </w:rPr>
+        <w:t xml:space="preserve"> </w:t>
+      </w:r>
+      <w:r>
+        <w:rPr>
+          <w:rFonts w:hint="eastAsia" w:ascii="Times New Roman" w:hAnsi="Times New Roman" w:eastAsia="Times New Roman" w:cs="Times New Roman"/>
+        </w:rPr>
+        <w:t>C2，</w:t>
+      </w:r>
+      <w:r>
+        <w:rPr>
+          <w:rFonts w:hint="eastAsia" w:ascii="Times New Roman" w:hAnsi="Times New Roman" w:eastAsia="FangSong" w:cs="Times New Roman"/>
+        </w:rPr>
+        <w:t>与</w:t>
+      </w:r>
+      <w:r>
+        <w:rPr>
+          <w:rFonts w:ascii="Times New Roman" w:hAnsi="Times New Roman" w:eastAsia="Times New Roman" w:cs="Times New Roman"/>
+        </w:rPr>
+        <w:t xml:space="preserve"> C3 </w:t>
+      </w:r>
+      <w:r>
+        <w:rPr>
+          <w:rFonts w:hint="eastAsia" w:ascii="Times New Roman" w:hAnsi="Times New Roman" w:eastAsia="FangSong" w:cs="Times New Roman"/>
+        </w:rPr>
+        <w:t>等价</w:t>
+      </w:r>
+      <w:r>
+        <w:rPr>
+          <w:rFonts w:hint="eastAsia" w:ascii="Times New Roman" w:hAnsi="Times New Roman" w:eastAsia="Times New Roman" w:cs="Times New Roman"/>
+        </w:rPr>
+        <w:t>）。</w:t>
+      </w:r>
+      <w:r>
+        <w:rPr>
+          <w:rFonts w:hint="eastAsia" w:ascii="Times New Roman" w:hAnsi="Times New Roman" w:eastAsia="FangSong" w:cs="Times New Roman"/>
+        </w:rPr>
+        <w:t>产物含一个手性中心</w:t>
+      </w:r>
+      <w:r>
+        <w:rPr>
+          <w:rFonts w:hint="eastAsia" w:ascii="Times New Roman" w:hAnsi="Times New Roman" w:eastAsia="Times New Roman" w:cs="Times New Roman"/>
+        </w:rPr>
+        <w:t>，</w:t>
+      </w:r>
+      <w:r>
+        <w:rPr>
+          <w:rFonts w:hint="eastAsia" w:ascii="Times New Roman" w:hAnsi="Times New Roman" w:eastAsia="FangSong" w:cs="Times New Roman"/>
+        </w:rPr>
+        <w:t>两构型等量</w:t>
+      </w:r>
+      <w:r>
+        <w:rPr>
+          <w:rFonts w:ascii="Times New Roman" w:hAnsi="Times New Roman" w:eastAsia="Times New Roman" w:cs="Times New Roman"/>
+        </w:rPr>
+        <w:t xml:space="preserve"> → </w:t>
+      </w:r>
+      <w:r>
+        <w:rPr>
+          <w:rFonts w:hint="eastAsia" w:ascii="Times New Roman" w:hAnsi="Times New Roman" w:eastAsia="FangSong" w:cs="Times New Roman"/>
+        </w:rPr>
+        <w:t>外消旋体</w:t>
+      </w:r>
+      <w:r>
+        <w:rPr>
+          <w:rFonts w:hint="eastAsia" w:ascii="Times New Roman" w:hAnsi="Times New Roman" w:eastAsia="Times New Roman" w:cs="Times New Roman"/>
+        </w:rPr>
+        <w:t>。</w:t>
+      </w:r>
+      <w:r>
+        <w:rPr>
+          <w:rFonts w:hint="eastAsia" w:ascii="Times New Roman" w:hAnsi="Times New Roman" w:eastAsia="FangSong" w:cs="Times New Roman"/>
+        </w:rPr>
+        <w:t>此体系不存在马氏</w:t>
+      </w:r>
+      <w:r>
+        <w:rPr>
+          <w:rFonts w:hint="eastAsia" w:ascii="Times New Roman" w:hAnsi="Times New Roman" w:eastAsia="Times New Roman" w:cs="Times New Roman"/>
+        </w:rPr>
+        <w:t>/</w:t>
+      </w:r>
+      <w:r>
+        <w:rPr>
+          <w:rFonts w:hint="eastAsia" w:ascii="Times New Roman" w:hAnsi="Times New Roman" w:eastAsia="FangSong" w:cs="Times New Roman"/>
+        </w:rPr>
+        <w:t>反马氏的区域选择问题</w:t>
+      </w:r>
+      <w:r>
+        <w:rPr>
+          <w:rFonts w:hint="eastAsia" w:ascii="Times New Roman" w:hAnsi="Times New Roman" w:eastAsia="Times New Roman" w:cs="Times New Roman"/>
+        </w:rPr>
+        <w:t>（</w:t>
+      </w:r>
+      <w:r>
+        <w:rPr>
+          <w:rFonts w:hint="eastAsia" w:ascii="Times New Roman" w:hAnsi="Times New Roman" w:eastAsia="FangSong" w:cs="Times New Roman"/>
+        </w:rPr>
+        <w:t>两区域等价</w:t>
+      </w:r>
+      <w:r>
+        <w:rPr>
+          <w:rFonts w:hint="eastAsia" w:ascii="Times New Roman" w:hAnsi="Times New Roman" w:eastAsia="Times New Roman" w:cs="Times New Roman"/>
+        </w:rPr>
+        <w:t>），</w:t>
+      </w:r>
+      <w:r>
+        <w:rPr>
+          <w:rFonts w:hint="eastAsia" w:ascii="Times New Roman" w:hAnsi="Times New Roman" w:eastAsia="FangSong" w:cs="Times New Roman"/>
+        </w:rPr>
+        <w:t>也不发生重排</w:t>
+      </w:r>
+      <w:r>
+        <w:rPr>
+          <w:rFonts w:hint="eastAsia" w:ascii="Times New Roman" w:hAnsi="Times New Roman" w:eastAsia="Times New Roman" w:cs="Times New Roman"/>
+        </w:rPr>
+        <w:t>（</w:t>
+      </w:r>
+      <w:r>
+        <w:rPr>
+          <w:rFonts w:hint="eastAsia" w:ascii="Times New Roman" w:hAnsi="Times New Roman" w:eastAsia="FangSong" w:cs="Times New Roman"/>
+        </w:rPr>
+        <w:t>仲碳正离子已是所能形成的最稳定碳正离子</w:t>
+      </w:r>
+      <w:r>
+        <w:rPr>
+          <w:rFonts w:hint="eastAsia" w:ascii="Times New Roman" w:hAnsi="Times New Roman" w:eastAsia="Times New Roman" w:cs="Times New Roman"/>
+        </w:rPr>
+        <w:t>）。</w:t>
+      </w:r>
+    </w:p>
+    <w:p>
+      <w:pPr>
+        <w:pStyle w:val="BodyText"/>
+      </w:pPr>
+      <w:r>
+        <w:rPr>
+          <w:rFonts w:ascii="Times New Roman" w:hAnsi="Times New Roman" w:eastAsia="Times New Roman" w:cs="Times New Roman"/>
+          <w:b/>
+          <w:bCs/>
+        </w:rPr>
+        <w:t xml:space="preserve">5.</w:t>
+      </w:r>
+      <w:r>
+        <w:rPr>
+          <w:rFonts w:ascii="Times New Roman" w:hAnsi="Times New Roman" w:eastAsia="Times New Roman" w:cs="Times New Roman"/>
+        </w:rPr>
+        <w:t xml:space="preserve"> </w:t>
+      </w:r>
+      <w:r>
+        <w:rPr>
+          <w:rFonts w:hint="eastAsia" w:ascii="Times New Roman" w:hAnsi="Times New Roman" w:eastAsia="FangSong" w:cs="Times New Roman"/>
+        </w:rPr>
+        <w:t xml:space="preserve">不饱和度</w:t>
+      </w:r>
+      <w:r>
+        <w:rPr>
+          <w:rFonts w:ascii="Times New Roman" w:hAnsi="Times New Roman" w:eastAsia="Times New Roman" w:cs="Times New Roman"/>
+        </w:rPr>
+        <w:t xml:space="preserve"> Ω = (2×7+2-12)/2 = </w:t>
+      </w:r>
+      <w:r>
+        <w:rPr>
+          <w:rFonts w:hint="eastAsia" w:ascii="Times New Roman" w:hAnsi="Times New Roman" w:eastAsia="Times New Roman" w:cs="Times New Roman"/>
+        </w:rPr>
+        <w:t>2，</w:t>
+      </w:r>
+      <w:r>
+        <w:rPr>
+          <w:rFonts w:hint="eastAsia" w:ascii="Times New Roman" w:hAnsi="Times New Roman" w:eastAsia="FangSong" w:cs="Times New Roman"/>
+        </w:rPr>
+        <w:t>对应</w:t>
+      </w:r>
+      <w:r>
+        <w:rPr>
+          <w:rFonts w:ascii="Times New Roman" w:hAnsi="Times New Roman" w:eastAsia="Times New Roman" w:cs="Times New Roman"/>
+        </w:rPr>
+        <w:t xml:space="preserve"> </w:t>
+      </w:r>
+      <w:r>
+        <w:rPr>
+          <w:rFonts w:hint="eastAsia" w:ascii="Times New Roman" w:hAnsi="Times New Roman" w:eastAsia="Times New Roman" w:cs="Times New Roman"/>
+        </w:rPr>
+        <w:t xml:space="preserve">C=C（1）+</w:t>
+      </w:r>
+      <w:r>
+        <w:rPr>
+          <w:rFonts w:ascii="Times New Roman" w:hAnsi="Times New Roman" w:eastAsia="Times New Roman" w:cs="Times New Roman"/>
+        </w:rPr>
+        <w:t xml:space="preserve"> </w:t>
+      </w:r>
+      <w:r>
+        <w:rPr>
+          <w:rFonts w:hint="eastAsia" w:ascii="Times New Roman" w:hAnsi="Times New Roman" w:eastAsia="FangSong" w:cs="Times New Roman"/>
+        </w:rPr>
+        <w:t xml:space="preserve">酮羰基</w:t>
+      </w:r>
+      <w:r>
+        <w:rPr>
+          <w:rFonts w:ascii="Times New Roman" w:hAnsi="Times New Roman" w:eastAsia="Times New Roman" w:cs="Times New Roman"/>
+        </w:rPr>
+        <w:t xml:space="preserve"> </w:t>
+      </w:r>
+      <w:r>
+        <w:rPr>
+          <w:rFonts w:hint="eastAsia" w:ascii="Times New Roman" w:hAnsi="Times New Roman" w:eastAsia="Times New Roman" w:cs="Times New Roman"/>
+        </w:rPr>
+        <w:t>C=O（1）。</w:t>
+      </w:r>
+      <w:r>
+        <w:rPr>
+          <w:rFonts w:hint="eastAsia" w:ascii="Times New Roman" w:hAnsi="Times New Roman" w:eastAsia="FangSong" w:cs="Times New Roman"/>
+        </w:rPr>
+        <w:t>臭氧化</w:t>
+      </w:r>
+      <w:r>
+        <w:rPr>
+          <w:rFonts w:hint="eastAsia" w:ascii="Times New Roman" w:hAnsi="Times New Roman" w:eastAsia="Times New Roman" w:cs="Times New Roman"/>
+        </w:rPr>
+        <w:t>/Zn/H</w:t>
+      </w:r>
+      <w:r>
+        <w:rPr>
+          <w:rFonts w:hint="eastAsia" w:ascii="Times New Roman" w:hAnsi="Times New Roman" w:eastAsia="Times New Roman" w:cs="Times New Roman"/>
+          <w:vertAlign w:val="subscript"/>
+        </w:rPr>
+        <w:t>2</w:t>
+      </w:r>
+      <w:r>
+        <w:rPr>
+          <w:rFonts w:hint="eastAsia" w:ascii="Times New Roman" w:hAnsi="Times New Roman" w:eastAsia="Times New Roman" w:cs="Times New Roman"/>
+        </w:rPr>
+        <w:t>O</w:t>
+      </w:r>
+      <w:r>
+        <w:rPr>
+          <w:rFonts w:ascii="Times New Roman" w:hAnsi="Times New Roman" w:eastAsia="Times New Roman" w:cs="Times New Roman"/>
+        </w:rPr>
+        <w:t xml:space="preserve"> </w:t>
+      </w:r>
+      <w:r>
+        <w:rPr>
+          <w:rFonts w:hint="eastAsia" w:ascii="Times New Roman" w:hAnsi="Times New Roman" w:eastAsia="FangSong" w:cs="Times New Roman"/>
+        </w:rPr>
+        <w:t xml:space="preserve">只在</w:t>
+      </w:r>
+      <w:r>
+        <w:rPr>
+          <w:rFonts w:ascii="Times New Roman" w:hAnsi="Times New Roman" w:eastAsia="Times New Roman" w:cs="Times New Roman"/>
+        </w:rPr>
+        <w:t xml:space="preserve"> C=C </w:t>
+      </w:r>
+      <w:r>
+        <w:rPr>
+          <w:rFonts w:hint="eastAsia" w:ascii="Times New Roman" w:hAnsi="Times New Roman" w:eastAsia="FangSong" w:cs="Times New Roman"/>
+        </w:rPr>
+        <w:t>处断键</w:t>
+      </w:r>
+      <w:r>
+        <w:rPr>
+          <w:rFonts w:hint="eastAsia" w:ascii="Times New Roman" w:hAnsi="Times New Roman" w:eastAsia="Times New Roman" w:cs="Times New Roman"/>
+        </w:rPr>
+        <w:t>：CH</w:t>
+      </w:r>
+      <w:r>
+        <w:rPr>
+          <w:rFonts w:hint="eastAsia" w:ascii="Times New Roman" w:hAnsi="Times New Roman" w:eastAsia="Times New Roman" w:cs="Times New Roman"/>
+          <w:vertAlign w:val="subscript"/>
+        </w:rPr>
+        <w:t>3</w:t>
+      </w:r>
+      <w:r>
+        <w:rPr>
+          <w:rFonts w:hint="eastAsia" w:ascii="Times New Roman" w:hAnsi="Times New Roman" w:eastAsia="Times New Roman" w:cs="Times New Roman"/>
+        </w:rPr>
+        <w:t>CHO</w:t>
+      </w:r>
+      <w:r>
+        <w:rPr>
+          <w:rFonts w:ascii="Times New Roman" w:hAnsi="Times New Roman" w:eastAsia="Times New Roman" w:cs="Times New Roman"/>
+        </w:rPr>
+        <w:t xml:space="preserve"> </w:t>
+      </w:r>
+      <w:r>
+        <w:rPr>
+          <w:rFonts w:hint="eastAsia" w:ascii="Times New Roman" w:hAnsi="Times New Roman" w:eastAsia="FangSong" w:cs="Times New Roman"/>
+        </w:rPr>
+        <w:t xml:space="preserve">表明双键一端为</w:t>
+      </w:r>
+      <w:r>
+        <w:rPr>
+          <w:rFonts w:ascii="Times New Roman" w:hAnsi="Times New Roman" w:eastAsia="Times New Roman" w:cs="Times New Roman"/>
+        </w:rPr>
+        <w:t xml:space="preserve"> </w:t>
+      </w:r>
+      <w:r>
+        <w:rPr>
+          <w:rFonts w:hint="eastAsia" w:ascii="Times New Roman" w:hAnsi="Times New Roman" w:eastAsia="Times New Roman" w:cs="Times New Roman"/>
+        </w:rPr>
+        <w:t>CH</w:t>
+      </w:r>
+      <w:r>
+        <w:rPr>
+          <w:rFonts w:hint="eastAsia" w:ascii="Times New Roman" w:hAnsi="Times New Roman" w:eastAsia="Times New Roman" w:cs="Times New Roman"/>
+          <w:vertAlign w:val="subscript"/>
+        </w:rPr>
+        <w:t>3</w:t>
+      </w:r>
+      <w:r>
+        <w:rPr>
+          <w:rFonts w:hint="eastAsia" w:ascii="Times New Roman" w:hAnsi="Times New Roman" w:eastAsia="Times New Roman" w:cs="Times New Roman"/>
+        </w:rPr>
+        <w:t>CH=；CH</w:t>
+      </w:r>
+      <w:r>
+        <w:rPr>
+          <w:rFonts w:hint="eastAsia" w:ascii="Times New Roman" w:hAnsi="Times New Roman" w:eastAsia="Times New Roman" w:cs="Times New Roman"/>
+          <w:vertAlign w:val="subscript"/>
+        </w:rPr>
+        <w:t>3</w:t>
+      </w:r>
+      <w:r>
+        <w:rPr>
+          <w:rFonts w:hint="eastAsia" w:ascii="Times New Roman" w:hAnsi="Times New Roman" w:eastAsia="Times New Roman" w:cs="Times New Roman"/>
+        </w:rPr>
+        <w:t>COCH</w:t>
+      </w:r>
+      <w:r>
+        <w:rPr>
+          <w:rFonts w:hint="eastAsia" w:ascii="Times New Roman" w:hAnsi="Times New Roman" w:eastAsia="Times New Roman" w:cs="Times New Roman"/>
+          <w:vertAlign w:val="subscript"/>
+        </w:rPr>
+        <w:t>2</w:t>
+      </w:r>
+      <w:r>
+        <w:rPr>
+          <w:rFonts w:hint="eastAsia" w:ascii="Times New Roman" w:hAnsi="Times New Roman" w:eastAsia="Times New Roman" w:cs="Times New Roman"/>
+        </w:rPr>
+        <w:t>CH</w:t>
+      </w:r>
+      <w:r>
+        <w:rPr>
+          <w:rFonts w:hint="eastAsia" w:ascii="Times New Roman" w:hAnsi="Times New Roman" w:eastAsia="Times New Roman" w:cs="Times New Roman"/>
+          <w:vertAlign w:val="subscript"/>
+        </w:rPr>
+        <w:t>2</w:t>
+      </w:r>
+      <w:r>
+        <w:rPr>
+          <w:rFonts w:hint="eastAsia" w:ascii="Times New Roman" w:hAnsi="Times New Roman" w:eastAsia="Times New Roman" w:cs="Times New Roman"/>
+        </w:rPr>
+        <w:t>CHO</w:t>
+      </w:r>
+      <w:r>
+        <w:rPr>
+          <w:rFonts w:ascii="Times New Roman" w:hAnsi="Times New Roman" w:eastAsia="Times New Roman" w:cs="Times New Roman"/>
+        </w:rPr>
+        <w:t xml:space="preserve"> </w:t>
+      </w:r>
+      <w:r>
+        <w:rPr>
+          <w:rFonts w:hint="eastAsia" w:ascii="Times New Roman" w:hAnsi="Times New Roman" w:eastAsia="FangSong" w:cs="Times New Roman"/>
+        </w:rPr>
+        <w:t xml:space="preserve">中末端</w:t>
+      </w:r>
+      <w:r>
+        <w:rPr>
+          <w:rFonts w:ascii="Times New Roman" w:hAnsi="Times New Roman" w:eastAsia="Times New Roman" w:cs="Times New Roman"/>
+        </w:rPr>
+        <w:t xml:space="preserve"> -CHO </w:t>
+      </w:r>
+      <w:r>
+        <w:rPr>
+          <w:rFonts w:hint="eastAsia" w:ascii="Times New Roman" w:hAnsi="Times New Roman" w:eastAsia="FangSong" w:cs="Times New Roman"/>
+        </w:rPr>
+        <w:t>来自双键断裂</w:t>
+      </w:r>
+      <w:r>
+        <w:rPr>
+          <w:rFonts w:hint="eastAsia" w:ascii="Times New Roman" w:hAnsi="Times New Roman" w:eastAsia="Times New Roman" w:cs="Times New Roman"/>
+        </w:rPr>
+        <w:t>，</w:t>
+      </w:r>
+      <w:r>
+        <w:rPr>
+          <w:rFonts w:hint="eastAsia" w:ascii="Times New Roman" w:hAnsi="Times New Roman" w:eastAsia="FangSong" w:cs="Times New Roman"/>
+        </w:rPr>
+        <w:t>中间的</w:t>
+      </w:r>
+      <w:r>
+        <w:rPr>
+          <w:rFonts w:ascii="Times New Roman" w:hAnsi="Times New Roman" w:eastAsia="Times New Roman" w:cs="Times New Roman"/>
+        </w:rPr>
+        <w:t xml:space="preserve"> -CO- </w:t>
+      </w:r>
+      <w:r>
+        <w:rPr>
+          <w:rFonts w:hint="eastAsia" w:ascii="Times New Roman" w:hAnsi="Times New Roman" w:eastAsia="FangSong" w:cs="Times New Roman"/>
+        </w:rPr>
+        <w:t xml:space="preserve">是底物原有的酮羰基</w:t>
+      </w:r>
+      <w:r>
+        <w:rPr>
+          <w:rFonts w:ascii="Times New Roman" w:hAnsi="Times New Roman" w:eastAsia="Times New Roman" w:cs="Times New Roman"/>
+        </w:rPr>
+        <w:t xml:space="preserve"> → </w:t>
+      </w:r>
+      <w:r>
+        <w:rPr>
+          <w:rFonts w:hint="eastAsia" w:ascii="Times New Roman" w:hAnsi="Times New Roman" w:eastAsia="FangSong" w:cs="Times New Roman"/>
+        </w:rPr>
+        <w:t xml:space="preserve">双键另一碳连</w:t>
+      </w:r>
+      <w:r>
+        <w:rPr>
+          <w:rFonts w:ascii="Times New Roman" w:hAnsi="Times New Roman" w:eastAsia="Times New Roman" w:cs="Times New Roman"/>
+        </w:rPr>
+        <w:t xml:space="preserve"> H </w:t>
+      </w:r>
+      <w:r>
+        <w:rPr>
+          <w:rFonts w:hint="eastAsia" w:ascii="Times New Roman" w:hAnsi="Times New Roman" w:eastAsia="FangSong" w:cs="Times New Roman"/>
+        </w:rPr>
+        <w:t xml:space="preserve">与</w:t>
+      </w:r>
+      <w:r>
+        <w:rPr>
+          <w:rFonts w:ascii="Times New Roman" w:hAnsi="Times New Roman" w:eastAsia="Times New Roman" w:cs="Times New Roman"/>
+        </w:rPr>
+        <w:t xml:space="preserve"> -CH</w:t>
+      </w:r>
+      <w:r>
+        <w:rPr>
+          <w:rFonts w:ascii="Times New Roman" w:hAnsi="Times New Roman" w:eastAsia="Times New Roman" w:cs="Times New Roman"/>
+          <w:vertAlign w:val="subscript"/>
+        </w:rPr>
+        <w:t>2</w:t>
+      </w:r>
+      <w:r>
+        <w:rPr>
+          <w:rFonts w:ascii="Times New Roman" w:hAnsi="Times New Roman" w:eastAsia="Times New Roman" w:cs="Times New Roman"/>
+        </w:rPr>
+        <w:t>CH</w:t>
+      </w:r>
+      <w:r>
+        <w:rPr>
+          <w:rFonts w:ascii="Times New Roman" w:hAnsi="Times New Roman" w:eastAsia="Times New Roman" w:cs="Times New Roman"/>
+          <w:vertAlign w:val="subscript"/>
+        </w:rPr>
+        <w:t>2</w:t>
+      </w:r>
+      <w:r>
+        <w:rPr>
+          <w:rFonts w:ascii="Times New Roman" w:hAnsi="Times New Roman" w:eastAsia="Times New Roman" w:cs="Times New Roman"/>
+        </w:rPr>
+        <w:t>COCH</w:t>
+      </w:r>
+      <w:r>
+        <w:rPr>
+          <w:rFonts w:ascii="Times New Roman" w:hAnsi="Times New Roman" w:eastAsia="Times New Roman" w:cs="Times New Roman"/>
+          <w:vertAlign w:val="subscript"/>
+        </w:rPr>
+        <w:t>3</w:t>
+      </w:r>
+      <w:r>
+        <w:rPr>
+          <w:rFonts w:ascii="Times New Roman" w:hAnsi="Times New Roman" w:eastAsia="Times New Roman" w:cs="Times New Roman"/>
+        </w:rPr>
+        <w:t>。</w:t>
+      </w:r>
+      <w:r>
+        <w:rPr>
+          <w:rFonts w:ascii="Times New Roman" w:hAnsi="Times New Roman" w:eastAsia="Times New Roman" w:cs="Times New Roman"/>
+        </w:rPr>
+        <w:t xml:space="preserve"> </w:t>
+      </w:r>
+      <w:r>
+        <w:rPr>
+          <w:rFonts w:hint="eastAsia" w:ascii="Times New Roman" w:hAnsi="Times New Roman" w:eastAsia="FangSong" w:cs="Times New Roman"/>
+        </w:rPr>
+        <w:t xml:space="preserve">拼接得</w:t>
+      </w:r>
+      <w:r>
+        <w:rPr>
+          <w:rFonts w:ascii="Times New Roman" w:hAnsi="Times New Roman" w:eastAsia="Times New Roman" w:cs="Times New Roman"/>
+        </w:rPr>
+        <w:t xml:space="preserve"> A = </w:t>
+      </w:r>
+      <w:r>
+        <w:rPr>
+          <w:rFonts w:hint="eastAsia" w:ascii="Times New Roman" w:hAnsi="Times New Roman" w:eastAsia="Times New Roman" w:cs="Times New Roman"/>
+        </w:rPr>
+        <w:t>CH</w:t>
+      </w:r>
+      <w:r>
+        <w:rPr>
+          <w:rFonts w:hint="eastAsia" w:ascii="Times New Roman" w:hAnsi="Times New Roman" w:eastAsia="Times New Roman" w:cs="Times New Roman"/>
+          <w:vertAlign w:val="subscript"/>
+        </w:rPr>
+        <w:t>3</w:t>
+      </w:r>
+      <w:r>
+        <w:rPr>
+          <w:rFonts w:hint="eastAsia" w:ascii="Times New Roman" w:hAnsi="Times New Roman" w:eastAsia="Times New Roman" w:cs="Times New Roman"/>
+        </w:rPr>
+        <w:t>CH=CHCH</w:t>
+      </w:r>
+      <w:r>
+        <w:rPr>
+          <w:rFonts w:hint="eastAsia" w:ascii="Times New Roman" w:hAnsi="Times New Roman" w:eastAsia="Times New Roman" w:cs="Times New Roman"/>
+          <w:vertAlign w:val="subscript"/>
+        </w:rPr>
+        <w:t>2</w:t>
+      </w:r>
+      <w:r>
+        <w:rPr>
+          <w:rFonts w:hint="eastAsia" w:ascii="Times New Roman" w:hAnsi="Times New Roman" w:eastAsia="Times New Roman" w:cs="Times New Roman"/>
+        </w:rPr>
+        <w:t>CH</w:t>
+      </w:r>
+      <w:r>
+        <w:rPr>
+          <w:rFonts w:hint="eastAsia" w:ascii="Times New Roman" w:hAnsi="Times New Roman" w:eastAsia="Times New Roman" w:cs="Times New Roman"/>
+          <w:vertAlign w:val="subscript"/>
+        </w:rPr>
+        <w:t>2</w:t>
+      </w:r>
+      <w:r>
+        <w:rPr>
+          <w:rFonts w:hint="eastAsia" w:ascii="Times New Roman" w:hAnsi="Times New Roman" w:eastAsia="Times New Roman" w:cs="Times New Roman"/>
+        </w:rPr>
+        <w:t>COCH</w:t>
+      </w:r>
+      <w:r>
+        <w:rPr>
+          <w:rFonts w:hint="eastAsia" w:ascii="Times New Roman" w:hAnsi="Times New Roman" w:eastAsia="Times New Roman" w:cs="Times New Roman"/>
+          <w:vertAlign w:val="subscript"/>
+        </w:rPr>
+        <w:t>3</w:t>
+      </w:r>
+      <w:r>
+        <w:rPr>
+          <w:rFonts w:hint="eastAsia" w:ascii="Times New Roman" w:hAnsi="Times New Roman" w:eastAsia="Times New Roman" w:cs="Times New Roman"/>
+        </w:rPr>
+        <w:t>（</w:t>
+      </w:r>
+      <w:r>
+        <w:rPr>
+          <w:rFonts w:hint="eastAsia" w:ascii="Times New Roman" w:hAnsi="Times New Roman" w:eastAsia="FangSong" w:cs="Times New Roman"/>
+        </w:rPr>
+        <w:t>庚</w:t>
+      </w:r>
+      <w:r>
+        <w:rPr>
+          <w:rFonts w:hint="eastAsia" w:ascii="Times New Roman" w:hAnsi="Times New Roman" w:eastAsia="Times New Roman" w:cs="Times New Roman"/>
+        </w:rPr>
+        <w:t>-5-</w:t>
+      </w:r>
+      <w:r>
+        <w:rPr>
+          <w:rFonts w:hint="eastAsia" w:ascii="Times New Roman" w:hAnsi="Times New Roman" w:eastAsia="FangSong" w:cs="Times New Roman"/>
+        </w:rPr>
+        <w:t>烯</w:t>
+      </w:r>
+      <w:r>
+        <w:rPr>
+          <w:rFonts w:hint="eastAsia" w:ascii="Times New Roman" w:hAnsi="Times New Roman" w:eastAsia="Times New Roman" w:cs="Times New Roman"/>
+        </w:rPr>
+        <w:t>-2-</w:t>
+      </w:r>
+      <w:r>
+        <w:rPr>
+          <w:rFonts w:hint="eastAsia" w:ascii="Times New Roman" w:hAnsi="Times New Roman" w:eastAsia="FangSong" w:cs="Times New Roman"/>
+        </w:rPr>
+        <w:t>酮</w:t>
+      </w:r>
+      <w:r>
+        <w:rPr>
+          <w:rFonts w:hint="eastAsia" w:ascii="Times New Roman" w:hAnsi="Times New Roman" w:eastAsia="Times New Roman" w:cs="Times New Roman"/>
+        </w:rPr>
+        <w:t>）。</w:t>
+      </w:r>
+      <w:r>
+        <w:rPr>
+          <w:rFonts w:ascii="Times New Roman" w:hAnsi="Times New Roman" w:eastAsia="Times New Roman" w:cs="Times New Roman"/>
+        </w:rPr>
+        <w:t xml:space="preserve"> </w:t>
+      </w:r>
+      <w:r>
+        <w:rPr>
+          <w:rFonts w:hint="eastAsia" w:ascii="Times New Roman" w:hAnsi="Times New Roman" w:eastAsia="FangSong" w:cs="Times New Roman"/>
+        </w:rPr>
+        <w:t>验算</w:t>
+      </w:r>
+      <w:r>
+        <w:rPr>
+          <w:rFonts w:hint="eastAsia" w:ascii="Times New Roman" w:hAnsi="Times New Roman" w:eastAsia="Times New Roman" w:cs="Times New Roman"/>
+        </w:rPr>
+        <w:t>：</w:t>
+      </w:r>
+      <w:r>
+        <w:rPr>
+          <w:rFonts w:hint="eastAsia" w:ascii="Times New Roman" w:hAnsi="Times New Roman" w:eastAsia="FangSong" w:cs="Times New Roman"/>
+        </w:rPr>
+        <w:t>数氢</w:t>
+      </w:r>
+      <w:r>
+        <w:rPr>
+          <w:rFonts w:ascii="Times New Roman" w:hAnsi="Times New Roman" w:eastAsia="Times New Roman" w:cs="Times New Roman"/>
+        </w:rPr>
+        <w:t xml:space="preserve"> 3+1+1+2+2+0+3 = </w:t>
+      </w:r>
+      <w:r>
+        <w:rPr>
+          <w:rFonts w:hint="eastAsia" w:ascii="Times New Roman" w:hAnsi="Times New Roman" w:eastAsia="Times New Roman" w:cs="Times New Roman"/>
+        </w:rPr>
+        <w:t>12，C</w:t>
+      </w:r>
+      <w:r>
+        <w:rPr>
+          <w:rFonts w:hint="eastAsia" w:ascii="Times New Roman" w:hAnsi="Times New Roman" w:eastAsia="Times New Roman" w:cs="Times New Roman"/>
+          <w:vertAlign w:val="subscript"/>
+        </w:rPr>
+        <w:t>7</w:t>
+      </w:r>
+      <w:r>
+        <w:rPr>
+          <w:rFonts w:hint="eastAsia" w:ascii="Times New Roman" w:hAnsi="Times New Roman" w:eastAsia="Times New Roman" w:cs="Times New Roman"/>
+        </w:rPr>
+        <w:t>H</w:t>
+      </w:r>
+      <w:r>
+        <w:rPr>
+          <w:rFonts w:hint="eastAsia" w:ascii="Times New Roman" w:hAnsi="Times New Roman" w:eastAsia="Times New Roman" w:cs="Times New Roman"/>
+          <w:vertAlign w:val="subscript"/>
+        </w:rPr>
+        <w:t>12</w:t>
+      </w:r>
+      <w:r>
+        <w:rPr>
+          <w:rFonts w:hint="eastAsia" w:ascii="Times New Roman" w:hAnsi="Times New Roman" w:eastAsia="Times New Roman" w:cs="Times New Roman"/>
+        </w:rPr>
+        <w:t>O</w:t>
+      </w:r>
+      <w:r>
+        <w:rPr>
+          <w:rFonts w:ascii="Times New Roman" w:hAnsi="Times New Roman" w:eastAsia="Times New Roman" w:cs="Times New Roman"/>
+        </w:rPr>
+        <w:t xml:space="preserve"> </w:t>
+      </w:r>
+      <w:r>
+        <w:rPr>
+          <w:rFonts w:hint="eastAsia" w:ascii="Times New Roman" w:hAnsi="Times New Roman" w:eastAsia="FangSong" w:cs="Times New Roman"/>
+        </w:rPr>
+        <w:t xml:space="preserve">与分子式一致</w:t>
+      </w:r>
+      <w:r>
+        <w:rPr>
+          <w:rFonts w:ascii="Times New Roman" w:hAnsi="Times New Roman" w:eastAsia="Times New Roman" w:cs="Times New Roman"/>
+        </w:rPr>
+        <w:t xml:space="preserve"> </w:t>
+      </w:r>
+      <w:r>
+        <w:rPr>
+          <w:rFonts w:hint="eastAsia" w:ascii="Times New Roman" w:hAnsi="Times New Roman" w:eastAsia="Times New Roman" w:cs="Times New Roman"/>
+        </w:rPr>
+        <w:t>✓；</w:t>
+      </w:r>
+      <w:r>
+        <w:rPr>
+          <w:rFonts w:hint="eastAsia" w:ascii="Times New Roman" w:hAnsi="Times New Roman" w:eastAsia="FangSong" w:cs="Times New Roman"/>
+        </w:rPr>
+        <w:t>臭氧化断</w:t>
+      </w:r>
+      <w:r>
+        <w:rPr>
+          <w:rFonts w:ascii="Times New Roman" w:hAnsi="Times New Roman" w:eastAsia="Times New Roman" w:cs="Times New Roman"/>
+        </w:rPr>
+        <w:t xml:space="preserve"> C2=C3 → CH</w:t>
+      </w:r>
+      <w:r>
+        <w:rPr>
+          <w:rFonts w:ascii="Times New Roman" w:hAnsi="Times New Roman" w:eastAsia="Times New Roman" w:cs="Times New Roman"/>
+          <w:vertAlign w:val="subscript"/>
+        </w:rPr>
+        <w:t>3</w:t>
+      </w:r>
+      <w:r>
+        <w:rPr>
+          <w:rFonts w:ascii="Times New Roman" w:hAnsi="Times New Roman" w:eastAsia="Times New Roman" w:cs="Times New Roman"/>
+        </w:rPr>
+        <w:t xml:space="preserve">CHO + </w:t>
+      </w:r>
+      <w:r>
+        <w:rPr>
+          <w:rFonts w:hint="eastAsia" w:ascii="Times New Roman" w:hAnsi="Times New Roman" w:eastAsia="Times New Roman" w:cs="Times New Roman"/>
+        </w:rPr>
+        <w:t>OHCCH</w:t>
+      </w:r>
+      <w:r>
+        <w:rPr>
+          <w:rFonts w:hint="eastAsia" w:ascii="Times New Roman" w:hAnsi="Times New Roman" w:eastAsia="Times New Roman" w:cs="Times New Roman"/>
+          <w:vertAlign w:val="subscript"/>
+        </w:rPr>
+        <w:t>2</w:t>
+      </w:r>
+      <w:r>
+        <w:rPr>
+          <w:rFonts w:hint="eastAsia" w:ascii="Times New Roman" w:hAnsi="Times New Roman" w:eastAsia="Times New Roman" w:cs="Times New Roman"/>
+        </w:rPr>
+        <w:t>CH</w:t>
+      </w:r>
+      <w:r>
+        <w:rPr>
+          <w:rFonts w:hint="eastAsia" w:ascii="Times New Roman" w:hAnsi="Times New Roman" w:eastAsia="Times New Roman" w:cs="Times New Roman"/>
+          <w:vertAlign w:val="subscript"/>
+        </w:rPr>
+        <w:t>2</w:t>
+      </w:r>
+      <w:r>
+        <w:rPr>
+          <w:rFonts w:hint="eastAsia" w:ascii="Times New Roman" w:hAnsi="Times New Roman" w:eastAsia="Times New Roman" w:cs="Times New Roman"/>
+        </w:rPr>
+        <w:t>COCH</w:t>
+      </w:r>
+      <w:r>
+        <w:rPr>
+          <w:rFonts w:hint="eastAsia" w:ascii="Times New Roman" w:hAnsi="Times New Roman" w:eastAsia="Times New Roman" w:cs="Times New Roman"/>
+          <w:vertAlign w:val="subscript"/>
+        </w:rPr>
+        <w:t>3</w:t>
+      </w:r>
+      <w:r>
+        <w:rPr>
+          <w:rFonts w:hint="eastAsia" w:ascii="Times New Roman" w:hAnsi="Times New Roman" w:eastAsia="Times New Roman" w:cs="Times New Roman"/>
+        </w:rPr>
+        <w:t>（=</w:t>
+      </w:r>
+      <w:r>
+        <w:rPr>
+          <w:rFonts w:ascii="Times New Roman" w:hAnsi="Times New Roman" w:eastAsia="Times New Roman" w:cs="Times New Roman"/>
+        </w:rPr>
+        <w:t xml:space="preserve"> </w:t>
+      </w:r>
+      <w:r>
+        <w:rPr>
+          <w:rFonts w:hint="eastAsia" w:ascii="Times New Roman" w:hAnsi="Times New Roman" w:eastAsia="Times New Roman" w:cs="Times New Roman"/>
+        </w:rPr>
+        <w:t>CH</w:t>
+      </w:r>
+      <w:r>
+        <w:rPr>
+          <w:rFonts w:hint="eastAsia" w:ascii="Times New Roman" w:hAnsi="Times New Roman" w:eastAsia="Times New Roman" w:cs="Times New Roman"/>
+          <w:vertAlign w:val="subscript"/>
+        </w:rPr>
+        <w:t>3</w:t>
+      </w:r>
+      <w:r>
+        <w:rPr>
+          <w:rFonts w:hint="eastAsia" w:ascii="Times New Roman" w:hAnsi="Times New Roman" w:eastAsia="Times New Roman" w:cs="Times New Roman"/>
+        </w:rPr>
+        <w:t>COCH</w:t>
+      </w:r>
+      <w:r>
+        <w:rPr>
+          <w:rFonts w:hint="eastAsia" w:ascii="Times New Roman" w:hAnsi="Times New Roman" w:eastAsia="Times New Roman" w:cs="Times New Roman"/>
+          <w:vertAlign w:val="subscript"/>
+        </w:rPr>
+        <w:t>2</w:t>
+      </w:r>
+      <w:r>
+        <w:rPr>
+          <w:rFonts w:hint="eastAsia" w:ascii="Times New Roman" w:hAnsi="Times New Roman" w:eastAsia="Times New Roman" w:cs="Times New Roman"/>
+        </w:rPr>
+        <w:t>CH</w:t>
+      </w:r>
+      <w:r>
+        <w:rPr>
+          <w:rFonts w:hint="eastAsia" w:ascii="Times New Roman" w:hAnsi="Times New Roman" w:eastAsia="Times New Roman" w:cs="Times New Roman"/>
+          <w:vertAlign w:val="subscript"/>
+        </w:rPr>
+        <w:t>2</w:t>
+      </w:r>
+      <w:r>
+        <w:rPr>
+          <w:rFonts w:hint="eastAsia" w:ascii="Times New Roman" w:hAnsi="Times New Roman" w:eastAsia="Times New Roman" w:cs="Times New Roman"/>
+        </w:rPr>
+        <w:t>CHO）✓。</w:t>
+      </w:r>
+      <w:r>
+        <w:rPr>
+          <w:rFonts w:hint="eastAsia" w:ascii="Times New Roman" w:hAnsi="Times New Roman" w:eastAsia="FangSong" w:cs="Times New Roman"/>
+        </w:rPr>
+        <w:t>注</w:t>
+      </w:r>
+      <w:r>
+        <w:rPr>
+          <w:rFonts w:hint="eastAsia" w:ascii="Times New Roman" w:hAnsi="Times New Roman" w:eastAsia="Times New Roman" w:cs="Times New Roman"/>
+        </w:rPr>
+        <w:t>：</w:t>
+      </w:r>
+      <w:r>
+        <w:rPr>
+          <w:rFonts w:hint="eastAsia" w:ascii="Times New Roman" w:hAnsi="Times New Roman" w:eastAsia="FangSong" w:cs="Times New Roman"/>
+        </w:rPr>
+        <w:t>双键两碳各连不同基团</w:t>
+      </w:r>
+      <w:r>
+        <w:rPr>
+          <w:rFonts w:hint="eastAsia" w:ascii="Times New Roman" w:hAnsi="Times New Roman" w:eastAsia="Times New Roman" w:cs="Times New Roman"/>
+        </w:rPr>
+        <w:t>，A</w:t>
+      </w:r>
+      <w:r>
+        <w:rPr>
+          <w:rFonts w:ascii="Times New Roman" w:hAnsi="Times New Roman" w:eastAsia="Times New Roman" w:cs="Times New Roman"/>
+        </w:rPr>
+        <w:t xml:space="preserve"> </w:t>
+      </w:r>
+      <w:r>
+        <w:rPr>
+          <w:rFonts w:hint="eastAsia" w:ascii="Times New Roman" w:hAnsi="Times New Roman" w:eastAsia="FangSong" w:cs="Times New Roman"/>
+        </w:rPr>
+        <w:t xml:space="preserve">存在</w:t>
+      </w:r>
+      <w:r>
+        <w:rPr>
+          <w:rFonts w:ascii="Times New Roman" w:hAnsi="Times New Roman" w:eastAsia="Times New Roman" w:cs="Times New Roman"/>
+        </w:rPr>
+        <w:t xml:space="preserve"> E/Z </w:t>
+      </w:r>
+      <w:r>
+        <w:rPr>
+          <w:rFonts w:hint="eastAsia" w:ascii="Times New Roman" w:hAnsi="Times New Roman" w:eastAsia="FangSong" w:cs="Times New Roman"/>
+        </w:rPr>
+        <w:t>异构体</w:t>
+      </w:r>
+      <w:r>
+        <w:rPr>
+          <w:rFonts w:hint="eastAsia" w:ascii="Times New Roman" w:hAnsi="Times New Roman" w:eastAsia="Times New Roman" w:cs="Times New Roman"/>
+        </w:rPr>
+        <w:t>，</w:t>
+      </w:r>
+      <w:r>
+        <w:rPr>
+          <w:rFonts w:hint="eastAsia" w:ascii="Times New Roman" w:hAnsi="Times New Roman" w:eastAsia="FangSong" w:cs="Times New Roman"/>
+        </w:rPr>
+        <w:t>臭氧化法不能区分其构型</w:t>
+      </w:r>
+      <w:r>
+        <w:rPr>
+          <w:rFonts w:hint="eastAsia" w:ascii="Times New Roman" w:hAnsi="Times New Roman" w:eastAsia="Times New Roman" w:cs="Times New Roman"/>
+        </w:rPr>
+        <w:t>。</w:t>
+      </w:r>
+    </w:p>
+    <w:p>
+      <w:pPr>
+        <w:pStyle w:val="BodyText"/>
+      </w:pPr>
+      <w:r>
+        <w:rPr>
+          <w:rFonts w:ascii="Times New Roman" w:hAnsi="Times New Roman" w:eastAsia="Times New Roman" w:cs="Times New Roman"/>
+          <w:b/>
+          <w:bCs/>
+        </w:rPr>
+        <w:t xml:space="preserve">6.</w:t>
+      </w:r>
+      <w:r>
+        <w:rPr>
+          <w:rFonts w:ascii="Times New Roman" w:hAnsi="Times New Roman" w:eastAsia="Times New Roman" w:cs="Times New Roman"/>
+        </w:rPr>
+        <w:t xml:space="preserve"> </w:t>
+      </w:r>
+      <w:r>
+        <w:rPr>
+          <w:rFonts w:hint="eastAsia" w:ascii="Times New Roman" w:hAnsi="Times New Roman" w:eastAsia="Times New Roman" w:cs="Times New Roman"/>
+        </w:rPr>
+        <w:t>1,3-</w:t>
+      </w:r>
+      <w:r>
+        <w:rPr>
+          <w:rFonts w:hint="eastAsia" w:ascii="Times New Roman" w:hAnsi="Times New Roman" w:eastAsia="FangSong" w:cs="Times New Roman"/>
+        </w:rPr>
+        <w:t>环戊二烯兼具双重反应身份</w:t>
+      </w:r>
+      <w:r>
+        <w:rPr>
+          <w:rFonts w:hint="eastAsia" w:ascii="Times New Roman" w:hAnsi="Times New Roman" w:eastAsia="Times New Roman" w:cs="Times New Roman"/>
+        </w:rPr>
+        <w:t>：</w:t>
+      </w:r>
+      <w:r>
+        <w:rPr>
+          <w:rFonts w:hint="eastAsia" w:ascii="Times New Roman" w:hAnsi="Times New Roman" w:eastAsia="FangSong" w:cs="Times New Roman"/>
+        </w:rPr>
+        <w:t>分子内的共轭二烯部分可作</w:t>
+      </w:r>
+      <w:r>
+        <w:rPr>
+          <w:rFonts w:hint="eastAsia" w:ascii="Times New Roman" w:hAnsi="Times New Roman" w:eastAsia="FangSong" w:cs="Times New Roman"/>
+          <w:b/>
+          <w:bCs/>
+        </w:rPr>
+        <w:t xml:space="preserve">双烯体</w:t>
+      </w:r>
+      <w:r>
+        <w:rPr>
+          <w:rFonts w:hint="eastAsia" w:ascii="Times New Roman" w:hAnsi="Times New Roman" w:eastAsia="Times New Roman" w:cs="Times New Roman"/>
+        </w:rPr>
+        <w:t>，</w:t>
+      </w:r>
+      <w:r>
+        <w:rPr>
+          <w:rFonts w:hint="eastAsia" w:ascii="Times New Roman" w:hAnsi="Times New Roman" w:eastAsia="FangSong" w:cs="Times New Roman"/>
+        </w:rPr>
+        <w:t>环上另一个</w:t>
+      </w:r>
+      <w:r>
+        <w:rPr>
+          <w:rFonts w:ascii="Times New Roman" w:hAnsi="Times New Roman" w:eastAsia="Times New Roman" w:cs="Times New Roman"/>
+        </w:rPr>
+        <w:t xml:space="preserve"> C=C </w:t>
+      </w:r>
+      <w:r>
+        <w:rPr>
+          <w:rFonts w:hint="eastAsia" w:ascii="Times New Roman" w:hAnsi="Times New Roman" w:eastAsia="FangSong" w:cs="Times New Roman"/>
+        </w:rPr>
+        <w:t xml:space="preserve">可作</w:t>
+      </w:r>
+      <w:r>
+        <w:rPr>
+          <w:rFonts w:hint="eastAsia" w:ascii="Times New Roman" w:hAnsi="Times New Roman" w:eastAsia="FangSong" w:cs="Times New Roman"/>
+          <w:b/>
+          <w:bCs/>
+        </w:rPr>
+        <w:t xml:space="preserve">亲双烯体</w:t>
+      </w:r>
+      <w:r>
+        <w:rPr>
+          <w:rFonts w:hint="eastAsia" w:ascii="Times New Roman" w:hAnsi="Times New Roman" w:eastAsia="Times New Roman" w:cs="Times New Roman"/>
+        </w:rPr>
+        <w:t>。</w:t>
+      </w:r>
+      <w:r>
+        <w:rPr>
+          <w:rFonts w:hint="eastAsia" w:ascii="Times New Roman" w:hAnsi="Times New Roman" w:eastAsia="FangSong" w:cs="Times New Roman"/>
+        </w:rPr>
+        <w:t>因此室温下即自发发生分子间</w:t>
+      </w:r>
+      <w:r>
+        <w:rPr>
+          <w:rFonts w:ascii="Times New Roman" w:hAnsi="Times New Roman" w:eastAsia="Times New Roman" w:cs="Times New Roman"/>
+        </w:rPr>
+        <w:t xml:space="preserve"> Diels-Alder </w:t>
+      </w:r>
+      <w:r>
+        <w:rPr>
+          <w:rFonts w:hint="eastAsia" w:ascii="Times New Roman" w:hAnsi="Times New Roman" w:eastAsia="FangSong" w:cs="Times New Roman"/>
+        </w:rPr>
+        <w:t>自聚</w:t>
+      </w:r>
+      <w:r>
+        <w:rPr>
+          <w:rFonts w:hint="eastAsia" w:ascii="Times New Roman" w:hAnsi="Times New Roman" w:eastAsia="Times New Roman" w:cs="Times New Roman"/>
+        </w:rPr>
+        <w:t>（[4+2]</w:t>
+      </w:r>
+      <w:r>
+        <w:rPr>
+          <w:rFonts w:ascii="Times New Roman" w:hAnsi="Times New Roman" w:eastAsia="Times New Roman" w:cs="Times New Roman"/>
+        </w:rPr>
+        <w:t xml:space="preserve"> </w:t>
+      </w:r>
+      <w:r>
+        <w:rPr>
+          <w:rFonts w:hint="eastAsia" w:ascii="Times New Roman" w:hAnsi="Times New Roman" w:eastAsia="FangSong" w:cs="Times New Roman"/>
+        </w:rPr>
+        <w:t>环加成</w:t>
+      </w:r>
+      <w:r>
+        <w:rPr>
+          <w:rFonts w:hint="eastAsia" w:ascii="Times New Roman" w:hAnsi="Times New Roman" w:eastAsia="Times New Roman" w:cs="Times New Roman"/>
+        </w:rPr>
+        <w:t>），</w:t>
+      </w:r>
+      <w:r>
+        <w:rPr>
+          <w:rFonts w:hint="eastAsia" w:ascii="Times New Roman" w:hAnsi="Times New Roman" w:eastAsia="FangSong" w:cs="Times New Roman"/>
+        </w:rPr>
+        <w:t>生成</w:t>
+      </w:r>
+      <w:r>
+        <w:rPr>
+          <w:rFonts w:ascii="Times New Roman" w:hAnsi="Times New Roman" w:eastAsia="Times New Roman" w:cs="Times New Roman"/>
+        </w:rPr>
+        <w:t xml:space="preserve"> endo </w:t>
+      </w:r>
+      <w:r>
+        <w:rPr>
+          <w:rFonts w:hint="eastAsia" w:ascii="Times New Roman" w:hAnsi="Times New Roman" w:eastAsia="FangSong" w:cs="Times New Roman"/>
+        </w:rPr>
+        <w:t>构型优先的双环二聚体</w:t>
+      </w:r>
+      <w:r>
+        <w:rPr>
+          <w:rFonts w:hint="eastAsia" w:ascii="Times New Roman" w:hAnsi="Times New Roman" w:eastAsia="Times New Roman" w:cs="Times New Roman"/>
+        </w:rPr>
+        <w:t>（</w:t>
+      </w:r>
+      <w:r>
+        <w:rPr>
+          <w:rFonts w:hint="eastAsia" w:ascii="Times New Roman" w:hAnsi="Times New Roman" w:eastAsia="FangSong" w:cs="Times New Roman"/>
+        </w:rPr>
+        <w:t>双环戊二烯</w:t>
+      </w:r>
+      <w:r>
+        <w:rPr>
+          <w:rFonts w:hint="eastAsia" w:ascii="Times New Roman" w:hAnsi="Times New Roman" w:eastAsia="Times New Roman" w:cs="Times New Roman"/>
+        </w:rPr>
+        <w:t>）：</w:t>
+      </w:r>
+    </w:p>
+    <w:p>
+      <w:pPr>
+        <w:pStyle w:val="BodyText"/>
+      </w:pPr>
+      <w:r>
+        <w:rPr>
+          <w:rFonts w:ascii="Times New Roman" w:hAnsi="Times New Roman" w:eastAsia="Times New Roman" w:cs="Times New Roman"/>
+        </w:rPr>
+        <w:t>2 C</w:t>
+      </w:r>
+      <w:r>
+        <w:rPr>
+          <w:rFonts w:ascii="Times New Roman" w:hAnsi="Times New Roman" w:eastAsia="Times New Roman" w:cs="Times New Roman"/>
+          <w:vertAlign w:val="subscript"/>
+        </w:rPr>
+        <w:t>5</w:t>
+      </w:r>
+      <w:r>
+        <w:rPr>
+          <w:rFonts w:ascii="Times New Roman" w:hAnsi="Times New Roman" w:eastAsia="Times New Roman" w:cs="Times New Roman"/>
+        </w:rPr>
+        <w:t>H</w:t>
+      </w:r>
+      <w:r>
+        <w:rPr>
+          <w:rFonts w:ascii="Times New Roman" w:hAnsi="Times New Roman" w:eastAsia="Times New Roman" w:cs="Times New Roman"/>
+          <w:vertAlign w:val="subscript"/>
+        </w:rPr>
+        <w:t>6</w:t>
+      </w:r>
+      <w:r>
+        <w:rPr>
+          <w:rFonts w:ascii="Times New Roman" w:hAnsi="Times New Roman" w:eastAsia="Times New Roman" w:cs="Times New Roman"/>
+        </w:rPr>
+        <w:t xml:space="preserve"> </w:t>
+      </w:r>
+      <w:r>
+        <w:rPr>
+          <w:rFonts w:hint="eastAsia" w:ascii="Times New Roman" w:hAnsi="Times New Roman" w:eastAsia="Times New Roman" w:cs="Times New Roman"/>
+        </w:rPr>
+        <w:t>→（</w:t>
+      </w:r>
+      <w:r>
+        <w:rPr>
+          <w:rFonts w:hint="eastAsia" w:ascii="Times New Roman" w:hAnsi="Times New Roman" w:eastAsia="FangSong" w:cs="Times New Roman"/>
+        </w:rPr>
+        <w:t>室温</w:t>
+      </w:r>
+      <w:r>
+        <w:rPr>
+          <w:rFonts w:hint="eastAsia" w:ascii="Times New Roman" w:hAnsi="Times New Roman" w:eastAsia="Times New Roman" w:cs="Times New Roman"/>
+        </w:rPr>
+        <w:t>，endo</w:t>
+      </w:r>
+      <w:r>
+        <w:rPr>
+          <w:rFonts w:ascii="Times New Roman" w:hAnsi="Times New Roman" w:eastAsia="Times New Roman" w:cs="Times New Roman"/>
+        </w:rPr>
+        <w:t xml:space="preserve"> </w:t>
+      </w:r>
+      <w:r>
+        <w:rPr>
+          <w:rFonts w:hint="eastAsia" w:ascii="Times New Roman" w:hAnsi="Times New Roman" w:eastAsia="FangSong" w:cs="Times New Roman"/>
+        </w:rPr>
+        <w:t>优先</w:t>
+      </w:r>
+      <w:r>
+        <w:rPr>
+          <w:rFonts w:hint="eastAsia" w:ascii="Times New Roman" w:hAnsi="Times New Roman" w:eastAsia="Times New Roman" w:cs="Times New Roman"/>
+        </w:rPr>
+        <w:t>）</w:t>
+      </w:r>
+      <w:r>
+        <w:rPr>
+          <w:rFonts w:hint="eastAsia" w:ascii="Times New Roman" w:hAnsi="Times New Roman" w:eastAsia="FangSong" w:cs="Times New Roman"/>
+        </w:rPr>
+        <w:t>双环戊二烯</w:t>
+      </w:r>
+      <w:r>
+        <w:rPr>
+          <w:rFonts w:ascii="Times New Roman" w:hAnsi="Times New Roman" w:eastAsia="Times New Roman" w:cs="Times New Roman"/>
+        </w:rPr>
+        <w:t xml:space="preserve"> C</w:t>
+      </w:r>
+      <w:r>
+        <w:rPr>
+          <w:rFonts w:ascii="Times New Roman" w:hAnsi="Times New Roman" w:eastAsia="Times New Roman" w:cs="Times New Roman"/>
+          <w:vertAlign w:val="subscript"/>
+        </w:rPr>
+        <w:t>10</w:t>
+      </w:r>
+      <w:r>
+        <w:rPr>
+          <w:rFonts w:ascii="Times New Roman" w:hAnsi="Times New Roman" w:eastAsia="Times New Roman" w:cs="Times New Roman"/>
+        </w:rPr>
+        <w:t>H</w:t>
+      </w:r>
+      <w:r>
+        <w:rPr>
+          <w:rFonts w:ascii="Times New Roman" w:hAnsi="Times New Roman" w:eastAsia="Times New Roman" w:cs="Times New Roman"/>
+          <w:vertAlign w:val="subscript"/>
+        </w:rPr>
+        <w:t>12</w:t>
+      </w:r>
+    </w:p>
+    <w:p>
+      <w:pPr>
+        <w:pStyle w:val="BodyText"/>
+      </w:pPr>
+      <w:r>
+        <w:rPr>
+          <w:rFonts w:hint="eastAsia" w:ascii="Times New Roman" w:hAnsi="Times New Roman" w:eastAsia="FangSong" w:cs="Times New Roman"/>
+        </w:rPr>
+        <w:t>使用纯环戊二烯时需临时蒸馏</w:t>
+      </w:r>
+      <w:r>
+        <w:rPr>
+          <w:rFonts w:hint="eastAsia" w:ascii="Times New Roman" w:hAnsi="Times New Roman" w:eastAsia="Times New Roman" w:cs="Times New Roman"/>
+        </w:rPr>
+        <w:t>：</w:t>
+      </w:r>
+      <w:r>
+        <w:rPr>
+          <w:rFonts w:hint="eastAsia" w:ascii="Times New Roman" w:hAnsi="Times New Roman" w:eastAsia="FangSong" w:cs="Times New Roman"/>
+        </w:rPr>
+        <w:t>加热使二聚体经逆</w:t>
+      </w:r>
+      <w:r>
+        <w:rPr>
+          <w:rFonts w:ascii="Times New Roman" w:hAnsi="Times New Roman" w:eastAsia="Times New Roman" w:cs="Times New Roman"/>
+        </w:rPr>
+        <w:t xml:space="preserve"> Diels-Alder </w:t>
+      </w:r>
+      <w:r>
+        <w:rPr>
+          <w:rFonts w:hint="eastAsia" w:ascii="Times New Roman" w:hAnsi="Times New Roman" w:eastAsia="FangSong" w:cs="Times New Roman"/>
+        </w:rPr>
+        <w:t>解聚</w:t>
+      </w:r>
+      <w:r>
+        <w:rPr>
+          <w:rFonts w:hint="eastAsia" w:ascii="Times New Roman" w:hAnsi="Times New Roman" w:eastAsia="Times New Roman" w:cs="Times New Roman"/>
+        </w:rPr>
+        <w:t>，</w:t>
+      </w:r>
+      <w:r>
+        <w:rPr>
+          <w:rFonts w:hint="eastAsia" w:ascii="Times New Roman" w:hAnsi="Times New Roman" w:eastAsia="FangSong" w:cs="Times New Roman"/>
+        </w:rPr>
+        <w:t>蒸出后立即使用</w:t>
+      </w:r>
+      <w:r>
+        <w:rPr>
+          <w:rFonts w:hint="eastAsia" w:ascii="Times New Roman" w:hAnsi="Times New Roman" w:eastAsia="Times New Roman" w:cs="Times New Roman"/>
+        </w:rPr>
+        <w:t>。</w:t>
+      </w:r>
+    </w:p>
+    <w:p>
+      <w:pPr>
+        <w:pStyle w:val="BodyText"/>
+      </w:pPr>
+      <w:r>
+        <w:rPr>
+          <w:rFonts w:ascii="Times New Roman" w:hAnsi="Times New Roman" w:eastAsia="Times New Roman" w:cs="Times New Roman"/>
+          <w:b/>
+          <w:bCs/>
+        </w:rPr>
+        <w:t xml:space="preserve">7.</w:t>
+      </w:r>
+      <w:r>
+        <w:rPr>
+          <w:rFonts w:ascii="Times New Roman" w:hAnsi="Times New Roman" w:eastAsia="Times New Roman" w:cs="Times New Roman"/>
+        </w:rPr>
+        <w:t xml:space="preserve"> </w:t>
+      </w:r>
+      <w:r>
+        <w:rPr>
+          <w:rFonts w:hint="eastAsia" w:ascii="Times New Roman" w:hAnsi="Times New Roman" w:eastAsia="FangSong" w:cs="Times New Roman"/>
+        </w:rPr>
+        <w:t xml:space="preserve">目标</w:t>
+      </w:r>
+      <w:r>
+        <w:rPr>
+          <w:rFonts w:ascii="Times New Roman" w:hAnsi="Times New Roman" w:eastAsia="Times New Roman" w:cs="Times New Roman"/>
+        </w:rPr>
+        <w:t xml:space="preserve"> </w:t>
+      </w:r>
+      <w:r>
+        <w:rPr>
+          <w:rFonts w:hint="eastAsia" w:ascii="Times New Roman" w:hAnsi="Times New Roman" w:eastAsia="Times New Roman" w:cs="Times New Roman"/>
+        </w:rPr>
+        <w:t>2-</w:t>
+      </w:r>
+      <w:r>
+        <w:rPr>
+          <w:rFonts w:hint="eastAsia" w:ascii="Times New Roman" w:hAnsi="Times New Roman" w:eastAsia="FangSong" w:cs="Times New Roman"/>
+        </w:rPr>
+        <w:t>戊酮为甲基酮</w:t>
+      </w:r>
+      <w:r>
+        <w:rPr>
+          <w:rFonts w:hint="eastAsia" w:ascii="Times New Roman" w:hAnsi="Times New Roman" w:eastAsia="Times New Roman" w:cs="Times New Roman"/>
+        </w:rPr>
+        <w:t>，</w:t>
+      </w:r>
+      <w:r>
+        <w:rPr>
+          <w:rFonts w:hint="eastAsia" w:ascii="Times New Roman" w:hAnsi="Times New Roman" w:eastAsia="FangSong" w:cs="Times New Roman"/>
+        </w:rPr>
+        <w:t>路线为</w:t>
+      </w:r>
+      <w:r>
+        <w:rPr>
+          <w:rFonts w:hint="eastAsia" w:ascii="Times New Roman" w:hAnsi="Times New Roman" w:eastAsia="Times New Roman" w:cs="Times New Roman"/>
+        </w:rPr>
+        <w:t>「</w:t>
+      </w:r>
+      <w:r>
+        <w:rPr>
+          <w:rFonts w:hint="eastAsia" w:ascii="Times New Roman" w:hAnsi="Times New Roman" w:eastAsia="FangSong" w:cs="Times New Roman"/>
+        </w:rPr>
+        <w:t>末端炔增碳</w:t>
+      </w:r>
+      <w:r>
+        <w:rPr>
+          <w:rFonts w:ascii="Times New Roman" w:hAnsi="Times New Roman" w:eastAsia="Times New Roman" w:cs="Times New Roman"/>
+        </w:rPr>
+        <w:t xml:space="preserve"> → </w:t>
+      </w:r>
+      <w:r>
+        <w:rPr>
+          <w:rFonts w:hint="eastAsia" w:ascii="Times New Roman" w:hAnsi="Times New Roman" w:eastAsia="FangSong" w:cs="Times New Roman"/>
+        </w:rPr>
+        <w:t>区域可控水合</w:t>
+      </w:r>
+      <w:r>
+        <w:rPr>
+          <w:rFonts w:hint="eastAsia" w:ascii="Times New Roman" w:hAnsi="Times New Roman" w:eastAsia="Times New Roman" w:cs="Times New Roman"/>
+        </w:rPr>
+        <w:t>」：</w:t>
+      </w:r>
+      <w:r>
+        <w:rPr>
+          <w:rFonts w:ascii="Times New Roman" w:hAnsi="Times New Roman" w:eastAsia="Times New Roman" w:cs="Times New Roman"/>
+        </w:rPr>
+        <w:t xml:space="preserve"> </w:t>
+      </w:r>
+      <w:r>
+        <w:rPr>
+          <w:rFonts w:ascii="Times New Roman" w:hAnsi="Times New Roman" w:eastAsia="Times New Roman" w:cs="Times New Roman"/>
+        </w:rPr>
+        <w:t>① CH</w:t>
+      </w:r>
+      <w:r>
+        <w:rPr>
+          <w:rFonts w:ascii="Times New Roman" w:hAnsi="Times New Roman" w:eastAsia="Times New Roman" w:cs="Times New Roman"/>
+          <w:vertAlign w:val="subscript"/>
+        </w:rPr>
+        <w:t>3</w:t>
+      </w:r>
+      <w:r>
+        <w:rPr>
+          <w:rFonts w:ascii="Times New Roman" w:hAnsi="Times New Roman" w:eastAsia="Times New Roman" w:cs="Times New Roman"/>
+        </w:rPr>
+        <w:t xml:space="preserve">C≡CH + </w:t>
+      </w:r>
+      <w:r>
+        <w:rPr>
+          <w:rFonts w:hint="eastAsia" w:ascii="Times New Roman" w:hAnsi="Times New Roman" w:eastAsia="Times New Roman" w:cs="Times New Roman"/>
+        </w:rPr>
+        <w:t>NaNH</w:t>
+      </w:r>
+      <w:r>
+        <w:rPr>
+          <w:rFonts w:hint="eastAsia" w:ascii="Times New Roman" w:hAnsi="Times New Roman" w:eastAsia="Times New Roman" w:cs="Times New Roman"/>
+          <w:vertAlign w:val="subscript"/>
+        </w:rPr>
+        <w:t>2</w:t>
+      </w:r>
+      <w:r>
+        <w:rPr>
+          <w:rFonts w:hint="eastAsia" w:ascii="Times New Roman" w:hAnsi="Times New Roman" w:eastAsia="Times New Roman" w:cs="Times New Roman"/>
+        </w:rPr>
+        <w:t>（</w:t>
+      </w:r>
+      <w:r>
+        <w:rPr>
+          <w:rFonts w:hint="eastAsia" w:ascii="Times New Roman" w:hAnsi="Times New Roman" w:eastAsia="FangSong" w:cs="Times New Roman"/>
+        </w:rPr>
+        <w:t>液氨</w:t>
+      </w:r>
+      <w:r>
+        <w:rPr>
+          <w:rFonts w:hint="eastAsia" w:ascii="Times New Roman" w:hAnsi="Times New Roman" w:eastAsia="Times New Roman" w:cs="Times New Roman"/>
+        </w:rPr>
+        <w:t>）→</w:t>
+      </w:r>
+      <w:r>
+        <w:rPr>
+          <w:rFonts w:ascii="Times New Roman" w:hAnsi="Times New Roman" w:eastAsia="Times New Roman" w:cs="Times New Roman"/>
+        </w:rPr>
+        <w:t xml:space="preserve"> </w:t>
+      </w:r>
+      <w:r>
+        <w:rPr>
+          <w:rFonts w:hint="eastAsia" w:ascii="Times New Roman" w:hAnsi="Times New Roman" w:eastAsia="Times New Roman" w:cs="Times New Roman"/>
+        </w:rPr>
+        <w:t>CH</w:t>
+      </w:r>
+      <w:r>
+        <w:rPr>
+          <w:rFonts w:hint="eastAsia" w:ascii="Times New Roman" w:hAnsi="Times New Roman" w:eastAsia="Times New Roman" w:cs="Times New Roman"/>
+          <w:vertAlign w:val="subscript"/>
+        </w:rPr>
+        <w:t>3</w:t>
+      </w:r>
+      <w:r>
+        <w:rPr>
+          <w:rFonts w:hint="eastAsia" w:ascii="Times New Roman" w:hAnsi="Times New Roman" w:eastAsia="Times New Roman" w:cs="Times New Roman"/>
+        </w:rPr>
+        <w:t>C≡C</w:t>
+      </w:r>
+      <w:r>
+        <w:rPr>
+          <w:rFonts w:hint="eastAsia" w:ascii="Times New Roman" w:hAnsi="Times New Roman" w:eastAsia="Times New Roman" w:cs="Times New Roman"/>
+          <w:vertAlign w:val="superscript"/>
+        </w:rPr>
+        <w:t>-</w:t>
+      </w:r>
+      <w:r>
+        <w:rPr>
+          <w:rFonts w:hint="eastAsia" w:ascii="Times New Roman" w:hAnsi="Times New Roman" w:eastAsia="Times New Roman" w:cs="Times New Roman"/>
+        </w:rPr>
+        <w:t>Na</w:t>
+      </w:r>
+      <w:r>
+        <w:rPr>
+          <w:rFonts w:hint="eastAsia" w:ascii="Times New Roman" w:hAnsi="Times New Roman" w:eastAsia="Times New Roman" w:cs="Times New Roman"/>
+          <w:vertAlign w:val="superscript"/>
+        </w:rPr>
+        <w:t>+</w:t>
+      </w:r>
+      <w:r>
+        <w:rPr>
+          <w:rFonts w:hint="eastAsia" w:ascii="Times New Roman" w:hAnsi="Times New Roman" w:eastAsia="Times New Roman" w:cs="Times New Roman"/>
+        </w:rPr>
+        <w:t>（</w:t>
+      </w:r>
+      <w:r>
+        <w:rPr>
+          <w:rFonts w:hint="eastAsia" w:ascii="Times New Roman" w:hAnsi="Times New Roman" w:eastAsia="FangSong" w:cs="Times New Roman"/>
+        </w:rPr>
+        <w:t>末端炔</w:t>
+      </w:r>
+      <w:r>
+        <w:rPr>
+          <w:rFonts w:ascii="Times New Roman" w:hAnsi="Times New Roman" w:eastAsia="Times New Roman" w:cs="Times New Roman"/>
+        </w:rPr>
+        <w:t xml:space="preserve"> </w:t>
+      </w:r>
+      <w:r>
+        <w:rPr>
+          <w:rFonts w:hint="eastAsia" w:ascii="Times New Roman" w:hAnsi="Times New Roman" w:eastAsia="Times New Roman" w:cs="Times New Roman"/>
+        </w:rPr>
+        <w:t>pKa≈25，</w:t>
+      </w:r>
+      <w:r>
+        <w:rPr>
+          <w:rFonts w:hint="eastAsia" w:ascii="Times New Roman" w:hAnsi="Times New Roman" w:eastAsia="FangSong" w:cs="Times New Roman"/>
+        </w:rPr>
+        <w:t>强碱去质子化</w:t>
+      </w:r>
+      <w:r>
+        <w:rPr>
+          <w:rFonts w:hint="eastAsia" w:ascii="Times New Roman" w:hAnsi="Times New Roman" w:eastAsia="Times New Roman" w:cs="Times New Roman"/>
+        </w:rPr>
+        <w:t>）；</w:t>
+      </w:r>
+      <w:r>
+        <w:rPr>
+          <w:rFonts w:ascii="Times New Roman" w:hAnsi="Times New Roman" w:eastAsia="Times New Roman" w:cs="Times New Roman"/>
+        </w:rPr>
+        <w:t xml:space="preserve"> </w:t>
+      </w:r>
+      <w:r>
+        <w:rPr>
+          <w:rFonts w:ascii="Times New Roman" w:hAnsi="Times New Roman" w:eastAsia="Times New Roman" w:cs="Times New Roman"/>
+        </w:rPr>
+        <w:t>② CH</w:t>
+      </w:r>
+      <w:r>
+        <w:rPr>
+          <w:rFonts w:ascii="Times New Roman" w:hAnsi="Times New Roman" w:eastAsia="Times New Roman" w:cs="Times New Roman"/>
+          <w:vertAlign w:val="subscript"/>
+        </w:rPr>
+        <w:t>3</w:t>
+      </w:r>
+      <w:r>
+        <w:rPr>
+          <w:rFonts w:ascii="Times New Roman" w:hAnsi="Times New Roman" w:eastAsia="Times New Roman" w:cs="Times New Roman"/>
+        </w:rPr>
+        <w:t>C≡C</w:t>
+      </w:r>
+      <w:r>
+        <w:rPr>
+          <w:rFonts w:ascii="Times New Roman" w:hAnsi="Times New Roman" w:eastAsia="Times New Roman" w:cs="Times New Roman"/>
+          <w:vertAlign w:val="superscript"/>
+        </w:rPr>
+        <w:t>-</w:t>
+      </w:r>
+      <w:r>
+        <w:rPr>
+          <w:rFonts w:ascii="Times New Roman" w:hAnsi="Times New Roman" w:eastAsia="Times New Roman" w:cs="Times New Roman"/>
+        </w:rPr>
+        <w:t>Na</w:t>
+      </w:r>
+      <w:r>
+        <w:rPr>
+          <w:rFonts w:ascii="Times New Roman" w:hAnsi="Times New Roman" w:eastAsia="Times New Roman" w:cs="Times New Roman"/>
+          <w:vertAlign w:val="superscript"/>
+        </w:rPr>
+        <w:t>+</w:t>
+      </w:r>
+      <w:r>
+        <w:rPr>
+          <w:rFonts w:ascii="Times New Roman" w:hAnsi="Times New Roman" w:eastAsia="Times New Roman" w:cs="Times New Roman"/>
+        </w:rPr>
+        <w:t xml:space="preserve"> + CH</w:t>
+      </w:r>
+      <w:r>
+        <w:rPr>
+          <w:rFonts w:ascii="Times New Roman" w:hAnsi="Times New Roman" w:eastAsia="Times New Roman" w:cs="Times New Roman"/>
+          <w:vertAlign w:val="subscript"/>
+        </w:rPr>
+        <w:t>3</w:t>
+      </w:r>
+      <w:r>
+        <w:rPr>
+          <w:rFonts w:ascii="Times New Roman" w:hAnsi="Times New Roman" w:eastAsia="Times New Roman" w:cs="Times New Roman"/>
+        </w:rPr>
+        <w:t>CH</w:t>
+      </w:r>
+      <w:r>
+        <w:rPr>
+          <w:rFonts w:ascii="Times New Roman" w:hAnsi="Times New Roman" w:eastAsia="Times New Roman" w:cs="Times New Roman"/>
+          <w:vertAlign w:val="subscript"/>
+        </w:rPr>
+        <w:t>2</w:t>
+      </w:r>
+      <w:r>
+        <w:rPr>
+          <w:rFonts w:ascii="Times New Roman" w:hAnsi="Times New Roman" w:eastAsia="Times New Roman" w:cs="Times New Roman"/>
+        </w:rPr>
+        <w:t xml:space="preserve">Br → </w:t>
+      </w:r>
+      <w:r>
+        <w:rPr>
+          <w:rFonts w:hint="eastAsia" w:ascii="Times New Roman" w:hAnsi="Times New Roman" w:eastAsia="Times New Roman" w:cs="Times New Roman"/>
+        </w:rPr>
+        <w:t>CH</w:t>
+      </w:r>
+      <w:r>
+        <w:rPr>
+          <w:rFonts w:hint="eastAsia" w:ascii="Times New Roman" w:hAnsi="Times New Roman" w:eastAsia="Times New Roman" w:cs="Times New Roman"/>
+          <w:vertAlign w:val="subscript"/>
+        </w:rPr>
+        <w:t>3</w:t>
+      </w:r>
+      <w:r>
+        <w:rPr>
+          <w:rFonts w:hint="eastAsia" w:ascii="Times New Roman" w:hAnsi="Times New Roman" w:eastAsia="Times New Roman" w:cs="Times New Roman"/>
+        </w:rPr>
+        <w:t>C≡CCH</w:t>
+      </w:r>
+      <w:r>
+        <w:rPr>
+          <w:rFonts w:hint="eastAsia" w:ascii="Times New Roman" w:hAnsi="Times New Roman" w:eastAsia="Times New Roman" w:cs="Times New Roman"/>
+          <w:vertAlign w:val="subscript"/>
+        </w:rPr>
+        <w:t>2</w:t>
+      </w:r>
+      <w:r>
+        <w:rPr>
+          <w:rFonts w:hint="eastAsia" w:ascii="Times New Roman" w:hAnsi="Times New Roman" w:eastAsia="Times New Roman" w:cs="Times New Roman"/>
+        </w:rPr>
+        <w:t>CH</w:t>
+      </w:r>
+      <w:r>
+        <w:rPr>
+          <w:rFonts w:hint="eastAsia" w:ascii="Times New Roman" w:hAnsi="Times New Roman" w:eastAsia="Times New Roman" w:cs="Times New Roman"/>
+          <w:vertAlign w:val="subscript"/>
+        </w:rPr>
+        <w:t>3</w:t>
+      </w:r>
+      <w:r>
+        <w:rPr>
+          <w:rFonts w:hint="eastAsia" w:ascii="Times New Roman" w:hAnsi="Times New Roman" w:eastAsia="Times New Roman" w:cs="Times New Roman"/>
+        </w:rPr>
+        <w:t>（2-</w:t>
+      </w:r>
+      <w:r>
+        <w:rPr>
+          <w:rFonts w:hint="eastAsia" w:ascii="Times New Roman" w:hAnsi="Times New Roman" w:eastAsia="FangSong" w:cs="Times New Roman"/>
+        </w:rPr>
+        <w:t>戊炔</w:t>
+      </w:r>
+      <w:r>
+        <w:rPr>
+          <w:rFonts w:hint="eastAsia" w:ascii="Times New Roman" w:hAnsi="Times New Roman" w:eastAsia="Times New Roman" w:cs="Times New Roman"/>
+        </w:rPr>
+        <w:t>；</w:t>
+      </w:r>
+      <w:r>
+        <w:rPr>
+          <w:rFonts w:hint="eastAsia" w:ascii="Times New Roman" w:hAnsi="Times New Roman" w:eastAsia="FangSong" w:cs="Times New Roman"/>
+        </w:rPr>
+        <w:t>必须用伯卤代烷</w:t>
+      </w:r>
+      <w:r>
+        <w:rPr>
+          <w:rFonts w:hint="eastAsia" w:ascii="Times New Roman" w:hAnsi="Times New Roman" w:eastAsia="Times New Roman" w:cs="Times New Roman"/>
+        </w:rPr>
+        <w:t>，</w:t>
+      </w:r>
+      <w:r>
+        <w:rPr>
+          <w:rFonts w:hint="eastAsia" w:ascii="Times New Roman" w:hAnsi="Times New Roman" w:eastAsia="FangSong" w:cs="Times New Roman"/>
+        </w:rPr>
+        <w:t>叔</w:t>
+      </w:r>
+      <w:r>
+        <w:rPr>
+          <w:rFonts w:hint="eastAsia" w:ascii="Times New Roman" w:hAnsi="Times New Roman" w:eastAsia="Times New Roman" w:cs="Times New Roman"/>
+        </w:rPr>
+        <w:t>/</w:t>
+      </w:r>
+      <w:r>
+        <w:rPr>
+          <w:rFonts w:hint="eastAsia" w:ascii="Times New Roman" w:hAnsi="Times New Roman" w:eastAsia="FangSong" w:cs="Times New Roman"/>
+        </w:rPr>
+        <w:t>仲卤代烷以消除为主</w:t>
+      </w:r>
+      <w:r>
+        <w:rPr>
+          <w:rFonts w:hint="eastAsia" w:ascii="Times New Roman" w:hAnsi="Times New Roman" w:eastAsia="Times New Roman" w:cs="Times New Roman"/>
+        </w:rPr>
+        <w:t>）；</w:t>
+      </w:r>
+      <w:r>
+        <w:rPr>
+          <w:rFonts w:ascii="Times New Roman" w:hAnsi="Times New Roman" w:eastAsia="Times New Roman" w:cs="Times New Roman"/>
+        </w:rPr>
+        <w:t xml:space="preserve"> </w:t>
+      </w:r>
+      <w:r>
+        <w:rPr>
+          <w:rFonts w:ascii="Times New Roman" w:hAnsi="Times New Roman" w:eastAsia="Times New Roman" w:cs="Times New Roman"/>
+        </w:rPr>
+        <w:t xml:space="preserve">③ </w:t>
+      </w:r>
+      <w:r>
+        <w:rPr>
+          <w:rFonts w:hint="eastAsia" w:ascii="Times New Roman" w:hAnsi="Times New Roman" w:eastAsia="FangSong" w:cs="Times New Roman"/>
+        </w:rPr>
+        <w:t>水合关口的区域选择性</w:t>
+      </w:r>
+      <w:r>
+        <w:rPr>
+          <w:rFonts w:hint="eastAsia" w:ascii="Times New Roman" w:hAnsi="Times New Roman" w:eastAsia="Times New Roman" w:cs="Times New Roman"/>
+        </w:rPr>
+        <w:t>：2-</w:t>
+      </w:r>
+      <w:r>
+        <w:rPr>
+          <w:rFonts w:hint="eastAsia" w:ascii="Times New Roman" w:hAnsi="Times New Roman" w:eastAsia="FangSong" w:cs="Times New Roman"/>
+        </w:rPr>
+        <w:t>戊炔是非对称内部炔烃</w:t>
+      </w:r>
+      <w:r>
+        <w:rPr>
+          <w:rFonts w:hint="eastAsia" w:ascii="Times New Roman" w:hAnsi="Times New Roman" w:eastAsia="Times New Roman" w:cs="Times New Roman"/>
+        </w:rPr>
+        <w:t>，</w:t>
+      </w:r>
+      <w:r>
+        <w:rPr>
+          <w:rFonts w:hint="eastAsia" w:ascii="Times New Roman" w:hAnsi="Times New Roman" w:eastAsia="FangSong" w:cs="Times New Roman"/>
+        </w:rPr>
+        <w:t>若直接用</w:t>
+      </w:r>
+      <w:r>
+        <w:rPr>
+          <w:rFonts w:ascii="Times New Roman" w:hAnsi="Times New Roman" w:eastAsia="Times New Roman" w:cs="Times New Roman"/>
+        </w:rPr>
+        <w:t xml:space="preserve"> </w:t>
+      </w:r>
+      <w:r>
+        <w:rPr>
+          <w:rFonts w:hint="eastAsia" w:ascii="Times New Roman" w:hAnsi="Times New Roman" w:eastAsia="Times New Roman" w:cs="Times New Roman"/>
+        </w:rPr>
+        <w:t>Hg</w:t>
+      </w:r>
+      <w:r>
+        <w:rPr>
+          <w:rFonts w:hint="eastAsia" w:ascii="Times New Roman" w:hAnsi="Times New Roman" w:eastAsia="Times New Roman" w:cs="Times New Roman"/>
+          <w:vertAlign w:val="superscript"/>
+        </w:rPr>
+        <w:t>2+</w:t>
+      </w:r>
+      <w:r>
+        <w:rPr>
+          <w:rFonts w:hint="eastAsia" w:ascii="Times New Roman" w:hAnsi="Times New Roman" w:eastAsia="Times New Roman" w:cs="Times New Roman"/>
+        </w:rPr>
+        <w:t>/H</w:t>
+      </w:r>
+      <w:r>
+        <w:rPr>
+          <w:rFonts w:hint="eastAsia" w:ascii="Times New Roman" w:hAnsi="Times New Roman" w:eastAsia="Times New Roman" w:cs="Times New Roman"/>
+          <w:vertAlign w:val="subscript"/>
+        </w:rPr>
+        <w:t>2</w:t>
+      </w:r>
+      <w:r>
+        <w:rPr>
+          <w:rFonts w:hint="eastAsia" w:ascii="Times New Roman" w:hAnsi="Times New Roman" w:eastAsia="Times New Roman" w:cs="Times New Roman"/>
+        </w:rPr>
+        <w:t>SO</w:t>
+      </w:r>
+      <w:r>
+        <w:rPr>
+          <w:rFonts w:hint="eastAsia" w:ascii="Times New Roman" w:hAnsi="Times New Roman" w:eastAsia="Times New Roman" w:cs="Times New Roman"/>
+          <w:vertAlign w:val="subscript"/>
+        </w:rPr>
+        <w:t>4</w:t>
+      </w:r>
+      <w:r>
+        <w:rPr>
+          <w:rFonts w:hint="eastAsia" w:ascii="Times New Roman" w:hAnsi="Times New Roman" w:eastAsia="Times New Roman" w:cs="Times New Roman"/>
+        </w:rPr>
+        <w:t>/H</w:t>
+      </w:r>
+      <w:r>
+        <w:rPr>
+          <w:rFonts w:hint="eastAsia" w:ascii="Times New Roman" w:hAnsi="Times New Roman" w:eastAsia="Times New Roman" w:cs="Times New Roman"/>
+          <w:vertAlign w:val="subscript"/>
+        </w:rPr>
+        <w:t>2</w:t>
+      </w:r>
+      <w:r>
+        <w:rPr>
+          <w:rFonts w:hint="eastAsia" w:ascii="Times New Roman" w:hAnsi="Times New Roman" w:eastAsia="Times New Roman" w:cs="Times New Roman"/>
+        </w:rPr>
+        <w:t>O，</w:t>
+      </w:r>
+      <w:r>
+        <w:rPr>
+          <w:rFonts w:hint="eastAsia" w:ascii="Times New Roman" w:hAnsi="Times New Roman" w:eastAsia="FangSong" w:cs="Times New Roman"/>
+        </w:rPr>
+        <w:t>区域选择性差</w:t>
+      </w:r>
+      <w:r>
+        <w:rPr>
+          <w:rFonts w:hint="eastAsia" w:ascii="Times New Roman" w:hAnsi="Times New Roman" w:eastAsia="Times New Roman" w:cs="Times New Roman"/>
+        </w:rPr>
+        <w:t>，</w:t>
+      </w:r>
+      <w:r>
+        <w:rPr>
+          <w:rFonts w:hint="eastAsia" w:ascii="Times New Roman" w:hAnsi="Times New Roman" w:eastAsia="FangSong" w:cs="Times New Roman"/>
+        </w:rPr>
+        <w:t>会得</w:t>
+      </w:r>
+      <w:r>
+        <w:rPr>
+          <w:rFonts w:ascii="Times New Roman" w:hAnsi="Times New Roman" w:eastAsia="Times New Roman" w:cs="Times New Roman"/>
+        </w:rPr>
+        <w:t xml:space="preserve"> </w:t>
+      </w:r>
+      <w:r>
+        <w:rPr>
+          <w:rFonts w:hint="eastAsia" w:ascii="Times New Roman" w:hAnsi="Times New Roman" w:eastAsia="Times New Roman" w:cs="Times New Roman"/>
+        </w:rPr>
+        <w:t>2-</w:t>
+      </w:r>
+      <w:r>
+        <w:rPr>
+          <w:rFonts w:hint="eastAsia" w:ascii="Times New Roman" w:hAnsi="Times New Roman" w:eastAsia="FangSong" w:cs="Times New Roman"/>
+        </w:rPr>
+        <w:t>戊酮与</w:t>
+      </w:r>
+      <w:r>
+        <w:rPr>
+          <w:rFonts w:ascii="Times New Roman" w:hAnsi="Times New Roman" w:eastAsia="Times New Roman" w:cs="Times New Roman"/>
+        </w:rPr>
+        <w:t xml:space="preserve"> </w:t>
+      </w:r>
+      <w:r>
+        <w:rPr>
+          <w:rFonts w:hint="eastAsia" w:ascii="Times New Roman" w:hAnsi="Times New Roman" w:eastAsia="Times New Roman" w:cs="Times New Roman"/>
+        </w:rPr>
+        <w:t>3-</w:t>
+      </w:r>
+      <w:r>
+        <w:rPr>
+          <w:rFonts w:hint="eastAsia" w:ascii="Times New Roman" w:hAnsi="Times New Roman" w:eastAsia="FangSong" w:cs="Times New Roman"/>
+        </w:rPr>
+        <w:t>戊酮的混合物</w:t>
+      </w:r>
+      <w:r>
+        <w:rPr>
+          <w:rFonts w:hint="eastAsia" w:ascii="Times New Roman" w:hAnsi="Times New Roman" w:eastAsia="Times New Roman" w:cs="Times New Roman"/>
+        </w:rPr>
+        <w:t>；</w:t>
+      </w:r>
+      <w:r>
+        <w:rPr>
+          <w:rFonts w:hint="eastAsia" w:ascii="Times New Roman" w:hAnsi="Times New Roman" w:eastAsia="FangSong" w:cs="Times New Roman"/>
+        </w:rPr>
+        <w:t>应改用</w:t>
+      </w:r>
+      <w:r>
+        <w:rPr>
+          <w:rFonts w:hint="eastAsia" w:ascii="Times New Roman" w:hAnsi="Times New Roman" w:eastAsia="FangSong" w:cs="Times New Roman"/>
+          <w:b/>
+          <w:bCs/>
+        </w:rPr>
+        <w:t>位阻硼烷</w:t>
+      </w:r>
+      <w:r>
+        <w:rPr>
+          <w:rFonts w:hint="eastAsia" w:ascii="Times New Roman" w:hAnsi="Times New Roman" w:eastAsia="Times New Roman" w:cs="Times New Roman"/>
+          <w:b/>
+          <w:bCs/>
+        </w:rPr>
+        <w:t>（Sia</w:t>
+      </w:r>
+      <w:r>
+        <w:rPr>
+          <w:rFonts w:hint="eastAsia" w:ascii="Times New Roman" w:hAnsi="Times New Roman" w:eastAsia="Times New Roman" w:cs="Times New Roman"/>
+          <w:b/>
+          <w:bCs/>
+          <w:vertAlign w:val="subscript"/>
+        </w:rPr>
+        <w:t>2</w:t>
+      </w:r>
+      <w:r>
+        <w:rPr>
+          <w:rFonts w:hint="eastAsia" w:ascii="Times New Roman" w:hAnsi="Times New Roman" w:eastAsia="Times New Roman" w:cs="Times New Roman"/>
+          <w:b/>
+          <w:bCs/>
+        </w:rPr>
+        <w:t>BH）</w:t>
+      </w:r>
+      <w:r>
+        <w:rPr>
+          <w:rFonts w:hint="eastAsia" w:ascii="Times New Roman" w:hAnsi="Times New Roman" w:eastAsia="FangSong" w:cs="Times New Roman"/>
+          <w:b/>
+          <w:bCs/>
+        </w:rPr>
+        <w:t>硼氢化</w:t>
+      </w:r>
+      <w:r>
+        <w:rPr>
+          <w:rFonts w:hint="eastAsia" w:ascii="Times New Roman" w:hAnsi="Times New Roman" w:eastAsia="Times New Roman" w:cs="Times New Roman"/>
+          <w:b/>
+          <w:bCs/>
+        </w:rPr>
+        <w:t>-</w:t>
+      </w:r>
+      <w:r>
+        <w:rPr>
+          <w:rFonts w:hint="eastAsia" w:ascii="Times New Roman" w:hAnsi="Times New Roman" w:eastAsia="FangSong" w:cs="Times New Roman"/>
+          <w:b/>
+          <w:bCs/>
+        </w:rPr>
+        <w:t>氧化</w:t>
+      </w:r>
+      <w:r>
+        <w:rPr>
+          <w:rFonts w:ascii="Times New Roman" w:hAnsi="Times New Roman" w:eastAsia="Times New Roman" w:cs="Times New Roman"/>
+        </w:rPr>
+        <w:t xml:space="preserve">——B </w:t>
+      </w:r>
+      <w:r>
+        <w:rPr>
+          <w:rFonts w:hint="eastAsia" w:ascii="Times New Roman" w:hAnsi="Times New Roman" w:eastAsia="FangSong" w:cs="Times New Roman"/>
+        </w:rPr>
+        <w:t>选择性加到位阻小的甲基侧碳</w:t>
+      </w:r>
+      <w:r>
+        <w:rPr>
+          <w:rFonts w:hint="eastAsia" w:ascii="Times New Roman" w:hAnsi="Times New Roman" w:eastAsia="Times New Roman" w:cs="Times New Roman"/>
+        </w:rPr>
+        <w:t>（C2），H</w:t>
+      </w:r>
+      <w:r>
+        <w:rPr>
+          <w:rFonts w:hint="eastAsia" w:ascii="Times New Roman" w:hAnsi="Times New Roman" w:eastAsia="Times New Roman" w:cs="Times New Roman"/>
+          <w:vertAlign w:val="subscript"/>
+        </w:rPr>
+        <w:t>2</w:t>
+      </w:r>
+      <w:r>
+        <w:rPr>
+          <w:rFonts w:hint="eastAsia" w:ascii="Times New Roman" w:hAnsi="Times New Roman" w:eastAsia="Times New Roman" w:cs="Times New Roman"/>
+        </w:rPr>
+        <w:t>O</w:t>
+      </w:r>
+      <w:r>
+        <w:rPr>
+          <w:rFonts w:hint="eastAsia" w:ascii="Times New Roman" w:hAnsi="Times New Roman" w:eastAsia="Times New Roman" w:cs="Times New Roman"/>
+          <w:vertAlign w:val="subscript"/>
+        </w:rPr>
+        <w:t>2</w:t>
+      </w:r>
+      <w:r>
+        <w:rPr>
+          <w:rFonts w:hint="eastAsia" w:ascii="Times New Roman" w:hAnsi="Times New Roman" w:eastAsia="Times New Roman" w:cs="Times New Roman"/>
+        </w:rPr>
+        <w:t>/OH</w:t>
+      </w:r>
+      <w:r>
+        <w:rPr>
+          <w:rFonts w:hint="eastAsia" w:ascii="Times New Roman" w:hAnsi="Times New Roman" w:eastAsia="Times New Roman" w:cs="Times New Roman"/>
+          <w:vertAlign w:val="superscript"/>
+        </w:rPr>
+        <w:t>-</w:t>
+      </w:r>
+      <w:r>
+        <w:rPr>
+          <w:rFonts w:ascii="Times New Roman" w:hAnsi="Times New Roman" w:eastAsia="Times New Roman" w:cs="Times New Roman"/>
+        </w:rPr>
+        <w:t xml:space="preserve"> </w:t>
+      </w:r>
+      <w:r>
+        <w:rPr>
+          <w:rFonts w:hint="eastAsia" w:ascii="Times New Roman" w:hAnsi="Times New Roman" w:eastAsia="FangSong" w:cs="Times New Roman"/>
+        </w:rPr>
+        <w:t>氧化</w:t>
+      </w:r>
+      <w:r>
+        <w:rPr>
+          <w:rFonts w:hint="eastAsia" w:ascii="Times New Roman" w:hAnsi="Times New Roman" w:eastAsia="Times New Roman" w:cs="Times New Roman"/>
+        </w:rPr>
+        <w:t>（</w:t>
+      </w:r>
+      <w:r>
+        <w:rPr>
+          <w:rFonts w:hint="eastAsia" w:ascii="Times New Roman" w:hAnsi="Times New Roman" w:eastAsia="FangSong" w:cs="Times New Roman"/>
+        </w:rPr>
+        <w:t>构型保持</w:t>
+      </w:r>
+      <w:r>
+        <w:rPr>
+          <w:rFonts w:hint="eastAsia" w:ascii="Times New Roman" w:hAnsi="Times New Roman" w:eastAsia="Times New Roman" w:cs="Times New Roman"/>
+        </w:rPr>
+        <w:t>）</w:t>
+      </w:r>
+      <w:r>
+        <w:rPr>
+          <w:rFonts w:hint="eastAsia" w:ascii="Times New Roman" w:hAnsi="Times New Roman" w:eastAsia="FangSong" w:cs="Times New Roman"/>
+        </w:rPr>
+        <w:t>得烯醇</w:t>
+      </w:r>
+      <w:r>
+        <w:rPr>
+          <w:rFonts w:ascii="Times New Roman" w:hAnsi="Times New Roman" w:eastAsia="Times New Roman" w:cs="Times New Roman"/>
+        </w:rPr>
+        <w:t xml:space="preserve"> </w:t>
+      </w:r>
+      <w:r>
+        <w:rPr>
+          <w:rFonts w:hint="eastAsia" w:ascii="Times New Roman" w:hAnsi="Times New Roman" w:eastAsia="Times New Roman" w:cs="Times New Roman"/>
+        </w:rPr>
+        <w:t>CH</w:t>
+      </w:r>
+      <w:r>
+        <w:rPr>
+          <w:rFonts w:hint="eastAsia" w:ascii="Times New Roman" w:hAnsi="Times New Roman" w:eastAsia="Times New Roman" w:cs="Times New Roman"/>
+          <w:vertAlign w:val="subscript"/>
+        </w:rPr>
+        <w:t>3</w:t>
+      </w:r>
+      <w:r>
+        <w:rPr>
+          <w:rFonts w:hint="eastAsia" w:ascii="Times New Roman" w:hAnsi="Times New Roman" w:eastAsia="Times New Roman" w:cs="Times New Roman"/>
+        </w:rPr>
+        <w:t>C(OH)=CHCH</w:t>
+      </w:r>
+      <w:r>
+        <w:rPr>
+          <w:rFonts w:hint="eastAsia" w:ascii="Times New Roman" w:hAnsi="Times New Roman" w:eastAsia="Times New Roman" w:cs="Times New Roman"/>
+          <w:vertAlign w:val="subscript"/>
+        </w:rPr>
+        <w:t>2</w:t>
+      </w:r>
+      <w:r>
+        <w:rPr>
+          <w:rFonts w:hint="eastAsia" w:ascii="Times New Roman" w:hAnsi="Times New Roman" w:eastAsia="Times New Roman" w:cs="Times New Roman"/>
+        </w:rPr>
+        <w:t>CH</w:t>
+      </w:r>
+      <w:r>
+        <w:rPr>
+          <w:rFonts w:hint="eastAsia" w:ascii="Times New Roman" w:hAnsi="Times New Roman" w:eastAsia="Times New Roman" w:cs="Times New Roman"/>
+          <w:vertAlign w:val="subscript"/>
+        </w:rPr>
+        <w:t>3</w:t>
+      </w:r>
+      <w:r>
+        <w:rPr>
+          <w:rFonts w:hint="eastAsia" w:ascii="Times New Roman" w:hAnsi="Times New Roman" w:eastAsia="Times New Roman" w:cs="Times New Roman"/>
+        </w:rPr>
+        <w:t>，</w:t>
+      </w:r>
+      <w:r>
+        <w:rPr>
+          <w:rFonts w:hint="eastAsia" w:ascii="Times New Roman" w:hAnsi="Times New Roman" w:eastAsia="FangSong" w:cs="Times New Roman"/>
+        </w:rPr>
+        <w:t>互变异构得</w:t>
+      </w:r>
+      <w:r>
+        <w:rPr>
+          <w:rFonts w:ascii="Times New Roman" w:hAnsi="Times New Roman" w:eastAsia="Times New Roman" w:cs="Times New Roman"/>
+        </w:rPr>
+        <w:t xml:space="preserve"> </w:t>
+      </w:r>
+      <w:r>
+        <w:rPr>
+          <w:rFonts w:hint="eastAsia" w:ascii="Times New Roman" w:hAnsi="Times New Roman" w:eastAsia="Times New Roman" w:cs="Times New Roman"/>
+          <w:b/>
+          <w:bCs/>
+        </w:rPr>
+        <w:t>2-</w:t>
+      </w:r>
+      <w:r>
+        <w:rPr>
+          <w:rFonts w:hint="eastAsia" w:ascii="Times New Roman" w:hAnsi="Times New Roman" w:eastAsia="FangSong" w:cs="Times New Roman"/>
+          <w:b/>
+          <w:bCs/>
+        </w:rPr>
+        <w:t>戊酮</w:t>
+      </w:r>
+      <w:r>
+        <w:rPr>
+          <w:rFonts w:hint="eastAsia" w:ascii="Times New Roman" w:hAnsi="Times New Roman" w:eastAsia="Times New Roman" w:cs="Times New Roman"/>
+        </w:rPr>
+        <w:t>（CH</w:t>
+      </w:r>
+      <w:r>
+        <w:rPr>
+          <w:rFonts w:hint="eastAsia" w:ascii="Times New Roman" w:hAnsi="Times New Roman" w:eastAsia="Times New Roman" w:cs="Times New Roman"/>
+          <w:vertAlign w:val="subscript"/>
+        </w:rPr>
+        <w:t>3</w:t>
+      </w:r>
+      <w:r>
+        <w:rPr>
+          <w:rFonts w:hint="eastAsia" w:ascii="Times New Roman" w:hAnsi="Times New Roman" w:eastAsia="Times New Roman" w:cs="Times New Roman"/>
+        </w:rPr>
+        <w:t>COCH</w:t>
+      </w:r>
+      <w:r>
+        <w:rPr>
+          <w:rFonts w:hint="eastAsia" w:ascii="Times New Roman" w:hAnsi="Times New Roman" w:eastAsia="Times New Roman" w:cs="Times New Roman"/>
+          <w:vertAlign w:val="subscript"/>
+        </w:rPr>
+        <w:t>2</w:t>
+      </w:r>
+      <w:r>
+        <w:rPr>
+          <w:rFonts w:hint="eastAsia" w:ascii="Times New Roman" w:hAnsi="Times New Roman" w:eastAsia="Times New Roman" w:cs="Times New Roman"/>
+        </w:rPr>
+        <w:t>CH</w:t>
+      </w:r>
+      <w:r>
+        <w:rPr>
+          <w:rFonts w:hint="eastAsia" w:ascii="Times New Roman" w:hAnsi="Times New Roman" w:eastAsia="Times New Roman" w:cs="Times New Roman"/>
+          <w:vertAlign w:val="subscript"/>
+        </w:rPr>
+        <w:t>2</w:t>
+      </w:r>
+      <w:r>
+        <w:rPr>
+          <w:rFonts w:hint="eastAsia" w:ascii="Times New Roman" w:hAnsi="Times New Roman" w:eastAsia="Times New Roman" w:cs="Times New Roman"/>
+        </w:rPr>
+        <w:t>CH</w:t>
+      </w:r>
+      <w:r>
+        <w:rPr>
+          <w:rFonts w:hint="eastAsia" w:ascii="Times New Roman" w:hAnsi="Times New Roman" w:eastAsia="Times New Roman" w:cs="Times New Roman"/>
+          <w:vertAlign w:val="subscript"/>
+        </w:rPr>
+        <w:t>3</w:t>
+      </w:r>
+      <w:r>
+        <w:rPr>
+          <w:rFonts w:hint="eastAsia" w:ascii="Times New Roman" w:hAnsi="Times New Roman" w:eastAsia="Times New Roman" w:cs="Times New Roman"/>
+        </w:rPr>
+        <w:t>）。</w:t>
+      </w:r>
+    </w:p>
+    <w:p>
+      <w:pPr>
+        <w:pStyle w:val="BodyText"/>
+      </w:pPr>
+      <w:r>
+        <w:rPr>
+          <w:rFonts w:ascii="Times New Roman" w:hAnsi="Times New Roman" w:eastAsia="Times New Roman" w:cs="Times New Roman"/>
+          <w:b/>
+          <w:bCs/>
+        </w:rPr>
+        <w:t xml:space="preserve">8.</w:t>
+      </w:r>
+      <w:r>
+        <w:rPr>
+          <w:rFonts w:ascii="Times New Roman" w:hAnsi="Times New Roman" w:eastAsia="Times New Roman" w:cs="Times New Roman"/>
+        </w:rPr>
+        <w:t xml:space="preserve"> </w:t>
+      </w:r>
+      <w:r>
+        <w:rPr>
+          <w:rFonts w:ascii="Times New Roman" w:hAnsi="Times New Roman" w:eastAsia="Times New Roman" w:cs="Times New Roman"/>
+        </w:rPr>
+        <w:t xml:space="preserve">SN1 </w:t>
+      </w:r>
+      <w:r>
+        <w:rPr>
+          <w:rFonts w:hint="eastAsia" w:ascii="Times New Roman" w:hAnsi="Times New Roman" w:eastAsia="FangSong" w:cs="Times New Roman"/>
+        </w:rPr>
+        <w:t xml:space="preserve">的决速步是</w:t>
+      </w:r>
+      <w:r>
+        <w:rPr>
+          <w:rFonts w:ascii="Times New Roman" w:hAnsi="Times New Roman" w:eastAsia="Times New Roman" w:cs="Times New Roman"/>
+        </w:rPr>
+        <w:t xml:space="preserve"> C-Cl </w:t>
+      </w:r>
+      <w:r>
+        <w:rPr>
+          <w:rFonts w:hint="eastAsia" w:ascii="Times New Roman" w:hAnsi="Times New Roman" w:eastAsia="FangSong" w:cs="Times New Roman"/>
+        </w:rPr>
+        <w:t>键电离生成碳正离子</w:t>
+      </w:r>
+      <w:r>
+        <w:rPr>
+          <w:rFonts w:hint="eastAsia" w:ascii="Times New Roman" w:hAnsi="Times New Roman" w:eastAsia="Times New Roman" w:cs="Times New Roman"/>
+        </w:rPr>
+        <w:t>。1-</w:t>
+      </w:r>
+      <w:r>
+        <w:rPr>
+          <w:rFonts w:hint="eastAsia" w:ascii="Times New Roman" w:hAnsi="Times New Roman" w:eastAsia="FangSong" w:cs="Times New Roman"/>
+        </w:rPr>
+        <w:t>氯丙烷电离得正丙基碳正离子</w:t>
+      </w:r>
+      <w:r>
+        <w:rPr>
+          <w:rFonts w:ascii="Times New Roman" w:hAnsi="Times New Roman" w:eastAsia="Times New Roman" w:cs="Times New Roman"/>
+        </w:rPr>
+        <w:t xml:space="preserve"> </w:t>
+      </w:r>
+      <w:r>
+        <w:rPr>
+          <w:rFonts w:hint="eastAsia" w:ascii="Times New Roman" w:hAnsi="Times New Roman" w:eastAsia="Times New Roman" w:cs="Times New Roman"/>
+        </w:rPr>
+        <w:t>CH</w:t>
+      </w:r>
+      <w:r>
+        <w:rPr>
+          <w:rFonts w:hint="eastAsia" w:ascii="Times New Roman" w:hAnsi="Times New Roman" w:eastAsia="Times New Roman" w:cs="Times New Roman"/>
+          <w:vertAlign w:val="subscript"/>
+        </w:rPr>
+        <w:t>3</w:t>
+      </w:r>
+      <w:r>
+        <w:rPr>
+          <w:rFonts w:hint="eastAsia" w:ascii="Times New Roman" w:hAnsi="Times New Roman" w:eastAsia="Times New Roman" w:cs="Times New Roman"/>
+        </w:rPr>
+        <w:t>CH</w:t>
+      </w:r>
+      <w:r>
+        <w:rPr>
+          <w:rFonts w:hint="eastAsia" w:ascii="Times New Roman" w:hAnsi="Times New Roman" w:eastAsia="Times New Roman" w:cs="Times New Roman"/>
+          <w:vertAlign w:val="subscript"/>
+        </w:rPr>
+        <w:t>2</w:t>
+      </w:r>
+      <w:r>
+        <w:rPr>
+          <w:rFonts w:hint="eastAsia" w:ascii="Times New Roman" w:hAnsi="Times New Roman" w:eastAsia="Times New Roman" w:cs="Times New Roman"/>
+        </w:rPr>
+        <w:t>CH</w:t>
+      </w:r>
+      <w:r>
+        <w:rPr>
+          <w:rFonts w:hint="eastAsia" w:ascii="Times New Roman" w:hAnsi="Times New Roman" w:eastAsia="Times New Roman" w:cs="Times New Roman"/>
+          <w:vertAlign w:val="subscript"/>
+        </w:rPr>
+        <w:t>2</w:t>
+      </w:r>
+      <w:r>
+        <w:rPr>
+          <w:rFonts w:hint="eastAsia" w:ascii="Times New Roman" w:hAnsi="Times New Roman" w:eastAsia="Times New Roman" w:cs="Times New Roman"/>
+          <w:vertAlign w:val="superscript"/>
+        </w:rPr>
+        <w:t>+</w:t>
+      </w:r>
+      <w:r>
+        <w:rPr>
+          <w:rFonts w:hint="eastAsia" w:ascii="Times New Roman" w:hAnsi="Times New Roman" w:eastAsia="Times New Roman" w:cs="Times New Roman"/>
+        </w:rPr>
+        <w:t>（1°，</w:t>
+      </w:r>
+      <w:r>
+        <w:rPr>
+          <w:rFonts w:hint="eastAsia" w:ascii="Times New Roman" w:hAnsi="Times New Roman" w:eastAsia="FangSong" w:cs="Times New Roman"/>
+        </w:rPr>
+        <w:t>极不稳定</w:t>
+      </w:r>
+      <w:r>
+        <w:rPr>
+          <w:rFonts w:hint="eastAsia" w:ascii="Times New Roman" w:hAnsi="Times New Roman" w:eastAsia="Times New Roman" w:cs="Times New Roman"/>
+        </w:rPr>
+        <w:t>，</w:t>
+      </w:r>
+      <w:r>
+        <w:rPr>
+          <w:rFonts w:hint="eastAsia" w:ascii="Times New Roman" w:hAnsi="Times New Roman" w:eastAsia="FangSong" w:cs="Times New Roman"/>
+        </w:rPr>
+        <w:t>电离活化能高</w:t>
+      </w:r>
+      <w:r>
+        <w:rPr>
+          <w:rFonts w:hint="eastAsia" w:ascii="Times New Roman" w:hAnsi="Times New Roman" w:eastAsia="Times New Roman" w:cs="Times New Roman"/>
+        </w:rPr>
+        <w:t>）；</w:t>
+      </w:r>
+      <w:r>
+        <w:rPr>
+          <w:rFonts w:hint="eastAsia" w:ascii="Times New Roman" w:hAnsi="Times New Roman" w:eastAsia="FangSong" w:cs="Times New Roman"/>
+        </w:rPr>
+        <w:t>烯丙基氯电离得</w:t>
+      </w:r>
+      <w:r>
+        <w:rPr>
+          <w:rFonts w:hint="eastAsia" w:ascii="Times New Roman" w:hAnsi="Times New Roman" w:eastAsia="FangSong" w:cs="Times New Roman"/>
+          <w:b/>
+          <w:bCs/>
+        </w:rPr>
+        <w:t xml:space="preserve">烯丙基碳正离子</w:t>
+      </w:r>
+      <w:r>
+        <w:rPr>
+          <w:rFonts w:ascii="Times New Roman" w:hAnsi="Times New Roman" w:eastAsia="Times New Roman" w:cs="Times New Roman"/>
+        </w:rPr>
+        <w:t xml:space="preserve"> </w:t>
+      </w:r>
+      <w:r>
+        <w:rPr>
+          <w:rFonts w:hint="eastAsia" w:ascii="Times New Roman" w:hAnsi="Times New Roman" w:eastAsia="Times New Roman" w:cs="Times New Roman"/>
+        </w:rPr>
+        <w:t>CH</w:t>
+      </w:r>
+      <w:r>
+        <w:rPr>
+          <w:rFonts w:hint="eastAsia" w:ascii="Times New Roman" w:hAnsi="Times New Roman" w:eastAsia="Times New Roman" w:cs="Times New Roman"/>
+          <w:vertAlign w:val="subscript"/>
+        </w:rPr>
+        <w:t>2</w:t>
+      </w:r>
+      <w:r>
+        <w:rPr>
+          <w:rFonts w:hint="eastAsia" w:ascii="Times New Roman" w:hAnsi="Times New Roman" w:eastAsia="Times New Roman" w:cs="Times New Roman"/>
+        </w:rPr>
+        <w:t>=CH-CH</w:t>
+      </w:r>
+      <w:r>
+        <w:rPr>
+          <w:rFonts w:hint="eastAsia" w:ascii="Times New Roman" w:hAnsi="Times New Roman" w:eastAsia="Times New Roman" w:cs="Times New Roman"/>
+          <w:vertAlign w:val="subscript"/>
+        </w:rPr>
+        <w:t>2</w:t>
+      </w:r>
+      <w:r>
+        <w:rPr>
+          <w:rFonts w:hint="eastAsia" w:ascii="Times New Roman" w:hAnsi="Times New Roman" w:eastAsia="Times New Roman" w:cs="Times New Roman"/>
+          <w:vertAlign w:val="superscript"/>
+        </w:rPr>
+        <w:t>+</w:t>
+      </w:r>
+      <w:r>
+        <w:rPr>
+          <w:rFonts w:hint="eastAsia" w:ascii="Times New Roman" w:hAnsi="Times New Roman" w:eastAsia="Times New Roman" w:cs="Times New Roman"/>
+        </w:rPr>
+        <w:t>，</w:t>
+      </w:r>
+      <w:r>
+        <w:rPr>
+          <w:rFonts w:hint="eastAsia" w:ascii="Times New Roman" w:hAnsi="Times New Roman" w:eastAsia="FangSong" w:cs="Times New Roman"/>
+        </w:rPr>
+        <w:t>其正电荷经</w:t>
+      </w:r>
+      <w:r>
+        <w:rPr>
+          <w:rFonts w:ascii="Times New Roman" w:hAnsi="Times New Roman" w:eastAsia="Times New Roman" w:cs="Times New Roman"/>
+        </w:rPr>
+        <w:t xml:space="preserve"> p-π </w:t>
+      </w:r>
+      <w:r>
+        <w:rPr>
+          <w:rFonts w:hint="eastAsia" w:ascii="Times New Roman" w:hAnsi="Times New Roman" w:eastAsia="FangSong" w:cs="Times New Roman"/>
+        </w:rPr>
+        <w:t>共轭离域到链端</w:t>
+      </w:r>
+      <w:r>
+        <w:rPr>
+          <w:rFonts w:hint="eastAsia" w:ascii="Times New Roman" w:hAnsi="Times New Roman" w:eastAsia="Times New Roman" w:cs="Times New Roman"/>
+        </w:rPr>
+        <w:t>（</w:t>
+      </w:r>
+      <w:r>
+        <w:rPr>
+          <w:rFonts w:hint="eastAsia" w:ascii="Times New Roman" w:hAnsi="Times New Roman" w:eastAsia="FangSong" w:cs="Times New Roman"/>
+        </w:rPr>
+        <w:t>共振式</w:t>
+      </w:r>
+      <w:r>
+        <w:rPr>
+          <w:rFonts w:ascii="Times New Roman" w:hAnsi="Times New Roman" w:eastAsia="Times New Roman" w:cs="Times New Roman"/>
+        </w:rPr>
+        <w:t xml:space="preserve"> </w:t>
+      </w:r>
+      <w:r>
+        <w:rPr>
+          <w:rFonts w:hint="eastAsia" w:ascii="Times New Roman" w:hAnsi="Times New Roman" w:eastAsia="Times New Roman" w:cs="Times New Roman"/>
+          <w:vertAlign w:val="superscript"/>
+        </w:rPr>
+        <w:t>+</w:t>
+      </w:r>
+      <w:r>
+        <w:rPr>
+          <w:rFonts w:hint="eastAsia" w:ascii="Times New Roman" w:hAnsi="Times New Roman" w:eastAsia="Times New Roman" w:cs="Times New Roman"/>
+        </w:rPr>
+        <w:t>CH</w:t>
+      </w:r>
+      <w:r>
+        <w:rPr>
+          <w:rFonts w:hint="eastAsia" w:ascii="Times New Roman" w:hAnsi="Times New Roman" w:eastAsia="Times New Roman" w:cs="Times New Roman"/>
+          <w:vertAlign w:val="subscript"/>
+        </w:rPr>
+        <w:t>2</w:t>
+      </w:r>
+      <w:r>
+        <w:rPr>
+          <w:rFonts w:hint="eastAsia" w:ascii="Times New Roman" w:hAnsi="Times New Roman" w:eastAsia="Times New Roman" w:cs="Times New Roman"/>
+        </w:rPr>
+        <w:t>-CH=CH</w:t>
+      </w:r>
+      <w:r>
+        <w:rPr>
+          <w:rFonts w:hint="eastAsia" w:ascii="Times New Roman" w:hAnsi="Times New Roman" w:eastAsia="Times New Roman" w:cs="Times New Roman"/>
+          <w:vertAlign w:val="subscript"/>
+        </w:rPr>
+        <w:t>2</w:t>
+      </w:r>
+      <w:r>
+        <w:rPr>
+          <w:rFonts w:hint="eastAsia" w:ascii="Times New Roman" w:hAnsi="Times New Roman" w:eastAsia="Times New Roman" w:cs="Times New Roman"/>
+        </w:rPr>
+        <w:t>），</w:t>
+      </w:r>
+      <w:r>
+        <w:rPr>
+          <w:rFonts w:hint="eastAsia" w:ascii="Times New Roman" w:hAnsi="Times New Roman" w:eastAsia="FangSong" w:cs="Times New Roman"/>
+        </w:rPr>
+        <w:t>两个共振结构均较稳定</w:t>
+      </w:r>
+      <w:r>
+        <w:rPr>
+          <w:rFonts w:ascii="Times New Roman" w:hAnsi="Times New Roman" w:eastAsia="Times New Roman" w:cs="Times New Roman"/>
+        </w:rPr>
+        <w:t xml:space="preserve"> → </w:t>
+      </w:r>
+      <w:r>
+        <w:rPr>
+          <w:rFonts w:hint="eastAsia" w:ascii="Times New Roman" w:hAnsi="Times New Roman" w:eastAsia="FangSong" w:cs="Times New Roman"/>
+        </w:rPr>
+        <w:t xml:space="preserve">电离活化能显著降低</w:t>
+      </w:r>
+      <w:r>
+        <w:rPr>
+          <w:rFonts w:ascii="Times New Roman" w:hAnsi="Times New Roman" w:eastAsia="Times New Roman" w:cs="Times New Roman"/>
+        </w:rPr>
+        <w:t xml:space="preserve"> → SN1 </w:t>
+      </w:r>
+      <w:r>
+        <w:rPr>
+          <w:rFonts w:hint="eastAsia" w:ascii="Times New Roman" w:hAnsi="Times New Roman" w:eastAsia="FangSong" w:cs="Times New Roman"/>
+        </w:rPr>
+        <w:t>速率远高于普通伯卤代烷</w:t>
+      </w:r>
+      <w:r>
+        <w:rPr>
+          <w:rFonts w:hint="eastAsia" w:ascii="Times New Roman" w:hAnsi="Times New Roman" w:eastAsia="Times New Roman" w:cs="Times New Roman"/>
+        </w:rPr>
+        <w:t>。（</w:t>
+      </w:r>
+      <w:r>
+        <w:rPr>
+          <w:rFonts w:hint="eastAsia" w:ascii="Times New Roman" w:hAnsi="Times New Roman" w:eastAsia="FangSong" w:cs="Times New Roman"/>
+        </w:rPr>
+        <w:t>烯丙基氯的</w:t>
+      </w:r>
+      <w:r>
+        <w:rPr>
+          <w:rFonts w:ascii="Times New Roman" w:hAnsi="Times New Roman" w:eastAsia="Times New Roman" w:cs="Times New Roman"/>
+        </w:rPr>
+        <w:t xml:space="preserve"> SN2 </w:t>
+      </w:r>
+      <w:r>
+        <w:rPr>
+          <w:rFonts w:hint="eastAsia" w:ascii="Times New Roman" w:hAnsi="Times New Roman" w:eastAsia="FangSong" w:cs="Times New Roman"/>
+        </w:rPr>
+        <w:t>同样被活化</w:t>
+      </w:r>
+      <w:r>
+        <w:rPr>
+          <w:rFonts w:hint="eastAsia" w:ascii="Times New Roman" w:hAnsi="Times New Roman" w:eastAsia="Times New Roman" w:cs="Times New Roman"/>
+        </w:rPr>
+        <w:t>，</w:t>
+      </w:r>
+      <w:r>
+        <w:rPr>
+          <w:rFonts w:hint="eastAsia" w:ascii="Times New Roman" w:hAnsi="Times New Roman" w:eastAsia="FangSong" w:cs="Times New Roman"/>
+        </w:rPr>
+        <w:t>但本题机制要点是烯丙基共振稳定化</w:t>
+      </w:r>
+      <w:r>
+        <w:rPr>
+          <w:rFonts w:hint="eastAsia" w:ascii="Times New Roman" w:hAnsi="Times New Roman" w:eastAsia="Times New Roman" w:cs="Times New Roman"/>
+        </w:rPr>
+        <w:t>。）</w:t>
+      </w:r>
+    </w:p>
+    <w:p>
+      <w:pPr>
+        <w:pStyle w:val="BodyText"/>
+      </w:pPr>
+      <w:r>
+        <w:rPr>
+          <w:rFonts w:ascii="Times New Roman" w:hAnsi="Times New Roman" w:eastAsia="Times New Roman" w:cs="Times New Roman"/>
+          <w:b/>
+          <w:bCs/>
+        </w:rPr>
+        <w:t xml:space="preserve">9.</w:t>
+      </w:r>
+      <w:r>
+        <w:rPr>
+          <w:rFonts w:ascii="Times New Roman" w:hAnsi="Times New Roman" w:eastAsia="Times New Roman" w:cs="Times New Roman"/>
+        </w:rPr>
+        <w:t xml:space="preserve"> </w:t>
+      </w:r>
+      <w:r>
+        <w:rPr>
+          <w:rFonts w:hint="eastAsia" w:ascii="Times New Roman" w:hAnsi="Times New Roman" w:eastAsia="FangSong" w:cs="Times New Roman"/>
+        </w:rPr>
+        <w:t>解释要点有二</w:t>
+      </w:r>
+      <w:r>
+        <w:rPr>
+          <w:rFonts w:hint="eastAsia" w:ascii="Times New Roman" w:hAnsi="Times New Roman" w:eastAsia="Times New Roman" w:cs="Times New Roman"/>
+        </w:rPr>
+        <w:t>：</w:t>
+      </w:r>
+      <w:r>
+        <w:rPr>
+          <w:rFonts w:ascii="Times New Roman" w:hAnsi="Times New Roman" w:eastAsia="Times New Roman" w:cs="Times New Roman"/>
+        </w:rPr>
+        <w:t xml:space="preserve"> </w:t>
+      </w:r>
+      <w:r>
+        <w:rPr>
+          <w:rFonts w:ascii="Times New Roman" w:hAnsi="Times New Roman" w:eastAsia="Times New Roman" w:cs="Times New Roman"/>
+        </w:rPr>
+        <w:t xml:space="preserve">① </w:t>
+      </w:r>
+      <w:r>
+        <w:rPr>
+          <w:rFonts w:hint="eastAsia" w:ascii="Times New Roman" w:hAnsi="Times New Roman" w:eastAsia="FangSong" w:cs="Times New Roman"/>
+        </w:rPr>
+        <w:t xml:space="preserve">溴鎓离子是</w:t>
+      </w:r>
+      <w:r>
+        <w:rPr>
+          <w:rFonts w:hint="eastAsia" w:ascii="Times New Roman" w:hAnsi="Times New Roman" w:eastAsia="FangSong" w:cs="Times New Roman"/>
+          <w:b/>
+          <w:bCs/>
+        </w:rPr>
+        <w:t xml:space="preserve">环状闭式</w:t>
+      </w:r>
+      <w:r>
+        <w:rPr>
+          <w:rFonts w:hint="eastAsia" w:ascii="Times New Roman" w:hAnsi="Times New Roman" w:eastAsia="FangSong" w:cs="Times New Roman"/>
+        </w:rPr>
+        <w:t>中间体</w:t>
+      </w:r>
+      <w:r>
+        <w:rPr>
+          <w:rFonts w:hint="eastAsia" w:ascii="Times New Roman" w:hAnsi="Times New Roman" w:eastAsia="Times New Roman" w:cs="Times New Roman"/>
+        </w:rPr>
+        <w:t>：C2-C3</w:t>
+      </w:r>
+      <w:r>
+        <w:rPr>
+          <w:rFonts w:ascii="Times New Roman" w:hAnsi="Times New Roman" w:eastAsia="Times New Roman" w:cs="Times New Roman"/>
+        </w:rPr>
+        <w:t xml:space="preserve"> </w:t>
+      </w:r>
+      <w:r>
+        <w:rPr>
+          <w:rFonts w:hint="eastAsia" w:ascii="Times New Roman" w:hAnsi="Times New Roman" w:eastAsia="FangSong" w:cs="Times New Roman"/>
+        </w:rPr>
+        <w:t>键被三元环锁定</w:t>
+      </w:r>
+      <w:r>
+        <w:rPr>
+          <w:rFonts w:hint="eastAsia" w:ascii="Times New Roman" w:hAnsi="Times New Roman" w:eastAsia="Times New Roman" w:cs="Times New Roman"/>
+        </w:rPr>
+        <w:t>、</w:t>
+      </w:r>
+      <w:r>
+        <w:rPr>
+          <w:rFonts w:hint="eastAsia" w:ascii="Times New Roman" w:hAnsi="Times New Roman" w:eastAsia="FangSong" w:cs="Times New Roman"/>
+        </w:rPr>
+        <w:t>不能自由旋转</w:t>
+      </w:r>
+      <w:r>
+        <w:rPr>
+          <w:rFonts w:hint="eastAsia" w:ascii="Times New Roman" w:hAnsi="Times New Roman" w:eastAsia="Times New Roman" w:cs="Times New Roman"/>
+        </w:rPr>
+        <w:t>，</w:t>
+      </w:r>
+      <w:r>
+        <w:rPr>
+          <w:rFonts w:hint="eastAsia" w:ascii="Times New Roman" w:hAnsi="Times New Roman" w:eastAsia="FangSong" w:cs="Times New Roman"/>
+        </w:rPr>
+        <w:t>且</w:t>
+      </w:r>
+      <w:r>
+        <w:rPr>
+          <w:rFonts w:ascii="Times New Roman" w:hAnsi="Times New Roman" w:eastAsia="Times New Roman" w:cs="Times New Roman"/>
+        </w:rPr>
+        <w:t xml:space="preserve"> Br</w:t>
+      </w:r>
+      <w:r>
+        <w:rPr>
+          <w:rFonts w:ascii="Times New Roman" w:hAnsi="Times New Roman" w:eastAsia="Times New Roman" w:cs="Times New Roman"/>
+          <w:vertAlign w:val="superscript"/>
+        </w:rPr>
+        <w:t>-</w:t>
+      </w:r>
+      <w:r>
+        <w:rPr>
+          <w:rFonts w:ascii="Times New Roman" w:hAnsi="Times New Roman" w:eastAsia="Times New Roman" w:cs="Times New Roman"/>
+        </w:rPr>
+        <w:t xml:space="preserve"> </w:t>
+      </w:r>
+      <w:r>
+        <w:rPr>
+          <w:rFonts w:hint="eastAsia" w:ascii="Times New Roman" w:hAnsi="Times New Roman" w:eastAsia="FangSong" w:cs="Times New Roman"/>
+        </w:rPr>
+        <w:t xml:space="preserve">只能从</w:t>
+      </w:r>
+      <w:r>
+        <w:rPr>
+          <w:rFonts w:ascii="Times New Roman" w:hAnsi="Times New Roman" w:eastAsia="Times New Roman" w:cs="Times New Roman"/>
+        </w:rPr>
+        <w:t xml:space="preserve"> Br </w:t>
+      </w:r>
+      <w:r>
+        <w:rPr>
+          <w:rFonts w:hint="eastAsia" w:ascii="Times New Roman" w:hAnsi="Times New Roman" w:eastAsia="FangSong" w:cs="Times New Roman"/>
+        </w:rPr>
+        <w:t>桥的背面进攻</w:t>
+      </w:r>
+      <w:r>
+        <w:rPr>
+          <w:rFonts w:hint="eastAsia" w:ascii="Times New Roman" w:hAnsi="Times New Roman" w:eastAsia="Times New Roman" w:cs="Times New Roman"/>
+        </w:rPr>
+        <w:t>（</w:t>
+      </w:r>
+      <w:r>
+        <w:rPr>
+          <w:rFonts w:hint="eastAsia" w:ascii="Times New Roman" w:hAnsi="Times New Roman" w:eastAsia="FangSong" w:cs="Times New Roman"/>
+        </w:rPr>
+        <w:t>正面被</w:t>
+      </w:r>
+      <w:r>
+        <w:rPr>
+          <w:rFonts w:ascii="Times New Roman" w:hAnsi="Times New Roman" w:eastAsia="Times New Roman" w:cs="Times New Roman"/>
+        </w:rPr>
+        <w:t xml:space="preserve"> Br </w:t>
+      </w:r>
+      <w:r>
+        <w:rPr>
+          <w:rFonts w:hint="eastAsia" w:ascii="Times New Roman" w:hAnsi="Times New Roman" w:eastAsia="FangSong" w:cs="Times New Roman"/>
+        </w:rPr>
+        <w:t>桥占据</w:t>
+      </w:r>
+      <w:r>
+        <w:rPr>
+          <w:rFonts w:hint="eastAsia" w:ascii="Times New Roman" w:hAnsi="Times New Roman" w:eastAsia="Times New Roman" w:cs="Times New Roman"/>
+        </w:rPr>
+        <w:t>）→</w:t>
+      </w:r>
+      <w:r>
+        <w:rPr>
+          <w:rFonts w:ascii="Times New Roman" w:hAnsi="Times New Roman" w:eastAsia="Times New Roman" w:cs="Times New Roman"/>
+        </w:rPr>
+        <w:t xml:space="preserve"> </w:t>
+      </w:r>
+      <w:r>
+        <w:rPr>
+          <w:rFonts w:hint="eastAsia" w:ascii="Times New Roman" w:hAnsi="Times New Roman" w:eastAsia="FangSong" w:cs="Times New Roman"/>
+        </w:rPr>
+        <w:t xml:space="preserve">加成必然分两步完成且为</w:t>
+      </w:r>
+      <w:r>
+        <w:rPr>
+          <w:rFonts w:ascii="Times New Roman" w:hAnsi="Times New Roman" w:eastAsia="Times New Roman" w:cs="Times New Roman"/>
+        </w:rPr>
+        <w:t xml:space="preserve"> </w:t>
+      </w:r>
+      <w:r>
+        <w:rPr>
+          <w:rFonts w:ascii="Times New Roman" w:hAnsi="Times New Roman" w:eastAsia="Times New Roman" w:cs="Times New Roman"/>
+          <w:b/>
+          <w:bCs/>
+        </w:rPr>
+        <w:t xml:space="preserve">anti</w:t>
+      </w:r>
+      <w:r>
+        <w:rPr>
+          <w:rFonts w:hint="eastAsia" w:ascii="Times New Roman" w:hAnsi="Times New Roman" w:eastAsia="Times New Roman" w:cs="Times New Roman"/>
+        </w:rPr>
+        <w:t>（</w:t>
+      </w:r>
+      <w:r>
+        <w:rPr>
+          <w:rFonts w:hint="eastAsia" w:ascii="Times New Roman" w:hAnsi="Times New Roman" w:eastAsia="FangSong" w:cs="Times New Roman"/>
+        </w:rPr>
+        <w:t>反式</w:t>
+      </w:r>
+      <w:r>
+        <w:rPr>
+          <w:rFonts w:hint="eastAsia" w:ascii="Times New Roman" w:hAnsi="Times New Roman" w:eastAsia="Times New Roman" w:cs="Times New Roman"/>
+        </w:rPr>
+        <w:t>）。</w:t>
+      </w:r>
+      <w:r>
+        <w:rPr>
+          <w:rFonts w:ascii="Times New Roman" w:hAnsi="Times New Roman" w:eastAsia="Times New Roman" w:cs="Times New Roman"/>
+        </w:rPr>
+        <w:t xml:space="preserve"> </w:t>
+      </w:r>
+      <w:r>
+        <w:rPr>
+          <w:rFonts w:ascii="Times New Roman" w:hAnsi="Times New Roman" w:eastAsia="Times New Roman" w:cs="Times New Roman"/>
+        </w:rPr>
+        <w:t xml:space="preserve">② </w:t>
+      </w:r>
+      <w:r>
+        <w:rPr>
+          <w:rFonts w:hint="eastAsia" w:ascii="Times New Roman" w:hAnsi="Times New Roman" w:eastAsia="FangSong" w:cs="Times New Roman"/>
+        </w:rPr>
+        <w:t xml:space="preserve">底物</w:t>
+      </w:r>
+      <w:r>
+        <w:rPr>
+          <w:rFonts w:ascii="Times New Roman" w:hAnsi="Times New Roman" w:eastAsia="Times New Roman" w:cs="Times New Roman"/>
+        </w:rPr>
+        <w:t xml:space="preserve"> E/Z </w:t>
+      </w:r>
+      <w:r>
+        <w:rPr>
+          <w:rFonts w:hint="eastAsia" w:ascii="Times New Roman" w:hAnsi="Times New Roman" w:eastAsia="FangSong" w:cs="Times New Roman"/>
+        </w:rPr>
+        <w:t xml:space="preserve">构型在</w:t>
+      </w:r>
+      <w:r>
+        <w:rPr>
+          <w:rFonts w:ascii="Times New Roman" w:hAnsi="Times New Roman" w:eastAsia="Times New Roman" w:cs="Times New Roman"/>
+        </w:rPr>
+        <w:t xml:space="preserve"> anti </w:t>
+      </w:r>
+      <w:r>
+        <w:rPr>
+          <w:rFonts w:hint="eastAsia" w:ascii="Times New Roman" w:hAnsi="Times New Roman" w:eastAsia="FangSong" w:cs="Times New Roman"/>
+        </w:rPr>
+        <w:t>加成下的结果不同</w:t>
+      </w:r>
+      <w:r>
+        <w:rPr>
+          <w:rFonts w:hint="eastAsia" w:ascii="Times New Roman" w:hAnsi="Times New Roman" w:eastAsia="Times New Roman" w:cs="Times New Roman"/>
+        </w:rPr>
+        <w:t>：</w:t>
+      </w:r>
+      <w:r>
+        <w:rPr>
+          <w:rFonts w:hint="eastAsia" w:ascii="Times New Roman" w:hAnsi="Times New Roman" w:eastAsia="FangSong" w:cs="Times New Roman"/>
+        </w:rPr>
+        <w:t>顺</w:t>
+      </w:r>
+      <w:r>
+        <w:rPr>
+          <w:rFonts w:hint="eastAsia" w:ascii="Times New Roman" w:hAnsi="Times New Roman" w:eastAsia="Times New Roman" w:cs="Times New Roman"/>
+        </w:rPr>
+        <w:t>-2-</w:t>
+      </w:r>
+      <w:r>
+        <w:rPr>
+          <w:rFonts w:hint="eastAsia" w:ascii="Times New Roman" w:hAnsi="Times New Roman" w:eastAsia="FangSong" w:cs="Times New Roman"/>
+        </w:rPr>
+        <w:t>丁烯两个</w:t>
+      </w:r>
+      <w:r>
+        <w:rPr>
+          <w:rFonts w:ascii="Times New Roman" w:hAnsi="Times New Roman" w:eastAsia="Times New Roman" w:cs="Times New Roman"/>
+        </w:rPr>
+        <w:t xml:space="preserve"> CH</w:t>
+      </w:r>
+      <w:r>
+        <w:rPr>
+          <w:rFonts w:ascii="Times New Roman" w:hAnsi="Times New Roman" w:eastAsia="Times New Roman" w:cs="Times New Roman"/>
+          <w:vertAlign w:val="subscript"/>
+        </w:rPr>
+        <w:t>3</w:t>
+      </w:r>
+      <w:r>
+        <w:rPr>
+          <w:rFonts w:ascii="Times New Roman" w:hAnsi="Times New Roman" w:eastAsia="Times New Roman" w:cs="Times New Roman"/>
+        </w:rPr>
+        <w:t xml:space="preserve"> </w:t>
+      </w:r>
+      <w:r>
+        <w:rPr>
+          <w:rFonts w:hint="eastAsia" w:ascii="Times New Roman" w:hAnsi="Times New Roman" w:eastAsia="FangSong" w:cs="Times New Roman"/>
+        </w:rPr>
+        <w:t>同侧</w:t>
+      </w:r>
+      <w:r>
+        <w:rPr>
+          <w:rFonts w:hint="eastAsia" w:ascii="Times New Roman" w:hAnsi="Times New Roman" w:eastAsia="Times New Roman" w:cs="Times New Roman"/>
+        </w:rPr>
+        <w:t>，anti</w:t>
+      </w:r>
+      <w:r>
+        <w:rPr>
+          <w:rFonts w:ascii="Times New Roman" w:hAnsi="Times New Roman" w:eastAsia="Times New Roman" w:cs="Times New Roman"/>
+        </w:rPr>
+        <w:t xml:space="preserve"> </w:t>
+      </w:r>
+      <w:r>
+        <w:rPr>
+          <w:rFonts w:hint="eastAsia" w:ascii="Times New Roman" w:hAnsi="Times New Roman" w:eastAsia="FangSong" w:cs="Times New Roman"/>
+        </w:rPr>
+        <w:t>加成后两个手性中心构型相反</w:t>
+      </w:r>
+      <w:r>
+        <w:rPr>
+          <w:rFonts w:hint="eastAsia" w:ascii="Times New Roman" w:hAnsi="Times New Roman" w:eastAsia="Times New Roman" w:cs="Times New Roman"/>
+        </w:rPr>
+        <w:t>（2R,3S），</w:t>
+      </w:r>
+      <w:r>
+        <w:rPr>
+          <w:rFonts w:hint="eastAsia" w:ascii="Times New Roman" w:hAnsi="Times New Roman" w:eastAsia="FangSong" w:cs="Times New Roman"/>
+        </w:rPr>
+        <w:t>分子保留对称面</w:t>
+      </w:r>
+      <w:r>
+        <w:rPr>
+          <w:rFonts w:ascii="Times New Roman" w:hAnsi="Times New Roman" w:eastAsia="Times New Roman" w:cs="Times New Roman"/>
+        </w:rPr>
+        <w:t xml:space="preserve"> → </w:t>
+      </w:r>
+      <w:r>
+        <w:rPr>
+          <w:rFonts w:hint="eastAsia" w:ascii="Times New Roman" w:hAnsi="Times New Roman" w:eastAsia="FangSong" w:cs="Times New Roman"/>
+        </w:rPr>
+        <w:t>内消旋体</w:t>
+      </w:r>
+      <w:r>
+        <w:rPr>
+          <w:rFonts w:hint="eastAsia" w:ascii="Times New Roman" w:hAnsi="Times New Roman" w:eastAsia="Times New Roman" w:cs="Times New Roman"/>
+        </w:rPr>
+        <w:t>；</w:t>
+      </w:r>
+      <w:r>
+        <w:rPr>
+          <w:rFonts w:hint="eastAsia" w:ascii="Times New Roman" w:hAnsi="Times New Roman" w:eastAsia="FangSong" w:cs="Times New Roman"/>
+        </w:rPr>
+        <w:t>反</w:t>
+      </w:r>
+      <w:r>
+        <w:rPr>
+          <w:rFonts w:hint="eastAsia" w:ascii="Times New Roman" w:hAnsi="Times New Roman" w:eastAsia="Times New Roman" w:cs="Times New Roman"/>
+        </w:rPr>
+        <w:t>-2-</w:t>
+      </w:r>
+      <w:r>
+        <w:rPr>
+          <w:rFonts w:hint="eastAsia" w:ascii="Times New Roman" w:hAnsi="Times New Roman" w:eastAsia="FangSong" w:cs="Times New Roman"/>
+        </w:rPr>
+        <w:t>丁烯两个</w:t>
+      </w:r>
+      <w:r>
+        <w:rPr>
+          <w:rFonts w:ascii="Times New Roman" w:hAnsi="Times New Roman" w:eastAsia="Times New Roman" w:cs="Times New Roman"/>
+        </w:rPr>
+        <w:t xml:space="preserve"> CH</w:t>
+      </w:r>
+      <w:r>
+        <w:rPr>
+          <w:rFonts w:ascii="Times New Roman" w:hAnsi="Times New Roman" w:eastAsia="Times New Roman" w:cs="Times New Roman"/>
+          <w:vertAlign w:val="subscript"/>
+        </w:rPr>
+        <w:t>3</w:t>
+      </w:r>
+      <w:r>
+        <w:rPr>
+          <w:rFonts w:ascii="Times New Roman" w:hAnsi="Times New Roman" w:eastAsia="Times New Roman" w:cs="Times New Roman"/>
+        </w:rPr>
+        <w:t xml:space="preserve"> </w:t>
+      </w:r>
+      <w:r>
+        <w:rPr>
+          <w:rFonts w:hint="eastAsia" w:ascii="Times New Roman" w:hAnsi="Times New Roman" w:eastAsia="FangSong" w:cs="Times New Roman"/>
+        </w:rPr>
+        <w:t>异侧</w:t>
+      </w:r>
+      <w:r>
+        <w:rPr>
+          <w:rFonts w:hint="eastAsia" w:ascii="Times New Roman" w:hAnsi="Times New Roman" w:eastAsia="Times New Roman" w:cs="Times New Roman"/>
+        </w:rPr>
+        <w:t>，anti</w:t>
+      </w:r>
+      <w:r>
+        <w:rPr>
+          <w:rFonts w:ascii="Times New Roman" w:hAnsi="Times New Roman" w:eastAsia="Times New Roman" w:cs="Times New Roman"/>
+        </w:rPr>
+        <w:t xml:space="preserve"> </w:t>
+      </w:r>
+      <w:r>
+        <w:rPr>
+          <w:rFonts w:hint="eastAsia" w:ascii="Times New Roman" w:hAnsi="Times New Roman" w:eastAsia="FangSong" w:cs="Times New Roman"/>
+        </w:rPr>
+        <w:t>加成后两个手性中心构型相同</w:t>
+      </w:r>
+      <w:r>
+        <w:rPr>
+          <w:rFonts w:hint="eastAsia" w:ascii="Times New Roman" w:hAnsi="Times New Roman" w:eastAsia="Times New Roman" w:cs="Times New Roman"/>
+        </w:rPr>
+        <w:t>（2R,3R</w:t>
+      </w:r>
+      <w:r>
+        <w:rPr>
+          <w:rFonts w:ascii="Times New Roman" w:hAnsi="Times New Roman" w:eastAsia="Times New Roman" w:cs="Times New Roman"/>
+        </w:rPr>
+        <w:t xml:space="preserve"> </w:t>
+      </w:r>
+      <w:r>
+        <w:rPr>
+          <w:rFonts w:hint="eastAsia" w:ascii="Times New Roman" w:hAnsi="Times New Roman" w:eastAsia="FangSong" w:cs="Times New Roman"/>
+        </w:rPr>
+        <w:t xml:space="preserve">或</w:t>
+      </w:r>
+      <w:r>
+        <w:rPr>
+          <w:rFonts w:ascii="Times New Roman" w:hAnsi="Times New Roman" w:eastAsia="Times New Roman" w:cs="Times New Roman"/>
+        </w:rPr>
+        <w:t xml:space="preserve"> </w:t>
+      </w:r>
+      <w:r>
+        <w:rPr>
+          <w:rFonts w:hint="eastAsia" w:ascii="Times New Roman" w:hAnsi="Times New Roman" w:eastAsia="Times New Roman" w:cs="Times New Roman"/>
+        </w:rPr>
+        <w:t xml:space="preserve">2S,3S）→</w:t>
+      </w:r>
+      <w:r>
+        <w:rPr>
+          <w:rFonts w:ascii="Times New Roman" w:hAnsi="Times New Roman" w:eastAsia="Times New Roman" w:cs="Times New Roman"/>
+        </w:rPr>
+        <w:t xml:space="preserve"> </w:t>
+      </w:r>
+      <w:r>
+        <w:rPr>
+          <w:rFonts w:hint="eastAsia" w:ascii="Times New Roman" w:hAnsi="Times New Roman" w:eastAsia="FangSong" w:cs="Times New Roman"/>
+        </w:rPr>
+        <w:t>一对对映体</w:t>
+      </w:r>
+      <w:r>
+        <w:rPr>
+          <w:rFonts w:hint="eastAsia" w:ascii="Times New Roman" w:hAnsi="Times New Roman" w:eastAsia="Times New Roman" w:cs="Times New Roman"/>
+        </w:rPr>
+        <w:t>。Br</w:t>
+      </w:r>
+      <w:r>
+        <w:rPr>
+          <w:rFonts w:hint="eastAsia" w:ascii="Times New Roman" w:hAnsi="Times New Roman" w:eastAsia="Times New Roman" w:cs="Times New Roman"/>
+          <w:vertAlign w:val="superscript"/>
+        </w:rPr>
+        <w:t>+</w:t>
+      </w:r>
+      <w:r>
+        <w:rPr>
+          <w:rFonts w:ascii="Times New Roman" w:hAnsi="Times New Roman" w:eastAsia="Times New Roman" w:cs="Times New Roman"/>
+        </w:rPr>
+        <w:t xml:space="preserve"> </w:t>
+      </w:r>
+      <w:r>
+        <w:rPr>
+          <w:rFonts w:hint="eastAsia" w:ascii="Times New Roman" w:hAnsi="Times New Roman" w:eastAsia="FangSong" w:cs="Times New Roman"/>
+        </w:rPr>
+        <w:t>可从双键任一表面进攻且概率相等</w:t>
+      </w:r>
+      <w:r>
+        <w:rPr>
+          <w:rFonts w:hint="eastAsia" w:ascii="Times New Roman" w:hAnsi="Times New Roman" w:eastAsia="Times New Roman" w:cs="Times New Roman"/>
+        </w:rPr>
+        <w:t>，</w:t>
+      </w:r>
+      <w:r>
+        <w:rPr>
+          <w:rFonts w:hint="eastAsia" w:ascii="Times New Roman" w:hAnsi="Times New Roman" w:eastAsia="FangSong" w:cs="Times New Roman"/>
+        </w:rPr>
+        <w:t>两条途径互为镜像</w:t>
+      </w:r>
+      <w:r>
+        <w:rPr>
+          <w:rFonts w:ascii="Times New Roman" w:hAnsi="Times New Roman" w:eastAsia="Times New Roman" w:cs="Times New Roman"/>
+        </w:rPr>
+        <w:t xml:space="preserve"> → </w:t>
+      </w:r>
+      <w:r>
+        <w:rPr>
+          <w:rFonts w:hint="eastAsia" w:ascii="Times New Roman" w:hAnsi="Times New Roman" w:eastAsia="FangSong" w:cs="Times New Roman"/>
+        </w:rPr>
+        <w:t>反式底物给出外消旋混合物</w:t>
+      </w:r>
+      <w:r>
+        <w:rPr>
+          <w:rFonts w:hint="eastAsia" w:ascii="Times New Roman" w:hAnsi="Times New Roman" w:eastAsia="Times New Roman" w:cs="Times New Roman"/>
+        </w:rPr>
+        <w:t>。</w:t>
+      </w:r>
+      <w:r>
+        <w:rPr>
+          <w:rFonts w:ascii="Times New Roman" w:hAnsi="Times New Roman" w:eastAsia="Times New Roman" w:cs="Times New Roman"/>
+        </w:rPr>
+        <w:t xml:space="preserve"> </w:t>
+      </w:r>
+      <w:r>
+        <w:rPr>
+          <w:rFonts w:hint="eastAsia" w:ascii="Times New Roman" w:hAnsi="Times New Roman" w:eastAsia="FangSong" w:cs="Times New Roman"/>
+        </w:rPr>
+        <w:t>若中间体为开链碳正离子</w:t>
+      </w:r>
+      <w:r>
+        <w:rPr>
+          <w:rFonts w:hint="eastAsia" w:ascii="Times New Roman" w:hAnsi="Times New Roman" w:eastAsia="Times New Roman" w:cs="Times New Roman"/>
+        </w:rPr>
+        <w:t>，C2-C3</w:t>
+      </w:r>
+      <w:r>
+        <w:rPr>
+          <w:rFonts w:ascii="Times New Roman" w:hAnsi="Times New Roman" w:eastAsia="Times New Roman" w:cs="Times New Roman"/>
+        </w:rPr>
+        <w:t xml:space="preserve"> </w:t>
+      </w:r>
+      <w:r>
+        <w:rPr>
+          <w:rFonts w:hint="eastAsia" w:ascii="Times New Roman" w:hAnsi="Times New Roman" w:eastAsia="FangSong" w:cs="Times New Roman"/>
+        </w:rPr>
+        <w:t>单键可自由旋转</w:t>
+      </w:r>
+      <w:r>
+        <w:rPr>
+          <w:rFonts w:hint="eastAsia" w:ascii="Times New Roman" w:hAnsi="Times New Roman" w:eastAsia="Times New Roman" w:cs="Times New Roman"/>
+        </w:rPr>
+        <w:t>，</w:t>
+      </w:r>
+      <w:r>
+        <w:rPr>
+          <w:rFonts w:hint="eastAsia" w:ascii="Times New Roman" w:hAnsi="Times New Roman" w:eastAsia="FangSong" w:cs="Times New Roman"/>
+        </w:rPr>
+        <w:t>将得到</w:t>
+      </w:r>
+      <w:r>
+        <w:rPr>
+          <w:rFonts w:ascii="Times New Roman" w:hAnsi="Times New Roman" w:eastAsia="Times New Roman" w:cs="Times New Roman"/>
+        </w:rPr>
+        <w:t xml:space="preserve"> anti/syn </w:t>
+      </w:r>
+      <w:r>
+        <w:rPr>
+          <w:rFonts w:hint="eastAsia" w:ascii="Times New Roman" w:hAnsi="Times New Roman" w:eastAsia="FangSong" w:cs="Times New Roman"/>
+        </w:rPr>
+        <w:t>混合产物</w:t>
+      </w:r>
+      <w:r>
+        <w:rPr>
+          <w:rFonts w:hint="eastAsia" w:ascii="Times New Roman" w:hAnsi="Times New Roman" w:eastAsia="Times New Roman" w:cs="Times New Roman"/>
+        </w:rPr>
+        <w:t>、</w:t>
+      </w:r>
+      <w:r>
+        <w:rPr>
+          <w:rFonts w:hint="eastAsia" w:ascii="Times New Roman" w:hAnsi="Times New Roman" w:eastAsia="FangSong" w:cs="Times New Roman"/>
+        </w:rPr>
+        <w:t>丧失立体专一性</w:t>
+      </w:r>
+      <w:r>
+        <w:rPr>
+          <w:rFonts w:hint="eastAsia" w:ascii="Times New Roman" w:hAnsi="Times New Roman" w:eastAsia="Times New Roman" w:cs="Times New Roman"/>
+        </w:rPr>
+        <w:t>——</w:t>
+      </w:r>
+      <w:r>
+        <w:rPr>
+          <w:rFonts w:hint="eastAsia" w:ascii="Times New Roman" w:hAnsi="Times New Roman" w:eastAsia="FangSong" w:cs="Times New Roman"/>
+        </w:rPr>
+        <w:t>实验观察到专一</w:t>
+      </w:r>
+      <w:r>
+        <w:rPr>
+          <w:rFonts w:ascii="Times New Roman" w:hAnsi="Times New Roman" w:eastAsia="Times New Roman" w:cs="Times New Roman"/>
+        </w:rPr>
+        <w:t xml:space="preserve"> anti </w:t>
+      </w:r>
+      <w:r>
+        <w:rPr>
+          <w:rFonts w:hint="eastAsia" w:ascii="Times New Roman" w:hAnsi="Times New Roman" w:eastAsia="FangSong" w:cs="Times New Roman"/>
+        </w:rPr>
+        <w:t>产物</w:t>
+      </w:r>
+      <w:r>
+        <w:rPr>
+          <w:rFonts w:hint="eastAsia" w:ascii="Times New Roman" w:hAnsi="Times New Roman" w:eastAsia="Times New Roman" w:cs="Times New Roman"/>
+        </w:rPr>
+        <w:t>，</w:t>
+      </w:r>
+      <w:r>
+        <w:rPr>
+          <w:rFonts w:hint="eastAsia" w:ascii="Times New Roman" w:hAnsi="Times New Roman" w:eastAsia="FangSong" w:cs="Times New Roman"/>
+        </w:rPr>
+        <w:t>正是溴鎓离子机理的证据</w:t>
+      </w:r>
+      <w:r>
+        <w:rPr>
+          <w:rFonts w:hint="eastAsia" w:ascii="Times New Roman" w:hAnsi="Times New Roman" w:eastAsia="Times New Roman" w:cs="Times New Roman"/>
+        </w:rPr>
+        <w:t>。</w:t>
+      </w:r>
+    </w:p>
+    <w:p>
+      <w:pPr>
+        <w:pStyle w:val="BodyText"/>
+      </w:pPr>
+      <w:r>
+        <w:rPr>
+          <w:rFonts w:ascii="Times New Roman" w:hAnsi="Times New Roman" w:eastAsia="Times New Roman" w:cs="Times New Roman"/>
+          <w:b/>
+          <w:bCs/>
+        </w:rPr>
+        <w:t xml:space="preserve">10.</w:t>
+      </w:r>
+      <w:r>
+        <w:rPr>
+          <w:rFonts w:ascii="Times New Roman" w:hAnsi="Times New Roman" w:eastAsia="Times New Roman" w:cs="Times New Roman"/>
+        </w:rPr>
+        <w:t xml:space="preserve"> </w:t>
+      </w:r>
+      <w:r>
+        <w:rPr>
+          <w:rFonts w:hint="eastAsia" w:ascii="Times New Roman" w:hAnsi="Times New Roman" w:eastAsia="FangSong" w:cs="Times New Roman"/>
+        </w:rPr>
+        <w:t xml:space="preserve">加</w:t>
+      </w:r>
+      <w:r>
+        <w:rPr>
+          <w:rFonts w:ascii="Times New Roman" w:hAnsi="Times New Roman" w:eastAsia="Times New Roman" w:cs="Times New Roman"/>
+        </w:rPr>
+        <w:t xml:space="preserve"> 2 mol H</w:t>
+      </w:r>
+      <w:r>
+        <w:rPr>
+          <w:rFonts w:ascii="Times New Roman" w:hAnsi="Times New Roman" w:eastAsia="Times New Roman" w:cs="Times New Roman"/>
+          <w:vertAlign w:val="subscript"/>
+        </w:rPr>
+        <w:t>2</w:t>
+      </w:r>
+      <w:r>
+        <w:rPr>
+          <w:rFonts w:ascii="Times New Roman" w:hAnsi="Times New Roman" w:eastAsia="Times New Roman" w:cs="Times New Roman"/>
+        </w:rPr>
+        <w:t xml:space="preserve"> </w:t>
+      </w:r>
+      <w:r>
+        <w:rPr>
+          <w:rFonts w:hint="eastAsia" w:ascii="Times New Roman" w:hAnsi="Times New Roman" w:eastAsia="FangSong" w:cs="Times New Roman"/>
+        </w:rPr>
+        <w:t xml:space="preserve">得</w:t>
+      </w:r>
+      <w:r>
+        <w:rPr>
+          <w:rFonts w:ascii="Times New Roman" w:hAnsi="Times New Roman" w:eastAsia="Times New Roman" w:cs="Times New Roman"/>
+        </w:rPr>
+        <w:t xml:space="preserve"> C</w:t>
+      </w:r>
+      <w:r>
+        <w:rPr>
+          <w:rFonts w:ascii="Times New Roman" w:hAnsi="Times New Roman" w:eastAsia="Times New Roman" w:cs="Times New Roman"/>
+          <w:vertAlign w:val="subscript"/>
+        </w:rPr>
+        <w:t>5</w:t>
+      </w:r>
+      <w:r>
+        <w:rPr>
+          <w:rFonts w:ascii="Times New Roman" w:hAnsi="Times New Roman" w:eastAsia="Times New Roman" w:cs="Times New Roman"/>
+        </w:rPr>
+        <w:t>H</w:t>
+      </w:r>
+      <w:r>
+        <w:rPr>
+          <w:rFonts w:ascii="Times New Roman" w:hAnsi="Times New Roman" w:eastAsia="Times New Roman" w:cs="Times New Roman"/>
+          <w:vertAlign w:val="subscript"/>
+        </w:rPr>
+        <w:t>12</w:t>
+      </w:r>
+      <w:r>
+        <w:rPr>
+          <w:rFonts w:ascii="Times New Roman" w:hAnsi="Times New Roman" w:eastAsia="Times New Roman" w:cs="Times New Roman"/>
+        </w:rPr>
+        <w:t xml:space="preserve"> </w:t>
+      </w:r>
+      <w:r>
+        <w:rPr>
+          <w:rFonts w:hint="eastAsia" w:ascii="Times New Roman" w:hAnsi="Times New Roman" w:eastAsia="FangSong" w:cs="Times New Roman"/>
+        </w:rPr>
+        <w:t xml:space="preserve">只说明分子含两个</w:t>
+      </w:r>
+      <w:r>
+        <w:rPr>
+          <w:rFonts w:ascii="Times New Roman" w:hAnsi="Times New Roman" w:eastAsia="Times New Roman" w:cs="Times New Roman"/>
+        </w:rPr>
+        <w:t xml:space="preserve"> π </w:t>
+      </w:r>
+      <w:r>
+        <w:rPr>
+          <w:rFonts w:hint="eastAsia" w:ascii="Times New Roman" w:hAnsi="Times New Roman" w:eastAsia="FangSong" w:cs="Times New Roman"/>
+        </w:rPr>
+        <w:t>键</w:t>
+      </w:r>
+      <w:r>
+        <w:rPr>
+          <w:rFonts w:hint="eastAsia" w:ascii="Times New Roman" w:hAnsi="Times New Roman" w:eastAsia="Times New Roman" w:cs="Times New Roman"/>
+        </w:rPr>
+        <w:t>；「</w:t>
+      </w:r>
+      <w:r>
+        <w:rPr>
+          <w:rFonts w:hint="eastAsia" w:ascii="Times New Roman" w:hAnsi="Times New Roman" w:eastAsia="FangSong" w:cs="Times New Roman"/>
+        </w:rPr>
+        <w:t>低温</w:t>
+      </w:r>
+      <w:r>
+        <w:rPr>
+          <w:rFonts w:hint="eastAsia" w:ascii="Times New Roman" w:hAnsi="Times New Roman" w:eastAsia="Times New Roman" w:cs="Times New Roman"/>
+        </w:rPr>
+        <w:t>/</w:t>
+      </w:r>
+      <w:r>
+        <w:rPr>
+          <w:rFonts w:hint="eastAsia" w:ascii="Times New Roman" w:hAnsi="Times New Roman" w:eastAsia="FangSong" w:cs="Times New Roman"/>
+        </w:rPr>
+        <w:t>高温主产物不同</w:t>
+      </w:r>
+      <w:r>
+        <w:rPr>
+          <w:rFonts w:hint="eastAsia" w:ascii="Times New Roman" w:hAnsi="Times New Roman" w:eastAsia="Times New Roman" w:cs="Times New Roman"/>
+        </w:rPr>
+        <w:t>」</w:t>
+      </w:r>
+      <w:r>
+        <w:rPr>
+          <w:rFonts w:hint="eastAsia" w:ascii="Times New Roman" w:hAnsi="Times New Roman" w:eastAsia="FangSong" w:cs="Times New Roman"/>
+        </w:rPr>
+        <w:t>是共轭二烯</w:t>
+      </w:r>
+      <w:r>
+        <w:rPr>
+          <w:rFonts w:ascii="Times New Roman" w:hAnsi="Times New Roman" w:eastAsia="Times New Roman" w:cs="Times New Roman"/>
+        </w:rPr>
+        <w:t xml:space="preserve"> 1,2-/1,4- </w:t>
+      </w:r>
+      <w:r>
+        <w:rPr>
+          <w:rFonts w:hint="eastAsia" w:ascii="Times New Roman" w:hAnsi="Times New Roman" w:eastAsia="FangSong" w:cs="Times New Roman"/>
+        </w:rPr>
+        <w:t>加成动力学</w:t>
+      </w:r>
+      <w:r>
+        <w:rPr>
+          <w:rFonts w:hint="eastAsia" w:ascii="Times New Roman" w:hAnsi="Times New Roman" w:eastAsia="Times New Roman" w:cs="Times New Roman"/>
+        </w:rPr>
+        <w:t>/</w:t>
+      </w:r>
+      <w:r>
+        <w:rPr>
+          <w:rFonts w:hint="eastAsia" w:ascii="Times New Roman" w:hAnsi="Times New Roman" w:eastAsia="FangSong" w:cs="Times New Roman"/>
+        </w:rPr>
+        <w:t>热力学控制的特征</w:t>
+      </w:r>
+      <w:r>
+        <w:rPr>
+          <w:rFonts w:ascii="Times New Roman" w:hAnsi="Times New Roman" w:eastAsia="Times New Roman" w:cs="Times New Roman"/>
+        </w:rPr>
+        <w:t xml:space="preserve"> → </w:t>
+      </w:r>
+      <w:r>
+        <w:rPr>
+          <w:rFonts w:hint="eastAsia" w:ascii="Times New Roman" w:hAnsi="Times New Roman" w:eastAsia="FangSong" w:cs="Times New Roman"/>
+        </w:rPr>
+        <w:t xml:space="preserve">该二烯烃必须含</w:t>
+      </w:r>
+      <w:r>
+        <w:rPr>
+          <w:rFonts w:hint="eastAsia" w:ascii="Times New Roman" w:hAnsi="Times New Roman" w:eastAsia="FangSong" w:cs="Times New Roman"/>
+          <w:b/>
+          <w:bCs/>
+        </w:rPr>
+        <w:t xml:space="preserve">共轭二烯骨架</w:t>
+      </w:r>
+      <w:r>
+        <w:rPr>
+          <w:rFonts w:ascii="Times New Roman" w:hAnsi="Times New Roman" w:eastAsia="Times New Roman" w:cs="Times New Roman"/>
+        </w:rPr>
+        <w:t>。C</w:t>
+      </w:r>
+      <w:r>
+        <w:rPr>
+          <w:rFonts w:ascii="Times New Roman" w:hAnsi="Times New Roman" w:eastAsia="Times New Roman" w:cs="Times New Roman"/>
+          <w:vertAlign w:val="subscript"/>
+        </w:rPr>
+        <w:t>5</w:t>
+      </w:r>
+      <w:r>
+        <w:rPr>
+          <w:rFonts w:ascii="Times New Roman" w:hAnsi="Times New Roman" w:eastAsia="Times New Roman" w:cs="Times New Roman"/>
+        </w:rPr>
+        <w:t>H</w:t>
+      </w:r>
+      <w:r>
+        <w:rPr>
+          <w:rFonts w:ascii="Times New Roman" w:hAnsi="Times New Roman" w:eastAsia="Times New Roman" w:cs="Times New Roman"/>
+          <w:vertAlign w:val="subscript"/>
+        </w:rPr>
+        <w:t>8</w:t>
+      </w:r>
+      <w:r>
+        <w:rPr>
+          <w:rFonts w:ascii="Times New Roman" w:hAnsi="Times New Roman" w:eastAsia="Times New Roman" w:cs="Times New Roman"/>
+        </w:rPr>
+        <w:t xml:space="preserve"> </w:t>
+      </w:r>
+      <w:r>
+        <w:rPr>
+          <w:rFonts w:hint="eastAsia" w:ascii="Times New Roman" w:hAnsi="Times New Roman" w:eastAsia="FangSong" w:cs="Times New Roman"/>
+        </w:rPr>
+        <w:t>的共轭二烯只有两种可能</w:t>
+      </w:r>
+      <w:r>
+        <w:rPr>
+          <w:rFonts w:hint="eastAsia" w:ascii="Times New Roman" w:hAnsi="Times New Roman" w:eastAsia="Times New Roman" w:cs="Times New Roman"/>
+        </w:rPr>
+        <w:t>：</w:t>
+      </w:r>
+      <w:r>
+        <w:rPr>
+          <w:rFonts w:ascii="Times New Roman" w:hAnsi="Times New Roman" w:eastAsia="Times New Roman" w:cs="Times New Roman"/>
+        </w:rPr>
+        <w:t xml:space="preserve"> </w:t>
+      </w:r>
+      <w:r>
+        <w:rPr>
+          <w:rFonts w:ascii="Times New Roman" w:hAnsi="Times New Roman" w:eastAsia="Times New Roman" w:cs="Times New Roman"/>
+        </w:rPr>
+        <w:t xml:space="preserve">- </w:t>
+      </w:r>
+      <w:r>
+        <w:rPr>
+          <w:rFonts w:hint="eastAsia" w:ascii="Times New Roman" w:hAnsi="Times New Roman" w:eastAsia="Times New Roman" w:cs="Times New Roman"/>
+        </w:rPr>
+        <w:t>CH</w:t>
+      </w:r>
+      <w:r>
+        <w:rPr>
+          <w:rFonts w:hint="eastAsia" w:ascii="Times New Roman" w:hAnsi="Times New Roman" w:eastAsia="Times New Roman" w:cs="Times New Roman"/>
+          <w:vertAlign w:val="subscript"/>
+        </w:rPr>
+        <w:t>2</w:t>
+      </w:r>
+      <w:r>
+        <w:rPr>
+          <w:rFonts w:hint="eastAsia" w:ascii="Times New Roman" w:hAnsi="Times New Roman" w:eastAsia="Times New Roman" w:cs="Times New Roman"/>
+        </w:rPr>
+        <w:t>=CH-CH=CH-CH</w:t>
+      </w:r>
+      <w:r>
+        <w:rPr>
+          <w:rFonts w:hint="eastAsia" w:ascii="Times New Roman" w:hAnsi="Times New Roman" w:eastAsia="Times New Roman" w:cs="Times New Roman"/>
+          <w:vertAlign w:val="subscript"/>
+        </w:rPr>
+        <w:t>3</w:t>
+      </w:r>
+      <w:r>
+        <w:rPr>
+          <w:rFonts w:hint="eastAsia" w:ascii="Times New Roman" w:hAnsi="Times New Roman" w:eastAsia="Times New Roman" w:cs="Times New Roman"/>
+        </w:rPr>
+        <w:t>（1,3-</w:t>
+      </w:r>
+      <w:r>
+        <w:rPr>
+          <w:rFonts w:hint="eastAsia" w:ascii="Times New Roman" w:hAnsi="Times New Roman" w:eastAsia="FangSong" w:cs="Times New Roman"/>
+        </w:rPr>
+        <w:t>戊二烯</w:t>
+      </w:r>
+      <w:r>
+        <w:rPr>
+          <w:rFonts w:hint="eastAsia" w:ascii="Times New Roman" w:hAnsi="Times New Roman" w:eastAsia="Times New Roman" w:cs="Times New Roman"/>
+        </w:rPr>
+        <w:t>）；</w:t>
+      </w:r>
+      <w:r>
+        <w:rPr>
+          <w:rFonts w:ascii="Times New Roman" w:hAnsi="Times New Roman" w:eastAsia="Times New Roman" w:cs="Times New Roman"/>
+        </w:rPr>
+        <w:t xml:space="preserve"> </w:t>
+      </w:r>
+      <w:r>
+        <w:rPr>
+          <w:rFonts w:ascii="Times New Roman" w:hAnsi="Times New Roman" w:eastAsia="Times New Roman" w:cs="Times New Roman"/>
+        </w:rPr>
+        <w:t xml:space="preserve">- </w:t>
+      </w:r>
+      <w:r>
+        <w:rPr>
+          <w:rFonts w:hint="eastAsia" w:ascii="Times New Roman" w:hAnsi="Times New Roman" w:eastAsia="Times New Roman" w:cs="Times New Roman"/>
+        </w:rPr>
+        <w:t>CH</w:t>
+      </w:r>
+      <w:r>
+        <w:rPr>
+          <w:rFonts w:hint="eastAsia" w:ascii="Times New Roman" w:hAnsi="Times New Roman" w:eastAsia="Times New Roman" w:cs="Times New Roman"/>
+          <w:vertAlign w:val="subscript"/>
+        </w:rPr>
+        <w:t>2</w:t>
+      </w:r>
+      <w:r>
+        <w:rPr>
+          <w:rFonts w:hint="eastAsia" w:ascii="Times New Roman" w:hAnsi="Times New Roman" w:eastAsia="Times New Roman" w:cs="Times New Roman"/>
+        </w:rPr>
+        <w:t>=C(CH</w:t>
+      </w:r>
+      <w:r>
+        <w:rPr>
+          <w:rFonts w:hint="eastAsia" w:ascii="Times New Roman" w:hAnsi="Times New Roman" w:eastAsia="Times New Roman" w:cs="Times New Roman"/>
+          <w:vertAlign w:val="subscript"/>
+        </w:rPr>
+        <w:t>3</w:t>
+      </w:r>
+      <w:r>
+        <w:rPr>
+          <w:rFonts w:hint="eastAsia" w:ascii="Times New Roman" w:hAnsi="Times New Roman" w:eastAsia="Times New Roman" w:cs="Times New Roman"/>
+        </w:rPr>
+        <w:t>)-CH=CH</w:t>
+      </w:r>
+      <w:r>
+        <w:rPr>
+          <w:rFonts w:hint="eastAsia" w:ascii="Times New Roman" w:hAnsi="Times New Roman" w:eastAsia="Times New Roman" w:cs="Times New Roman"/>
+          <w:vertAlign w:val="subscript"/>
+        </w:rPr>
+        <w:t>2</w:t>
+      </w:r>
+      <w:r>
+        <w:rPr>
+          <w:rFonts w:hint="eastAsia" w:ascii="Times New Roman" w:hAnsi="Times New Roman" w:eastAsia="Times New Roman" w:cs="Times New Roman"/>
+        </w:rPr>
+        <w:t>（</w:t>
+      </w:r>
+      <w:r>
+        <w:rPr>
+          <w:rFonts w:hint="eastAsia" w:ascii="Times New Roman" w:hAnsi="Times New Roman" w:eastAsia="FangSong" w:cs="Times New Roman"/>
+        </w:rPr>
+        <w:t>异戊二烯</w:t>
+      </w:r>
+      <w:r>
+        <w:rPr>
+          <w:rFonts w:hint="eastAsia" w:ascii="Times New Roman" w:hAnsi="Times New Roman" w:eastAsia="Times New Roman" w:cs="Times New Roman"/>
+        </w:rPr>
+        <w:t>，2-</w:t>
+      </w:r>
+      <w:r>
+        <w:rPr>
+          <w:rFonts w:hint="eastAsia" w:ascii="Times New Roman" w:hAnsi="Times New Roman" w:eastAsia="FangSong" w:cs="Times New Roman"/>
+        </w:rPr>
+        <w:t>甲基</w:t>
+      </w:r>
+      <w:r>
+        <w:rPr>
+          <w:rFonts w:hint="eastAsia" w:ascii="Times New Roman" w:hAnsi="Times New Roman" w:eastAsia="Times New Roman" w:cs="Times New Roman"/>
+        </w:rPr>
+        <w:t>-1,3-</w:t>
+      </w:r>
+      <w:r>
+        <w:rPr>
+          <w:rFonts w:hint="eastAsia" w:ascii="Times New Roman" w:hAnsi="Times New Roman" w:eastAsia="FangSong" w:cs="Times New Roman"/>
+        </w:rPr>
+        <w:t>丁二烯</w:t>
+      </w:r>
+      <w:r>
+        <w:rPr>
+          <w:rFonts w:hint="eastAsia" w:ascii="Times New Roman" w:hAnsi="Times New Roman" w:eastAsia="Times New Roman" w:cs="Times New Roman"/>
+        </w:rPr>
+        <w:t>）。</w:t>
+      </w:r>
+      <w:r>
+        <w:rPr>
+          <w:rFonts w:ascii="Times New Roman" w:hAnsi="Times New Roman" w:eastAsia="Times New Roman" w:cs="Times New Roman"/>
+        </w:rPr>
+        <w:t xml:space="preserve"> </w:t>
+      </w:r>
+      <w:r>
+        <w:rPr>
+          <w:rFonts w:hint="eastAsia" w:ascii="Times New Roman" w:hAnsi="Times New Roman" w:eastAsia="FangSong" w:cs="Times New Roman"/>
+        </w:rPr>
+        <w:t>二者均满足题设</w:t>
+      </w:r>
+      <w:r>
+        <w:rPr>
+          <w:rFonts w:hint="eastAsia" w:ascii="Times New Roman" w:hAnsi="Times New Roman" w:eastAsia="Times New Roman" w:cs="Times New Roman"/>
+        </w:rPr>
+        <w:t>。</w:t>
+      </w:r>
+      <w:r>
+        <w:rPr>
+          <w:rFonts w:hint="eastAsia" w:ascii="Times New Roman" w:hAnsi="Times New Roman" w:eastAsia="FangSong" w:cs="Times New Roman"/>
+        </w:rPr>
+        <w:t>排除其余异构体</w:t>
+      </w:r>
+      <w:r>
+        <w:rPr>
+          <w:rFonts w:hint="eastAsia" w:ascii="Times New Roman" w:hAnsi="Times New Roman" w:eastAsia="Times New Roman" w:cs="Times New Roman"/>
+        </w:rPr>
+        <w:t>：1,4-</w:t>
+      </w:r>
+      <w:r>
+        <w:rPr>
+          <w:rFonts w:hint="eastAsia" w:ascii="Times New Roman" w:hAnsi="Times New Roman" w:eastAsia="FangSong" w:cs="Times New Roman"/>
+        </w:rPr>
+        <w:t>戊二烯</w:t>
+      </w:r>
+      <w:r>
+        <w:rPr>
+          <w:rFonts w:hint="eastAsia" w:ascii="Times New Roman" w:hAnsi="Times New Roman" w:eastAsia="Times New Roman" w:cs="Times New Roman"/>
+        </w:rPr>
+        <w:t>（</w:t>
+      </w:r>
+      <w:r>
+        <w:rPr>
+          <w:rFonts w:hint="eastAsia" w:ascii="Times New Roman" w:hAnsi="Times New Roman" w:eastAsia="FangSong" w:cs="Times New Roman"/>
+        </w:rPr>
+        <w:t>孤立二烯</w:t>
+      </w:r>
+      <w:r>
+        <w:rPr>
+          <w:rFonts w:hint="eastAsia" w:ascii="Times New Roman" w:hAnsi="Times New Roman" w:eastAsia="Times New Roman" w:cs="Times New Roman"/>
+        </w:rPr>
+        <w:t>，</w:t>
+      </w:r>
+      <w:r>
+        <w:rPr>
+          <w:rFonts w:hint="eastAsia" w:ascii="Times New Roman" w:hAnsi="Times New Roman" w:eastAsia="FangSong" w:cs="Times New Roman"/>
+        </w:rPr>
+        <w:t>两个双键独立反应</w:t>
+      </w:r>
+      <w:r>
+        <w:rPr>
+          <w:rFonts w:hint="eastAsia" w:ascii="Times New Roman" w:hAnsi="Times New Roman" w:eastAsia="Times New Roman" w:cs="Times New Roman"/>
+        </w:rPr>
+        <w:t>，</w:t>
+      </w:r>
+      <w:r>
+        <w:rPr>
+          <w:rFonts w:hint="eastAsia" w:ascii="Times New Roman" w:hAnsi="Times New Roman" w:eastAsia="FangSong" w:cs="Times New Roman"/>
+        </w:rPr>
+        <w:t>产物不随温度切换</w:t>
+      </w:r>
+      <w:r>
+        <w:rPr>
+          <w:rFonts w:hint="eastAsia" w:ascii="Times New Roman" w:hAnsi="Times New Roman" w:eastAsia="Times New Roman" w:cs="Times New Roman"/>
+        </w:rPr>
+        <w:t>）、</w:t>
+      </w:r>
+      <w:r>
+        <w:rPr>
+          <w:rFonts w:hint="eastAsia" w:ascii="Times New Roman" w:hAnsi="Times New Roman" w:eastAsia="FangSong" w:cs="Times New Roman"/>
+        </w:rPr>
+        <w:t>累积二烯</w:t>
+      </w:r>
+      <w:r>
+        <w:rPr>
+          <w:rFonts w:hint="eastAsia" w:ascii="Times New Roman" w:hAnsi="Times New Roman" w:eastAsia="Times New Roman" w:cs="Times New Roman"/>
+        </w:rPr>
+        <w:t>（1,2-</w:t>
+      </w:r>
+      <w:r>
+        <w:rPr>
+          <w:rFonts w:hint="eastAsia" w:ascii="Times New Roman" w:hAnsi="Times New Roman" w:eastAsia="FangSong" w:cs="Times New Roman"/>
+        </w:rPr>
+        <w:t>戊二烯</w:t>
+      </w:r>
+      <w:r>
+        <w:rPr>
+          <w:rFonts w:hint="eastAsia" w:ascii="Times New Roman" w:hAnsi="Times New Roman" w:eastAsia="Times New Roman" w:cs="Times New Roman"/>
+        </w:rPr>
+        <w:t>，</w:t>
+      </w:r>
+      <w:r>
+        <w:rPr>
+          <w:rFonts w:hint="eastAsia" w:ascii="Times New Roman" w:hAnsi="Times New Roman" w:eastAsia="FangSong" w:cs="Times New Roman"/>
+        </w:rPr>
+        <w:t>无</w:t>
+      </w:r>
+      <w:r>
+        <w:rPr>
+          <w:rFonts w:ascii="Times New Roman" w:hAnsi="Times New Roman" w:eastAsia="Times New Roman" w:cs="Times New Roman"/>
+        </w:rPr>
+        <w:t xml:space="preserve"> 1,4- </w:t>
+      </w:r>
+      <w:r>
+        <w:rPr>
+          <w:rFonts w:hint="eastAsia" w:ascii="Times New Roman" w:hAnsi="Times New Roman" w:eastAsia="FangSong" w:cs="Times New Roman"/>
+        </w:rPr>
+        <w:t>加成通道</w:t>
+      </w:r>
+      <w:r>
+        <w:rPr>
+          <w:rFonts w:hint="eastAsia" w:ascii="Times New Roman" w:hAnsi="Times New Roman" w:eastAsia="Times New Roman" w:cs="Times New Roman"/>
+        </w:rPr>
+        <w:t>、</w:t>
+      </w:r>
+      <w:r>
+        <w:rPr>
+          <w:rFonts w:hint="eastAsia" w:ascii="Times New Roman" w:hAnsi="Times New Roman" w:eastAsia="FangSong" w:cs="Times New Roman"/>
+        </w:rPr>
+        <w:t>无</w:t>
+      </w:r>
+      <w:r>
+        <w:rPr>
+          <w:rFonts w:ascii="Times New Roman" w:hAnsi="Times New Roman" w:eastAsia="Times New Roman" w:cs="Times New Roman"/>
+        </w:rPr>
+        <w:t xml:space="preserve"> K/T </w:t>
+      </w:r>
+      <w:r>
+        <w:rPr>
+          <w:rFonts w:hint="eastAsia" w:ascii="Times New Roman" w:hAnsi="Times New Roman" w:eastAsia="FangSong" w:cs="Times New Roman"/>
+        </w:rPr>
+        <w:t>控制</w:t>
+      </w:r>
+      <w:r>
+        <w:rPr>
+          <w:rFonts w:hint="eastAsia" w:ascii="Times New Roman" w:hAnsi="Times New Roman" w:eastAsia="Times New Roman" w:cs="Times New Roman"/>
+        </w:rPr>
+        <w:t>）。</w:t>
+      </w:r>
+    </w:p>
     <w:bookmarkEnd w:id="37"/>
+    <w:bookmarkEnd w:id="38"/>
     <w:sectPr>
       <w:footerReference w:type="default" r:id="rId9"/>
       <w:footnotePr>

--- a/06-学生侧材料/讲义/6-有机化学/烷烃烯烃炔烃.docx
+++ b/06-学生侧材料/讲义/6-有机化学/烷烃烯烃炔烃.docx
@@ -15102,18 +15102,6 @@
       </w:pPr>
       <w:r>
         <w:rPr>
-          <w:rFonts w:ascii="Times New Roman" w:hAnsi="Times New Roman" w:eastAsia="Times New Roman" w:cs="Times New Roman"/>
-        </w:rPr>
-        <w:t xml:space="preserve">🔒</w:t>
-      </w:r>
-      <w:r>
-        <w:rPr>
-          <w:rFonts w:ascii="Times New Roman" w:hAnsi="Times New Roman" w:eastAsia="Times New Roman" w:cs="Times New Roman"/>
-        </w:rPr>
-        <w:t xml:space="preserve"> </w:t>
-      </w:r>
-      <w:r>
-        <w:rPr>
           <w:rFonts w:hint="eastAsia" w:ascii="Times New Roman" w:hAnsi="Times New Roman" w:eastAsia="FangSong" w:cs="Times New Roman"/>
           <w:b/>
           <w:bCs/>
@@ -18311,12 +18299,6 @@
       <w:pPr>
         <w:pStyle w:val="BlockText"/>
       </w:pPr>
-      <w:r>
-        <w:rPr>
-          <w:rFonts w:ascii="Times New Roman" w:hAnsi="Times New Roman" w:eastAsia="Times New Roman" w:cs="Times New Roman"/>
-        </w:rPr>
-        <w:t xml:space="preserve">📖 </w:t>
-      </w:r>
       <w:r>
         <w:rPr>
           <w:rFonts w:hint="eastAsia" w:ascii="Times New Roman" w:hAnsi="Times New Roman" w:eastAsia="FangSong" w:cs="Times New Roman"/>

--- a/06-学生侧材料/讲义/6-有机化学/烷烃烯烃炔烃.docx
+++ b/06-学生侧材料/讲义/6-有机化学/烷烃烯烃炔烃.docx
@@ -3117,7 +3117,7 @@
         <w:rPr>
           <w:rFonts w:hint="eastAsia" w:ascii="Times New Roman" w:hAnsi="Times New Roman" w:eastAsia="FangSong" w:cs="Times New Roman"/>
         </w:rPr>
-        <w:t>溴代几乎专一发生在最有</w:t>
+        <w:t>溴代几乎专一发生在最弱的</w:t>
       </w:r>
       <w:r>
         <w:rPr>
@@ -10663,7 +10663,7 @@
               <w:rPr>
                 <w:rFonts w:hint="eastAsia" w:ascii="Times New Roman" w:hAnsi="Times New Roman" w:eastAsia="FangSong" w:cs="Times New Roman"/>
               </w:rPr>
-              <w:t>双键更取代</w:t>
+              <w:t>双键取代度更高</w:t>
             </w:r>
             <w:r>
               <w:rPr>
@@ -14972,7 +14972,7 @@
         <w:rPr>
           <w:rFonts w:hint="eastAsia" w:ascii="Times New Roman" w:hAnsi="Times New Roman" w:eastAsia="FangSong" w:cs="Times New Roman"/>
         </w:rPr>
-        <w:t xml:space="preserve">进攻电负性较大的末端</w:t>
+        <w:t xml:space="preserve">进攻位阻较小的末端</w:t>
       </w:r>
       <w:r>
         <w:rPr>
@@ -15640,19 +15640,13 @@
               <w:rPr>
                 <w:rFonts w:hint="eastAsia" w:ascii="Times New Roman" w:hAnsi="Times New Roman" w:eastAsia="Times New Roman" w:cs="Times New Roman"/>
               </w:rPr>
-              <w:t>)</w:t>
-            </w:r>
-            <w:r>
-              <w:rPr>
-                <w:rFonts w:hint="eastAsia" w:ascii="Times New Roman" w:hAnsi="Times New Roman" w:eastAsia="FangSong" w:cs="Times New Roman"/>
-              </w:rPr>
-              <w:t>或顺式</w:t>
-            </w:r>
-            <w:r>
-              <w:rPr>
-                <w:rFonts w:hint="eastAsia" w:ascii="Times New Roman" w:hAnsi="Times New Roman" w:eastAsia="Times New Roman" w:cs="Times New Roman"/>
-              </w:rPr>
-              <w:t>(OH)</w:t>
+              <w:t>)；</w:t>
+            </w:r>
+            <w:r>
+              <w:rPr>
+                <w:rFonts w:hint="eastAsia" w:ascii="Times New Roman" w:hAnsi="Times New Roman" w:eastAsia="FangSong" w:cs="Times New Roman"/>
+              </w:rPr>
+              <w:t>经碳正离子者无立体专一</w:t>
             </w:r>
           </w:p>
         </w:tc>

--- a/06-学生侧材料/讲义/6-有机化学/烷烃烯烃炔烃.docx
+++ b/06-学生侧材料/讲义/6-有机化学/烷烃烯烃炔烃.docx
@@ -3081,7 +3081,37 @@
         <w:rPr>
           <w:rFonts w:hint="eastAsia" w:ascii="Times New Roman" w:hAnsi="Times New Roman" w:eastAsia="FangSong" w:cs="Times New Roman"/>
         </w:rPr>
-        <w:t>因为溴自由基更稳定</w:t>
+        <w:t>这不能靠</w:t>
+      </w:r>
+      <w:r>
+        <w:rPr>
+          <w:rFonts w:hint="eastAsia" w:ascii="Times New Roman" w:hAnsi="Times New Roman" w:eastAsia="Times New Roman" w:cs="Times New Roman"/>
+        </w:rPr>
+        <w:t>”Br·</w:t>
+      </w:r>
+      <w:r>
+        <w:rPr>
+          <w:rFonts w:ascii="Times New Roman" w:hAnsi="Times New Roman" w:eastAsia="Times New Roman" w:cs="Times New Roman"/>
+        </w:rPr>
+        <w:t xml:space="preserve"> </w:t>
+      </w:r>
+      <w:r>
+        <w:rPr>
+          <w:rFonts w:hint="eastAsia" w:ascii="Times New Roman" w:hAnsi="Times New Roman" w:eastAsia="FangSong" w:cs="Times New Roman"/>
+        </w:rPr>
+        <w:t>更稳定</w:t>
+      </w:r>
+      <w:r>
+        <w:rPr>
+          <w:rFonts w:hint="eastAsia" w:ascii="Times New Roman" w:hAnsi="Times New Roman" w:eastAsia="Times New Roman" w:cs="Times New Roman"/>
+        </w:rPr>
+        <w:t>”</w:t>
+      </w:r>
+      <w:r>
+        <w:rPr>
+          <w:rFonts w:hint="eastAsia" w:ascii="Times New Roman" w:hAnsi="Times New Roman" w:eastAsia="FangSong" w:cs="Times New Roman"/>
+        </w:rPr>
+        <w:t>来解释</w:t>
       </w:r>
       <w:r>
         <w:rPr>
@@ -3093,43 +3123,249 @@
         <w:rPr>
           <w:rFonts w:hint="eastAsia" w:ascii="Times New Roman" w:hAnsi="Times New Roman" w:eastAsia="FangSong" w:cs="Times New Roman"/>
         </w:rPr>
-        <w:t>反应更</w:t>
-      </w:r>
-      <w:r>
-        <w:rPr>
-          <w:rFonts w:hint="eastAsia" w:ascii="Times New Roman" w:hAnsi="Times New Roman" w:eastAsia="Times New Roman" w:cs="Times New Roman"/>
-        </w:rPr>
-        <w:t>”</w:t>
-      </w:r>
-      <w:r>
-        <w:rPr>
-          <w:rFonts w:hint="eastAsia" w:ascii="Times New Roman" w:hAnsi="Times New Roman" w:eastAsia="FangSong" w:cs="Times New Roman"/>
-        </w:rPr>
-        <w:t>挑食</w:t>
-      </w:r>
-      <w:r>
-        <w:rPr>
-          <w:rFonts w:hint="eastAsia" w:ascii="Times New Roman" w:hAnsi="Times New Roman" w:eastAsia="Times New Roman" w:cs="Times New Roman"/>
-        </w:rPr>
-        <w:t>”——</w:t>
-      </w:r>
-      <w:r>
-        <w:rPr>
-          <w:rFonts w:hint="eastAsia" w:ascii="Times New Roman" w:hAnsi="Times New Roman" w:eastAsia="FangSong" w:cs="Times New Roman"/>
-        </w:rPr>
-        <w:t>溴代几乎专一发生在最弱的</w:t>
-      </w:r>
-      <w:r>
-        <w:rPr>
-          <w:rFonts w:hint="eastAsia" w:ascii="Times New Roman" w:hAnsi="Times New Roman" w:eastAsia="Times New Roman" w:cs="Times New Roman"/>
-        </w:rPr>
-        <w:t>C-H</w:t>
-      </w:r>
-      <w:r>
-        <w:rPr>
-          <w:rFonts w:hint="eastAsia" w:ascii="Times New Roman" w:hAnsi="Times New Roman" w:eastAsia="FangSong" w:cs="Times New Roman"/>
-        </w:rPr>
-        <w:t>键位</w:t>
+        <w:t>真正的判据是</w:t>
+      </w:r>
+      <w:r>
+        <w:rPr>
+          <w:rFonts w:ascii="Times New Roman" w:hAnsi="Times New Roman" w:eastAsia="Times New Roman" w:cs="Times New Roman"/>
+        </w:rPr>
+        <w:t xml:space="preserve"> </w:t>
+      </w:r>
+      <w:r>
+        <w:rPr>
+          <w:rFonts w:ascii="Times New Roman" w:hAnsi="Times New Roman" w:eastAsia="Times New Roman" w:cs="Times New Roman"/>
+          <w:b/>
+          <w:bCs/>
+        </w:rPr>
+        <w:t xml:space="preserve">Hammond </w:t>
+      </w:r>
+      <w:r>
+        <w:rPr>
+          <w:rFonts w:hint="eastAsia" w:ascii="Times New Roman" w:hAnsi="Times New Roman" w:eastAsia="FangSong" w:cs="Times New Roman"/>
+          <w:b/>
+          <w:bCs/>
+        </w:rPr>
+        <w:t xml:space="preserve">假说</w:t>
+      </w:r>
+      <w:r>
+        <w:rPr>
+          <w:rFonts w:ascii="Times New Roman" w:hAnsi="Times New Roman" w:eastAsia="Times New Roman" w:cs="Times New Roman"/>
+        </w:rPr>
+        <w:t xml:space="preserve">——Br· </w:t>
+      </w:r>
+      <w:r>
+        <w:rPr>
+          <w:rFonts w:hint="eastAsia" w:ascii="Times New Roman" w:hAnsi="Times New Roman" w:eastAsia="FangSong" w:cs="Times New Roman"/>
+        </w:rPr>
+        <w:t xml:space="preserve">夺氢</w:t>
+      </w:r>
+      <w:r>
+        <w:rPr>
+          <w:rFonts w:hint="eastAsia" w:ascii="Times New Roman" w:hAnsi="Times New Roman" w:eastAsia="FangSong" w:cs="Times New Roman"/>
+          <w:b/>
+          <w:bCs/>
+        </w:rPr>
+        <w:t xml:space="preserve">吸热</w:t>
+      </w:r>
+      <w:r>
+        <w:rPr>
+          <w:rFonts w:hint="eastAsia" w:ascii="Times New Roman" w:hAnsi="Times New Roman" w:eastAsia="Times New Roman" w:cs="Times New Roman"/>
+        </w:rPr>
+        <w:t>（</w:t>
+      </w:r>
+      <w:r>
+        <w:rPr>
+          <w:rFonts w:hint="eastAsia" w:ascii="Times New Roman" w:hAnsi="Times New Roman" w:eastAsia="FangSong" w:cs="Times New Roman"/>
+        </w:rPr>
+        <w:t>以甲烷计</w:t>
+      </w:r>
+      <w:r>
+        <w:rPr>
+          <w:rFonts w:ascii="Times New Roman" w:hAnsi="Times New Roman" w:eastAsia="Times New Roman" w:cs="Times New Roman"/>
+        </w:rPr>
+        <w:t xml:space="preserve"> ΔH ≈ +73 </w:t>
+      </w:r>
+      <w:r>
+        <w:rPr>
+          <w:rFonts w:hint="eastAsia" w:ascii="Times New Roman" w:hAnsi="Times New Roman" w:eastAsia="Times New Roman" w:cs="Times New Roman"/>
+        </w:rPr>
+        <w:t>kJ/mol，</w:t>
+      </w:r>
+      <w:r>
+        <w:rPr>
+          <w:rFonts w:hint="eastAsia" w:ascii="Times New Roman" w:hAnsi="Times New Roman" w:eastAsia="FangSong" w:cs="Times New Roman"/>
+        </w:rPr>
+        <w:t>三级</w:t>
+      </w:r>
+      <w:r>
+        <w:rPr>
+          <w:rFonts w:ascii="Times New Roman" w:hAnsi="Times New Roman" w:eastAsia="Times New Roman" w:cs="Times New Roman"/>
+        </w:rPr>
+        <w:t xml:space="preserve"> C-H </w:t>
+      </w:r>
+      <w:r>
+        <w:rPr>
+          <w:rFonts w:hint="eastAsia" w:ascii="Times New Roman" w:hAnsi="Times New Roman" w:eastAsia="FangSong" w:cs="Times New Roman"/>
+        </w:rPr>
+        <w:t xml:space="preserve">仍约</w:t>
+      </w:r>
+      <w:r>
+        <w:rPr>
+          <w:rFonts w:ascii="Times New Roman" w:hAnsi="Times New Roman" w:eastAsia="Times New Roman" w:cs="Times New Roman"/>
+        </w:rPr>
+        <w:t xml:space="preserve"> </w:t>
+      </w:r>
+      <w:r>
+        <w:rPr>
+          <w:rFonts w:hint="eastAsia" w:ascii="Times New Roman" w:hAnsi="Times New Roman" w:eastAsia="Times New Roman" w:cs="Times New Roman"/>
+        </w:rPr>
+        <w:t>+15），</w:t>
+      </w:r>
+      <w:r>
+        <w:rPr>
+          <w:rFonts w:hint="eastAsia" w:ascii="Times New Roman" w:hAnsi="Times New Roman" w:eastAsia="FangSong" w:cs="Times New Roman"/>
+        </w:rPr>
+        <w:t>过渡态晚</w:t>
+      </w:r>
+      <w:r>
+        <w:rPr>
+          <w:rFonts w:hint="eastAsia" w:ascii="Times New Roman" w:hAnsi="Times New Roman" w:eastAsia="Times New Roman" w:cs="Times New Roman"/>
+        </w:rPr>
+        <w:t>、</w:t>
+      </w:r>
+      <w:r>
+        <w:rPr>
+          <w:rFonts w:hint="eastAsia" w:ascii="Times New Roman" w:hAnsi="Times New Roman" w:eastAsia="FangSong" w:cs="Times New Roman"/>
+        </w:rPr>
+        <w:t>结构接近产物自由基</w:t>
+      </w:r>
+      <w:r>
+        <w:rPr>
+          <w:rFonts w:hint="eastAsia" w:ascii="Times New Roman" w:hAnsi="Times New Roman" w:eastAsia="Times New Roman" w:cs="Times New Roman"/>
+        </w:rPr>
+        <w:t>，</w:t>
+      </w:r>
+      <w:r>
+        <w:rPr>
+          <w:rFonts w:hint="eastAsia" w:ascii="Times New Roman" w:hAnsi="Times New Roman" w:eastAsia="FangSong" w:cs="Times New Roman"/>
+        </w:rPr>
+        <w:t>不同</w:t>
+      </w:r>
+      <w:r>
+        <w:rPr>
+          <w:rFonts w:ascii="Times New Roman" w:hAnsi="Times New Roman" w:eastAsia="Times New Roman" w:cs="Times New Roman"/>
+        </w:rPr>
+        <w:t xml:space="preserve"> C-H </w:t>
+      </w:r>
+      <w:r>
+        <w:rPr>
+          <w:rFonts w:hint="eastAsia" w:ascii="Times New Roman" w:hAnsi="Times New Roman" w:eastAsia="FangSong" w:cs="Times New Roman"/>
+        </w:rPr>
+        <w:t>的键能差异被充分体现</w:t>
+      </w:r>
+      <w:r>
+        <w:rPr>
+          <w:rFonts w:hint="eastAsia" w:ascii="Times New Roman" w:hAnsi="Times New Roman" w:eastAsia="Times New Roman" w:cs="Times New Roman"/>
+        </w:rPr>
+        <w:t>；Cl·</w:t>
+      </w:r>
+      <w:r>
+        <w:rPr>
+          <w:rFonts w:ascii="Times New Roman" w:hAnsi="Times New Roman" w:eastAsia="Times New Roman" w:cs="Times New Roman"/>
+        </w:rPr>
+        <w:t xml:space="preserve"> </w:t>
+      </w:r>
+      <w:r>
+        <w:rPr>
+          <w:rFonts w:hint="eastAsia" w:ascii="Times New Roman" w:hAnsi="Times New Roman" w:eastAsia="FangSong" w:cs="Times New Roman"/>
+        </w:rPr>
+        <w:t xml:space="preserve">夺氢</w:t>
+      </w:r>
+      <w:r>
+        <w:rPr>
+          <w:rFonts w:hint="eastAsia" w:ascii="Times New Roman" w:hAnsi="Times New Roman" w:eastAsia="FangSong" w:cs="Times New Roman"/>
+          <w:b/>
+          <w:bCs/>
+        </w:rPr>
+        <w:t xml:space="preserve">放热或近热</w:t>
+      </w:r>
+      <w:r>
+        <w:rPr>
+          <w:rFonts w:hint="eastAsia" w:ascii="Times New Roman" w:hAnsi="Times New Roman" w:eastAsia="Times New Roman" w:cs="Times New Roman"/>
+        </w:rPr>
+        <w:t>（</w:t>
+      </w:r>
+      <w:r>
+        <w:rPr>
+          <w:rFonts w:hint="eastAsia" w:ascii="Times New Roman" w:hAnsi="Times New Roman" w:eastAsia="FangSong" w:cs="Times New Roman"/>
+        </w:rPr>
+        <w:t>三级</w:t>
+      </w:r>
+      <w:r>
+        <w:rPr>
+          <w:rFonts w:ascii="Times New Roman" w:hAnsi="Times New Roman" w:eastAsia="Times New Roman" w:cs="Times New Roman"/>
+        </w:rPr>
+        <w:t xml:space="preserve"> C-H </w:t>
+      </w:r>
+      <w:r>
+        <w:rPr>
+          <w:rFonts w:hint="eastAsia" w:ascii="Times New Roman" w:hAnsi="Times New Roman" w:eastAsia="FangSong" w:cs="Times New Roman"/>
+        </w:rPr>
+        <w:t xml:space="preserve">约</w:t>
+      </w:r>
+      <w:r>
+        <w:rPr>
+          <w:rFonts w:ascii="Times New Roman" w:hAnsi="Times New Roman" w:eastAsia="Times New Roman" w:cs="Times New Roman"/>
+        </w:rPr>
+        <w:t xml:space="preserve"> -50 </w:t>
+      </w:r>
+      <w:r>
+        <w:rPr>
+          <w:rFonts w:hint="eastAsia" w:ascii="Times New Roman" w:hAnsi="Times New Roman" w:eastAsia="Times New Roman" w:cs="Times New Roman"/>
+        </w:rPr>
+        <w:t>kJ/mol），</w:t>
+      </w:r>
+      <w:r>
+        <w:rPr>
+          <w:rFonts w:hint="eastAsia" w:ascii="Times New Roman" w:hAnsi="Times New Roman" w:eastAsia="FangSong" w:cs="Times New Roman"/>
+        </w:rPr>
+        <w:t>过渡态早</w:t>
+      </w:r>
+      <w:r>
+        <w:rPr>
+          <w:rFonts w:hint="eastAsia" w:ascii="Times New Roman" w:hAnsi="Times New Roman" w:eastAsia="Times New Roman" w:cs="Times New Roman"/>
+        </w:rPr>
+        <w:t>、</w:t>
+      </w:r>
+      <w:r>
+        <w:rPr>
+          <w:rFonts w:hint="eastAsia" w:ascii="Times New Roman" w:hAnsi="Times New Roman" w:eastAsia="FangSong" w:cs="Times New Roman"/>
+        </w:rPr>
+        <w:t>接近反应物</w:t>
+      </w:r>
+      <w:r>
+        <w:rPr>
+          <w:rFonts w:hint="eastAsia" w:ascii="Times New Roman" w:hAnsi="Times New Roman" w:eastAsia="Times New Roman" w:cs="Times New Roman"/>
+        </w:rPr>
+        <w:t>，</w:t>
+      </w:r>
+      <w:r>
+        <w:rPr>
+          <w:rFonts w:hint="eastAsia" w:ascii="Times New Roman" w:hAnsi="Times New Roman" w:eastAsia="FangSong" w:cs="Times New Roman"/>
+        </w:rPr>
+        <w:t>差异体现少</w:t>
+      </w:r>
+      <w:r>
+        <w:rPr>
+          <w:rFonts w:ascii="Times New Roman" w:hAnsi="Times New Roman" w:eastAsia="Times New Roman" w:cs="Times New Roman"/>
+        </w:rPr>
+        <w:t xml:space="preserve"> → </w:t>
+      </w:r>
+      <w:r>
+        <w:rPr>
+          <w:rFonts w:hint="eastAsia" w:ascii="Times New Roman" w:hAnsi="Times New Roman" w:eastAsia="FangSong" w:cs="Times New Roman"/>
+        </w:rPr>
+        <w:t xml:space="preserve">选择性低</w:t>
       </w:r>
       <w:r>
         <w:rPr>
@@ -3242,32 +3478,88 @@
         <w:rPr>
           <w:rFonts w:hint="eastAsia" w:ascii="Times New Roman" w:hAnsi="Times New Roman" w:eastAsia="FangSong" w:cs="Times New Roman"/>
         </w:rPr>
-        <w:t>异丁烷一氯代产物比例为</w:t>
-      </w:r>
-      <w:r>
-        <w:rPr>
-          <w:rFonts w:hint="eastAsia" w:ascii="Times New Roman" w:hAnsi="Times New Roman" w:eastAsia="Times New Roman" w:cs="Times New Roman"/>
-        </w:rPr>
-        <w:t>：(CH</w:t>
-      </w:r>
-      <w:r>
-        <w:rPr>
-          <w:rFonts w:hint="eastAsia" w:ascii="Times New Roman" w:hAnsi="Times New Roman" w:eastAsia="Times New Roman" w:cs="Times New Roman"/>
+        <w:t>异丁烷</w:t>
+      </w:r>
+      <w:r>
+        <w:rPr>
+          <w:rFonts w:ascii="Times New Roman" w:hAnsi="Times New Roman" w:eastAsia="Times New Roman" w:cs="Times New Roman"/>
+        </w:rPr>
+        <w:t xml:space="preserve"> (CH</w:t>
+      </w:r>
+      <w:r>
+        <w:rPr>
+          <w:rFonts w:ascii="Times New Roman" w:hAnsi="Times New Roman" w:eastAsia="Times New Roman" w:cs="Times New Roman"/>
           <w:vertAlign w:val="subscript"/>
         </w:rPr>
         <w:t>3</w:t>
       </w:r>
       <w:r>
         <w:rPr>
-          <w:rFonts w:hint="eastAsia" w:ascii="Times New Roman" w:hAnsi="Times New Roman" w:eastAsia="Times New Roman" w:cs="Times New Roman"/>
+          <w:rFonts w:ascii="Times New Roman" w:hAnsi="Times New Roman" w:eastAsia="Times New Roman" w:cs="Times New Roman"/>
         </w:rPr>
         <w:t>)</w:t>
       </w:r>
       <w:r>
         <w:rPr>
-          <w:rFonts w:hint="eastAsia" w:ascii="Times New Roman" w:hAnsi="Times New Roman" w:eastAsia="Times New Roman" w:cs="Times New Roman"/>
+          <w:rFonts w:ascii="Times New Roman" w:hAnsi="Times New Roman" w:eastAsia="Times New Roman" w:cs="Times New Roman"/>
           <w:vertAlign w:val="subscript"/>
         </w:rPr>
+        <w:t>3</w:t>
+      </w:r>
+      <w:r>
+        <w:rPr>
+          <w:rFonts w:ascii="Times New Roman" w:hAnsi="Times New Roman" w:eastAsia="Times New Roman" w:cs="Times New Roman"/>
+        </w:rPr>
+        <w:t xml:space="preserve">CH </w:t>
+      </w:r>
+      <w:r>
+        <w:rPr>
+          <w:rFonts w:hint="eastAsia" w:ascii="Times New Roman" w:hAnsi="Times New Roman" w:eastAsia="FangSong" w:cs="Times New Roman"/>
+        </w:rPr>
+        <w:t>一氯代产物比例为</w:t>
+      </w:r>
+      <w:r>
+        <w:rPr>
+          <w:rFonts w:hint="eastAsia" w:ascii="Times New Roman" w:hAnsi="Times New Roman" w:eastAsia="Times New Roman" w:cs="Times New Roman"/>
+        </w:rPr>
+        <w:t>：</w:t>
+      </w:r>
+      <w:r>
+        <w:rPr>
+          <w:rFonts w:hint="eastAsia" w:ascii="Times New Roman" w:hAnsi="Times New Roman" w:eastAsia="FangSong" w:cs="Times New Roman"/>
+        </w:rPr>
+        <w:t>异丁基氯</w:t>
+      </w:r>
+      <w:r>
+        <w:rPr>
+          <w:rFonts w:ascii="Times New Roman" w:hAnsi="Times New Roman" w:eastAsia="Times New Roman" w:cs="Times New Roman"/>
+        </w:rPr>
+        <w:t xml:space="preserve"> </w:t>
+      </w:r>
+      <w:r>
+        <w:rPr>
+          <w:rFonts w:hint="eastAsia" w:ascii="Times New Roman" w:hAnsi="Times New Roman" w:eastAsia="Times New Roman" w:cs="Times New Roman"/>
+        </w:rPr>
+        <w:t>(CH</w:t>
+      </w:r>
+      <w:r>
+        <w:rPr>
+          <w:rFonts w:hint="eastAsia" w:ascii="Times New Roman" w:hAnsi="Times New Roman" w:eastAsia="Times New Roman" w:cs="Times New Roman"/>
+          <w:vertAlign w:val="subscript"/>
+        </w:rPr>
+        <w:t>3</w:t>
+      </w:r>
+      <w:r>
+        <w:rPr>
+          <w:rFonts w:hint="eastAsia" w:ascii="Times New Roman" w:hAnsi="Times New Roman" w:eastAsia="Times New Roman" w:cs="Times New Roman"/>
+        </w:rPr>
+        <w:t>)</w:t>
+      </w:r>
+      <w:r>
+        <w:rPr>
+          <w:rFonts w:hint="eastAsia" w:ascii="Times New Roman" w:hAnsi="Times New Roman" w:eastAsia="Times New Roman" w:cs="Times New Roman"/>
+          <w:vertAlign w:val="subscript"/>
+        </w:rPr>
         <w:t>2</w:t>
       </w:r>
       <w:r>
@@ -3292,14 +3584,24 @@
       <w:r>
         <w:rPr>
           <w:rFonts w:hint="eastAsia" w:ascii="Times New Roman" w:hAnsi="Times New Roman" w:eastAsia="FangSong" w:cs="Times New Roman"/>
+          <w:b/>
+          <w:bCs/>
         </w:rPr>
         <w:t>伯氢</w:t>
       </w:r>
       <w:r>
         <w:rPr>
           <w:rFonts w:hint="eastAsia" w:ascii="Times New Roman" w:hAnsi="Times New Roman" w:eastAsia="Times New Roman" w:cs="Times New Roman"/>
-        </w:rPr>
-        <w:t>×6×1=6）</w:t>
+          <w:b/>
+          <w:bCs/>
+        </w:rPr>
+        <w:t>×9</w:t>
+      </w:r>
+      <w:r>
+        <w:rPr>
+          <w:rFonts w:hint="eastAsia" w:ascii="Times New Roman" w:hAnsi="Times New Roman" w:eastAsia="Times New Roman" w:cs="Times New Roman"/>
+        </w:rPr>
+        <w:t xml:space="preserve">×1=9）</w:t>
       </w:r>
       <w:r>
         <w:rPr>
@@ -3309,6 +3611,18 @@
       </w:r>
       <w:r>
         <w:rPr>
+          <w:rFonts w:hint="eastAsia" w:ascii="Times New Roman" w:hAnsi="Times New Roman" w:eastAsia="FangSong" w:cs="Times New Roman"/>
+        </w:rPr>
+        <w:t xml:space="preserve">叔丁基氯</w:t>
+      </w:r>
+      <w:r>
+        <w:rPr>
+          <w:rFonts w:ascii="Times New Roman" w:hAnsi="Times New Roman" w:eastAsia="Times New Roman" w:cs="Times New Roman"/>
+        </w:rPr>
+        <w:t xml:space="preserve"> </w:t>
+      </w:r>
+      <w:r>
+        <w:rPr>
           <w:rFonts w:hint="eastAsia" w:ascii="Times New Roman" w:hAnsi="Times New Roman" w:eastAsia="Times New Roman" w:cs="Times New Roman"/>
         </w:rPr>
         <w:t>(CH</w:t>
@@ -3367,7 +3681,7 @@
         <w:rPr>
           <w:rFonts w:ascii="Times New Roman" w:hAnsi="Times New Roman" w:eastAsia="Times New Roman" w:cs="Times New Roman"/>
         </w:rPr>
-        <w:t xml:space="preserve"> 6:(6+5) ≈</w:t>
+        <w:t xml:space="preserve"> 9:(9+5) ≈</w:t>
       </w:r>
       <w:r>
         <w:rPr>
@@ -3381,7 +3695,7 @@
           <w:b/>
           <w:bCs/>
         </w:rPr>
-        <w:t xml:space="preserve">55% vs 45%</w:t>
+        <w:t xml:space="preserve">64% vs 36%</w:t>
       </w:r>
       <w:r>
         <w:rPr>
@@ -3411,7 +3725,13 @@
         <w:rPr>
           <w:rFonts w:hint="eastAsia" w:ascii="Times New Roman" w:hAnsi="Times New Roman" w:eastAsia="FangSong" w:cs="Times New Roman"/>
         </w:rPr>
-        <w:t>则</w:t>
+        <w:t>则为</w:t>
+      </w:r>
+      <w:r>
+        <w:rPr>
+          <w:rFonts w:ascii="Times New Roman" w:hAnsi="Times New Roman" w:eastAsia="Times New Roman" w:cs="Times New Roman"/>
+        </w:rPr>
+        <w:t xml:space="preserve"> 9:4.5 ≈</w:t>
       </w:r>
       <w:r>
         <w:rPr>
@@ -3421,9 +3741,107 @@
       </w:r>
       <w:r>
         <w:rPr>
-          <w:rFonts w:hint="eastAsia" w:ascii="Times New Roman" w:hAnsi="Times New Roman" w:eastAsia="Times New Roman" w:cs="Times New Roman"/>
-        </w:rPr>
-        <w:t>≈57%/43%）。</w:t>
+          <w:rFonts w:ascii="Times New Roman" w:hAnsi="Times New Roman" w:eastAsia="Times New Roman" w:cs="Times New Roman"/>
+          <w:b/>
+          <w:bCs/>
+        </w:rPr>
+        <w:t xml:space="preserve">67% / 33%</w:t>
+      </w:r>
+      <w:r>
+        <w:rPr>
+          <w:rFonts w:hint="eastAsia" w:ascii="Times New Roman" w:hAnsi="Times New Roman" w:eastAsia="Times New Roman" w:cs="Times New Roman"/>
+        </w:rPr>
+        <w:t>）。</w:t>
+      </w:r>
+      <w:r>
+        <w:rPr>
+          <w:rFonts w:hint="eastAsia" w:ascii="Times New Roman" w:hAnsi="Times New Roman" w:eastAsia="FangSong" w:cs="Times New Roman"/>
+        </w:rPr>
+        <w:t>易错</w:t>
+      </w:r>
+      <w:r>
+        <w:rPr>
+          <w:rFonts w:hint="eastAsia" w:ascii="Times New Roman" w:hAnsi="Times New Roman" w:eastAsia="Times New Roman" w:cs="Times New Roman"/>
+        </w:rPr>
+        <w:t>：</w:t>
+      </w:r>
+      <w:r>
+        <w:rPr>
+          <w:rFonts w:hint="eastAsia" w:ascii="Times New Roman" w:hAnsi="Times New Roman" w:eastAsia="FangSong" w:cs="Times New Roman"/>
+        </w:rPr>
+        <w:t>异丁烷有</w:t>
+      </w:r>
+      <w:r>
+        <w:rPr>
+          <w:rFonts w:ascii="Times New Roman" w:hAnsi="Times New Roman" w:eastAsia="Times New Roman" w:cs="Times New Roman"/>
+        </w:rPr>
+        <w:t xml:space="preserve"> 3 </w:t>
+      </w:r>
+      <w:r>
+        <w:rPr>
+          <w:rFonts w:hint="eastAsia" w:ascii="Times New Roman" w:hAnsi="Times New Roman" w:eastAsia="FangSong" w:cs="Times New Roman"/>
+        </w:rPr>
+        <w:t>个甲基</w:t>
+      </w:r>
+      <w:r>
+        <w:rPr>
+          <w:rFonts w:hint="eastAsia" w:ascii="Times New Roman" w:hAnsi="Times New Roman" w:eastAsia="Times New Roman" w:cs="Times New Roman"/>
+        </w:rPr>
+        <w:t>、</w:t>
+      </w:r>
+      <w:r>
+        <w:rPr>
+          <w:rFonts w:hint="eastAsia" w:ascii="Times New Roman" w:hAnsi="Times New Roman" w:eastAsia="FangSong" w:cs="Times New Roman"/>
+          <w:b/>
+          <w:bCs/>
+        </w:rPr>
+        <w:t xml:space="preserve">共</w:t>
+      </w:r>
+      <w:r>
+        <w:rPr>
+          <w:rFonts w:ascii="Times New Roman" w:hAnsi="Times New Roman" w:eastAsia="Times New Roman" w:cs="Times New Roman"/>
+          <w:b/>
+          <w:bCs/>
+        </w:rPr>
+        <w:t xml:space="preserve"> 9 </w:t>
+      </w:r>
+      <w:r>
+        <w:rPr>
+          <w:rFonts w:hint="eastAsia" w:ascii="Times New Roman" w:hAnsi="Times New Roman" w:eastAsia="FangSong" w:cs="Times New Roman"/>
+          <w:b/>
+          <w:bCs/>
+        </w:rPr>
+        <w:t xml:space="preserve">个伯氢</w:t>
+      </w:r>
+      <w:r>
+        <w:rPr>
+          <w:rFonts w:hint="eastAsia" w:ascii="Times New Roman" w:hAnsi="Times New Roman" w:eastAsia="Times New Roman" w:cs="Times New Roman"/>
+        </w:rPr>
+        <w:t>，</w:t>
+      </w:r>
+      <w:r>
+        <w:rPr>
+          <w:rFonts w:hint="eastAsia" w:ascii="Times New Roman" w:hAnsi="Times New Roman" w:eastAsia="FangSong" w:cs="Times New Roman"/>
+        </w:rPr>
+        <w:t>不是</w:t>
+      </w:r>
+      <w:r>
+        <w:rPr>
+          <w:rFonts w:ascii="Times New Roman" w:hAnsi="Times New Roman" w:eastAsia="Times New Roman" w:cs="Times New Roman"/>
+        </w:rPr>
+        <w:t xml:space="preserve"> 6 </w:t>
+      </w:r>
+      <w:r>
+        <w:rPr>
+          <w:rFonts w:hint="eastAsia" w:ascii="Times New Roman" w:hAnsi="Times New Roman" w:eastAsia="FangSong" w:cs="Times New Roman"/>
+        </w:rPr>
+        <w:t>个</w:t>
+      </w:r>
+      <w:r>
+        <w:rPr>
+          <w:rFonts w:hint="eastAsia" w:ascii="Times New Roman" w:hAnsi="Times New Roman" w:eastAsia="Times New Roman" w:cs="Times New Roman"/>
+        </w:rPr>
+        <w:t>。</w:t>
       </w:r>
       <w:r>
         <w:rPr>
@@ -4452,7 +4870,8 @@
     <w:tbl>
       <w:tblPr>
         <w:tblStyle w:val="Table"/>
-        <w:tblW w:type="auto" w:w="0"/>
+        <w:tblW w:type="pct" w:w="5000"/>
+        <w:tblLayout w:type="fixed"/>
         <w:tblLook w:firstRow="1" w:lastRow="0" w:firstColumn="0" w:lastColumn="0" w:noHBand="0" w:noVBand="0" w:val="0020"/>
       </w:tblPr>
       <w:tblGrid>
@@ -4710,49 +5129,97 @@
               <w:rPr>
                 <w:rFonts w:hint="eastAsia" w:ascii="Times New Roman" w:hAnsi="Times New Roman" w:eastAsia="Times New Roman" w:cs="Times New Roman"/>
               </w:rPr>
-              <w:t xml:space="preserve">kJ/mol（&gt;</w:t>
+              <w:t>kJ/mol（</w:t>
+            </w:r>
+            <w:r>
+              <w:rPr>
+                <w:rFonts w:hint="eastAsia" w:ascii="Times New Roman" w:hAnsi="Times New Roman" w:eastAsia="FangSong" w:cs="Times New Roman"/>
+              </w:rPr>
+              <w:t>大于</w:t>
             </w:r>
             <w:r>
               <w:rPr>
                 <w:rFonts w:ascii="Times New Roman" w:hAnsi="Times New Roman" w:eastAsia="Times New Roman" w:cs="Times New Roman"/>
               </w:rPr>
-              <w:t xml:space="preserve"> 2× </w:t>
+              <w:t xml:space="preserve"> C-C </w:t>
+            </w:r>
+            <w:r>
+              <w:rPr>
+                <w:rFonts w:hint="eastAsia" w:ascii="Times New Roman" w:hAnsi="Times New Roman" w:eastAsia="FangSong" w:cs="Times New Roman"/>
+              </w:rPr>
+              <w:t xml:space="preserve">单键键能约</w:t>
+            </w:r>
+            <w:r>
+              <w:rPr>
+                <w:rFonts w:ascii="Times New Roman" w:hAnsi="Times New Roman" w:eastAsia="Times New Roman" w:cs="Times New Roman"/>
+              </w:rPr>
+              <w:t xml:space="preserve"> 347 </w:t>
             </w:r>
             <w:r>
               <w:rPr>
                 <w:rFonts w:hint="eastAsia" w:ascii="Times New Roman" w:hAnsi="Times New Roman" w:eastAsia="Times New Roman" w:cs="Times New Roman"/>
               </w:rPr>
-              <w:t>C-C</w:t>
-            </w:r>
-            <w:r>
-              <w:rPr>
-                <w:rFonts w:hint="eastAsia" w:ascii="Times New Roman" w:hAnsi="Times New Roman" w:eastAsia="FangSong" w:cs="Times New Roman"/>
-              </w:rPr>
-              <w:t>单键的</w:t>
+              <w:t>kJ/mol，</w:t>
+            </w:r>
+            <w:r>
+              <w:rPr>
+                <w:rFonts w:hint="eastAsia" w:ascii="Times New Roman" w:hAnsi="Times New Roman" w:eastAsia="FangSong" w:cs="Times New Roman"/>
+              </w:rPr>
+              <w:t>但小于其两倍</w:t>
+            </w:r>
+            <w:r>
+              <w:rPr>
+                <w:rFonts w:ascii="Times New Roman" w:hAnsi="Times New Roman" w:eastAsia="Times New Roman" w:cs="Times New Roman"/>
+              </w:rPr>
+              <w:t xml:space="preserve"> 694 kJ/mol → π </w:t>
+            </w:r>
+            <w:r>
+              <w:rPr>
+                <w:rFonts w:hint="eastAsia" w:ascii="Times New Roman" w:hAnsi="Times New Roman" w:eastAsia="FangSong" w:cs="Times New Roman"/>
+              </w:rPr>
+              <w:t xml:space="preserve">键仅约</w:t>
+            </w:r>
+            <w:r>
+              <w:rPr>
+                <w:rFonts w:ascii="Times New Roman" w:hAnsi="Times New Roman" w:eastAsia="Times New Roman" w:cs="Times New Roman"/>
+              </w:rPr>
+              <w:t xml:space="preserve"> 263 </w:t>
             </w:r>
             <w:r>
               <w:rPr>
                 <w:rFonts w:hint="eastAsia" w:ascii="Times New Roman" w:hAnsi="Times New Roman" w:eastAsia="Times New Roman" w:cs="Times New Roman"/>
               </w:rPr>
-              <w:t>347</w:t>
+              <w:t>kJ/mol，</w:t>
+            </w:r>
+            <w:r>
+              <w:rPr>
+                <w:rFonts w:hint="eastAsia" w:ascii="Times New Roman" w:hAnsi="Times New Roman" w:eastAsia="FangSong" w:cs="Times New Roman"/>
+              </w:rPr>
+              <w:t>比</w:t>
             </w:r>
             <w:r>
               <w:rPr>
                 <w:rFonts w:ascii="Times New Roman" w:hAnsi="Times New Roman" w:eastAsia="Times New Roman" w:cs="Times New Roman"/>
               </w:rPr>
-              <w:t xml:space="preserve"> </w:t>
+              <w:t xml:space="preserve"> σ </w:t>
+            </w:r>
+            <w:r>
+              <w:rPr>
+                <w:rFonts w:hint="eastAsia" w:ascii="Times New Roman" w:hAnsi="Times New Roman" w:eastAsia="FangSong" w:cs="Times New Roman"/>
+              </w:rPr>
+              <w:t>键弱</w:t>
             </w:r>
             <w:r>
               <w:rPr>
                 <w:rFonts w:hint="eastAsia" w:ascii="Times New Roman" w:hAnsi="Times New Roman" w:eastAsia="Times New Roman" w:cs="Times New Roman"/>
               </w:rPr>
-              <w:t>kJ/mol，</w:t>
-            </w:r>
-            <w:r>
-              <w:rPr>
-                <w:rFonts w:hint="eastAsia" w:ascii="Times New Roman" w:hAnsi="Times New Roman" w:eastAsia="FangSong" w:cs="Times New Roman"/>
-              </w:rPr>
-              <w:t>但小于两倍</w:t>
+              <w:t>，</w:t>
+            </w:r>
+            <w:r>
+              <w:rPr>
+                <w:rFonts w:hint="eastAsia" w:ascii="Times New Roman" w:hAnsi="Times New Roman" w:eastAsia="FangSong" w:cs="Times New Roman"/>
+              </w:rPr>
+              <w:t>故易加成</w:t>
             </w:r>
             <w:r>
               <w:rPr>
@@ -5157,19 +5624,171 @@
         <w:rPr>
           <w:rFonts w:hint="eastAsia" w:ascii="Times New Roman" w:hAnsi="Times New Roman" w:eastAsia="FangSong" w:cs="Times New Roman"/>
         </w:rPr>
-        <w:t xml:space="preserve">中间体碳正离子</w:t>
-      </w:r>
-      <w:r>
-        <w:rPr>
-          <w:rFonts w:ascii="Times New Roman" w:hAnsi="Times New Roman" w:eastAsia="Times New Roman" w:cs="Times New Roman"/>
-        </w:rPr>
-        <w:t xml:space="preserve"> → </w:t>
-      </w:r>
-      <w:r>
-        <w:rPr>
-          <w:rFonts w:hint="eastAsia" w:ascii="Times New Roman" w:hAnsi="Times New Roman" w:eastAsia="FangSong" w:cs="Times New Roman"/>
-        </w:rPr>
-        <w:t xml:space="preserve">加成产物</w:t>
+        <w:t>中间体</w:t>
+      </w:r>
+      <w:r>
+        <w:rPr>
+          <w:rFonts w:hint="eastAsia" w:ascii="Times New Roman" w:hAnsi="Times New Roman" w:eastAsia="Times New Roman" w:cs="Times New Roman"/>
+        </w:rPr>
+        <w:t>（</w:t>
+      </w:r>
+      <w:r>
+        <w:rPr>
+          <w:rFonts w:hint="eastAsia" w:ascii="Times New Roman" w:hAnsi="Times New Roman" w:eastAsia="FangSong" w:cs="Times New Roman"/>
+          <w:b/>
+          <w:bCs/>
+        </w:rPr>
+        <w:t xml:space="preserve">碳正离子</w:t>
+      </w:r>
+      <w:r>
+        <w:rPr>
+          <w:rFonts w:ascii="Times New Roman" w:hAnsi="Times New Roman" w:eastAsia="Times New Roman" w:cs="Times New Roman"/>
+        </w:rPr>
+        <w:t xml:space="preserve"> </w:t>
+      </w:r>
+      <w:r>
+        <w:rPr>
+          <w:rFonts w:hint="eastAsia" w:ascii="Times New Roman" w:hAnsi="Times New Roman" w:eastAsia="FangSong" w:cs="Times New Roman"/>
+        </w:rPr>
+        <w:t xml:space="preserve">或</w:t>
+      </w:r>
+      <w:r>
+        <w:rPr>
+          <w:rFonts w:ascii="Times New Roman" w:hAnsi="Times New Roman" w:eastAsia="Times New Roman" w:cs="Times New Roman"/>
+        </w:rPr>
+        <w:t xml:space="preserve"> </w:t>
+      </w:r>
+      <w:r>
+        <w:rPr>
+          <w:rFonts w:hint="eastAsia" w:ascii="Times New Roman" w:hAnsi="Times New Roman" w:eastAsia="FangSong" w:cs="Times New Roman"/>
+          <w:b/>
+          <w:bCs/>
+        </w:rPr>
+        <w:t xml:space="preserve">环状鎓离子</w:t>
+      </w:r>
+      <w:r>
+        <w:rPr>
+          <w:rFonts w:hint="eastAsia" w:ascii="Times New Roman" w:hAnsi="Times New Roman" w:eastAsia="Times New Roman" w:cs="Times New Roman"/>
+        </w:rPr>
+        <w:t>：</w:t>
+      </w:r>
+      <w:r>
+        <w:rPr>
+          <w:rFonts w:hint="eastAsia" w:ascii="Times New Roman" w:hAnsi="Times New Roman" w:eastAsia="FangSong" w:cs="Times New Roman"/>
+        </w:rPr>
+        <w:t>溴鎓</w:t>
+      </w:r>
+      <w:r>
+        <w:rPr>
+          <w:rFonts w:hint="eastAsia" w:ascii="Times New Roman" w:hAnsi="Times New Roman" w:eastAsia="Times New Roman" w:cs="Times New Roman"/>
+        </w:rPr>
+        <w:t>/</w:t>
+      </w:r>
+      <w:r>
+        <w:rPr>
+          <w:rFonts w:hint="eastAsia" w:ascii="Times New Roman" w:hAnsi="Times New Roman" w:eastAsia="FangSong" w:cs="Times New Roman"/>
+        </w:rPr>
+        <w:t>汞鎓</w:t>
+      </w:r>
+      <w:r>
+        <w:rPr>
+          <w:rFonts w:hint="eastAsia" w:ascii="Times New Roman" w:hAnsi="Times New Roman" w:eastAsia="Times New Roman" w:cs="Times New Roman"/>
+        </w:rPr>
+        <w:t>）→</w:t>
+      </w:r>
+      <w:r>
+        <w:rPr>
+          <w:rFonts w:ascii="Times New Roman" w:hAnsi="Times New Roman" w:eastAsia="Times New Roman" w:cs="Times New Roman"/>
+        </w:rPr>
+        <w:t xml:space="preserve"> </w:t>
+      </w:r>
+      <w:r>
+        <w:rPr>
+          <w:rFonts w:hint="eastAsia" w:ascii="Times New Roman" w:hAnsi="Times New Roman" w:eastAsia="FangSong" w:cs="Times New Roman"/>
+        </w:rPr>
+        <w:t>加成产物</w:t>
+      </w:r>
+      <w:r>
+        <w:rPr>
+          <w:rFonts w:hint="eastAsia" w:ascii="Times New Roman" w:hAnsi="Times New Roman" w:eastAsia="Times New Roman" w:cs="Times New Roman"/>
+        </w:rPr>
+        <w:t>。</w:t>
+      </w:r>
+      <w:r>
+        <w:rPr>
+          <w:rFonts w:hint="eastAsia" w:ascii="Times New Roman" w:hAnsi="Times New Roman" w:eastAsia="FangSong" w:cs="Times New Roman"/>
+          <w:b/>
+          <w:bCs/>
+        </w:rPr>
+        <w:t xml:space="preserve">中间体类型决定立体化学</w:t>
+      </w:r>
+      <w:r>
+        <w:rPr>
+          <w:rFonts w:hint="eastAsia" w:ascii="Times New Roman" w:hAnsi="Times New Roman" w:eastAsia="Times New Roman" w:cs="Times New Roman"/>
+        </w:rPr>
+        <w:t>：</w:t>
+      </w:r>
+      <w:r>
+        <w:rPr>
+          <w:rFonts w:hint="eastAsia" w:ascii="Times New Roman" w:hAnsi="Times New Roman" w:eastAsia="FangSong" w:cs="Times New Roman"/>
+        </w:rPr>
+        <w:t>开链碳正离子无立体专一</w:t>
+      </w:r>
+      <w:r>
+        <w:rPr>
+          <w:rFonts w:hint="eastAsia" w:ascii="Times New Roman" w:hAnsi="Times New Roman" w:eastAsia="Times New Roman" w:cs="Times New Roman"/>
+        </w:rPr>
+        <w:t>，</w:t>
+      </w:r>
+      <w:r>
+        <w:rPr>
+          <w:rFonts w:hint="eastAsia" w:ascii="Times New Roman" w:hAnsi="Times New Roman" w:eastAsia="FangSong" w:cs="Times New Roman"/>
+        </w:rPr>
+        <w:t>环状鎓离子则必为</w:t>
+      </w:r>
+      <w:r>
+        <w:rPr>
+          <w:rFonts w:ascii="Times New Roman" w:hAnsi="Times New Roman" w:eastAsia="Times New Roman" w:cs="Times New Roman"/>
+        </w:rPr>
+        <w:t xml:space="preserve"> </w:t>
+      </w:r>
+      <w:r>
+        <w:rPr>
+          <w:rFonts w:hint="eastAsia" w:ascii="Times New Roman" w:hAnsi="Times New Roman" w:eastAsia="Times New Roman" w:cs="Times New Roman"/>
+          <w:b/>
+          <w:bCs/>
+        </w:rPr>
+        <w:t>anti（</w:t>
+      </w:r>
+      <w:r>
+        <w:rPr>
+          <w:rFonts w:hint="eastAsia" w:ascii="Times New Roman" w:hAnsi="Times New Roman" w:eastAsia="FangSong" w:cs="Times New Roman"/>
+          <w:b/>
+          <w:bCs/>
+        </w:rPr>
+        <w:t>反式</w:t>
+      </w:r>
+      <w:r>
+        <w:rPr>
+          <w:rFonts w:hint="eastAsia" w:ascii="Times New Roman" w:hAnsi="Times New Roman" w:eastAsia="Times New Roman" w:cs="Times New Roman"/>
+          <w:b/>
+          <w:bCs/>
+        </w:rPr>
+        <w:t>）</w:t>
+      </w:r>
+      <w:r>
+        <w:rPr>
+          <w:rFonts w:hint="eastAsia" w:ascii="Times New Roman" w:hAnsi="Times New Roman" w:eastAsia="FangSong" w:cs="Times New Roman"/>
+          <w:b/>
+          <w:bCs/>
+        </w:rPr>
+        <w:t>加成</w:t>
+      </w:r>
+      <w:r>
+        <w:rPr>
+          <w:rFonts w:ascii="Times New Roman" w:hAnsi="Times New Roman" w:eastAsia="Times New Roman" w:cs="Times New Roman"/>
+        </w:rPr>
+        <w:t xml:space="preserve">。</w:t>
       </w:r>
     </w:p>
     <w:p>
@@ -5929,7 +6548,7 @@
               <w:rPr>
                 <w:rFonts w:hint="eastAsia" w:ascii="Times New Roman" w:hAnsi="Times New Roman" w:eastAsia="FangSong" w:cs="Times New Roman"/>
               </w:rPr>
-              <w:t>硼氢氧化</w:t>
+              <w:t>硼氢化</w:t>
             </w:r>
             <w:r>
               <w:rPr>
@@ -6683,15 +7302,21 @@
             </m:r>
           </m:sub>
         </m:sSub>
-        <m:r>
-          <m:rPr>
-            <m:sty m:val="p"/>
-          </m:rPr>
-          <m:t>)</m:t>
-        </m:r>
-        <m:r>
-          <m:t>3</m:t>
-        </m:r>
+        <m:sSub>
+          <m:e>
+            <m:r>
+              <m:rPr>
+                <m:sty m:val="p"/>
+              </m:rPr>
+              <m:t>)</m:t>
+            </m:r>
+          </m:e>
+          <m:sub>
+            <m:r>
+              <m:t>3</m:t>
+            </m:r>
+          </m:sub>
+        </m:sSub>
         <m:r>
           <m:t>C</m:t>
         </m:r>
@@ -6838,15 +7463,21 @@
             </m:r>
           </m:sub>
         </m:sSub>
-        <m:r>
-          <m:rPr>
-            <m:sty m:val="p"/>
-          </m:rPr>
-          <m:t>)</m:t>
-        </m:r>
-        <m:r>
-          <m:t>2</m:t>
-        </m:r>
+        <m:sSub>
+          <m:e>
+            <m:r>
+              <m:rPr>
+                <m:sty m:val="p"/>
+              </m:rPr>
+              <m:t>)</m:t>
+            </m:r>
+          </m:e>
+          <m:sub>
+            <m:r>
+              <m:t>2</m:t>
+            </m:r>
+          </m:sub>
+        </m:sSub>
         <m:r>
           <m:t>C</m:t>
         </m:r>
@@ -7875,7 +8506,7 @@
           <w:b/>
           <w:bCs/>
         </w:rPr>
-        <w:t>硼氢氧化</w:t>
+        <w:t>硼氢化</w:t>
       </w:r>
       <w:r>
         <w:rPr>
@@ -8592,7 +9223,7 @@
         <w:rPr>
           <w:rFonts w:hint="eastAsia" w:ascii="Times New Roman" w:hAnsi="Times New Roman" w:eastAsia="FangSong" w:cs="Times New Roman"/>
         </w:rPr>
-        <w:t>硼氢氧化</w:t>
+        <w:t>硼氢化</w:t>
       </w:r>
       <w:r>
         <w:rPr>
@@ -9324,7 +9955,8 @@
     <w:tbl>
       <w:tblPr>
         <w:tblStyle w:val="Table"/>
-        <w:tblW w:type="auto" w:w="0"/>
+        <w:tblW w:type="pct" w:w="5000"/>
+        <w:tblLayout w:type="fixed"/>
         <w:tblLook w:firstRow="1" w:lastRow="0" w:firstColumn="0" w:lastColumn="0" w:noHBand="0" w:noVBand="0" w:val="0020"/>
       </w:tblPr>
       <w:tblGrid>
@@ -9477,13 +10109,39 @@
               <w:rPr>
                 <w:rFonts w:hint="eastAsia" w:ascii="Times New Roman" w:hAnsi="Times New Roman" w:eastAsia="Times New Roman" w:cs="Times New Roman"/>
               </w:rPr>
-              <w:t>，</w:t>
-            </w:r>
-            <w:r>
-              <w:rPr>
-                <w:rFonts w:hint="eastAsia" w:ascii="Times New Roman" w:hAnsi="Times New Roman" w:eastAsia="FangSong" w:cs="Times New Roman"/>
-              </w:rPr>
-              <w:t>有轴手性</w:t>
+              <w:t>；</w:t>
+            </w:r>
+            <w:r>
+              <w:rPr>
+                <w:rFonts w:hint="eastAsia" w:ascii="Times New Roman" w:hAnsi="Times New Roman" w:eastAsia="FangSong" w:cs="Times New Roman"/>
+                <w:b/>
+                <w:bCs/>
+              </w:rPr>
+              <w:t xml:space="preserve">两端各连两个不同基团时</w:t>
+            </w:r>
+            <w:r>
+              <w:rPr>
+                <w:rFonts w:hint="eastAsia" w:ascii="Times New Roman" w:hAnsi="Times New Roman" w:eastAsia="FangSong" w:cs="Times New Roman"/>
+              </w:rPr>
+              <w:t>才具轴手性</w:t>
+            </w:r>
+            <w:r>
+              <w:rPr>
+                <w:rFonts w:hint="eastAsia" w:ascii="Times New Roman" w:hAnsi="Times New Roman" w:eastAsia="Times New Roman" w:cs="Times New Roman"/>
+              </w:rPr>
+              <w:t>（</w:t>
+            </w:r>
+            <w:r>
+              <w:rPr>
+                <w:rFonts w:hint="eastAsia" w:ascii="Times New Roman" w:hAnsi="Times New Roman" w:eastAsia="FangSong" w:cs="Times New Roman"/>
+              </w:rPr>
+              <w:t>母体丙二烯无手性</w:t>
+            </w:r>
+            <w:r>
+              <w:rPr>
+                <w:rFonts w:hint="eastAsia" w:ascii="Times New Roman" w:hAnsi="Times New Roman" w:eastAsia="Times New Roman" w:cs="Times New Roman"/>
+              </w:rPr>
+              <w:t>）</w:t>
             </w:r>
           </w:p>
         </w:tc>
@@ -11286,13 +11944,25 @@
           <w:b/>
           <w:bCs/>
         </w:rPr>
-        <w:t xml:space="preserve">正电子需求</w:t>
-      </w:r>
-      <w:r>
-        <w:rPr>
-          <w:rFonts w:hint="eastAsia" w:ascii="Times New Roman" w:hAnsi="Times New Roman" w:eastAsia="Times New Roman" w:cs="Times New Roman"/>
-        </w:rPr>
-        <w:t xml:space="preserve">）</w:t>
+        <w:t xml:space="preserve">正常电子需求</w:t>
+      </w:r>
+      <w:r>
+        <w:rPr>
+          <w:rFonts w:hint="eastAsia" w:ascii="Times New Roman" w:hAnsi="Times New Roman" w:eastAsia="Times New Roman" w:cs="Times New Roman"/>
+        </w:rPr>
+        <w:t xml:space="preserve">，normal</w:t>
+      </w:r>
+      <w:r>
+        <w:rPr>
+          <w:rFonts w:ascii="Times New Roman" w:hAnsi="Times New Roman" w:eastAsia="Times New Roman" w:cs="Times New Roman"/>
+        </w:rPr>
+        <w:t xml:space="preserve"> </w:t>
+      </w:r>
+      <w:r>
+        <w:rPr>
+          <w:rFonts w:hint="eastAsia" w:ascii="Times New Roman" w:hAnsi="Times New Roman" w:eastAsia="Times New Roman" w:cs="Times New Roman"/>
+        </w:rPr>
+        <w:t xml:space="preserve">electron-demand）</w:t>
       </w:r>
       <w:r>
         <w:rPr>
@@ -12412,13 +13082,29 @@
       </w:pPr>
       <w:r>
         <w:rPr>
-          <w:rFonts w:ascii="Times New Roman" w:hAnsi="Times New Roman" w:eastAsia="Times New Roman" w:cs="Times New Roman"/>
-        </w:rPr>
-        <w:t>sp-C-H (pKa ≈ 25) &gt; sp</w:t>
-      </w:r>
-      <w:r>
-        <w:rPr>
-          <w:rFonts w:ascii="Times New Roman" w:hAnsi="Times New Roman" w:eastAsia="Times New Roman" w:cs="Times New Roman"/>
+          <w:rFonts w:hint="eastAsia" w:ascii="Times New Roman" w:hAnsi="Times New Roman" w:eastAsia="FangSong" w:cs="Times New Roman"/>
+        </w:rPr>
+        <w:t>酸性递减</w:t>
+      </w:r>
+      <w:r>
+        <w:rPr>
+          <w:rFonts w:hint="eastAsia" w:ascii="Times New Roman" w:hAnsi="Times New Roman" w:eastAsia="Times New Roman" w:cs="Times New Roman"/>
+        </w:rPr>
+        <w:t>：</w:t>
+      </w:r>
+      <w:r>
+        <w:rPr>
+          <w:rFonts w:ascii="Times New Roman" w:hAnsi="Times New Roman" w:eastAsia="Times New Roman" w:cs="Times New Roman"/>
+          <w:b/>
+          <w:bCs/>
+        </w:rPr>
+        <w:t>sp-C-H &gt; sp</w:t>
+      </w:r>
+      <w:r>
+        <w:rPr>
+          <w:rFonts w:ascii="Times New Roman" w:hAnsi="Times New Roman" w:eastAsia="Times New Roman" w:cs="Times New Roman"/>
+          <w:b/>
+          <w:bCs/>
           <w:vertAlign w:val="superscript"/>
         </w:rPr>
         <w:t>2</w:t>
@@ -12426,12 +13112,16 @@
       <w:r>
         <w:rPr>
           <w:rFonts w:ascii="Times New Roman" w:hAnsi="Times New Roman" w:eastAsia="Times New Roman" w:cs="Times New Roman"/>
-        </w:rPr>
-        <w:t>-C-H (pKa ≈ 44) &gt; sp</w:t>
-      </w:r>
-      <w:r>
-        <w:rPr>
-          <w:rFonts w:ascii="Times New Roman" w:hAnsi="Times New Roman" w:eastAsia="Times New Roman" w:cs="Times New Roman"/>
+          <w:b/>
+          <w:bCs/>
+        </w:rPr>
+        <w:t>-C-H &gt; sp</w:t>
+      </w:r>
+      <w:r>
+        <w:rPr>
+          <w:rFonts w:ascii="Times New Roman" w:hAnsi="Times New Roman" w:eastAsia="Times New Roman" w:cs="Times New Roman"/>
+          <w:b/>
+          <w:bCs/>
           <w:vertAlign w:val="superscript"/>
         </w:rPr>
         <w:t>3</w:t>
@@ -12439,8 +13129,102 @@
       <w:r>
         <w:rPr>
           <w:rFonts w:ascii="Times New Roman" w:hAnsi="Times New Roman" w:eastAsia="Times New Roman" w:cs="Times New Roman"/>
-        </w:rPr>
-        <w:t>-C-H (pKa ≈ 50)</w:t>
+          <w:b/>
+          <w:bCs/>
+        </w:rPr>
+        <w:t>-C-H</w:t>
+      </w:r>
+      <w:r>
+        <w:rPr>
+          <w:rFonts w:hint="eastAsia" w:ascii="Times New Roman" w:hAnsi="Times New Roman" w:eastAsia="Times New Roman" w:cs="Times New Roman"/>
+        </w:rPr>
+        <w:t>；</w:t>
+      </w:r>
+      <w:r>
+        <w:rPr>
+          <w:rFonts w:hint="eastAsia" w:ascii="Times New Roman" w:hAnsi="Times New Roman" w:eastAsia="FangSong" w:cs="Times New Roman"/>
+        </w:rPr>
+        <w:t>对应</w:t>
+      </w:r>
+      <w:r>
+        <w:rPr>
+          <w:rFonts w:ascii="Times New Roman" w:hAnsi="Times New Roman" w:eastAsia="Times New Roman" w:cs="Times New Roman"/>
+        </w:rPr>
+        <w:t xml:space="preserve"> pKa</w:t>
+      </w:r>
+      <w:r>
+        <w:rPr>
+          <w:rFonts w:ascii="Times New Roman" w:hAnsi="Times New Roman" w:eastAsia="Times New Roman" w:cs="Times New Roman"/>
+        </w:rPr>
+        <w:t xml:space="preserve"> </w:t>
+      </w:r>
+      <w:r>
+        <w:rPr>
+          <w:rFonts w:hint="eastAsia" w:ascii="Times New Roman" w:hAnsi="Times New Roman" w:eastAsia="FangSong" w:cs="Times New Roman"/>
+          <w:b/>
+          <w:bCs/>
+        </w:rPr>
+        <w:t xml:space="preserve">递增</w:t>
+      </w:r>
+      <w:r>
+        <w:rPr>
+          <w:rFonts w:hint="eastAsia" w:ascii="Times New Roman" w:hAnsi="Times New Roman" w:eastAsia="Times New Roman" w:cs="Times New Roman"/>
+        </w:rPr>
+        <w:t xml:space="preserve">：25</w:t>
+      </w:r>
+      <w:r>
+        <w:rPr>
+          <w:rFonts w:ascii="Times New Roman" w:hAnsi="Times New Roman" w:eastAsia="Times New Roman" w:cs="Times New Roman"/>
+        </w:rPr>
+        <w:t xml:space="preserve"> &lt; 44 &lt; </w:t>
+      </w:r>
+      <w:r>
+        <w:rPr>
+          <w:rFonts w:hint="eastAsia" w:ascii="Times New Roman" w:hAnsi="Times New Roman" w:eastAsia="Times New Roman" w:cs="Times New Roman"/>
+        </w:rPr>
+        <w:t xml:space="preserve">50（pKa</w:t>
+      </w:r>
+      <w:r>
+        <w:rPr>
+          <w:rFonts w:ascii="Times New Roman" w:hAnsi="Times New Roman" w:eastAsia="Times New Roman" w:cs="Times New Roman"/>
+        </w:rPr>
+        <w:t xml:space="preserve"> </w:t>
+      </w:r>
+      <w:r>
+        <w:rPr>
+          <w:rFonts w:hint="eastAsia" w:ascii="Times New Roman" w:hAnsi="Times New Roman" w:eastAsia="FangSong" w:cs="Times New Roman"/>
+        </w:rPr>
+        <w:t>越小酸性越强</w:t>
+      </w:r>
+      <w:r>
+        <w:rPr>
+          <w:rFonts w:hint="eastAsia" w:ascii="Times New Roman" w:hAnsi="Times New Roman" w:eastAsia="Times New Roman" w:cs="Times New Roman"/>
+        </w:rPr>
+        <w:t>，</w:t>
+      </w:r>
+      <w:r>
+        <w:rPr>
+          <w:rFonts w:hint="eastAsia" w:ascii="Times New Roman" w:hAnsi="Times New Roman" w:eastAsia="FangSong" w:cs="Times New Roman"/>
+        </w:rPr>
+        <w:t>两个方向相反</w:t>
+      </w:r>
+      <w:r>
+        <w:rPr>
+          <w:rFonts w:hint="eastAsia" w:ascii="Times New Roman" w:hAnsi="Times New Roman" w:eastAsia="Times New Roman" w:cs="Times New Roman"/>
+        </w:rPr>
+        <w:t>，</w:t>
+      </w:r>
+      <w:r>
+        <w:rPr>
+          <w:rFonts w:hint="eastAsia" w:ascii="Times New Roman" w:hAnsi="Times New Roman" w:eastAsia="FangSong" w:cs="Times New Roman"/>
+        </w:rPr>
+        <w:t>别写反</w:t>
+      </w:r>
+      <w:r>
+        <w:rPr>
+          <w:rFonts w:hint="eastAsia" w:ascii="Times New Roman" w:hAnsi="Times New Roman" w:eastAsia="Times New Roman" w:cs="Times New Roman"/>
+        </w:rPr>
+        <w:t>）</w:t>
       </w:r>
     </w:p>
     <w:p>
@@ -14207,13 +14991,96 @@
         <w:rPr>
           <w:rFonts w:hint="eastAsia" w:ascii="Times New Roman" w:hAnsi="Times New Roman" w:eastAsia="Times New Roman" w:cs="Times New Roman"/>
         </w:rPr>
-        <w:t>33%，</w:t>
-      </w:r>
-      <w:r>
-        <w:rPr>
-          <w:rFonts w:hint="eastAsia" w:ascii="Times New Roman" w:hAnsi="Times New Roman" w:eastAsia="FangSong" w:cs="Times New Roman"/>
-        </w:rPr>
-        <w:t>较稳定</w:t>
+        <w:t xml:space="preserve">33%，</w:t>
+      </w:r>
+      <w:r>
+        <w:rPr>
+          <w:rFonts w:hint="eastAsia" w:ascii="Times New Roman" w:hAnsi="Times New Roman" w:eastAsia="FangSong" w:cs="Times New Roman"/>
+          <w:b/>
+          <w:bCs/>
+        </w:rPr>
+        <w:t xml:space="preserve">仅相对烷基负离子</w:t>
+      </w:r>
+      <w:r>
+        <w:rPr>
+          <w:rFonts w:ascii="Times New Roman" w:hAnsi="Times New Roman" w:eastAsia="Times New Roman" w:cs="Times New Roman"/>
+          <w:b/>
+          <w:bCs/>
+        </w:rPr>
+        <w:t xml:space="preserve"> </w:t>
+      </w:r>
+      <w:r>
+        <w:rPr>
+          <w:rFonts w:hint="eastAsia" w:ascii="Times New Roman" w:hAnsi="Times New Roman" w:eastAsia="Times New Roman" w:cs="Times New Roman"/>
+          <w:b/>
+          <w:bCs/>
+        </w:rPr>
+        <w:t>sp</w:t>
+      </w:r>
+      <w:r>
+        <w:rPr>
+          <w:rFonts w:hint="eastAsia" w:ascii="Times New Roman" w:hAnsi="Times New Roman" w:eastAsia="Times New Roman" w:cs="Times New Roman"/>
+          <w:b/>
+          <w:bCs/>
+          <w:vertAlign w:val="superscript"/>
+        </w:rPr>
+        <w:t>3</w:t>
+      </w:r>
+      <w:r>
+        <w:rPr>
+          <w:rFonts w:hint="eastAsia" w:ascii="Times New Roman" w:hAnsi="Times New Roman" w:eastAsia="Times New Roman" w:cs="Times New Roman"/>
+          <w:b/>
+          <w:bCs/>
+        </w:rPr>
+        <w:t>（pKa</w:t>
+      </w:r>
+      <w:r>
+        <w:rPr>
+          <w:rFonts w:ascii="Times New Roman" w:hAnsi="Times New Roman" w:eastAsia="Times New Roman" w:cs="Times New Roman"/>
+          <w:b/>
+          <w:bCs/>
+        </w:rPr>
+        <w:t xml:space="preserve"> ≈ </w:t>
+      </w:r>
+      <w:r>
+        <w:rPr>
+          <w:rFonts w:hint="eastAsia" w:ascii="Times New Roman" w:hAnsi="Times New Roman" w:eastAsia="Times New Roman" w:cs="Times New Roman"/>
+          <w:b/>
+          <w:bCs/>
+        </w:rPr>
+        <w:t>50）</w:t>
+      </w:r>
+      <w:r>
+        <w:rPr>
+          <w:rFonts w:hint="eastAsia" w:ascii="Times New Roman" w:hAnsi="Times New Roman" w:eastAsia="FangSong" w:cs="Times New Roman"/>
+          <w:b/>
+          <w:bCs/>
+        </w:rPr>
+        <w:t>略稳</w:t>
+      </w:r>
+      <w:r>
+        <w:rPr>
+          <w:rFonts w:hint="eastAsia" w:ascii="Times New Roman" w:hAnsi="Times New Roman" w:eastAsia="Times New Roman" w:cs="Times New Roman"/>
+        </w:rPr>
+        <w:t>；</w:t>
+      </w:r>
+      <w:r>
+        <w:rPr>
+          <w:rFonts w:hint="eastAsia" w:ascii="Times New Roman" w:hAnsi="Times New Roman" w:eastAsia="FangSong" w:cs="Times New Roman"/>
+        </w:rPr>
+        <w:t>绝对上仍是强碱</w:t>
+      </w:r>
+      <w:r>
+        <w:rPr>
+          <w:rFonts w:hint="eastAsia" w:ascii="Times New Roman" w:hAnsi="Times New Roman" w:eastAsia="Times New Roman" w:cs="Times New Roman"/>
+        </w:rPr>
+        <w:t>，</w:t>
+      </w:r>
+      <w:r>
+        <w:rPr>
+          <w:rFonts w:hint="eastAsia" w:ascii="Times New Roman" w:hAnsi="Times New Roman" w:eastAsia="FangSong" w:cs="Times New Roman"/>
+        </w:rPr>
+        <w:t>故炔烃亲核加成常需碱催化或金属催化</w:t>
       </w:r>
       <w:r>
         <w:rPr>
@@ -15825,7 +16692,7 @@
               <w:rPr>
                 <w:rFonts w:hint="eastAsia" w:ascii="Times New Roman" w:hAnsi="Times New Roman" w:eastAsia="FangSong" w:cs="Times New Roman"/>
               </w:rPr>
-              <w:t xml:space="preserve">硼氢氧化</w:t>
+              <w:t xml:space="preserve">硼氢化</w:t>
             </w:r>
           </w:p>
         </w:tc>
@@ -16300,43 +17167,179 @@
         <w:rPr>
           <w:rFonts w:hint="eastAsia" w:ascii="Times New Roman" w:hAnsi="Times New Roman" w:eastAsia="Times New Roman" w:cs="Times New Roman"/>
         </w:rPr>
-        <w:t>（H-Cl</w:t>
-      </w:r>
-      <w:r>
-        <w:rPr>
-          <w:rFonts w:hint="eastAsia" w:ascii="Times New Roman" w:hAnsi="Times New Roman" w:eastAsia="FangSong" w:cs="Times New Roman"/>
-        </w:rPr>
-        <w:t>键太强无法引发自由基链</w:t>
-      </w:r>
-      <w:r>
-        <w:rPr>
-          <w:rFonts w:hint="eastAsia" w:ascii="Times New Roman" w:hAnsi="Times New Roman" w:eastAsia="Times New Roman" w:cs="Times New Roman"/>
-        </w:rPr>
-        <w:t>，H-I</w:t>
-      </w:r>
-      <w:r>
-        <w:rPr>
-          <w:rFonts w:hint="eastAsia" w:ascii="Times New Roman" w:hAnsi="Times New Roman" w:eastAsia="FangSong" w:cs="Times New Roman"/>
-        </w:rPr>
-        <w:t>键太弱</w:t>
-      </w:r>
-      <w:r>
-        <w:rPr>
-          <w:rFonts w:hint="eastAsia" w:ascii="Times New Roman" w:hAnsi="Times New Roman" w:eastAsia="Times New Roman" w:cs="Times New Roman"/>
-        </w:rPr>
-        <w:t>→I·</w:t>
-      </w:r>
-      <w:r>
-        <w:rPr>
-          <w:rFonts w:hint="eastAsia" w:ascii="Times New Roman" w:hAnsi="Times New Roman" w:eastAsia="FangSong" w:cs="Times New Roman"/>
-        </w:rPr>
-        <w:t>太稳定不进攻</w:t>
-      </w:r>
-      <w:r>
-        <w:rPr>
-          <w:rFonts w:hint="eastAsia" w:ascii="Times New Roman" w:hAnsi="Times New Roman" w:eastAsia="Times New Roman" w:cs="Times New Roman"/>
-        </w:rPr>
-        <w:t>）。</w:t>
+        <w:t>（</w:t>
+      </w:r>
+      <w:r>
+        <w:rPr>
+          <w:rFonts w:ascii="Times New Roman" w:hAnsi="Times New Roman" w:eastAsia="Times New Roman" w:cs="Times New Roman"/>
+          <w:b/>
+          <w:bCs/>
+        </w:rPr>
+        <w:t xml:space="preserve">HCl</w:t>
+      </w:r>
+      <w:r>
+        <w:rPr>
+          <w:rFonts w:hint="eastAsia" w:ascii="Times New Roman" w:hAnsi="Times New Roman" w:eastAsia="Times New Roman" w:cs="Times New Roman"/>
+        </w:rPr>
+        <w:t>：</w:t>
+      </w:r>
+      <w:r>
+        <w:rPr>
+          <w:rFonts w:hint="eastAsia" w:ascii="Times New Roman" w:hAnsi="Times New Roman" w:eastAsia="FangSong" w:cs="Times New Roman"/>
+        </w:rPr>
+        <w:t>链增长的夺氢步</w:t>
+      </w:r>
+      <w:r>
+        <w:rPr>
+          <w:rFonts w:hint="eastAsia" w:ascii="Times New Roman" w:hAnsi="Times New Roman" w:eastAsia="FangSong" w:cs="Times New Roman"/>
+          <w:b/>
+          <w:bCs/>
+        </w:rPr>
+        <w:t xml:space="preserve">吸热</w:t>
+      </w:r>
+      <w:r>
+        <w:rPr>
+          <w:rFonts w:ascii="Times New Roman" w:hAnsi="Times New Roman" w:eastAsia="Times New Roman" w:cs="Times New Roman"/>
+        </w:rPr>
+        <w:t xml:space="preserve">——H-Cl 431 </w:t>
+      </w:r>
+      <w:r>
+        <w:rPr>
+          <w:rFonts w:hint="eastAsia" w:ascii="Times New Roman" w:hAnsi="Times New Roman" w:eastAsia="Times New Roman" w:cs="Times New Roman"/>
+        </w:rPr>
+        <w:t>kJ/mol，</w:t>
+      </w:r>
+      <w:r>
+        <w:rPr>
+          <w:rFonts w:hint="eastAsia" w:ascii="Times New Roman" w:hAnsi="Times New Roman" w:eastAsia="FangSong" w:cs="Times New Roman"/>
+        </w:rPr>
+        <w:t>链传不下去</w:t>
+      </w:r>
+      <w:r>
+        <w:rPr>
+          <w:rFonts w:hint="eastAsia" w:ascii="Times New Roman" w:hAnsi="Times New Roman" w:eastAsia="Times New Roman" w:cs="Times New Roman"/>
+        </w:rPr>
+        <w:t>；</w:t>
+      </w:r>
+      <w:r>
+        <w:rPr>
+          <w:rFonts w:ascii="Times New Roman" w:hAnsi="Times New Roman" w:eastAsia="Times New Roman" w:cs="Times New Roman"/>
+          <w:b/>
+          <w:bCs/>
+        </w:rPr>
+        <w:t xml:space="preserve">HI</w:t>
+      </w:r>
+      <w:r>
+        <w:rPr>
+          <w:rFonts w:hint="eastAsia" w:ascii="Times New Roman" w:hAnsi="Times New Roman" w:eastAsia="Times New Roman" w:cs="Times New Roman"/>
+        </w:rPr>
+        <w:t xml:space="preserve">：I·</w:t>
+      </w:r>
+      <w:r>
+        <w:rPr>
+          <w:rFonts w:ascii="Times New Roman" w:hAnsi="Times New Roman" w:eastAsia="Times New Roman" w:cs="Times New Roman"/>
+        </w:rPr>
+        <w:t xml:space="preserve"> </w:t>
+      </w:r>
+      <w:r>
+        <w:rPr>
+          <w:rFonts w:hint="eastAsia" w:ascii="Times New Roman" w:hAnsi="Times New Roman" w:eastAsia="FangSong" w:cs="Times New Roman"/>
+        </w:rPr>
+        <w:t xml:space="preserve">加成到</w:t>
+      </w:r>
+      <w:r>
+        <w:rPr>
+          <w:rFonts w:ascii="Times New Roman" w:hAnsi="Times New Roman" w:eastAsia="Times New Roman" w:cs="Times New Roman"/>
+        </w:rPr>
+        <w:t xml:space="preserve"> C=C </w:t>
+      </w:r>
+      <w:r>
+        <w:rPr>
+          <w:rFonts w:hint="eastAsia" w:ascii="Times New Roman" w:hAnsi="Times New Roman" w:eastAsia="FangSong" w:cs="Times New Roman"/>
+        </w:rPr>
+        <w:t xml:space="preserve">同样</w:t>
+      </w:r>
+      <w:r>
+        <w:rPr>
+          <w:rFonts w:hint="eastAsia" w:ascii="Times New Roman" w:hAnsi="Times New Roman" w:eastAsia="FangSong" w:cs="Times New Roman"/>
+          <w:b/>
+          <w:bCs/>
+        </w:rPr>
+        <w:t xml:space="preserve">吸热且可逆</w:t>
+      </w:r>
+      <w:r>
+        <w:rPr>
+          <w:rFonts w:ascii="Times New Roman" w:hAnsi="Times New Roman" w:eastAsia="Times New Roman" w:cs="Times New Roman"/>
+        </w:rPr>
+        <w:t xml:space="preserve">——C-I </w:t>
+      </w:r>
+      <w:r>
+        <w:rPr>
+          <w:rFonts w:hint="eastAsia" w:ascii="Times New Roman" w:hAnsi="Times New Roman" w:eastAsia="FangSong" w:cs="Times New Roman"/>
+        </w:rPr>
+        <w:t xml:space="preserve">仅约</w:t>
+      </w:r>
+      <w:r>
+        <w:rPr>
+          <w:rFonts w:ascii="Times New Roman" w:hAnsi="Times New Roman" w:eastAsia="Times New Roman" w:cs="Times New Roman"/>
+        </w:rPr>
+        <w:t xml:space="preserve"> 238 </w:t>
+      </w:r>
+      <w:r>
+        <w:rPr>
+          <w:rFonts w:hint="eastAsia" w:ascii="Times New Roman" w:hAnsi="Times New Roman" w:eastAsia="Times New Roman" w:cs="Times New Roman"/>
+        </w:rPr>
+        <w:t>kJ/mol；</w:t>
+      </w:r>
+      <w:r>
+        <w:rPr>
+          <w:rFonts w:hint="eastAsia" w:ascii="Times New Roman" w:hAnsi="Times New Roman" w:eastAsia="FangSong" w:cs="Times New Roman"/>
+        </w:rPr>
+        <w:t>唯</w:t>
+      </w:r>
+      <w:r>
+        <w:rPr>
+          <w:rFonts w:ascii="Times New Roman" w:hAnsi="Times New Roman" w:eastAsia="Times New Roman" w:cs="Times New Roman"/>
+        </w:rPr>
+        <w:t xml:space="preserve"> </w:t>
+      </w:r>
+      <w:r>
+        <w:rPr>
+          <w:rFonts w:ascii="Times New Roman" w:hAnsi="Times New Roman" w:eastAsia="Times New Roman" w:cs="Times New Roman"/>
+          <w:b/>
+          <w:bCs/>
+        </w:rPr>
+        <w:t xml:space="preserve">HBr</w:t>
+      </w:r>
+      <w:r>
+        <w:rPr>
+          <w:rFonts w:ascii="Times New Roman" w:hAnsi="Times New Roman" w:eastAsia="Times New Roman" w:cs="Times New Roman"/>
+        </w:rPr>
+        <w:t xml:space="preserve"> </w:t>
+      </w:r>
+      <w:r>
+        <w:rPr>
+          <w:rFonts w:hint="eastAsia" w:ascii="Times New Roman" w:hAnsi="Times New Roman" w:eastAsia="FangSong" w:cs="Times New Roman"/>
+        </w:rPr>
+        <w:t>两步都放热</w:t>
+      </w:r>
+      <w:r>
+        <w:rPr>
+          <w:rFonts w:hint="eastAsia" w:ascii="Times New Roman" w:hAnsi="Times New Roman" w:eastAsia="Times New Roman" w:cs="Times New Roman"/>
+        </w:rPr>
+        <w:t>——H-Br</w:t>
+      </w:r>
+      <w:r>
+        <w:rPr>
+          <w:rFonts w:ascii="Times New Roman" w:hAnsi="Times New Roman" w:eastAsia="Times New Roman" w:cs="Times New Roman"/>
+        </w:rPr>
+        <w:t xml:space="preserve"> 366、C-Br 285 </w:t>
+      </w:r>
+      <w:r>
+        <w:rPr>
+          <w:rFonts w:hint="eastAsia" w:ascii="Times New Roman" w:hAnsi="Times New Roman" w:eastAsia="Times New Roman" w:cs="Times New Roman"/>
+        </w:rPr>
+        <w:t>kJ/mol）。</w:t>
       </w:r>
       <w:r>
         <w:rPr>
@@ -21005,9 +22008,11 @@
       </w:r>
       <w:r>
         <w:rPr>
-          <w:rFonts w:ascii="Times New Roman" w:hAnsi="Times New Roman" w:eastAsia="Times New Roman" w:cs="Times New Roman"/>
-        </w:rPr>
-        <w:t xml:space="preserve"> bromination </w:t>
+          <w:rFonts w:hint="eastAsia" w:ascii="Times New Roman" w:hAnsi="Times New Roman" w:eastAsia="FangSong" w:cs="Times New Roman"/>
+          <w:b/>
+          <w:bCs/>
+        </w:rPr>
+        <w:t xml:space="preserve">溴加成</w:t>
       </w:r>
       <w:r>
         <w:rPr>
@@ -21019,7 +22024,25 @@
         <w:rPr>
           <w:rFonts w:hint="eastAsia" w:ascii="Times New Roman" w:hAnsi="Times New Roman" w:eastAsia="Times New Roman" w:cs="Times New Roman"/>
         </w:rPr>
-        <w:t>。</w:t>
+        <w:t>（bromination</w:t>
+      </w:r>
+      <w:r>
+        <w:rPr>
+          <w:rFonts w:ascii="Times New Roman" w:hAnsi="Times New Roman" w:eastAsia="Times New Roman" w:cs="Times New Roman"/>
+        </w:rPr>
+        <w:t xml:space="preserve"> </w:t>
+      </w:r>
+      <w:r>
+        <w:rPr>
+          <w:rFonts w:hint="eastAsia" w:ascii="Times New Roman" w:hAnsi="Times New Roman" w:eastAsia="FangSong" w:cs="Times New Roman"/>
+        </w:rPr>
+        <w:t>的反式专一性</w:t>
+      </w:r>
+      <w:r>
+        <w:rPr>
+          <w:rFonts w:hint="eastAsia" w:ascii="Times New Roman" w:hAnsi="Times New Roman" w:eastAsia="Times New Roman" w:cs="Times New Roman"/>
+        </w:rPr>
+        <w:t>）。</w:t>
       </w:r>
     </w:p>
     <w:bookmarkEnd w:id="24"/>
@@ -24122,20 +25145,39 @@
               <w:rPr>
                 <w:rFonts w:hint="eastAsia" w:ascii="Times New Roman" w:hAnsi="Times New Roman" w:eastAsia="Times New Roman" w:cs="Times New Roman"/>
               </w:rPr>
-              <w:t>(S</w:t>
-            </w:r>
+              <w:t>（</w:t>
+            </w:r>
+            <m:oMath>
+              <m:sSub>
+                <m:e>
+                  <m:r>
+                    <m:t>S</m:t>
+                  </m:r>
+                </m:e>
+                <m:sub>
+                  <m:r>
+                    <m:t>R</m:t>
+                  </m:r>
+                </m:sub>
+              </m:sSub>
+            </m:oMath>
             <w:r>
               <w:rPr>
                 <w:rFonts w:hint="eastAsia" w:ascii="Times New Roman" w:hAnsi="Times New Roman" w:eastAsia="Times New Roman" w:cs="Times New Roman"/>
-                <w:vertAlign w:val="subscript"/>
-              </w:rPr>
-              <w:t>r</w:t>
+              </w:rPr>
+              <w:t>，</w:t>
+            </w:r>
+            <w:r>
+              <w:rPr>
+                <w:rFonts w:hint="eastAsia" w:ascii="Times New Roman" w:hAnsi="Times New Roman" w:eastAsia="FangSong" w:cs="Times New Roman"/>
+              </w:rPr>
+              <w:t>自由基取代</w:t>
             </w:r>
             <w:r>
               <w:rPr>
                 <w:rFonts w:hint="eastAsia" w:ascii="Times New Roman" w:hAnsi="Times New Roman" w:eastAsia="Times New Roman" w:cs="Times New Roman"/>
               </w:rPr>
-              <w:t>)</w:t>
+              <w:t>）</w:t>
             </w:r>
           </w:p>
         </w:tc>

--- a/06-学生侧材料/讲义/6-有机化学/烷烃烯烃炔烃.docx
+++ b/06-学生侧材料/讲义/6-有机化学/烷烃烯烃炔烃.docx
@@ -2,7 +2,7 @@
 <file path=word/document.xml><?xml version="1.0" encoding="utf-8"?>
 <w:document xmlns:w="http://schemas.openxmlformats.org/wordprocessingml/2006/main" xmlns:m="http://schemas.openxmlformats.org/officeDocument/2006/math" xmlns:r="http://schemas.openxmlformats.org/officeDocument/2006/relationships" xmlns:o="urn:schemas-microsoft-com:office:office" xmlns:v="urn:schemas-microsoft-com:vml" xmlns:w10="urn:schemas-microsoft-com:office:word" xmlns:a="http://schemas.openxmlformats.org/drawingml/2006/main" xmlns:pic="http://schemas.openxmlformats.org/drawingml/2006/picture" xmlns:wp="http://schemas.openxmlformats.org/drawingml/2006/wordprocessingDrawing">
   <w:body>
-    <w:bookmarkStart w:id="38" w:name="第二讲烷烃烯烃炔烃"/>
+    <w:bookmarkStart w:id="53" w:name="第二讲烷烃烯烃炔烃"/>
     <w:p>
       <w:pPr>
         <w:pStyle w:val="Heading1"/>
@@ -54,898 +54,74 @@
     </w:p>
     <w:p>
       <w:pPr>
-        <w:pStyle w:val="BlockText"/>
-      </w:pPr>
-      <w:r>
-        <w:rPr>
-          <w:rFonts w:hint="eastAsia" w:ascii="Times New Roman" w:hAnsi="Times New Roman" w:eastAsia="FangSong" w:cs="Times New Roman"/>
-        </w:rPr>
-        <w:t>本讲系统学习三类烃的结构</w:t>
-      </w:r>
-      <w:r>
-        <w:rPr>
-          <w:rFonts w:hint="eastAsia" w:ascii="Times New Roman" w:hAnsi="Times New Roman" w:eastAsia="Times New Roman" w:cs="Times New Roman"/>
-        </w:rPr>
-        <w:t>、</w:t>
-      </w:r>
-      <w:r>
-        <w:rPr>
-          <w:rFonts w:hint="eastAsia" w:ascii="Times New Roman" w:hAnsi="Times New Roman" w:eastAsia="FangSong" w:cs="Times New Roman"/>
-        </w:rPr>
-        <w:t>反应与机理</w:t>
-      </w:r>
-      <w:r>
-        <w:rPr>
-          <w:rFonts w:hint="eastAsia" w:ascii="Times New Roman" w:hAnsi="Times New Roman" w:eastAsia="Times New Roman" w:cs="Times New Roman"/>
-        </w:rPr>
-        <w:t>。</w:t>
-      </w:r>
-      <w:r>
-        <w:rPr>
-          <w:rFonts w:hint="eastAsia" w:ascii="Times New Roman" w:hAnsi="Times New Roman" w:eastAsia="FangSong" w:cs="Times New Roman"/>
-        </w:rPr>
-        <w:t>核心线索</w:t>
-      </w:r>
-      <w:r>
-        <w:rPr>
-          <w:rFonts w:hint="eastAsia" w:ascii="Times New Roman" w:hAnsi="Times New Roman" w:eastAsia="Times New Roman" w:cs="Times New Roman"/>
-        </w:rPr>
-        <w:t>：</w:t>
-      </w:r>
-      <w:r>
-        <w:rPr>
-          <w:rFonts w:hint="eastAsia" w:ascii="Times New Roman" w:hAnsi="Times New Roman" w:eastAsia="FangSong" w:cs="Times New Roman"/>
-          <w:b/>
-          <w:bCs/>
-        </w:rPr>
-        <w:t>从饱和烃的自由基取代</w:t>
-      </w:r>
-      <w:r>
-        <w:rPr>
-          <w:rFonts w:hint="eastAsia" w:ascii="Times New Roman" w:hAnsi="Times New Roman" w:eastAsia="Times New Roman" w:cs="Times New Roman"/>
-          <w:b/>
-          <w:bCs/>
-        </w:rPr>
-        <w:t>，</w:t>
-      </w:r>
-      <w:r>
-        <w:rPr>
-          <w:rFonts w:hint="eastAsia" w:ascii="Times New Roman" w:hAnsi="Times New Roman" w:eastAsia="FangSong" w:cs="Times New Roman"/>
-          <w:b/>
-          <w:bCs/>
-        </w:rPr>
-        <w:t>到烯烃的亲电加成</w:t>
-      </w:r>
-      <w:r>
-        <w:rPr>
-          <w:rFonts w:hint="eastAsia" w:ascii="Times New Roman" w:hAnsi="Times New Roman" w:eastAsia="Times New Roman" w:cs="Times New Roman"/>
-          <w:b/>
-          <w:bCs/>
-        </w:rPr>
-        <w:t>，</w:t>
-      </w:r>
-      <w:r>
-        <w:rPr>
-          <w:rFonts w:hint="eastAsia" w:ascii="Times New Roman" w:hAnsi="Times New Roman" w:eastAsia="FangSong" w:cs="Times New Roman"/>
-          <w:b/>
-          <w:bCs/>
-        </w:rPr>
-        <w:t>再到炔烃的酸性与逐步加成</w:t>
-      </w:r>
-      <w:r>
-        <w:rPr>
-          <w:rFonts w:hint="eastAsia" w:ascii="Times New Roman" w:hAnsi="Times New Roman" w:eastAsia="Times New Roman" w:cs="Times New Roman"/>
-        </w:rPr>
-        <w:t>——</w:t>
-      </w:r>
-      <w:r>
-        <w:rPr>
-          <w:rFonts w:hint="eastAsia" w:ascii="Times New Roman" w:hAnsi="Times New Roman" w:eastAsia="FangSong" w:cs="Times New Roman"/>
-        </w:rPr>
-        <w:t>烃类反应的</w:t>
-      </w:r>
-      <w:r>
-        <w:rPr>
-          <w:rFonts w:hint="eastAsia" w:ascii="Times New Roman" w:hAnsi="Times New Roman" w:eastAsia="Times New Roman" w:cs="Times New Roman"/>
-        </w:rPr>
-        <w:t>”</w:t>
-      </w:r>
-      <w:r>
-        <w:rPr>
-          <w:rFonts w:hint="eastAsia" w:ascii="Times New Roman" w:hAnsi="Times New Roman" w:eastAsia="FangSong" w:cs="Times New Roman"/>
-        </w:rPr>
-        <w:t>电子需求</w:t>
-      </w:r>
-      <w:r>
-        <w:rPr>
-          <w:rFonts w:hint="eastAsia" w:ascii="Times New Roman" w:hAnsi="Times New Roman" w:eastAsia="Times New Roman" w:cs="Times New Roman"/>
-        </w:rPr>
-        <w:t>”</w:t>
-      </w:r>
-      <w:r>
-        <w:rPr>
-          <w:rFonts w:hint="eastAsia" w:ascii="Times New Roman" w:hAnsi="Times New Roman" w:eastAsia="FangSong" w:cs="Times New Roman"/>
-        </w:rPr>
-        <w:t>在递增</w:t>
-      </w:r>
-      <w:r>
-        <w:rPr>
-          <w:rFonts w:hint="eastAsia" w:ascii="Times New Roman" w:hAnsi="Times New Roman" w:eastAsia="Times New Roman" w:cs="Times New Roman"/>
-        </w:rPr>
-        <w:t>，</w:t>
-      </w:r>
-      <w:r>
-        <w:rPr>
-          <w:rFonts w:hint="eastAsia" w:ascii="Times New Roman" w:hAnsi="Times New Roman" w:eastAsia="FangSong" w:cs="Times New Roman"/>
-        </w:rPr>
-        <w:t>反应机理也从协同走向分步</w:t>
-      </w:r>
-      <w:r>
-        <w:rPr>
-          <w:rFonts w:hint="eastAsia" w:ascii="Times New Roman" w:hAnsi="Times New Roman" w:eastAsia="Times New Roman" w:cs="Times New Roman"/>
-        </w:rPr>
-        <w:t>。</w:t>
-      </w:r>
-    </w:p>
-    <w:p>
-      <w:pPr>
-        <w:spacing w:before="160" w:after="80"/>
-      </w:pPr>
-      <w:r>
-        <w:pict>
-          <v:rect style="width:0;height:1.5pt" o:hralign="center" o:hrstd="t" o:hr="t"/>
-        </w:pict>
-      </w:r>
-    </w:p>
-    <w:bookmarkStart w:id="9" w:name="学习目标"/>
-    <w:p>
-      <w:pPr>
-        <w:pStyle w:val="Heading2"/>
-        <w:spacing w:before="280" w:after="120"/>
-      </w:pPr>
-      <w:r>
-        <w:rPr>
-          <w:rFonts w:hint="eastAsia" w:ascii="Times New Roman" w:hAnsi="Times New Roman" w:eastAsia="SimHei" w:cs="Times New Roman"/>
-        </w:rPr>
-        <w:t xml:space="preserve">学习目标</w:t>
-      </w:r>
-    </w:p>
-    <w:p>
-      <w:pPr>
-        <w:pStyle w:val="BlockText"/>
-        <w:spacing w:after="80"/>
-      </w:pPr>
-      <w:r>
-        <w:rPr>
-          <w:rFonts w:hint="eastAsia" w:ascii="Times New Roman" w:hAnsi="Times New Roman" w:eastAsia="FangSong" w:cs="Times New Roman"/>
-        </w:rPr>
-        <w:t>对齐考纲</w:t>
-      </w:r>
-      <w:r>
-        <w:rPr>
-          <w:rFonts w:hint="eastAsia" w:ascii="Times New Roman" w:hAnsi="Times New Roman" w:eastAsia="Times New Roman" w:cs="Times New Roman"/>
-        </w:rPr>
-        <w:t>：§23</w:t>
-      </w:r>
-      <w:r>
-        <w:rPr>
-          <w:rFonts w:ascii="Times New Roman" w:hAnsi="Times New Roman" w:eastAsia="Times New Roman" w:cs="Times New Roman"/>
-        </w:rPr>
-        <w:t xml:space="preserve"> </w:t>
-      </w:r>
-      <w:r>
-        <w:rPr>
-          <w:rFonts w:hint="eastAsia" w:ascii="Times New Roman" w:hAnsi="Times New Roman" w:eastAsia="FangSong" w:cs="Times New Roman"/>
-        </w:rPr>
-        <w:t xml:space="preserve">有机物结构的表达</w:t>
-      </w:r>
-      <w:r>
-        <w:rPr>
-          <w:rFonts w:ascii="Times New Roman" w:hAnsi="Times New Roman" w:eastAsia="Times New Roman" w:cs="Times New Roman"/>
-        </w:rPr>
-        <w:t xml:space="preserve"> · §36 </w:t>
-      </w:r>
-      <w:r>
-        <w:rPr>
-          <w:rFonts w:hint="eastAsia" w:ascii="Times New Roman" w:hAnsi="Times New Roman" w:eastAsia="FangSong" w:cs="Times New Roman"/>
-        </w:rPr>
-        <w:t xml:space="preserve">取代反应</w:t>
-      </w:r>
-      <w:r>
-        <w:rPr>
-          <w:rFonts w:ascii="Times New Roman" w:hAnsi="Times New Roman" w:eastAsia="Times New Roman" w:cs="Times New Roman"/>
-        </w:rPr>
-        <w:t xml:space="preserve"> · §37 </w:t>
-      </w:r>
-      <w:r>
-        <w:rPr>
-          <w:rFonts w:hint="eastAsia" w:ascii="Times New Roman" w:hAnsi="Times New Roman" w:eastAsia="FangSong" w:cs="Times New Roman"/>
-        </w:rPr>
-        <w:t xml:space="preserve">加成反应</w:t>
-      </w:r>
-      <w:r>
-        <w:rPr>
-          <w:rFonts w:ascii="Times New Roman" w:hAnsi="Times New Roman" w:eastAsia="Times New Roman" w:cs="Times New Roman"/>
-        </w:rPr>
-        <w:t xml:space="preserve"> · §43 </w:t>
-      </w:r>
-      <w:r>
-        <w:rPr>
-          <w:rFonts w:hint="eastAsia" w:ascii="Times New Roman" w:hAnsi="Times New Roman" w:eastAsia="FangSong" w:cs="Times New Roman"/>
-        </w:rPr>
-        <w:t xml:space="preserve">亲电加成反应</w:t>
-      </w:r>
-      <w:r>
-        <w:rPr>
-          <w:rFonts w:ascii="Times New Roman" w:hAnsi="Times New Roman" w:eastAsia="Times New Roman" w:cs="Times New Roman"/>
-        </w:rPr>
-        <w:t xml:space="preserve"> · §49 </w:t>
-      </w:r>
-      <w:r>
-        <w:rPr>
-          <w:rFonts w:hint="eastAsia" w:ascii="Times New Roman" w:hAnsi="Times New Roman" w:eastAsia="FangSong" w:cs="Times New Roman"/>
-        </w:rPr>
-        <w:t xml:space="preserve">周环反应</w:t>
-      </w:r>
-    </w:p>
-    <w:tbl>
-      <w:tblPr>
-        <w:tblStyle w:val="Table"/>
-        <w:tblW w:type="pct" w:w="5000"/>
-        <w:tblLayout w:type="fixed"/>
-        <w:tblLook w:firstRow="1" w:lastRow="0" w:firstColumn="0" w:lastColumn="0" w:noHBand="0" w:noVBand="0" w:val="0020"/>
-      </w:tblPr>
-      <w:tblGrid>
-        <w:gridCol w:w="3960"/>
-        <w:gridCol w:w="3960"/>
-      </w:tblGrid>
-      <w:tr>
-        <w:trPr>
-          <w:tblHeader w:val="on"/>
-        </w:trPr>
-        <w:tc>
-          <w:tcPr/>
-          <w:p>
-            <w:pPr>
-              <w:pStyle w:val="Compact"/>
-              <w:jc w:val="center"/>
-            </w:pPr>
-            <w:r>
-              <w:rPr>
-                <w:rFonts w:hint="eastAsia" w:ascii="Times New Roman" w:hAnsi="Times New Roman" w:eastAsia="SimHei" w:cs="Times New Roman"/>
-                <w:b/>
-              </w:rPr>
-              <w:t xml:space="preserve">考纲条目</w:t>
-            </w:r>
-          </w:p>
-        </w:tc>
-        <w:tc>
-          <w:tcPr/>
-          <w:p>
-            <w:pPr>
-              <w:pStyle w:val="Compact"/>
-              <w:jc w:val="center"/>
-            </w:pPr>
-            <w:r>
-              <w:rPr>
-                <w:rFonts w:hint="eastAsia" w:ascii="Times New Roman" w:hAnsi="Times New Roman" w:eastAsia="SimHei" w:cs="Times New Roman"/>
-                <w:b/>
-              </w:rPr>
-              <w:t xml:space="preserve">学完本讲你应能</w:t>
-            </w:r>
-          </w:p>
-        </w:tc>
-      </w:tr>
-      <w:tr>
-        <w:tc>
-          <w:tcPr/>
-          <w:p>
-            <w:pPr>
-              <w:pStyle w:val="Compact"/>
-              <w:jc w:val="center"/>
-            </w:pPr>
-            <w:r>
-              <w:rPr>
-                <w:rFonts w:ascii="Times New Roman" w:hAnsi="Times New Roman" w:eastAsia="Times New Roman" w:cs="Times New Roman"/>
-              </w:rPr>
-              <w:t xml:space="preserve">§23 </w:t>
-            </w:r>
-            <w:r>
-              <w:rPr>
-                <w:rFonts w:hint="eastAsia" w:ascii="Times New Roman" w:hAnsi="Times New Roman" w:eastAsia="FangSong" w:cs="Times New Roman"/>
-              </w:rPr>
-              <w:t xml:space="preserve">有机物结构的表达</w:t>
-            </w:r>
-            <w:r>
-              <w:rPr>
-                <w:rFonts w:ascii="Times New Roman" w:hAnsi="Times New Roman" w:eastAsia="Times New Roman" w:cs="Times New Roman"/>
-              </w:rPr>
-              <w:t xml:space="preserve"> · </w:t>
-            </w:r>
-            <w:r>
-              <w:rPr>
-                <w:rFonts w:hint="eastAsia" w:ascii="Times New Roman" w:hAnsi="Times New Roman" w:eastAsia="FangSong" w:cs="Times New Roman"/>
-              </w:rPr>
-              <w:t xml:space="preserve">杂化与键参数比较</w:t>
-            </w:r>
-          </w:p>
-        </w:tc>
-        <w:tc>
-          <w:tcPr/>
-          <w:p>
-            <w:pPr>
-              <w:pStyle w:val="Compact"/>
-              <w:jc w:val="center"/>
-            </w:pPr>
-            <w:r>
-              <w:rPr>
-                <w:rFonts w:hint="eastAsia" w:ascii="Times New Roman" w:hAnsi="Times New Roman" w:eastAsia="FangSong" w:cs="Times New Roman"/>
-              </w:rPr>
-              <w:t>能比较烷烃</w:t>
-            </w:r>
-            <w:r>
-              <w:rPr>
-                <w:rFonts w:hint="eastAsia" w:ascii="Times New Roman" w:hAnsi="Times New Roman" w:eastAsia="Times New Roman" w:cs="Times New Roman"/>
-              </w:rPr>
-              <w:t>、</w:t>
-            </w:r>
-            <w:r>
-              <w:rPr>
-                <w:rFonts w:hint="eastAsia" w:ascii="Times New Roman" w:hAnsi="Times New Roman" w:eastAsia="FangSong" w:cs="Times New Roman"/>
-              </w:rPr>
-              <w:t>烯烃</w:t>
-            </w:r>
-            <w:r>
-              <w:rPr>
-                <w:rFonts w:hint="eastAsia" w:ascii="Times New Roman" w:hAnsi="Times New Roman" w:eastAsia="Times New Roman" w:cs="Times New Roman"/>
-              </w:rPr>
-              <w:t>、</w:t>
-            </w:r>
-            <w:r>
-              <w:rPr>
-                <w:rFonts w:hint="eastAsia" w:ascii="Times New Roman" w:hAnsi="Times New Roman" w:eastAsia="FangSong" w:cs="Times New Roman"/>
-              </w:rPr>
-              <w:t>炔烃</w:t>
-            </w:r>
-            <w:r>
-              <w:rPr>
-                <w:rFonts w:hint="eastAsia" w:ascii="Times New Roman" w:hAnsi="Times New Roman" w:eastAsia="Times New Roman" w:cs="Times New Roman"/>
-              </w:rPr>
-              <w:t>、</w:t>
-            </w:r>
-            <w:r>
-              <w:rPr>
-                <w:rFonts w:hint="eastAsia" w:ascii="Times New Roman" w:hAnsi="Times New Roman" w:eastAsia="FangSong" w:cs="Times New Roman"/>
-              </w:rPr>
-              <w:t>二烯烃的分子结构特征</w:t>
-            </w:r>
-            <w:r>
-              <w:rPr>
-                <w:rFonts w:hint="eastAsia" w:ascii="Times New Roman" w:hAnsi="Times New Roman" w:eastAsia="Times New Roman" w:cs="Times New Roman"/>
-              </w:rPr>
-              <w:t>（</w:t>
-            </w:r>
-            <w:r>
-              <w:rPr>
-                <w:rFonts w:hint="eastAsia" w:ascii="Times New Roman" w:hAnsi="Times New Roman" w:eastAsia="FangSong" w:cs="Times New Roman"/>
-              </w:rPr>
-              <w:t>杂化方式</w:t>
-            </w:r>
-            <w:r>
-              <w:rPr>
-                <w:rFonts w:hint="eastAsia" w:ascii="Times New Roman" w:hAnsi="Times New Roman" w:eastAsia="Times New Roman" w:cs="Times New Roman"/>
-              </w:rPr>
-              <w:t>、</w:t>
-            </w:r>
-            <w:r>
-              <w:rPr>
-                <w:rFonts w:hint="eastAsia" w:ascii="Times New Roman" w:hAnsi="Times New Roman" w:eastAsia="FangSong" w:cs="Times New Roman"/>
-              </w:rPr>
-              <w:t>键长</w:t>
-            </w:r>
-            <w:r>
-              <w:rPr>
-                <w:rFonts w:hint="eastAsia" w:ascii="Times New Roman" w:hAnsi="Times New Roman" w:eastAsia="Times New Roman" w:cs="Times New Roman"/>
-              </w:rPr>
-              <w:t>、</w:t>
-            </w:r>
-            <w:r>
-              <w:rPr>
-                <w:rFonts w:hint="eastAsia" w:ascii="Times New Roman" w:hAnsi="Times New Roman" w:eastAsia="FangSong" w:cs="Times New Roman"/>
-              </w:rPr>
-              <w:t>键角</w:t>
-            </w:r>
-            <w:r>
-              <w:rPr>
-                <w:rFonts w:hint="eastAsia" w:ascii="Times New Roman" w:hAnsi="Times New Roman" w:eastAsia="Times New Roman" w:cs="Times New Roman"/>
-              </w:rPr>
-              <w:t>）</w:t>
-            </w:r>
-          </w:p>
-        </w:tc>
-      </w:tr>
-      <w:tr>
-        <w:tc>
-          <w:tcPr/>
-          <w:p>
-            <w:pPr>
-              <w:pStyle w:val="Compact"/>
-              <w:jc w:val="center"/>
-            </w:pPr>
-            <w:r>
-              <w:rPr>
-                <w:rFonts w:ascii="Times New Roman" w:hAnsi="Times New Roman" w:eastAsia="Times New Roman" w:cs="Times New Roman"/>
-              </w:rPr>
-              <w:t xml:space="preserve">§36 </w:t>
-            </w:r>
-            <w:r>
-              <w:rPr>
-                <w:rFonts w:hint="eastAsia" w:ascii="Times New Roman" w:hAnsi="Times New Roman" w:eastAsia="FangSong" w:cs="Times New Roman"/>
-              </w:rPr>
-              <w:t xml:space="preserve">取代反应</w:t>
-            </w:r>
-            <w:r>
-              <w:rPr>
-                <w:rFonts w:ascii="Times New Roman" w:hAnsi="Times New Roman" w:eastAsia="Times New Roman" w:cs="Times New Roman"/>
-              </w:rPr>
-              <w:t xml:space="preserve"> · </w:t>
-            </w:r>
-            <w:r>
-              <w:rPr>
-                <w:rFonts w:hint="eastAsia" w:ascii="Times New Roman" w:hAnsi="Times New Roman" w:eastAsia="FangSong" w:cs="Times New Roman"/>
-              </w:rPr>
-              <w:t xml:space="preserve">烷烃自由基卤代</w:t>
-            </w:r>
-          </w:p>
-        </w:tc>
-        <w:tc>
-          <w:tcPr/>
-          <w:p>
-            <w:pPr>
-              <w:pStyle w:val="Compact"/>
-              <w:jc w:val="center"/>
-            </w:pPr>
-            <w:r>
-              <w:rPr>
-                <w:rFonts w:hint="eastAsia" w:ascii="Times New Roman" w:hAnsi="Times New Roman" w:eastAsia="FangSong" w:cs="Times New Roman"/>
-              </w:rPr>
-              <w:t>能写出烷烃卤代反应的自由基链式机理</w:t>
-            </w:r>
-            <w:r>
-              <w:rPr>
-                <w:rFonts w:hint="eastAsia" w:ascii="Times New Roman" w:hAnsi="Times New Roman" w:eastAsia="Times New Roman" w:cs="Times New Roman"/>
-              </w:rPr>
-              <w:t>，</w:t>
-            </w:r>
-            <w:r>
-              <w:rPr>
-                <w:rFonts w:hint="eastAsia" w:ascii="Times New Roman" w:hAnsi="Times New Roman" w:eastAsia="FangSong" w:cs="Times New Roman"/>
-              </w:rPr>
-              <w:t>预测产物分布</w:t>
-            </w:r>
-            <w:r>
-              <w:rPr>
-                <w:rFonts w:hint="eastAsia" w:ascii="Times New Roman" w:hAnsi="Times New Roman" w:eastAsia="Times New Roman" w:cs="Times New Roman"/>
-              </w:rPr>
-              <w:t>（</w:t>
-            </w:r>
-            <w:r>
-              <w:rPr>
-                <w:rFonts w:hint="eastAsia" w:ascii="Times New Roman" w:hAnsi="Times New Roman" w:eastAsia="FangSong" w:cs="Times New Roman"/>
-              </w:rPr>
-              <w:t>选择性</w:t>
-            </w:r>
-            <w:r>
-              <w:rPr>
-                <w:rFonts w:hint="eastAsia" w:ascii="Times New Roman" w:hAnsi="Times New Roman" w:eastAsia="Times New Roman" w:cs="Times New Roman"/>
-              </w:rPr>
-              <w:t>）</w:t>
-            </w:r>
-          </w:p>
-        </w:tc>
-      </w:tr>
-      <w:tr>
-        <w:tc>
-          <w:tcPr/>
-          <w:p>
-            <w:pPr>
-              <w:pStyle w:val="Compact"/>
-              <w:jc w:val="center"/>
-            </w:pPr>
-            <w:r>
-              <w:rPr>
-                <w:rFonts w:ascii="Times New Roman" w:hAnsi="Times New Roman" w:eastAsia="Times New Roman" w:cs="Times New Roman"/>
-              </w:rPr>
-              <w:t xml:space="preserve">§37 </w:t>
-            </w:r>
-            <w:r>
-              <w:rPr>
-                <w:rFonts w:hint="eastAsia" w:ascii="Times New Roman" w:hAnsi="Times New Roman" w:eastAsia="FangSong" w:cs="Times New Roman"/>
-              </w:rPr>
-              <w:t xml:space="preserve">加成反应</w:t>
-            </w:r>
-            <w:r>
-              <w:rPr>
-                <w:rFonts w:ascii="Times New Roman" w:hAnsi="Times New Roman" w:eastAsia="Times New Roman" w:cs="Times New Roman"/>
-              </w:rPr>
-              <w:t xml:space="preserve"> · </w:t>
-            </w:r>
-            <w:r>
-              <w:rPr>
-                <w:rFonts w:hint="eastAsia" w:ascii="Times New Roman" w:hAnsi="Times New Roman" w:eastAsia="FangSong" w:cs="Times New Roman"/>
-              </w:rPr>
-              <w:t xml:space="preserve">炔烃酸性与碳链增长</w:t>
-            </w:r>
-          </w:p>
-        </w:tc>
-        <w:tc>
-          <w:tcPr/>
-          <w:p>
-            <w:pPr>
-              <w:pStyle w:val="Compact"/>
-              <w:jc w:val="center"/>
-            </w:pPr>
-            <w:r>
-              <w:rPr>
-                <w:rFonts w:hint="eastAsia" w:ascii="Times New Roman" w:hAnsi="Times New Roman" w:eastAsia="FangSong" w:cs="Times New Roman"/>
-              </w:rPr>
-              <w:t xml:space="preserve">能利用炔烃末端氢的酸性进行碳链增长</w:t>
-            </w:r>
-          </w:p>
-        </w:tc>
-      </w:tr>
-      <w:tr>
-        <w:tc>
-          <w:tcPr/>
-          <w:p>
-            <w:pPr>
-              <w:pStyle w:val="Compact"/>
-              <w:jc w:val="center"/>
-            </w:pPr>
-            <w:r>
-              <w:rPr>
-                <w:rFonts w:ascii="Times New Roman" w:hAnsi="Times New Roman" w:eastAsia="Times New Roman" w:cs="Times New Roman"/>
-              </w:rPr>
-              <w:t xml:space="preserve">§43 </w:t>
-            </w:r>
-            <w:r>
-              <w:rPr>
-                <w:rFonts w:hint="eastAsia" w:ascii="Times New Roman" w:hAnsi="Times New Roman" w:eastAsia="FangSong" w:cs="Times New Roman"/>
-              </w:rPr>
-              <w:t xml:space="preserve">亲电加成反应</w:t>
-            </w:r>
-            <w:r>
-              <w:rPr>
-                <w:rFonts w:ascii="Times New Roman" w:hAnsi="Times New Roman" w:eastAsia="Times New Roman" w:cs="Times New Roman"/>
-              </w:rPr>
-              <w:t xml:space="preserve"> · </w:t>
-            </w:r>
-            <w:r>
-              <w:rPr>
-                <w:rFonts w:hint="eastAsia" w:ascii="Times New Roman" w:hAnsi="Times New Roman" w:eastAsia="FangSong" w:cs="Times New Roman"/>
-              </w:rPr>
-              <w:t xml:space="preserve">烯烃亲电加成机理</w:t>
-            </w:r>
-          </w:p>
-        </w:tc>
-        <w:tc>
-          <w:tcPr/>
-          <w:p>
-            <w:pPr>
-              <w:pStyle w:val="Compact"/>
-              <w:jc w:val="center"/>
-            </w:pPr>
-            <w:r>
-              <w:rPr>
-                <w:rFonts w:hint="eastAsia" w:ascii="Times New Roman" w:hAnsi="Times New Roman" w:eastAsia="FangSong" w:cs="Times New Roman"/>
-              </w:rPr>
-              <w:t>能画出烯烃亲电加成反应的机理箭头</w:t>
-            </w:r>
-            <w:r>
-              <w:rPr>
-                <w:rFonts w:hint="eastAsia" w:ascii="Times New Roman" w:hAnsi="Times New Roman" w:eastAsia="Times New Roman" w:cs="Times New Roman"/>
-              </w:rPr>
-              <w:t>，</w:t>
-            </w:r>
-            <w:r>
-              <w:rPr>
-                <w:rFonts w:hint="eastAsia" w:ascii="Times New Roman" w:hAnsi="Times New Roman" w:eastAsia="FangSong" w:cs="Times New Roman"/>
-              </w:rPr>
-              <w:t>判断马氏</w:t>
-            </w:r>
-            <w:r>
-              <w:rPr>
-                <w:rFonts w:hint="eastAsia" w:ascii="Times New Roman" w:hAnsi="Times New Roman" w:eastAsia="Times New Roman" w:cs="Times New Roman"/>
-              </w:rPr>
-              <w:t>/</w:t>
-            </w:r>
-            <w:r>
-              <w:rPr>
-                <w:rFonts w:hint="eastAsia" w:ascii="Times New Roman" w:hAnsi="Times New Roman" w:eastAsia="FangSong" w:cs="Times New Roman"/>
-              </w:rPr>
-              <w:t>反马氏规则的适用条件</w:t>
-            </w:r>
-          </w:p>
-        </w:tc>
-      </w:tr>
-      <w:tr>
-        <w:tc>
-          <w:tcPr/>
-          <w:p>
-            <w:pPr>
-              <w:pStyle w:val="Compact"/>
-              <w:jc w:val="center"/>
-            </w:pPr>
-            <w:r>
-              <w:rPr>
-                <w:rFonts w:ascii="Times New Roman" w:hAnsi="Times New Roman" w:eastAsia="Times New Roman" w:cs="Times New Roman"/>
-              </w:rPr>
-              <w:t xml:space="preserve">§43 </w:t>
-            </w:r>
-            <w:r>
-              <w:rPr>
-                <w:rFonts w:hint="eastAsia" w:ascii="Times New Roman" w:hAnsi="Times New Roman" w:eastAsia="FangSong" w:cs="Times New Roman"/>
-              </w:rPr>
-              <w:t xml:space="preserve">亲电加成反应</w:t>
-            </w:r>
-            <w:r>
-              <w:rPr>
-                <w:rFonts w:ascii="Times New Roman" w:hAnsi="Times New Roman" w:eastAsia="Times New Roman" w:cs="Times New Roman"/>
-              </w:rPr>
-              <w:t xml:space="preserve"> · </w:t>
-            </w:r>
-            <w:r>
-              <w:rPr>
-                <w:rFonts w:hint="eastAsia" w:ascii="Times New Roman" w:hAnsi="Times New Roman" w:eastAsia="FangSong" w:cs="Times New Roman"/>
-              </w:rPr>
-              <w:t xml:space="preserve">共轭二烯</w:t>
-            </w:r>
-            <w:r>
-              <w:rPr>
-                <w:rFonts w:ascii="Times New Roman" w:hAnsi="Times New Roman" w:eastAsia="Times New Roman" w:cs="Times New Roman"/>
-              </w:rPr>
-              <w:t xml:space="preserve"> 1,2-/1,4- </w:t>
-            </w:r>
-            <w:r>
-              <w:rPr>
-                <w:rFonts w:hint="eastAsia" w:ascii="Times New Roman" w:hAnsi="Times New Roman" w:eastAsia="FangSong" w:cs="Times New Roman"/>
-              </w:rPr>
-              <w:t xml:space="preserve">控制</w:t>
-            </w:r>
-          </w:p>
-        </w:tc>
-        <w:tc>
-          <w:tcPr/>
-          <w:p>
-            <w:pPr>
-              <w:pStyle w:val="Compact"/>
-              <w:jc w:val="center"/>
-            </w:pPr>
-            <w:r>
-              <w:rPr>
-                <w:rFonts w:hint="eastAsia" w:ascii="Times New Roman" w:hAnsi="Times New Roman" w:eastAsia="FangSong" w:cs="Times New Roman"/>
-              </w:rPr>
-              <w:t>能分析共轭二烯的</w:t>
-            </w:r>
-            <w:r>
-              <w:rPr>
-                <w:rFonts w:hint="eastAsia" w:ascii="Times New Roman" w:hAnsi="Times New Roman" w:eastAsia="Times New Roman" w:cs="Times New Roman"/>
-              </w:rPr>
-              <w:t>1,2-</w:t>
-            </w:r>
-            <w:r>
-              <w:rPr>
-                <w:rFonts w:hint="eastAsia" w:ascii="Times New Roman" w:hAnsi="Times New Roman" w:eastAsia="FangSong" w:cs="Times New Roman"/>
-              </w:rPr>
-              <w:t>与</w:t>
-            </w:r>
-            <w:r>
-              <w:rPr>
-                <w:rFonts w:hint="eastAsia" w:ascii="Times New Roman" w:hAnsi="Times New Roman" w:eastAsia="Times New Roman" w:cs="Times New Roman"/>
-              </w:rPr>
-              <w:t>1,4-</w:t>
-            </w:r>
-            <w:r>
-              <w:rPr>
-                <w:rFonts w:hint="eastAsia" w:ascii="Times New Roman" w:hAnsi="Times New Roman" w:eastAsia="FangSong" w:cs="Times New Roman"/>
-              </w:rPr>
-              <w:t>加成产物</w:t>
-            </w:r>
-            <w:r>
-              <w:rPr>
-                <w:rFonts w:hint="eastAsia" w:ascii="Times New Roman" w:hAnsi="Times New Roman" w:eastAsia="Times New Roman" w:cs="Times New Roman"/>
-              </w:rPr>
-              <w:t>，</w:t>
-            </w:r>
-            <w:r>
-              <w:rPr>
-                <w:rFonts w:hint="eastAsia" w:ascii="Times New Roman" w:hAnsi="Times New Roman" w:eastAsia="FangSong" w:cs="Times New Roman"/>
-              </w:rPr>
-              <w:t>区分动力学控制与热力学控制</w:t>
-            </w:r>
-          </w:p>
-        </w:tc>
-      </w:tr>
-      <w:tr>
-        <w:tc>
-          <w:tcPr/>
-          <w:p>
-            <w:pPr>
-              <w:pStyle w:val="Compact"/>
-              <w:jc w:val="center"/>
-            </w:pPr>
-            <w:r>
-              <w:rPr>
-                <w:rFonts w:ascii="Times New Roman" w:hAnsi="Times New Roman" w:eastAsia="Times New Roman" w:cs="Times New Roman"/>
-              </w:rPr>
-              <w:t xml:space="preserve">§49 </w:t>
-            </w:r>
-            <w:r>
-              <w:rPr>
-                <w:rFonts w:hint="eastAsia" w:ascii="Times New Roman" w:hAnsi="Times New Roman" w:eastAsia="FangSong" w:cs="Times New Roman"/>
-              </w:rPr>
-              <w:t xml:space="preserve">周环反应</w:t>
-            </w:r>
-            <w:r>
-              <w:rPr>
-                <w:rFonts w:ascii="Times New Roman" w:hAnsi="Times New Roman" w:eastAsia="Times New Roman" w:cs="Times New Roman"/>
-              </w:rPr>
-              <w:t xml:space="preserve"> · Diels-Alder </w:t>
-            </w:r>
-            <w:r>
-              <w:rPr>
-                <w:rFonts w:hint="eastAsia" w:ascii="Times New Roman" w:hAnsi="Times New Roman" w:eastAsia="FangSong" w:cs="Times New Roman"/>
-              </w:rPr>
-              <w:t xml:space="preserve">选择性</w:t>
-            </w:r>
-          </w:p>
-        </w:tc>
-        <w:tc>
-          <w:tcPr/>
-          <w:p>
-            <w:pPr>
-              <w:pStyle w:val="Compact"/>
-              <w:jc w:val="center"/>
-            </w:pPr>
-            <w:r>
-              <w:rPr>
-                <w:rFonts w:hint="eastAsia" w:ascii="Times New Roman" w:hAnsi="Times New Roman" w:eastAsia="FangSong" w:cs="Times New Roman"/>
-              </w:rPr>
-              <w:t>能画出</w:t>
-            </w:r>
-            <w:r>
-              <w:rPr>
-                <w:rFonts w:hint="eastAsia" w:ascii="Times New Roman" w:hAnsi="Times New Roman" w:eastAsia="Times New Roman" w:cs="Times New Roman"/>
-              </w:rPr>
-              <w:t>Diels-Alder</w:t>
-            </w:r>
-            <w:r>
-              <w:rPr>
-                <w:rFonts w:hint="eastAsia" w:ascii="Times New Roman" w:hAnsi="Times New Roman" w:eastAsia="FangSong" w:cs="Times New Roman"/>
-              </w:rPr>
-              <w:t>反应的轨道叠加图并判断区域</w:t>
-            </w:r>
-            <w:r>
-              <w:rPr>
-                <w:rFonts w:hint="eastAsia" w:ascii="Times New Roman" w:hAnsi="Times New Roman" w:eastAsia="Times New Roman" w:cs="Times New Roman"/>
-              </w:rPr>
-              <w:t>/</w:t>
-            </w:r>
-            <w:r>
-              <w:rPr>
-                <w:rFonts w:hint="eastAsia" w:ascii="Times New Roman" w:hAnsi="Times New Roman" w:eastAsia="FangSong" w:cs="Times New Roman"/>
-              </w:rPr>
-              <w:t>立体选择性</w:t>
-            </w:r>
-          </w:p>
-        </w:tc>
-      </w:tr>
-    </w:tbl>
-    <w:p>
-      <w:pPr>
-        <w:spacing w:before="160" w:after="80"/>
-      </w:pPr>
-      <w:r>
-        <w:pict>
-          <v:rect style="width:0;height:1.5pt" o:hralign="center" o:hrstd="t" o:hr="t"/>
-        </w:pict>
-      </w:r>
-    </w:p>
-    <w:bookmarkEnd w:id="9"/>
-    <w:bookmarkStart w:id="17" w:name="一核心概念"/>
-    <w:p>
-      <w:pPr>
-        <w:pStyle w:val="Heading2"/>
-        <w:spacing w:before="280" w:after="120"/>
-      </w:pPr>
-      <w:r>
-        <w:rPr>
-          <w:rFonts w:hint="eastAsia" w:ascii="Times New Roman" w:hAnsi="Times New Roman" w:eastAsia="SimHei" w:cs="Times New Roman"/>
-        </w:rPr>
-        <w:t>一</w:t>
-      </w:r>
-      <w:r>
-        <w:rPr>
-          <w:rFonts w:hint="eastAsia" w:ascii="Times New Roman" w:hAnsi="Times New Roman" w:eastAsia="Times New Roman" w:cs="Times New Roman"/>
-        </w:rPr>
-        <w:t>、</w:t>
-      </w:r>
-      <w:r>
-        <w:rPr>
-          <w:rFonts w:hint="eastAsia" w:ascii="Times New Roman" w:hAnsi="Times New Roman" w:eastAsia="SimHei" w:cs="Times New Roman"/>
-        </w:rPr>
-        <w:t>核心概念</w:t>
-      </w:r>
-    </w:p>
-    <w:bookmarkStart w:id="13" w:name="烷烃"/>
-    <w:p>
-      <w:pPr>
-        <w:pStyle w:val="Heading3"/>
-        <w:spacing w:before="280" w:after="120"/>
-      </w:pPr>
-      <w:r>
-        <w:rPr>
-          <w:rFonts w:ascii="Times New Roman" w:hAnsi="Times New Roman" w:eastAsia="Times New Roman" w:cs="Times New Roman"/>
-        </w:rPr>
-        <w:t xml:space="preserve">1.1 </w:t>
-      </w:r>
-      <w:r>
-        <w:rPr>
-          <w:rFonts w:hint="eastAsia" w:ascii="Times New Roman" w:hAnsi="Times New Roman" w:eastAsia="SimHei" w:cs="Times New Roman"/>
-        </w:rPr>
-        <w:t xml:space="preserve">烷烃</w:t>
-      </w:r>
-    </w:p>
-    <w:p>
-      <w:pPr>
         <w:pStyle w:val="FirstParagraph"/>
-      </w:pPr>
-      <w:r>
-        <w:rPr>
-          <w:rFonts w:ascii="Times New Roman" w:hAnsi="Times New Roman" w:eastAsia="Times New Roman" w:cs="Times New Roman"/>
-          <w:b/>
-          <w:bCs/>
-        </w:rPr>
-        <w:t xml:space="preserve">1.1.1 </w:t>
-      </w:r>
-      <w:r>
-        <w:rPr>
-          <w:rFonts w:hint="eastAsia" w:ascii="Times New Roman" w:hAnsi="Times New Roman" w:eastAsia="FangSong" w:cs="Times New Roman"/>
-          <w:b/>
-          <w:bCs/>
-        </w:rPr>
-        <w:t xml:space="preserve">结构特征</w:t>
-      </w:r>
-    </w:p>
-    <w:p>
-      <w:pPr>
-        <w:pStyle w:val="BodyText"/>
         <w:spacing w:before="160" w:after="80"/>
         <w:jc w:val="center"/>
       </w:pPr>
       <w:r>
         <w:rPr>
-          <w:rFonts w:ascii="Times New Roman" w:hAnsi="Times New Roman" w:eastAsia="FangSong" w:cs="Times New Roman"/>
-          <w:b w:val="0"/>
-          <w:i w:val="0"/>
-          <w:sz w:val="21"/>
+          <w:rFonts w:hint="eastAsia" w:ascii="Times New Roman" w:hAnsi="Times New Roman" w:eastAsia="FangSong" w:cs="Times New Roman"/>
+          <w:b/>
+          <w:bCs/>
+        </w:rPr>
+        <w:t xml:space="preserve">教材图引入</w:t>
+      </w:r>
+      <w:r>
+        <w:rPr>
+          <w:rFonts w:ascii="Times New Roman" w:hAnsi="Times New Roman" w:eastAsia="Times New Roman" w:cs="Times New Roman"/>
+        </w:rPr>
+        <w:t xml:space="preserve"> </w:t>
+      </w:r>
+      <w:r>
+        <w:rPr>
+          <w:rFonts w:ascii="Times New Roman" w:hAnsi="Times New Roman" w:eastAsia="Times New Roman" w:cs="Times New Roman"/>
+        </w:rPr>
+        <w:t xml:space="preserve">&gt; ① </w:t>
+      </w:r>
+      <w:r>
+        <w:rPr>
+          <w:rFonts w:hint="eastAsia" w:ascii="Times New Roman" w:hAnsi="Times New Roman" w:eastAsia="FangSong" w:cs="Times New Roman"/>
+        </w:rPr>
+        <w:t>溴鎓离子三元环</w:t>
+      </w:r>
+      <w:r>
+        <w:rPr>
+          <w:rFonts w:hint="eastAsia" w:ascii="Times New Roman" w:hAnsi="Times New Roman" w:eastAsia="Times New Roman" w:cs="Times New Roman"/>
+        </w:rPr>
+        <w:t>+</w:t>
+      </w:r>
+      <w:r>
+        <w:rPr>
+          <w:rFonts w:hint="eastAsia" w:ascii="Times New Roman" w:hAnsi="Times New Roman" w:eastAsia="FangSong" w:cs="Times New Roman"/>
+        </w:rPr>
+        <w:t>反式开环</w:t>
+      </w:r>
+      <w:r>
+        <w:rPr>
+          <w:rFonts w:hint="eastAsia" w:ascii="Times New Roman" w:hAnsi="Times New Roman" w:eastAsia="Times New Roman" w:cs="Times New Roman"/>
+        </w:rPr>
+        <w:t>：</w:t>
+      </w:r>
+      <w:r>
+        <w:rPr>
+          <w:rFonts w:ascii="Times New Roman" w:hAnsi="Times New Roman" w:eastAsia="Times New Roman" w:cs="Times New Roman"/>
         </w:rPr>
         <w:drawing>
           <wp:inline>
-            <wp:extent cx="3600000" cy="2138400"/>
+            <wp:extent cx="2667000" cy="471815"/>
             <wp:effectExtent b="0" l="0" r="0" t="0"/>
-            <wp:docPr descr="乙烷的构象——重叠式与交叉式" title="" id="11" name="Picture"/>
+            <wp:docPr descr="" title="" id="10" name="Picture"/>
             <a:graphic>
               <a:graphicData uri="http://schemas.openxmlformats.org/drawingml/2006/picture">
                 <pic:pic>
                   <pic:nvPicPr>
-                    <pic:cNvPr descr="30a1ada8ddb75277407d632860c4dc86c7303fa6651c9170369fd33269018311.png" id="12" name="Picture"/>
+                    <pic:cNvPr descr="0788b0f866603245fd186eb3f68c4f17db6db055e0ce5083f8a004f4cca42d3e.jpg" id="11" name="Picture"/>
                     <pic:cNvPicPr>
                       <a:picLocks noChangeArrowheads="1" noChangeAspect="1"/>
                     </pic:cNvPicPr>
                   </pic:nvPicPr>
                   <pic:blipFill>
-                    <a:blip r:embed="rId10"/>
+                    <a:blip r:embed="rId9"/>
                     <a:stretch>
                       <a:fillRect/>
                     </a:stretch>
@@ -953,7 +129,7 @@
                   <pic:spPr bwMode="auto">
                     <a:xfrm>
                       <a:off x="0" y="0"/>
-                      <a:ext cx="3600000" cy="2138400"/>
+                      <a:ext cx="2667000" cy="471815"/>
                     </a:xfrm>
                     <a:prstGeom prst="rect">
                       <a:avLst/>
@@ -973,274 +149,1004 @@
       </w:r>
       <w:r>
         <w:rPr>
-          <w:rFonts w:ascii="Times New Roman" w:hAnsi="Times New Roman" w:eastAsia="FangSong" w:cs="Times New Roman"/>
-          <w:b w:val="0"/>
-          <w:i w:val="0"/>
-          <w:sz w:val="21"/>
+          <w:rFonts w:ascii="Times New Roman" w:hAnsi="Times New Roman" w:eastAsia="Times New Roman" w:cs="Times New Roman"/>
         </w:rPr>
         <w:t xml:space="preserve"> </w:t>
       </w:r>
       <w:r>
         <w:rPr>
-          <w:rFonts w:hint="eastAsia" w:ascii="Times New Roman" w:hAnsi="Times New Roman" w:eastAsia="FangSong" w:cs="Times New Roman"/>
-          <w:b w:val="0"/>
-          <w:i w:val="0"/>
+          <w:rFonts w:ascii="Times New Roman" w:hAnsi="Times New Roman" w:eastAsia="Times New Roman" w:cs="Times New Roman"/>
+        </w:rPr>
+        <w:t xml:space="preserve">·</w:t>
+      </w:r>
+      <w:r>
+        <w:rPr>
+          <w:rFonts w:ascii="Times New Roman" w:hAnsi="Times New Roman" w:eastAsia="Times New Roman" w:cs="Times New Roman"/>
+        </w:rPr>
+        <w:t xml:space="preserve"> </w:t>
+      </w:r>
+      <w:r>
+        <w:rPr>
+          <w:rFonts w:ascii="Times New Roman" w:hAnsi="Times New Roman" w:eastAsia="Times New Roman" w:cs="Times New Roman"/>
+        </w:rPr>
+        <w:drawing>
+          <wp:inline>
+            <wp:extent cx="2667000" cy="605989"/>
+            <wp:effectExtent b="0" l="0" r="0" t="0"/>
+            <wp:docPr descr="" title="" id="13" name="Picture"/>
+            <a:graphic>
+              <a:graphicData uri="http://schemas.openxmlformats.org/drawingml/2006/picture">
+                <pic:pic>
+                  <pic:nvPicPr>
+                    <pic:cNvPr descr="373d8aba788d199c91a7c93eba37dd5bebb45a4761f5a02c09af46a00d68fc1d.jpg" id="14" name="Picture"/>
+                    <pic:cNvPicPr>
+                      <a:picLocks noChangeArrowheads="1" noChangeAspect="1"/>
+                    </pic:cNvPicPr>
+                  </pic:nvPicPr>
+                  <pic:blipFill>
+                    <a:blip r:embed="rId12"/>
+                    <a:stretch>
+                      <a:fillRect/>
+                    </a:stretch>
+                  </pic:blipFill>
+                  <pic:spPr bwMode="auto">
+                    <a:xfrm>
+                      <a:off x="0" y="0"/>
+                      <a:ext cx="2667000" cy="605989"/>
+                    </a:xfrm>
+                    <a:prstGeom prst="rect">
+                      <a:avLst/>
+                    </a:prstGeom>
+                    <a:noFill/>
+                    <a:ln w="9525">
+                      <a:noFill/>
+                      <a:headEnd/>
+                      <a:tailEnd/>
+                    </a:ln>
+                  </pic:spPr>
+                </pic:pic>
+              </a:graphicData>
+            </a:graphic>
+          </wp:inline>
+        </w:drawing>
+      </w:r>
+      <w:r>
+        <w:rPr>
+          <w:rFonts w:ascii="Times New Roman" w:hAnsi="Times New Roman" w:eastAsia="Times New Roman" w:cs="Times New Roman"/>
+        </w:rPr>
+        <w:t xml:space="preserve"> </w:t>
+      </w:r>
+      <w:r>
+        <w:rPr>
+          <w:rFonts w:ascii="Times New Roman" w:hAnsi="Times New Roman" w:eastAsia="Times New Roman" w:cs="Times New Roman"/>
+        </w:rPr>
+        <w:t xml:space="preserve">&gt;</w:t>
+      </w:r>
+      <w:r>
+        <w:rPr>
+          <w:rFonts w:ascii="Times New Roman" w:hAnsi="Times New Roman" w:eastAsia="Times New Roman" w:cs="Times New Roman"/>
+        </w:rPr>
+        <w:t xml:space="preserve"> </w:t>
+      </w:r>
+      <w:r>
+        <w:rPr>
+          <w:rFonts w:hint="eastAsia" w:ascii="Times New Roman" w:hAnsi="Times New Roman" w:eastAsia="FangSong" w:cs="Times New Roman"/>
+          <w:i/>
           <w:iCs/>
-          <w:sz w:val="21"/>
         </w:rPr>
         <w:t xml:space="preserve">图</w:t>
       </w:r>
       <w:r>
         <w:rPr>
-          <w:rFonts w:ascii="Times New Roman" w:hAnsi="Times New Roman" w:eastAsia="FangSong" w:cs="Times New Roman"/>
-          <w:b w:val="0"/>
-          <w:i w:val="0"/>
+          <w:rFonts w:ascii="Times New Roman" w:hAnsi="Times New Roman" w:eastAsia="Times New Roman" w:cs="Times New Roman"/>
+          <w:i/>
           <w:iCs/>
-          <w:sz w:val="21"/>
         </w:rPr>
         <w:t xml:space="preserve"> </w:t>
       </w:r>
       <w:r>
         <w:rPr>
           <w:rFonts w:hint="eastAsia" w:ascii="Times New Roman" w:hAnsi="Times New Roman" w:eastAsia="FangSong" w:cs="Times New Roman"/>
-          <w:b w:val="0"/>
-          <w:i w:val="0"/>
+          <w:i/>
           <w:iCs/>
-          <w:sz w:val="21"/>
-        </w:rPr>
-        <w:t>乙烷的两种典型构象</w:t>
-      </w:r>
-      <w:r>
-        <w:rPr>
-          <w:rFonts w:hint="eastAsia" w:ascii="Times New Roman" w:hAnsi="Times New Roman" w:eastAsia="FangSong" w:cs="Times New Roman"/>
-          <w:b w:val="0"/>
-          <w:i w:val="0"/>
+        </w:rPr>
+        <w:t xml:space="preserve">溴鎓离子三元环及</w:t>
+      </w:r>
+      <w:r>
+        <w:rPr>
+          <w:rFonts w:ascii="Times New Roman" w:hAnsi="Times New Roman" w:eastAsia="Times New Roman" w:cs="Times New Roman"/>
+          <w:i/>
           <w:iCs/>
-          <w:sz w:val="21"/>
+        </w:rPr>
+        <w:t xml:space="preserve"> Br</w:t>
+      </w:r>
+      <w:r>
+        <w:rPr>
+          <w:rFonts w:ascii="Times New Roman" w:hAnsi="Times New Roman" w:eastAsia="Times New Roman" w:cs="Times New Roman"/>
+          <w:i/>
+          <w:iCs/>
+          <w:vertAlign w:val="superscript"/>
+        </w:rPr>
+        <w:t>-</w:t>
+      </w:r>
+      <w:r>
+        <w:rPr>
+          <w:rFonts w:ascii="Times New Roman" w:hAnsi="Times New Roman" w:eastAsia="Times New Roman" w:cs="Times New Roman"/>
+          <w:i/>
+          <w:iCs/>
+        </w:rPr>
+        <w:t xml:space="preserve"> </w:t>
+      </w:r>
+      <w:r>
+        <w:rPr>
+          <w:rFonts w:hint="eastAsia" w:ascii="Times New Roman" w:hAnsi="Times New Roman" w:eastAsia="FangSong" w:cs="Times New Roman"/>
+          <w:i/>
+          <w:iCs/>
+        </w:rPr>
+        <w:t xml:space="preserve">对溴鎓离子的</w:t>
+      </w:r>
+      <w:r>
+        <w:rPr>
+          <w:rFonts w:ascii="Times New Roman" w:hAnsi="Times New Roman" w:eastAsia="Times New Roman" w:cs="Times New Roman"/>
+          <w:i/>
+          <w:iCs/>
+        </w:rPr>
+        <w:t xml:space="preserve"> SN2 </w:t>
+      </w:r>
+      <w:r>
+        <w:rPr>
+          <w:rFonts w:hint="eastAsia" w:ascii="Times New Roman" w:hAnsi="Times New Roman" w:eastAsia="FangSong" w:cs="Times New Roman"/>
+          <w:i/>
+          <w:iCs/>
+        </w:rPr>
+        <w:t>进攻</w:t>
+      </w:r>
+      <w:r>
+        <w:rPr>
+          <w:rFonts w:hint="eastAsia" w:ascii="Times New Roman" w:hAnsi="Times New Roman" w:eastAsia="Times New Roman" w:cs="Times New Roman"/>
+          <w:i/>
+          <w:iCs/>
+        </w:rPr>
+        <w:t>（anti</w:t>
+      </w:r>
+      <w:r>
+        <w:rPr>
+          <w:rFonts w:ascii="Times New Roman" w:hAnsi="Times New Roman" w:eastAsia="Times New Roman" w:cs="Times New Roman"/>
+          <w:i/>
+          <w:iCs/>
+        </w:rPr>
+        <w:t xml:space="preserve"> </w:t>
+      </w:r>
+      <w:r>
+        <w:rPr>
+          <w:rFonts w:hint="eastAsia" w:ascii="Times New Roman" w:hAnsi="Times New Roman" w:eastAsia="FangSong" w:cs="Times New Roman"/>
+          <w:i/>
+          <w:iCs/>
+        </w:rPr>
+        <w:t>开环</w:t>
+      </w:r>
+      <w:r>
+        <w:rPr>
+          <w:rFonts w:hint="eastAsia" w:ascii="Times New Roman" w:hAnsi="Times New Roman" w:eastAsia="Times New Roman" w:cs="Times New Roman"/>
+          <w:i/>
+          <w:iCs/>
+        </w:rPr>
+        <w:t>，</w:t>
+      </w:r>
+      <w:r>
+        <w:rPr>
+          <w:rFonts w:hint="eastAsia" w:ascii="Times New Roman" w:hAnsi="Times New Roman" w:eastAsia="FangSong" w:cs="Times New Roman"/>
+          <w:i/>
+          <w:iCs/>
+        </w:rPr>
+        <w:t>源自</w:t>
+      </w:r>
+      <w:r>
+        <w:rPr>
+          <w:rFonts w:ascii="Times New Roman" w:hAnsi="Times New Roman" w:eastAsia="Times New Roman" w:cs="Times New Roman"/>
+          <w:i/>
+          <w:iCs/>
+        </w:rPr>
+        <w:t xml:space="preserve"> Clayden </w:t>
+      </w:r>
+      <w:r>
+        <w:rPr>
+          <w:rFonts w:hint="eastAsia" w:ascii="Times New Roman" w:hAnsi="Times New Roman" w:eastAsia="FangSong" w:cs="Times New Roman"/>
+          <w:i/>
+          <w:iCs/>
+        </w:rPr>
+        <w:t>中文版第</w:t>
+      </w:r>
+      <w:r>
+        <w:rPr>
+          <w:rFonts w:hint="eastAsia" w:ascii="Times New Roman" w:hAnsi="Times New Roman" w:eastAsia="Times New Roman" w:cs="Times New Roman"/>
+          <w:i/>
+          <w:iCs/>
+        </w:rPr>
+        <w:t>19</w:t>
+      </w:r>
+      <w:r>
+        <w:rPr>
+          <w:rFonts w:hint="eastAsia" w:ascii="Times New Roman" w:hAnsi="Times New Roman" w:eastAsia="FangSong" w:cs="Times New Roman"/>
+          <w:i/>
+          <w:iCs/>
+        </w:rPr>
+        <w:t>章</w:t>
+      </w:r>
+      <w:r>
+        <w:rPr>
+          <w:rFonts w:hint="eastAsia" w:ascii="Times New Roman" w:hAnsi="Times New Roman" w:eastAsia="Times New Roman" w:cs="Times New Roman"/>
+          <w:i/>
+          <w:iCs/>
+        </w:rPr>
+        <w:t>）</w:t>
+      </w:r>
+      <w:r>
+        <w:rPr>
+          <w:rFonts w:ascii="Times New Roman" w:hAnsi="Times New Roman" w:eastAsia="Times New Roman" w:cs="Times New Roman"/>
+        </w:rPr>
+        <w:t xml:space="preserve"> </w:t>
+      </w:r>
+      <w:r>
+        <w:rPr>
+          <w:rFonts w:ascii="Times New Roman" w:hAnsi="Times New Roman" w:eastAsia="Times New Roman" w:cs="Times New Roman"/>
+        </w:rPr>
+        <w:t xml:space="preserve">&gt; ② </w:t>
+      </w:r>
+      <w:r>
+        <w:rPr>
+          <w:rFonts w:hint="eastAsia" w:ascii="Times New Roman" w:hAnsi="Times New Roman" w:eastAsia="FangSong" w:cs="Times New Roman"/>
+        </w:rPr>
+        <w:t>马氏</w:t>
+      </w:r>
+      <w:r>
+        <w:rPr>
+          <w:rFonts w:hint="eastAsia" w:ascii="Times New Roman" w:hAnsi="Times New Roman" w:eastAsia="Times New Roman" w:cs="Times New Roman"/>
+        </w:rPr>
+        <w:t>/</w:t>
+      </w:r>
+      <w:r>
+        <w:rPr>
+          <w:rFonts w:hint="eastAsia" w:ascii="Times New Roman" w:hAnsi="Times New Roman" w:eastAsia="FangSong" w:cs="Times New Roman"/>
+        </w:rPr>
+        <w:t>反马氏碳正离子路径对比</w:t>
+      </w:r>
+      <w:r>
+        <w:rPr>
+          <w:rFonts w:hint="eastAsia" w:ascii="Times New Roman" w:hAnsi="Times New Roman" w:eastAsia="Times New Roman" w:cs="Times New Roman"/>
         </w:rPr>
         <w:t>：</w:t>
       </w:r>
       <w:r>
         <w:rPr>
-          <w:rFonts w:hint="eastAsia" w:ascii="Times New Roman" w:hAnsi="Times New Roman" w:eastAsia="FangSong" w:cs="Times New Roman"/>
-          <w:b w:val="0"/>
-          <w:i w:val="0"/>
+          <w:rFonts w:ascii="Times New Roman" w:hAnsi="Times New Roman" w:eastAsia="Times New Roman" w:cs="Times New Roman"/>
+        </w:rPr>
+        <w:drawing>
+          <wp:inline>
+            <wp:extent cx="2667000" cy="1905000"/>
+            <wp:effectExtent b="0" l="0" r="0" t="0"/>
+            <wp:docPr descr="" title="" id="16" name="Picture"/>
+            <a:graphic>
+              <a:graphicData uri="http://schemas.openxmlformats.org/drawingml/2006/picture">
+                <pic:pic>
+                  <pic:nvPicPr>
+                    <pic:cNvPr descr="2ed5b2346ec8e575de179ef4f8b906537669e9700047e25dc07eef54569c8c4a.jpg" id="17" name="Picture"/>
+                    <pic:cNvPicPr>
+                      <a:picLocks noChangeArrowheads="1" noChangeAspect="1"/>
+                    </pic:cNvPicPr>
+                  </pic:nvPicPr>
+                  <pic:blipFill>
+                    <a:blip r:embed="rId15"/>
+                    <a:stretch>
+                      <a:fillRect/>
+                    </a:stretch>
+                  </pic:blipFill>
+                  <pic:spPr bwMode="auto">
+                    <a:xfrm>
+                      <a:off x="0" y="0"/>
+                      <a:ext cx="2667000" cy="1905000"/>
+                    </a:xfrm>
+                    <a:prstGeom prst="rect">
+                      <a:avLst/>
+                    </a:prstGeom>
+                    <a:noFill/>
+                    <a:ln w="9525">
+                      <a:noFill/>
+                      <a:headEnd/>
+                      <a:tailEnd/>
+                    </a:ln>
+                  </pic:spPr>
+                </pic:pic>
+              </a:graphicData>
+            </a:graphic>
+          </wp:inline>
+        </w:drawing>
+      </w:r>
+      <w:r>
+        <w:rPr>
+          <w:rFonts w:ascii="Times New Roman" w:hAnsi="Times New Roman" w:eastAsia="Times New Roman" w:cs="Times New Roman"/>
+        </w:rPr>
+        <w:t xml:space="preserve"> </w:t>
+      </w:r>
+      <w:r>
+        <w:rPr>
+          <w:rFonts w:ascii="Times New Roman" w:hAnsi="Times New Roman" w:eastAsia="Times New Roman" w:cs="Times New Roman"/>
+        </w:rPr>
+        <w:t xml:space="preserve">&gt;</w:t>
+      </w:r>
+      <w:r>
+        <w:rPr>
+          <w:rFonts w:ascii="Times New Roman" w:hAnsi="Times New Roman" w:eastAsia="Times New Roman" w:cs="Times New Roman"/>
+        </w:rPr>
+        <w:t xml:space="preserve"> </w:t>
+      </w:r>
+      <w:r>
+        <w:rPr>
+          <w:rFonts w:hint="eastAsia" w:ascii="Times New Roman" w:hAnsi="Times New Roman" w:eastAsia="FangSong" w:cs="Times New Roman"/>
+          <w:i/>
           <w:iCs/>
-          <w:sz w:val="21"/>
-        </w:rPr>
-        <w:t>交叉式</w:t>
-      </w:r>
-      <w:r>
-        <w:rPr>
-          <w:rFonts w:hint="eastAsia" w:ascii="Times New Roman" w:hAnsi="Times New Roman" w:eastAsia="FangSong" w:cs="Times New Roman"/>
-          <w:b w:val="0"/>
-          <w:i w:val="0"/>
+        </w:rPr>
+        <w:t xml:space="preserve">图</w:t>
+      </w:r>
+      <w:r>
+        <w:rPr>
+          <w:rFonts w:ascii="Times New Roman" w:hAnsi="Times New Roman" w:eastAsia="Times New Roman" w:cs="Times New Roman"/>
+          <w:i/>
           <w:iCs/>
-          <w:sz w:val="21"/>
-        </w:rPr>
-        <w:t>（staggered，</w:t>
-      </w:r>
-      <w:r>
-        <w:rPr>
-          <w:rFonts w:hint="eastAsia" w:ascii="Times New Roman" w:hAnsi="Times New Roman" w:eastAsia="FangSong" w:cs="Times New Roman"/>
-          <w:b w:val="0"/>
-          <w:i w:val="0"/>
+        </w:rPr>
+        <w:t xml:space="preserve"> </w:t>
+      </w:r>
+      <w:r>
+        <w:rPr>
+          <w:rFonts w:hint="eastAsia" w:ascii="Times New Roman" w:hAnsi="Times New Roman" w:eastAsia="FangSong" w:cs="Times New Roman"/>
+          <w:i/>
           <w:iCs/>
-          <w:sz w:val="21"/>
-        </w:rPr>
-        <w:t>能量最低</w:t>
-      </w:r>
-      <w:r>
-        <w:rPr>
-          <w:rFonts w:hint="eastAsia" w:ascii="Times New Roman" w:hAnsi="Times New Roman" w:eastAsia="FangSong" w:cs="Times New Roman"/>
-          <w:b w:val="0"/>
-          <w:i w:val="0"/>
+        </w:rPr>
+        <w:t>烯烃质子化生成碳正离子</w:t>
+      </w:r>
+      <w:r>
+        <w:rPr>
+          <w:rFonts w:hint="eastAsia" w:ascii="Times New Roman" w:hAnsi="Times New Roman" w:eastAsia="Times New Roman" w:cs="Times New Roman"/>
+          <w:i/>
           <w:iCs/>
-          <w:sz w:val="21"/>
+        </w:rPr>
+        <w:t>、</w:t>
+      </w:r>
+      <w:r>
+        <w:rPr>
+          <w:rFonts w:hint="eastAsia" w:ascii="Times New Roman" w:hAnsi="Times New Roman" w:eastAsia="FangSong" w:cs="Times New Roman"/>
+          <w:i/>
+          <w:iCs/>
+        </w:rPr>
+        <w:t>亲核试剂捕获路径</w:t>
+      </w:r>
+      <w:r>
+        <w:rPr>
+          <w:rFonts w:hint="eastAsia" w:ascii="Times New Roman" w:hAnsi="Times New Roman" w:eastAsia="Times New Roman" w:cs="Times New Roman"/>
+          <w:i/>
+          <w:iCs/>
+        </w:rPr>
+        <w:t>（</w:t>
+      </w:r>
+      <w:r>
+        <w:rPr>
+          <w:rFonts w:hint="eastAsia" w:ascii="Times New Roman" w:hAnsi="Times New Roman" w:eastAsia="FangSong" w:cs="Times New Roman"/>
+          <w:i/>
+          <w:iCs/>
+        </w:rPr>
+        <w:t>马氏规则机理</w:t>
+      </w:r>
+      <w:r>
+        <w:rPr>
+          <w:rFonts w:hint="eastAsia" w:ascii="Times New Roman" w:hAnsi="Times New Roman" w:eastAsia="Times New Roman" w:cs="Times New Roman"/>
+          <w:i/>
+          <w:iCs/>
         </w:rPr>
         <w:t>，</w:t>
       </w:r>
       <w:r>
         <w:rPr>
           <w:rFonts w:hint="eastAsia" w:ascii="Times New Roman" w:hAnsi="Times New Roman" w:eastAsia="FangSong" w:cs="Times New Roman"/>
-          <w:b w:val="0"/>
-          <w:i w:val="0"/>
+          <w:i/>
           <w:iCs/>
-          <w:sz w:val="21"/>
-        </w:rPr>
-        <w:t>最稳定</w:t>
-      </w:r>
-      <w:r>
-        <w:rPr>
-          <w:rFonts w:hint="eastAsia" w:ascii="Times New Roman" w:hAnsi="Times New Roman" w:eastAsia="FangSong" w:cs="Times New Roman"/>
-          <w:b w:val="0"/>
-          <w:i w:val="0"/>
+        </w:rPr>
+        <w:t>源自</w:t>
+      </w:r>
+      <w:r>
+        <w:rPr>
+          <w:rFonts w:ascii="Times New Roman" w:hAnsi="Times New Roman" w:eastAsia="Times New Roman" w:cs="Times New Roman"/>
+          <w:i/>
           <w:iCs/>
-          <w:sz w:val="21"/>
+        </w:rPr>
+        <w:t xml:space="preserve"> Clayden </w:t>
+      </w:r>
+      <w:r>
+        <w:rPr>
+          <w:rFonts w:hint="eastAsia" w:ascii="Times New Roman" w:hAnsi="Times New Roman" w:eastAsia="FangSong" w:cs="Times New Roman"/>
+          <w:i/>
+          <w:iCs/>
+        </w:rPr>
+        <w:t>中文版第</w:t>
+      </w:r>
+      <w:r>
+        <w:rPr>
+          <w:rFonts w:hint="eastAsia" w:ascii="Times New Roman" w:hAnsi="Times New Roman" w:eastAsia="Times New Roman" w:cs="Times New Roman"/>
+          <w:i/>
+          <w:iCs/>
+        </w:rPr>
+        <w:t>19</w:t>
+      </w:r>
+      <w:r>
+        <w:rPr>
+          <w:rFonts w:hint="eastAsia" w:ascii="Times New Roman" w:hAnsi="Times New Roman" w:eastAsia="FangSong" w:cs="Times New Roman"/>
+          <w:i/>
+          <w:iCs/>
+        </w:rPr>
+        <w:t>章</w:t>
+      </w:r>
+      <w:r>
+        <w:rPr>
+          <w:rFonts w:hint="eastAsia" w:ascii="Times New Roman" w:hAnsi="Times New Roman" w:eastAsia="Times New Roman" w:cs="Times New Roman"/>
+          <w:i/>
+          <w:iCs/>
         </w:rPr>
         <w:t>）</w:t>
       </w:r>
       <w:r>
         <w:rPr>
-          <w:rFonts w:hint="eastAsia" w:ascii="Times New Roman" w:hAnsi="Times New Roman" w:eastAsia="FangSong" w:cs="Times New Roman"/>
-          <w:b w:val="0"/>
-          <w:i w:val="0"/>
+          <w:rFonts w:ascii="Times New Roman" w:hAnsi="Times New Roman" w:eastAsia="Times New Roman" w:cs="Times New Roman"/>
+        </w:rPr>
+        <w:t xml:space="preserve"> </w:t>
+      </w:r>
+      <w:r>
+        <w:rPr>
+          <w:rFonts w:ascii="Times New Roman" w:hAnsi="Times New Roman" w:eastAsia="Times New Roman" w:cs="Times New Roman"/>
+        </w:rPr>
+        <w:t xml:space="preserve">&gt; ③ </w:t>
+      </w:r>
+      <w:r>
+        <w:rPr>
+          <w:rFonts w:hint="eastAsia" w:ascii="Times New Roman" w:hAnsi="Times New Roman" w:eastAsia="FangSong" w:cs="Times New Roman"/>
+        </w:rPr>
+        <w:t>烯丙基碳正离子共振式</w:t>
+      </w:r>
+      <w:r>
+        <w:rPr>
+          <w:rFonts w:hint="eastAsia" w:ascii="Times New Roman" w:hAnsi="Times New Roman" w:eastAsia="Times New Roman" w:cs="Times New Roman"/>
+        </w:rPr>
+        <w:t>：</w:t>
+      </w:r>
+      <w:r>
+        <w:rPr>
+          <w:rFonts w:ascii="Times New Roman" w:hAnsi="Times New Roman" w:eastAsia="Times New Roman" w:cs="Times New Roman"/>
+        </w:rPr>
+        <w:drawing>
+          <wp:inline>
+            <wp:extent cx="2667000" cy="466774"/>
+            <wp:effectExtent b="0" l="0" r="0" t="0"/>
+            <wp:docPr descr="" title="" id="19" name="Picture"/>
+            <a:graphic>
+              <a:graphicData uri="http://schemas.openxmlformats.org/drawingml/2006/picture">
+                <pic:pic>
+                  <pic:nvPicPr>
+                    <pic:cNvPr descr="b146808d7bd232dec8c1231118f8698ba5c4c229cd4d55e008358d73f276d645.jpg" id="20" name="Picture"/>
+                    <pic:cNvPicPr>
+                      <a:picLocks noChangeArrowheads="1" noChangeAspect="1"/>
+                    </pic:cNvPicPr>
+                  </pic:nvPicPr>
+                  <pic:blipFill>
+                    <a:blip r:embed="rId18"/>
+                    <a:stretch>
+                      <a:fillRect/>
+                    </a:stretch>
+                  </pic:blipFill>
+                  <pic:spPr bwMode="auto">
+                    <a:xfrm>
+                      <a:off x="0" y="0"/>
+                      <a:ext cx="2667000" cy="466774"/>
+                    </a:xfrm>
+                    <a:prstGeom prst="rect">
+                      <a:avLst/>
+                    </a:prstGeom>
+                    <a:noFill/>
+                    <a:ln w="9525">
+                      <a:noFill/>
+                      <a:headEnd/>
+                      <a:tailEnd/>
+                    </a:ln>
+                  </pic:spPr>
+                </pic:pic>
+              </a:graphicData>
+            </a:graphic>
+          </wp:inline>
+        </w:drawing>
+      </w:r>
+      <w:r>
+        <w:rPr>
+          <w:rFonts w:ascii="Times New Roman" w:hAnsi="Times New Roman" w:eastAsia="Times New Roman" w:cs="Times New Roman"/>
+        </w:rPr>
+        <w:t xml:space="preserve"> </w:t>
+      </w:r>
+      <w:r>
+        <w:rPr>
+          <w:rFonts w:ascii="Times New Roman" w:hAnsi="Times New Roman" w:eastAsia="Times New Roman" w:cs="Times New Roman"/>
+        </w:rPr>
+        <w:t xml:space="preserve">&gt;</w:t>
+      </w:r>
+      <w:r>
+        <w:rPr>
+          <w:rFonts w:ascii="Times New Roman" w:hAnsi="Times New Roman" w:eastAsia="Times New Roman" w:cs="Times New Roman"/>
+        </w:rPr>
+        <w:t xml:space="preserve"> </w:t>
+      </w:r>
+      <w:r>
+        <w:rPr>
+          <w:rFonts w:hint="eastAsia" w:ascii="Times New Roman" w:hAnsi="Times New Roman" w:eastAsia="FangSong" w:cs="Times New Roman"/>
+          <w:i/>
           <w:iCs/>
-          <w:sz w:val="21"/>
-        </w:rPr>
-        <w:t>和重叠式</w:t>
-      </w:r>
-      <w:r>
-        <w:rPr>
-          <w:rFonts w:hint="eastAsia" w:ascii="Times New Roman" w:hAnsi="Times New Roman" w:eastAsia="FangSong" w:cs="Times New Roman"/>
-          <w:b w:val="0"/>
-          <w:i w:val="0"/>
+        </w:rPr>
+        <w:t xml:space="preserve">图</w:t>
+      </w:r>
+      <w:r>
+        <w:rPr>
+          <w:rFonts w:ascii="Times New Roman" w:hAnsi="Times New Roman" w:eastAsia="Times New Roman" w:cs="Times New Roman"/>
+          <w:i/>
           <w:iCs/>
-          <w:sz w:val="21"/>
-        </w:rPr>
-        <w:t>（eclipsed，</w:t>
-      </w:r>
-      <w:r>
-        <w:rPr>
-          <w:rFonts w:hint="eastAsia" w:ascii="Times New Roman" w:hAnsi="Times New Roman" w:eastAsia="FangSong" w:cs="Times New Roman"/>
-          <w:b w:val="0"/>
-          <w:i w:val="0"/>
+        </w:rPr>
+        <w:t xml:space="preserve"> </w:t>
+      </w:r>
+      <w:r>
+        <w:rPr>
+          <w:rFonts w:hint="eastAsia" w:ascii="Times New Roman" w:hAnsi="Times New Roman" w:eastAsia="FangSong" w:cs="Times New Roman"/>
+          <w:i/>
           <w:iCs/>
-          <w:sz w:val="21"/>
-        </w:rPr>
-        <w:t>能量最高</w:t>
-      </w:r>
-      <w:r>
-        <w:rPr>
-          <w:rFonts w:hint="eastAsia" w:ascii="Times New Roman" w:hAnsi="Times New Roman" w:eastAsia="FangSong" w:cs="Times New Roman"/>
-          <w:b w:val="0"/>
-          <w:i w:val="0"/>
+        </w:rPr>
+        <w:t>异戊二烯质子化生成的离域烯丙基阳离子</w:t>
+      </w:r>
+      <w:r>
+        <w:rPr>
+          <w:rFonts w:hint="eastAsia" w:ascii="Times New Roman" w:hAnsi="Times New Roman" w:eastAsia="Times New Roman" w:cs="Times New Roman"/>
+          <w:i/>
           <w:iCs/>
-          <w:sz w:val="21"/>
+        </w:rPr>
+        <w:t>（</w:t>
+      </w:r>
+      <w:r>
+        <w:rPr>
+          <w:rFonts w:hint="eastAsia" w:ascii="Times New Roman" w:hAnsi="Times New Roman" w:eastAsia="FangSong" w:cs="Times New Roman"/>
+          <w:i/>
+          <w:iCs/>
+        </w:rPr>
+        <w:t>正电荷在两端间离域</w:t>
+      </w:r>
+      <w:r>
+        <w:rPr>
+          <w:rFonts w:hint="eastAsia" w:ascii="Times New Roman" w:hAnsi="Times New Roman" w:eastAsia="Times New Roman" w:cs="Times New Roman"/>
+          <w:i/>
+          <w:iCs/>
         </w:rPr>
         <w:t>，</w:t>
       </w:r>
       <w:r>
         <w:rPr>
           <w:rFonts w:hint="eastAsia" w:ascii="Times New Roman" w:hAnsi="Times New Roman" w:eastAsia="FangSong" w:cs="Times New Roman"/>
-          <w:b w:val="0"/>
-          <w:i w:val="0"/>
+          <w:i/>
           <w:iCs/>
-          <w:sz w:val="21"/>
-        </w:rPr>
-        <w:t>有</w:t>
-      </w:r>
-      <w:r>
-        <w:rPr>
-          <w:rFonts w:ascii="Times New Roman" w:hAnsi="Times New Roman" w:eastAsia="FangSong" w:cs="Times New Roman"/>
-          <w:b w:val="0"/>
-          <w:i w:val="0"/>
+        </w:rPr>
+        <w:t>源自</w:t>
+      </w:r>
+      <w:r>
+        <w:rPr>
+          <w:rFonts w:ascii="Times New Roman" w:hAnsi="Times New Roman" w:eastAsia="Times New Roman" w:cs="Times New Roman"/>
+          <w:i/>
           <w:iCs/>
-          <w:sz w:val="21"/>
-        </w:rPr>
-        <w:t xml:space="preserve"> ~12 kJ/mol </w:t>
-      </w:r>
-      <w:r>
-        <w:rPr>
-          <w:rFonts w:hint="eastAsia" w:ascii="Times New Roman" w:hAnsi="Times New Roman" w:eastAsia="FangSong" w:cs="Times New Roman"/>
-          <w:b w:val="0"/>
-          <w:i w:val="0"/>
+        </w:rPr>
+        <w:t xml:space="preserve"> Clayden </w:t>
+      </w:r>
+      <w:r>
+        <w:rPr>
+          <w:rFonts w:hint="eastAsia" w:ascii="Times New Roman" w:hAnsi="Times New Roman" w:eastAsia="FangSong" w:cs="Times New Roman"/>
+          <w:i/>
           <w:iCs/>
-          <w:sz w:val="21"/>
-        </w:rPr>
-        <w:t>的扭转张力</w:t>
-      </w:r>
-      <w:r>
-        <w:rPr>
-          <w:rFonts w:hint="eastAsia" w:ascii="Times New Roman" w:hAnsi="Times New Roman" w:eastAsia="FangSong" w:cs="Times New Roman"/>
-          <w:b w:val="0"/>
-          <w:i w:val="0"/>
+        </w:rPr>
+        <w:t>中文版第</w:t>
+      </w:r>
+      <w:r>
+        <w:rPr>
+          <w:rFonts w:hint="eastAsia" w:ascii="Times New Roman" w:hAnsi="Times New Roman" w:eastAsia="Times New Roman" w:cs="Times New Roman"/>
+          <w:i/>
           <w:iCs/>
-          <w:sz w:val="21"/>
-        </w:rPr>
-        <w:t>）。Newman</w:t>
-      </w:r>
-      <w:r>
-        <w:rPr>
-          <w:rFonts w:ascii="Times New Roman" w:hAnsi="Times New Roman" w:eastAsia="FangSong" w:cs="Times New Roman"/>
-          <w:b w:val="0"/>
-          <w:i w:val="0"/>
+        </w:rPr>
+        <w:t>19</w:t>
+      </w:r>
+      <w:r>
+        <w:rPr>
+          <w:rFonts w:hint="eastAsia" w:ascii="Times New Roman" w:hAnsi="Times New Roman" w:eastAsia="FangSong" w:cs="Times New Roman"/>
+          <w:i/>
           <w:iCs/>
-          <w:sz w:val="21"/>
+        </w:rPr>
+        <w:t>章</w:t>
+      </w:r>
+      <w:r>
+        <w:rPr>
+          <w:rFonts w:hint="eastAsia" w:ascii="Times New Roman" w:hAnsi="Times New Roman" w:eastAsia="Times New Roman" w:cs="Times New Roman"/>
+          <w:i/>
+          <w:iCs/>
+        </w:rPr>
+        <w:t>）</w:t>
+      </w:r>
+      <w:r>
+        <w:rPr>
+          <w:rFonts w:ascii="Times New Roman" w:hAnsi="Times New Roman" w:eastAsia="Times New Roman" w:cs="Times New Roman"/>
         </w:rPr>
         <w:t xml:space="preserve"> </w:t>
       </w:r>
       <w:r>
         <w:rPr>
-          <w:rFonts w:hint="eastAsia" w:ascii="Times New Roman" w:hAnsi="Times New Roman" w:eastAsia="FangSong" w:cs="Times New Roman"/>
-          <w:b w:val="0"/>
-          <w:i w:val="0"/>
+          <w:rFonts w:ascii="Times New Roman" w:hAnsi="Times New Roman" w:eastAsia="Times New Roman" w:cs="Times New Roman"/>
+        </w:rPr>
+        <w:t xml:space="preserve">&gt; ④ </w:t>
+      </w:r>
+      <w:r>
+        <w:rPr>
+          <w:rFonts w:hint="eastAsia" w:ascii="Times New Roman" w:hAnsi="Times New Roman" w:eastAsia="FangSong" w:cs="Times New Roman"/>
+        </w:rPr>
+        <w:t>炔烃水合烯醇</w:t>
+      </w:r>
+      <w:r>
+        <w:rPr>
+          <w:rFonts w:hint="eastAsia" w:ascii="Times New Roman" w:hAnsi="Times New Roman" w:eastAsia="Times New Roman" w:cs="Times New Roman"/>
+        </w:rPr>
+        <w:t>-</w:t>
+      </w:r>
+      <w:r>
+        <w:rPr>
+          <w:rFonts w:hint="eastAsia" w:ascii="Times New Roman" w:hAnsi="Times New Roman" w:eastAsia="FangSong" w:cs="Times New Roman"/>
+        </w:rPr>
+        <w:t>酮互变</w:t>
+      </w:r>
+      <w:r>
+        <w:rPr>
+          <w:rFonts w:hint="eastAsia" w:ascii="Times New Roman" w:hAnsi="Times New Roman" w:eastAsia="Times New Roman" w:cs="Times New Roman"/>
+        </w:rPr>
+        <w:t>：</w:t>
+      </w:r>
+      <w:r>
+        <w:rPr>
+          <w:rFonts w:ascii="Times New Roman" w:hAnsi="Times New Roman" w:eastAsia="Times New Roman" w:cs="Times New Roman"/>
+        </w:rPr>
+        <w:drawing>
+          <wp:inline>
+            <wp:extent cx="2667000" cy="566537"/>
+            <wp:effectExtent b="0" l="0" r="0" t="0"/>
+            <wp:docPr descr="" title="" id="22" name="Picture"/>
+            <a:graphic>
+              <a:graphicData uri="http://schemas.openxmlformats.org/drawingml/2006/picture">
+                <pic:pic>
+                  <pic:nvPicPr>
+                    <pic:cNvPr descr="1e2fb6e14f9c7f37aa67bc79eef5f919911c673e7888508fa36546e1c6a73062.jpg" id="23" name="Picture"/>
+                    <pic:cNvPicPr>
+                      <a:picLocks noChangeArrowheads="1" noChangeAspect="1"/>
+                    </pic:cNvPicPr>
+                  </pic:nvPicPr>
+                  <pic:blipFill>
+                    <a:blip r:embed="rId21"/>
+                    <a:stretch>
+                      <a:fillRect/>
+                    </a:stretch>
+                  </pic:blipFill>
+                  <pic:spPr bwMode="auto">
+                    <a:xfrm>
+                      <a:off x="0" y="0"/>
+                      <a:ext cx="2667000" cy="566537"/>
+                    </a:xfrm>
+                    <a:prstGeom prst="rect">
+                      <a:avLst/>
+                    </a:prstGeom>
+                    <a:noFill/>
+                    <a:ln w="9525">
+                      <a:noFill/>
+                      <a:headEnd/>
+                      <a:tailEnd/>
+                    </a:ln>
+                  </pic:spPr>
+                </pic:pic>
+              </a:graphicData>
+            </a:graphic>
+          </wp:inline>
+        </w:drawing>
+      </w:r>
+      <w:r>
+        <w:rPr>
+          <w:rFonts w:ascii="Times New Roman" w:hAnsi="Times New Roman" w:eastAsia="Times New Roman" w:cs="Times New Roman"/>
+        </w:rPr>
+        <w:t xml:space="preserve"> </w:t>
+      </w:r>
+      <w:r>
+        <w:rPr>
+          <w:rFonts w:ascii="Times New Roman" w:hAnsi="Times New Roman" w:eastAsia="Times New Roman" w:cs="Times New Roman"/>
+        </w:rPr>
+        <w:t xml:space="preserve">&gt;</w:t>
+      </w:r>
+      <w:r>
+        <w:rPr>
+          <w:rFonts w:ascii="Times New Roman" w:hAnsi="Times New Roman" w:eastAsia="Times New Roman" w:cs="Times New Roman"/>
+        </w:rPr>
+        <w:t xml:space="preserve"> </w:t>
+      </w:r>
+      <w:r>
+        <w:rPr>
+          <w:rFonts w:hint="eastAsia" w:ascii="Times New Roman" w:hAnsi="Times New Roman" w:eastAsia="FangSong" w:cs="Times New Roman"/>
+          <w:i/>
           <w:iCs/>
-          <w:sz w:val="21"/>
-        </w:rPr>
-        <w:t xml:space="preserve">投影式直观显示了两种构象中前后碳上</w:t>
-      </w:r>
-      <w:r>
-        <w:rPr>
-          <w:rFonts w:ascii="Times New Roman" w:hAnsi="Times New Roman" w:eastAsia="FangSong" w:cs="Times New Roman"/>
-          <w:b w:val="0"/>
-          <w:i w:val="0"/>
+        </w:rPr>
+        <w:t xml:space="preserve">图</w:t>
+      </w:r>
+      <w:r>
+        <w:rPr>
+          <w:rFonts w:ascii="Times New Roman" w:hAnsi="Times New Roman" w:eastAsia="Times New Roman" w:cs="Times New Roman"/>
+          <w:i/>
           <w:iCs/>
-          <w:sz w:val="21"/>
-        </w:rPr>
-        <w:t xml:space="preserve"> H </w:t>
-      </w:r>
-      <w:r>
-        <w:rPr>
-          <w:rFonts w:hint="eastAsia" w:ascii="Times New Roman" w:hAnsi="Times New Roman" w:eastAsia="FangSong" w:cs="Times New Roman"/>
-          <w:b w:val="0"/>
-          <w:i w:val="0"/>
+        </w:rPr>
+        <w:t xml:space="preserve"> </w:t>
+      </w:r>
+      <w:r>
+        <w:rPr>
+          <w:rFonts w:hint="eastAsia" w:ascii="Times New Roman" w:hAnsi="Times New Roman" w:eastAsia="FangSong" w:cs="Times New Roman"/>
+          <w:i/>
           <w:iCs/>
-          <w:sz w:val="21"/>
-        </w:rPr>
-        <w:t>原子的相对位置</w:t>
-      </w:r>
-      <w:r>
-        <w:rPr>
-          <w:rFonts w:hint="eastAsia" w:ascii="Times New Roman" w:hAnsi="Times New Roman" w:eastAsia="FangSong" w:cs="Times New Roman"/>
-          <w:b w:val="0"/>
-          <w:i w:val="0"/>
+        </w:rPr>
+        <w:t>酮式</w:t>
+      </w:r>
+      <w:r>
+        <w:rPr>
+          <w:rFonts w:hint="eastAsia" w:ascii="Times New Roman" w:hAnsi="Times New Roman" w:eastAsia="Times New Roman" w:cs="Times New Roman"/>
+          <w:i/>
           <w:iCs/>
-          <w:sz w:val="21"/>
-        </w:rPr>
-        <w:t>（Wikimedia</w:t>
-      </w:r>
-      <w:r>
-        <w:rPr>
-          <w:rFonts w:ascii="Times New Roman" w:hAnsi="Times New Roman" w:eastAsia="FangSong" w:cs="Times New Roman"/>
-          <w:b w:val="0"/>
-          <w:i w:val="0"/>
+        </w:rPr>
+        <w:t>→</w:t>
+      </w:r>
+      <w:r>
+        <w:rPr>
+          <w:rFonts w:hint="eastAsia" w:ascii="Times New Roman" w:hAnsi="Times New Roman" w:eastAsia="FangSong" w:cs="Times New Roman"/>
+          <w:i/>
           <w:iCs/>
-          <w:sz w:val="21"/>
-        </w:rPr>
-        <w:t xml:space="preserve"> </w:t>
-      </w:r>
-      <w:r>
-        <w:rPr>
-          <w:rFonts w:hint="eastAsia" w:ascii="Times New Roman" w:hAnsi="Times New Roman" w:eastAsia="FangSong" w:cs="Times New Roman"/>
-          <w:b w:val="0"/>
-          <w:i w:val="0"/>
+        </w:rPr>
+        <w:t>烯醇式互变异构</w:t>
+      </w:r>
+      <w:r>
+        <w:rPr>
+          <w:rFonts w:hint="eastAsia" w:ascii="Times New Roman" w:hAnsi="Times New Roman" w:eastAsia="Times New Roman" w:cs="Times New Roman"/>
+          <w:i/>
           <w:iCs/>
-          <w:sz w:val="21"/>
-        </w:rPr>
-        <w:t xml:space="preserve">Commons）</w:t>
+        </w:rPr>
+        <w:t>（</w:t>
+      </w:r>
+      <w:r>
+        <w:rPr>
+          <w:rFonts w:hint="eastAsia" w:ascii="Times New Roman" w:hAnsi="Times New Roman" w:eastAsia="FangSong" w:cs="Times New Roman"/>
+          <w:i/>
+          <w:iCs/>
+        </w:rPr>
+        <w:t>源自</w:t>
+      </w:r>
+      <w:r>
+        <w:rPr>
+          <w:rFonts w:ascii="Times New Roman" w:hAnsi="Times New Roman" w:eastAsia="Times New Roman" w:cs="Times New Roman"/>
+          <w:i/>
+          <w:iCs/>
+        </w:rPr>
+        <w:t xml:space="preserve"> Clayden </w:t>
+      </w:r>
+      <w:r>
+        <w:rPr>
+          <w:rFonts w:hint="eastAsia" w:ascii="Times New Roman" w:hAnsi="Times New Roman" w:eastAsia="FangSong" w:cs="Times New Roman"/>
+          <w:i/>
+          <w:iCs/>
+        </w:rPr>
+        <w:t>中文版第</w:t>
+      </w:r>
+      <w:r>
+        <w:rPr>
+          <w:rFonts w:hint="eastAsia" w:ascii="Times New Roman" w:hAnsi="Times New Roman" w:eastAsia="Times New Roman" w:cs="Times New Roman"/>
+          <w:i/>
+          <w:iCs/>
+        </w:rPr>
+        <w:t>20</w:t>
+      </w:r>
+      <w:r>
+        <w:rPr>
+          <w:rFonts w:hint="eastAsia" w:ascii="Times New Roman" w:hAnsi="Times New Roman" w:eastAsia="FangSong" w:cs="Times New Roman"/>
+          <w:i/>
+          <w:iCs/>
+        </w:rPr>
+        <w:t>章</w:t>
+      </w:r>
+      <w:r>
+        <w:rPr>
+          <w:rFonts w:hint="eastAsia" w:ascii="Times New Roman" w:hAnsi="Times New Roman" w:eastAsia="Times New Roman" w:cs="Times New Roman"/>
+          <w:i/>
+          <w:iCs/>
+        </w:rPr>
+        <w:t>）</w:t>
       </w:r>
     </w:p>
     <w:p>
       <w:pPr>
-        <w:pStyle w:val="BodyText"/>
+        <w:pStyle w:val="BlockText"/>
+        <w:ind w:firstLine="420"/>
+      </w:pPr>
+      <w:r>
+        <w:rPr>
+          <w:rFonts w:hint="eastAsia" w:ascii="Times New Roman" w:hAnsi="Times New Roman" w:eastAsia="FangSong" w:cs="Times New Roman"/>
+        </w:rPr>
+        <w:t>本讲系统学习三类烃的结构</w:t>
+      </w:r>
+      <w:r>
+        <w:rPr>
+          <w:rFonts w:hint="eastAsia" w:ascii="Times New Roman" w:hAnsi="Times New Roman" w:eastAsia="Times New Roman" w:cs="Times New Roman"/>
+        </w:rPr>
+        <w:t>、</w:t>
+      </w:r>
+      <w:r>
+        <w:rPr>
+          <w:rFonts w:hint="eastAsia" w:ascii="Times New Roman" w:hAnsi="Times New Roman" w:eastAsia="FangSong" w:cs="Times New Roman"/>
+        </w:rPr>
+        <w:t>反应与机理</w:t>
+      </w:r>
+      <w:r>
+        <w:rPr>
+          <w:rFonts w:hint="eastAsia" w:ascii="Times New Roman" w:hAnsi="Times New Roman" w:eastAsia="Times New Roman" w:cs="Times New Roman"/>
+        </w:rPr>
+        <w:t>。</w:t>
+      </w:r>
+      <w:r>
+        <w:rPr>
+          <w:rFonts w:hint="eastAsia" w:ascii="Times New Roman" w:hAnsi="Times New Roman" w:eastAsia="FangSong" w:cs="Times New Roman"/>
+        </w:rPr>
+        <w:t>核心线索</w:t>
+      </w:r>
+      <w:r>
+        <w:rPr>
+          <w:rFonts w:hint="eastAsia" w:ascii="Times New Roman" w:hAnsi="Times New Roman" w:eastAsia="Times New Roman" w:cs="Times New Roman"/>
+        </w:rPr>
+        <w:t>：</w:t>
+      </w:r>
+      <w:r>
+        <w:rPr>
+          <w:rFonts w:hint="eastAsia" w:ascii="Times New Roman" w:hAnsi="Times New Roman" w:eastAsia="FangSong" w:cs="Times New Roman"/>
+          <w:b/>
+          <w:bCs/>
+        </w:rPr>
+        <w:t>从饱和烃的自由基取代</w:t>
+      </w:r>
+      <w:r>
+        <w:rPr>
+          <w:rFonts w:hint="eastAsia" w:ascii="Times New Roman" w:hAnsi="Times New Roman" w:eastAsia="Times New Roman" w:cs="Times New Roman"/>
+          <w:b/>
+          <w:bCs/>
+        </w:rPr>
+        <w:t>，</w:t>
+      </w:r>
+      <w:r>
+        <w:rPr>
+          <w:rFonts w:hint="eastAsia" w:ascii="Times New Roman" w:hAnsi="Times New Roman" w:eastAsia="FangSong" w:cs="Times New Roman"/>
+          <w:b/>
+          <w:bCs/>
+        </w:rPr>
+        <w:t>到烯烃的亲电加成</w:t>
+      </w:r>
+      <w:r>
+        <w:rPr>
+          <w:rFonts w:hint="eastAsia" w:ascii="Times New Roman" w:hAnsi="Times New Roman" w:eastAsia="Times New Roman" w:cs="Times New Roman"/>
+          <w:b/>
+          <w:bCs/>
+        </w:rPr>
+        <w:t>，</w:t>
+      </w:r>
+      <w:r>
+        <w:rPr>
+          <w:rFonts w:hint="eastAsia" w:ascii="Times New Roman" w:hAnsi="Times New Roman" w:eastAsia="FangSong" w:cs="Times New Roman"/>
+          <w:b/>
+          <w:bCs/>
+        </w:rPr>
+        <w:t>再到炔烃的酸性与逐步加成</w:t>
+      </w:r>
+      <w:r>
+        <w:rPr>
+          <w:rFonts w:hint="eastAsia" w:ascii="Times New Roman" w:hAnsi="Times New Roman" w:eastAsia="Times New Roman" w:cs="Times New Roman"/>
+        </w:rPr>
+        <w:t>——</w:t>
+      </w:r>
+      <w:r>
+        <w:rPr>
+          <w:rFonts w:hint="eastAsia" w:ascii="Times New Roman" w:hAnsi="Times New Roman" w:eastAsia="FangSong" w:cs="Times New Roman"/>
+        </w:rPr>
+        <w:t>烃类反应的</w:t>
+      </w:r>
+      <w:r>
+        <w:rPr>
+          <w:rFonts w:hint="eastAsia" w:ascii="Times New Roman" w:hAnsi="Times New Roman" w:eastAsia="Times New Roman" w:cs="Times New Roman"/>
+        </w:rPr>
+        <w:t>”</w:t>
+      </w:r>
+      <w:r>
+        <w:rPr>
+          <w:rFonts w:hint="eastAsia" w:ascii="Times New Roman" w:hAnsi="Times New Roman" w:eastAsia="FangSong" w:cs="Times New Roman"/>
+        </w:rPr>
+        <w:t>电子需求</w:t>
+      </w:r>
+      <w:r>
+        <w:rPr>
+          <w:rFonts w:hint="eastAsia" w:ascii="Times New Roman" w:hAnsi="Times New Roman" w:eastAsia="Times New Roman" w:cs="Times New Roman"/>
+        </w:rPr>
+        <w:t>”</w:t>
+      </w:r>
+      <w:r>
+        <w:rPr>
+          <w:rFonts w:hint="eastAsia" w:ascii="Times New Roman" w:hAnsi="Times New Roman" w:eastAsia="FangSong" w:cs="Times New Roman"/>
+        </w:rPr>
+        <w:t>在递增</w:t>
+      </w:r>
+      <w:r>
+        <w:rPr>
+          <w:rFonts w:hint="eastAsia" w:ascii="Times New Roman" w:hAnsi="Times New Roman" w:eastAsia="Times New Roman" w:cs="Times New Roman"/>
+        </w:rPr>
+        <w:t>，</w:t>
+      </w:r>
+      <w:r>
+        <w:rPr>
+          <w:rFonts w:hint="eastAsia" w:ascii="Times New Roman" w:hAnsi="Times New Roman" w:eastAsia="FangSong" w:cs="Times New Roman"/>
+        </w:rPr>
+        <w:t>反应机理也从协同走向分步</w:t>
+      </w:r>
+      <w:r>
+        <w:rPr>
+          <w:rFonts w:hint="eastAsia" w:ascii="Times New Roman" w:hAnsi="Times New Roman" w:eastAsia="Times New Roman" w:cs="Times New Roman"/>
+        </w:rPr>
+        <w:t>。</w:t>
+      </w:r>
+    </w:p>
+    <w:p>
+      <w:pPr>
+        <w:spacing w:before="160" w:after="80"/>
+      </w:pPr>
+      <w:r>
+        <w:pict>
+          <v:rect style="width:0;height:1.5pt" o:hralign="center" o:hrstd="t" o:hr="t"/>
+        </w:pict>
+      </w:r>
+    </w:p>
+    <w:bookmarkStart w:id="24" w:name="学习目标"/>
+    <w:p>
+      <w:pPr>
+        <w:pStyle w:val="Heading2"/>
+        <w:spacing w:before="280" w:after="120"/>
+      </w:pPr>
+      <w:r>
+        <w:rPr>
+          <w:rFonts w:hint="eastAsia" w:ascii="Times New Roman" w:hAnsi="Times New Roman" w:eastAsia="SimHei" w:cs="Times New Roman"/>
+        </w:rPr>
+        <w:t xml:space="preserve">学习目标</w:t>
+      </w:r>
+    </w:p>
+    <w:p>
+      <w:pPr>
+        <w:pStyle w:val="BlockText"/>
         <w:spacing w:after="80"/>
+        <w:ind w:firstLine="420"/>
       </w:pPr>
       <w:r>
         <w:rPr>
           <w:rFonts w:hint="eastAsia" w:ascii="Times New Roman" w:hAnsi="Times New Roman" w:eastAsia="FangSong" w:cs="Times New Roman"/>
         </w:rPr>
-        <w:t xml:space="preserve">烷烃的通式为</w:t>
+        <w:t>对齐考纲</w:t>
+      </w:r>
+      <w:r>
+        <w:rPr>
+          <w:rFonts w:hint="eastAsia" w:ascii="Times New Roman" w:hAnsi="Times New Roman" w:eastAsia="Times New Roman" w:cs="Times New Roman"/>
+        </w:rPr>
+        <w:t>：§23</w:t>
       </w:r>
       <w:r>
         <w:rPr>
@@ -1250,139 +1156,74 @@
       </w:r>
       <w:r>
         <w:rPr>
-          <w:rFonts w:hint="eastAsia" w:ascii="Times New Roman" w:hAnsi="Times New Roman" w:eastAsia="Times New Roman" w:cs="Times New Roman"/>
-        </w:rPr>
-        <w:t>C</w:t>
-      </w:r>
-      <w:r>
-        <w:rPr>
-          <w:rFonts w:hint="eastAsia" w:ascii="Times New Roman" w:hAnsi="Times New Roman" w:eastAsia="Times New Roman" w:cs="Times New Roman"/>
-          <w:vertAlign w:val="subscript"/>
-        </w:rPr>
-        <w:t>n</w:t>
-      </w:r>
-      <w:r>
-        <w:rPr>
-          <w:rFonts w:hint="eastAsia" w:ascii="Times New Roman" w:hAnsi="Times New Roman" w:eastAsia="Times New Roman" w:cs="Times New Roman"/>
-        </w:rPr>
-        <w:t>H</w:t>
-      </w:r>
-      <w:r>
-        <w:rPr>
-          <w:rFonts w:hint="eastAsia" w:ascii="Times New Roman" w:hAnsi="Times New Roman" w:eastAsia="Times New Roman" w:cs="Times New Roman"/>
-          <w:vertAlign w:val="subscript"/>
-        </w:rPr>
-        <w:t>2n+2</w:t>
-      </w:r>
-      <w:r>
-        <w:rPr>
-          <w:rFonts w:hint="eastAsia" w:ascii="Times New Roman" w:hAnsi="Times New Roman" w:eastAsia="Times New Roman" w:cs="Times New Roman"/>
-        </w:rPr>
-        <w:t>，</w:t>
-      </w:r>
-      <w:r>
-        <w:rPr>
-          <w:rFonts w:hint="eastAsia" w:ascii="Times New Roman" w:hAnsi="Times New Roman" w:eastAsia="FangSong" w:cs="Times New Roman"/>
-        </w:rPr>
-        <w:t>碳原子全部采取</w:t>
-      </w:r>
-      <w:r>
-        <w:rPr>
-          <w:rFonts w:ascii="Times New Roman" w:hAnsi="Times New Roman" w:eastAsia="Times New Roman" w:cs="Times New Roman"/>
-        </w:rPr>
-        <w:t xml:space="preserve"> sp</w:t>
-      </w:r>
-      <w:r>
-        <w:rPr>
-          <w:rFonts w:ascii="Times New Roman" w:hAnsi="Times New Roman" w:eastAsia="Times New Roman" w:cs="Times New Roman"/>
-          <w:vertAlign w:val="superscript"/>
-        </w:rPr>
-        <w:t>3</w:t>
-      </w:r>
-      <w:r>
-        <w:rPr>
-          <w:rFonts w:ascii="Times New Roman" w:hAnsi="Times New Roman" w:eastAsia="Times New Roman" w:cs="Times New Roman"/>
-        </w:rPr>
-        <w:t xml:space="preserve"> </w:t>
-      </w:r>
-      <w:r>
-        <w:rPr>
-          <w:rFonts w:hint="eastAsia" w:ascii="Times New Roman" w:hAnsi="Times New Roman" w:eastAsia="FangSong" w:cs="Times New Roman"/>
-        </w:rPr>
-        <w:t>杂化</w:t>
-      </w:r>
-      <w:r>
-        <w:rPr>
-          <w:rFonts w:hint="eastAsia" w:ascii="Times New Roman" w:hAnsi="Times New Roman" w:eastAsia="Times New Roman" w:cs="Times New Roman"/>
-        </w:rPr>
-        <w:t>，</w:t>
-      </w:r>
-      <w:r>
-        <w:rPr>
-          <w:rFonts w:hint="eastAsia" w:ascii="Times New Roman" w:hAnsi="Times New Roman" w:eastAsia="FangSong" w:cs="Times New Roman"/>
-        </w:rPr>
-        <w:t>键角接近</w:t>
-      </w:r>
-      <w:r>
-        <w:rPr>
-          <w:rFonts w:ascii="Times New Roman" w:hAnsi="Times New Roman" w:eastAsia="Times New Roman" w:cs="Times New Roman"/>
-        </w:rPr>
-        <w:t xml:space="preserve"> </w:t>
-      </w:r>
-      <w:r>
-        <w:rPr>
-          <w:rFonts w:hint="eastAsia" w:ascii="Times New Roman" w:hAnsi="Times New Roman" w:eastAsia="Times New Roman" w:cs="Times New Roman"/>
-        </w:rPr>
-        <w:t xml:space="preserve">109.5°，C-C</w:t>
-      </w:r>
-      <w:r>
-        <w:rPr>
-          <w:rFonts w:ascii="Times New Roman" w:hAnsi="Times New Roman" w:eastAsia="Times New Roman" w:cs="Times New Roman"/>
-        </w:rPr>
-        <w:t xml:space="preserve"> </w:t>
-      </w:r>
-      <w:r>
-        <w:rPr>
-          <w:rFonts w:hint="eastAsia" w:ascii="Times New Roman" w:hAnsi="Times New Roman" w:eastAsia="FangSong" w:cs="Times New Roman"/>
-        </w:rPr>
-        <w:t xml:space="preserve">键键长</w:t>
-      </w:r>
-      <w:r>
-        <w:rPr>
-          <w:rFonts w:ascii="Times New Roman" w:hAnsi="Times New Roman" w:eastAsia="Times New Roman" w:cs="Times New Roman"/>
-        </w:rPr>
-        <w:t xml:space="preserve"> ~154 </w:t>
-      </w:r>
-      <w:r>
-        <w:rPr>
-          <w:rFonts w:hint="eastAsia" w:ascii="Times New Roman" w:hAnsi="Times New Roman" w:eastAsia="Times New Roman" w:cs="Times New Roman"/>
-        </w:rPr>
-        <w:t xml:space="preserve">pm，C-H</w:t>
-      </w:r>
-      <w:r>
-        <w:rPr>
-          <w:rFonts w:ascii="Times New Roman" w:hAnsi="Times New Roman" w:eastAsia="Times New Roman" w:cs="Times New Roman"/>
-        </w:rPr>
-        <w:t xml:space="preserve"> </w:t>
-      </w:r>
-      <w:r>
-        <w:rPr>
-          <w:rFonts w:hint="eastAsia" w:ascii="Times New Roman" w:hAnsi="Times New Roman" w:eastAsia="FangSong" w:cs="Times New Roman"/>
-        </w:rPr>
-        <w:t xml:space="preserve">键键长</w:t>
-      </w:r>
-      <w:r>
-        <w:rPr>
-          <w:rFonts w:ascii="Times New Roman" w:hAnsi="Times New Roman" w:eastAsia="Times New Roman" w:cs="Times New Roman"/>
-        </w:rPr>
-        <w:t xml:space="preserve"> ~109 pm。</w:t>
+          <w:rFonts w:hint="eastAsia" w:ascii="Times New Roman" w:hAnsi="Times New Roman" w:eastAsia="FangSong" w:cs="Times New Roman"/>
+        </w:rPr>
+        <w:t xml:space="preserve">有机物结构的表达</w:t>
+      </w:r>
+      <w:r>
+        <w:rPr>
+          <w:rFonts w:ascii="Times New Roman" w:hAnsi="Times New Roman" w:eastAsia="Times New Roman" w:cs="Times New Roman"/>
+        </w:rPr>
+        <w:t xml:space="preserve"> · §36 </w:t>
+      </w:r>
+      <w:r>
+        <w:rPr>
+          <w:rFonts w:hint="eastAsia" w:ascii="Times New Roman" w:hAnsi="Times New Roman" w:eastAsia="FangSong" w:cs="Times New Roman"/>
+        </w:rPr>
+        <w:t xml:space="preserve">取代反应</w:t>
+      </w:r>
+      <w:r>
+        <w:rPr>
+          <w:rFonts w:ascii="Times New Roman" w:hAnsi="Times New Roman" w:eastAsia="Times New Roman" w:cs="Times New Roman"/>
+        </w:rPr>
+        <w:t xml:space="preserve"> · §37 </w:t>
+      </w:r>
+      <w:r>
+        <w:rPr>
+          <w:rFonts w:hint="eastAsia" w:ascii="Times New Roman" w:hAnsi="Times New Roman" w:eastAsia="FangSong" w:cs="Times New Roman"/>
+        </w:rPr>
+        <w:t xml:space="preserve">加成反应</w:t>
+      </w:r>
+      <w:r>
+        <w:rPr>
+          <w:rFonts w:ascii="Times New Roman" w:hAnsi="Times New Roman" w:eastAsia="Times New Roman" w:cs="Times New Roman"/>
+        </w:rPr>
+        <w:t xml:space="preserve"> · §43 </w:t>
+      </w:r>
+      <w:r>
+        <w:rPr>
+          <w:rFonts w:hint="eastAsia" w:ascii="Times New Roman" w:hAnsi="Times New Roman" w:eastAsia="FangSong" w:cs="Times New Roman"/>
+        </w:rPr>
+        <w:t xml:space="preserve">亲电加成反应</w:t>
+      </w:r>
+      <w:r>
+        <w:rPr>
+          <w:rFonts w:ascii="Times New Roman" w:hAnsi="Times New Roman" w:eastAsia="Times New Roman" w:cs="Times New Roman"/>
+        </w:rPr>
+        <w:t xml:space="preserve"> · §49 </w:t>
+      </w:r>
+      <w:r>
+        <w:rPr>
+          <w:rFonts w:hint="eastAsia" w:ascii="Times New Roman" w:hAnsi="Times New Roman" w:eastAsia="FangSong" w:cs="Times New Roman"/>
+        </w:rPr>
+        <w:t xml:space="preserve">周环反应</w:t>
       </w:r>
     </w:p>
     <w:tbl>
       <w:tblPr>
         <w:tblStyle w:val="Table"/>
-        <w:tblW w:type="auto" w:w="0"/>
+        <w:tblW w:type="pct" w:w="5000"/>
+        <w:tblLayout w:type="fixed"/>
         <w:tblLook w:firstRow="1" w:lastRow="0" w:firstColumn="0" w:lastColumn="0" w:noHBand="0" w:noVBand="0" w:val="0020"/>
+        <w:jc w:val="center"/>
+        <w:tblBorders>
+          <w:top w:val="single" w:sz="12" w:space="0" w:color="333333"/>
+          <w:bottom w:val="single" w:sz="12" w:space="0" w:color="333333"/>
+          <w:left w:val="none"/>
+          <w:right w:val="none"/>
+          <w:insideH w:val="none"/>
+          <w:insideV w:val="none"/>
+        </w:tblBorders>
       </w:tblPr>
       <w:tblGrid>
         <w:gridCol w:w="3960"/>
@@ -1393,7 +1234,11 @@
           <w:tblHeader w:val="on"/>
         </w:trPr>
         <w:tc>
-          <w:tcPr/>
+          <w:tcPr>
+            <w:tcBorders>
+              <w:bottom w:val="single" w:sz="6" w:space="0" w:color="333333"/>
+            </w:tcBorders>
+          </w:tcPr>
           <w:p>
             <w:pPr>
               <w:pStyle w:val="Compact"/>
@@ -1404,12 +1249,1124 @@
                 <w:rFonts w:hint="eastAsia" w:ascii="Times New Roman" w:hAnsi="Times New Roman" w:eastAsia="SimHei" w:cs="Times New Roman"/>
                 <w:b/>
               </w:rPr>
+              <w:t xml:space="preserve">考纲条目</w:t>
+            </w:r>
+          </w:p>
+        </w:tc>
+        <w:tc>
+          <w:tcPr>
+            <w:tcBorders>
+              <w:bottom w:val="single" w:sz="6" w:space="0" w:color="333333"/>
+            </w:tcBorders>
+          </w:tcPr>
+          <w:p>
+            <w:pPr>
+              <w:pStyle w:val="Compact"/>
+              <w:jc w:val="center"/>
+            </w:pPr>
+            <w:r>
+              <w:rPr>
+                <w:rFonts w:hint="eastAsia" w:ascii="Times New Roman" w:hAnsi="Times New Roman" w:eastAsia="SimHei" w:cs="Times New Roman"/>
+                <w:b/>
+              </w:rPr>
+              <w:t xml:space="preserve">学完本讲你应能</w:t>
+            </w:r>
+          </w:p>
+        </w:tc>
+      </w:tr>
+      <w:tr>
+        <w:tc>
+          <w:tcPr/>
+          <w:p>
+            <w:pPr>
+              <w:pStyle w:val="Compact"/>
+              <w:jc w:val="center"/>
+            </w:pPr>
+            <w:r>
+              <w:rPr>
+                <w:rFonts w:ascii="Times New Roman" w:hAnsi="Times New Roman" w:eastAsia="Times New Roman" w:cs="Times New Roman"/>
+              </w:rPr>
+              <w:t xml:space="preserve">§23 </w:t>
+            </w:r>
+            <w:r>
+              <w:rPr>
+                <w:rFonts w:hint="eastAsia" w:ascii="Times New Roman" w:hAnsi="Times New Roman" w:eastAsia="FangSong" w:cs="Times New Roman"/>
+              </w:rPr>
+              <w:t xml:space="preserve">有机物结构的表达</w:t>
+            </w:r>
+            <w:r>
+              <w:rPr>
+                <w:rFonts w:ascii="Times New Roman" w:hAnsi="Times New Roman" w:eastAsia="Times New Roman" w:cs="Times New Roman"/>
+              </w:rPr>
+              <w:t xml:space="preserve"> · </w:t>
+            </w:r>
+            <w:r>
+              <w:rPr>
+                <w:rFonts w:hint="eastAsia" w:ascii="Times New Roman" w:hAnsi="Times New Roman" w:eastAsia="FangSong" w:cs="Times New Roman"/>
+              </w:rPr>
+              <w:t xml:space="preserve">杂化与键参数比较</w:t>
+            </w:r>
+          </w:p>
+        </w:tc>
+        <w:tc>
+          <w:tcPr/>
+          <w:p>
+            <w:pPr>
+              <w:pStyle w:val="Compact"/>
+              <w:jc w:val="center"/>
+            </w:pPr>
+            <w:r>
+              <w:rPr>
+                <w:rFonts w:hint="eastAsia" w:ascii="Times New Roman" w:hAnsi="Times New Roman" w:eastAsia="FangSong" w:cs="Times New Roman"/>
+              </w:rPr>
+              <w:t>能比较烷烃</w:t>
+            </w:r>
+            <w:r>
+              <w:rPr>
+                <w:rFonts w:hint="eastAsia" w:ascii="Times New Roman" w:hAnsi="Times New Roman" w:eastAsia="Times New Roman" w:cs="Times New Roman"/>
+              </w:rPr>
+              <w:t>、</w:t>
+            </w:r>
+            <w:r>
+              <w:rPr>
+                <w:rFonts w:hint="eastAsia" w:ascii="Times New Roman" w:hAnsi="Times New Roman" w:eastAsia="FangSong" w:cs="Times New Roman"/>
+              </w:rPr>
+              <w:t>烯烃</w:t>
+            </w:r>
+            <w:r>
+              <w:rPr>
+                <w:rFonts w:hint="eastAsia" w:ascii="Times New Roman" w:hAnsi="Times New Roman" w:eastAsia="Times New Roman" w:cs="Times New Roman"/>
+              </w:rPr>
+              <w:t>、</w:t>
+            </w:r>
+            <w:r>
+              <w:rPr>
+                <w:rFonts w:hint="eastAsia" w:ascii="Times New Roman" w:hAnsi="Times New Roman" w:eastAsia="FangSong" w:cs="Times New Roman"/>
+              </w:rPr>
+              <w:t>炔烃</w:t>
+            </w:r>
+            <w:r>
+              <w:rPr>
+                <w:rFonts w:hint="eastAsia" w:ascii="Times New Roman" w:hAnsi="Times New Roman" w:eastAsia="Times New Roman" w:cs="Times New Roman"/>
+              </w:rPr>
+              <w:t>、</w:t>
+            </w:r>
+            <w:r>
+              <w:rPr>
+                <w:rFonts w:hint="eastAsia" w:ascii="Times New Roman" w:hAnsi="Times New Roman" w:eastAsia="FangSong" w:cs="Times New Roman"/>
+              </w:rPr>
+              <w:t>二烯烃的分子结构特征</w:t>
+            </w:r>
+            <w:r>
+              <w:rPr>
+                <w:rFonts w:hint="eastAsia" w:ascii="Times New Roman" w:hAnsi="Times New Roman" w:eastAsia="Times New Roman" w:cs="Times New Roman"/>
+              </w:rPr>
+              <w:t>（</w:t>
+            </w:r>
+            <w:r>
+              <w:rPr>
+                <w:rFonts w:hint="eastAsia" w:ascii="Times New Roman" w:hAnsi="Times New Roman" w:eastAsia="FangSong" w:cs="Times New Roman"/>
+              </w:rPr>
+              <w:t>杂化方式</w:t>
+            </w:r>
+            <w:r>
+              <w:rPr>
+                <w:rFonts w:hint="eastAsia" w:ascii="Times New Roman" w:hAnsi="Times New Roman" w:eastAsia="Times New Roman" w:cs="Times New Roman"/>
+              </w:rPr>
+              <w:t>、</w:t>
+            </w:r>
+            <w:r>
+              <w:rPr>
+                <w:rFonts w:hint="eastAsia" w:ascii="Times New Roman" w:hAnsi="Times New Roman" w:eastAsia="FangSong" w:cs="Times New Roman"/>
+              </w:rPr>
+              <w:t>键长</w:t>
+            </w:r>
+            <w:r>
+              <w:rPr>
+                <w:rFonts w:hint="eastAsia" w:ascii="Times New Roman" w:hAnsi="Times New Roman" w:eastAsia="Times New Roman" w:cs="Times New Roman"/>
+              </w:rPr>
+              <w:t>、</w:t>
+            </w:r>
+            <w:r>
+              <w:rPr>
+                <w:rFonts w:hint="eastAsia" w:ascii="Times New Roman" w:hAnsi="Times New Roman" w:eastAsia="FangSong" w:cs="Times New Roman"/>
+              </w:rPr>
+              <w:t>键角</w:t>
+            </w:r>
+            <w:r>
+              <w:rPr>
+                <w:rFonts w:hint="eastAsia" w:ascii="Times New Roman" w:hAnsi="Times New Roman" w:eastAsia="Times New Roman" w:cs="Times New Roman"/>
+              </w:rPr>
+              <w:t>）</w:t>
+            </w:r>
+          </w:p>
+        </w:tc>
+      </w:tr>
+      <w:tr>
+        <w:tc>
+          <w:tcPr/>
+          <w:p>
+            <w:pPr>
+              <w:pStyle w:val="Compact"/>
+              <w:jc w:val="center"/>
+            </w:pPr>
+            <w:r>
+              <w:rPr>
+                <w:rFonts w:ascii="Times New Roman" w:hAnsi="Times New Roman" w:eastAsia="Times New Roman" w:cs="Times New Roman"/>
+              </w:rPr>
+              <w:t xml:space="preserve">§36 </w:t>
+            </w:r>
+            <w:r>
+              <w:rPr>
+                <w:rFonts w:hint="eastAsia" w:ascii="Times New Roman" w:hAnsi="Times New Roman" w:eastAsia="FangSong" w:cs="Times New Roman"/>
+              </w:rPr>
+              <w:t xml:space="preserve">取代反应</w:t>
+            </w:r>
+            <w:r>
+              <w:rPr>
+                <w:rFonts w:ascii="Times New Roman" w:hAnsi="Times New Roman" w:eastAsia="Times New Roman" w:cs="Times New Roman"/>
+              </w:rPr>
+              <w:t xml:space="preserve"> · </w:t>
+            </w:r>
+            <w:r>
+              <w:rPr>
+                <w:rFonts w:hint="eastAsia" w:ascii="Times New Roman" w:hAnsi="Times New Roman" w:eastAsia="FangSong" w:cs="Times New Roman"/>
+              </w:rPr>
+              <w:t xml:space="preserve">烷烃自由基卤代</w:t>
+            </w:r>
+          </w:p>
+        </w:tc>
+        <w:tc>
+          <w:tcPr/>
+          <w:p>
+            <w:pPr>
+              <w:pStyle w:val="Compact"/>
+              <w:jc w:val="center"/>
+            </w:pPr>
+            <w:r>
+              <w:rPr>
+                <w:rFonts w:hint="eastAsia" w:ascii="Times New Roman" w:hAnsi="Times New Roman" w:eastAsia="FangSong" w:cs="Times New Roman"/>
+              </w:rPr>
+              <w:t>能写出烷烃卤代反应的自由基链式机理</w:t>
+            </w:r>
+            <w:r>
+              <w:rPr>
+                <w:rFonts w:hint="eastAsia" w:ascii="Times New Roman" w:hAnsi="Times New Roman" w:eastAsia="Times New Roman" w:cs="Times New Roman"/>
+              </w:rPr>
+              <w:t>，</w:t>
+            </w:r>
+            <w:r>
+              <w:rPr>
+                <w:rFonts w:hint="eastAsia" w:ascii="Times New Roman" w:hAnsi="Times New Roman" w:eastAsia="FangSong" w:cs="Times New Roman"/>
+              </w:rPr>
+              <w:t>预测产物分布</w:t>
+            </w:r>
+            <w:r>
+              <w:rPr>
+                <w:rFonts w:hint="eastAsia" w:ascii="Times New Roman" w:hAnsi="Times New Roman" w:eastAsia="Times New Roman" w:cs="Times New Roman"/>
+              </w:rPr>
+              <w:t>（</w:t>
+            </w:r>
+            <w:r>
+              <w:rPr>
+                <w:rFonts w:hint="eastAsia" w:ascii="Times New Roman" w:hAnsi="Times New Roman" w:eastAsia="FangSong" w:cs="Times New Roman"/>
+              </w:rPr>
+              <w:t>选择性</w:t>
+            </w:r>
+            <w:r>
+              <w:rPr>
+                <w:rFonts w:hint="eastAsia" w:ascii="Times New Roman" w:hAnsi="Times New Roman" w:eastAsia="Times New Roman" w:cs="Times New Roman"/>
+              </w:rPr>
+              <w:t>）</w:t>
+            </w:r>
+          </w:p>
+        </w:tc>
+      </w:tr>
+      <w:tr>
+        <w:tc>
+          <w:tcPr/>
+          <w:p>
+            <w:pPr>
+              <w:pStyle w:val="Compact"/>
+              <w:jc w:val="center"/>
+            </w:pPr>
+            <w:r>
+              <w:rPr>
+                <w:rFonts w:ascii="Times New Roman" w:hAnsi="Times New Roman" w:eastAsia="Times New Roman" w:cs="Times New Roman"/>
+              </w:rPr>
+              <w:t xml:space="preserve">§37 </w:t>
+            </w:r>
+            <w:r>
+              <w:rPr>
+                <w:rFonts w:hint="eastAsia" w:ascii="Times New Roman" w:hAnsi="Times New Roman" w:eastAsia="FangSong" w:cs="Times New Roman"/>
+              </w:rPr>
+              <w:t xml:space="preserve">加成反应</w:t>
+            </w:r>
+            <w:r>
+              <w:rPr>
+                <w:rFonts w:ascii="Times New Roman" w:hAnsi="Times New Roman" w:eastAsia="Times New Roman" w:cs="Times New Roman"/>
+              </w:rPr>
+              <w:t xml:space="preserve"> · </w:t>
+            </w:r>
+            <w:r>
+              <w:rPr>
+                <w:rFonts w:hint="eastAsia" w:ascii="Times New Roman" w:hAnsi="Times New Roman" w:eastAsia="FangSong" w:cs="Times New Roman"/>
+              </w:rPr>
+              <w:t xml:space="preserve">炔烃酸性与碳链增长</w:t>
+            </w:r>
+          </w:p>
+        </w:tc>
+        <w:tc>
+          <w:tcPr/>
+          <w:p>
+            <w:pPr>
+              <w:pStyle w:val="Compact"/>
+              <w:jc w:val="center"/>
+            </w:pPr>
+            <w:r>
+              <w:rPr>
+                <w:rFonts w:hint="eastAsia" w:ascii="Times New Roman" w:hAnsi="Times New Roman" w:eastAsia="FangSong" w:cs="Times New Roman"/>
+              </w:rPr>
+              <w:t xml:space="preserve">能利用炔烃末端氢的酸性进行碳链增长</w:t>
+            </w:r>
+          </w:p>
+        </w:tc>
+      </w:tr>
+      <w:tr>
+        <w:tc>
+          <w:tcPr/>
+          <w:p>
+            <w:pPr>
+              <w:pStyle w:val="Compact"/>
+              <w:jc w:val="center"/>
+            </w:pPr>
+            <w:r>
+              <w:rPr>
+                <w:rFonts w:ascii="Times New Roman" w:hAnsi="Times New Roman" w:eastAsia="Times New Roman" w:cs="Times New Roman"/>
+              </w:rPr>
+              <w:t xml:space="preserve">§43 </w:t>
+            </w:r>
+            <w:r>
+              <w:rPr>
+                <w:rFonts w:hint="eastAsia" w:ascii="Times New Roman" w:hAnsi="Times New Roman" w:eastAsia="FangSong" w:cs="Times New Roman"/>
+              </w:rPr>
+              <w:t xml:space="preserve">亲电加成反应</w:t>
+            </w:r>
+            <w:r>
+              <w:rPr>
+                <w:rFonts w:ascii="Times New Roman" w:hAnsi="Times New Roman" w:eastAsia="Times New Roman" w:cs="Times New Roman"/>
+              </w:rPr>
+              <w:t xml:space="preserve"> · </w:t>
+            </w:r>
+            <w:r>
+              <w:rPr>
+                <w:rFonts w:hint="eastAsia" w:ascii="Times New Roman" w:hAnsi="Times New Roman" w:eastAsia="FangSong" w:cs="Times New Roman"/>
+              </w:rPr>
+              <w:t xml:space="preserve">烯烃亲电加成机理</w:t>
+            </w:r>
+          </w:p>
+        </w:tc>
+        <w:tc>
+          <w:tcPr/>
+          <w:p>
+            <w:pPr>
+              <w:pStyle w:val="Compact"/>
+              <w:jc w:val="center"/>
+            </w:pPr>
+            <w:r>
+              <w:rPr>
+                <w:rFonts w:hint="eastAsia" w:ascii="Times New Roman" w:hAnsi="Times New Roman" w:eastAsia="FangSong" w:cs="Times New Roman"/>
+              </w:rPr>
+              <w:t>能画出烯烃亲电加成反应的机理箭头</w:t>
+            </w:r>
+            <w:r>
+              <w:rPr>
+                <w:rFonts w:hint="eastAsia" w:ascii="Times New Roman" w:hAnsi="Times New Roman" w:eastAsia="Times New Roman" w:cs="Times New Roman"/>
+              </w:rPr>
+              <w:t>，</w:t>
+            </w:r>
+            <w:r>
+              <w:rPr>
+                <w:rFonts w:hint="eastAsia" w:ascii="Times New Roman" w:hAnsi="Times New Roman" w:eastAsia="FangSong" w:cs="Times New Roman"/>
+              </w:rPr>
+              <w:t>判断马氏</w:t>
+            </w:r>
+            <w:r>
+              <w:rPr>
+                <w:rFonts w:hint="eastAsia" w:ascii="Times New Roman" w:hAnsi="Times New Roman" w:eastAsia="Times New Roman" w:cs="Times New Roman"/>
+              </w:rPr>
+              <w:t>/</w:t>
+            </w:r>
+            <w:r>
+              <w:rPr>
+                <w:rFonts w:hint="eastAsia" w:ascii="Times New Roman" w:hAnsi="Times New Roman" w:eastAsia="FangSong" w:cs="Times New Roman"/>
+              </w:rPr>
+              <w:t>反马氏规则的适用条件</w:t>
+            </w:r>
+          </w:p>
+        </w:tc>
+      </w:tr>
+      <w:tr>
+        <w:tc>
+          <w:tcPr/>
+          <w:p>
+            <w:pPr>
+              <w:pStyle w:val="Compact"/>
+              <w:jc w:val="center"/>
+            </w:pPr>
+            <w:r>
+              <w:rPr>
+                <w:rFonts w:ascii="Times New Roman" w:hAnsi="Times New Roman" w:eastAsia="Times New Roman" w:cs="Times New Roman"/>
+              </w:rPr>
+              <w:t xml:space="preserve">§43 </w:t>
+            </w:r>
+            <w:r>
+              <w:rPr>
+                <w:rFonts w:hint="eastAsia" w:ascii="Times New Roman" w:hAnsi="Times New Roman" w:eastAsia="FangSong" w:cs="Times New Roman"/>
+              </w:rPr>
+              <w:t xml:space="preserve">亲电加成反应</w:t>
+            </w:r>
+            <w:r>
+              <w:rPr>
+                <w:rFonts w:ascii="Times New Roman" w:hAnsi="Times New Roman" w:eastAsia="Times New Roman" w:cs="Times New Roman"/>
+              </w:rPr>
+              <w:t xml:space="preserve"> · </w:t>
+            </w:r>
+            <w:r>
+              <w:rPr>
+                <w:rFonts w:hint="eastAsia" w:ascii="Times New Roman" w:hAnsi="Times New Roman" w:eastAsia="FangSong" w:cs="Times New Roman"/>
+              </w:rPr>
+              <w:t xml:space="preserve">共轭二烯</w:t>
+            </w:r>
+            <w:r>
+              <w:rPr>
+                <w:rFonts w:ascii="Times New Roman" w:hAnsi="Times New Roman" w:eastAsia="Times New Roman" w:cs="Times New Roman"/>
+              </w:rPr>
+              <w:t xml:space="preserve"> 1,2-/1,4- </w:t>
+            </w:r>
+            <w:r>
+              <w:rPr>
+                <w:rFonts w:hint="eastAsia" w:ascii="Times New Roman" w:hAnsi="Times New Roman" w:eastAsia="FangSong" w:cs="Times New Roman"/>
+              </w:rPr>
+              <w:t xml:space="preserve">控制</w:t>
+            </w:r>
+          </w:p>
+        </w:tc>
+        <w:tc>
+          <w:tcPr/>
+          <w:p>
+            <w:pPr>
+              <w:pStyle w:val="Compact"/>
+              <w:jc w:val="center"/>
+            </w:pPr>
+            <w:r>
+              <w:rPr>
+                <w:rFonts w:hint="eastAsia" w:ascii="Times New Roman" w:hAnsi="Times New Roman" w:eastAsia="FangSong" w:cs="Times New Roman"/>
+              </w:rPr>
+              <w:t>能分析共轭二烯的</w:t>
+            </w:r>
+            <w:r>
+              <w:rPr>
+                <w:rFonts w:hint="eastAsia" w:ascii="Times New Roman" w:hAnsi="Times New Roman" w:eastAsia="Times New Roman" w:cs="Times New Roman"/>
+              </w:rPr>
+              <w:t>1,2-</w:t>
+            </w:r>
+            <w:r>
+              <w:rPr>
+                <w:rFonts w:hint="eastAsia" w:ascii="Times New Roman" w:hAnsi="Times New Roman" w:eastAsia="FangSong" w:cs="Times New Roman"/>
+              </w:rPr>
+              <w:t>与</w:t>
+            </w:r>
+            <w:r>
+              <w:rPr>
+                <w:rFonts w:hint="eastAsia" w:ascii="Times New Roman" w:hAnsi="Times New Roman" w:eastAsia="Times New Roman" w:cs="Times New Roman"/>
+              </w:rPr>
+              <w:t>1,4-</w:t>
+            </w:r>
+            <w:r>
+              <w:rPr>
+                <w:rFonts w:hint="eastAsia" w:ascii="Times New Roman" w:hAnsi="Times New Roman" w:eastAsia="FangSong" w:cs="Times New Roman"/>
+              </w:rPr>
+              <w:t>加成产物</w:t>
+            </w:r>
+            <w:r>
+              <w:rPr>
+                <w:rFonts w:hint="eastAsia" w:ascii="Times New Roman" w:hAnsi="Times New Roman" w:eastAsia="Times New Roman" w:cs="Times New Roman"/>
+              </w:rPr>
+              <w:t>，</w:t>
+            </w:r>
+            <w:r>
+              <w:rPr>
+                <w:rFonts w:hint="eastAsia" w:ascii="Times New Roman" w:hAnsi="Times New Roman" w:eastAsia="FangSong" w:cs="Times New Roman"/>
+              </w:rPr>
+              <w:t>区分动力学控制与热力学控制</w:t>
+            </w:r>
+          </w:p>
+        </w:tc>
+      </w:tr>
+      <w:tr>
+        <w:tc>
+          <w:tcPr/>
+          <w:p>
+            <w:pPr>
+              <w:pStyle w:val="Compact"/>
+              <w:jc w:val="center"/>
+            </w:pPr>
+            <w:r>
+              <w:rPr>
+                <w:rFonts w:ascii="Times New Roman" w:hAnsi="Times New Roman" w:eastAsia="Times New Roman" w:cs="Times New Roman"/>
+              </w:rPr>
+              <w:t xml:space="preserve">§49 </w:t>
+            </w:r>
+            <w:r>
+              <w:rPr>
+                <w:rFonts w:hint="eastAsia" w:ascii="Times New Roman" w:hAnsi="Times New Roman" w:eastAsia="FangSong" w:cs="Times New Roman"/>
+              </w:rPr>
+              <w:t xml:space="preserve">周环反应</w:t>
+            </w:r>
+            <w:r>
+              <w:rPr>
+                <w:rFonts w:ascii="Times New Roman" w:hAnsi="Times New Roman" w:eastAsia="Times New Roman" w:cs="Times New Roman"/>
+              </w:rPr>
+              <w:t xml:space="preserve"> · Diels-Alder </w:t>
+            </w:r>
+            <w:r>
+              <w:rPr>
+                <w:rFonts w:hint="eastAsia" w:ascii="Times New Roman" w:hAnsi="Times New Roman" w:eastAsia="FangSong" w:cs="Times New Roman"/>
+              </w:rPr>
+              <w:t xml:space="preserve">选择性</w:t>
+            </w:r>
+          </w:p>
+        </w:tc>
+        <w:tc>
+          <w:tcPr/>
+          <w:p>
+            <w:pPr>
+              <w:pStyle w:val="Compact"/>
+              <w:jc w:val="center"/>
+            </w:pPr>
+            <w:r>
+              <w:rPr>
+                <w:rFonts w:hint="eastAsia" w:ascii="Times New Roman" w:hAnsi="Times New Roman" w:eastAsia="FangSong" w:cs="Times New Roman"/>
+              </w:rPr>
+              <w:t>能画出</w:t>
+            </w:r>
+            <w:r>
+              <w:rPr>
+                <w:rFonts w:hint="eastAsia" w:ascii="Times New Roman" w:hAnsi="Times New Roman" w:eastAsia="Times New Roman" w:cs="Times New Roman"/>
+              </w:rPr>
+              <w:t>Diels-Alder</w:t>
+            </w:r>
+            <w:r>
+              <w:rPr>
+                <w:rFonts w:hint="eastAsia" w:ascii="Times New Roman" w:hAnsi="Times New Roman" w:eastAsia="FangSong" w:cs="Times New Roman"/>
+              </w:rPr>
+              <w:t>反应的轨道叠加图并判断区域</w:t>
+            </w:r>
+            <w:r>
+              <w:rPr>
+                <w:rFonts w:hint="eastAsia" w:ascii="Times New Roman" w:hAnsi="Times New Roman" w:eastAsia="Times New Roman" w:cs="Times New Roman"/>
+              </w:rPr>
+              <w:t>/</w:t>
+            </w:r>
+            <w:r>
+              <w:rPr>
+                <w:rFonts w:hint="eastAsia" w:ascii="Times New Roman" w:hAnsi="Times New Roman" w:eastAsia="FangSong" w:cs="Times New Roman"/>
+              </w:rPr>
+              <w:t>立体选择性</w:t>
+            </w:r>
+          </w:p>
+        </w:tc>
+      </w:tr>
+    </w:tbl>
+    <w:p>
+      <w:pPr>
+        <w:spacing w:before="160" w:after="80"/>
+      </w:pPr>
+      <w:r>
+        <w:pict>
+          <v:rect style="width:0;height:1.5pt" o:hralign="center" o:hrstd="t" o:hr="t"/>
+        </w:pict>
+      </w:r>
+    </w:p>
+    <w:bookmarkEnd w:id="24"/>
+    <w:bookmarkStart w:id="32" w:name="一核心概念"/>
+    <w:p>
+      <w:pPr>
+        <w:pStyle w:val="Heading2"/>
+        <w:spacing w:before="280" w:after="120"/>
+      </w:pPr>
+      <w:r>
+        <w:rPr>
+          <w:rFonts w:hint="eastAsia" w:ascii="Times New Roman" w:hAnsi="Times New Roman" w:eastAsia="SimHei" w:cs="Times New Roman"/>
+        </w:rPr>
+        <w:t>一</w:t>
+      </w:r>
+      <w:r>
+        <w:rPr>
+          <w:rFonts w:hint="eastAsia" w:ascii="Times New Roman" w:hAnsi="Times New Roman" w:eastAsia="Times New Roman" w:cs="Times New Roman"/>
+        </w:rPr>
+        <w:t>、</w:t>
+      </w:r>
+      <w:r>
+        <w:rPr>
+          <w:rFonts w:hint="eastAsia" w:ascii="Times New Roman" w:hAnsi="Times New Roman" w:eastAsia="SimHei" w:cs="Times New Roman"/>
+        </w:rPr>
+        <w:t>核心概念</w:t>
+      </w:r>
+    </w:p>
+    <w:bookmarkStart w:id="28" w:name="烷烃"/>
+    <w:p>
+      <w:pPr>
+        <w:pStyle w:val="Heading3"/>
+        <w:spacing w:before="280" w:after="120"/>
+      </w:pPr>
+      <w:r>
+        <w:rPr>
+          <w:rFonts w:ascii="Times New Roman" w:hAnsi="Times New Roman" w:eastAsia="Times New Roman" w:cs="Times New Roman"/>
+        </w:rPr>
+        <w:t xml:space="preserve">1.1 </w:t>
+      </w:r>
+      <w:r>
+        <w:rPr>
+          <w:rFonts w:hint="eastAsia" w:ascii="Times New Roman" w:hAnsi="Times New Roman" w:eastAsia="SimHei" w:cs="Times New Roman"/>
+        </w:rPr>
+        <w:t xml:space="preserve">烷烃</w:t>
+      </w:r>
+    </w:p>
+    <w:p>
+      <w:pPr>
+        <w:pStyle w:val="FirstParagraph"/>
+        <w:ind w:firstLine="420"/>
+      </w:pPr>
+      <w:r>
+        <w:rPr>
+          <w:rFonts w:ascii="Times New Roman" w:hAnsi="Times New Roman" w:eastAsia="Times New Roman" w:cs="Times New Roman"/>
+          <w:b/>
+          <w:bCs/>
+        </w:rPr>
+        <w:t xml:space="preserve">1.1.1 </w:t>
+      </w:r>
+      <w:r>
+        <w:rPr>
+          <w:rFonts w:hint="eastAsia" w:ascii="Times New Roman" w:hAnsi="Times New Roman" w:eastAsia="FangSong" w:cs="Times New Roman"/>
+          <w:b/>
+          <w:bCs/>
+        </w:rPr>
+        <w:t xml:space="preserve">结构特征</w:t>
+      </w:r>
+    </w:p>
+    <w:p>
+      <w:pPr>
+        <w:pStyle w:val="BodyText"/>
+        <w:spacing w:before="160" w:after="80"/>
+        <w:jc w:val="center"/>
+      </w:pPr>
+      <w:r>
+        <w:rPr>
+          <w:rFonts w:ascii="Times New Roman" w:hAnsi="Times New Roman" w:eastAsia="FangSong" w:cs="Times New Roman"/>
+          <w:b w:val="0"/>
+          <w:i w:val="0"/>
+          <w:sz w:val="21"/>
+        </w:rPr>
+        <w:drawing>
+          <wp:inline>
+            <wp:extent cx="2667000" cy="1584198"/>
+            <wp:effectExtent b="0" l="0" r="0" t="0"/>
+            <wp:docPr descr="乙烷的构象——重叠式与交叉式" title="" id="26" name="Picture"/>
+            <a:graphic>
+              <a:graphicData uri="http://schemas.openxmlformats.org/drawingml/2006/picture">
+                <pic:pic>
+                  <pic:nvPicPr>
+                    <pic:cNvPr descr="30a1ada8ddb75277407d632860c4dc86c7303fa6651c9170369fd33269018311.png" id="27" name="Picture"/>
+                    <pic:cNvPicPr>
+                      <a:picLocks noChangeArrowheads="1" noChangeAspect="1"/>
+                    </pic:cNvPicPr>
+                  </pic:nvPicPr>
+                  <pic:blipFill>
+                    <a:blip r:embed="rId25"/>
+                    <a:stretch>
+                      <a:fillRect/>
+                    </a:stretch>
+                  </pic:blipFill>
+                  <pic:spPr bwMode="auto">
+                    <a:xfrm>
+                      <a:off x="0" y="0"/>
+                      <a:ext cx="2667000" cy="1584198"/>
+                    </a:xfrm>
+                    <a:prstGeom prst="rect">
+                      <a:avLst/>
+                    </a:prstGeom>
+                    <a:noFill/>
+                    <a:ln w="9525">
+                      <a:noFill/>
+                      <a:headEnd/>
+                      <a:tailEnd/>
+                    </a:ln>
+                  </pic:spPr>
+                </pic:pic>
+              </a:graphicData>
+            </a:graphic>
+          </wp:inline>
+        </w:drawing>
+      </w:r>
+      <w:r>
+        <w:rPr>
+          <w:rFonts w:ascii="Times New Roman" w:hAnsi="Times New Roman" w:eastAsia="FangSong" w:cs="Times New Roman"/>
+          <w:b w:val="0"/>
+          <w:i w:val="0"/>
+          <w:sz w:val="21"/>
+        </w:rPr>
+        <w:t xml:space="preserve"> </w:t>
+      </w:r>
+      <w:r>
+        <w:rPr>
+          <w:rFonts w:hint="eastAsia" w:ascii="Times New Roman" w:hAnsi="Times New Roman" w:eastAsia="FangSong" w:cs="Times New Roman"/>
+          <w:b w:val="0"/>
+          <w:i w:val="0"/>
+          <w:iCs/>
+          <w:sz w:val="21"/>
+        </w:rPr>
+        <w:t xml:space="preserve">图</w:t>
+      </w:r>
+      <w:r>
+        <w:rPr>
+          <w:rFonts w:ascii="Times New Roman" w:hAnsi="Times New Roman" w:eastAsia="FangSong" w:cs="Times New Roman"/>
+          <w:b w:val="0"/>
+          <w:i w:val="0"/>
+          <w:iCs/>
+          <w:sz w:val="21"/>
+        </w:rPr>
+        <w:t xml:space="preserve"> </w:t>
+      </w:r>
+      <w:r>
+        <w:rPr>
+          <w:rFonts w:hint="eastAsia" w:ascii="Times New Roman" w:hAnsi="Times New Roman" w:eastAsia="FangSong" w:cs="Times New Roman"/>
+          <w:b w:val="0"/>
+          <w:i w:val="0"/>
+          <w:iCs/>
+          <w:sz w:val="21"/>
+        </w:rPr>
+        <w:t>乙烷的两种典型构象</w:t>
+      </w:r>
+      <w:r>
+        <w:rPr>
+          <w:rFonts w:hint="eastAsia" w:ascii="Times New Roman" w:hAnsi="Times New Roman" w:eastAsia="FangSong" w:cs="Times New Roman"/>
+          <w:b w:val="0"/>
+          <w:i w:val="0"/>
+          <w:iCs/>
+          <w:sz w:val="21"/>
+        </w:rPr>
+        <w:t>：</w:t>
+      </w:r>
+      <w:r>
+        <w:rPr>
+          <w:rFonts w:hint="eastAsia" w:ascii="Times New Roman" w:hAnsi="Times New Roman" w:eastAsia="FangSong" w:cs="Times New Roman"/>
+          <w:b w:val="0"/>
+          <w:i w:val="0"/>
+          <w:iCs/>
+          <w:sz w:val="21"/>
+        </w:rPr>
+        <w:t>交叉式</w:t>
+      </w:r>
+      <w:r>
+        <w:rPr>
+          <w:rFonts w:hint="eastAsia" w:ascii="Times New Roman" w:hAnsi="Times New Roman" w:eastAsia="FangSong" w:cs="Times New Roman"/>
+          <w:b w:val="0"/>
+          <w:i w:val="0"/>
+          <w:iCs/>
+          <w:sz w:val="21"/>
+        </w:rPr>
+        <w:t>（staggered，</w:t>
+      </w:r>
+      <w:r>
+        <w:rPr>
+          <w:rFonts w:hint="eastAsia" w:ascii="Times New Roman" w:hAnsi="Times New Roman" w:eastAsia="FangSong" w:cs="Times New Roman"/>
+          <w:b w:val="0"/>
+          <w:i w:val="0"/>
+          <w:iCs/>
+          <w:sz w:val="21"/>
+        </w:rPr>
+        <w:t>能量最低</w:t>
+      </w:r>
+      <w:r>
+        <w:rPr>
+          <w:rFonts w:hint="eastAsia" w:ascii="Times New Roman" w:hAnsi="Times New Roman" w:eastAsia="FangSong" w:cs="Times New Roman"/>
+          <w:b w:val="0"/>
+          <w:i w:val="0"/>
+          <w:iCs/>
+          <w:sz w:val="21"/>
+        </w:rPr>
+        <w:t>，</w:t>
+      </w:r>
+      <w:r>
+        <w:rPr>
+          <w:rFonts w:hint="eastAsia" w:ascii="Times New Roman" w:hAnsi="Times New Roman" w:eastAsia="FangSong" w:cs="Times New Roman"/>
+          <w:b w:val="0"/>
+          <w:i w:val="0"/>
+          <w:iCs/>
+          <w:sz w:val="21"/>
+        </w:rPr>
+        <w:t>最稳定</w:t>
+      </w:r>
+      <w:r>
+        <w:rPr>
+          <w:rFonts w:hint="eastAsia" w:ascii="Times New Roman" w:hAnsi="Times New Roman" w:eastAsia="FangSong" w:cs="Times New Roman"/>
+          <w:b w:val="0"/>
+          <w:i w:val="0"/>
+          <w:iCs/>
+          <w:sz w:val="21"/>
+        </w:rPr>
+        <w:t>）</w:t>
+      </w:r>
+      <w:r>
+        <w:rPr>
+          <w:rFonts w:hint="eastAsia" w:ascii="Times New Roman" w:hAnsi="Times New Roman" w:eastAsia="FangSong" w:cs="Times New Roman"/>
+          <w:b w:val="0"/>
+          <w:i w:val="0"/>
+          <w:iCs/>
+          <w:sz w:val="21"/>
+        </w:rPr>
+        <w:t>和重叠式</w:t>
+      </w:r>
+      <w:r>
+        <w:rPr>
+          <w:rFonts w:hint="eastAsia" w:ascii="Times New Roman" w:hAnsi="Times New Roman" w:eastAsia="FangSong" w:cs="Times New Roman"/>
+          <w:b w:val="0"/>
+          <w:i w:val="0"/>
+          <w:iCs/>
+          <w:sz w:val="21"/>
+        </w:rPr>
+        <w:t>（eclipsed，</w:t>
+      </w:r>
+      <w:r>
+        <w:rPr>
+          <w:rFonts w:hint="eastAsia" w:ascii="Times New Roman" w:hAnsi="Times New Roman" w:eastAsia="FangSong" w:cs="Times New Roman"/>
+          <w:b w:val="0"/>
+          <w:i w:val="0"/>
+          <w:iCs/>
+          <w:sz w:val="21"/>
+        </w:rPr>
+        <w:t>能量最高</w:t>
+      </w:r>
+      <w:r>
+        <w:rPr>
+          <w:rFonts w:hint="eastAsia" w:ascii="Times New Roman" w:hAnsi="Times New Roman" w:eastAsia="FangSong" w:cs="Times New Roman"/>
+          <w:b w:val="0"/>
+          <w:i w:val="0"/>
+          <w:iCs/>
+          <w:sz w:val="21"/>
+        </w:rPr>
+        <w:t>，</w:t>
+      </w:r>
+      <w:r>
+        <w:rPr>
+          <w:rFonts w:hint="eastAsia" w:ascii="Times New Roman" w:hAnsi="Times New Roman" w:eastAsia="FangSong" w:cs="Times New Roman"/>
+          <w:b w:val="0"/>
+          <w:i w:val="0"/>
+          <w:iCs/>
+          <w:sz w:val="21"/>
+        </w:rPr>
+        <w:t>有</w:t>
+      </w:r>
+      <w:r>
+        <w:rPr>
+          <w:rFonts w:ascii="Times New Roman" w:hAnsi="Times New Roman" w:eastAsia="FangSong" w:cs="Times New Roman"/>
+          <w:b w:val="0"/>
+          <w:i w:val="0"/>
+          <w:iCs/>
+          <w:sz w:val="21"/>
+        </w:rPr>
+        <w:t xml:space="preserve"> ~12 kJ/mol </w:t>
+      </w:r>
+      <w:r>
+        <w:rPr>
+          <w:rFonts w:hint="eastAsia" w:ascii="Times New Roman" w:hAnsi="Times New Roman" w:eastAsia="FangSong" w:cs="Times New Roman"/>
+          <w:b w:val="0"/>
+          <w:i w:val="0"/>
+          <w:iCs/>
+          <w:sz w:val="21"/>
+        </w:rPr>
+        <w:t>的扭转张力</w:t>
+      </w:r>
+      <w:r>
+        <w:rPr>
+          <w:rFonts w:hint="eastAsia" w:ascii="Times New Roman" w:hAnsi="Times New Roman" w:eastAsia="FangSong" w:cs="Times New Roman"/>
+          <w:b w:val="0"/>
+          <w:i w:val="0"/>
+          <w:iCs/>
+          <w:sz w:val="21"/>
+        </w:rPr>
+        <w:t>）。Newman</w:t>
+      </w:r>
+      <w:r>
+        <w:rPr>
+          <w:rFonts w:ascii="Times New Roman" w:hAnsi="Times New Roman" w:eastAsia="FangSong" w:cs="Times New Roman"/>
+          <w:b w:val="0"/>
+          <w:i w:val="0"/>
+          <w:iCs/>
+          <w:sz w:val="21"/>
+        </w:rPr>
+        <w:t xml:space="preserve"> </w:t>
+      </w:r>
+      <w:r>
+        <w:rPr>
+          <w:rFonts w:hint="eastAsia" w:ascii="Times New Roman" w:hAnsi="Times New Roman" w:eastAsia="FangSong" w:cs="Times New Roman"/>
+          <w:b w:val="0"/>
+          <w:i w:val="0"/>
+          <w:iCs/>
+          <w:sz w:val="21"/>
+        </w:rPr>
+        <w:t xml:space="preserve">投影式直观显示了两种构象中前后碳上</w:t>
+      </w:r>
+      <w:r>
+        <w:rPr>
+          <w:rFonts w:ascii="Times New Roman" w:hAnsi="Times New Roman" w:eastAsia="FangSong" w:cs="Times New Roman"/>
+          <w:b w:val="0"/>
+          <w:i w:val="0"/>
+          <w:iCs/>
+          <w:sz w:val="21"/>
+        </w:rPr>
+        <w:t xml:space="preserve"> H </w:t>
+      </w:r>
+      <w:r>
+        <w:rPr>
+          <w:rFonts w:hint="eastAsia" w:ascii="Times New Roman" w:hAnsi="Times New Roman" w:eastAsia="FangSong" w:cs="Times New Roman"/>
+          <w:b w:val="0"/>
+          <w:i w:val="0"/>
+          <w:iCs/>
+          <w:sz w:val="21"/>
+        </w:rPr>
+        <w:t>原子的相对位置</w:t>
+      </w:r>
+      <w:r>
+        <w:rPr>
+          <w:rFonts w:hint="eastAsia" w:ascii="Times New Roman" w:hAnsi="Times New Roman" w:eastAsia="FangSong" w:cs="Times New Roman"/>
+          <w:b w:val="0"/>
+          <w:i w:val="0"/>
+          <w:iCs/>
+          <w:sz w:val="21"/>
+        </w:rPr>
+        <w:t>（Wikimedia</w:t>
+      </w:r>
+      <w:r>
+        <w:rPr>
+          <w:rFonts w:ascii="Times New Roman" w:hAnsi="Times New Roman" w:eastAsia="FangSong" w:cs="Times New Roman"/>
+          <w:b w:val="0"/>
+          <w:i w:val="0"/>
+          <w:iCs/>
+          <w:sz w:val="21"/>
+        </w:rPr>
+        <w:t xml:space="preserve"> </w:t>
+      </w:r>
+      <w:r>
+        <w:rPr>
+          <w:rFonts w:hint="eastAsia" w:ascii="Times New Roman" w:hAnsi="Times New Roman" w:eastAsia="FangSong" w:cs="Times New Roman"/>
+          <w:b w:val="0"/>
+          <w:i w:val="0"/>
+          <w:iCs/>
+          <w:sz w:val="21"/>
+        </w:rPr>
+        <w:t xml:space="preserve">Commons）</w:t>
+      </w:r>
+    </w:p>
+    <w:p>
+      <w:pPr>
+        <w:pStyle w:val="BodyText"/>
+        <w:spacing w:after="80"/>
+        <w:ind w:firstLine="420"/>
+      </w:pPr>
+      <w:r>
+        <w:rPr>
+          <w:rFonts w:hint="eastAsia" w:ascii="Times New Roman" w:hAnsi="Times New Roman" w:eastAsia="FangSong" w:cs="Times New Roman"/>
+        </w:rPr>
+        <w:t xml:space="preserve">烷烃的通式为</w:t>
+      </w:r>
+      <w:r>
+        <w:rPr>
+          <w:rFonts w:ascii="Times New Roman" w:hAnsi="Times New Roman" w:eastAsia="Times New Roman" w:cs="Times New Roman"/>
+        </w:rPr>
+        <w:t xml:space="preserve"> </w:t>
+      </w:r>
+      <w:r>
+        <w:rPr>
+          <w:rFonts w:hint="eastAsia" w:ascii="Times New Roman" w:hAnsi="Times New Roman" w:eastAsia="Times New Roman" w:cs="Times New Roman"/>
+        </w:rPr>
+        <w:t>C</w:t>
+      </w:r>
+      <w:r>
+        <w:rPr>
+          <w:rFonts w:hint="eastAsia" w:ascii="Times New Roman" w:hAnsi="Times New Roman" w:eastAsia="Times New Roman" w:cs="Times New Roman"/>
+          <w:vertAlign w:val="subscript"/>
+        </w:rPr>
+        <w:t>n</w:t>
+      </w:r>
+      <w:r>
+        <w:rPr>
+          <w:rFonts w:hint="eastAsia" w:ascii="Times New Roman" w:hAnsi="Times New Roman" w:eastAsia="Times New Roman" w:cs="Times New Roman"/>
+        </w:rPr>
+        <w:t>H</w:t>
+      </w:r>
+      <w:r>
+        <w:rPr>
+          <w:rFonts w:hint="eastAsia" w:ascii="Times New Roman" w:hAnsi="Times New Roman" w:eastAsia="Times New Roman" w:cs="Times New Roman"/>
+          <w:vertAlign w:val="subscript"/>
+        </w:rPr>
+        <w:t>2n+2</w:t>
+      </w:r>
+      <w:r>
+        <w:rPr>
+          <w:rFonts w:hint="eastAsia" w:ascii="Times New Roman" w:hAnsi="Times New Roman" w:eastAsia="Times New Roman" w:cs="Times New Roman"/>
+        </w:rPr>
+        <w:t>，</w:t>
+      </w:r>
+      <w:r>
+        <w:rPr>
+          <w:rFonts w:hint="eastAsia" w:ascii="Times New Roman" w:hAnsi="Times New Roman" w:eastAsia="FangSong" w:cs="Times New Roman"/>
+        </w:rPr>
+        <w:t>碳原子全部采取</w:t>
+      </w:r>
+      <w:r>
+        <w:rPr>
+          <w:rFonts w:ascii="Times New Roman" w:hAnsi="Times New Roman" w:eastAsia="Times New Roman" w:cs="Times New Roman"/>
+        </w:rPr>
+        <w:t xml:space="preserve"> sp</w:t>
+      </w:r>
+      <w:r>
+        <w:rPr>
+          <w:rFonts w:ascii="Times New Roman" w:hAnsi="Times New Roman" w:eastAsia="Times New Roman" w:cs="Times New Roman"/>
+          <w:vertAlign w:val="superscript"/>
+        </w:rPr>
+        <w:t>3</w:t>
+      </w:r>
+      <w:r>
+        <w:rPr>
+          <w:rFonts w:ascii="Times New Roman" w:hAnsi="Times New Roman" w:eastAsia="Times New Roman" w:cs="Times New Roman"/>
+        </w:rPr>
+        <w:t xml:space="preserve"> </w:t>
+      </w:r>
+      <w:r>
+        <w:rPr>
+          <w:rFonts w:hint="eastAsia" w:ascii="Times New Roman" w:hAnsi="Times New Roman" w:eastAsia="FangSong" w:cs="Times New Roman"/>
+        </w:rPr>
+        <w:t>杂化</w:t>
+      </w:r>
+      <w:r>
+        <w:rPr>
+          <w:rFonts w:hint="eastAsia" w:ascii="Times New Roman" w:hAnsi="Times New Roman" w:eastAsia="Times New Roman" w:cs="Times New Roman"/>
+        </w:rPr>
+        <w:t>，</w:t>
+      </w:r>
+      <w:r>
+        <w:rPr>
+          <w:rFonts w:hint="eastAsia" w:ascii="Times New Roman" w:hAnsi="Times New Roman" w:eastAsia="FangSong" w:cs="Times New Roman"/>
+        </w:rPr>
+        <w:t>键角接近</w:t>
+      </w:r>
+      <w:r>
+        <w:rPr>
+          <w:rFonts w:ascii="Times New Roman" w:hAnsi="Times New Roman" w:eastAsia="Times New Roman" w:cs="Times New Roman"/>
+        </w:rPr>
+        <w:t xml:space="preserve"> </w:t>
+      </w:r>
+      <w:r>
+        <w:rPr>
+          <w:rFonts w:hint="eastAsia" w:ascii="Times New Roman" w:hAnsi="Times New Roman" w:eastAsia="Times New Roman" w:cs="Times New Roman"/>
+        </w:rPr>
+        <w:t xml:space="preserve">109.5°，C-C</w:t>
+      </w:r>
+      <w:r>
+        <w:rPr>
+          <w:rFonts w:ascii="Times New Roman" w:hAnsi="Times New Roman" w:eastAsia="Times New Roman" w:cs="Times New Roman"/>
+        </w:rPr>
+        <w:t xml:space="preserve"> </w:t>
+      </w:r>
+      <w:r>
+        <w:rPr>
+          <w:rFonts w:hint="eastAsia" w:ascii="Times New Roman" w:hAnsi="Times New Roman" w:eastAsia="FangSong" w:cs="Times New Roman"/>
+        </w:rPr>
+        <w:t xml:space="preserve">键键长</w:t>
+      </w:r>
+      <w:r>
+        <w:rPr>
+          <w:rFonts w:ascii="Times New Roman" w:hAnsi="Times New Roman" w:eastAsia="Times New Roman" w:cs="Times New Roman"/>
+        </w:rPr>
+        <w:t xml:space="preserve"> ~154 </w:t>
+      </w:r>
+      <w:r>
+        <w:rPr>
+          <w:rFonts w:hint="eastAsia" w:ascii="Times New Roman" w:hAnsi="Times New Roman" w:eastAsia="Times New Roman" w:cs="Times New Roman"/>
+        </w:rPr>
+        <w:t xml:space="preserve">pm，C-H</w:t>
+      </w:r>
+      <w:r>
+        <w:rPr>
+          <w:rFonts w:ascii="Times New Roman" w:hAnsi="Times New Roman" w:eastAsia="Times New Roman" w:cs="Times New Roman"/>
+        </w:rPr>
+        <w:t xml:space="preserve"> </w:t>
+      </w:r>
+      <w:r>
+        <w:rPr>
+          <w:rFonts w:hint="eastAsia" w:ascii="Times New Roman" w:hAnsi="Times New Roman" w:eastAsia="FangSong" w:cs="Times New Roman"/>
+        </w:rPr>
+        <w:t xml:space="preserve">键键长</w:t>
+      </w:r>
+      <w:r>
+        <w:rPr>
+          <w:rFonts w:ascii="Times New Roman" w:hAnsi="Times New Roman" w:eastAsia="Times New Roman" w:cs="Times New Roman"/>
+        </w:rPr>
+        <w:t xml:space="preserve"> ~109 pm。</w:t>
+      </w:r>
+    </w:p>
+    <w:tbl>
+      <w:tblPr>
+        <w:tblStyle w:val="Table"/>
+        <w:tblW w:type="auto" w:w="0"/>
+        <w:tblLook w:firstRow="1" w:lastRow="0" w:firstColumn="0" w:lastColumn="0" w:noHBand="0" w:noVBand="0" w:val="0020"/>
+        <w:jc w:val="center"/>
+        <w:tblBorders>
+          <w:top w:val="single" w:sz="12" w:space="0" w:color="333333"/>
+          <w:bottom w:val="single" w:sz="12" w:space="0" w:color="333333"/>
+          <w:left w:val="none"/>
+          <w:right w:val="none"/>
+          <w:insideH w:val="none"/>
+          <w:insideV w:val="none"/>
+        </w:tblBorders>
+      </w:tblPr>
+      <w:tblGrid>
+        <w:gridCol w:w="3960"/>
+        <w:gridCol w:w="3960"/>
+      </w:tblGrid>
+      <w:tr>
+        <w:trPr>
+          <w:tblHeader w:val="on"/>
+        </w:trPr>
+        <w:tc>
+          <w:tcPr>
+            <w:tcBorders>
+              <w:bottom w:val="single" w:sz="6" w:space="0" w:color="333333"/>
+            </w:tcBorders>
+          </w:tcPr>
+          <w:p>
+            <w:pPr>
+              <w:pStyle w:val="Compact"/>
+              <w:jc w:val="center"/>
+            </w:pPr>
+            <w:r>
+              <w:rPr>
+                <w:rFonts w:hint="eastAsia" w:ascii="Times New Roman" w:hAnsi="Times New Roman" w:eastAsia="SimHei" w:cs="Times New Roman"/>
+                <w:b/>
+              </w:rPr>
               <w:t xml:space="preserve">特性</w:t>
             </w:r>
           </w:p>
         </w:tc>
         <w:tc>
-          <w:tcPr/>
+          <w:tcPr>
+            <w:tcBorders>
+              <w:bottom w:val="single" w:sz="6" w:space="0" w:color="333333"/>
+            </w:tcBorders>
+          </w:tcPr>
           <w:p>
             <w:pPr>
               <w:pStyle w:val="Compact"/>
@@ -1755,6 +2712,7 @@
       <w:pPr>
         <w:pStyle w:val="BodyText"/>
         <w:spacing w:before="120"/>
+        <w:ind w:firstLine="420"/>
       </w:pPr>
       <w:r>
         <w:rPr>
@@ -2003,6 +2961,7 @@
     <w:p>
       <w:pPr>
         <w:pStyle w:val="BlockText"/>
+        <w:ind w:firstLine="420"/>
       </w:pPr>
       <w:r>
         <w:rPr>
@@ -2138,6 +3097,7 @@
     <w:p>
       <w:pPr>
         <w:pStyle w:val="FirstParagraph"/>
+        <w:ind w:firstLine="420"/>
       </w:pPr>
       <w:r>
         <w:rPr>
@@ -2159,6 +3119,7 @@
     <w:p>
       <w:pPr>
         <w:pStyle w:val="BodyText"/>
+        <w:ind w:firstLine="420"/>
       </w:pPr>
       <w:r>
         <w:rPr>
@@ -2188,6 +3149,7 @@
     <w:p>
       <w:pPr>
         <w:pStyle w:val="BodyText"/>
+        <w:ind w:firstLine="420"/>
       </w:pPr>
       <w:r>
         <w:rPr>
@@ -2268,6 +3230,7 @@
     <w:p>
       <w:pPr>
         <w:pStyle w:val="BodyText"/>
+        <w:ind w:firstLine="420"/>
       </w:pPr>
       <w:r>
         <w:rPr>
@@ -2394,6 +3357,7 @@
     <w:p>
       <w:pPr>
         <w:pStyle w:val="BodyText"/>
+        <w:ind w:firstLine="420"/>
       </w:pPr>
       <w:r>
         <w:rPr>
@@ -2529,6 +3493,7 @@
       <w:pPr>
         <w:pStyle w:val="BodyText"/>
         <w:spacing w:after="80"/>
+        <w:ind w:firstLine="420"/>
       </w:pPr>
       <w:r>
         <w:rPr>
@@ -2562,6 +3527,15 @@
         <w:tblStyle w:val="Table"/>
         <w:tblW w:type="auto" w:w="0"/>
         <w:tblLook w:firstRow="1" w:lastRow="0" w:firstColumn="0" w:lastColumn="0" w:noHBand="0" w:noVBand="0" w:val="0020"/>
+        <w:jc w:val="center"/>
+        <w:tblBorders>
+          <w:top w:val="single" w:sz="12" w:space="0" w:color="333333"/>
+          <w:bottom w:val="single" w:sz="12" w:space="0" w:color="333333"/>
+          <w:left w:val="none"/>
+          <w:right w:val="none"/>
+          <w:insideH w:val="none"/>
+          <w:insideV w:val="none"/>
+        </w:tblBorders>
       </w:tblPr>
       <w:tblGrid>
         <w:gridCol w:w="2640"/>
@@ -2573,7 +3547,11 @@
           <w:tblHeader w:val="on"/>
         </w:trPr>
         <w:tc>
-          <w:tcPr/>
+          <w:tcPr>
+            <w:tcBorders>
+              <w:bottom w:val="single" w:sz="6" w:space="0" w:color="333333"/>
+            </w:tcBorders>
+          </w:tcPr>
           <w:p>
             <w:pPr>
               <w:pStyle w:val="Compact"/>
@@ -2596,7 +3574,11 @@
           </w:p>
         </w:tc>
         <w:tc>
-          <w:tcPr/>
+          <w:tcPr>
+            <w:tcBorders>
+              <w:bottom w:val="single" w:sz="6" w:space="0" w:color="333333"/>
+            </w:tcBorders>
+          </w:tcPr>
           <w:p>
             <w:pPr>
               <w:pStyle w:val="Compact"/>
@@ -2633,7 +3615,11 @@
           </w:p>
         </w:tc>
         <w:tc>
-          <w:tcPr/>
+          <w:tcPr>
+            <w:tcBorders>
+              <w:bottom w:val="single" w:sz="6" w:space="0" w:color="333333"/>
+            </w:tcBorders>
+          </w:tcPr>
           <w:p>
             <w:pPr>
               <w:pStyle w:val="Compact"/>
@@ -2946,6 +3932,7 @@
       <w:pPr>
         <w:pStyle w:val="BodyText"/>
         <w:spacing w:before="120"/>
+        <w:ind w:firstLine="420"/>
       </w:pPr>
       <w:r>
         <w:rPr>
@@ -3459,6 +4446,7 @@
     <w:p>
       <w:pPr>
         <w:pStyle w:val="BlockText"/>
+        <w:ind w:firstLine="420"/>
       </w:pPr>
       <w:r>
         <w:rPr>
@@ -3906,6 +4894,7 @@
       <w:pPr>
         <w:pStyle w:val="FirstParagraph"/>
         <w:spacing w:after="80"/>
+        <w:ind w:firstLine="420"/>
       </w:pPr>
       <w:r>
         <w:rPr>
@@ -3929,6 +4918,15 @@
         <w:tblStyle w:val="Table"/>
         <w:tblW w:type="auto" w:w="0"/>
         <w:tblLook w:firstRow="1" w:lastRow="0" w:firstColumn="0" w:lastColumn="0" w:noHBand="0" w:noVBand="0" w:val="0020"/>
+        <w:jc w:val="center"/>
+        <w:tblBorders>
+          <w:top w:val="single" w:sz="12" w:space="0" w:color="333333"/>
+          <w:bottom w:val="single" w:sz="12" w:space="0" w:color="333333"/>
+          <w:left w:val="none"/>
+          <w:right w:val="none"/>
+          <w:insideH w:val="none"/>
+          <w:insideV w:val="none"/>
+        </w:tblBorders>
       </w:tblPr>
       <w:tblGrid>
         <w:gridCol w:w="1980"/>
@@ -3941,7 +4939,11 @@
           <w:tblHeader w:val="on"/>
         </w:trPr>
         <w:tc>
-          <w:tcPr/>
+          <w:tcPr>
+            <w:tcBorders>
+              <w:bottom w:val="single" w:sz="6" w:space="0" w:color="333333"/>
+            </w:tcBorders>
+          </w:tcPr>
           <w:p>
             <w:pPr>
               <w:pStyle w:val="Compact"/>
@@ -3957,7 +4959,11 @@
           </w:p>
         </w:tc>
         <w:tc>
-          <w:tcPr/>
+          <w:tcPr>
+            <w:tcBorders>
+              <w:bottom w:val="single" w:sz="6" w:space="0" w:color="333333"/>
+            </w:tcBorders>
+          </w:tcPr>
           <w:p>
             <w:pPr>
               <w:pStyle w:val="Compact"/>
@@ -3973,7 +4979,11 @@
           </w:p>
         </w:tc>
         <w:tc>
-          <w:tcPr/>
+          <w:tcPr>
+            <w:tcBorders>
+              <w:bottom w:val="single" w:sz="6" w:space="0" w:color="333333"/>
+            </w:tcBorders>
+          </w:tcPr>
           <w:p>
             <w:pPr>
               <w:pStyle w:val="Compact"/>
@@ -3989,7 +4999,11 @@
           </w:p>
         </w:tc>
         <w:tc>
-          <w:tcPr/>
+          <w:tcPr>
+            <w:tcBorders>
+              <w:bottom w:val="single" w:sz="6" w:space="0" w:color="333333"/>
+            </w:tcBorders>
+          </w:tcPr>
           <w:p>
             <w:pPr>
               <w:pStyle w:val="Compact"/>
@@ -4428,6 +5442,7 @@
       <w:pPr>
         <w:pStyle w:val="BodyText"/>
         <w:spacing w:before="120"/>
+        <w:ind w:firstLine="420"/>
       </w:pPr>
       <w:r>
         <w:rPr>
@@ -4696,6 +5711,7 @@
     <w:p>
       <w:pPr>
         <w:pStyle w:val="BodyText"/>
+        <w:ind w:firstLine="420"/>
       </w:pPr>
       <w:r>
         <w:rPr>
@@ -4825,8 +5841,8 @@
         </w:pict>
       </w:r>
     </w:p>
-    <w:bookmarkEnd w:id="13"/>
-    <w:bookmarkStart w:id="14" w:name="烯烃"/>
+    <w:bookmarkEnd w:id="28"/>
+    <w:bookmarkStart w:id="29" w:name="烯烃"/>
     <w:p>
       <w:pPr>
         <w:pStyle w:val="Heading3"/>
@@ -4849,6 +5865,7 @@
       <w:pPr>
         <w:pStyle w:val="FirstParagraph"/>
         <w:spacing w:after="80"/>
+        <w:ind w:firstLine="420"/>
       </w:pPr>
       <w:r>
         <w:rPr>
@@ -4873,6 +5890,15 @@
         <w:tblW w:type="pct" w:w="5000"/>
         <w:tblLayout w:type="fixed"/>
         <w:tblLook w:firstRow="1" w:lastRow="0" w:firstColumn="0" w:lastColumn="0" w:noHBand="0" w:noVBand="0" w:val="0020"/>
+        <w:jc w:val="center"/>
+        <w:tblBorders>
+          <w:top w:val="single" w:sz="12" w:space="0" w:color="333333"/>
+          <w:bottom w:val="single" w:sz="12" w:space="0" w:color="333333"/>
+          <w:left w:val="none"/>
+          <w:right w:val="none"/>
+          <w:insideH w:val="none"/>
+          <w:insideV w:val="none"/>
+        </w:tblBorders>
       </w:tblPr>
       <w:tblGrid>
         <w:gridCol w:w="3960"/>
@@ -4883,7 +5909,11 @@
           <w:tblHeader w:val="on"/>
         </w:trPr>
         <w:tc>
-          <w:tcPr/>
+          <w:tcPr>
+            <w:tcBorders>
+              <w:bottom w:val="single" w:sz="6" w:space="0" w:color="333333"/>
+            </w:tcBorders>
+          </w:tcPr>
           <w:p>
             <w:pPr>
               <w:pStyle w:val="Compact"/>
@@ -4899,7 +5929,11 @@
           </w:p>
         </w:tc>
         <w:tc>
-          <w:tcPr/>
+          <w:tcPr>
+            <w:tcBorders>
+              <w:bottom w:val="single" w:sz="6" w:space="0" w:color="333333"/>
+            </w:tcBorders>
+          </w:tcPr>
           <w:p>
             <w:pPr>
               <w:pStyle w:val="Compact"/>
@@ -5279,6 +6313,7 @@
       <w:pPr>
         <w:pStyle w:val="BodyText"/>
         <w:spacing w:before="120"/>
+        <w:ind w:firstLine="420"/>
       </w:pPr>
       <w:r>
         <w:rPr>
@@ -5370,6 +6405,7 @@
     <w:p>
       <w:pPr>
         <w:pStyle w:val="BlockText"/>
+        <w:ind w:firstLine="420"/>
       </w:pPr>
       <w:r>
         <w:rPr>
@@ -5505,6 +6541,7 @@
     <w:p>
       <w:pPr>
         <w:pStyle w:val="FirstParagraph"/>
+        <w:ind w:firstLine="420"/>
       </w:pPr>
       <w:r>
         <w:rPr>
@@ -5550,6 +6587,7 @@
     <w:p>
       <w:pPr>
         <w:pStyle w:val="BodyText"/>
+        <w:ind w:firstLine="420"/>
       </w:pPr>
       <w:r>
         <w:rPr>
@@ -5587,6 +6625,7 @@
     <w:p>
       <w:pPr>
         <w:pStyle w:val="BodyText"/>
+        <w:ind w:firstLine="420"/>
       </w:pPr>
       <w:r>
         <w:rPr>
@@ -5794,6 +6833,7 @@
     <w:p>
       <w:pPr>
         <w:pStyle w:val="BodyText"/>
+        <w:ind w:firstLine="420"/>
       </w:pPr>
       <w:r>
         <w:rPr>
@@ -5958,6 +6998,7 @@
       <w:pPr>
         <w:pStyle w:val="BodyText"/>
         <w:spacing w:after="80"/>
+        <w:ind w:firstLine="420"/>
       </w:pPr>
       <w:r>
         <w:rPr>
@@ -5979,6 +7020,15 @@
         <w:tblStyle w:val="Table"/>
         <w:tblW w:type="auto" w:w="0"/>
         <w:tblLook w:firstRow="1" w:lastRow="0" w:firstColumn="0" w:lastColumn="0" w:noHBand="0" w:noVBand="0" w:val="0020"/>
+        <w:jc w:val="center"/>
+        <w:tblBorders>
+          <w:top w:val="single" w:sz="12" w:space="0" w:color="333333"/>
+          <w:bottom w:val="single" w:sz="12" w:space="0" w:color="333333"/>
+          <w:left w:val="none"/>
+          <w:right w:val="none"/>
+          <w:insideH w:val="none"/>
+          <w:insideV w:val="none"/>
+        </w:tblBorders>
       </w:tblPr>
       <w:tblGrid>
         <w:gridCol w:w="2640"/>
@@ -5990,7 +7040,11 @@
           <w:tblHeader w:val="on"/>
         </w:trPr>
         <w:tc>
-          <w:tcPr/>
+          <w:tcPr>
+            <w:tcBorders>
+              <w:bottom w:val="single" w:sz="6" w:space="0" w:color="333333"/>
+            </w:tcBorders>
+          </w:tcPr>
           <w:p>
             <w:pPr>
               <w:pStyle w:val="Compact"/>
@@ -6006,7 +7060,11 @@
           </w:p>
         </w:tc>
         <w:tc>
-          <w:tcPr/>
+          <w:tcPr>
+            <w:tcBorders>
+              <w:bottom w:val="single" w:sz="6" w:space="0" w:color="333333"/>
+            </w:tcBorders>
+          </w:tcPr>
           <w:p>
             <w:pPr>
               <w:pStyle w:val="Compact"/>
@@ -6022,7 +7080,11 @@
           </w:p>
         </w:tc>
         <w:tc>
-          <w:tcPr/>
+          <w:tcPr>
+            <w:tcBorders>
+              <w:bottom w:val="single" w:sz="6" w:space="0" w:color="333333"/>
+            </w:tcBorders>
+          </w:tcPr>
           <w:p>
             <w:pPr>
               <w:pStyle w:val="Compact"/>
@@ -6679,6 +7741,7 @@
       <w:pPr>
         <w:pStyle w:val="BodyText"/>
         <w:spacing w:before="120"/>
+        <w:ind w:firstLine="420"/>
       </w:pPr>
       <w:r>
         <w:rPr>
@@ -6805,6 +7868,7 @@
     <w:p>
       <w:pPr>
         <w:pStyle w:val="BodyText"/>
+        <w:ind w:firstLine="420"/>
       </w:pPr>
       <w:r>
         <w:rPr>
@@ -6957,6 +8021,7 @@
     <w:p>
       <w:pPr>
         <w:pStyle w:val="BodyText"/>
+        <w:ind w:firstLine="420"/>
       </w:pPr>
       <w:r>
         <w:rPr>
@@ -6994,6 +8059,7 @@
     <w:p>
       <w:pPr>
         <w:pStyle w:val="BodyText"/>
+        <w:ind w:firstLine="420"/>
       </w:pPr>
       <w:r>
         <w:rPr>
@@ -7135,6 +8201,7 @@
     <w:p>
       <w:pPr>
         <w:pStyle w:val="BodyText"/>
+        <w:ind w:firstLine="420"/>
       </w:pPr>
       <w:r>
         <w:rPr>
@@ -7198,6 +8265,7 @@
           <w:ilvl w:val="0"/>
           <w:numId w:val="1001"/>
         </w:numPr>
+        <w:ind w:firstLine="420"/>
       </w:pPr>
       <w:r>
         <w:rPr>
@@ -7368,6 +8436,7 @@
           <w:ilvl w:val="0"/>
           <w:numId w:val="1001"/>
         </w:numPr>
+        <w:ind w:firstLine="420"/>
       </w:pPr>
       <w:r>
         <w:rPr>
@@ -7544,6 +8613,7 @@
           <w:ilvl w:val="0"/>
           <w:numId w:val="1001"/>
         </w:numPr>
+        <w:ind w:firstLine="420"/>
       </w:pPr>
       <m:oMath>
         <m:r>
@@ -7643,6 +8713,7 @@
     <w:p>
       <w:pPr>
         <w:pStyle w:val="FirstParagraph"/>
+        <w:ind w:firstLine="420"/>
       </w:pPr>
       <w:r>
         <w:rPr>
@@ -7748,6 +8819,7 @@
     <w:p>
       <w:pPr>
         <w:pStyle w:val="BodyText"/>
+        <w:ind w:firstLine="420"/>
       </w:pPr>
       <w:r>
         <w:rPr>
@@ -7811,6 +8883,7 @@
           <w:ilvl w:val="0"/>
           <w:numId w:val="1002"/>
         </w:numPr>
+        <w:ind w:firstLine="420"/>
       </w:pPr>
       <w:r>
         <w:rPr>
@@ -7881,6 +8954,7 @@
           <w:ilvl w:val="0"/>
           <w:numId w:val="1002"/>
         </w:numPr>
+        <w:ind w:firstLine="420"/>
       </w:pPr>
       <w:r>
         <w:rPr>
@@ -7960,6 +9034,7 @@
           <w:ilvl w:val="0"/>
           <w:numId w:val="1002"/>
         </w:numPr>
+        <w:ind w:firstLine="420"/>
       </w:pPr>
       <m:oMath>
         <m:r>
@@ -8072,6 +9147,7 @@
       <w:pPr>
         <w:pStyle w:val="FirstParagraph"/>
         <w:spacing w:after="80"/>
+        <w:ind w:firstLine="420"/>
       </w:pPr>
       <w:r>
         <w:rPr>
@@ -8094,6 +9170,15 @@
         <w:tblW w:type="pct" w:w="5000"/>
         <w:tblLayout w:type="fixed"/>
         <w:tblLook w:firstRow="1" w:lastRow="0" w:firstColumn="0" w:lastColumn="0" w:noHBand="0" w:noVBand="0" w:val="0020"/>
+        <w:jc w:val="center"/>
+        <w:tblBorders>
+          <w:top w:val="single" w:sz="12" w:space="0" w:color="333333"/>
+          <w:bottom w:val="single" w:sz="12" w:space="0" w:color="333333"/>
+          <w:left w:val="none"/>
+          <w:right w:val="none"/>
+          <w:insideH w:val="none"/>
+          <w:insideV w:val="none"/>
+        </w:tblBorders>
       </w:tblPr>
       <w:tblGrid>
         <w:gridCol w:w="2640"/>
@@ -8105,7 +9190,11 @@
           <w:tblHeader w:val="on"/>
         </w:trPr>
         <w:tc>
-          <w:tcPr/>
+          <w:tcPr>
+            <w:tcBorders>
+              <w:bottom w:val="single" w:sz="6" w:space="0" w:color="333333"/>
+            </w:tcBorders>
+          </w:tcPr>
           <w:p>
             <w:pPr>
               <w:pStyle w:val="Compact"/>
@@ -8121,7 +9210,11 @@
           </w:p>
         </w:tc>
         <w:tc>
-          <w:tcPr/>
+          <w:tcPr>
+            <w:tcBorders>
+              <w:bottom w:val="single" w:sz="6" w:space="0" w:color="333333"/>
+            </w:tcBorders>
+          </w:tcPr>
           <w:p>
             <w:pPr>
               <w:pStyle w:val="Compact"/>
@@ -8137,7 +9230,11 @@
           </w:p>
         </w:tc>
         <w:tc>
-          <w:tcPr/>
+          <w:tcPr>
+            <w:tcBorders>
+              <w:bottom w:val="single" w:sz="6" w:space="0" w:color="333333"/>
+            </w:tcBorders>
+          </w:tcPr>
           <w:p>
             <w:pPr>
               <w:pStyle w:val="Compact"/>
@@ -8491,6 +9588,7 @@
       <w:pPr>
         <w:pStyle w:val="BodyText"/>
         <w:spacing w:before="120"/>
+        <w:ind w:firstLine="420"/>
       </w:pPr>
       <w:r>
         <w:rPr>
@@ -8552,6 +9650,7 @@
     <w:p>
       <w:pPr>
         <w:pStyle w:val="BodyText"/>
+        <w:ind w:firstLine="420"/>
       </w:pPr>
       <w:r>
         <w:rPr>
@@ -8988,6 +10087,7 @@
     <w:p>
       <w:pPr>
         <w:pStyle w:val="BodyText"/>
+        <w:ind w:firstLine="420"/>
       </w:pPr>
       <w:r>
         <w:rPr>
@@ -9204,6 +10304,7 @@
     <w:p>
       <w:pPr>
         <w:pStyle w:val="BlockText"/>
+        <w:ind w:firstLine="420"/>
       </w:pPr>
       <w:r>
         <w:rPr>
@@ -9302,6 +10403,7 @@
       <w:pPr>
         <w:pStyle w:val="FirstParagraph"/>
         <w:spacing w:after="80"/>
+        <w:ind w:firstLine="420"/>
       </w:pPr>
       <w:r>
         <w:rPr>
@@ -9325,6 +10427,15 @@
         <w:tblStyle w:val="Table"/>
         <w:tblW w:type="auto" w:w="0"/>
         <w:tblLook w:firstRow="1" w:lastRow="0" w:firstColumn="0" w:lastColumn="0" w:noHBand="0" w:noVBand="0" w:val="0020"/>
+        <w:jc w:val="center"/>
+        <w:tblBorders>
+          <w:top w:val="single" w:sz="12" w:space="0" w:color="333333"/>
+          <w:bottom w:val="single" w:sz="12" w:space="0" w:color="333333"/>
+          <w:left w:val="none"/>
+          <w:right w:val="none"/>
+          <w:insideH w:val="none"/>
+          <w:insideV w:val="none"/>
+        </w:tblBorders>
       </w:tblPr>
       <w:tblGrid>
         <w:gridCol w:w="2640"/>
@@ -9336,7 +10447,11 @@
           <w:tblHeader w:val="on"/>
         </w:trPr>
         <w:tc>
-          <w:tcPr/>
+          <w:tcPr>
+            <w:tcBorders>
+              <w:bottom w:val="single" w:sz="6" w:space="0" w:color="333333"/>
+            </w:tcBorders>
+          </w:tcPr>
           <w:p>
             <w:pPr>
               <w:pStyle w:val="Compact"/>
@@ -9352,7 +10467,11 @@
           </w:p>
         </w:tc>
         <w:tc>
-          <w:tcPr/>
+          <w:tcPr>
+            <w:tcBorders>
+              <w:bottom w:val="single" w:sz="6" w:space="0" w:color="333333"/>
+            </w:tcBorders>
+          </w:tcPr>
           <w:p>
             <w:pPr>
               <w:pStyle w:val="Compact"/>
@@ -9368,7 +10487,11 @@
           </w:p>
         </w:tc>
         <w:tc>
-          <w:tcPr/>
+          <w:tcPr>
+            <w:tcBorders>
+              <w:bottom w:val="single" w:sz="6" w:space="0" w:color="333333"/>
+            </w:tcBorders>
+          </w:tcPr>
           <w:p>
             <w:pPr>
               <w:pStyle w:val="Compact"/>
@@ -9910,8 +11033,8 @@
         </w:pict>
       </w:r>
     </w:p>
-    <w:bookmarkEnd w:id="14"/>
-    <w:bookmarkStart w:id="15" w:name="二烯烃"/>
+    <w:bookmarkEnd w:id="29"/>
+    <w:bookmarkStart w:id="30" w:name="二烯烃"/>
     <w:p>
       <w:pPr>
         <w:pStyle w:val="Heading3"/>
@@ -9934,6 +11057,7 @@
       <w:pPr>
         <w:pStyle w:val="FirstParagraph"/>
         <w:spacing w:after="80"/>
+        <w:ind w:firstLine="420"/>
       </w:pPr>
       <w:r>
         <w:rPr>
@@ -9958,6 +11082,15 @@
         <w:tblW w:type="pct" w:w="5000"/>
         <w:tblLayout w:type="fixed"/>
         <w:tblLook w:firstRow="1" w:lastRow="0" w:firstColumn="0" w:lastColumn="0" w:noHBand="0" w:noVBand="0" w:val="0020"/>
+        <w:jc w:val="center"/>
+        <w:tblBorders>
+          <w:top w:val="single" w:sz="12" w:space="0" w:color="333333"/>
+          <w:bottom w:val="single" w:sz="12" w:space="0" w:color="333333"/>
+          <w:left w:val="none"/>
+          <w:right w:val="none"/>
+          <w:insideH w:val="none"/>
+          <w:insideV w:val="none"/>
+        </w:tblBorders>
       </w:tblPr>
       <w:tblGrid>
         <w:gridCol w:w="1980"/>
@@ -9970,7 +11103,11 @@
           <w:tblHeader w:val="on"/>
         </w:trPr>
         <w:tc>
-          <w:tcPr/>
+          <w:tcPr>
+            <w:tcBorders>
+              <w:bottom w:val="single" w:sz="6" w:space="0" w:color="333333"/>
+            </w:tcBorders>
+          </w:tcPr>
           <w:p>
             <w:pPr>
               <w:pStyle w:val="Compact"/>
@@ -9986,7 +11123,11 @@
           </w:p>
         </w:tc>
         <w:tc>
-          <w:tcPr/>
+          <w:tcPr>
+            <w:tcBorders>
+              <w:bottom w:val="single" w:sz="6" w:space="0" w:color="333333"/>
+            </w:tcBorders>
+          </w:tcPr>
           <w:p>
             <w:pPr>
               <w:pStyle w:val="Compact"/>
@@ -10002,7 +11143,11 @@
           </w:p>
         </w:tc>
         <w:tc>
-          <w:tcPr/>
+          <w:tcPr>
+            <w:tcBorders>
+              <w:bottom w:val="single" w:sz="6" w:space="0" w:color="333333"/>
+            </w:tcBorders>
+          </w:tcPr>
           <w:p>
             <w:pPr>
               <w:pStyle w:val="Compact"/>
@@ -10018,7 +11163,11 @@
           </w:p>
         </w:tc>
         <w:tc>
-          <w:tcPr/>
+          <w:tcPr>
+            <w:tcBorders>
+              <w:bottom w:val="single" w:sz="6" w:space="0" w:color="333333"/>
+            </w:tcBorders>
+          </w:tcPr>
           <w:p>
             <w:pPr>
               <w:pStyle w:val="Compact"/>
@@ -10349,6 +11498,7 @@
       <w:pPr>
         <w:pStyle w:val="BodyText"/>
         <w:spacing w:before="120"/>
+        <w:ind w:firstLine="420"/>
       </w:pPr>
       <w:r>
         <w:rPr>
@@ -10590,6 +11740,7 @@
     <w:p>
       <w:pPr>
         <w:pStyle w:val="BodyText"/>
+        <w:ind w:firstLine="420"/>
       </w:pPr>
       <w:r>
         <w:rPr>
@@ -10643,6 +11794,7 @@
     <w:p>
       <w:pPr>
         <w:pStyle w:val="BodyText"/>
+        <w:ind w:firstLine="420"/>
       </w:pPr>
       <w:r>
         <w:rPr>
@@ -10690,6 +11842,7 @@
     <w:p>
       <w:pPr>
         <w:pStyle w:val="BodyText"/>
+        <w:ind w:firstLine="420"/>
       </w:pPr>
       <w:r>
         <w:rPr>
@@ -10800,6 +11953,7 @@
     <w:p>
       <w:pPr>
         <w:pStyle w:val="BodyText"/>
+        <w:ind w:firstLine="420"/>
       </w:pPr>
       <w:r>
         <w:rPr>
@@ -11046,6 +12200,7 @@
       <w:pPr>
         <w:pStyle w:val="BodyText"/>
         <w:spacing w:after="80"/>
+        <w:ind w:firstLine="420"/>
       </w:pPr>
       <w:r>
         <w:rPr>
@@ -11068,6 +12223,15 @@
         <w:tblW w:type="pct" w:w="5000"/>
         <w:tblLayout w:type="fixed"/>
         <w:tblLook w:firstRow="1" w:lastRow="0" w:firstColumn="0" w:lastColumn="0" w:noHBand="0" w:noVBand="0" w:val="0020"/>
+        <w:jc w:val="center"/>
+        <w:tblBorders>
+          <w:top w:val="single" w:sz="12" w:space="0" w:color="333333"/>
+          <w:bottom w:val="single" w:sz="12" w:space="0" w:color="333333"/>
+          <w:left w:val="none"/>
+          <w:right w:val="none"/>
+          <w:insideH w:val="none"/>
+          <w:insideV w:val="none"/>
+        </w:tblBorders>
       </w:tblPr>
       <w:tblGrid>
         <w:gridCol w:w="1863"/>
@@ -11080,7 +12244,11 @@
           <w:tblHeader w:val="on"/>
         </w:trPr>
         <w:tc>
-          <w:tcPr/>
+          <w:tcPr>
+            <w:tcBorders>
+              <w:bottom w:val="single" w:sz="6" w:space="0" w:color="333333"/>
+            </w:tcBorders>
+          </w:tcPr>
           <w:p>
             <w:pPr>
               <w:pStyle w:val="Compact"/>
@@ -11096,7 +12264,11 @@
           </w:p>
         </w:tc>
         <w:tc>
-          <w:tcPr/>
+          <w:tcPr>
+            <w:tcBorders>
+              <w:bottom w:val="single" w:sz="6" w:space="0" w:color="333333"/>
+            </w:tcBorders>
+          </w:tcPr>
           <w:p>
             <w:pPr>
               <w:pStyle w:val="Compact"/>
@@ -11112,7 +12284,11 @@
           </w:p>
         </w:tc>
         <w:tc>
-          <w:tcPr/>
+          <w:tcPr>
+            <w:tcBorders>
+              <w:bottom w:val="single" w:sz="6" w:space="0" w:color="333333"/>
+            </w:tcBorders>
+          </w:tcPr>
           <w:p>
             <w:pPr>
               <w:pStyle w:val="Compact"/>
@@ -11128,7 +12304,11 @@
           </w:p>
         </w:tc>
         <w:tc>
-          <w:tcPr/>
+          <w:tcPr>
+            <w:tcBorders>
+              <w:bottom w:val="single" w:sz="6" w:space="0" w:color="333333"/>
+            </w:tcBorders>
+          </w:tcPr>
           <w:p>
             <w:pPr>
               <w:pStyle w:val="Compact"/>
@@ -11337,6 +12517,7 @@
       <w:pPr>
         <w:pStyle w:val="BlockText"/>
         <w:spacing w:before="120"/>
+        <w:ind w:firstLine="420"/>
       </w:pPr>
       <w:r>
         <w:rPr>
@@ -11456,6 +12637,7 @@
     <w:p>
       <w:pPr>
         <w:pStyle w:val="FirstParagraph"/>
+        <w:ind w:firstLine="420"/>
       </w:pPr>
       <w:r>
         <w:rPr>
@@ -11501,6 +12683,7 @@
     <w:p>
       <w:pPr>
         <w:pStyle w:val="BodyText"/>
+        <w:ind w:firstLine="420"/>
       </w:pPr>
       <w:r>
         <w:rPr>
@@ -11666,6 +12849,7 @@
     <w:p>
       <w:pPr>
         <w:pStyle w:val="BodyText"/>
+        <w:ind w:firstLine="420"/>
       </w:pPr>
       <w:r>
         <w:rPr>
@@ -11823,6 +13007,7 @@
     <w:p>
       <w:pPr>
         <w:pStyle w:val="BodyText"/>
+        <w:ind w:firstLine="420"/>
       </w:pPr>
       <w:r>
         <w:rPr>
@@ -12106,6 +13291,7 @@
     <w:p>
       <w:pPr>
         <w:pStyle w:val="BodyText"/>
+        <w:ind w:firstLine="420"/>
       </w:pPr>
       <w:r>
         <w:rPr>
@@ -12185,6 +13371,7 @@
     <w:p>
       <w:pPr>
         <w:pStyle w:val="BlockText"/>
+        <w:ind w:firstLine="420"/>
       </w:pPr>
       <w:r>
         <w:rPr>
@@ -12500,6 +13687,7 @@
     <w:p>
       <w:pPr>
         <w:pStyle w:val="BlockText"/>
+        <w:ind w:firstLine="420"/>
       </w:pPr>
       <w:r>
         <w:rPr>
@@ -12627,6 +13815,7 @@
     <w:p>
       <w:pPr>
         <w:pStyle w:val="BlockText"/>
+        <w:ind w:firstLine="420"/>
       </w:pPr>
       <w:r>
         <w:rPr>
@@ -12703,8 +13892,8 @@
         </w:pict>
       </w:r>
     </w:p>
-    <w:bookmarkEnd w:id="15"/>
-    <w:bookmarkStart w:id="16" w:name="炔烃"/>
+    <w:bookmarkEnd w:id="30"/>
+    <w:bookmarkStart w:id="31" w:name="炔烃"/>
     <w:p>
       <w:pPr>
         <w:pStyle w:val="Heading3"/>
@@ -12727,6 +13916,7 @@
       <w:pPr>
         <w:pStyle w:val="FirstParagraph"/>
         <w:spacing w:after="80"/>
+        <w:ind w:firstLine="420"/>
       </w:pPr>
       <w:r>
         <w:rPr>
@@ -12750,6 +13940,15 @@
         <w:tblStyle w:val="Table"/>
         <w:tblW w:type="auto" w:w="0"/>
         <w:tblLook w:firstRow="1" w:lastRow="0" w:firstColumn="0" w:lastColumn="0" w:noHBand="0" w:noVBand="0" w:val="0020"/>
+        <w:jc w:val="center"/>
+        <w:tblBorders>
+          <w:top w:val="single" w:sz="12" w:space="0" w:color="333333"/>
+          <w:bottom w:val="single" w:sz="12" w:space="0" w:color="333333"/>
+          <w:left w:val="none"/>
+          <w:right w:val="none"/>
+          <w:insideH w:val="none"/>
+          <w:insideV w:val="none"/>
+        </w:tblBorders>
       </w:tblPr>
       <w:tblGrid>
         <w:gridCol w:w="3960"/>
@@ -12760,7 +13959,11 @@
           <w:tblHeader w:val="on"/>
         </w:trPr>
         <w:tc>
-          <w:tcPr/>
+          <w:tcPr>
+            <w:tcBorders>
+              <w:bottom w:val="single" w:sz="6" w:space="0" w:color="333333"/>
+            </w:tcBorders>
+          </w:tcPr>
           <w:p>
             <w:pPr>
               <w:pStyle w:val="Compact"/>
@@ -12776,7 +13979,11 @@
           </w:p>
         </w:tc>
         <w:tc>
-          <w:tcPr/>
+          <w:tcPr>
+            <w:tcBorders>
+              <w:bottom w:val="single" w:sz="6" w:space="0" w:color="333333"/>
+            </w:tcBorders>
+          </w:tcPr>
           <w:p>
             <w:pPr>
               <w:pStyle w:val="Compact"/>
@@ -13048,6 +14255,7 @@
       <w:pPr>
         <w:pStyle w:val="BodyText"/>
         <w:spacing w:before="120"/>
+        <w:ind w:firstLine="420"/>
       </w:pPr>
       <w:r>
         <w:rPr>
@@ -13079,6 +14287,7 @@
     <w:p>
       <w:pPr>
         <w:pStyle w:val="BodyText"/>
+        <w:ind w:firstLine="420"/>
       </w:pPr>
       <w:r>
         <w:rPr>
@@ -13230,6 +14439,7 @@
     <w:p>
       <w:pPr>
         <w:pStyle w:val="BodyText"/>
+        <w:ind w:firstLine="420"/>
       </w:pPr>
       <w:r>
         <w:rPr>
@@ -13465,6 +14675,7 @@
     <w:p>
       <w:pPr>
         <w:pStyle w:val="BlockText"/>
+        <w:ind w:firstLine="420"/>
       </w:pPr>
       <w:r>
         <w:rPr>
@@ -13629,6 +14840,7 @@
     <w:p>
       <w:pPr>
         <w:pStyle w:val="FirstParagraph"/>
+        <w:ind w:firstLine="420"/>
       </w:pPr>
       <w:r>
         <w:rPr>
@@ -13651,6 +14863,7 @@
       <w:pPr>
         <w:pStyle w:val="BodyText"/>
         <w:spacing w:after="80"/>
+        <w:ind w:firstLine="420"/>
       </w:pPr>
       <w:r>
         <w:rPr>
@@ -13708,6 +14921,15 @@
         <w:tblStyle w:val="Table"/>
         <w:tblW w:type="auto" w:w="0"/>
         <w:tblLook w:firstRow="1" w:lastRow="0" w:firstColumn="0" w:lastColumn="0" w:noHBand="0" w:noVBand="0" w:val="0020"/>
+        <w:jc w:val="center"/>
+        <w:tblBorders>
+          <w:top w:val="single" w:sz="12" w:space="0" w:color="333333"/>
+          <w:bottom w:val="single" w:sz="12" w:space="0" w:color="333333"/>
+          <w:left w:val="none"/>
+          <w:right w:val="none"/>
+          <w:insideH w:val="none"/>
+          <w:insideV w:val="none"/>
+        </w:tblBorders>
       </w:tblPr>
       <w:tblGrid>
         <w:gridCol w:w="1980"/>
@@ -13720,7 +14942,11 @@
           <w:tblHeader w:val="on"/>
         </w:trPr>
         <w:tc>
-          <w:tcPr/>
+          <w:tcPr>
+            <w:tcBorders>
+              <w:bottom w:val="single" w:sz="6" w:space="0" w:color="333333"/>
+            </w:tcBorders>
+          </w:tcPr>
           <w:p>
             <w:pPr>
               <w:pStyle w:val="Compact"/>
@@ -13736,7 +14962,11 @@
           </w:p>
         </w:tc>
         <w:tc>
-          <w:tcPr/>
+          <w:tcPr>
+            <w:tcBorders>
+              <w:bottom w:val="single" w:sz="6" w:space="0" w:color="333333"/>
+            </w:tcBorders>
+          </w:tcPr>
           <w:p>
             <w:pPr>
               <w:pStyle w:val="Compact"/>
@@ -13752,7 +14982,11 @@
           </w:p>
         </w:tc>
         <w:tc>
-          <w:tcPr/>
+          <w:tcPr>
+            <w:tcBorders>
+              <w:bottom w:val="single" w:sz="6" w:space="0" w:color="333333"/>
+            </w:tcBorders>
+          </w:tcPr>
           <w:p>
             <w:pPr>
               <w:pStyle w:val="Compact"/>
@@ -13768,7 +15002,11 @@
           </w:p>
         </w:tc>
         <w:tc>
-          <w:tcPr/>
+          <w:tcPr>
+            <w:tcBorders>
+              <w:bottom w:val="single" w:sz="6" w:space="0" w:color="333333"/>
+            </w:tcBorders>
+          </w:tcPr>
           <w:p>
             <w:pPr>
               <w:pStyle w:val="Compact"/>
@@ -14279,6 +15517,7 @@
       <w:pPr>
         <w:pStyle w:val="BodyText"/>
         <w:spacing w:before="120"/>
+        <w:ind w:firstLine="420"/>
       </w:pPr>
       <w:r>
         <w:rPr>
@@ -14565,6 +15804,7 @@
     <w:p>
       <w:pPr>
         <w:pStyle w:val="BodyText"/>
+        <w:ind w:firstLine="420"/>
       </w:pPr>
       <w:r>
         <w:rPr>
@@ -14660,6 +15900,7 @@
     <w:p>
       <w:pPr>
         <w:pStyle w:val="BodyText"/>
+        <w:ind w:firstLine="420"/>
       </w:pPr>
       <w:r>
         <w:rPr>
@@ -14776,6 +16017,7 @@
     <w:p>
       <w:pPr>
         <w:pStyle w:val="BodyText"/>
+        <w:ind w:firstLine="420"/>
       </w:pPr>
       <w:r>
         <w:rPr>
@@ -14797,6 +16039,7 @@
     <w:p>
       <w:pPr>
         <w:pStyle w:val="BodyText"/>
+        <w:ind w:firstLine="420"/>
       </w:pPr>
       <w:r>
         <w:rPr>
@@ -15104,6 +16347,7 @@
     <w:p>
       <w:pPr>
         <w:pStyle w:val="BlockText"/>
+        <w:ind w:firstLine="420"/>
       </w:pPr>
       <w:r>
         <w:rPr>
@@ -15280,6 +16524,7 @@
       <w:pPr>
         <w:pStyle w:val="FirstParagraph"/>
         <w:spacing w:after="80"/>
+        <w:ind w:firstLine="420"/>
       </w:pPr>
       <w:r>
         <w:rPr>
@@ -15302,6 +16547,15 @@
         <w:tblW w:type="pct" w:w="5000"/>
         <w:tblLayout w:type="fixed"/>
         <w:tblLook w:firstRow="1" w:lastRow="0" w:firstColumn="0" w:lastColumn="0" w:noHBand="0" w:noVBand="0" w:val="0020"/>
+        <w:jc w:val="center"/>
+        <w:tblBorders>
+          <w:top w:val="single" w:sz="12" w:space="0" w:color="333333"/>
+          <w:bottom w:val="single" w:sz="12" w:space="0" w:color="333333"/>
+          <w:left w:val="none"/>
+          <w:right w:val="none"/>
+          <w:insideH w:val="none"/>
+          <w:insideV w:val="none"/>
+        </w:tblBorders>
       </w:tblPr>
       <w:tblGrid>
         <w:gridCol w:w="1980"/>
@@ -15314,7 +16568,11 @@
           <w:tblHeader w:val="on"/>
         </w:trPr>
         <w:tc>
-          <w:tcPr/>
+          <w:tcPr>
+            <w:tcBorders>
+              <w:bottom w:val="single" w:sz="6" w:space="0" w:color="333333"/>
+            </w:tcBorders>
+          </w:tcPr>
           <w:p>
             <w:pPr>
               <w:pStyle w:val="Compact"/>
@@ -15330,7 +16588,11 @@
           </w:p>
         </w:tc>
         <w:tc>
-          <w:tcPr/>
+          <w:tcPr>
+            <w:tcBorders>
+              <w:bottom w:val="single" w:sz="6" w:space="0" w:color="333333"/>
+            </w:tcBorders>
+          </w:tcPr>
           <w:p>
             <w:pPr>
               <w:pStyle w:val="Compact"/>
@@ -15346,7 +16608,11 @@
           </w:p>
         </w:tc>
         <w:tc>
-          <w:tcPr/>
+          <w:tcPr>
+            <w:tcBorders>
+              <w:bottom w:val="single" w:sz="6" w:space="0" w:color="333333"/>
+            </w:tcBorders>
+          </w:tcPr>
           <w:p>
             <w:pPr>
               <w:pStyle w:val="Compact"/>
@@ -15362,7 +16628,11 @@
           </w:p>
         </w:tc>
         <w:tc>
-          <w:tcPr/>
+          <w:tcPr>
+            <w:tcBorders>
+              <w:bottom w:val="single" w:sz="6" w:space="0" w:color="333333"/>
+            </w:tcBorders>
+          </w:tcPr>
           <w:p>
             <w:pPr>
               <w:pStyle w:val="Compact"/>
@@ -15783,6 +17053,7 @@
       <w:pPr>
         <w:pStyle w:val="BodyText"/>
         <w:spacing w:before="120"/>
+        <w:ind w:firstLine="420"/>
       </w:pPr>
       <w:r>
         <w:rPr>
@@ -15966,6 +17237,7 @@
     <w:p>
       <w:pPr>
         <w:pStyle w:val="BlockText"/>
+        <w:ind w:firstLine="420"/>
       </w:pPr>
       <w:r>
         <w:rPr>
@@ -16168,9 +17440,9 @@
         </w:pict>
       </w:r>
     </w:p>
-    <w:bookmarkEnd w:id="16"/>
-    <w:bookmarkEnd w:id="17"/>
-    <w:bookmarkStart w:id="22" w:name="二规律与方法"/>
+    <w:bookmarkEnd w:id="31"/>
+    <w:bookmarkEnd w:id="32"/>
+    <w:bookmarkStart w:id="37" w:name="二规律与方法"/>
     <w:p>
       <w:pPr>
         <w:pStyle w:val="Heading2"/>
@@ -16195,7 +17467,7 @@
         <w:t>规律与方法</w:t>
       </w:r>
     </w:p>
-    <w:bookmarkStart w:id="18" w:name="核心规律比较加成反应类型"/>
+    <w:bookmarkStart w:id="33" w:name="核心规律比较加成反应类型"/>
     <w:p>
       <w:pPr>
         <w:pStyle w:val="Heading3"/>
@@ -16232,6 +17504,15 @@
         <w:tblW w:type="pct" w:w="5000"/>
         <w:tblLayout w:type="fixed"/>
         <w:tblLook w:firstRow="1" w:lastRow="0" w:firstColumn="0" w:lastColumn="0" w:noHBand="0" w:noVBand="0" w:val="0020"/>
+        <w:jc w:val="center"/>
+        <w:tblBorders>
+          <w:top w:val="single" w:sz="12" w:space="0" w:color="333333"/>
+          <w:bottom w:val="single" w:sz="12" w:space="0" w:color="333333"/>
+          <w:left w:val="none"/>
+          <w:right w:val="none"/>
+          <w:insideH w:val="none"/>
+          <w:insideV w:val="none"/>
+        </w:tblBorders>
       </w:tblPr>
       <w:tblGrid>
         <w:gridCol w:w="1173"/>
@@ -16246,7 +17527,11 @@
           <w:tblHeader w:val="on"/>
         </w:trPr>
         <w:tc>
-          <w:tcPr/>
+          <w:tcPr>
+            <w:tcBorders>
+              <w:bottom w:val="single" w:sz="6" w:space="0" w:color="333333"/>
+            </w:tcBorders>
+          </w:tcPr>
           <w:p>
             <w:pPr>
               <w:pStyle w:val="Compact"/>
@@ -16262,7 +17547,11 @@
           </w:p>
         </w:tc>
         <w:tc>
-          <w:tcPr/>
+          <w:tcPr>
+            <w:tcBorders>
+              <w:bottom w:val="single" w:sz="6" w:space="0" w:color="333333"/>
+            </w:tcBorders>
+          </w:tcPr>
           <w:p>
             <w:pPr>
               <w:pStyle w:val="Compact"/>
@@ -16278,7 +17567,11 @@
           </w:p>
         </w:tc>
         <w:tc>
-          <w:tcPr/>
+          <w:tcPr>
+            <w:tcBorders>
+              <w:bottom w:val="single" w:sz="6" w:space="0" w:color="333333"/>
+            </w:tcBorders>
+          </w:tcPr>
           <w:p>
             <w:pPr>
               <w:pStyle w:val="Compact"/>
@@ -16294,7 +17587,11 @@
           </w:p>
         </w:tc>
         <w:tc>
-          <w:tcPr/>
+          <w:tcPr>
+            <w:tcBorders>
+              <w:bottom w:val="single" w:sz="6" w:space="0" w:color="333333"/>
+            </w:tcBorders>
+          </w:tcPr>
           <w:p>
             <w:pPr>
               <w:pStyle w:val="Compact"/>
@@ -16310,7 +17607,11 @@
           </w:p>
         </w:tc>
         <w:tc>
-          <w:tcPr/>
+          <w:tcPr>
+            <w:tcBorders>
+              <w:bottom w:val="single" w:sz="6" w:space="0" w:color="333333"/>
+            </w:tcBorders>
+          </w:tcPr>
           <w:p>
             <w:pPr>
               <w:pStyle w:val="Compact"/>
@@ -16326,7 +17627,11 @@
           </w:p>
         </w:tc>
         <w:tc>
-          <w:tcPr/>
+          <w:tcPr>
+            <w:tcBorders>
+              <w:bottom w:val="single" w:sz="6" w:space="0" w:color="333333"/>
+            </w:tcBorders>
+          </w:tcPr>
           <w:p>
             <w:pPr>
               <w:pStyle w:val="Compact"/>
@@ -17075,8 +18380,8 @@
         </w:tc>
       </w:tr>
     </w:tbl>
-    <w:bookmarkEnd w:id="18"/>
-    <w:bookmarkStart w:id="19" w:name="常见易错点"/>
+    <w:bookmarkEnd w:id="33"/>
+    <w:bookmarkStart w:id="34" w:name="常见易错点"/>
     <w:p>
       <w:pPr>
         <w:pStyle w:val="Heading3"/>
@@ -17098,6 +18403,7 @@
     <w:p>
       <w:pPr>
         <w:pStyle w:val="FirstParagraph"/>
+        <w:ind w:firstLine="420"/>
       </w:pPr>
       <w:r>
         <w:rPr>
@@ -17393,6 +18699,7 @@
     <w:p>
       <w:pPr>
         <w:pStyle w:val="BodyText"/>
+        <w:ind w:firstLine="420"/>
       </w:pPr>
       <w:r>
         <w:rPr>
@@ -17555,6 +18862,7 @@
     <w:p>
       <w:pPr>
         <w:pStyle w:val="BodyText"/>
+        <w:ind w:firstLine="420"/>
       </w:pPr>
       <w:r>
         <w:rPr>
@@ -17824,6 +19132,7 @@
     <w:p>
       <w:pPr>
         <w:pStyle w:val="BodyText"/>
+        <w:ind w:firstLine="420"/>
       </w:pPr>
       <w:r>
         <w:rPr>
@@ -17928,8 +19237,8 @@
         <w:t>。</w:t>
       </w:r>
     </w:p>
-    <w:bookmarkEnd w:id="19"/>
-    <w:bookmarkStart w:id="20" w:name="方法技巧"/>
+    <w:bookmarkEnd w:id="34"/>
+    <w:bookmarkStart w:id="35" w:name="方法技巧"/>
     <w:p>
       <w:pPr>
         <w:pStyle w:val="Heading3"/>
@@ -17951,6 +19260,7 @@
     <w:p>
       <w:pPr>
         <w:pStyle w:val="BlockText"/>
+        <w:ind w:firstLine="420"/>
       </w:pPr>
       <w:r>
         <w:rPr>
@@ -18089,6 +19399,7 @@
     <w:p>
       <w:pPr>
         <w:pStyle w:val="BlockText"/>
+        <w:ind w:firstLine="420"/>
       </w:pPr>
       <w:r>
         <w:rPr>
@@ -18264,6 +19575,7 @@
     <w:p>
       <w:pPr>
         <w:pStyle w:val="BlockText"/>
+        <w:ind w:firstLine="420"/>
       </w:pPr>
       <w:r>
         <w:rPr>
@@ -18376,6 +19688,7 @@
       <w:pPr>
         <w:pStyle w:val="FirstParagraph"/>
         <w:spacing w:after="80"/>
+        <w:ind w:firstLine="420"/>
       </w:pPr>
       <w:r>
         <w:rPr>
@@ -18410,6 +19723,15 @@
         <w:tblW w:type="pct" w:w="5000"/>
         <w:tblLayout w:type="fixed"/>
         <w:tblLook w:firstRow="1" w:lastRow="0" w:firstColumn="0" w:lastColumn="0" w:noHBand="0" w:noVBand="0" w:val="0020"/>
+        <w:jc w:val="center"/>
+        <w:tblBorders>
+          <w:top w:val="single" w:sz="12" w:space="0" w:color="333333"/>
+          <w:bottom w:val="single" w:sz="12" w:space="0" w:color="333333"/>
+          <w:left w:val="none"/>
+          <w:right w:val="none"/>
+          <w:insideH w:val="none"/>
+          <w:insideV w:val="none"/>
+        </w:tblBorders>
       </w:tblPr>
       <w:tblGrid>
         <w:gridCol w:w="2640"/>
@@ -18421,7 +19743,11 @@
           <w:tblHeader w:val="on"/>
         </w:trPr>
         <w:tc>
-          <w:tcPr/>
+          <w:tcPr>
+            <w:tcBorders>
+              <w:bottom w:val="single" w:sz="6" w:space="0" w:color="333333"/>
+            </w:tcBorders>
+          </w:tcPr>
           <w:p>
             <w:pPr>
               <w:pStyle w:val="Compact"/>
@@ -18437,7 +19763,11 @@
           </w:p>
         </w:tc>
         <w:tc>
-          <w:tcPr/>
+          <w:tcPr>
+            <w:tcBorders>
+              <w:bottom w:val="single" w:sz="6" w:space="0" w:color="333333"/>
+            </w:tcBorders>
+          </w:tcPr>
           <w:p>
             <w:pPr>
               <w:pStyle w:val="Compact"/>
@@ -18453,7 +19783,11 @@
           </w:p>
         </w:tc>
         <w:tc>
-          <w:tcPr/>
+          <w:tcPr>
+            <w:tcBorders>
+              <w:bottom w:val="single" w:sz="6" w:space="0" w:color="333333"/>
+            </w:tcBorders>
+          </w:tcPr>
           <w:p>
             <w:pPr>
               <w:pStyle w:val="Compact"/>
@@ -19104,6 +20438,7 @@
       <w:pPr>
         <w:pStyle w:val="BlockText"/>
         <w:spacing w:before="120"/>
+        <w:ind w:firstLine="420"/>
       </w:pPr>
       <w:r>
         <w:rPr>
@@ -19248,8 +20583,8 @@
         </w:pict>
       </w:r>
     </w:p>
-    <w:bookmarkEnd w:id="20"/>
-    <w:bookmarkStart w:id="21" w:name="竞赛深化来自化学竞赛初赛讲义"/>
+    <w:bookmarkEnd w:id="35"/>
+    <w:bookmarkStart w:id="36" w:name="竞赛深化来自化学竞赛初赛讲义"/>
     <w:p>
       <w:pPr>
         <w:pStyle w:val="Heading3"/>
@@ -19295,6 +20630,7 @@
     <w:p>
       <w:pPr>
         <w:pStyle w:val="BlockText"/>
+        <w:ind w:firstLine="420"/>
       </w:pPr>
       <w:r>
         <w:rPr>
@@ -19408,6 +20744,7 @@
     <w:p>
       <w:pPr>
         <w:pStyle w:val="FirstParagraph"/>
+        <w:ind w:firstLine="420"/>
       </w:pPr>
       <w:r>
         <w:rPr>
@@ -19447,6 +20784,7 @@
           <w:ilvl w:val="0"/>
           <w:numId w:val="1003"/>
         </w:numPr>
+        <w:ind w:firstLine="420"/>
       </w:pPr>
       <w:r>
         <w:rPr>
@@ -19500,6 +20838,7 @@
           <w:ilvl w:val="1"/>
           <w:numId w:val="1004"/>
         </w:numPr>
+        <w:ind w:firstLine="420"/>
       </w:pPr>
       <w:r>
         <w:rPr>
@@ -19569,6 +20908,7 @@
           <w:ilvl w:val="1"/>
           <w:numId w:val="1004"/>
         </w:numPr>
+        <w:ind w:firstLine="420"/>
       </w:pPr>
       <w:r>
         <w:rPr>
@@ -19644,6 +20984,7 @@
           <w:ilvl w:val="1"/>
           <w:numId w:val="1004"/>
         </w:numPr>
+        <w:ind w:firstLine="420"/>
       </w:pPr>
       <w:r>
         <w:rPr>
@@ -19701,6 +21042,7 @@
           <w:ilvl w:val="0"/>
           <w:numId w:val="1003"/>
         </w:numPr>
+        <w:ind w:firstLine="420"/>
       </w:pPr>
       <w:r>
         <w:rPr>
@@ -19806,6 +21148,7 @@
           <w:ilvl w:val="1"/>
           <w:numId w:val="1005"/>
         </w:numPr>
+        <w:ind w:firstLine="420"/>
       </w:pPr>
       <w:r>
         <w:rPr>
@@ -19857,6 +21200,7 @@
           <w:ilvl w:val="1"/>
           <w:numId w:val="1005"/>
         </w:numPr>
+        <w:ind w:firstLine="420"/>
       </w:pPr>
       <w:r>
         <w:rPr>
@@ -19926,6 +21270,7 @@
           <w:ilvl w:val="1"/>
           <w:numId w:val="1005"/>
         </w:numPr>
+        <w:ind w:firstLine="420"/>
       </w:pPr>
       <w:r>
         <w:rPr>
@@ -19971,6 +21316,7 @@
           <w:ilvl w:val="0"/>
           <w:numId w:val="1003"/>
         </w:numPr>
+        <w:ind w:firstLine="420"/>
       </w:pPr>
       <w:r>
         <w:rPr>
@@ -20132,6 +21478,7 @@
     <w:p>
       <w:pPr>
         <w:pStyle w:val="FirstParagraph"/>
+        <w:ind w:firstLine="420"/>
       </w:pPr>
       <w:r>
         <w:rPr>
@@ -20272,9 +21619,9 @@
         </w:pict>
       </w:r>
     </w:p>
-    <w:bookmarkEnd w:id="21"/>
-    <w:bookmarkEnd w:id="22"/>
-    <w:bookmarkStart w:id="28" w:name="三典型例题"/>
+    <w:bookmarkEnd w:id="36"/>
+    <w:bookmarkEnd w:id="37"/>
+    <w:bookmarkStart w:id="43" w:name="三典型例题"/>
     <w:p>
       <w:pPr>
         <w:pStyle w:val="Heading2"/>
@@ -20299,7 +21646,7 @@
         <w:t>典型例题</w:t>
       </w:r>
     </w:p>
-    <w:bookmarkStart w:id="23" w:name="例1-烷烃卤代产物分布计算基础"/>
+    <w:bookmarkStart w:id="38" w:name="例1-烷烃卤代产物分布计算基础"/>
     <w:p>
       <w:pPr>
         <w:pStyle w:val="Heading3"/>
@@ -20351,6 +21698,7 @@
     <w:p>
       <w:pPr>
         <w:pStyle w:val="FirstParagraph"/>
+        <w:ind w:firstLine="420"/>
       </w:pPr>
       <w:r>
         <w:rPr>
@@ -20473,6 +21821,7 @@
     <w:p>
       <w:pPr>
         <w:pStyle w:val="BodyText"/>
+        <w:ind w:firstLine="420"/>
       </w:pPr>
       <w:r>
         <w:rPr>
@@ -20535,6 +21884,7 @@
       <w:pPr>
         <w:pStyle w:val="BodyText"/>
         <w:spacing w:after="80"/>
+        <w:ind w:firstLine="420"/>
       </w:pPr>
       <w:r>
         <w:rPr>
@@ -20668,6 +22018,15 @@
         <w:tblStyle w:val="Table"/>
         <w:tblW w:type="auto" w:w="0"/>
         <w:tblLook w:firstRow="1" w:lastRow="0" w:firstColumn="0" w:lastColumn="0" w:noHBand="0" w:noVBand="0" w:val="0020"/>
+        <w:jc w:val="center"/>
+        <w:tblBorders>
+          <w:top w:val="single" w:sz="12" w:space="0" w:color="333333"/>
+          <w:bottom w:val="single" w:sz="12" w:space="0" w:color="333333"/>
+          <w:left w:val="none"/>
+          <w:right w:val="none"/>
+          <w:insideH w:val="none"/>
+          <w:insideV w:val="none"/>
+        </w:tblBorders>
       </w:tblPr>
       <w:tblGrid>
         <w:gridCol w:w="1320"/>
@@ -20682,7 +22041,11 @@
           <w:tblHeader w:val="on"/>
         </w:trPr>
         <w:tc>
-          <w:tcPr/>
+          <w:tcPr>
+            <w:tcBorders>
+              <w:bottom w:val="single" w:sz="6" w:space="0" w:color="333333"/>
+            </w:tcBorders>
+          </w:tcPr>
           <w:p>
             <w:pPr>
               <w:pStyle w:val="Compact"/>
@@ -20705,7 +22068,11 @@
           </w:p>
         </w:tc>
         <w:tc>
-          <w:tcPr/>
+          <w:tcPr>
+            <w:tcBorders>
+              <w:bottom w:val="single" w:sz="6" w:space="0" w:color="333333"/>
+            </w:tcBorders>
+          </w:tcPr>
           <w:p>
             <w:pPr>
               <w:pStyle w:val="Compact"/>
@@ -20721,7 +22088,11 @@
           </w:p>
         </w:tc>
         <w:tc>
-          <w:tcPr/>
+          <w:tcPr>
+            <w:tcBorders>
+              <w:bottom w:val="single" w:sz="6" w:space="0" w:color="333333"/>
+            </w:tcBorders>
+          </w:tcPr>
           <w:p>
             <w:pPr>
               <w:pStyle w:val="Compact"/>
@@ -20737,7 +22108,11 @@
           </w:p>
         </w:tc>
         <w:tc>
-          <w:tcPr/>
+          <w:tcPr>
+            <w:tcBorders>
+              <w:bottom w:val="single" w:sz="6" w:space="0" w:color="333333"/>
+            </w:tcBorders>
+          </w:tcPr>
           <w:p>
             <w:pPr>
               <w:pStyle w:val="Compact"/>
@@ -20753,7 +22128,11 @@
           </w:p>
         </w:tc>
         <w:tc>
-          <w:tcPr/>
+          <w:tcPr>
+            <w:tcBorders>
+              <w:bottom w:val="single" w:sz="6" w:space="0" w:color="333333"/>
+            </w:tcBorders>
+          </w:tcPr>
           <w:p>
             <w:pPr>
               <w:pStyle w:val="Compact"/>
@@ -20769,7 +22148,11 @@
           </w:p>
         </w:tc>
         <w:tc>
-          <w:tcPr/>
+          <w:tcPr>
+            <w:tcBorders>
+              <w:bottom w:val="single" w:sz="6" w:space="0" w:color="333333"/>
+            </w:tcBorders>
+          </w:tcPr>
           <w:p>
             <w:pPr>
               <w:pStyle w:val="Compact"/>
@@ -21264,6 +22647,7 @@
       <w:pPr>
         <w:pStyle w:val="BodyText"/>
         <w:spacing w:before="120"/>
+        <w:ind w:firstLine="420"/>
       </w:pPr>
       <w:r>
         <w:rPr>
@@ -21281,6 +22665,7 @@
     <w:p>
       <w:pPr>
         <w:pStyle w:val="BodyText"/>
+        <w:ind w:firstLine="420"/>
       </w:pPr>
       <w:r>
         <w:rPr>
@@ -21435,8 +22820,8 @@
         <w:t xml:space="preserve"> 13.9%。</w:t>
       </w:r>
     </w:p>
-    <w:bookmarkEnd w:id="23"/>
-    <w:bookmarkStart w:id="24" w:name="例2-烯烃亲电加成的立体化学进阶"/>
+    <w:bookmarkEnd w:id="38"/>
+    <w:bookmarkStart w:id="39" w:name="例2-烯烃亲电加成的立体化学进阶"/>
     <w:p>
       <w:pPr>
         <w:pStyle w:val="Heading3"/>
@@ -21488,6 +22873,7 @@
     <w:p>
       <w:pPr>
         <w:pStyle w:val="FirstParagraph"/>
+        <w:ind w:firstLine="420"/>
       </w:pPr>
       <w:r>
         <w:rPr>
@@ -21593,6 +22979,7 @@
     <w:p>
       <w:pPr>
         <w:pStyle w:val="BodyText"/>
+        <w:ind w:firstLine="420"/>
       </w:pPr>
       <w:r>
         <w:rPr>
@@ -21637,6 +23024,7 @@
     <w:p>
       <w:pPr>
         <w:pStyle w:val="BodyText"/>
+        <w:ind w:firstLine="420"/>
       </w:pPr>
       <w:r>
         <w:rPr>
@@ -21791,6 +23179,7 @@
     <w:p>
       <w:pPr>
         <w:pStyle w:val="BodyText"/>
+        <w:ind w:firstLine="420"/>
       </w:pPr>
       <w:r>
         <w:rPr>
@@ -21889,6 +23278,7 @@
     <w:p>
       <w:pPr>
         <w:pStyle w:val="BodyText"/>
+        <w:ind w:firstLine="420"/>
       </w:pPr>
       <w:r>
         <w:rPr>
@@ -22045,8 +23435,8 @@
         <w:t>）。</w:t>
       </w:r>
     </w:p>
-    <w:bookmarkEnd w:id="24"/>
-    <w:bookmarkStart w:id="25" w:name="例3-炔烃还原与构型进阶"/>
+    <w:bookmarkEnd w:id="39"/>
+    <w:bookmarkStart w:id="40" w:name="例3-炔烃还原与构型进阶"/>
     <w:p>
       <w:pPr>
         <w:pStyle w:val="Heading3"/>
@@ -22098,6 +23488,7 @@
     <w:p>
       <w:pPr>
         <w:pStyle w:val="FirstParagraph"/>
+        <w:ind w:firstLine="420"/>
       </w:pPr>
       <w:r>
         <w:rPr>
@@ -22207,6 +23598,7 @@
     <w:p>
       <w:pPr>
         <w:pStyle w:val="BodyText"/>
+        <w:ind w:firstLine="420"/>
       </w:pPr>
       <w:r>
         <w:rPr>
@@ -22368,6 +23760,7 @@
     <w:p>
       <w:pPr>
         <w:pStyle w:val="BodyText"/>
+        <w:ind w:firstLine="420"/>
       </w:pPr>
       <w:r>
         <w:rPr>
@@ -22586,6 +23979,7 @@
     <w:p>
       <w:pPr>
         <w:pStyle w:val="BodyText"/>
+        <w:ind w:firstLine="420"/>
       </w:pPr>
       <w:r>
         <w:rPr>
@@ -22790,8 +24184,8 @@
         <w:t>）</w:t>
       </w:r>
     </w:p>
-    <w:bookmarkEnd w:id="25"/>
-    <w:bookmarkStart w:id="26" w:name="例4-共轭二烯的加成控制进阶"/>
+    <w:bookmarkEnd w:id="40"/>
+    <w:bookmarkStart w:id="41" w:name="例4-共轭二烯的加成控制进阶"/>
     <w:p>
       <w:pPr>
         <w:pStyle w:val="Heading3"/>
@@ -22843,6 +24237,7 @@
     <w:p>
       <w:pPr>
         <w:pStyle w:val="FirstParagraph"/>
+        <w:ind w:firstLine="420"/>
       </w:pPr>
       <w:r>
         <w:rPr>
@@ -22922,6 +24317,7 @@
     <w:p>
       <w:pPr>
         <w:pStyle w:val="BodyText"/>
+        <w:ind w:firstLine="420"/>
       </w:pPr>
       <w:r>
         <w:rPr>
@@ -22989,6 +24385,7 @@
     <w:p>
       <w:pPr>
         <w:pStyle w:val="BodyText"/>
+        <w:ind w:firstLine="420"/>
       </w:pPr>
       <w:r>
         <w:rPr>
@@ -23183,6 +24580,7 @@
     <w:p>
       <w:pPr>
         <w:pStyle w:val="BodyText"/>
+        <w:ind w:firstLine="420"/>
       </w:pPr>
       <w:r>
         <w:rPr>
@@ -23271,8 +24669,8 @@
         <w:t>。</w:t>
       </w:r>
     </w:p>
-    <w:bookmarkEnd w:id="26"/>
-    <w:bookmarkStart w:id="27" w:name="例5-diels-alder-反应的区域选择性挑战"/>
+    <w:bookmarkEnd w:id="41"/>
+    <w:bookmarkStart w:id="42" w:name="例5-diels-alder-反应的区域选择性挑战"/>
     <w:p>
       <w:pPr>
         <w:pStyle w:val="Heading3"/>
@@ -23324,6 +24722,7 @@
     <w:p>
       <w:pPr>
         <w:pStyle w:val="FirstParagraph"/>
+        <w:ind w:firstLine="420"/>
       </w:pPr>
       <w:r>
         <w:rPr>
@@ -23391,6 +24790,7 @@
     <w:p>
       <w:pPr>
         <w:pStyle w:val="BodyText"/>
+        <w:ind w:firstLine="420"/>
       </w:pPr>
       <w:r>
         <w:rPr>
@@ -23522,6 +24922,7 @@
     <w:p>
       <w:pPr>
         <w:pStyle w:val="BodyText"/>
+        <w:ind w:firstLine="420"/>
       </w:pPr>
       <w:r>
         <w:rPr>
@@ -24055,6 +25456,7 @@
     <w:p>
       <w:pPr>
         <w:pStyle w:val="BodyText"/>
+        <w:ind w:firstLine="420"/>
       </w:pPr>
       <w:r>
         <w:rPr>
@@ -24143,9 +25545,9 @@
         </w:pict>
       </w:r>
     </w:p>
-    <w:bookmarkEnd w:id="27"/>
-    <w:bookmarkEnd w:id="28"/>
-    <w:bookmarkStart w:id="31" w:name="四拓展与联系"/>
+    <w:bookmarkEnd w:id="42"/>
+    <w:bookmarkEnd w:id="43"/>
+    <w:bookmarkStart w:id="46" w:name="四拓展与联系"/>
     <w:p>
       <w:pPr>
         <w:pStyle w:val="Heading2"/>
@@ -24170,7 +25572,7 @@
         <w:t>拓展与联系</w:t>
       </w:r>
     </w:p>
-    <w:bookmarkStart w:id="29" w:name="与竞赛考点的对接"/>
+    <w:bookmarkStart w:id="44" w:name="与竞赛考点的对接"/>
     <w:p>
       <w:pPr>
         <w:pStyle w:val="Heading3"/>
@@ -24194,6 +25596,15 @@
         <w:tblStyle w:val="Table"/>
         <w:tblW w:type="auto" w:w="0"/>
         <w:tblLook w:firstRow="1" w:lastRow="0" w:firstColumn="0" w:lastColumn="0" w:noHBand="0" w:noVBand="0" w:val="0020"/>
+        <w:jc w:val="center"/>
+        <w:tblBorders>
+          <w:top w:val="single" w:sz="12" w:space="0" w:color="333333"/>
+          <w:bottom w:val="single" w:sz="12" w:space="0" w:color="333333"/>
+          <w:left w:val="none"/>
+          <w:right w:val="none"/>
+          <w:insideH w:val="none"/>
+          <w:insideV w:val="none"/>
+        </w:tblBorders>
       </w:tblPr>
       <w:tblGrid>
         <w:gridCol w:w="2640"/>
@@ -24205,7 +25616,11 @@
           <w:tblHeader w:val="on"/>
         </w:trPr>
         <w:tc>
-          <w:tcPr/>
+          <w:tcPr>
+            <w:tcBorders>
+              <w:bottom w:val="single" w:sz="6" w:space="0" w:color="333333"/>
+            </w:tcBorders>
+          </w:tcPr>
           <w:p>
             <w:pPr>
               <w:pStyle w:val="Compact"/>
@@ -24221,7 +25636,11 @@
           </w:p>
         </w:tc>
         <w:tc>
-          <w:tcPr/>
+          <w:tcPr>
+            <w:tcBorders>
+              <w:bottom w:val="single" w:sz="6" w:space="0" w:color="333333"/>
+            </w:tcBorders>
+          </w:tcPr>
           <w:p>
             <w:pPr>
               <w:pStyle w:val="Compact"/>
@@ -24237,7 +25656,11 @@
           </w:p>
         </w:tc>
         <w:tc>
-          <w:tcPr/>
+          <w:tcPr>
+            <w:tcBorders>
+              <w:bottom w:val="single" w:sz="6" w:space="0" w:color="333333"/>
+            </w:tcBorders>
+          </w:tcPr>
           <w:p>
             <w:pPr>
               <w:pStyle w:val="Compact"/>
@@ -24698,8 +26121,8 @@
         </w:tc>
       </w:tr>
     </w:tbl>
-    <w:bookmarkEnd w:id="29"/>
-    <w:bookmarkStart w:id="30" w:name="跨专题连接"/>
+    <w:bookmarkEnd w:id="44"/>
+    <w:bookmarkStart w:id="45" w:name="跨专题连接"/>
     <w:p>
       <w:pPr>
         <w:pStyle w:val="Heading3"/>
@@ -24725,6 +26148,7 @@
           <w:ilvl w:val="0"/>
           <w:numId w:val="1006"/>
         </w:numPr>
+        <w:ind w:firstLine="420"/>
       </w:pPr>
       <w:r>
         <w:rPr>
@@ -24806,6 +26230,7 @@
           <w:ilvl w:val="0"/>
           <w:numId w:val="1006"/>
         </w:numPr>
+        <w:ind w:firstLine="420"/>
       </w:pPr>
       <w:r>
         <w:rPr>
@@ -24875,6 +26300,7 @@
           <w:ilvl w:val="0"/>
           <w:numId w:val="1006"/>
         </w:numPr>
+        <w:ind w:firstLine="420"/>
       </w:pPr>
       <w:r>
         <w:rPr>
@@ -24917,9 +26343,9 @@
         </w:pict>
       </w:r>
     </w:p>
-    <w:bookmarkEnd w:id="30"/>
-    <w:bookmarkEnd w:id="31"/>
-    <w:bookmarkStart w:id="32" w:name="五本节总结速查"/>
+    <w:bookmarkEnd w:id="45"/>
+    <w:bookmarkEnd w:id="46"/>
+    <w:bookmarkStart w:id="47" w:name="五本节总结速查"/>
     <w:p>
       <w:pPr>
         <w:pStyle w:val="Heading2"/>
@@ -24961,6 +26387,15 @@
         <w:tblStyle w:val="Table"/>
         <w:tblW w:type="auto" w:w="0"/>
         <w:tblLook w:firstRow="1" w:lastRow="0" w:firstColumn="0" w:lastColumn="0" w:noHBand="0" w:noVBand="0" w:val="0020"/>
+        <w:jc w:val="center"/>
+        <w:tblBorders>
+          <w:top w:val="single" w:sz="12" w:space="0" w:color="333333"/>
+          <w:bottom w:val="single" w:sz="12" w:space="0" w:color="333333"/>
+          <w:left w:val="none"/>
+          <w:right w:val="none"/>
+          <w:insideH w:val="none"/>
+          <w:insideV w:val="none"/>
+        </w:tblBorders>
       </w:tblPr>
       <w:tblGrid>
         <w:gridCol w:w="1584"/>
@@ -24974,7 +26409,11 @@
           <w:tblHeader w:val="on"/>
         </w:trPr>
         <w:tc>
-          <w:tcPr/>
+          <w:tcPr>
+            <w:tcBorders>
+              <w:bottom w:val="single" w:sz="6" w:space="0" w:color="333333"/>
+            </w:tcBorders>
+          </w:tcPr>
           <w:p>
             <w:pPr>
               <w:pStyle w:val="Compact"/>
@@ -24990,7 +26429,11 @@
           </w:p>
         </w:tc>
         <w:tc>
-          <w:tcPr/>
+          <w:tcPr>
+            <w:tcBorders>
+              <w:bottom w:val="single" w:sz="6" w:space="0" w:color="333333"/>
+            </w:tcBorders>
+          </w:tcPr>
           <w:p>
             <w:pPr>
               <w:pStyle w:val="Compact"/>
@@ -25006,7 +26449,11 @@
           </w:p>
         </w:tc>
         <w:tc>
-          <w:tcPr/>
+          <w:tcPr>
+            <w:tcBorders>
+              <w:bottom w:val="single" w:sz="6" w:space="0" w:color="333333"/>
+            </w:tcBorders>
+          </w:tcPr>
           <w:p>
             <w:pPr>
               <w:pStyle w:val="Compact"/>
@@ -25022,7 +26469,11 @@
           </w:p>
         </w:tc>
         <w:tc>
-          <w:tcPr/>
+          <w:tcPr>
+            <w:tcBorders>
+              <w:bottom w:val="single" w:sz="6" w:space="0" w:color="333333"/>
+            </w:tcBorders>
+          </w:tcPr>
           <w:p>
             <w:pPr>
               <w:pStyle w:val="Compact"/>
@@ -25038,7 +26489,11 @@
           </w:p>
         </w:tc>
         <w:tc>
-          <w:tcPr/>
+          <w:tcPr>
+            <w:tcBorders>
+              <w:bottom w:val="single" w:sz="6" w:space="0" w:color="333333"/>
+            </w:tcBorders>
+          </w:tcPr>
           <w:p>
             <w:pPr>
               <w:pStyle w:val="Compact"/>
@@ -26388,8 +27843,8 @@
         </w:pict>
       </w:r>
     </w:p>
-    <w:bookmarkEnd w:id="32"/>
-    <w:bookmarkStart w:id="36" w:name="六练习题"/>
+    <w:bookmarkEnd w:id="47"/>
+    <w:bookmarkStart w:id="51" w:name="六练习题"/>
     <w:p>
       <w:pPr>
         <w:pStyle w:val="Heading2"/>
@@ -26414,7 +27869,7 @@
         <w:t>练习题</w:t>
       </w:r>
     </w:p>
-    <w:bookmarkStart w:id="33" w:name="基础巩固4-题"/>
+    <w:bookmarkStart w:id="48" w:name="基础巩固4-题"/>
     <w:p>
       <w:pPr>
         <w:pStyle w:val="Heading3"/>
@@ -26460,6 +27915,7 @@
     <w:p>
       <w:pPr>
         <w:pStyle w:val="FirstParagraph"/>
+        <w:ind w:firstLine="420"/>
       </w:pPr>
       <w:r>
         <w:rPr>
@@ -26786,8 +28242,8 @@
         <w:t>？）</w:t>
       </w:r>
     </w:p>
-    <w:bookmarkEnd w:id="33"/>
-    <w:bookmarkStart w:id="34" w:name="提高训练4-题"/>
+    <w:bookmarkEnd w:id="48"/>
+    <w:bookmarkStart w:id="49" w:name="提高训练4-题"/>
     <w:p>
       <w:pPr>
         <w:pStyle w:val="Heading3"/>
@@ -26833,6 +28289,7 @@
     <w:p>
       <w:pPr>
         <w:pStyle w:val="FirstParagraph"/>
+        <w:ind w:firstLine="420"/>
       </w:pPr>
       <w:r>
         <w:rPr>
@@ -27493,8 +28950,8 @@
         <w:t>？</w:t>
       </w:r>
     </w:p>
-    <w:bookmarkEnd w:id="34"/>
-    <w:bookmarkStart w:id="35" w:name="挑战2-题"/>
+    <w:bookmarkEnd w:id="49"/>
+    <w:bookmarkStart w:id="50" w:name="挑战2-题"/>
     <w:p>
       <w:pPr>
         <w:pStyle w:val="Heading3"/>
@@ -27540,6 +28997,7 @@
     <w:p>
       <w:pPr>
         <w:pStyle w:val="FirstParagraph"/>
+        <w:ind w:firstLine="420"/>
       </w:pPr>
       <w:r>
         <w:rPr>
@@ -27875,9 +29333,9 @@
         </w:pict>
       </w:r>
     </w:p>
-    <w:bookmarkEnd w:id="35"/>
-    <w:bookmarkEnd w:id="36"/>
-    <w:bookmarkStart w:id="37" w:name="练习题参考答案"/>
+    <w:bookmarkEnd w:id="50"/>
+    <w:bookmarkEnd w:id="51"/>
+    <w:bookmarkStart w:id="52" w:name="练习题参考答案"/>
     <w:p>
       <w:pPr>
         <w:pStyle w:val="Heading2"/>
@@ -27894,6 +29352,7 @@
       <w:pPr>
         <w:pStyle w:val="FirstParagraph"/>
         <w:spacing w:after="80"/>
+        <w:ind w:firstLine="420"/>
       </w:pPr>
       <w:r>
         <w:rPr>
@@ -28093,6 +29552,15 @@
         <w:tblStyle w:val="Table"/>
         <w:tblW w:type="auto" w:w="0"/>
         <w:tblLook w:firstRow="1" w:lastRow="0" w:firstColumn="0" w:lastColumn="0" w:noHBand="0" w:noVBand="0" w:val="0020"/>
+        <w:jc w:val="center"/>
+        <w:tblBorders>
+          <w:top w:val="single" w:sz="12" w:space="0" w:color="333333"/>
+          <w:bottom w:val="single" w:sz="12" w:space="0" w:color="333333"/>
+          <w:left w:val="none"/>
+          <w:right w:val="none"/>
+          <w:insideH w:val="none"/>
+          <w:insideV w:val="none"/>
+        </w:tblBorders>
       </w:tblPr>
       <w:tblGrid>
         <w:gridCol w:w="1320"/>
@@ -28107,7 +29575,11 @@
           <w:tblHeader w:val="on"/>
         </w:trPr>
         <w:tc>
-          <w:tcPr/>
+          <w:tcPr>
+            <w:tcBorders>
+              <w:bottom w:val="single" w:sz="6" w:space="0" w:color="333333"/>
+            </w:tcBorders>
+          </w:tcPr>
           <w:p>
             <w:pPr>
               <w:pStyle w:val="Compact"/>
@@ -28123,7 +29595,11 @@
           </w:p>
         </w:tc>
         <w:tc>
-          <w:tcPr/>
+          <w:tcPr>
+            <w:tcBorders>
+              <w:bottom w:val="single" w:sz="6" w:space="0" w:color="333333"/>
+            </w:tcBorders>
+          </w:tcPr>
           <w:p>
             <w:pPr>
               <w:pStyle w:val="Compact"/>
@@ -28139,7 +29615,11 @@
           </w:p>
         </w:tc>
         <w:tc>
-          <w:tcPr/>
+          <w:tcPr>
+            <w:tcBorders>
+              <w:bottom w:val="single" w:sz="6" w:space="0" w:color="333333"/>
+            </w:tcBorders>
+          </w:tcPr>
           <w:p>
             <w:pPr>
               <w:pStyle w:val="Compact"/>
@@ -28155,7 +29635,11 @@
           </w:p>
         </w:tc>
         <w:tc>
-          <w:tcPr/>
+          <w:tcPr>
+            <w:tcBorders>
+              <w:bottom w:val="single" w:sz="6" w:space="0" w:color="333333"/>
+            </w:tcBorders>
+          </w:tcPr>
           <w:p>
             <w:pPr>
               <w:pStyle w:val="Compact"/>
@@ -28171,7 +29655,11 @@
           </w:p>
         </w:tc>
         <w:tc>
-          <w:tcPr/>
+          <w:tcPr>
+            <w:tcBorders>
+              <w:bottom w:val="single" w:sz="6" w:space="0" w:color="333333"/>
+            </w:tcBorders>
+          </w:tcPr>
           <w:p>
             <w:pPr>
               <w:pStyle w:val="Compact"/>
@@ -28187,7 +29675,11 @@
           </w:p>
         </w:tc>
         <w:tc>
-          <w:tcPr/>
+          <w:tcPr>
+            <w:tcBorders>
+              <w:bottom w:val="single" w:sz="6" w:space="0" w:color="333333"/>
+            </w:tcBorders>
+          </w:tcPr>
           <w:p>
             <w:pPr>
               <w:pStyle w:val="Compact"/>
@@ -28717,6 +30209,7 @@
       <w:pPr>
         <w:pStyle w:val="BodyText"/>
         <w:spacing w:before="120"/>
+        <w:ind w:firstLine="420"/>
       </w:pPr>
       <w:r>
         <w:rPr>
@@ -28920,6 +30413,7 @@
     <w:p>
       <w:pPr>
         <w:pStyle w:val="BodyText"/>
+        <w:ind w:firstLine="420"/>
       </w:pPr>
       <w:r>
         <w:rPr>
@@ -29174,6 +30668,7 @@
     <w:p>
       <w:pPr>
         <w:pStyle w:val="BodyText"/>
+        <w:ind w:firstLine="420"/>
       </w:pPr>
       <w:r>
         <w:rPr>
@@ -29526,6 +31021,7 @@
     <w:p>
       <w:pPr>
         <w:pStyle w:val="BodyText"/>
+        <w:ind w:firstLine="420"/>
       </w:pPr>
       <w:r>
         <w:rPr>
@@ -29887,6 +31383,7 @@
     <w:p>
       <w:pPr>
         <w:pStyle w:val="BodyText"/>
+        <w:ind w:firstLine="420"/>
       </w:pPr>
       <w:r>
         <w:rPr>
@@ -30612,6 +32109,7 @@
     <w:p>
       <w:pPr>
         <w:pStyle w:val="BodyText"/>
+        <w:ind w:firstLine="420"/>
       </w:pPr>
       <w:r>
         <w:rPr>
@@ -30779,6 +32277,7 @@
     <w:p>
       <w:pPr>
         <w:pStyle w:val="BodyText"/>
+        <w:ind w:firstLine="420"/>
       </w:pPr>
       <w:r>
         <w:rPr>
@@ -30884,6 +32383,7 @@
     <w:p>
       <w:pPr>
         <w:pStyle w:val="BodyText"/>
+        <w:ind w:firstLine="420"/>
       </w:pPr>
       <w:r>
         <w:rPr>
@@ -30937,6 +32437,7 @@
     <w:p>
       <w:pPr>
         <w:pStyle w:val="BodyText"/>
+        <w:ind w:firstLine="420"/>
       </w:pPr>
       <w:r>
         <w:rPr>
@@ -31782,6 +33283,7 @@
     <w:p>
       <w:pPr>
         <w:pStyle w:val="BodyText"/>
+        <w:ind w:firstLine="420"/>
       </w:pPr>
       <w:r>
         <w:rPr>
@@ -32125,6 +33627,7 @@
     <w:p>
       <w:pPr>
         <w:pStyle w:val="BodyText"/>
+        <w:ind w:firstLine="420"/>
       </w:pPr>
       <w:r>
         <w:rPr>
@@ -32746,6 +34249,7 @@
     <w:p>
       <w:pPr>
         <w:pStyle w:val="BodyText"/>
+        <w:ind w:firstLine="420"/>
       </w:pPr>
       <w:r>
         <w:rPr>
@@ -33266,10 +34770,10 @@
         <w:t>）。</w:t>
       </w:r>
     </w:p>
-    <w:bookmarkEnd w:id="37"/>
-    <w:bookmarkEnd w:id="38"/>
+    <w:bookmarkEnd w:id="52"/>
+    <w:bookmarkEnd w:id="53"/>
     <w:sectPr>
-      <w:footerReference w:type="default" r:id="rId9"/>
+      <w:footerReference w:type="default" r:id="rId10"/>
       <w:footnotePr>
         <w:numRestart w:val="eachSect"/>
       </w:footnotePr>
